--- a/programming/lab2/docs/report.docx
+++ b/programming/lab2/docs/report.docx
@@ -7,11 +7,13 @@
         <w:jc w:val="center"/>
         <w:rPr>
           <w:rFonts w:ascii="Times New Roman" w:hAnsi="Times New Roman" w:cs="Times New Roman"/>
-        </w:rPr>
-      </w:pPr>
-      <w:r>
-        <w:rPr>
-          <w:rFonts w:ascii="Times New Roman" w:hAnsi="Times New Roman" w:cs="Times New Roman"/>
+          <w:color w:val="0E2841" w:themeColor="text2"/>
+        </w:rPr>
+      </w:pPr>
+      <w:r>
+        <w:rPr>
+          <w:rFonts w:ascii="Times New Roman" w:hAnsi="Times New Roman" w:cs="Times New Roman"/>
+          <w:color w:val="0E2841" w:themeColor="text2"/>
         </w:rPr>
         <w:t>Университет ИТМО</w:t>
       </w:r>
@@ -21,6 +23,7 @@
         <w:jc w:val="center"/>
         <w:rPr>
           <w:rFonts w:ascii="Times New Roman" w:hAnsi="Times New Roman" w:cs="Times New Roman"/>
+          <w:color w:val="0E2841" w:themeColor="text2"/>
         </w:rPr>
       </w:pPr>
     </w:p>
@@ -29,11 +32,13 @@
         <w:jc w:val="center"/>
         <w:rPr>
           <w:rFonts w:ascii="Times New Roman" w:hAnsi="Times New Roman" w:cs="Times New Roman"/>
-        </w:rPr>
-      </w:pPr>
-      <w:r>
-        <w:rPr>
-          <w:rFonts w:ascii="Times New Roman" w:hAnsi="Times New Roman" w:cs="Times New Roman"/>
+          <w:color w:val="0E2841" w:themeColor="text2"/>
+        </w:rPr>
+      </w:pPr>
+      <w:r>
+        <w:rPr>
+          <w:rFonts w:ascii="Times New Roman" w:hAnsi="Times New Roman" w:cs="Times New Roman"/>
+          <w:color w:val="0E2841" w:themeColor="text2"/>
         </w:rPr>
         <w:t>Факультет Программной Инженерии и Компьютерной техники</w:t>
       </w:r>
@@ -43,6 +48,7 @@
         <w:jc w:val="center"/>
         <w:rPr>
           <w:rFonts w:ascii="Times New Roman" w:hAnsi="Times New Roman" w:cs="Times New Roman"/>
+          <w:color w:val="0E2841" w:themeColor="text2"/>
         </w:rPr>
       </w:pPr>
     </w:p>
@@ -51,6 +57,7 @@
         <w:jc w:val="center"/>
         <w:rPr>
           <w:rFonts w:ascii="Times New Roman" w:hAnsi="Times New Roman" w:cs="Times New Roman"/>
+          <w:color w:val="0E2841" w:themeColor="text2"/>
         </w:rPr>
       </w:pPr>
     </w:p>
@@ -59,6 +66,7 @@
         <w:jc w:val="center"/>
         <w:rPr>
           <w:rFonts w:ascii="Times New Roman" w:hAnsi="Times New Roman" w:cs="Times New Roman"/>
+          <w:color w:val="0E2841" w:themeColor="text2"/>
         </w:rPr>
       </w:pPr>
     </w:p>
@@ -67,11 +75,13 @@
         <w:jc w:val="center"/>
         <w:rPr>
           <w:rFonts w:ascii="Times New Roman" w:hAnsi="Times New Roman" w:cs="Times New Roman"/>
-        </w:rPr>
-      </w:pPr>
-      <w:r>
-        <w:rPr>
-          <w:rFonts w:ascii="Times New Roman" w:hAnsi="Times New Roman" w:cs="Times New Roman"/>
+          <w:color w:val="0E2841" w:themeColor="text2"/>
+        </w:rPr>
+      </w:pPr>
+      <w:r>
+        <w:rPr>
+          <w:rFonts w:ascii="Times New Roman" w:hAnsi="Times New Roman" w:cs="Times New Roman"/>
+          <w:color w:val="0E2841" w:themeColor="text2"/>
         </w:rPr>
         <w:t>Программирование</w:t>
       </w:r>
@@ -81,19 +91,20 @@
         <w:jc w:val="center"/>
         <w:rPr>
           <w:rFonts w:ascii="Times New Roman" w:hAnsi="Times New Roman" w:cs="Times New Roman"/>
-          <w:lang w:val="en-US"/>
-        </w:rPr>
-      </w:pPr>
-      <w:r>
-        <w:rPr>
-          <w:rFonts w:ascii="Times New Roman" w:hAnsi="Times New Roman" w:cs="Times New Roman"/>
+          <w:color w:val="0E2841" w:themeColor="text2"/>
+        </w:rPr>
+      </w:pPr>
+      <w:r>
+        <w:rPr>
+          <w:rFonts w:ascii="Times New Roman" w:hAnsi="Times New Roman" w:cs="Times New Roman"/>
+          <w:color w:val="0E2841" w:themeColor="text2"/>
         </w:rPr>
         <w:t>Лабораторная работа №</w:t>
       </w:r>
       <w:r>
         <w:rPr>
           <w:rFonts w:ascii="Times New Roman" w:hAnsi="Times New Roman" w:cs="Times New Roman"/>
-          <w:lang w:val="en-US"/>
+          <w:color w:val="0E2841" w:themeColor="text2"/>
         </w:rPr>
         <w:t>2</w:t>
       </w:r>
@@ -103,21 +114,30 @@
         <w:jc w:val="center"/>
         <w:rPr>
           <w:rFonts w:ascii="Times New Roman" w:hAnsi="Times New Roman" w:cs="Times New Roman"/>
-          <w:lang w:val="en-US"/>
-        </w:rPr>
-      </w:pPr>
-      <w:r>
-        <w:rPr>
-          <w:rFonts w:ascii="Times New Roman" w:hAnsi="Times New Roman" w:cs="Times New Roman"/>
+          <w:color w:val="0E2841" w:themeColor="text2"/>
+        </w:rPr>
+      </w:pPr>
+      <w:r>
+        <w:rPr>
+          <w:rFonts w:ascii="Times New Roman" w:hAnsi="Times New Roman" w:cs="Times New Roman"/>
+          <w:color w:val="0E2841" w:themeColor="text2"/>
         </w:rPr>
         <w:t xml:space="preserve">Вариант № </w:t>
       </w:r>
+      <w:r>
+        <w:rPr>
+          <w:rFonts w:ascii="Times New Roman" w:hAnsi="Times New Roman" w:cs="Times New Roman"/>
+          <w:color w:val="0E2841" w:themeColor="text2"/>
+        </w:rPr>
+        <w:t>1449</w:t>
+      </w:r>
     </w:p>
     <w:p>
       <w:pPr>
         <w:jc w:val="right"/>
         <w:rPr>
           <w:rFonts w:ascii="Times New Roman" w:hAnsi="Times New Roman" w:cs="Times New Roman"/>
+          <w:color w:val="0E2841" w:themeColor="text2"/>
         </w:rPr>
       </w:pPr>
     </w:p>
@@ -126,6 +146,7 @@
         <w:jc w:val="right"/>
         <w:rPr>
           <w:rFonts w:ascii="Times New Roman" w:hAnsi="Times New Roman" w:cs="Times New Roman"/>
+          <w:color w:val="0E2841" w:themeColor="text2"/>
         </w:rPr>
       </w:pPr>
     </w:p>
@@ -134,11 +155,13 @@
         <w:jc w:val="right"/>
         <w:rPr>
           <w:rFonts w:ascii="Times New Roman" w:hAnsi="Times New Roman" w:cs="Times New Roman"/>
-        </w:rPr>
-      </w:pPr>
-      <w:r>
-        <w:rPr>
-          <w:rFonts w:ascii="Times New Roman" w:hAnsi="Times New Roman" w:cs="Times New Roman"/>
+          <w:color w:val="0E2841" w:themeColor="text2"/>
+        </w:rPr>
+      </w:pPr>
+      <w:r>
+        <w:rPr>
+          <w:rFonts w:ascii="Times New Roman" w:hAnsi="Times New Roman" w:cs="Times New Roman"/>
+          <w:color w:val="0E2841" w:themeColor="text2"/>
         </w:rPr>
         <w:t>Выполнил:</w:t>
       </w:r>
@@ -148,11 +171,13 @@
         <w:jc w:val="right"/>
         <w:rPr>
           <w:rFonts w:ascii="Times New Roman" w:hAnsi="Times New Roman" w:cs="Times New Roman"/>
-        </w:rPr>
-      </w:pPr>
-      <w:r>
-        <w:rPr>
-          <w:rFonts w:ascii="Times New Roman" w:hAnsi="Times New Roman" w:cs="Times New Roman"/>
+          <w:color w:val="0E2841" w:themeColor="text2"/>
+        </w:rPr>
+      </w:pPr>
+      <w:r>
+        <w:rPr>
+          <w:rFonts w:ascii="Times New Roman" w:hAnsi="Times New Roman" w:cs="Times New Roman"/>
+          <w:color w:val="0E2841" w:themeColor="text2"/>
         </w:rPr>
         <w:t>Крахмальников Илья Артемович</w:t>
       </w:r>
@@ -162,11 +187,13 @@
         <w:jc w:val="right"/>
         <w:rPr>
           <w:rFonts w:ascii="Times New Roman" w:hAnsi="Times New Roman" w:cs="Times New Roman"/>
-        </w:rPr>
-      </w:pPr>
-      <w:r>
-        <w:rPr>
-          <w:rFonts w:ascii="Times New Roman" w:hAnsi="Times New Roman" w:cs="Times New Roman"/>
+          <w:color w:val="0E2841" w:themeColor="text2"/>
+        </w:rPr>
+      </w:pPr>
+      <w:r>
+        <w:rPr>
+          <w:rFonts w:ascii="Times New Roman" w:hAnsi="Times New Roman" w:cs="Times New Roman"/>
+          <w:color w:val="0E2841" w:themeColor="text2"/>
         </w:rPr>
         <w:t>Группа Р3119</w:t>
       </w:r>
@@ -176,6 +203,7 @@
         <w:jc w:val="right"/>
         <w:rPr>
           <w:rFonts w:ascii="Times New Roman" w:hAnsi="Times New Roman" w:cs="Times New Roman"/>
+          <w:color w:val="0E2841" w:themeColor="text2"/>
         </w:rPr>
       </w:pPr>
     </w:p>
@@ -184,11 +212,13 @@
         <w:jc w:val="right"/>
         <w:rPr>
           <w:rFonts w:ascii="Times New Roman" w:hAnsi="Times New Roman" w:cs="Times New Roman"/>
-        </w:rPr>
-      </w:pPr>
-      <w:r>
-        <w:rPr>
-          <w:rFonts w:ascii="Times New Roman" w:hAnsi="Times New Roman" w:cs="Times New Roman"/>
+          <w:color w:val="0E2841" w:themeColor="text2"/>
+        </w:rPr>
+      </w:pPr>
+      <w:r>
+        <w:rPr>
+          <w:rFonts w:ascii="Times New Roman" w:hAnsi="Times New Roman" w:cs="Times New Roman"/>
+          <w:color w:val="0E2841" w:themeColor="text2"/>
         </w:rPr>
         <w:t>Преподаватели:</w:t>
       </w:r>
@@ -198,11 +228,13 @@
         <w:jc w:val="right"/>
         <w:rPr>
           <w:rFonts w:ascii="Times New Roman" w:hAnsi="Times New Roman" w:cs="Times New Roman"/>
-        </w:rPr>
-      </w:pPr>
-      <w:r>
-        <w:rPr>
-          <w:rFonts w:ascii="Times New Roman" w:hAnsi="Times New Roman" w:cs="Times New Roman"/>
+          <w:color w:val="0E2841" w:themeColor="text2"/>
+        </w:rPr>
+      </w:pPr>
+      <w:r>
+        <w:rPr>
+          <w:rFonts w:ascii="Times New Roman" w:hAnsi="Times New Roman" w:cs="Times New Roman"/>
+          <w:color w:val="0E2841" w:themeColor="text2"/>
         </w:rPr>
         <w:t>Бойко В. А.</w:t>
       </w:r>
@@ -212,11 +244,13 @@
         <w:jc w:val="right"/>
         <w:rPr>
           <w:rFonts w:ascii="Times New Roman" w:hAnsi="Times New Roman" w:cs="Times New Roman"/>
-        </w:rPr>
-      </w:pPr>
-      <w:r>
-        <w:rPr>
-          <w:rFonts w:ascii="Times New Roman" w:hAnsi="Times New Roman" w:cs="Times New Roman"/>
+          <w:color w:val="0E2841" w:themeColor="text2"/>
+        </w:rPr>
+      </w:pPr>
+      <w:r>
+        <w:rPr>
+          <w:rFonts w:ascii="Times New Roman" w:hAnsi="Times New Roman" w:cs="Times New Roman"/>
+          <w:color w:val="0E2841" w:themeColor="text2"/>
         </w:rPr>
         <w:t>Гаврилов А. В.</w:t>
       </w:r>
@@ -226,6 +260,7 @@
         <w:jc w:val="center"/>
         <w:rPr>
           <w:rFonts w:ascii="Times New Roman" w:hAnsi="Times New Roman" w:cs="Times New Roman"/>
+          <w:color w:val="0E2841" w:themeColor="text2"/>
         </w:rPr>
       </w:pPr>
     </w:p>
@@ -234,6 +269,7 @@
         <w:jc w:val="center"/>
         <w:rPr>
           <w:rFonts w:ascii="Times New Roman" w:hAnsi="Times New Roman" w:cs="Times New Roman"/>
+          <w:color w:val="0E2841" w:themeColor="text2"/>
         </w:rPr>
       </w:pPr>
     </w:p>
@@ -242,6 +278,7 @@
         <w:jc w:val="center"/>
         <w:rPr>
           <w:rFonts w:ascii="Times New Roman" w:hAnsi="Times New Roman" w:cs="Times New Roman"/>
+          <w:color w:val="0E2841" w:themeColor="text2"/>
         </w:rPr>
       </w:pPr>
     </w:p>
@@ -250,6 +287,7 @@
         <w:jc w:val="center"/>
         <w:rPr>
           <w:rFonts w:ascii="Times New Roman" w:hAnsi="Times New Roman" w:cs="Times New Roman"/>
+          <w:color w:val="0E2841" w:themeColor="text2"/>
         </w:rPr>
       </w:pPr>
     </w:p>
@@ -258,6 +296,7 @@
         <w:jc w:val="center"/>
         <w:rPr>
           <w:rFonts w:ascii="Times New Roman" w:hAnsi="Times New Roman" w:cs="Times New Roman"/>
+          <w:color w:val="0E2841" w:themeColor="text2"/>
         </w:rPr>
       </w:pPr>
     </w:p>
@@ -266,6 +305,7 @@
         <w:jc w:val="center"/>
         <w:rPr>
           <w:rFonts w:ascii="Times New Roman" w:hAnsi="Times New Roman" w:cs="Times New Roman"/>
+          <w:color w:val="0E2841" w:themeColor="text2"/>
         </w:rPr>
       </w:pPr>
     </w:p>
@@ -274,6 +314,7 @@
         <w:jc w:val="center"/>
         <w:rPr>
           <w:rFonts w:ascii="Times New Roman" w:hAnsi="Times New Roman" w:cs="Times New Roman"/>
+          <w:color w:val="0E2841" w:themeColor="text2"/>
         </w:rPr>
       </w:pPr>
     </w:p>
@@ -282,6 +323,7 @@
         <w:jc w:val="center"/>
         <w:rPr>
           <w:rFonts w:ascii="Times New Roman" w:hAnsi="Times New Roman" w:cs="Times New Roman"/>
+          <w:color w:val="0E2841" w:themeColor="text2"/>
         </w:rPr>
       </w:pPr>
     </w:p>
@@ -290,6 +332,7 @@
         <w:jc w:val="center"/>
         <w:rPr>
           <w:rFonts w:ascii="Times New Roman" w:hAnsi="Times New Roman" w:cs="Times New Roman"/>
+          <w:color w:val="0E2841" w:themeColor="text2"/>
         </w:rPr>
       </w:pPr>
     </w:p>
@@ -298,6 +341,1296 @@
         <w:jc w:val="center"/>
         <w:rPr>
           <w:rFonts w:ascii="Times New Roman" w:hAnsi="Times New Roman" w:cs="Times New Roman"/>
+          <w:color w:val="0E2841" w:themeColor="text2"/>
+        </w:rPr>
+      </w:pPr>
+    </w:p>
+    <w:sdt>
+      <w:sdtPr>
+        <w:rPr>
+          <w:rFonts w:ascii="Times New Roman" w:hAnsi="Times New Roman" w:cs="Times New Roman"/>
+          <w:color w:val="0E2841" w:themeColor="text2"/>
+        </w:rPr>
+        <w:id w:val="2099282062"/>
+        <w:docPartObj>
+          <w:docPartGallery w:val="Table of Contents"/>
+          <w:docPartUnique/>
+        </w:docPartObj>
+      </w:sdtPr>
+      <w:sdtEndPr>
+        <w:rPr>
+          <w:rFonts w:eastAsiaTheme="minorHAnsi"/>
+          <w:b/>
+          <w:bCs/>
+          <w:kern w:val="2"/>
+          <w:sz w:val="24"/>
+          <w:szCs w:val="24"/>
+          <w:lang w:eastAsia="en-US"/>
+          <w14:ligatures w14:val="standardContextual"/>
+        </w:rPr>
+      </w:sdtEndPr>
+      <w:sdtContent>
+        <w:p>
+          <w:pPr>
+            <w:pStyle w:val="af"/>
+            <w:rPr>
+              <w:rFonts w:ascii="Times New Roman" w:hAnsi="Times New Roman" w:cs="Times New Roman"/>
+              <w:color w:val="0E2841" w:themeColor="text2"/>
+            </w:rPr>
+          </w:pPr>
+          <w:r>
+            <w:rPr>
+              <w:rFonts w:ascii="Times New Roman" w:hAnsi="Times New Roman" w:cs="Times New Roman"/>
+              <w:color w:val="0E2841" w:themeColor="text2"/>
+            </w:rPr>
+            <w:t>Содержание</w:t>
+          </w:r>
+        </w:p>
+        <w:p>
+          <w:pPr>
+            <w:pStyle w:val="11"/>
+            <w:tabs>
+              <w:tab w:val="right" w:leader="dot" w:pos="9345"/>
+            </w:tabs>
+            <w:rPr>
+              <w:rFonts w:eastAsiaTheme="minorEastAsia"/>
+              <w:noProof/>
+              <w:lang w:eastAsia="ru-RU"/>
+            </w:rPr>
+          </w:pPr>
+          <w:r>
+            <w:rPr>
+              <w:rFonts w:ascii="Times New Roman" w:hAnsi="Times New Roman" w:cs="Times New Roman"/>
+              <w:color w:val="0E2841" w:themeColor="text2"/>
+            </w:rPr>
+            <w:fldChar w:fldCharType="begin"/>
+          </w:r>
+          <w:r>
+            <w:rPr>
+              <w:rFonts w:ascii="Times New Roman" w:hAnsi="Times New Roman" w:cs="Times New Roman"/>
+              <w:color w:val="0E2841" w:themeColor="text2"/>
+            </w:rPr>
+            <w:instrText xml:space="preserve"> TOC \o "1-3" \h \z \u </w:instrText>
+          </w:r>
+          <w:r>
+            <w:rPr>
+              <w:rFonts w:ascii="Times New Roman" w:hAnsi="Times New Roman" w:cs="Times New Roman"/>
+              <w:color w:val="0E2841" w:themeColor="text2"/>
+            </w:rPr>
+            <w:fldChar w:fldCharType="separate"/>
+          </w:r>
+          <w:hyperlink w:anchor="_Toc241369347" w:history="1">
+            <w:r>
+              <w:rPr>
+                <w:rStyle w:val="ac"/>
+                <w:rFonts w:ascii="Times New Roman" w:hAnsi="Times New Roman" w:cs="Times New Roman"/>
+                <w:noProof/>
+              </w:rPr>
+              <w:t>Задание</w:t>
+            </w:r>
+            <w:r>
+              <w:rPr>
+                <w:noProof/>
+                <w:webHidden/>
+              </w:rPr>
+              <w:tab/>
+            </w:r>
+            <w:r>
+              <w:rPr>
+                <w:noProof/>
+                <w:webHidden/>
+              </w:rPr>
+              <w:fldChar w:fldCharType="begin"/>
+            </w:r>
+            <w:r>
+              <w:rPr>
+                <w:noProof/>
+                <w:webHidden/>
+              </w:rPr>
+              <w:instrText xml:space="preserve"> PAGEREF _Toc241369347 \h </w:instrText>
+            </w:r>
+            <w:r>
+              <w:rPr>
+                <w:noProof/>
+                <w:webHidden/>
+              </w:rPr>
+            </w:r>
+            <w:r>
+              <w:rPr>
+                <w:noProof/>
+                <w:webHidden/>
+              </w:rPr>
+              <w:fldChar w:fldCharType="separate"/>
+            </w:r>
+            <w:r>
+              <w:rPr>
+                <w:noProof/>
+                <w:webHidden/>
+              </w:rPr>
+              <w:t>3</w:t>
+            </w:r>
+            <w:r>
+              <w:rPr>
+                <w:noProof/>
+                <w:webHidden/>
+              </w:rPr>
+              <w:fldChar w:fldCharType="end"/>
+            </w:r>
+          </w:hyperlink>
+        </w:p>
+        <w:p>
+          <w:pPr>
+            <w:pStyle w:val="11"/>
+            <w:tabs>
+              <w:tab w:val="right" w:leader="dot" w:pos="9345"/>
+            </w:tabs>
+            <w:rPr>
+              <w:rFonts w:eastAsiaTheme="minorEastAsia"/>
+              <w:noProof/>
+              <w:lang w:eastAsia="ru-RU"/>
+            </w:rPr>
+          </w:pPr>
+          <w:hyperlink w:anchor="_Toc241369348" w:history="1">
+            <w:r>
+              <w:rPr>
+                <w:rStyle w:val="ac"/>
+                <w:rFonts w:ascii="Times New Roman" w:hAnsi="Times New Roman" w:cs="Times New Roman"/>
+                <w:noProof/>
+              </w:rPr>
+              <w:t>Основные этапы решения</w:t>
+            </w:r>
+            <w:r>
+              <w:rPr>
+                <w:noProof/>
+                <w:webHidden/>
+              </w:rPr>
+              <w:tab/>
+            </w:r>
+            <w:r>
+              <w:rPr>
+                <w:noProof/>
+                <w:webHidden/>
+              </w:rPr>
+              <w:fldChar w:fldCharType="begin"/>
+            </w:r>
+            <w:r>
+              <w:rPr>
+                <w:noProof/>
+                <w:webHidden/>
+              </w:rPr>
+              <w:instrText xml:space="preserve"> PAGEREF _Toc241369348 \h </w:instrText>
+            </w:r>
+            <w:r>
+              <w:rPr>
+                <w:noProof/>
+                <w:webHidden/>
+              </w:rPr>
+            </w:r>
+            <w:r>
+              <w:rPr>
+                <w:noProof/>
+                <w:webHidden/>
+              </w:rPr>
+              <w:fldChar w:fldCharType="separate"/>
+            </w:r>
+            <w:r>
+              <w:rPr>
+                <w:noProof/>
+                <w:webHidden/>
+              </w:rPr>
+              <w:t>4</w:t>
+            </w:r>
+            <w:r>
+              <w:rPr>
+                <w:noProof/>
+                <w:webHidden/>
+              </w:rPr>
+              <w:fldChar w:fldCharType="end"/>
+            </w:r>
+          </w:hyperlink>
+        </w:p>
+        <w:p>
+          <w:pPr>
+            <w:pStyle w:val="23"/>
+            <w:tabs>
+              <w:tab w:val="right" w:leader="dot" w:pos="9345"/>
+            </w:tabs>
+            <w:rPr>
+              <w:rFonts w:eastAsiaTheme="minorEastAsia"/>
+              <w:noProof/>
+              <w:lang w:eastAsia="ru-RU"/>
+            </w:rPr>
+          </w:pPr>
+          <w:hyperlink w:anchor="_Toc241369349" w:history="1">
+            <w:r>
+              <w:rPr>
+                <w:rStyle w:val="ac"/>
+                <w:rFonts w:ascii="Times New Roman" w:hAnsi="Times New Roman" w:cs="Times New Roman"/>
+                <w:noProof/>
+              </w:rPr>
+              <w:t>Реализация покемона Volbeat</w:t>
+            </w:r>
+            <w:r>
+              <w:rPr>
+                <w:noProof/>
+                <w:webHidden/>
+              </w:rPr>
+              <w:tab/>
+            </w:r>
+            <w:r>
+              <w:rPr>
+                <w:noProof/>
+                <w:webHidden/>
+              </w:rPr>
+              <w:fldChar w:fldCharType="begin"/>
+            </w:r>
+            <w:r>
+              <w:rPr>
+                <w:noProof/>
+                <w:webHidden/>
+              </w:rPr>
+              <w:instrText xml:space="preserve"> PAGEREF _Toc241369349 \h </w:instrText>
+            </w:r>
+            <w:r>
+              <w:rPr>
+                <w:noProof/>
+                <w:webHidden/>
+              </w:rPr>
+            </w:r>
+            <w:r>
+              <w:rPr>
+                <w:noProof/>
+                <w:webHidden/>
+              </w:rPr>
+              <w:fldChar w:fldCharType="separate"/>
+            </w:r>
+            <w:r>
+              <w:rPr>
+                <w:noProof/>
+                <w:webHidden/>
+              </w:rPr>
+              <w:t>4</w:t>
+            </w:r>
+            <w:r>
+              <w:rPr>
+                <w:noProof/>
+                <w:webHidden/>
+              </w:rPr>
+              <w:fldChar w:fldCharType="end"/>
+            </w:r>
+          </w:hyperlink>
+        </w:p>
+        <w:p>
+          <w:pPr>
+            <w:pStyle w:val="23"/>
+            <w:tabs>
+              <w:tab w:val="right" w:leader="dot" w:pos="9345"/>
+            </w:tabs>
+            <w:rPr>
+              <w:rFonts w:eastAsiaTheme="minorEastAsia"/>
+              <w:noProof/>
+              <w:lang w:eastAsia="ru-RU"/>
+            </w:rPr>
+          </w:pPr>
+          <w:hyperlink w:anchor="_Toc241369350" w:history="1">
+            <w:r>
+              <w:rPr>
+                <w:rStyle w:val="ac"/>
+                <w:rFonts w:ascii="Times New Roman" w:hAnsi="Times New Roman" w:cs="Times New Roman"/>
+                <w:noProof/>
+              </w:rPr>
+              <w:t xml:space="preserve">Реализация атаки QuickAttack для </w:t>
+            </w:r>
+            <w:r>
+              <w:rPr>
+                <w:rStyle w:val="ac"/>
+                <w:rFonts w:ascii="Times New Roman" w:hAnsi="Times New Roman" w:cs="Times New Roman"/>
+                <w:noProof/>
+                <w:lang w:val="en-US"/>
+              </w:rPr>
+              <w:t>Volbeat</w:t>
+            </w:r>
+            <w:r>
+              <w:rPr>
+                <w:noProof/>
+                <w:webHidden/>
+              </w:rPr>
+              <w:tab/>
+            </w:r>
+            <w:r>
+              <w:rPr>
+                <w:noProof/>
+                <w:webHidden/>
+              </w:rPr>
+              <w:fldChar w:fldCharType="begin"/>
+            </w:r>
+            <w:r>
+              <w:rPr>
+                <w:noProof/>
+                <w:webHidden/>
+              </w:rPr>
+              <w:instrText xml:space="preserve"> PAGEREF _Toc241369350 \h </w:instrText>
+            </w:r>
+            <w:r>
+              <w:rPr>
+                <w:noProof/>
+                <w:webHidden/>
+              </w:rPr>
+            </w:r>
+            <w:r>
+              <w:rPr>
+                <w:noProof/>
+                <w:webHidden/>
+              </w:rPr>
+              <w:fldChar w:fldCharType="separate"/>
+            </w:r>
+            <w:r>
+              <w:rPr>
+                <w:noProof/>
+                <w:webHidden/>
+              </w:rPr>
+              <w:t>5</w:t>
+            </w:r>
+            <w:r>
+              <w:rPr>
+                <w:noProof/>
+                <w:webHidden/>
+              </w:rPr>
+              <w:fldChar w:fldCharType="end"/>
+            </w:r>
+          </w:hyperlink>
+        </w:p>
+        <w:p>
+          <w:pPr>
+            <w:pStyle w:val="23"/>
+            <w:tabs>
+              <w:tab w:val="right" w:leader="dot" w:pos="9345"/>
+            </w:tabs>
+            <w:rPr>
+              <w:rFonts w:eastAsiaTheme="minorEastAsia"/>
+              <w:noProof/>
+              <w:lang w:eastAsia="ru-RU"/>
+            </w:rPr>
+          </w:pPr>
+          <w:hyperlink w:anchor="_Toc241369351" w:history="1">
+            <w:r>
+              <w:rPr>
+                <w:rStyle w:val="ac"/>
+                <w:rFonts w:ascii="Times New Roman" w:hAnsi="Times New Roman" w:cs="Times New Roman"/>
+                <w:noProof/>
+              </w:rPr>
+              <w:t xml:space="preserve">Реализация остальных 3 классов атак </w:t>
+            </w:r>
+            <w:r>
+              <w:rPr>
+                <w:rStyle w:val="ac"/>
+                <w:rFonts w:ascii="Times New Roman" w:hAnsi="Times New Roman" w:cs="Times New Roman"/>
+                <w:noProof/>
+                <w:lang w:val="en-US"/>
+              </w:rPr>
+              <w:t>Volbeat</w:t>
+            </w:r>
+            <w:r>
+              <w:rPr>
+                <w:noProof/>
+                <w:webHidden/>
+              </w:rPr>
+              <w:tab/>
+            </w:r>
+            <w:r>
+              <w:rPr>
+                <w:noProof/>
+                <w:webHidden/>
+              </w:rPr>
+              <w:fldChar w:fldCharType="begin"/>
+            </w:r>
+            <w:r>
+              <w:rPr>
+                <w:noProof/>
+                <w:webHidden/>
+              </w:rPr>
+              <w:instrText xml:space="preserve"> PAGEREF _Toc241369351 \h </w:instrText>
+            </w:r>
+            <w:r>
+              <w:rPr>
+                <w:noProof/>
+                <w:webHidden/>
+              </w:rPr>
+            </w:r>
+            <w:r>
+              <w:rPr>
+                <w:noProof/>
+                <w:webHidden/>
+              </w:rPr>
+              <w:fldChar w:fldCharType="separate"/>
+            </w:r>
+            <w:r>
+              <w:rPr>
+                <w:noProof/>
+                <w:webHidden/>
+              </w:rPr>
+              <w:t>5</w:t>
+            </w:r>
+            <w:r>
+              <w:rPr>
+                <w:noProof/>
+                <w:webHidden/>
+              </w:rPr>
+              <w:fldChar w:fldCharType="end"/>
+            </w:r>
+          </w:hyperlink>
+        </w:p>
+        <w:p>
+          <w:pPr>
+            <w:pStyle w:val="23"/>
+            <w:tabs>
+              <w:tab w:val="right" w:leader="dot" w:pos="9345"/>
+            </w:tabs>
+            <w:rPr>
+              <w:rFonts w:eastAsiaTheme="minorEastAsia"/>
+              <w:noProof/>
+              <w:lang w:eastAsia="ru-RU"/>
+            </w:rPr>
+          </w:pPr>
+          <w:hyperlink w:anchor="_Toc241369352" w:history="1">
+            <w:r>
+              <w:rPr>
+                <w:rStyle w:val="ac"/>
+                <w:rFonts w:ascii="Times New Roman" w:hAnsi="Times New Roman" w:cs="Times New Roman"/>
+                <w:noProof/>
+              </w:rPr>
+              <w:t>Реализация остальных 5 покемонов</w:t>
+            </w:r>
+            <w:r>
+              <w:rPr>
+                <w:noProof/>
+                <w:webHidden/>
+              </w:rPr>
+              <w:tab/>
+            </w:r>
+            <w:r>
+              <w:rPr>
+                <w:noProof/>
+                <w:webHidden/>
+              </w:rPr>
+              <w:fldChar w:fldCharType="begin"/>
+            </w:r>
+            <w:r>
+              <w:rPr>
+                <w:noProof/>
+                <w:webHidden/>
+              </w:rPr>
+              <w:instrText xml:space="preserve"> PAGEREF _Toc241369352 \h </w:instrText>
+            </w:r>
+            <w:r>
+              <w:rPr>
+                <w:noProof/>
+                <w:webHidden/>
+              </w:rPr>
+            </w:r>
+            <w:r>
+              <w:rPr>
+                <w:noProof/>
+                <w:webHidden/>
+              </w:rPr>
+              <w:fldChar w:fldCharType="separate"/>
+            </w:r>
+            <w:r>
+              <w:rPr>
+                <w:noProof/>
+                <w:webHidden/>
+              </w:rPr>
+              <w:t>7</w:t>
+            </w:r>
+            <w:r>
+              <w:rPr>
+                <w:noProof/>
+                <w:webHidden/>
+              </w:rPr>
+              <w:fldChar w:fldCharType="end"/>
+            </w:r>
+          </w:hyperlink>
+        </w:p>
+        <w:p>
+          <w:pPr>
+            <w:pStyle w:val="23"/>
+            <w:tabs>
+              <w:tab w:val="right" w:leader="dot" w:pos="9345"/>
+            </w:tabs>
+            <w:rPr>
+              <w:rFonts w:eastAsiaTheme="minorEastAsia"/>
+              <w:noProof/>
+              <w:lang w:eastAsia="ru-RU"/>
+            </w:rPr>
+          </w:pPr>
+          <w:hyperlink w:anchor="_Toc241369353" w:history="1">
+            <w:r>
+              <w:rPr>
+                <w:rStyle w:val="ac"/>
+                <w:rFonts w:ascii="Times New Roman" w:hAnsi="Times New Roman" w:cs="Times New Roman"/>
+                <w:noProof/>
+              </w:rPr>
+              <w:t>Реализация цепочек эволюции</w:t>
+            </w:r>
+            <w:r>
+              <w:rPr>
+                <w:noProof/>
+                <w:webHidden/>
+              </w:rPr>
+              <w:tab/>
+            </w:r>
+            <w:r>
+              <w:rPr>
+                <w:noProof/>
+                <w:webHidden/>
+              </w:rPr>
+              <w:fldChar w:fldCharType="begin"/>
+            </w:r>
+            <w:r>
+              <w:rPr>
+                <w:noProof/>
+                <w:webHidden/>
+              </w:rPr>
+              <w:instrText xml:space="preserve"> PAGEREF _Toc241369353 \h </w:instrText>
+            </w:r>
+            <w:r>
+              <w:rPr>
+                <w:noProof/>
+                <w:webHidden/>
+              </w:rPr>
+            </w:r>
+            <w:r>
+              <w:rPr>
+                <w:noProof/>
+                <w:webHidden/>
+              </w:rPr>
+              <w:fldChar w:fldCharType="separate"/>
+            </w:r>
+            <w:r>
+              <w:rPr>
+                <w:noProof/>
+                <w:webHidden/>
+              </w:rPr>
+              <w:t>8</w:t>
+            </w:r>
+            <w:r>
+              <w:rPr>
+                <w:noProof/>
+                <w:webHidden/>
+              </w:rPr>
+              <w:fldChar w:fldCharType="end"/>
+            </w:r>
+          </w:hyperlink>
+        </w:p>
+        <w:p>
+          <w:pPr>
+            <w:pStyle w:val="23"/>
+            <w:tabs>
+              <w:tab w:val="right" w:leader="dot" w:pos="9345"/>
+            </w:tabs>
+            <w:rPr>
+              <w:rFonts w:eastAsiaTheme="minorEastAsia"/>
+              <w:noProof/>
+              <w:lang w:eastAsia="ru-RU"/>
+            </w:rPr>
+          </w:pPr>
+          <w:hyperlink w:anchor="_Toc241369354" w:history="1">
+            <w:r>
+              <w:rPr>
+                <w:rStyle w:val="ac"/>
+                <w:rFonts w:ascii="Times New Roman" w:hAnsi="Times New Roman" w:cs="Times New Roman"/>
+                <w:noProof/>
+              </w:rPr>
+              <w:t>Реализация боя</w:t>
+            </w:r>
+            <w:r>
+              <w:rPr>
+                <w:noProof/>
+                <w:webHidden/>
+              </w:rPr>
+              <w:tab/>
+            </w:r>
+            <w:r>
+              <w:rPr>
+                <w:noProof/>
+                <w:webHidden/>
+              </w:rPr>
+              <w:fldChar w:fldCharType="begin"/>
+            </w:r>
+            <w:r>
+              <w:rPr>
+                <w:noProof/>
+                <w:webHidden/>
+              </w:rPr>
+              <w:instrText xml:space="preserve"> PAGEREF _Toc241369354 \h </w:instrText>
+            </w:r>
+            <w:r>
+              <w:rPr>
+                <w:noProof/>
+                <w:webHidden/>
+              </w:rPr>
+            </w:r>
+            <w:r>
+              <w:rPr>
+                <w:noProof/>
+                <w:webHidden/>
+              </w:rPr>
+              <w:fldChar w:fldCharType="separate"/>
+            </w:r>
+            <w:r>
+              <w:rPr>
+                <w:noProof/>
+                <w:webHidden/>
+              </w:rPr>
+              <w:t>8</w:t>
+            </w:r>
+            <w:r>
+              <w:rPr>
+                <w:noProof/>
+                <w:webHidden/>
+              </w:rPr>
+              <w:fldChar w:fldCharType="end"/>
+            </w:r>
+          </w:hyperlink>
+        </w:p>
+        <w:p>
+          <w:pPr>
+            <w:pStyle w:val="11"/>
+            <w:tabs>
+              <w:tab w:val="right" w:leader="dot" w:pos="9345"/>
+            </w:tabs>
+            <w:rPr>
+              <w:rFonts w:eastAsiaTheme="minorEastAsia"/>
+              <w:noProof/>
+              <w:lang w:eastAsia="ru-RU"/>
+            </w:rPr>
+          </w:pPr>
+          <w:hyperlink w:anchor="_Toc241369355" w:history="1">
+            <w:r>
+              <w:rPr>
+                <w:rStyle w:val="ac"/>
+                <w:rFonts w:ascii="Times New Roman" w:hAnsi="Times New Roman" w:cs="Times New Roman"/>
+                <w:noProof/>
+              </w:rPr>
+              <w:t>Результат программы</w:t>
+            </w:r>
+            <w:r>
+              <w:rPr>
+                <w:noProof/>
+                <w:webHidden/>
+              </w:rPr>
+              <w:tab/>
+            </w:r>
+            <w:r>
+              <w:rPr>
+                <w:noProof/>
+                <w:webHidden/>
+              </w:rPr>
+              <w:fldChar w:fldCharType="begin"/>
+            </w:r>
+            <w:r>
+              <w:rPr>
+                <w:noProof/>
+                <w:webHidden/>
+              </w:rPr>
+              <w:instrText xml:space="preserve"> PAGEREF _Toc241369355 \h </w:instrText>
+            </w:r>
+            <w:r>
+              <w:rPr>
+                <w:noProof/>
+                <w:webHidden/>
+              </w:rPr>
+            </w:r>
+            <w:r>
+              <w:rPr>
+                <w:noProof/>
+                <w:webHidden/>
+              </w:rPr>
+              <w:fldChar w:fldCharType="separate"/>
+            </w:r>
+            <w:r>
+              <w:rPr>
+                <w:noProof/>
+                <w:webHidden/>
+              </w:rPr>
+              <w:t>9</w:t>
+            </w:r>
+            <w:r>
+              <w:rPr>
+                <w:noProof/>
+                <w:webHidden/>
+              </w:rPr>
+              <w:fldChar w:fldCharType="end"/>
+            </w:r>
+          </w:hyperlink>
+        </w:p>
+        <w:p>
+          <w:pPr>
+            <w:pStyle w:val="11"/>
+            <w:tabs>
+              <w:tab w:val="right" w:leader="dot" w:pos="9345"/>
+            </w:tabs>
+            <w:rPr>
+              <w:rFonts w:eastAsiaTheme="minorEastAsia"/>
+              <w:noProof/>
+              <w:lang w:eastAsia="ru-RU"/>
+            </w:rPr>
+          </w:pPr>
+          <w:hyperlink w:anchor="_Toc241369356" w:history="1">
+            <w:r>
+              <w:rPr>
+                <w:rStyle w:val="ac"/>
+                <w:rFonts w:ascii="Times New Roman" w:hAnsi="Times New Roman" w:cs="Times New Roman"/>
+                <w:noProof/>
+              </w:rPr>
+              <w:t>Исходный код</w:t>
+            </w:r>
+            <w:r>
+              <w:rPr>
+                <w:noProof/>
+                <w:webHidden/>
+              </w:rPr>
+              <w:tab/>
+            </w:r>
+            <w:r>
+              <w:rPr>
+                <w:noProof/>
+                <w:webHidden/>
+              </w:rPr>
+              <w:fldChar w:fldCharType="begin"/>
+            </w:r>
+            <w:r>
+              <w:rPr>
+                <w:noProof/>
+                <w:webHidden/>
+              </w:rPr>
+              <w:instrText xml:space="preserve"> PAGEREF _Toc241369356 \h </w:instrText>
+            </w:r>
+            <w:r>
+              <w:rPr>
+                <w:noProof/>
+                <w:webHidden/>
+              </w:rPr>
+            </w:r>
+            <w:r>
+              <w:rPr>
+                <w:noProof/>
+                <w:webHidden/>
+              </w:rPr>
+              <w:fldChar w:fldCharType="separate"/>
+            </w:r>
+            <w:r>
+              <w:rPr>
+                <w:noProof/>
+                <w:webHidden/>
+              </w:rPr>
+              <w:t>13</w:t>
+            </w:r>
+            <w:r>
+              <w:rPr>
+                <w:noProof/>
+                <w:webHidden/>
+              </w:rPr>
+              <w:fldChar w:fldCharType="end"/>
+            </w:r>
+          </w:hyperlink>
+        </w:p>
+        <w:p>
+          <w:pPr>
+            <w:pStyle w:val="11"/>
+            <w:tabs>
+              <w:tab w:val="right" w:leader="dot" w:pos="9345"/>
+            </w:tabs>
+            <w:rPr>
+              <w:rFonts w:eastAsiaTheme="minorEastAsia"/>
+              <w:noProof/>
+              <w:lang w:eastAsia="ru-RU"/>
+            </w:rPr>
+          </w:pPr>
+          <w:hyperlink w:anchor="_Toc241369357" w:history="1">
+            <w:r>
+              <w:rPr>
+                <w:rStyle w:val="ac"/>
+                <w:rFonts w:ascii="Times New Roman" w:hAnsi="Times New Roman" w:cs="Times New Roman"/>
+                <w:noProof/>
+              </w:rPr>
+              <w:t>Диаграмма классов</w:t>
+            </w:r>
+            <w:r>
+              <w:rPr>
+                <w:noProof/>
+                <w:webHidden/>
+              </w:rPr>
+              <w:tab/>
+            </w:r>
+            <w:r>
+              <w:rPr>
+                <w:noProof/>
+                <w:webHidden/>
+              </w:rPr>
+              <w:fldChar w:fldCharType="begin"/>
+            </w:r>
+            <w:r>
+              <w:rPr>
+                <w:noProof/>
+                <w:webHidden/>
+              </w:rPr>
+              <w:instrText xml:space="preserve"> PAGEREF _Toc241369357 \h </w:instrText>
+            </w:r>
+            <w:r>
+              <w:rPr>
+                <w:noProof/>
+                <w:webHidden/>
+              </w:rPr>
+            </w:r>
+            <w:r>
+              <w:rPr>
+                <w:noProof/>
+                <w:webHidden/>
+              </w:rPr>
+              <w:fldChar w:fldCharType="separate"/>
+            </w:r>
+            <w:r>
+              <w:rPr>
+                <w:noProof/>
+                <w:webHidden/>
+              </w:rPr>
+              <w:t>13</w:t>
+            </w:r>
+            <w:r>
+              <w:rPr>
+                <w:noProof/>
+                <w:webHidden/>
+              </w:rPr>
+              <w:fldChar w:fldCharType="end"/>
+            </w:r>
+          </w:hyperlink>
+        </w:p>
+        <w:p>
+          <w:pPr>
+            <w:pStyle w:val="11"/>
+            <w:tabs>
+              <w:tab w:val="right" w:leader="dot" w:pos="9345"/>
+            </w:tabs>
+            <w:rPr>
+              <w:rFonts w:eastAsiaTheme="minorEastAsia"/>
+              <w:noProof/>
+              <w:lang w:eastAsia="ru-RU"/>
+            </w:rPr>
+          </w:pPr>
+          <w:hyperlink w:anchor="_Toc241369358" w:history="1">
+            <w:r>
+              <w:rPr>
+                <w:rStyle w:val="ac"/>
+                <w:rFonts w:ascii="Times New Roman" w:hAnsi="Times New Roman" w:cs="Times New Roman"/>
+                <w:noProof/>
+              </w:rPr>
+              <w:t>Выводы по работе</w:t>
+            </w:r>
+            <w:r>
+              <w:rPr>
+                <w:noProof/>
+                <w:webHidden/>
+              </w:rPr>
+              <w:tab/>
+            </w:r>
+            <w:r>
+              <w:rPr>
+                <w:noProof/>
+                <w:webHidden/>
+              </w:rPr>
+              <w:fldChar w:fldCharType="begin"/>
+            </w:r>
+            <w:r>
+              <w:rPr>
+                <w:noProof/>
+                <w:webHidden/>
+              </w:rPr>
+              <w:instrText xml:space="preserve"> PAGEREF _Toc241369358 \h </w:instrText>
+            </w:r>
+            <w:r>
+              <w:rPr>
+                <w:noProof/>
+                <w:webHidden/>
+              </w:rPr>
+            </w:r>
+            <w:r>
+              <w:rPr>
+                <w:noProof/>
+                <w:webHidden/>
+              </w:rPr>
+              <w:fldChar w:fldCharType="separate"/>
+            </w:r>
+            <w:r>
+              <w:rPr>
+                <w:noProof/>
+                <w:webHidden/>
+              </w:rPr>
+              <w:t>14</w:t>
+            </w:r>
+            <w:r>
+              <w:rPr>
+                <w:noProof/>
+                <w:webHidden/>
+              </w:rPr>
+              <w:fldChar w:fldCharType="end"/>
+            </w:r>
+          </w:hyperlink>
+        </w:p>
+        <w:p>
+          <w:pPr>
+            <w:pStyle w:val="11"/>
+            <w:tabs>
+              <w:tab w:val="right" w:leader="dot" w:pos="9345"/>
+            </w:tabs>
+            <w:rPr>
+              <w:rFonts w:eastAsiaTheme="minorEastAsia"/>
+              <w:noProof/>
+              <w:lang w:eastAsia="ru-RU"/>
+            </w:rPr>
+          </w:pPr>
+          <w:hyperlink w:anchor="_Toc241369359" w:history="1">
+            <w:r>
+              <w:rPr>
+                <w:rStyle w:val="ac"/>
+                <w:rFonts w:ascii="Times New Roman" w:hAnsi="Times New Roman" w:cs="Times New Roman"/>
+                <w:noProof/>
+              </w:rPr>
+              <w:t>Список литературы</w:t>
+            </w:r>
+            <w:r>
+              <w:rPr>
+                <w:noProof/>
+                <w:webHidden/>
+              </w:rPr>
+              <w:tab/>
+            </w:r>
+            <w:r>
+              <w:rPr>
+                <w:noProof/>
+                <w:webHidden/>
+              </w:rPr>
+              <w:fldChar w:fldCharType="begin"/>
+            </w:r>
+            <w:r>
+              <w:rPr>
+                <w:noProof/>
+                <w:webHidden/>
+              </w:rPr>
+              <w:instrText xml:space="preserve"> PAGEREF _Toc241369359 \h </w:instrText>
+            </w:r>
+            <w:r>
+              <w:rPr>
+                <w:noProof/>
+                <w:webHidden/>
+              </w:rPr>
+            </w:r>
+            <w:r>
+              <w:rPr>
+                <w:noProof/>
+                <w:webHidden/>
+              </w:rPr>
+              <w:fldChar w:fldCharType="separate"/>
+            </w:r>
+            <w:r>
+              <w:rPr>
+                <w:noProof/>
+                <w:webHidden/>
+              </w:rPr>
+              <w:t>15</w:t>
+            </w:r>
+            <w:r>
+              <w:rPr>
+                <w:noProof/>
+                <w:webHidden/>
+              </w:rPr>
+              <w:fldChar w:fldCharType="end"/>
+            </w:r>
+          </w:hyperlink>
+        </w:p>
+        <w:p>
+          <w:pPr>
+            <w:rPr>
+              <w:rFonts w:ascii="Times New Roman" w:hAnsi="Times New Roman" w:cs="Times New Roman"/>
+              <w:color w:val="0E2841" w:themeColor="text2"/>
+            </w:rPr>
+          </w:pPr>
+          <w:r>
+            <w:rPr>
+              <w:rFonts w:ascii="Times New Roman" w:hAnsi="Times New Roman" w:cs="Times New Roman"/>
+              <w:b/>
+              <w:bCs/>
+              <w:color w:val="0E2841" w:themeColor="text2"/>
+            </w:rPr>
+            <w:fldChar w:fldCharType="end"/>
+          </w:r>
+        </w:p>
+      </w:sdtContent>
+    </w:sdt>
+    <w:p>
+      <w:pPr>
+        <w:rPr>
+          <w:rFonts w:ascii="Times New Roman" w:eastAsiaTheme="majorEastAsia" w:hAnsi="Times New Roman" w:cs="Times New Roman"/>
+          <w:color w:val="0E2841" w:themeColor="text2"/>
+          <w:sz w:val="40"/>
+          <w:szCs w:val="40"/>
+        </w:rPr>
+      </w:pPr>
+      <w:r>
+        <w:rPr>
+          <w:rFonts w:ascii="Times New Roman" w:hAnsi="Times New Roman" w:cs="Times New Roman"/>
+          <w:color w:val="0E2841" w:themeColor="text2"/>
+        </w:rPr>
+        <w:br w:type="page"/>
+      </w:r>
+    </w:p>
+    <w:p>
+      <w:pPr>
+        <w:pStyle w:val="1"/>
+        <w:rPr>
+          <w:rFonts w:ascii="Times New Roman" w:hAnsi="Times New Roman" w:cs="Times New Roman"/>
+          <w:color w:val="0E2841" w:themeColor="text2"/>
+        </w:rPr>
+      </w:pPr>
+      <w:bookmarkStart w:id="0" w:name="_Toc241369347"/>
+      <w:r>
+        <w:rPr>
+          <w:rFonts w:ascii="Times New Roman" w:hAnsi="Times New Roman" w:cs="Times New Roman"/>
+          <w:color w:val="0E2841" w:themeColor="text2"/>
+        </w:rPr>
+        <w:lastRenderedPageBreak/>
+        <w:t>Задание</w:t>
+      </w:r>
+      <w:bookmarkEnd w:id="0"/>
+    </w:p>
+    <w:p>
+      <w:pPr>
+        <w:rPr>
+          <w:rFonts w:ascii="Times New Roman" w:hAnsi="Times New Roman" w:cs="Times New Roman"/>
+          <w:color w:val="0E2841" w:themeColor="text2"/>
+        </w:rPr>
+      </w:pPr>
+      <w:r>
+        <w:rPr>
+          <w:rFonts w:ascii="Times New Roman" w:hAnsi="Times New Roman" w:cs="Times New Roman"/>
+          <w:color w:val="0E2841" w:themeColor="text2"/>
+        </w:rPr>
+        <w:drawing>
+          <wp:inline distT="0" distB="0" distL="0" distR="0" wp14:anchorId="4284C2FF" wp14:editId="0355A390">
+            <wp:extent cx="5940425" cy="2018665"/>
+            <wp:effectExtent l="0" t="0" r="3175" b="635"/>
+            <wp:docPr id="168512149" name="Рисунок 1"/>
+            <wp:cNvGraphicFramePr>
+              <a:graphicFrameLocks xmlns:a="http://schemas.openxmlformats.org/drawingml/2006/main" noChangeAspect="1"/>
+            </wp:cNvGraphicFramePr>
+            <a:graphic xmlns:a="http://schemas.openxmlformats.org/drawingml/2006/main">
+              <a:graphicData uri="http://schemas.openxmlformats.org/drawingml/2006/picture">
+                <pic:pic xmlns:pic="http://schemas.openxmlformats.org/drawingml/2006/picture">
+                  <pic:nvPicPr>
+                    <pic:cNvPr id="168512149" name=""/>
+                    <pic:cNvPicPr/>
+                  </pic:nvPicPr>
+                  <pic:blipFill>
+                    <a:blip r:embed="rId8"/>
+                    <a:stretch>
+                      <a:fillRect/>
+                    </a:stretch>
+                  </pic:blipFill>
+                  <pic:spPr>
+                    <a:xfrm>
+                      <a:off x="0" y="0"/>
+                      <a:ext cx="5940425" cy="2018665"/>
+                    </a:xfrm>
+                    <a:prstGeom prst="rect">
+                      <a:avLst/>
+                    </a:prstGeom>
+                  </pic:spPr>
+                </pic:pic>
+              </a:graphicData>
+            </a:graphic>
+          </wp:inline>
+        </w:drawing>
+      </w:r>
+    </w:p>
+    <w:p>
+      <w:pPr>
+        <w:rPr>
+          <w:rFonts w:ascii="Times New Roman" w:hAnsi="Times New Roman" w:cs="Times New Roman"/>
+          <w:color w:val="0E2841" w:themeColor="text2"/>
+        </w:rPr>
+      </w:pPr>
+      <w:r>
+        <w:rPr>
+          <w:rFonts w:ascii="Times New Roman" w:hAnsi="Times New Roman" w:cs="Times New Roman"/>
+          <w:color w:val="0E2841" w:themeColor="text2"/>
+        </w:rPr>
+        <w:drawing>
+          <wp:inline distT="0" distB="0" distL="0" distR="0" wp14:anchorId="2F7625C9" wp14:editId="09C69D10">
+            <wp:extent cx="5940425" cy="2041525"/>
+            <wp:effectExtent l="0" t="0" r="3175" b="0"/>
+            <wp:docPr id="1953906037" name="Рисунок 1"/>
+            <wp:cNvGraphicFramePr>
+              <a:graphicFrameLocks xmlns:a="http://schemas.openxmlformats.org/drawingml/2006/main" noChangeAspect="1"/>
+            </wp:cNvGraphicFramePr>
+            <a:graphic xmlns:a="http://schemas.openxmlformats.org/drawingml/2006/main">
+              <a:graphicData uri="http://schemas.openxmlformats.org/drawingml/2006/picture">
+                <pic:pic xmlns:pic="http://schemas.openxmlformats.org/drawingml/2006/picture">
+                  <pic:nvPicPr>
+                    <pic:cNvPr id="1953906037" name=""/>
+                    <pic:cNvPicPr/>
+                  </pic:nvPicPr>
+                  <pic:blipFill>
+                    <a:blip r:embed="rId9"/>
+                    <a:stretch>
+                      <a:fillRect/>
+                    </a:stretch>
+                  </pic:blipFill>
+                  <pic:spPr>
+                    <a:xfrm>
+                      <a:off x="0" y="0"/>
+                      <a:ext cx="5940425" cy="2041525"/>
+                    </a:xfrm>
+                    <a:prstGeom prst="rect">
+                      <a:avLst/>
+                    </a:prstGeom>
+                  </pic:spPr>
+                </pic:pic>
+              </a:graphicData>
+            </a:graphic>
+          </wp:inline>
+        </w:drawing>
+      </w:r>
+    </w:p>
+    <w:p>
+      <w:pPr>
+        <w:rPr>
+          <w:rFonts w:ascii="Times New Roman" w:hAnsi="Times New Roman" w:cs="Times New Roman"/>
+          <w:color w:val="0E2841" w:themeColor="text2"/>
+        </w:rPr>
+      </w:pPr>
+      <w:r>
+        <w:rPr>
+          <w:rFonts w:ascii="Times New Roman" w:hAnsi="Times New Roman" w:cs="Times New Roman"/>
+          <w:color w:val="0E2841" w:themeColor="text2"/>
+        </w:rPr>
+        <w:drawing>
+          <wp:inline distT="0" distB="0" distL="0" distR="0" wp14:anchorId="4D38D327" wp14:editId="74DD25CA">
+            <wp:extent cx="5940425" cy="4001770"/>
+            <wp:effectExtent l="0" t="0" r="3175" b="0"/>
+            <wp:docPr id="1615789911" name="Рисунок 1"/>
+            <wp:cNvGraphicFramePr>
+              <a:graphicFrameLocks xmlns:a="http://schemas.openxmlformats.org/drawingml/2006/main" noChangeAspect="1"/>
+            </wp:cNvGraphicFramePr>
+            <a:graphic xmlns:a="http://schemas.openxmlformats.org/drawingml/2006/main">
+              <a:graphicData uri="http://schemas.openxmlformats.org/drawingml/2006/picture">
+                <pic:pic xmlns:pic="http://schemas.openxmlformats.org/drawingml/2006/picture">
+                  <pic:nvPicPr>
+                    <pic:cNvPr id="1615789911" name=""/>
+                    <pic:cNvPicPr/>
+                  </pic:nvPicPr>
+                  <pic:blipFill>
+                    <a:blip r:embed="rId10"/>
+                    <a:stretch>
+                      <a:fillRect/>
+                    </a:stretch>
+                  </pic:blipFill>
+                  <pic:spPr>
+                    <a:xfrm>
+                      <a:off x="0" y="0"/>
+                      <a:ext cx="5940425" cy="4001770"/>
+                    </a:xfrm>
+                    <a:prstGeom prst="rect">
+                      <a:avLst/>
+                    </a:prstGeom>
+                  </pic:spPr>
+                </pic:pic>
+              </a:graphicData>
+            </a:graphic>
+          </wp:inline>
+        </w:drawing>
+      </w:r>
+    </w:p>
+    <w:p>
+      <w:pPr>
+        <w:rPr>
+          <w:rFonts w:ascii="Times New Roman" w:hAnsi="Times New Roman" w:cs="Times New Roman"/>
+          <w:color w:val="0E2841" w:themeColor="text2"/>
+        </w:rPr>
+      </w:pPr>
+    </w:p>
+    <w:p>
+      <w:pPr>
+        <w:pStyle w:val="1"/>
+        <w:rPr>
+          <w:rFonts w:ascii="Times New Roman" w:hAnsi="Times New Roman" w:cs="Times New Roman"/>
+          <w:color w:val="0E2841" w:themeColor="text2"/>
+        </w:rPr>
+      </w:pPr>
+      <w:bookmarkStart w:id="1" w:name="_Toc241369348"/>
+      <w:r>
+        <w:rPr>
+          <w:rFonts w:ascii="Times New Roman" w:hAnsi="Times New Roman" w:cs="Times New Roman"/>
+          <w:color w:val="0E2841" w:themeColor="text2"/>
+        </w:rPr>
+        <w:lastRenderedPageBreak/>
+        <w:t>Основные этапы решения</w:t>
+      </w:r>
+      <w:bookmarkEnd w:id="1"/>
+    </w:p>
+    <w:p>
+      <w:pPr>
+        <w:pStyle w:val="2"/>
+        <w:rPr>
+          <w:rFonts w:ascii="Times New Roman" w:hAnsi="Times New Roman" w:cs="Times New Roman"/>
+          <w:color w:val="0E2841" w:themeColor="text2"/>
+        </w:rPr>
+      </w:pPr>
+      <w:bookmarkStart w:id="2" w:name="_Toc241369349"/>
+      <w:r>
+        <w:rPr>
+          <w:rFonts w:ascii="Times New Roman" w:hAnsi="Times New Roman" w:cs="Times New Roman"/>
+          <w:color w:val="0E2841" w:themeColor="text2"/>
+        </w:rPr>
+        <w:t xml:space="preserve">Реализация покемона </w:t>
+      </w:r>
+      <w:proofErr w:type="spellStart"/>
+      <w:r>
+        <w:rPr>
+          <w:rFonts w:ascii="Times New Roman" w:hAnsi="Times New Roman" w:cs="Times New Roman"/>
+          <w:color w:val="0E2841" w:themeColor="text2"/>
+        </w:rPr>
+        <w:t>Volbeat</w:t>
+      </w:r>
+      <w:bookmarkEnd w:id="2"/>
+      <w:proofErr w:type="spellEnd"/>
+    </w:p>
+    <w:p>
+      <w:pPr>
+        <w:rPr>
+          <w:rFonts w:ascii="Times New Roman" w:hAnsi="Times New Roman" w:cs="Times New Roman"/>
+          <w:color w:val="0E2841" w:themeColor="text2"/>
+        </w:rPr>
+      </w:pPr>
+      <w:r>
+        <w:rPr>
+          <w:rFonts w:ascii="Times New Roman" w:hAnsi="Times New Roman" w:cs="Times New Roman"/>
+          <w:color w:val="0E2841" w:themeColor="text2"/>
+        </w:rPr>
+        <w:t xml:space="preserve">Нашел информацию про покемона на сайте </w:t>
+      </w:r>
+      <w:r>
+        <w:rPr>
+          <w:rFonts w:ascii="Times New Roman" w:hAnsi="Times New Roman" w:cs="Times New Roman"/>
+          <w:color w:val="0E2841" w:themeColor="text2"/>
+        </w:rPr>
+        <w:t>pokemondb.net</w:t>
+      </w:r>
+    </w:p>
+    <w:p>
+      <w:pPr>
+        <w:rPr>
+          <w:rFonts w:ascii="Times New Roman" w:hAnsi="Times New Roman" w:cs="Times New Roman"/>
+          <w:color w:val="0E2841" w:themeColor="text2"/>
         </w:rPr>
       </w:pPr>
     </w:p>
@@ -306,13 +1639,49 @@
         <w:jc w:val="center"/>
         <w:rPr>
           <w:rFonts w:ascii="Times New Roman" w:hAnsi="Times New Roman" w:cs="Times New Roman"/>
-        </w:rPr>
-      </w:pPr>
-      <w:r>
-        <w:rPr>
-          <w:rFonts w:ascii="Times New Roman" w:hAnsi="Times New Roman" w:cs="Times New Roman"/>
-        </w:rPr>
-        <w:t>Санкт-Петербург</w:t>
+          <w:color w:val="0E2841" w:themeColor="text2"/>
+        </w:rPr>
+      </w:pPr>
+      <w:r>
+        <w:rPr>
+          <w:rFonts w:ascii="Times New Roman" w:hAnsi="Times New Roman" w:cs="Times New Roman"/>
+          <w:color w:val="0E2841" w:themeColor="text2"/>
+        </w:rPr>
+        <w:drawing>
+          <wp:inline distT="0" distB="0" distL="0" distR="0" wp14:anchorId="47EA90BD" wp14:editId="31A690B1">
+            <wp:extent cx="4362799" cy="2829873"/>
+            <wp:effectExtent l="0" t="0" r="0" b="8890"/>
+            <wp:docPr id="237511631" name="Рисунок 1"/>
+            <wp:cNvGraphicFramePr>
+              <a:graphicFrameLocks xmlns:a="http://schemas.openxmlformats.org/drawingml/2006/main" noChangeAspect="1"/>
+            </wp:cNvGraphicFramePr>
+            <a:graphic xmlns:a="http://schemas.openxmlformats.org/drawingml/2006/main">
+              <a:graphicData uri="http://schemas.openxmlformats.org/drawingml/2006/picture">
+                <pic:pic xmlns:pic="http://schemas.openxmlformats.org/drawingml/2006/picture">
+                  <pic:nvPicPr>
+                    <pic:cNvPr id="237511631" name=""/>
+                    <pic:cNvPicPr/>
+                  </pic:nvPicPr>
+                  <pic:blipFill>
+                    <a:blip r:embed="rId11"/>
+                    <a:stretch>
+                      <a:fillRect/>
+                    </a:stretch>
+                  </pic:blipFill>
+                  <pic:spPr>
+                    <a:xfrm>
+                      <a:off x="0" y="0"/>
+                      <a:ext cx="4397876" cy="2852626"/>
+                    </a:xfrm>
+                    <a:prstGeom prst="rect">
+                      <a:avLst/>
+                    </a:prstGeom>
+                  </pic:spPr>
+                </pic:pic>
+              </a:graphicData>
+            </a:graphic>
+          </wp:inline>
+        </w:drawing>
       </w:r>
     </w:p>
     <w:p>
@@ -320,59 +1689,357 @@
         <w:jc w:val="center"/>
         <w:rPr>
           <w:rFonts w:ascii="Times New Roman" w:hAnsi="Times New Roman" w:cs="Times New Roman"/>
-          <w:lang w:val="en-US"/>
-        </w:rPr>
-      </w:pPr>
-      <w:r>
-        <w:rPr>
-          <w:rFonts w:ascii="Times New Roman" w:hAnsi="Times New Roman" w:cs="Times New Roman"/>
-        </w:rPr>
-        <w:t>2026</w:t>
-      </w:r>
+          <w:color w:val="0E2841" w:themeColor="text2"/>
+        </w:rPr>
+      </w:pPr>
+      <w:r>
+        <w:rPr>
+          <w:rFonts w:ascii="Times New Roman" w:hAnsi="Times New Roman" w:cs="Times New Roman"/>
+          <w:color w:val="0E2841" w:themeColor="text2"/>
+        </w:rPr>
+        <w:t xml:space="preserve">Рисунок 1 – информация про </w:t>
+      </w:r>
+      <w:proofErr w:type="spellStart"/>
+      <w:r>
+        <w:rPr>
+          <w:rFonts w:ascii="Times New Roman" w:hAnsi="Times New Roman" w:cs="Times New Roman"/>
+          <w:color w:val="0E2841" w:themeColor="text2"/>
+          <w:lang w:val="en-US"/>
+        </w:rPr>
+        <w:t>Volbeat</w:t>
+      </w:r>
+      <w:proofErr w:type="spellEnd"/>
     </w:p>
     <w:p>
       <w:pPr>
         <w:jc w:val="center"/>
         <w:rPr>
           <w:rFonts w:ascii="Times New Roman" w:hAnsi="Times New Roman" w:cs="Times New Roman"/>
-        </w:rPr>
-      </w:pPr>
-      <w:r>
-        <w:rPr>
-          <w:rFonts w:ascii="Times New Roman" w:hAnsi="Times New Roman" w:cs="Times New Roman"/>
+          <w:color w:val="0E2841" w:themeColor="text2"/>
+        </w:rPr>
+      </w:pPr>
+    </w:p>
+    <w:p>
+      <w:pPr>
+        <w:rPr>
+          <w:rFonts w:ascii="Times New Roman" w:hAnsi="Times New Roman" w:cs="Times New Roman"/>
+          <w:color w:val="0E2841" w:themeColor="text2"/>
+        </w:rPr>
+      </w:pPr>
+      <w:r>
+        <w:rPr>
+          <w:rFonts w:ascii="Times New Roman" w:hAnsi="Times New Roman" w:cs="Times New Roman"/>
+          <w:color w:val="0E2841" w:themeColor="text2"/>
+        </w:rPr>
+        <w:t xml:space="preserve">На основе этой информации создал класс </w:t>
+      </w:r>
+      <w:proofErr w:type="spellStart"/>
+      <w:r>
+        <w:rPr>
+          <w:rFonts w:ascii="Times New Roman" w:hAnsi="Times New Roman" w:cs="Times New Roman"/>
+          <w:color w:val="0E2841" w:themeColor="text2"/>
+          <w:lang w:val="en-US"/>
+        </w:rPr>
+        <w:t>Volbeat</w:t>
+      </w:r>
+      <w:proofErr w:type="spellEnd"/>
+      <w:r>
+        <w:rPr>
+          <w:rFonts w:ascii="Times New Roman" w:hAnsi="Times New Roman" w:cs="Times New Roman"/>
+          <w:color w:val="0E2841" w:themeColor="text2"/>
+        </w:rPr>
+        <w:t xml:space="preserve"> и задал в конструкторе его базовые характеристики</w:t>
+      </w:r>
+    </w:p>
+    <w:p>
+      <w:pPr>
+        <w:rPr>
+          <w:rFonts w:ascii="Times New Roman" w:hAnsi="Times New Roman" w:cs="Times New Roman"/>
+          <w:color w:val="0E2841" w:themeColor="text2"/>
+        </w:rPr>
+      </w:pPr>
+    </w:p>
+    <w:p>
+      <w:pPr>
+        <w:jc w:val="center"/>
+        <w:rPr>
+          <w:rFonts w:ascii="Times New Roman" w:hAnsi="Times New Roman" w:cs="Times New Roman"/>
+          <w:color w:val="0E2841" w:themeColor="text2"/>
+        </w:rPr>
+      </w:pPr>
+      <w:r>
+        <w:rPr>
+          <w:rFonts w:ascii="Times New Roman" w:hAnsi="Times New Roman" w:cs="Times New Roman"/>
+          <w:color w:val="0E2841" w:themeColor="text2"/>
+        </w:rPr>
+        <w:drawing>
+          <wp:inline distT="0" distB="0" distL="0" distR="0" wp14:anchorId="4B19B74C" wp14:editId="177E8F61">
+            <wp:extent cx="3752226" cy="2639192"/>
+            <wp:effectExtent l="0" t="0" r="635" b="8890"/>
+            <wp:docPr id="89179077" name="Рисунок 1"/>
+            <wp:cNvGraphicFramePr>
+              <a:graphicFrameLocks xmlns:a="http://schemas.openxmlformats.org/drawingml/2006/main" noChangeAspect="1"/>
+            </wp:cNvGraphicFramePr>
+            <a:graphic xmlns:a="http://schemas.openxmlformats.org/drawingml/2006/main">
+              <a:graphicData uri="http://schemas.openxmlformats.org/drawingml/2006/picture">
+                <pic:pic xmlns:pic="http://schemas.openxmlformats.org/drawingml/2006/picture">
+                  <pic:nvPicPr>
+                    <pic:cNvPr id="89179077" name=""/>
+                    <pic:cNvPicPr/>
+                  </pic:nvPicPr>
+                  <pic:blipFill>
+                    <a:blip r:embed="rId12"/>
+                    <a:stretch>
+                      <a:fillRect/>
+                    </a:stretch>
+                  </pic:blipFill>
+                  <pic:spPr>
+                    <a:xfrm>
+                      <a:off x="0" y="0"/>
+                      <a:ext cx="3797563" cy="2671081"/>
+                    </a:xfrm>
+                    <a:prstGeom prst="rect">
+                      <a:avLst/>
+                    </a:prstGeom>
+                  </pic:spPr>
+                </pic:pic>
+              </a:graphicData>
+            </a:graphic>
+          </wp:inline>
+        </w:drawing>
+      </w:r>
+    </w:p>
+    <w:p>
+      <w:pPr>
+        <w:jc w:val="center"/>
+        <w:rPr>
+          <w:rFonts w:ascii="Times New Roman" w:hAnsi="Times New Roman" w:cs="Times New Roman"/>
+          <w:color w:val="0E2841" w:themeColor="text2"/>
+        </w:rPr>
+      </w:pPr>
+      <w:r>
+        <w:rPr>
+          <w:rFonts w:ascii="Times New Roman" w:hAnsi="Times New Roman" w:cs="Times New Roman"/>
+          <w:color w:val="0E2841" w:themeColor="text2"/>
+        </w:rPr>
+        <w:t xml:space="preserve">Рисунок 1.2 – Реализация </w:t>
+      </w:r>
+      <w:proofErr w:type="spellStart"/>
+      <w:r>
+        <w:rPr>
+          <w:rFonts w:ascii="Times New Roman" w:hAnsi="Times New Roman" w:cs="Times New Roman"/>
+          <w:color w:val="0E2841" w:themeColor="text2"/>
+          <w:lang w:val="en-US"/>
+        </w:rPr>
+        <w:t>Volbeat</w:t>
+      </w:r>
+      <w:proofErr w:type="spellEnd"/>
+    </w:p>
+    <w:p>
+      <w:pPr>
+        <w:jc w:val="center"/>
+        <w:rPr>
+          <w:rFonts w:ascii="Times New Roman" w:hAnsi="Times New Roman" w:cs="Times New Roman"/>
+          <w:color w:val="0E2841" w:themeColor="text2"/>
+        </w:rPr>
+      </w:pPr>
+    </w:p>
+    <w:p>
+      <w:pPr>
+        <w:pStyle w:val="2"/>
+        <w:rPr>
+          <w:rFonts w:ascii="Times New Roman" w:hAnsi="Times New Roman" w:cs="Times New Roman"/>
+          <w:color w:val="0E2841" w:themeColor="text2"/>
+        </w:rPr>
+      </w:pPr>
+      <w:bookmarkStart w:id="3" w:name="_Toc241369350"/>
+      <w:r>
+        <w:rPr>
+          <w:rFonts w:ascii="Times New Roman" w:hAnsi="Times New Roman" w:cs="Times New Roman"/>
+          <w:color w:val="0E2841" w:themeColor="text2"/>
         </w:rPr>
         <w:lastRenderedPageBreak/>
-        <w:t>Текст задания</w:t>
-      </w:r>
+        <w:t xml:space="preserve">Реализация </w:t>
+      </w:r>
+      <w:r>
+        <w:rPr>
+          <w:rFonts w:ascii="Times New Roman" w:hAnsi="Times New Roman" w:cs="Times New Roman"/>
+          <w:color w:val="0E2841" w:themeColor="text2"/>
+        </w:rPr>
+        <w:t xml:space="preserve">атаки </w:t>
+      </w:r>
+      <w:proofErr w:type="spellStart"/>
+      <w:r>
+        <w:rPr>
+          <w:rFonts w:ascii="Times New Roman" w:hAnsi="Times New Roman" w:cs="Times New Roman"/>
+          <w:color w:val="0E2841" w:themeColor="text2"/>
+        </w:rPr>
+        <w:t>QuickAttack</w:t>
+      </w:r>
+      <w:proofErr w:type="spellEnd"/>
+      <w:r>
+        <w:rPr>
+          <w:rFonts w:ascii="Times New Roman" w:hAnsi="Times New Roman" w:cs="Times New Roman"/>
+          <w:color w:val="0E2841" w:themeColor="text2"/>
+        </w:rPr>
+        <w:t xml:space="preserve"> для </w:t>
+      </w:r>
+      <w:proofErr w:type="spellStart"/>
+      <w:r>
+        <w:rPr>
+          <w:rFonts w:ascii="Times New Roman" w:hAnsi="Times New Roman" w:cs="Times New Roman"/>
+          <w:color w:val="0E2841" w:themeColor="text2"/>
+          <w:lang w:val="en-US"/>
+        </w:rPr>
+        <w:t>Volbeat</w:t>
+      </w:r>
+      <w:bookmarkEnd w:id="3"/>
+      <w:proofErr w:type="spellEnd"/>
+    </w:p>
+    <w:p>
+      <w:pPr>
+        <w:rPr>
+          <w:rFonts w:ascii="Times New Roman" w:hAnsi="Times New Roman" w:cs="Times New Roman"/>
+          <w:color w:val="0E2841" w:themeColor="text2"/>
+        </w:rPr>
+      </w:pPr>
+      <w:r>
+        <w:rPr>
+          <w:rFonts w:ascii="Times New Roman" w:hAnsi="Times New Roman" w:cs="Times New Roman"/>
+          <w:color w:val="0E2841" w:themeColor="text2"/>
+        </w:rPr>
+        <w:t xml:space="preserve">Для покемона требуется создать 4 вида атак, одна из них - </w:t>
+      </w:r>
+      <w:proofErr w:type="spellStart"/>
+      <w:r>
+        <w:rPr>
+          <w:rFonts w:ascii="Times New Roman" w:hAnsi="Times New Roman" w:cs="Times New Roman"/>
+          <w:color w:val="0E2841" w:themeColor="text2"/>
+        </w:rPr>
+        <w:t>QuickAttack</w:t>
+      </w:r>
+      <w:proofErr w:type="spellEnd"/>
+    </w:p>
+    <w:p>
+      <w:pPr>
+        <w:rPr>
+          <w:rFonts w:ascii="Times New Roman" w:hAnsi="Times New Roman" w:cs="Times New Roman"/>
+          <w:color w:val="0E2841" w:themeColor="text2"/>
+        </w:rPr>
+      </w:pPr>
+      <w:r>
+        <w:rPr>
+          <w:rFonts w:ascii="Times New Roman" w:hAnsi="Times New Roman" w:cs="Times New Roman"/>
+          <w:color w:val="0E2841" w:themeColor="text2"/>
+        </w:rPr>
+        <w:t xml:space="preserve">С того же сайта беру информацию про данную атаку и на ее основе создаю класс </w:t>
+      </w:r>
+      <w:proofErr w:type="spellStart"/>
+      <w:r>
+        <w:rPr>
+          <w:rFonts w:ascii="Times New Roman" w:hAnsi="Times New Roman" w:cs="Times New Roman"/>
+          <w:color w:val="0E2841" w:themeColor="text2"/>
+          <w:lang w:val="en-US"/>
+        </w:rPr>
+        <w:t>QuickAttack</w:t>
+      </w:r>
+      <w:proofErr w:type="spellEnd"/>
+    </w:p>
+    <w:p>
+      <w:pPr>
+        <w:rPr>
+          <w:rFonts w:ascii="Times New Roman" w:hAnsi="Times New Roman" w:cs="Times New Roman"/>
+          <w:color w:val="0E2841" w:themeColor="text2"/>
+        </w:rPr>
+      </w:pPr>
     </w:p>
     <w:p>
       <w:pPr>
         <w:jc w:val="center"/>
         <w:rPr>
           <w:rFonts w:ascii="Times New Roman" w:hAnsi="Times New Roman" w:cs="Times New Roman"/>
-        </w:rPr>
-      </w:pPr>
-    </w:p>
-    <w:p>
-      <w:pPr>
-        <w:rPr>
-          <w:rFonts w:ascii="Times New Roman" w:hAnsi="Times New Roman" w:cs="Times New Roman"/>
-          <w:lang w:val="en-US"/>
-        </w:rPr>
-      </w:pPr>
+          <w:color w:val="0E2841" w:themeColor="text2"/>
+        </w:rPr>
+      </w:pPr>
+      <w:r>
+        <w:rPr>
+          <w:rFonts w:ascii="Times New Roman" w:hAnsi="Times New Roman" w:cs="Times New Roman"/>
+          <w:color w:val="0E2841" w:themeColor="text2"/>
+        </w:rPr>
+        <w:drawing>
+          <wp:inline distT="0" distB="0" distL="0" distR="0" wp14:anchorId="75DE1BDC" wp14:editId="085377E3">
+            <wp:extent cx="5456662" cy="2218828"/>
+            <wp:effectExtent l="0" t="0" r="0" b="0"/>
+            <wp:docPr id="512883646" name="Рисунок 1"/>
+            <wp:cNvGraphicFramePr>
+              <a:graphicFrameLocks xmlns:a="http://schemas.openxmlformats.org/drawingml/2006/main" noChangeAspect="1"/>
+            </wp:cNvGraphicFramePr>
+            <a:graphic xmlns:a="http://schemas.openxmlformats.org/drawingml/2006/main">
+              <a:graphicData uri="http://schemas.openxmlformats.org/drawingml/2006/picture">
+                <pic:pic xmlns:pic="http://schemas.openxmlformats.org/drawingml/2006/picture">
+                  <pic:nvPicPr>
+                    <pic:cNvPr id="512883646" name=""/>
+                    <pic:cNvPicPr/>
+                  </pic:nvPicPr>
+                  <pic:blipFill>
+                    <a:blip r:embed="rId13"/>
+                    <a:stretch>
+                      <a:fillRect/>
+                    </a:stretch>
+                  </pic:blipFill>
+                  <pic:spPr>
+                    <a:xfrm>
+                      <a:off x="0" y="0"/>
+                      <a:ext cx="5501487" cy="2237055"/>
+                    </a:xfrm>
+                    <a:prstGeom prst="rect">
+                      <a:avLst/>
+                    </a:prstGeom>
+                  </pic:spPr>
+                </pic:pic>
+              </a:graphicData>
+            </a:graphic>
+          </wp:inline>
+        </w:drawing>
+      </w:r>
     </w:p>
     <w:p>
       <w:pPr>
         <w:jc w:val="center"/>
         <w:rPr>
           <w:rFonts w:ascii="Times New Roman" w:hAnsi="Times New Roman" w:cs="Times New Roman"/>
-        </w:rPr>
-      </w:pPr>
-      <w:r>
-        <w:rPr>
-          <w:rFonts w:ascii="Times New Roman" w:hAnsi="Times New Roman" w:cs="Times New Roman"/>
-        </w:rPr>
-        <w:t>Ход работы</w:t>
+          <w:color w:val="0E2841" w:themeColor="text2"/>
+        </w:rPr>
+      </w:pPr>
+      <w:r>
+        <w:rPr>
+          <w:rFonts w:ascii="Times New Roman" w:hAnsi="Times New Roman" w:cs="Times New Roman"/>
+          <w:color w:val="0E2841" w:themeColor="text2"/>
+        </w:rPr>
+        <w:t xml:space="preserve">Рисунок 2.1 – информация про </w:t>
+      </w:r>
+      <w:r>
+        <w:rPr>
+          <w:rFonts w:ascii="Times New Roman" w:hAnsi="Times New Roman" w:cs="Times New Roman"/>
+          <w:color w:val="0E2841" w:themeColor="text2"/>
+          <w:lang w:val="en-US"/>
+        </w:rPr>
+        <w:t>Quick</w:t>
+      </w:r>
+      <w:r>
+        <w:rPr>
+          <w:rFonts w:ascii="Times New Roman" w:hAnsi="Times New Roman" w:cs="Times New Roman"/>
+          <w:color w:val="0E2841" w:themeColor="text2"/>
+        </w:rPr>
+        <w:t xml:space="preserve"> </w:t>
+      </w:r>
+      <w:r>
+        <w:rPr>
+          <w:rFonts w:ascii="Times New Roman" w:hAnsi="Times New Roman" w:cs="Times New Roman"/>
+          <w:color w:val="0E2841" w:themeColor="text2"/>
+          <w:lang w:val="en-US"/>
+        </w:rPr>
+        <w:t>Attack</w:t>
       </w:r>
     </w:p>
     <w:p>
@@ -380,13 +2047,7 @@
         <w:jc w:val="center"/>
         <w:rPr>
           <w:rFonts w:ascii="Times New Roman" w:hAnsi="Times New Roman" w:cs="Times New Roman"/>
-        </w:rPr>
-      </w:pPr>
-    </w:p>
-    <w:p>
-      <w:pPr>
-        <w:rPr>
-          <w:rFonts w:ascii="Times New Roman" w:hAnsi="Times New Roman" w:cs="Times New Roman"/>
+          <w:color w:val="0E2841" w:themeColor="text2"/>
         </w:rPr>
       </w:pPr>
     </w:p>
@@ -395,121 +2056,5846 @@
         <w:jc w:val="center"/>
         <w:rPr>
           <w:rFonts w:ascii="Times New Roman" w:hAnsi="Times New Roman" w:cs="Times New Roman"/>
-        </w:rPr>
-      </w:pPr>
-      <w:r>
-        <w:rPr>
-          <w:rFonts w:ascii="Times New Roman" w:hAnsi="Times New Roman" w:cs="Times New Roman"/>
+          <w:color w:val="0E2841" w:themeColor="text2"/>
+          <w:lang w:val="en-US"/>
+        </w:rPr>
+      </w:pPr>
+      <w:r>
+        <w:rPr>
+          <w:rFonts w:ascii="Times New Roman" w:hAnsi="Times New Roman" w:cs="Times New Roman"/>
+          <w:color w:val="0E2841" w:themeColor="text2"/>
+          <w:lang w:val="en-US"/>
+        </w:rPr>
+        <w:drawing>
+          <wp:inline distT="0" distB="0" distL="0" distR="0" wp14:anchorId="4E9A0673" wp14:editId="02FB6094">
+            <wp:extent cx="3146229" cy="2461154"/>
+            <wp:effectExtent l="0" t="0" r="0" b="0"/>
+            <wp:docPr id="147321902" name="Рисунок 1"/>
+            <wp:cNvGraphicFramePr>
+              <a:graphicFrameLocks xmlns:a="http://schemas.openxmlformats.org/drawingml/2006/main" noChangeAspect="1"/>
+            </wp:cNvGraphicFramePr>
+            <a:graphic xmlns:a="http://schemas.openxmlformats.org/drawingml/2006/main">
+              <a:graphicData uri="http://schemas.openxmlformats.org/drawingml/2006/picture">
+                <pic:pic xmlns:pic="http://schemas.openxmlformats.org/drawingml/2006/picture">
+                  <pic:nvPicPr>
+                    <pic:cNvPr id="147321902" name=""/>
+                    <pic:cNvPicPr/>
+                  </pic:nvPicPr>
+                  <pic:blipFill>
+                    <a:blip r:embed="rId14"/>
+                    <a:stretch>
+                      <a:fillRect/>
+                    </a:stretch>
+                  </pic:blipFill>
+                  <pic:spPr>
+                    <a:xfrm>
+                      <a:off x="0" y="0"/>
+                      <a:ext cx="3164249" cy="2475250"/>
+                    </a:xfrm>
+                    <a:prstGeom prst="rect">
+                      <a:avLst/>
+                    </a:prstGeom>
+                  </pic:spPr>
+                </pic:pic>
+              </a:graphicData>
+            </a:graphic>
+          </wp:inline>
+        </w:drawing>
+      </w:r>
+    </w:p>
+    <w:p>
+      <w:pPr>
+        <w:jc w:val="center"/>
+        <w:rPr>
+          <w:rFonts w:ascii="Times New Roman" w:hAnsi="Times New Roman" w:cs="Times New Roman"/>
+          <w:color w:val="0E2841" w:themeColor="text2"/>
+          <w:lang w:val="en-US"/>
+        </w:rPr>
+      </w:pPr>
+      <w:r>
+        <w:rPr>
+          <w:rFonts w:ascii="Times New Roman" w:hAnsi="Times New Roman" w:cs="Times New Roman"/>
+          <w:color w:val="0E2841" w:themeColor="text2"/>
+        </w:rPr>
+        <w:t xml:space="preserve">Рисунок 2.2 – реализация </w:t>
+      </w:r>
+      <w:proofErr w:type="spellStart"/>
+      <w:r>
+        <w:rPr>
+          <w:rFonts w:ascii="Times New Roman" w:hAnsi="Times New Roman" w:cs="Times New Roman"/>
+          <w:color w:val="0E2841" w:themeColor="text2"/>
+          <w:lang w:val="en-US"/>
+        </w:rPr>
+        <w:t>QuickAttack</w:t>
+      </w:r>
+      <w:proofErr w:type="spellEnd"/>
+    </w:p>
+    <w:p>
+      <w:pPr>
+        <w:jc w:val="center"/>
+        <w:rPr>
+          <w:rFonts w:ascii="Times New Roman" w:hAnsi="Times New Roman" w:cs="Times New Roman"/>
+          <w:color w:val="0E2841" w:themeColor="text2"/>
+          <w:lang w:val="en-US"/>
+        </w:rPr>
+      </w:pPr>
+    </w:p>
+    <w:p>
+      <w:pPr>
+        <w:rPr>
+          <w:rFonts w:ascii="Times New Roman" w:hAnsi="Times New Roman" w:cs="Times New Roman"/>
+          <w:color w:val="0E2841" w:themeColor="text2"/>
+        </w:rPr>
+      </w:pPr>
+      <w:r>
+        <w:rPr>
+          <w:rFonts w:ascii="Times New Roman" w:hAnsi="Times New Roman" w:cs="Times New Roman"/>
+          <w:color w:val="0E2841" w:themeColor="text2"/>
+        </w:rPr>
+        <w:t xml:space="preserve">Также я переопределил метод </w:t>
+      </w:r>
+      <w:r>
+        <w:rPr>
+          <w:rFonts w:ascii="Times New Roman" w:hAnsi="Times New Roman" w:cs="Times New Roman"/>
+          <w:color w:val="0E2841" w:themeColor="text2"/>
+          <w:lang w:val="en-US"/>
+        </w:rPr>
+        <w:t>describe</w:t>
+      </w:r>
+      <w:r>
+        <w:rPr>
+          <w:rFonts w:ascii="Times New Roman" w:hAnsi="Times New Roman" w:cs="Times New Roman"/>
+          <w:color w:val="0E2841" w:themeColor="text2"/>
+        </w:rPr>
+        <w:t>(), который возвращает описание атаки</w:t>
+      </w:r>
+    </w:p>
+    <w:p>
+      <w:pPr>
+        <w:rPr>
+          <w:rFonts w:ascii="Times New Roman" w:hAnsi="Times New Roman" w:cs="Times New Roman"/>
+          <w:color w:val="0E2841" w:themeColor="text2"/>
+        </w:rPr>
+      </w:pPr>
+    </w:p>
+    <w:p>
+      <w:pPr>
+        <w:pStyle w:val="2"/>
+        <w:rPr>
+          <w:rFonts w:ascii="Times New Roman" w:hAnsi="Times New Roman" w:cs="Times New Roman"/>
+          <w:color w:val="0E2841" w:themeColor="text2"/>
+          <w:lang w:val="en-US"/>
+        </w:rPr>
+      </w:pPr>
+      <w:bookmarkStart w:id="4" w:name="_Toc241369351"/>
+      <w:r>
+        <w:rPr>
+          <w:rFonts w:ascii="Times New Roman" w:hAnsi="Times New Roman" w:cs="Times New Roman"/>
+          <w:color w:val="0E2841" w:themeColor="text2"/>
+        </w:rPr>
+        <w:t xml:space="preserve">Реализация остальных 3 классов атак </w:t>
+      </w:r>
+      <w:proofErr w:type="spellStart"/>
+      <w:r>
+        <w:rPr>
+          <w:rFonts w:ascii="Times New Roman" w:hAnsi="Times New Roman" w:cs="Times New Roman"/>
+          <w:color w:val="0E2841" w:themeColor="text2"/>
+          <w:lang w:val="en-US"/>
+        </w:rPr>
+        <w:t>Volbeat</w:t>
+      </w:r>
+      <w:bookmarkEnd w:id="4"/>
+      <w:proofErr w:type="spellEnd"/>
+    </w:p>
+    <w:p>
+      <w:pPr>
+        <w:rPr>
+          <w:rFonts w:ascii="Times New Roman" w:hAnsi="Times New Roman" w:cs="Times New Roman"/>
+          <w:color w:val="0E2841" w:themeColor="text2"/>
+        </w:rPr>
+      </w:pPr>
+      <w:r>
+        <w:rPr>
+          <w:rFonts w:ascii="Times New Roman" w:hAnsi="Times New Roman" w:cs="Times New Roman"/>
+          <w:color w:val="0E2841" w:themeColor="text2"/>
+        </w:rPr>
+        <w:t xml:space="preserve">Далее я создал класс </w:t>
+      </w:r>
+      <w:r>
+        <w:rPr>
+          <w:rFonts w:ascii="Times New Roman" w:hAnsi="Times New Roman" w:cs="Times New Roman"/>
+          <w:color w:val="0E2841" w:themeColor="text2"/>
+          <w:lang w:val="en-US"/>
+        </w:rPr>
+        <w:t>Flash</w:t>
+      </w:r>
+      <w:r>
+        <w:rPr>
+          <w:rFonts w:ascii="Times New Roman" w:hAnsi="Times New Roman" w:cs="Times New Roman"/>
+          <w:color w:val="0E2841" w:themeColor="text2"/>
+        </w:rPr>
+        <w:t xml:space="preserve">, который наследуется от </w:t>
+      </w:r>
+      <w:proofErr w:type="spellStart"/>
+      <w:r>
+        <w:rPr>
+          <w:rFonts w:ascii="Times New Roman" w:hAnsi="Times New Roman" w:cs="Times New Roman"/>
+          <w:color w:val="0E2841" w:themeColor="text2"/>
+          <w:lang w:val="en-US"/>
+        </w:rPr>
+        <w:t>StatusMove</w:t>
+      </w:r>
+      <w:proofErr w:type="spellEnd"/>
+    </w:p>
+    <w:p>
+      <w:pPr>
+        <w:rPr>
+          <w:rFonts w:ascii="Times New Roman" w:hAnsi="Times New Roman" w:cs="Times New Roman"/>
+          <w:color w:val="0E2841" w:themeColor="text2"/>
+        </w:rPr>
+      </w:pPr>
+      <w:r>
+        <w:rPr>
+          <w:rFonts w:ascii="Times New Roman" w:hAnsi="Times New Roman" w:cs="Times New Roman"/>
+          <w:color w:val="0E2841" w:themeColor="text2"/>
+        </w:rPr>
+        <w:lastRenderedPageBreak/>
+        <w:t xml:space="preserve">В нем было необходимо переопределить метод </w:t>
+      </w:r>
+      <w:proofErr w:type="spellStart"/>
+      <w:r>
+        <w:rPr>
+          <w:rFonts w:ascii="Times New Roman" w:hAnsi="Times New Roman" w:cs="Times New Roman"/>
+          <w:color w:val="0E2841" w:themeColor="text2"/>
+          <w:lang w:val="en-US"/>
+        </w:rPr>
+        <w:t>applyOppEffects</w:t>
+      </w:r>
+      <w:proofErr w:type="spellEnd"/>
+      <w:r>
+        <w:rPr>
+          <w:rFonts w:ascii="Times New Roman" w:hAnsi="Times New Roman" w:cs="Times New Roman"/>
+          <w:color w:val="0E2841" w:themeColor="text2"/>
+        </w:rPr>
+        <w:t>(</w:t>
+      </w:r>
+      <w:proofErr w:type="spellStart"/>
+      <w:r>
+        <w:rPr>
+          <w:rFonts w:ascii="Times New Roman" w:hAnsi="Times New Roman" w:cs="Times New Roman"/>
+          <w:color w:val="0E2841" w:themeColor="text2"/>
+          <w:lang w:val="en-US"/>
+        </w:rPr>
+        <w:t>Pokemon</w:t>
+      </w:r>
+      <w:proofErr w:type="spellEnd"/>
+      <w:r>
+        <w:rPr>
+          <w:rFonts w:ascii="Times New Roman" w:hAnsi="Times New Roman" w:cs="Times New Roman"/>
+          <w:color w:val="0E2841" w:themeColor="text2"/>
+        </w:rPr>
+        <w:t xml:space="preserve"> </w:t>
+      </w:r>
+      <w:r>
+        <w:rPr>
+          <w:rFonts w:ascii="Times New Roman" w:hAnsi="Times New Roman" w:cs="Times New Roman"/>
+          <w:color w:val="0E2841" w:themeColor="text2"/>
+          <w:lang w:val="en-US"/>
+        </w:rPr>
+        <w:t>p</w:t>
+      </w:r>
+      <w:r>
+        <w:rPr>
+          <w:rFonts w:ascii="Times New Roman" w:hAnsi="Times New Roman" w:cs="Times New Roman"/>
+          <w:color w:val="0E2841" w:themeColor="text2"/>
+        </w:rPr>
+        <w:t xml:space="preserve">), поскольку </w:t>
+      </w:r>
+      <w:r>
+        <w:rPr>
+          <w:rFonts w:ascii="Times New Roman" w:hAnsi="Times New Roman" w:cs="Times New Roman"/>
+          <w:color w:val="0E2841" w:themeColor="text2"/>
+        </w:rPr>
+        <w:t>атака снижает у защищающегося покемона точность атаки</w:t>
+      </w:r>
+    </w:p>
+    <w:p>
+      <w:pPr>
+        <w:jc w:val="center"/>
+        <w:rPr>
+          <w:rFonts w:ascii="Times New Roman" w:hAnsi="Times New Roman" w:cs="Times New Roman"/>
+          <w:color w:val="0E2841" w:themeColor="text2"/>
+          <w:lang w:val="en-US"/>
+        </w:rPr>
+      </w:pPr>
+      <w:r>
+        <w:rPr>
+          <w:rFonts w:ascii="Times New Roman" w:hAnsi="Times New Roman" w:cs="Times New Roman"/>
+          <w:color w:val="0E2841" w:themeColor="text2"/>
+          <w:lang w:val="en-US"/>
+        </w:rPr>
+        <w:drawing>
+          <wp:inline distT="0" distB="0" distL="0" distR="0" wp14:anchorId="16C5EA17" wp14:editId="2ED4599C">
+            <wp:extent cx="3595064" cy="2535185"/>
+            <wp:effectExtent l="0" t="0" r="5715" b="0"/>
+            <wp:docPr id="1687567908" name="Рисунок 1"/>
+            <wp:cNvGraphicFramePr>
+              <a:graphicFrameLocks xmlns:a="http://schemas.openxmlformats.org/drawingml/2006/main" noChangeAspect="1"/>
+            </wp:cNvGraphicFramePr>
+            <a:graphic xmlns:a="http://schemas.openxmlformats.org/drawingml/2006/main">
+              <a:graphicData uri="http://schemas.openxmlformats.org/drawingml/2006/picture">
+                <pic:pic xmlns:pic="http://schemas.openxmlformats.org/drawingml/2006/picture">
+                  <pic:nvPicPr>
+                    <pic:cNvPr id="1687567908" name=""/>
+                    <pic:cNvPicPr/>
+                  </pic:nvPicPr>
+                  <pic:blipFill>
+                    <a:blip r:embed="rId15"/>
+                    <a:stretch>
+                      <a:fillRect/>
+                    </a:stretch>
+                  </pic:blipFill>
+                  <pic:spPr>
+                    <a:xfrm>
+                      <a:off x="0" y="0"/>
+                      <a:ext cx="3646599" cy="2571527"/>
+                    </a:xfrm>
+                    <a:prstGeom prst="rect">
+                      <a:avLst/>
+                    </a:prstGeom>
+                  </pic:spPr>
+                </pic:pic>
+              </a:graphicData>
+            </a:graphic>
+          </wp:inline>
+        </w:drawing>
+      </w:r>
+    </w:p>
+    <w:p>
+      <w:pPr>
+        <w:jc w:val="center"/>
+        <w:rPr>
+          <w:rFonts w:ascii="Times New Roman" w:hAnsi="Times New Roman" w:cs="Times New Roman"/>
+          <w:color w:val="0E2841" w:themeColor="text2"/>
+          <w:lang w:val="en-US"/>
+        </w:rPr>
+      </w:pPr>
+      <w:r>
+        <w:rPr>
+          <w:rFonts w:ascii="Times New Roman" w:hAnsi="Times New Roman" w:cs="Times New Roman"/>
+          <w:color w:val="0E2841" w:themeColor="text2"/>
+        </w:rPr>
+        <w:t xml:space="preserve">Рисунок 3.1 – реализация </w:t>
+      </w:r>
+      <w:r>
+        <w:rPr>
+          <w:rFonts w:ascii="Times New Roman" w:hAnsi="Times New Roman" w:cs="Times New Roman"/>
+          <w:color w:val="0E2841" w:themeColor="text2"/>
+          <w:lang w:val="en-US"/>
+        </w:rPr>
+        <w:t>Flash</w:t>
+      </w:r>
+    </w:p>
+    <w:p>
+      <w:pPr>
+        <w:rPr>
+          <w:rFonts w:ascii="Times New Roman" w:hAnsi="Times New Roman" w:cs="Times New Roman"/>
+          <w:color w:val="0E2841" w:themeColor="text2"/>
+        </w:rPr>
+      </w:pPr>
+    </w:p>
+    <w:p>
+      <w:pPr>
+        <w:rPr>
+          <w:rFonts w:ascii="Times New Roman" w:hAnsi="Times New Roman" w:cs="Times New Roman"/>
+          <w:color w:val="0E2841" w:themeColor="text2"/>
+        </w:rPr>
+      </w:pPr>
+      <w:r>
+        <w:rPr>
+          <w:rFonts w:ascii="Times New Roman" w:hAnsi="Times New Roman" w:cs="Times New Roman"/>
+          <w:color w:val="0E2841" w:themeColor="text2"/>
+        </w:rPr>
+        <w:t xml:space="preserve">У атаки </w:t>
+      </w:r>
+      <w:r>
+        <w:rPr>
+          <w:rFonts w:ascii="Times New Roman" w:hAnsi="Times New Roman" w:cs="Times New Roman"/>
+          <w:color w:val="0E2841" w:themeColor="text2"/>
+          <w:lang w:val="en-US"/>
+        </w:rPr>
+        <w:t>Aerial</w:t>
+      </w:r>
+      <w:r>
+        <w:rPr>
+          <w:rFonts w:ascii="Times New Roman" w:hAnsi="Times New Roman" w:cs="Times New Roman"/>
+          <w:color w:val="0E2841" w:themeColor="text2"/>
+        </w:rPr>
+        <w:t xml:space="preserve"> </w:t>
+      </w:r>
+      <w:r>
+        <w:rPr>
+          <w:rFonts w:ascii="Times New Roman" w:hAnsi="Times New Roman" w:cs="Times New Roman"/>
+          <w:color w:val="0E2841" w:themeColor="text2"/>
+          <w:lang w:val="en-US"/>
+        </w:rPr>
+        <w:t>Ace</w:t>
+      </w:r>
+      <w:r>
+        <w:rPr>
+          <w:rFonts w:ascii="Times New Roman" w:hAnsi="Times New Roman" w:cs="Times New Roman"/>
+          <w:color w:val="0E2841" w:themeColor="text2"/>
+        </w:rPr>
+        <w:t xml:space="preserve"> необходимо было сделать точность 100%, поэтому я переопределил метод </w:t>
+      </w:r>
+      <w:proofErr w:type="spellStart"/>
+      <w:r>
+        <w:rPr>
+          <w:rFonts w:ascii="Times New Roman" w:hAnsi="Times New Roman" w:cs="Times New Roman"/>
+          <w:color w:val="0E2841" w:themeColor="text2"/>
+          <w:lang w:val="en-US"/>
+        </w:rPr>
+        <w:t>chec</w:t>
+      </w:r>
+      <w:r>
+        <w:rPr>
+          <w:rFonts w:ascii="Times New Roman" w:hAnsi="Times New Roman" w:cs="Times New Roman"/>
+          <w:color w:val="0E2841" w:themeColor="text2"/>
+          <w:lang w:val="en-US"/>
+        </w:rPr>
+        <w:t>k</w:t>
+      </w:r>
+      <w:r>
+        <w:rPr>
+          <w:rFonts w:ascii="Times New Roman" w:hAnsi="Times New Roman" w:cs="Times New Roman"/>
+          <w:color w:val="0E2841" w:themeColor="text2"/>
+          <w:lang w:val="en-US"/>
+        </w:rPr>
+        <w:t>Accuracy</w:t>
+      </w:r>
+      <w:proofErr w:type="spellEnd"/>
+      <w:r>
+        <w:rPr>
+          <w:rFonts w:ascii="Times New Roman" w:hAnsi="Times New Roman" w:cs="Times New Roman"/>
+          <w:color w:val="0E2841" w:themeColor="text2"/>
+        </w:rPr>
+        <w:t>(</w:t>
+      </w:r>
+      <w:proofErr w:type="spellStart"/>
+      <w:r>
+        <w:rPr>
+          <w:rFonts w:ascii="Times New Roman" w:hAnsi="Times New Roman" w:cs="Times New Roman"/>
+          <w:color w:val="0E2841" w:themeColor="text2"/>
+          <w:lang w:val="en-US"/>
+        </w:rPr>
+        <w:t>Pokemon</w:t>
+      </w:r>
+      <w:proofErr w:type="spellEnd"/>
+      <w:r>
+        <w:rPr>
+          <w:rFonts w:ascii="Times New Roman" w:hAnsi="Times New Roman" w:cs="Times New Roman"/>
+          <w:color w:val="0E2841" w:themeColor="text2"/>
+        </w:rPr>
+        <w:t xml:space="preserve"> </w:t>
+      </w:r>
+      <w:proofErr w:type="spellStart"/>
+      <w:r>
+        <w:rPr>
+          <w:rFonts w:ascii="Times New Roman" w:hAnsi="Times New Roman" w:cs="Times New Roman"/>
+          <w:color w:val="0E2841" w:themeColor="text2"/>
+          <w:lang w:val="en-US"/>
+        </w:rPr>
+        <w:t>att</w:t>
+      </w:r>
+      <w:proofErr w:type="spellEnd"/>
+      <w:r>
+        <w:rPr>
+          <w:rFonts w:ascii="Times New Roman" w:hAnsi="Times New Roman" w:cs="Times New Roman"/>
+          <w:color w:val="0E2841" w:themeColor="text2"/>
+        </w:rPr>
+        <w:t xml:space="preserve">, </w:t>
+      </w:r>
+      <w:proofErr w:type="spellStart"/>
+      <w:r>
+        <w:rPr>
+          <w:rFonts w:ascii="Times New Roman" w:hAnsi="Times New Roman" w:cs="Times New Roman"/>
+          <w:color w:val="0E2841" w:themeColor="text2"/>
+          <w:lang w:val="en-US"/>
+        </w:rPr>
+        <w:t>Pokemon</w:t>
+      </w:r>
+      <w:proofErr w:type="spellEnd"/>
+      <w:r>
+        <w:rPr>
+          <w:rFonts w:ascii="Times New Roman" w:hAnsi="Times New Roman" w:cs="Times New Roman"/>
+          <w:color w:val="0E2841" w:themeColor="text2"/>
+        </w:rPr>
+        <w:t xml:space="preserve"> </w:t>
+      </w:r>
+      <w:r>
+        <w:rPr>
+          <w:rFonts w:ascii="Times New Roman" w:hAnsi="Times New Roman" w:cs="Times New Roman"/>
+          <w:color w:val="0E2841" w:themeColor="text2"/>
+          <w:lang w:val="en-US"/>
+        </w:rPr>
+        <w:t>def</w:t>
+      </w:r>
+      <w:r>
+        <w:rPr>
+          <w:rFonts w:ascii="Times New Roman" w:hAnsi="Times New Roman" w:cs="Times New Roman"/>
+          <w:color w:val="0E2841" w:themeColor="text2"/>
+        </w:rPr>
+        <w:t xml:space="preserve">), который теперь всегда возвращает </w:t>
+      </w:r>
+      <w:r>
+        <w:rPr>
+          <w:rFonts w:ascii="Times New Roman" w:hAnsi="Times New Roman" w:cs="Times New Roman"/>
+          <w:color w:val="0E2841" w:themeColor="text2"/>
+          <w:lang w:val="en-US"/>
+        </w:rPr>
+        <w:t>true</w:t>
+      </w:r>
+      <w:r>
+        <w:rPr>
+          <w:rFonts w:ascii="Times New Roman" w:hAnsi="Times New Roman" w:cs="Times New Roman"/>
+          <w:color w:val="0E2841" w:themeColor="text2"/>
+        </w:rPr>
+        <w:t>, то есть всегда попадает</w:t>
+      </w:r>
+    </w:p>
+    <w:p>
+      <w:pPr>
+        <w:jc w:val="center"/>
+        <w:rPr>
+          <w:rFonts w:ascii="Times New Roman" w:hAnsi="Times New Roman" w:cs="Times New Roman"/>
+          <w:color w:val="0E2841" w:themeColor="text2"/>
+        </w:rPr>
+      </w:pPr>
+      <w:r>
+        <w:rPr>
+          <w:rFonts w:ascii="Times New Roman" w:hAnsi="Times New Roman" w:cs="Times New Roman"/>
+          <w:color w:val="0E2841" w:themeColor="text2"/>
+        </w:rPr>
+        <w:drawing>
+          <wp:inline distT="0" distB="0" distL="0" distR="0" wp14:anchorId="56C7C374" wp14:editId="3220F798">
+            <wp:extent cx="2981422" cy="2565520"/>
+            <wp:effectExtent l="0" t="0" r="0" b="6350"/>
+            <wp:docPr id="1523296280" name="Рисунок 1"/>
+            <wp:cNvGraphicFramePr>
+              <a:graphicFrameLocks xmlns:a="http://schemas.openxmlformats.org/drawingml/2006/main" noChangeAspect="1"/>
+            </wp:cNvGraphicFramePr>
+            <a:graphic xmlns:a="http://schemas.openxmlformats.org/drawingml/2006/main">
+              <a:graphicData uri="http://schemas.openxmlformats.org/drawingml/2006/picture">
+                <pic:pic xmlns:pic="http://schemas.openxmlformats.org/drawingml/2006/picture">
+                  <pic:nvPicPr>
+                    <pic:cNvPr id="1523296280" name=""/>
+                    <pic:cNvPicPr/>
+                  </pic:nvPicPr>
+                  <pic:blipFill>
+                    <a:blip r:embed="rId16"/>
+                    <a:stretch>
+                      <a:fillRect/>
+                    </a:stretch>
+                  </pic:blipFill>
+                  <pic:spPr>
+                    <a:xfrm>
+                      <a:off x="0" y="0"/>
+                      <a:ext cx="3005522" cy="2586258"/>
+                    </a:xfrm>
+                    <a:prstGeom prst="rect">
+                      <a:avLst/>
+                    </a:prstGeom>
+                  </pic:spPr>
+                </pic:pic>
+              </a:graphicData>
+            </a:graphic>
+          </wp:inline>
+        </w:drawing>
+      </w:r>
+    </w:p>
+    <w:p>
+      <w:pPr>
+        <w:jc w:val="center"/>
+        <w:rPr>
+          <w:rFonts w:ascii="Times New Roman" w:hAnsi="Times New Roman" w:cs="Times New Roman"/>
+          <w:color w:val="0E2841" w:themeColor="text2"/>
+          <w:lang w:val="en-US"/>
+        </w:rPr>
+      </w:pPr>
+      <w:r>
+        <w:rPr>
+          <w:rFonts w:ascii="Times New Roman" w:hAnsi="Times New Roman" w:cs="Times New Roman"/>
+          <w:color w:val="0E2841" w:themeColor="text2"/>
+        </w:rPr>
+        <w:t xml:space="preserve">Рисунок 3.2 – реализация </w:t>
+      </w:r>
+      <w:proofErr w:type="spellStart"/>
+      <w:r>
+        <w:rPr>
+          <w:rFonts w:ascii="Times New Roman" w:hAnsi="Times New Roman" w:cs="Times New Roman"/>
+          <w:color w:val="0E2841" w:themeColor="text2"/>
+          <w:lang w:val="en-US"/>
+        </w:rPr>
+        <w:t>AerialAce</w:t>
+      </w:r>
+      <w:proofErr w:type="spellEnd"/>
+    </w:p>
+    <w:p>
+      <w:pPr>
+        <w:rPr>
+          <w:rFonts w:ascii="Times New Roman" w:hAnsi="Times New Roman" w:cs="Times New Roman"/>
+          <w:color w:val="0E2841" w:themeColor="text2"/>
+        </w:rPr>
+      </w:pPr>
+    </w:p>
+    <w:p>
+      <w:pPr>
+        <w:rPr>
+          <w:rFonts w:ascii="Times New Roman" w:hAnsi="Times New Roman" w:cs="Times New Roman"/>
+          <w:color w:val="0E2841" w:themeColor="text2"/>
+        </w:rPr>
+      </w:pPr>
+      <w:r>
+        <w:rPr>
+          <w:rFonts w:ascii="Times New Roman" w:hAnsi="Times New Roman" w:cs="Times New Roman"/>
+          <w:color w:val="0E2841" w:themeColor="text2"/>
+        </w:rPr>
+        <w:t xml:space="preserve">Далее я реализовал атаку </w:t>
+      </w:r>
+      <w:r>
+        <w:rPr>
+          <w:rFonts w:ascii="Times New Roman" w:hAnsi="Times New Roman" w:cs="Times New Roman"/>
+          <w:color w:val="0E2841" w:themeColor="text2"/>
+          <w:lang w:val="en-US"/>
+        </w:rPr>
+        <w:t>Dizzy</w:t>
+      </w:r>
+      <w:r>
+        <w:rPr>
+          <w:rFonts w:ascii="Times New Roman" w:hAnsi="Times New Roman" w:cs="Times New Roman"/>
+          <w:color w:val="0E2841" w:themeColor="text2"/>
+        </w:rPr>
+        <w:t xml:space="preserve"> </w:t>
+      </w:r>
+      <w:r>
+        <w:rPr>
+          <w:rFonts w:ascii="Times New Roman" w:hAnsi="Times New Roman" w:cs="Times New Roman"/>
+          <w:color w:val="0E2841" w:themeColor="text2"/>
+          <w:lang w:val="en-US"/>
+        </w:rPr>
+        <w:t>Punch</w:t>
+      </w:r>
+      <w:r>
+        <w:rPr>
+          <w:rFonts w:ascii="Times New Roman" w:hAnsi="Times New Roman" w:cs="Times New Roman"/>
+          <w:color w:val="0E2841" w:themeColor="text2"/>
+        </w:rPr>
+        <w:t>, особенность которой - это наложение эффекта растерянности</w:t>
+      </w:r>
+    </w:p>
+    <w:p>
+      <w:pPr>
+        <w:rPr>
+          <w:rFonts w:ascii="Times New Roman" w:hAnsi="Times New Roman" w:cs="Times New Roman"/>
+          <w:color w:val="0E2841" w:themeColor="text2"/>
+        </w:rPr>
+      </w:pPr>
+      <w:r>
+        <w:rPr>
+          <w:rFonts w:ascii="Times New Roman" w:hAnsi="Times New Roman" w:cs="Times New Roman"/>
+          <w:color w:val="0E2841" w:themeColor="text2"/>
+        </w:rPr>
+        <w:t xml:space="preserve">Для такого наложения такого эффекта я использовал </w:t>
+      </w:r>
+      <w:r>
+        <w:rPr>
+          <w:rFonts w:ascii="Times New Roman" w:hAnsi="Times New Roman" w:cs="Times New Roman"/>
+          <w:color w:val="0E2841" w:themeColor="text2"/>
+          <w:lang w:val="en-US"/>
+        </w:rPr>
+        <w:t>Effect</w:t>
+      </w:r>
+      <w:r>
+        <w:rPr>
+          <w:rFonts w:ascii="Times New Roman" w:hAnsi="Times New Roman" w:cs="Times New Roman"/>
+          <w:color w:val="0E2841" w:themeColor="text2"/>
+        </w:rPr>
+        <w:t>.</w:t>
+      </w:r>
+      <w:r>
+        <w:rPr>
+          <w:rFonts w:ascii="Times New Roman" w:hAnsi="Times New Roman" w:cs="Times New Roman"/>
+          <w:color w:val="0E2841" w:themeColor="text2"/>
+          <w:lang w:val="en-US"/>
+        </w:rPr>
+        <w:t>confuse</w:t>
+      </w:r>
+      <w:r>
+        <w:rPr>
+          <w:rFonts w:ascii="Times New Roman" w:hAnsi="Times New Roman" w:cs="Times New Roman"/>
+          <w:color w:val="0E2841" w:themeColor="text2"/>
+        </w:rPr>
+        <w:t xml:space="preserve">(); а 20% шанс проверял через </w:t>
+      </w:r>
+      <w:r>
+        <w:rPr>
+          <w:rFonts w:ascii="Times New Roman" w:hAnsi="Times New Roman" w:cs="Times New Roman"/>
+          <w:color w:val="0E2841" w:themeColor="text2"/>
+          <w:lang w:val="en-US"/>
+        </w:rPr>
+        <w:t>Math</w:t>
+      </w:r>
+      <w:r>
+        <w:rPr>
+          <w:rFonts w:ascii="Times New Roman" w:hAnsi="Times New Roman" w:cs="Times New Roman"/>
+          <w:color w:val="0E2841" w:themeColor="text2"/>
+        </w:rPr>
+        <w:t>.</w:t>
+      </w:r>
+      <w:r>
+        <w:rPr>
+          <w:rFonts w:ascii="Times New Roman" w:hAnsi="Times New Roman" w:cs="Times New Roman"/>
+          <w:color w:val="0E2841" w:themeColor="text2"/>
+          <w:lang w:val="en-US"/>
+        </w:rPr>
+        <w:t>random</w:t>
+      </w:r>
+      <w:r>
+        <w:rPr>
+          <w:rFonts w:ascii="Times New Roman" w:hAnsi="Times New Roman" w:cs="Times New Roman"/>
+          <w:color w:val="0E2841" w:themeColor="text2"/>
+        </w:rPr>
+        <w:t xml:space="preserve">() </w:t>
+      </w:r>
+    </w:p>
+    <w:p>
+      <w:pPr>
+        <w:rPr>
+          <w:rFonts w:ascii="Times New Roman" w:hAnsi="Times New Roman" w:cs="Times New Roman"/>
+          <w:color w:val="0E2841" w:themeColor="text2"/>
+        </w:rPr>
+      </w:pPr>
+    </w:p>
+    <w:p>
+      <w:pPr>
+        <w:jc w:val="center"/>
+        <w:rPr>
+          <w:rFonts w:ascii="Times New Roman" w:hAnsi="Times New Roman" w:cs="Times New Roman"/>
+          <w:color w:val="0E2841" w:themeColor="text2"/>
+        </w:rPr>
+      </w:pPr>
+      <w:r>
+        <w:rPr>
+          <w:rFonts w:ascii="Times New Roman" w:hAnsi="Times New Roman" w:cs="Times New Roman"/>
+          <w:color w:val="0E2841" w:themeColor="text2"/>
+        </w:rPr>
+        <w:lastRenderedPageBreak/>
+        <w:drawing>
+          <wp:inline distT="0" distB="0" distL="0" distR="0" wp14:anchorId="37090B6F" wp14:editId="6AF22531">
+            <wp:extent cx="3088613" cy="3609930"/>
+            <wp:effectExtent l="0" t="0" r="0" b="0"/>
+            <wp:docPr id="2003425270" name="Рисунок 1"/>
+            <wp:cNvGraphicFramePr>
+              <a:graphicFrameLocks xmlns:a="http://schemas.openxmlformats.org/drawingml/2006/main" noChangeAspect="1"/>
+            </wp:cNvGraphicFramePr>
+            <a:graphic xmlns:a="http://schemas.openxmlformats.org/drawingml/2006/main">
+              <a:graphicData uri="http://schemas.openxmlformats.org/drawingml/2006/picture">
+                <pic:pic xmlns:pic="http://schemas.openxmlformats.org/drawingml/2006/picture">
+                  <pic:nvPicPr>
+                    <pic:cNvPr id="2003425270" name=""/>
+                    <pic:cNvPicPr/>
+                  </pic:nvPicPr>
+                  <pic:blipFill>
+                    <a:blip r:embed="rId17"/>
+                    <a:stretch>
+                      <a:fillRect/>
+                    </a:stretch>
+                  </pic:blipFill>
+                  <pic:spPr>
+                    <a:xfrm>
+                      <a:off x="0" y="0"/>
+                      <a:ext cx="3098205" cy="3621141"/>
+                    </a:xfrm>
+                    <a:prstGeom prst="rect">
+                      <a:avLst/>
+                    </a:prstGeom>
+                  </pic:spPr>
+                </pic:pic>
+              </a:graphicData>
+            </a:graphic>
+          </wp:inline>
+        </w:drawing>
+      </w:r>
+    </w:p>
+    <w:p>
+      <w:pPr>
+        <w:jc w:val="center"/>
+        <w:rPr>
+          <w:rFonts w:ascii="Times New Roman" w:hAnsi="Times New Roman" w:cs="Times New Roman"/>
+          <w:color w:val="0E2841" w:themeColor="text2"/>
+        </w:rPr>
+      </w:pPr>
+      <w:r>
+        <w:rPr>
+          <w:rFonts w:ascii="Times New Roman" w:hAnsi="Times New Roman" w:cs="Times New Roman"/>
+          <w:color w:val="0E2841" w:themeColor="text2"/>
+        </w:rPr>
+        <w:t xml:space="preserve">Рисунок 3.3 – реализация </w:t>
+      </w:r>
+      <w:proofErr w:type="spellStart"/>
+      <w:r>
+        <w:rPr>
+          <w:rFonts w:ascii="Times New Roman" w:hAnsi="Times New Roman" w:cs="Times New Roman"/>
+          <w:color w:val="0E2841" w:themeColor="text2"/>
+          <w:lang w:val="en-US"/>
+        </w:rPr>
+        <w:t>DizzyPunch</w:t>
+      </w:r>
+      <w:proofErr w:type="spellEnd"/>
+    </w:p>
+    <w:p>
+      <w:pPr>
+        <w:jc w:val="center"/>
+        <w:rPr>
+          <w:rFonts w:ascii="Times New Roman" w:hAnsi="Times New Roman" w:cs="Times New Roman"/>
+          <w:color w:val="0E2841" w:themeColor="text2"/>
+        </w:rPr>
+      </w:pPr>
+    </w:p>
+    <w:p>
+      <w:pPr>
+        <w:pStyle w:val="2"/>
+        <w:rPr>
+          <w:rFonts w:ascii="Times New Roman" w:hAnsi="Times New Roman" w:cs="Times New Roman"/>
+          <w:color w:val="0E2841" w:themeColor="text2"/>
+        </w:rPr>
+      </w:pPr>
+      <w:bookmarkStart w:id="5" w:name="_Toc241369352"/>
+      <w:r>
+        <w:rPr>
+          <w:rFonts w:ascii="Times New Roman" w:hAnsi="Times New Roman" w:cs="Times New Roman"/>
+          <w:color w:val="0E2841" w:themeColor="text2"/>
+        </w:rPr>
+        <w:t>Реализация остальных 5 покемонов</w:t>
+      </w:r>
+      <w:bookmarkEnd w:id="5"/>
+    </w:p>
+    <w:p>
+      <w:pPr>
+        <w:rPr>
+          <w:rFonts w:ascii="Times New Roman" w:hAnsi="Times New Roman" w:cs="Times New Roman"/>
+          <w:color w:val="0E2841" w:themeColor="text2"/>
+        </w:rPr>
+      </w:pPr>
+      <w:r>
+        <w:rPr>
+          <w:rFonts w:ascii="Times New Roman" w:hAnsi="Times New Roman" w:cs="Times New Roman"/>
+          <w:color w:val="0E2841" w:themeColor="text2"/>
+        </w:rPr>
+        <w:t>А</w:t>
+      </w:r>
+      <w:r>
+        <w:rPr>
+          <w:rFonts w:ascii="Times New Roman" w:hAnsi="Times New Roman" w:cs="Times New Roman"/>
+          <w:color w:val="0E2841" w:themeColor="text2"/>
+        </w:rPr>
+        <w:t>налогич</w:t>
+      </w:r>
+      <w:r>
+        <w:rPr>
+          <w:rFonts w:ascii="Times New Roman" w:hAnsi="Times New Roman" w:cs="Times New Roman"/>
+          <w:color w:val="0E2841" w:themeColor="text2"/>
+        </w:rPr>
+        <w:t>но</w:t>
+      </w:r>
+      <w:r>
+        <w:rPr>
+          <w:rFonts w:ascii="Times New Roman" w:hAnsi="Times New Roman" w:cs="Times New Roman"/>
+          <w:color w:val="0E2841" w:themeColor="text2"/>
+        </w:rPr>
+        <w:t xml:space="preserve"> </w:t>
+      </w:r>
+      <w:proofErr w:type="spellStart"/>
+      <w:r>
+        <w:rPr>
+          <w:rFonts w:ascii="Times New Roman" w:hAnsi="Times New Roman" w:cs="Times New Roman"/>
+          <w:color w:val="0E2841" w:themeColor="text2"/>
+          <w:lang w:val="en-US"/>
+        </w:rPr>
+        <w:t>Volbeat</w:t>
+      </w:r>
+      <w:proofErr w:type="spellEnd"/>
+      <w:r>
+        <w:rPr>
+          <w:rFonts w:ascii="Times New Roman" w:hAnsi="Times New Roman" w:cs="Times New Roman"/>
+          <w:color w:val="0E2841" w:themeColor="text2"/>
+        </w:rPr>
+        <w:t xml:space="preserve"> я создал оставшихся покемонов и их атаки</w:t>
+      </w:r>
+    </w:p>
+    <w:p>
+      <w:pPr>
+        <w:rPr>
+          <w:rFonts w:ascii="Times New Roman" w:hAnsi="Times New Roman" w:cs="Times New Roman"/>
+          <w:color w:val="0E2841" w:themeColor="text2"/>
+        </w:rPr>
+      </w:pPr>
+    </w:p>
+    <w:p>
+      <w:pPr>
+        <w:rPr>
+          <w:rFonts w:ascii="Times New Roman" w:hAnsi="Times New Roman" w:cs="Times New Roman"/>
+          <w:color w:val="0E2841" w:themeColor="text2"/>
+        </w:rPr>
+      </w:pPr>
+      <w:r>
+        <w:rPr>
+          <w:rFonts w:ascii="Times New Roman" w:hAnsi="Times New Roman" w:cs="Times New Roman"/>
+          <w:color w:val="0E2841" w:themeColor="text2"/>
+        </w:rPr>
+        <w:t xml:space="preserve">Среди новых методов, которые я переопределил – это </w:t>
+      </w:r>
+      <w:proofErr w:type="spellStart"/>
+      <w:r>
+        <w:rPr>
+          <w:rFonts w:ascii="Times New Roman" w:hAnsi="Times New Roman" w:cs="Times New Roman"/>
+          <w:color w:val="0E2841" w:themeColor="text2"/>
+          <w:lang w:val="en-US"/>
+        </w:rPr>
+        <w:t>applySelfEffects</w:t>
+      </w:r>
+      <w:proofErr w:type="spellEnd"/>
+      <w:r>
+        <w:rPr>
+          <w:rFonts w:ascii="Times New Roman" w:hAnsi="Times New Roman" w:cs="Times New Roman"/>
+          <w:color w:val="0E2841" w:themeColor="text2"/>
+        </w:rPr>
+        <w:t xml:space="preserve"> у атаки </w:t>
+      </w:r>
+      <w:proofErr w:type="spellStart"/>
+      <w:r>
+        <w:rPr>
+          <w:rFonts w:ascii="Times New Roman" w:hAnsi="Times New Roman" w:cs="Times New Roman"/>
+          <w:color w:val="0E2841" w:themeColor="text2"/>
+        </w:rPr>
+        <w:t>ChargeBeam</w:t>
+      </w:r>
+      <w:proofErr w:type="spellEnd"/>
+      <w:r>
+        <w:rPr>
+          <w:rFonts w:ascii="Times New Roman" w:hAnsi="Times New Roman" w:cs="Times New Roman"/>
+          <w:color w:val="0E2841" w:themeColor="text2"/>
+        </w:rPr>
+        <w:t>, наложение эффекта на атакующего покемона, с 70% шансом увеличение ступени специальной атаки</w:t>
+      </w:r>
+    </w:p>
+    <w:p>
+      <w:pPr>
+        <w:rPr>
+          <w:rFonts w:ascii="Times New Roman" w:hAnsi="Times New Roman" w:cs="Times New Roman"/>
+          <w:color w:val="0E2841" w:themeColor="text2"/>
+        </w:rPr>
+      </w:pPr>
+    </w:p>
+    <w:p>
+      <w:pPr>
+        <w:jc w:val="center"/>
+        <w:rPr>
+          <w:rFonts w:ascii="Times New Roman" w:hAnsi="Times New Roman" w:cs="Times New Roman"/>
+          <w:color w:val="0E2841" w:themeColor="text2"/>
+        </w:rPr>
+      </w:pPr>
+      <w:r>
+        <w:rPr>
+          <w:rFonts w:ascii="Times New Roman" w:hAnsi="Times New Roman" w:cs="Times New Roman"/>
+          <w:color w:val="0E2841" w:themeColor="text2"/>
+        </w:rPr>
+        <w:drawing>
+          <wp:inline distT="0" distB="0" distL="0" distR="0" wp14:anchorId="1D1480FC" wp14:editId="6908AA4C">
+            <wp:extent cx="4285979" cy="872773"/>
+            <wp:effectExtent l="0" t="0" r="635" b="3810"/>
+            <wp:docPr id="1185441095" name="Рисунок 1"/>
+            <wp:cNvGraphicFramePr>
+              <a:graphicFrameLocks xmlns:a="http://schemas.openxmlformats.org/drawingml/2006/main" noChangeAspect="1"/>
+            </wp:cNvGraphicFramePr>
+            <a:graphic xmlns:a="http://schemas.openxmlformats.org/drawingml/2006/main">
+              <a:graphicData uri="http://schemas.openxmlformats.org/drawingml/2006/picture">
+                <pic:pic xmlns:pic="http://schemas.openxmlformats.org/drawingml/2006/picture">
+                  <pic:nvPicPr>
+                    <pic:cNvPr id="1185441095" name=""/>
+                    <pic:cNvPicPr/>
+                  </pic:nvPicPr>
+                  <pic:blipFill>
+                    <a:blip r:embed="rId18"/>
+                    <a:stretch>
+                      <a:fillRect/>
+                    </a:stretch>
+                  </pic:blipFill>
+                  <pic:spPr>
+                    <a:xfrm>
+                      <a:off x="0" y="0"/>
+                      <a:ext cx="4303614" cy="876364"/>
+                    </a:xfrm>
+                    <a:prstGeom prst="rect">
+                      <a:avLst/>
+                    </a:prstGeom>
+                  </pic:spPr>
+                </pic:pic>
+              </a:graphicData>
+            </a:graphic>
+          </wp:inline>
+        </w:drawing>
+      </w:r>
+    </w:p>
+    <w:p>
+      <w:pPr>
+        <w:jc w:val="center"/>
+        <w:rPr>
+          <w:rFonts w:ascii="Times New Roman" w:hAnsi="Times New Roman" w:cs="Times New Roman"/>
+          <w:color w:val="0E2841" w:themeColor="text2"/>
+          <w:lang w:val="en-US"/>
+        </w:rPr>
+      </w:pPr>
+      <w:r>
+        <w:rPr>
+          <w:rFonts w:ascii="Times New Roman" w:hAnsi="Times New Roman" w:cs="Times New Roman"/>
+          <w:color w:val="0E2841" w:themeColor="text2"/>
+        </w:rPr>
+        <w:t xml:space="preserve">Рисунок 4.1 – реализация </w:t>
+      </w:r>
+      <w:proofErr w:type="spellStart"/>
+      <w:r>
+        <w:rPr>
+          <w:rFonts w:ascii="Times New Roman" w:hAnsi="Times New Roman" w:cs="Times New Roman"/>
+          <w:color w:val="0E2841" w:themeColor="text2"/>
+          <w:lang w:val="en-US"/>
+        </w:rPr>
+        <w:t>applySelfEffects</w:t>
+      </w:r>
+      <w:proofErr w:type="spellEnd"/>
+      <w:r>
+        <w:rPr>
+          <w:rFonts w:ascii="Times New Roman" w:hAnsi="Times New Roman" w:cs="Times New Roman"/>
+          <w:color w:val="0E2841" w:themeColor="text2"/>
+        </w:rPr>
+        <w:t xml:space="preserve"> у атаки </w:t>
+      </w:r>
+      <w:proofErr w:type="spellStart"/>
+      <w:r>
+        <w:rPr>
+          <w:rFonts w:ascii="Times New Roman" w:hAnsi="Times New Roman" w:cs="Times New Roman"/>
+          <w:color w:val="0E2841" w:themeColor="text2"/>
+        </w:rPr>
+        <w:t>ChargeBeam</w:t>
+      </w:r>
+      <w:proofErr w:type="spellEnd"/>
+    </w:p>
+    <w:p>
+      <w:pPr>
+        <w:rPr>
+          <w:rFonts w:ascii="Times New Roman" w:hAnsi="Times New Roman" w:cs="Times New Roman"/>
+          <w:color w:val="0E2841" w:themeColor="text2"/>
+          <w:lang w:val="en-US"/>
+        </w:rPr>
+      </w:pPr>
+    </w:p>
+    <w:p>
+      <w:pPr>
+        <w:rPr>
+          <w:rFonts w:ascii="Times New Roman" w:hAnsi="Times New Roman" w:cs="Times New Roman"/>
+          <w:color w:val="0E2841" w:themeColor="text2"/>
+        </w:rPr>
+      </w:pPr>
+      <w:r>
+        <w:rPr>
+          <w:rFonts w:ascii="Times New Roman" w:hAnsi="Times New Roman" w:cs="Times New Roman"/>
+          <w:color w:val="0E2841" w:themeColor="text2"/>
+        </w:rPr>
+        <w:t xml:space="preserve">У атаки </w:t>
+      </w:r>
+      <w:proofErr w:type="spellStart"/>
+      <w:r>
+        <w:rPr>
+          <w:rFonts w:ascii="Times New Roman" w:hAnsi="Times New Roman" w:cs="Times New Roman"/>
+          <w:color w:val="0E2841" w:themeColor="text2"/>
+        </w:rPr>
+        <w:t>Calm</w:t>
+      </w:r>
+      <w:proofErr w:type="spellEnd"/>
+      <w:r>
+        <w:rPr>
+          <w:rFonts w:ascii="Times New Roman" w:hAnsi="Times New Roman" w:cs="Times New Roman"/>
+          <w:color w:val="0E2841" w:themeColor="text2"/>
+        </w:rPr>
+        <w:t xml:space="preserve"> </w:t>
+      </w:r>
+      <w:r>
+        <w:rPr>
+          <w:rFonts w:ascii="Times New Roman" w:hAnsi="Times New Roman" w:cs="Times New Roman"/>
+          <w:color w:val="0E2841" w:themeColor="text2"/>
+        </w:rPr>
+        <w:t>Mind</w:t>
+      </w:r>
+      <w:r>
+        <w:rPr>
+          <w:rFonts w:ascii="Times New Roman" w:hAnsi="Times New Roman" w:cs="Times New Roman"/>
+          <w:color w:val="0E2841" w:themeColor="text2"/>
+        </w:rPr>
+        <w:t xml:space="preserve"> для увеличения характеристики специальной атаки и защиты использовал метод </w:t>
+      </w:r>
+      <w:proofErr w:type="spellStart"/>
+      <w:r>
+        <w:rPr>
+          <w:rFonts w:ascii="Times New Roman" w:hAnsi="Times New Roman" w:cs="Times New Roman"/>
+          <w:color w:val="0E2841" w:themeColor="text2"/>
+          <w:lang w:val="en-US"/>
+        </w:rPr>
+        <w:t>setMod</w:t>
+      </w:r>
+      <w:proofErr w:type="spellEnd"/>
+      <w:r>
+        <w:rPr>
+          <w:rFonts w:ascii="Times New Roman" w:hAnsi="Times New Roman" w:cs="Times New Roman"/>
+          <w:color w:val="0E2841" w:themeColor="text2"/>
+        </w:rPr>
+        <w:t>()</w:t>
+      </w:r>
+    </w:p>
+    <w:p>
+      <w:pPr>
+        <w:jc w:val="center"/>
+        <w:rPr>
+          <w:rFonts w:ascii="Times New Roman" w:hAnsi="Times New Roman" w:cs="Times New Roman"/>
+          <w:color w:val="0E2841" w:themeColor="text2"/>
+          <w:lang w:val="en-US"/>
+        </w:rPr>
+      </w:pPr>
+      <w:r>
+        <w:rPr>
+          <w:rFonts w:ascii="Times New Roman" w:hAnsi="Times New Roman" w:cs="Times New Roman"/>
+          <w:color w:val="0E2841" w:themeColor="text2"/>
+          <w:lang w:val="en-US"/>
+        </w:rPr>
+        <w:lastRenderedPageBreak/>
+        <w:drawing>
+          <wp:inline distT="0" distB="0" distL="0" distR="0" wp14:anchorId="3AB00660" wp14:editId="68123158">
+            <wp:extent cx="3869948" cy="1251373"/>
+            <wp:effectExtent l="0" t="0" r="0" b="6350"/>
+            <wp:docPr id="1755324717" name="Рисунок 1"/>
+            <wp:cNvGraphicFramePr>
+              <a:graphicFrameLocks xmlns:a="http://schemas.openxmlformats.org/drawingml/2006/main" noChangeAspect="1"/>
+            </wp:cNvGraphicFramePr>
+            <a:graphic xmlns:a="http://schemas.openxmlformats.org/drawingml/2006/main">
+              <a:graphicData uri="http://schemas.openxmlformats.org/drawingml/2006/picture">
+                <pic:pic xmlns:pic="http://schemas.openxmlformats.org/drawingml/2006/picture">
+                  <pic:nvPicPr>
+                    <pic:cNvPr id="1755324717" name=""/>
+                    <pic:cNvPicPr/>
+                  </pic:nvPicPr>
+                  <pic:blipFill>
+                    <a:blip r:embed="rId19"/>
+                    <a:stretch>
+                      <a:fillRect/>
+                    </a:stretch>
+                  </pic:blipFill>
+                  <pic:spPr>
+                    <a:xfrm>
+                      <a:off x="0" y="0"/>
+                      <a:ext cx="3876961" cy="1253641"/>
+                    </a:xfrm>
+                    <a:prstGeom prst="rect">
+                      <a:avLst/>
+                    </a:prstGeom>
+                  </pic:spPr>
+                </pic:pic>
+              </a:graphicData>
+            </a:graphic>
+          </wp:inline>
+        </w:drawing>
+      </w:r>
+    </w:p>
+    <w:p>
+      <w:pPr>
+        <w:jc w:val="center"/>
+        <w:rPr>
+          <w:rFonts w:ascii="Times New Roman" w:hAnsi="Times New Roman" w:cs="Times New Roman"/>
+          <w:color w:val="0E2841" w:themeColor="text2"/>
+          <w:lang w:val="en-US"/>
+        </w:rPr>
+      </w:pPr>
+      <w:r>
+        <w:rPr>
+          <w:rFonts w:ascii="Times New Roman" w:hAnsi="Times New Roman" w:cs="Times New Roman"/>
+          <w:color w:val="0E2841" w:themeColor="text2"/>
+        </w:rPr>
+        <w:t>Рисунок</w:t>
+      </w:r>
+      <w:r>
+        <w:rPr>
+          <w:rFonts w:ascii="Times New Roman" w:hAnsi="Times New Roman" w:cs="Times New Roman"/>
+          <w:color w:val="0E2841" w:themeColor="text2"/>
+          <w:lang w:val="en-US"/>
+        </w:rPr>
+        <w:t xml:space="preserve"> 4.2 – </w:t>
+      </w:r>
+      <w:r>
+        <w:rPr>
+          <w:rFonts w:ascii="Times New Roman" w:hAnsi="Times New Roman" w:cs="Times New Roman"/>
+          <w:color w:val="0E2841" w:themeColor="text2"/>
+        </w:rPr>
+        <w:t>реализация</w:t>
+      </w:r>
+      <w:r>
+        <w:rPr>
+          <w:rFonts w:ascii="Times New Roman" w:hAnsi="Times New Roman" w:cs="Times New Roman"/>
+          <w:color w:val="0E2841" w:themeColor="text2"/>
+          <w:lang w:val="en-US"/>
+        </w:rPr>
+        <w:t xml:space="preserve"> </w:t>
+      </w:r>
+      <w:proofErr w:type="spellStart"/>
+      <w:r>
+        <w:rPr>
+          <w:rFonts w:ascii="Times New Roman" w:hAnsi="Times New Roman" w:cs="Times New Roman"/>
+          <w:color w:val="0E2841" w:themeColor="text2"/>
+          <w:lang w:val="en-US"/>
+        </w:rPr>
+        <w:t>applySelfEffects</w:t>
+      </w:r>
+      <w:proofErr w:type="spellEnd"/>
+      <w:r>
+        <w:rPr>
+          <w:rFonts w:ascii="Times New Roman" w:hAnsi="Times New Roman" w:cs="Times New Roman"/>
+          <w:color w:val="0E2841" w:themeColor="text2"/>
+          <w:lang w:val="en-US"/>
+        </w:rPr>
+        <w:t xml:space="preserve"> </w:t>
+      </w:r>
+      <w:r>
+        <w:rPr>
+          <w:rFonts w:ascii="Times New Roman" w:hAnsi="Times New Roman" w:cs="Times New Roman"/>
+          <w:color w:val="0E2841" w:themeColor="text2"/>
+        </w:rPr>
+        <w:t>у</w:t>
+      </w:r>
+      <w:r>
+        <w:rPr>
+          <w:rFonts w:ascii="Times New Roman" w:hAnsi="Times New Roman" w:cs="Times New Roman"/>
+          <w:color w:val="0E2841" w:themeColor="text2"/>
+          <w:lang w:val="en-US"/>
+        </w:rPr>
+        <w:t xml:space="preserve"> </w:t>
+      </w:r>
+      <w:r>
+        <w:rPr>
+          <w:rFonts w:ascii="Times New Roman" w:hAnsi="Times New Roman" w:cs="Times New Roman"/>
+          <w:color w:val="0E2841" w:themeColor="text2"/>
+        </w:rPr>
+        <w:t>атаки</w:t>
+      </w:r>
+      <w:r>
+        <w:rPr>
+          <w:rFonts w:ascii="Times New Roman" w:hAnsi="Times New Roman" w:cs="Times New Roman"/>
+          <w:color w:val="0E2841" w:themeColor="text2"/>
+          <w:lang w:val="en-US"/>
+        </w:rPr>
+        <w:t xml:space="preserve"> </w:t>
+      </w:r>
+      <w:proofErr w:type="spellStart"/>
+      <w:r>
+        <w:rPr>
+          <w:rFonts w:ascii="Times New Roman" w:hAnsi="Times New Roman" w:cs="Times New Roman"/>
+          <w:color w:val="0E2841" w:themeColor="text2"/>
+          <w:lang w:val="en-US"/>
+        </w:rPr>
+        <w:t>CalmMind</w:t>
+      </w:r>
+      <w:proofErr w:type="spellEnd"/>
+    </w:p>
+    <w:p>
+      <w:pPr>
+        <w:rPr>
+          <w:rFonts w:ascii="Times New Roman" w:hAnsi="Times New Roman" w:cs="Times New Roman"/>
+          <w:color w:val="0E2841" w:themeColor="text2"/>
+          <w:lang w:val="en-US"/>
+        </w:rPr>
+      </w:pPr>
+    </w:p>
+    <w:p>
+      <w:pPr>
+        <w:rPr>
+          <w:rFonts w:ascii="Times New Roman" w:hAnsi="Times New Roman" w:cs="Times New Roman"/>
+          <w:color w:val="0E2841" w:themeColor="text2"/>
+        </w:rPr>
+      </w:pPr>
+      <w:r>
+        <w:rPr>
+          <w:rFonts w:ascii="Times New Roman" w:hAnsi="Times New Roman" w:cs="Times New Roman"/>
+          <w:color w:val="0E2841" w:themeColor="text2"/>
+        </w:rPr>
+        <w:t>При</w:t>
+      </w:r>
+      <w:r>
+        <w:rPr>
+          <w:rFonts w:ascii="Times New Roman" w:hAnsi="Times New Roman" w:cs="Times New Roman"/>
+          <w:color w:val="0E2841" w:themeColor="text2"/>
+        </w:rPr>
+        <w:t xml:space="preserve"> </w:t>
+      </w:r>
+      <w:r>
+        <w:rPr>
+          <w:rFonts w:ascii="Times New Roman" w:hAnsi="Times New Roman" w:cs="Times New Roman"/>
+          <w:color w:val="0E2841" w:themeColor="text2"/>
+        </w:rPr>
+        <w:t xml:space="preserve">атаки </w:t>
+      </w:r>
+      <w:proofErr w:type="spellStart"/>
+      <w:r>
+        <w:rPr>
+          <w:rFonts w:ascii="Times New Roman" w:hAnsi="Times New Roman" w:cs="Times New Roman"/>
+          <w:color w:val="0E2841" w:themeColor="text2"/>
+        </w:rPr>
+        <w:t>BellyDrum</w:t>
+      </w:r>
+      <w:proofErr w:type="spellEnd"/>
+      <w:r>
+        <w:rPr>
+          <w:rFonts w:ascii="Times New Roman" w:hAnsi="Times New Roman" w:cs="Times New Roman"/>
+          <w:color w:val="0E2841" w:themeColor="text2"/>
+        </w:rPr>
+        <w:t xml:space="preserve"> необходимо атакующему снять половину </w:t>
+      </w:r>
+      <w:proofErr w:type="spellStart"/>
+      <w:r>
+        <w:rPr>
+          <w:rFonts w:ascii="Times New Roman" w:hAnsi="Times New Roman" w:cs="Times New Roman"/>
+          <w:color w:val="0E2841" w:themeColor="text2"/>
+        </w:rPr>
+        <w:t>хп</w:t>
+      </w:r>
+      <w:proofErr w:type="spellEnd"/>
+      <w:r>
+        <w:rPr>
+          <w:rFonts w:ascii="Times New Roman" w:hAnsi="Times New Roman" w:cs="Times New Roman"/>
+          <w:color w:val="0E2841" w:themeColor="text2"/>
+        </w:rPr>
+        <w:t xml:space="preserve"> от максимального </w:t>
+      </w:r>
+      <w:proofErr w:type="spellStart"/>
+      <w:r>
+        <w:rPr>
+          <w:rFonts w:ascii="Times New Roman" w:hAnsi="Times New Roman" w:cs="Times New Roman"/>
+          <w:color w:val="0E2841" w:themeColor="text2"/>
+        </w:rPr>
+        <w:t>значния</w:t>
+      </w:r>
+      <w:proofErr w:type="spellEnd"/>
+      <w:r>
+        <w:rPr>
+          <w:rFonts w:ascii="Times New Roman" w:hAnsi="Times New Roman" w:cs="Times New Roman"/>
+          <w:color w:val="0E2841" w:themeColor="text2"/>
+        </w:rPr>
+        <w:t xml:space="preserve">, для этого использовал метод </w:t>
+      </w:r>
+      <w:proofErr w:type="spellStart"/>
+      <w:r>
+        <w:rPr>
+          <w:rFonts w:ascii="Times New Roman" w:hAnsi="Times New Roman" w:cs="Times New Roman"/>
+          <w:color w:val="0E2841" w:themeColor="text2"/>
+          <w:lang w:val="en-US"/>
+        </w:rPr>
+        <w:t>setMod</w:t>
+      </w:r>
+      <w:proofErr w:type="spellEnd"/>
+      <w:r>
+        <w:rPr>
+          <w:rFonts w:ascii="Times New Roman" w:hAnsi="Times New Roman" w:cs="Times New Roman"/>
+          <w:color w:val="0E2841" w:themeColor="text2"/>
+        </w:rPr>
+        <w:t xml:space="preserve">, в который передал </w:t>
+      </w:r>
+      <w:r>
+        <w:rPr>
+          <w:rFonts w:ascii="Times New Roman" w:hAnsi="Times New Roman" w:cs="Times New Roman"/>
+          <w:color w:val="0E2841" w:themeColor="text2"/>
+          <w:lang w:val="en-US"/>
+        </w:rPr>
+        <w:t>Stat</w:t>
+      </w:r>
+      <w:r>
+        <w:rPr>
+          <w:rFonts w:ascii="Times New Roman" w:hAnsi="Times New Roman" w:cs="Times New Roman"/>
+          <w:color w:val="0E2841" w:themeColor="text2"/>
+        </w:rPr>
+        <w:t>.</w:t>
+      </w:r>
+      <w:r>
+        <w:rPr>
+          <w:rFonts w:ascii="Times New Roman" w:hAnsi="Times New Roman" w:cs="Times New Roman"/>
+          <w:color w:val="0E2841" w:themeColor="text2"/>
+          <w:lang w:val="en-US"/>
+        </w:rPr>
+        <w:t>HP</w:t>
+      </w:r>
+      <w:r>
+        <w:rPr>
+          <w:rFonts w:ascii="Times New Roman" w:hAnsi="Times New Roman" w:cs="Times New Roman"/>
+          <w:color w:val="0E2841" w:themeColor="text2"/>
+        </w:rPr>
+        <w:t xml:space="preserve"> и значение </w:t>
+      </w:r>
+      <w:proofErr w:type="spellStart"/>
+      <w:r>
+        <w:rPr>
+          <w:rFonts w:ascii="Times New Roman" w:hAnsi="Times New Roman" w:cs="Times New Roman"/>
+          <w:color w:val="0E2841" w:themeColor="text2"/>
+        </w:rPr>
+        <w:t>хп</w:t>
+      </w:r>
+      <w:proofErr w:type="spellEnd"/>
+      <w:r>
+        <w:rPr>
+          <w:rFonts w:ascii="Times New Roman" w:hAnsi="Times New Roman" w:cs="Times New Roman"/>
+          <w:color w:val="0E2841" w:themeColor="text2"/>
+        </w:rPr>
+        <w:t xml:space="preserve">, которое надо уменьшить (вычислил через </w:t>
+      </w:r>
+      <w:r>
+        <w:rPr>
+          <w:rFonts w:ascii="Times New Roman" w:hAnsi="Times New Roman" w:cs="Times New Roman"/>
+          <w:color w:val="0E2841" w:themeColor="text2"/>
+          <w:lang w:val="en-US"/>
+        </w:rPr>
+        <w:t>p</w:t>
+      </w:r>
+      <w:r>
+        <w:rPr>
+          <w:rFonts w:ascii="Times New Roman" w:hAnsi="Times New Roman" w:cs="Times New Roman"/>
+          <w:color w:val="0E2841" w:themeColor="text2"/>
+        </w:rPr>
+        <w:t>.</w:t>
+      </w:r>
+      <w:proofErr w:type="spellStart"/>
+      <w:r>
+        <w:rPr>
+          <w:rFonts w:ascii="Times New Roman" w:hAnsi="Times New Roman" w:cs="Times New Roman"/>
+          <w:color w:val="0E2841" w:themeColor="text2"/>
+          <w:lang w:val="en-US"/>
+        </w:rPr>
+        <w:t>getStat</w:t>
+      </w:r>
+      <w:proofErr w:type="spellEnd"/>
+      <w:r>
+        <w:rPr>
+          <w:rFonts w:ascii="Times New Roman" w:hAnsi="Times New Roman" w:cs="Times New Roman"/>
+          <w:color w:val="0E2841" w:themeColor="text2"/>
+        </w:rPr>
+        <w:t>(</w:t>
+      </w:r>
+      <w:r>
+        <w:rPr>
+          <w:rFonts w:ascii="Times New Roman" w:hAnsi="Times New Roman" w:cs="Times New Roman"/>
+          <w:color w:val="0E2841" w:themeColor="text2"/>
+          <w:lang w:val="en-US"/>
+        </w:rPr>
+        <w:t>Stat</w:t>
+      </w:r>
+      <w:r>
+        <w:rPr>
+          <w:rFonts w:ascii="Times New Roman" w:hAnsi="Times New Roman" w:cs="Times New Roman"/>
+          <w:color w:val="0E2841" w:themeColor="text2"/>
+        </w:rPr>
+        <w:t>.</w:t>
+      </w:r>
+      <w:r>
+        <w:rPr>
+          <w:rFonts w:ascii="Times New Roman" w:hAnsi="Times New Roman" w:cs="Times New Roman"/>
+          <w:color w:val="0E2841" w:themeColor="text2"/>
+          <w:lang w:val="en-US"/>
+        </w:rPr>
+        <w:t>HP</w:t>
+      </w:r>
+      <w:r>
+        <w:rPr>
+          <w:rFonts w:ascii="Times New Roman" w:hAnsi="Times New Roman" w:cs="Times New Roman"/>
+          <w:color w:val="0E2841" w:themeColor="text2"/>
+        </w:rPr>
+        <w:t>))</w:t>
+      </w:r>
+    </w:p>
+    <w:p>
+      <w:pPr>
+        <w:rPr>
+          <w:rFonts w:ascii="Times New Roman" w:hAnsi="Times New Roman" w:cs="Times New Roman"/>
+          <w:color w:val="0E2841" w:themeColor="text2"/>
+        </w:rPr>
+      </w:pPr>
+    </w:p>
+    <w:p>
+      <w:pPr>
+        <w:jc w:val="center"/>
+        <w:rPr>
+          <w:rFonts w:ascii="Times New Roman" w:hAnsi="Times New Roman" w:cs="Times New Roman"/>
+          <w:color w:val="0E2841" w:themeColor="text2"/>
+          <w:lang w:val="en-US"/>
+        </w:rPr>
+      </w:pPr>
+      <w:r>
+        <w:rPr>
+          <w:rFonts w:ascii="Times New Roman" w:hAnsi="Times New Roman" w:cs="Times New Roman"/>
+          <w:color w:val="0E2841" w:themeColor="text2"/>
+          <w:lang w:val="en-US"/>
+        </w:rPr>
+        <w:drawing>
+          <wp:inline distT="0" distB="0" distL="0" distR="0" wp14:anchorId="378C8A94" wp14:editId="28B808F8">
+            <wp:extent cx="5074703" cy="995955"/>
+            <wp:effectExtent l="0" t="0" r="0" b="0"/>
+            <wp:docPr id="95458353" name="Рисунок 1"/>
+            <wp:cNvGraphicFramePr>
+              <a:graphicFrameLocks xmlns:a="http://schemas.openxmlformats.org/drawingml/2006/main" noChangeAspect="1"/>
+            </wp:cNvGraphicFramePr>
+            <a:graphic xmlns:a="http://schemas.openxmlformats.org/drawingml/2006/main">
+              <a:graphicData uri="http://schemas.openxmlformats.org/drawingml/2006/picture">
+                <pic:pic xmlns:pic="http://schemas.openxmlformats.org/drawingml/2006/picture">
+                  <pic:nvPicPr>
+                    <pic:cNvPr id="95458353" name=""/>
+                    <pic:cNvPicPr/>
+                  </pic:nvPicPr>
+                  <pic:blipFill>
+                    <a:blip r:embed="rId20"/>
+                    <a:stretch>
+                      <a:fillRect/>
+                    </a:stretch>
+                  </pic:blipFill>
+                  <pic:spPr>
+                    <a:xfrm>
+                      <a:off x="0" y="0"/>
+                      <a:ext cx="5093994" cy="999741"/>
+                    </a:xfrm>
+                    <a:prstGeom prst="rect">
+                      <a:avLst/>
+                    </a:prstGeom>
+                  </pic:spPr>
+                </pic:pic>
+              </a:graphicData>
+            </a:graphic>
+          </wp:inline>
+        </w:drawing>
+      </w:r>
+    </w:p>
+    <w:p>
+      <w:pPr>
+        <w:jc w:val="center"/>
+        <w:rPr>
+          <w:rFonts w:ascii="Times New Roman" w:hAnsi="Times New Roman" w:cs="Times New Roman"/>
+          <w:color w:val="0E2841" w:themeColor="text2"/>
+          <w:lang w:val="en-US"/>
+        </w:rPr>
+      </w:pPr>
+      <w:r>
+        <w:rPr>
+          <w:rFonts w:ascii="Times New Roman" w:hAnsi="Times New Roman" w:cs="Times New Roman"/>
+          <w:color w:val="0E2841" w:themeColor="text2"/>
+        </w:rPr>
+        <w:t>Рисунок</w:t>
+      </w:r>
+      <w:r>
+        <w:rPr>
+          <w:rFonts w:ascii="Times New Roman" w:hAnsi="Times New Roman" w:cs="Times New Roman"/>
+          <w:color w:val="0E2841" w:themeColor="text2"/>
+          <w:lang w:val="en-US"/>
+        </w:rPr>
+        <w:t xml:space="preserve"> 4.3 – </w:t>
+      </w:r>
+      <w:r>
+        <w:rPr>
+          <w:rFonts w:ascii="Times New Roman" w:hAnsi="Times New Roman" w:cs="Times New Roman"/>
+          <w:color w:val="0E2841" w:themeColor="text2"/>
+        </w:rPr>
+        <w:t>реализация</w:t>
+      </w:r>
+      <w:r>
+        <w:rPr>
+          <w:rFonts w:ascii="Times New Roman" w:hAnsi="Times New Roman" w:cs="Times New Roman"/>
+          <w:color w:val="0E2841" w:themeColor="text2"/>
+          <w:lang w:val="en-US"/>
+        </w:rPr>
+        <w:t xml:space="preserve"> </w:t>
+      </w:r>
+      <w:proofErr w:type="spellStart"/>
+      <w:r>
+        <w:rPr>
+          <w:rFonts w:ascii="Times New Roman" w:hAnsi="Times New Roman" w:cs="Times New Roman"/>
+          <w:color w:val="0E2841" w:themeColor="text2"/>
+          <w:lang w:val="en-US"/>
+        </w:rPr>
+        <w:t>applySelfEffects</w:t>
+      </w:r>
+      <w:proofErr w:type="spellEnd"/>
+      <w:r>
+        <w:rPr>
+          <w:rFonts w:ascii="Times New Roman" w:hAnsi="Times New Roman" w:cs="Times New Roman"/>
+          <w:color w:val="0E2841" w:themeColor="text2"/>
+          <w:lang w:val="en-US"/>
+        </w:rPr>
+        <w:t xml:space="preserve"> </w:t>
+      </w:r>
+      <w:r>
+        <w:rPr>
+          <w:rFonts w:ascii="Times New Roman" w:hAnsi="Times New Roman" w:cs="Times New Roman"/>
+          <w:color w:val="0E2841" w:themeColor="text2"/>
+        </w:rPr>
+        <w:t>у</w:t>
+      </w:r>
+      <w:r>
+        <w:rPr>
+          <w:rFonts w:ascii="Times New Roman" w:hAnsi="Times New Roman" w:cs="Times New Roman"/>
+          <w:color w:val="0E2841" w:themeColor="text2"/>
+          <w:lang w:val="en-US"/>
+        </w:rPr>
+        <w:t xml:space="preserve"> </w:t>
+      </w:r>
+      <w:r>
+        <w:rPr>
+          <w:rFonts w:ascii="Times New Roman" w:hAnsi="Times New Roman" w:cs="Times New Roman"/>
+          <w:color w:val="0E2841" w:themeColor="text2"/>
+        </w:rPr>
+        <w:t>атаки</w:t>
+      </w:r>
+      <w:r>
+        <w:rPr>
+          <w:rFonts w:ascii="Times New Roman" w:hAnsi="Times New Roman" w:cs="Times New Roman"/>
+          <w:color w:val="0E2841" w:themeColor="text2"/>
+          <w:lang w:val="en-US"/>
+        </w:rPr>
+        <w:t xml:space="preserve"> </w:t>
+      </w:r>
+      <w:proofErr w:type="spellStart"/>
+      <w:r>
+        <w:rPr>
+          <w:rFonts w:ascii="Times New Roman" w:hAnsi="Times New Roman" w:cs="Times New Roman"/>
+          <w:color w:val="0E2841" w:themeColor="text2"/>
+          <w:lang w:val="en-US"/>
+        </w:rPr>
+        <w:t>BellyDrum</w:t>
+      </w:r>
+      <w:proofErr w:type="spellEnd"/>
+    </w:p>
+    <w:p>
+      <w:pPr>
+        <w:rPr>
+          <w:rFonts w:ascii="Times New Roman" w:hAnsi="Times New Roman" w:cs="Times New Roman"/>
+          <w:color w:val="0E2841" w:themeColor="text2"/>
+          <w:lang w:val="en-US"/>
+        </w:rPr>
+      </w:pPr>
+    </w:p>
+    <w:p>
+      <w:pPr>
+        <w:pStyle w:val="2"/>
+        <w:rPr>
+          <w:rFonts w:ascii="Times New Roman" w:hAnsi="Times New Roman" w:cs="Times New Roman"/>
+          <w:color w:val="0E2841" w:themeColor="text2"/>
+        </w:rPr>
+      </w:pPr>
+      <w:bookmarkStart w:id="6" w:name="_Toc241369353"/>
+      <w:r>
+        <w:rPr>
+          <w:rFonts w:ascii="Times New Roman" w:hAnsi="Times New Roman" w:cs="Times New Roman"/>
+          <w:color w:val="0E2841" w:themeColor="text2"/>
+        </w:rPr>
+        <w:t>Реализация цепочек эволюции</w:t>
+      </w:r>
+      <w:bookmarkEnd w:id="6"/>
+    </w:p>
+    <w:p>
+      <w:pPr>
+        <w:rPr>
+          <w:rFonts w:ascii="Times New Roman" w:hAnsi="Times New Roman" w:cs="Times New Roman"/>
+          <w:color w:val="0E2841" w:themeColor="text2"/>
+        </w:rPr>
+      </w:pPr>
+      <w:r>
+        <w:rPr>
+          <w:rFonts w:ascii="Times New Roman" w:hAnsi="Times New Roman" w:cs="Times New Roman"/>
+          <w:color w:val="0E2841" w:themeColor="text2"/>
+        </w:rPr>
+        <w:t xml:space="preserve">Поскольку покемон </w:t>
+      </w:r>
+      <w:proofErr w:type="spellStart"/>
+      <w:r>
+        <w:rPr>
+          <w:rFonts w:ascii="Times New Roman" w:hAnsi="Times New Roman" w:cs="Times New Roman"/>
+          <w:color w:val="0E2841" w:themeColor="text2"/>
+        </w:rPr>
+        <w:t>Grumpig</w:t>
+      </w:r>
+      <w:proofErr w:type="spellEnd"/>
+      <w:r>
+        <w:rPr>
+          <w:rFonts w:ascii="Times New Roman" w:hAnsi="Times New Roman" w:cs="Times New Roman"/>
+          <w:color w:val="0E2841" w:themeColor="text2"/>
+        </w:rPr>
+        <w:t xml:space="preserve"> является эволюцией покемона </w:t>
+      </w:r>
+      <w:proofErr w:type="spellStart"/>
+      <w:r>
+        <w:rPr>
+          <w:rFonts w:ascii="Times New Roman" w:hAnsi="Times New Roman" w:cs="Times New Roman"/>
+          <w:color w:val="0E2841" w:themeColor="text2"/>
+        </w:rPr>
+        <w:t>Spoink</w:t>
+      </w:r>
+      <w:proofErr w:type="spellEnd"/>
+      <w:r>
+        <w:rPr>
+          <w:rFonts w:ascii="Times New Roman" w:hAnsi="Times New Roman" w:cs="Times New Roman"/>
+          <w:color w:val="0E2841" w:themeColor="text2"/>
+        </w:rPr>
+        <w:t xml:space="preserve">, а также есть цепочка эволюции </w:t>
+      </w:r>
+      <w:proofErr w:type="spellStart"/>
+      <w:r>
+        <w:rPr>
+          <w:rFonts w:ascii="Times New Roman" w:hAnsi="Times New Roman" w:cs="Times New Roman"/>
+          <w:color w:val="0E2841" w:themeColor="text2"/>
+        </w:rPr>
+        <w:t>Poliwag</w:t>
+      </w:r>
+      <w:proofErr w:type="spellEnd"/>
+      <w:r>
+        <w:rPr>
+          <w:rFonts w:ascii="Times New Roman" w:hAnsi="Times New Roman" w:cs="Times New Roman"/>
+          <w:color w:val="0E2841" w:themeColor="text2"/>
+        </w:rPr>
+        <w:t xml:space="preserve"> -&gt; </w:t>
+      </w:r>
+      <w:proofErr w:type="spellStart"/>
+      <w:r>
+        <w:rPr>
+          <w:rFonts w:ascii="Times New Roman" w:hAnsi="Times New Roman" w:cs="Times New Roman"/>
+          <w:color w:val="0E2841" w:themeColor="text2"/>
+        </w:rPr>
+        <w:t>Poliwhirl</w:t>
+      </w:r>
+      <w:proofErr w:type="spellEnd"/>
+      <w:r>
+        <w:rPr>
+          <w:rFonts w:ascii="Times New Roman" w:hAnsi="Times New Roman" w:cs="Times New Roman"/>
+          <w:color w:val="0E2841" w:themeColor="text2"/>
+        </w:rPr>
+        <w:t xml:space="preserve"> -&gt; </w:t>
+      </w:r>
+      <w:proofErr w:type="spellStart"/>
+      <w:r>
+        <w:rPr>
+          <w:rFonts w:ascii="Times New Roman" w:hAnsi="Times New Roman" w:cs="Times New Roman"/>
+          <w:color w:val="0E2841" w:themeColor="text2"/>
+        </w:rPr>
+        <w:t>Poliwrath</w:t>
+      </w:r>
+      <w:proofErr w:type="spellEnd"/>
+      <w:r>
+        <w:rPr>
+          <w:rFonts w:ascii="Times New Roman" w:hAnsi="Times New Roman" w:cs="Times New Roman"/>
+          <w:color w:val="0E2841" w:themeColor="text2"/>
+        </w:rPr>
+        <w:t>, то поэтому я реализовал цепочку наследований между классами</w:t>
+      </w:r>
+    </w:p>
+    <w:p>
+      <w:pPr>
+        <w:rPr>
+          <w:rFonts w:ascii="Times New Roman" w:hAnsi="Times New Roman" w:cs="Times New Roman"/>
+          <w:color w:val="0E2841" w:themeColor="text2"/>
+        </w:rPr>
+      </w:pPr>
+      <w:r>
+        <w:rPr>
+          <w:rFonts w:ascii="Times New Roman" w:hAnsi="Times New Roman" w:cs="Times New Roman"/>
+          <w:color w:val="0E2841" w:themeColor="text2"/>
+        </w:rPr>
+        <w:t xml:space="preserve">Финальной эволюции класса дал модификатор </w:t>
+      </w:r>
+      <w:r>
+        <w:rPr>
+          <w:rFonts w:ascii="Times New Roman" w:hAnsi="Times New Roman" w:cs="Times New Roman"/>
+          <w:color w:val="0E2841" w:themeColor="text2"/>
+          <w:lang w:val="en-US"/>
+        </w:rPr>
+        <w:t>final</w:t>
+      </w:r>
+      <w:r>
+        <w:rPr>
+          <w:rFonts w:ascii="Times New Roman" w:hAnsi="Times New Roman" w:cs="Times New Roman"/>
+          <w:color w:val="0E2841" w:themeColor="text2"/>
+        </w:rPr>
+        <w:t>, чтобы от него уже нельзя было наследоваться</w:t>
+      </w:r>
+    </w:p>
+    <w:p>
+      <w:pPr>
+        <w:rPr>
+          <w:rFonts w:ascii="Times New Roman" w:hAnsi="Times New Roman" w:cs="Times New Roman"/>
+          <w:color w:val="0E2841" w:themeColor="text2"/>
+        </w:rPr>
+      </w:pPr>
+    </w:p>
+    <w:p>
+      <w:pPr>
+        <w:rPr>
+          <w:rFonts w:ascii="Times New Roman" w:hAnsi="Times New Roman" w:cs="Times New Roman"/>
+          <w:color w:val="0E2841" w:themeColor="text2"/>
+          <w:lang w:val="en-US"/>
+        </w:rPr>
+      </w:pPr>
+      <w:r>
+        <w:rPr>
+          <w:rFonts w:ascii="Times New Roman" w:hAnsi="Times New Roman" w:cs="Times New Roman"/>
+          <w:color w:val="0E2841" w:themeColor="text2"/>
+          <w:lang w:val="en-US"/>
+        </w:rPr>
+        <w:t xml:space="preserve">public class </w:t>
+      </w:r>
+      <w:proofErr w:type="spellStart"/>
+      <w:r>
+        <w:rPr>
+          <w:rFonts w:ascii="Times New Roman" w:hAnsi="Times New Roman" w:cs="Times New Roman"/>
+          <w:color w:val="0E2841" w:themeColor="text2"/>
+          <w:lang w:val="en-US"/>
+        </w:rPr>
+        <w:t>Poliwag</w:t>
+      </w:r>
+      <w:proofErr w:type="spellEnd"/>
+      <w:r>
+        <w:rPr>
+          <w:rFonts w:ascii="Times New Roman" w:hAnsi="Times New Roman" w:cs="Times New Roman"/>
+          <w:color w:val="0E2841" w:themeColor="text2"/>
+          <w:lang w:val="en-US"/>
+        </w:rPr>
+        <w:t xml:space="preserve"> extends </w:t>
+      </w:r>
+      <w:proofErr w:type="spellStart"/>
+      <w:r>
+        <w:rPr>
+          <w:rFonts w:ascii="Times New Roman" w:hAnsi="Times New Roman" w:cs="Times New Roman"/>
+          <w:color w:val="0E2841" w:themeColor="text2"/>
+          <w:lang w:val="en-US"/>
+        </w:rPr>
+        <w:t>Pokemon</w:t>
+      </w:r>
+      <w:proofErr w:type="spellEnd"/>
+    </w:p>
+    <w:p>
+      <w:pPr>
+        <w:rPr>
+          <w:rFonts w:ascii="Times New Roman" w:hAnsi="Times New Roman" w:cs="Times New Roman"/>
+          <w:color w:val="0E2841" w:themeColor="text2"/>
+          <w:lang w:val="en-US"/>
+        </w:rPr>
+      </w:pPr>
+      <w:r>
+        <w:rPr>
+          <w:rFonts w:ascii="Times New Roman" w:hAnsi="Times New Roman" w:cs="Times New Roman"/>
+          <w:color w:val="0E2841" w:themeColor="text2"/>
+          <w:lang w:val="en-US"/>
+        </w:rPr>
+        <w:t xml:space="preserve">public class </w:t>
+      </w:r>
+      <w:proofErr w:type="spellStart"/>
+      <w:r>
+        <w:rPr>
+          <w:rFonts w:ascii="Times New Roman" w:hAnsi="Times New Roman" w:cs="Times New Roman"/>
+          <w:color w:val="0E2841" w:themeColor="text2"/>
+          <w:lang w:val="en-US"/>
+        </w:rPr>
+        <w:t>Poliwhirl</w:t>
+      </w:r>
+      <w:proofErr w:type="spellEnd"/>
+      <w:r>
+        <w:rPr>
+          <w:rFonts w:ascii="Times New Roman" w:hAnsi="Times New Roman" w:cs="Times New Roman"/>
+          <w:color w:val="0E2841" w:themeColor="text2"/>
+          <w:lang w:val="en-US"/>
+        </w:rPr>
+        <w:t xml:space="preserve"> extends </w:t>
+      </w:r>
+      <w:proofErr w:type="spellStart"/>
+      <w:r>
+        <w:rPr>
+          <w:rFonts w:ascii="Times New Roman" w:hAnsi="Times New Roman" w:cs="Times New Roman"/>
+          <w:color w:val="0E2841" w:themeColor="text2"/>
+          <w:lang w:val="en-US"/>
+        </w:rPr>
+        <w:t>Poliwag</w:t>
+      </w:r>
+      <w:proofErr w:type="spellEnd"/>
+    </w:p>
+    <w:p>
+      <w:pPr>
+        <w:rPr>
+          <w:rFonts w:ascii="Times New Roman" w:hAnsi="Times New Roman" w:cs="Times New Roman"/>
+          <w:color w:val="0E2841" w:themeColor="text2"/>
+        </w:rPr>
+      </w:pPr>
+      <w:r>
+        <w:rPr>
+          <w:rFonts w:ascii="Times New Roman" w:hAnsi="Times New Roman" w:cs="Times New Roman"/>
+          <w:color w:val="0E2841" w:themeColor="text2"/>
+          <w:lang w:val="en-US"/>
+        </w:rPr>
+        <w:t xml:space="preserve">public final class </w:t>
+      </w:r>
+      <w:proofErr w:type="spellStart"/>
+      <w:r>
+        <w:rPr>
+          <w:rFonts w:ascii="Times New Roman" w:hAnsi="Times New Roman" w:cs="Times New Roman"/>
+          <w:color w:val="0E2841" w:themeColor="text2"/>
+          <w:lang w:val="en-US"/>
+        </w:rPr>
+        <w:t>Poliwrath</w:t>
+      </w:r>
+      <w:proofErr w:type="spellEnd"/>
+      <w:r>
+        <w:rPr>
+          <w:rFonts w:ascii="Times New Roman" w:hAnsi="Times New Roman" w:cs="Times New Roman"/>
+          <w:color w:val="0E2841" w:themeColor="text2"/>
+          <w:lang w:val="en-US"/>
+        </w:rPr>
+        <w:t xml:space="preserve"> extends </w:t>
+      </w:r>
+      <w:proofErr w:type="spellStart"/>
+      <w:r>
+        <w:rPr>
+          <w:rFonts w:ascii="Times New Roman" w:hAnsi="Times New Roman" w:cs="Times New Roman"/>
+          <w:color w:val="0E2841" w:themeColor="text2"/>
+          <w:lang w:val="en-US"/>
+        </w:rPr>
+        <w:t>Poliwhirl</w:t>
+      </w:r>
+      <w:proofErr w:type="spellEnd"/>
+    </w:p>
+    <w:p>
+      <w:pPr>
+        <w:rPr>
+          <w:rFonts w:ascii="Times New Roman" w:hAnsi="Times New Roman" w:cs="Times New Roman"/>
+          <w:color w:val="0E2841" w:themeColor="text2"/>
+        </w:rPr>
+      </w:pPr>
+    </w:p>
+    <w:p>
+      <w:pPr>
+        <w:pStyle w:val="2"/>
+        <w:rPr>
+          <w:rFonts w:ascii="Times New Roman" w:hAnsi="Times New Roman" w:cs="Times New Roman"/>
+          <w:color w:val="0E2841" w:themeColor="text2"/>
+        </w:rPr>
+      </w:pPr>
+      <w:bookmarkStart w:id="7" w:name="_Toc241369354"/>
+      <w:r>
+        <w:rPr>
+          <w:rFonts w:ascii="Times New Roman" w:hAnsi="Times New Roman" w:cs="Times New Roman"/>
+          <w:color w:val="0E2841" w:themeColor="text2"/>
+        </w:rPr>
+        <w:t>Реализация боя</w:t>
+      </w:r>
+      <w:bookmarkEnd w:id="7"/>
+    </w:p>
+    <w:p>
+      <w:pPr>
+        <w:rPr>
+          <w:rFonts w:ascii="Times New Roman" w:hAnsi="Times New Roman" w:cs="Times New Roman"/>
+          <w:color w:val="0E2841" w:themeColor="text2"/>
+        </w:rPr>
+      </w:pPr>
+      <w:r>
+        <w:rPr>
+          <w:rFonts w:ascii="Times New Roman" w:hAnsi="Times New Roman" w:cs="Times New Roman"/>
+          <w:color w:val="0E2841" w:themeColor="text2"/>
+        </w:rPr>
+        <w:t xml:space="preserve">Для симуляции боя я создал объект </w:t>
+      </w:r>
+      <w:r>
+        <w:rPr>
+          <w:rFonts w:ascii="Times New Roman" w:hAnsi="Times New Roman" w:cs="Times New Roman"/>
+          <w:color w:val="0E2841" w:themeColor="text2"/>
+          <w:lang w:val="en-US"/>
+        </w:rPr>
+        <w:t>Battle</w:t>
+      </w:r>
+      <w:r>
+        <w:rPr>
+          <w:rFonts w:ascii="Times New Roman" w:hAnsi="Times New Roman" w:cs="Times New Roman"/>
+          <w:color w:val="0E2841" w:themeColor="text2"/>
+        </w:rPr>
+        <w:t xml:space="preserve"> и покемонов, каждого по 1 штуке из ранее созданных классов</w:t>
+      </w:r>
+      <w:r>
+        <w:rPr>
+          <w:rFonts w:ascii="Times New Roman" w:hAnsi="Times New Roman" w:cs="Times New Roman"/>
+          <w:color w:val="0E2841" w:themeColor="text2"/>
+        </w:rPr>
+        <w:t xml:space="preserve"> покемонов, распределил покемонов по группам и запустил сражение </w:t>
+      </w:r>
+    </w:p>
+    <w:p>
+      <w:pPr>
+        <w:rPr>
+          <w:rFonts w:ascii="Times New Roman" w:hAnsi="Times New Roman" w:cs="Times New Roman"/>
+          <w:color w:val="0E2841" w:themeColor="text2"/>
+        </w:rPr>
+      </w:pPr>
+    </w:p>
+    <w:p>
+      <w:pPr>
+        <w:jc w:val="center"/>
+        <w:rPr>
+          <w:rFonts w:ascii="Times New Roman" w:hAnsi="Times New Roman" w:cs="Times New Roman"/>
+          <w:color w:val="0E2841" w:themeColor="text2"/>
+        </w:rPr>
+      </w:pPr>
+      <w:r>
+        <w:rPr>
+          <w:rFonts w:ascii="Times New Roman" w:hAnsi="Times New Roman" w:cs="Times New Roman"/>
+          <w:color w:val="0E2841" w:themeColor="text2"/>
+        </w:rPr>
+        <w:lastRenderedPageBreak/>
+        <w:drawing>
+          <wp:inline distT="0" distB="0" distL="0" distR="0" wp14:anchorId="3C466F33" wp14:editId="224B23A0">
+            <wp:extent cx="3058225" cy="3345577"/>
+            <wp:effectExtent l="0" t="0" r="8890" b="7620"/>
+            <wp:docPr id="1425863218" name="Рисунок 1"/>
+            <wp:cNvGraphicFramePr>
+              <a:graphicFrameLocks xmlns:a="http://schemas.openxmlformats.org/drawingml/2006/main" noChangeAspect="1"/>
+            </wp:cNvGraphicFramePr>
+            <a:graphic xmlns:a="http://schemas.openxmlformats.org/drawingml/2006/main">
+              <a:graphicData uri="http://schemas.openxmlformats.org/drawingml/2006/picture">
+                <pic:pic xmlns:pic="http://schemas.openxmlformats.org/drawingml/2006/picture">
+                  <pic:nvPicPr>
+                    <pic:cNvPr id="1425863218" name=""/>
+                    <pic:cNvPicPr/>
+                  </pic:nvPicPr>
+                  <pic:blipFill>
+                    <a:blip r:embed="rId21"/>
+                    <a:stretch>
+                      <a:fillRect/>
+                    </a:stretch>
+                  </pic:blipFill>
+                  <pic:spPr>
+                    <a:xfrm>
+                      <a:off x="0" y="0"/>
+                      <a:ext cx="3065420" cy="3353448"/>
+                    </a:xfrm>
+                    <a:prstGeom prst="rect">
+                      <a:avLst/>
+                    </a:prstGeom>
+                  </pic:spPr>
+                </pic:pic>
+              </a:graphicData>
+            </a:graphic>
+          </wp:inline>
+        </w:drawing>
+      </w:r>
+    </w:p>
+    <w:p>
+      <w:pPr>
+        <w:jc w:val="center"/>
+        <w:rPr>
+          <w:rFonts w:ascii="Times New Roman" w:hAnsi="Times New Roman" w:cs="Times New Roman"/>
+          <w:color w:val="0E2841" w:themeColor="text2"/>
+        </w:rPr>
+      </w:pPr>
+      <w:r>
+        <w:rPr>
+          <w:rFonts w:ascii="Times New Roman" w:hAnsi="Times New Roman" w:cs="Times New Roman"/>
+          <w:color w:val="0E2841" w:themeColor="text2"/>
+        </w:rPr>
+        <w:t xml:space="preserve">Рисунок 5 </w:t>
+      </w:r>
+      <w:r>
+        <w:rPr>
+          <w:rFonts w:ascii="Times New Roman" w:hAnsi="Times New Roman" w:cs="Times New Roman"/>
+          <w:color w:val="0E2841" w:themeColor="text2"/>
+        </w:rPr>
+        <w:t xml:space="preserve">- </w:t>
+      </w:r>
+      <w:r>
+        <w:rPr>
+          <w:rFonts w:ascii="Times New Roman" w:hAnsi="Times New Roman" w:cs="Times New Roman"/>
+          <w:color w:val="0E2841" w:themeColor="text2"/>
+        </w:rPr>
+        <w:t>реализация боя</w:t>
+      </w:r>
+    </w:p>
+    <w:p>
+      <w:pPr>
+        <w:jc w:val="center"/>
+        <w:rPr>
+          <w:rFonts w:ascii="Times New Roman" w:hAnsi="Times New Roman" w:cs="Times New Roman"/>
+          <w:color w:val="0E2841" w:themeColor="text2"/>
+        </w:rPr>
+      </w:pPr>
+    </w:p>
+    <w:p>
+      <w:pPr>
+        <w:pStyle w:val="1"/>
+        <w:rPr>
+          <w:rFonts w:ascii="Times New Roman" w:hAnsi="Times New Roman" w:cs="Times New Roman"/>
+          <w:color w:val="0E2841" w:themeColor="text2"/>
+        </w:rPr>
+      </w:pPr>
+      <w:bookmarkStart w:id="8" w:name="_Toc241369355"/>
+      <w:r>
+        <w:rPr>
+          <w:rFonts w:ascii="Times New Roman" w:hAnsi="Times New Roman" w:cs="Times New Roman"/>
+          <w:color w:val="0E2841" w:themeColor="text2"/>
+        </w:rPr>
+        <w:t>Результат программы</w:t>
+      </w:r>
+      <w:bookmarkEnd w:id="8"/>
+    </w:p>
+    <w:p>
+      <w:pPr>
+        <w:rPr>
+          <w:rFonts w:ascii="Times New Roman" w:hAnsi="Times New Roman" w:cs="Times New Roman"/>
+          <w:color w:val="0E2841" w:themeColor="text2"/>
+        </w:rPr>
+      </w:pPr>
+      <w:proofErr w:type="spellStart"/>
+      <w:r>
+        <w:rPr>
+          <w:rFonts w:ascii="Times New Roman" w:hAnsi="Times New Roman" w:cs="Times New Roman"/>
+          <w:color w:val="0E2841" w:themeColor="text2"/>
+        </w:rPr>
+        <w:t>Volbeat</w:t>
+      </w:r>
+      <w:proofErr w:type="spellEnd"/>
+      <w:r>
+        <w:rPr>
+          <w:rFonts w:ascii="Times New Roman" w:hAnsi="Times New Roman" w:cs="Times New Roman"/>
+          <w:color w:val="0E2841" w:themeColor="text2"/>
+        </w:rPr>
+        <w:t xml:space="preserve"> Пчелка из команды фиолетовых вступает в бой!</w:t>
+      </w:r>
+      <w:r>
+        <w:rPr>
+          <w:rFonts w:ascii="Times New Roman" w:hAnsi="Times New Roman" w:cs="Times New Roman"/>
+          <w:color w:val="0E2841" w:themeColor="text2"/>
+        </w:rPr>
+        <w:br/>
+      </w:r>
+      <w:proofErr w:type="spellStart"/>
+      <w:r>
+        <w:rPr>
+          <w:rFonts w:ascii="Times New Roman" w:hAnsi="Times New Roman" w:cs="Times New Roman"/>
+          <w:color w:val="0E2841" w:themeColor="text2"/>
+        </w:rPr>
+        <w:t>Poliwag</w:t>
+      </w:r>
+      <w:proofErr w:type="spellEnd"/>
+      <w:r>
+        <w:rPr>
+          <w:rFonts w:ascii="Times New Roman" w:hAnsi="Times New Roman" w:cs="Times New Roman"/>
+          <w:color w:val="0E2841" w:themeColor="text2"/>
+        </w:rPr>
+        <w:t xml:space="preserve"> Рыбка из команды белых вступает в бой!</w:t>
+      </w:r>
+      <w:r>
+        <w:rPr>
+          <w:rFonts w:ascii="Times New Roman" w:hAnsi="Times New Roman" w:cs="Times New Roman"/>
+          <w:color w:val="0E2841" w:themeColor="text2"/>
+        </w:rPr>
+        <w:br/>
+      </w:r>
+      <w:proofErr w:type="spellStart"/>
+      <w:r>
+        <w:rPr>
+          <w:rFonts w:ascii="Times New Roman" w:hAnsi="Times New Roman" w:cs="Times New Roman"/>
+          <w:color w:val="0E2841" w:themeColor="text2"/>
+        </w:rPr>
+        <w:t>Poliwag</w:t>
+      </w:r>
+      <w:proofErr w:type="spellEnd"/>
+      <w:r>
+        <w:rPr>
+          <w:rFonts w:ascii="Times New Roman" w:hAnsi="Times New Roman" w:cs="Times New Roman"/>
+          <w:color w:val="0E2841" w:themeColor="text2"/>
+        </w:rPr>
+        <w:t xml:space="preserve"> Рыбка промахивается</w:t>
+      </w:r>
+      <w:r>
+        <w:rPr>
+          <w:rFonts w:ascii="Times New Roman" w:hAnsi="Times New Roman" w:cs="Times New Roman"/>
+          <w:color w:val="0E2841" w:themeColor="text2"/>
+        </w:rPr>
+        <w:br/>
+      </w:r>
+      <w:r>
+        <w:rPr>
+          <w:rFonts w:ascii="Times New Roman" w:hAnsi="Times New Roman" w:cs="Times New Roman"/>
+          <w:color w:val="0E2841" w:themeColor="text2"/>
+        </w:rPr>
+        <w:br/>
+      </w:r>
+      <w:proofErr w:type="spellStart"/>
+      <w:r>
+        <w:rPr>
+          <w:rFonts w:ascii="Times New Roman" w:hAnsi="Times New Roman" w:cs="Times New Roman"/>
+          <w:color w:val="0E2841" w:themeColor="text2"/>
+        </w:rPr>
+        <w:t>Volbeat</w:t>
+      </w:r>
+      <w:proofErr w:type="spellEnd"/>
+      <w:r>
+        <w:rPr>
+          <w:rFonts w:ascii="Times New Roman" w:hAnsi="Times New Roman" w:cs="Times New Roman"/>
+          <w:color w:val="0E2841" w:themeColor="text2"/>
+        </w:rPr>
+        <w:t xml:space="preserve"> Пчелка использует </w:t>
+      </w:r>
+      <w:proofErr w:type="spellStart"/>
+      <w:r>
+        <w:rPr>
+          <w:rFonts w:ascii="Times New Roman" w:hAnsi="Times New Roman" w:cs="Times New Roman"/>
+          <w:color w:val="0E2841" w:themeColor="text2"/>
+        </w:rPr>
+        <w:t>Aerial</w:t>
+      </w:r>
+      <w:proofErr w:type="spellEnd"/>
+      <w:r>
+        <w:rPr>
+          <w:rFonts w:ascii="Times New Roman" w:hAnsi="Times New Roman" w:cs="Times New Roman"/>
+          <w:color w:val="0E2841" w:themeColor="text2"/>
+        </w:rPr>
+        <w:t xml:space="preserve"> </w:t>
+      </w:r>
+      <w:proofErr w:type="spellStart"/>
+      <w:r>
+        <w:rPr>
+          <w:rFonts w:ascii="Times New Roman" w:hAnsi="Times New Roman" w:cs="Times New Roman"/>
+          <w:color w:val="0E2841" w:themeColor="text2"/>
+        </w:rPr>
+        <w:t>Ace</w:t>
+      </w:r>
+      <w:proofErr w:type="spellEnd"/>
+      <w:r>
+        <w:rPr>
+          <w:rFonts w:ascii="Times New Roman" w:hAnsi="Times New Roman" w:cs="Times New Roman"/>
+          <w:color w:val="0E2841" w:themeColor="text2"/>
+        </w:rPr>
+        <w:t xml:space="preserve">. </w:t>
+      </w:r>
+      <w:r>
+        <w:rPr>
+          <w:rFonts w:ascii="Times New Roman" w:hAnsi="Times New Roman" w:cs="Times New Roman"/>
+          <w:color w:val="0E2841" w:themeColor="text2"/>
+        </w:rPr>
+        <w:br/>
+        <w:t>Критический удар!</w:t>
+      </w:r>
+      <w:r>
+        <w:rPr>
+          <w:rFonts w:ascii="Times New Roman" w:hAnsi="Times New Roman" w:cs="Times New Roman"/>
+          <w:color w:val="0E2841" w:themeColor="text2"/>
+        </w:rPr>
+        <w:br/>
+      </w:r>
+      <w:proofErr w:type="spellStart"/>
+      <w:r>
+        <w:rPr>
+          <w:rFonts w:ascii="Times New Roman" w:hAnsi="Times New Roman" w:cs="Times New Roman"/>
+          <w:color w:val="0E2841" w:themeColor="text2"/>
+        </w:rPr>
+        <w:t>Poliwag</w:t>
+      </w:r>
+      <w:proofErr w:type="spellEnd"/>
+      <w:r>
+        <w:rPr>
+          <w:rFonts w:ascii="Times New Roman" w:hAnsi="Times New Roman" w:cs="Times New Roman"/>
+          <w:color w:val="0E2841" w:themeColor="text2"/>
+        </w:rPr>
+        <w:t xml:space="preserve"> Рыбка теряет 46 здоровья.</w:t>
+      </w:r>
+      <w:r>
+        <w:rPr>
+          <w:rFonts w:ascii="Times New Roman" w:hAnsi="Times New Roman" w:cs="Times New Roman"/>
+          <w:color w:val="0E2841" w:themeColor="text2"/>
+        </w:rPr>
+        <w:br/>
+      </w:r>
+      <w:r>
+        <w:rPr>
+          <w:rFonts w:ascii="Times New Roman" w:hAnsi="Times New Roman" w:cs="Times New Roman"/>
+          <w:color w:val="0E2841" w:themeColor="text2"/>
+        </w:rPr>
+        <w:br/>
+      </w:r>
+      <w:proofErr w:type="spellStart"/>
+      <w:r>
+        <w:rPr>
+          <w:rFonts w:ascii="Times New Roman" w:hAnsi="Times New Roman" w:cs="Times New Roman"/>
+          <w:color w:val="0E2841" w:themeColor="text2"/>
+        </w:rPr>
+        <w:t>Poliwag</w:t>
+      </w:r>
+      <w:proofErr w:type="spellEnd"/>
+      <w:r>
+        <w:rPr>
+          <w:rFonts w:ascii="Times New Roman" w:hAnsi="Times New Roman" w:cs="Times New Roman"/>
+          <w:color w:val="0E2841" w:themeColor="text2"/>
+        </w:rPr>
+        <w:t xml:space="preserve"> Рыбка использует Blizzard. </w:t>
+      </w:r>
+      <w:r>
+        <w:rPr>
+          <w:rFonts w:ascii="Times New Roman" w:hAnsi="Times New Roman" w:cs="Times New Roman"/>
+          <w:color w:val="0E2841" w:themeColor="text2"/>
+        </w:rPr>
+        <w:br/>
+      </w:r>
+      <w:proofErr w:type="spellStart"/>
+      <w:r>
+        <w:rPr>
+          <w:rFonts w:ascii="Times New Roman" w:hAnsi="Times New Roman" w:cs="Times New Roman"/>
+          <w:color w:val="0E2841" w:themeColor="text2"/>
+        </w:rPr>
+        <w:t>Volbeat</w:t>
+      </w:r>
+      <w:proofErr w:type="spellEnd"/>
+      <w:r>
+        <w:rPr>
+          <w:rFonts w:ascii="Times New Roman" w:hAnsi="Times New Roman" w:cs="Times New Roman"/>
+          <w:color w:val="0E2841" w:themeColor="text2"/>
+        </w:rPr>
+        <w:t xml:space="preserve"> Пчелка теряет 21 здоровья.</w:t>
+      </w:r>
+      <w:r>
+        <w:rPr>
+          <w:rFonts w:ascii="Times New Roman" w:hAnsi="Times New Roman" w:cs="Times New Roman"/>
+          <w:color w:val="0E2841" w:themeColor="text2"/>
+        </w:rPr>
+        <w:br/>
+      </w:r>
+      <w:r>
+        <w:rPr>
+          <w:rFonts w:ascii="Times New Roman" w:hAnsi="Times New Roman" w:cs="Times New Roman"/>
+          <w:color w:val="0E2841" w:themeColor="text2"/>
+        </w:rPr>
+        <w:br/>
+      </w:r>
+      <w:proofErr w:type="spellStart"/>
+      <w:r>
+        <w:rPr>
+          <w:rFonts w:ascii="Times New Roman" w:hAnsi="Times New Roman" w:cs="Times New Roman"/>
+          <w:color w:val="0E2841" w:themeColor="text2"/>
+        </w:rPr>
+        <w:t>Volbeat</w:t>
+      </w:r>
+      <w:proofErr w:type="spellEnd"/>
+      <w:r>
+        <w:rPr>
+          <w:rFonts w:ascii="Times New Roman" w:hAnsi="Times New Roman" w:cs="Times New Roman"/>
+          <w:color w:val="0E2841" w:themeColor="text2"/>
+        </w:rPr>
+        <w:t xml:space="preserve"> Пчелка использует Flash. </w:t>
+      </w:r>
+      <w:r>
+        <w:rPr>
+          <w:rFonts w:ascii="Times New Roman" w:hAnsi="Times New Roman" w:cs="Times New Roman"/>
+          <w:color w:val="0E2841" w:themeColor="text2"/>
+        </w:rPr>
+        <w:br/>
+      </w:r>
+      <w:proofErr w:type="spellStart"/>
+      <w:r>
+        <w:rPr>
+          <w:rFonts w:ascii="Times New Roman" w:hAnsi="Times New Roman" w:cs="Times New Roman"/>
+          <w:color w:val="0E2841" w:themeColor="text2"/>
+        </w:rPr>
+        <w:t>Poliwag</w:t>
+      </w:r>
+      <w:proofErr w:type="spellEnd"/>
+      <w:r>
+        <w:rPr>
+          <w:rFonts w:ascii="Times New Roman" w:hAnsi="Times New Roman" w:cs="Times New Roman"/>
+          <w:color w:val="0E2841" w:themeColor="text2"/>
+        </w:rPr>
+        <w:t xml:space="preserve"> Рыбка уменьшает точность.</w:t>
+      </w:r>
+      <w:r>
+        <w:rPr>
+          <w:rFonts w:ascii="Times New Roman" w:hAnsi="Times New Roman" w:cs="Times New Roman"/>
+          <w:color w:val="0E2841" w:themeColor="text2"/>
+        </w:rPr>
+        <w:br/>
+      </w:r>
+      <w:r>
+        <w:rPr>
+          <w:rFonts w:ascii="Times New Roman" w:hAnsi="Times New Roman" w:cs="Times New Roman"/>
+          <w:color w:val="0E2841" w:themeColor="text2"/>
+        </w:rPr>
+        <w:br/>
+      </w:r>
+      <w:proofErr w:type="spellStart"/>
+      <w:r>
+        <w:rPr>
+          <w:rFonts w:ascii="Times New Roman" w:hAnsi="Times New Roman" w:cs="Times New Roman"/>
+          <w:color w:val="0E2841" w:themeColor="text2"/>
+        </w:rPr>
+        <w:t>Poliwag</w:t>
+      </w:r>
+      <w:proofErr w:type="spellEnd"/>
+      <w:r>
+        <w:rPr>
+          <w:rFonts w:ascii="Times New Roman" w:hAnsi="Times New Roman" w:cs="Times New Roman"/>
+          <w:color w:val="0E2841" w:themeColor="text2"/>
+        </w:rPr>
+        <w:t xml:space="preserve"> Рыбка промахивается</w:t>
+      </w:r>
+      <w:r>
+        <w:rPr>
+          <w:rFonts w:ascii="Times New Roman" w:hAnsi="Times New Roman" w:cs="Times New Roman"/>
+          <w:color w:val="0E2841" w:themeColor="text2"/>
+        </w:rPr>
+        <w:br/>
+      </w:r>
+      <w:r>
+        <w:rPr>
+          <w:rFonts w:ascii="Times New Roman" w:hAnsi="Times New Roman" w:cs="Times New Roman"/>
+          <w:color w:val="0E2841" w:themeColor="text2"/>
+        </w:rPr>
+        <w:br/>
+      </w:r>
+      <w:proofErr w:type="spellStart"/>
+      <w:r>
+        <w:rPr>
+          <w:rFonts w:ascii="Times New Roman" w:hAnsi="Times New Roman" w:cs="Times New Roman"/>
+          <w:color w:val="0E2841" w:themeColor="text2"/>
+        </w:rPr>
+        <w:t>Volbeat</w:t>
+      </w:r>
+      <w:proofErr w:type="spellEnd"/>
+      <w:r>
+        <w:rPr>
+          <w:rFonts w:ascii="Times New Roman" w:hAnsi="Times New Roman" w:cs="Times New Roman"/>
+          <w:color w:val="0E2841" w:themeColor="text2"/>
+        </w:rPr>
+        <w:t xml:space="preserve"> Пчелка использует </w:t>
+      </w:r>
+      <w:proofErr w:type="spellStart"/>
+      <w:r>
+        <w:rPr>
+          <w:rFonts w:ascii="Times New Roman" w:hAnsi="Times New Roman" w:cs="Times New Roman"/>
+          <w:color w:val="0E2841" w:themeColor="text2"/>
+        </w:rPr>
+        <w:t>Aerial</w:t>
+      </w:r>
+      <w:proofErr w:type="spellEnd"/>
+      <w:r>
+        <w:rPr>
+          <w:rFonts w:ascii="Times New Roman" w:hAnsi="Times New Roman" w:cs="Times New Roman"/>
+          <w:color w:val="0E2841" w:themeColor="text2"/>
+        </w:rPr>
+        <w:t xml:space="preserve"> </w:t>
+      </w:r>
+      <w:proofErr w:type="spellStart"/>
+      <w:r>
+        <w:rPr>
+          <w:rFonts w:ascii="Times New Roman" w:hAnsi="Times New Roman" w:cs="Times New Roman"/>
+          <w:color w:val="0E2841" w:themeColor="text2"/>
+        </w:rPr>
+        <w:t>Ace</w:t>
+      </w:r>
+      <w:proofErr w:type="spellEnd"/>
+      <w:r>
+        <w:rPr>
+          <w:rFonts w:ascii="Times New Roman" w:hAnsi="Times New Roman" w:cs="Times New Roman"/>
+          <w:color w:val="0E2841" w:themeColor="text2"/>
+        </w:rPr>
+        <w:t xml:space="preserve">. </w:t>
+      </w:r>
+      <w:r>
+        <w:rPr>
+          <w:rFonts w:ascii="Times New Roman" w:hAnsi="Times New Roman" w:cs="Times New Roman"/>
+          <w:color w:val="0E2841" w:themeColor="text2"/>
+        </w:rPr>
+        <w:br/>
+      </w:r>
+      <w:proofErr w:type="spellStart"/>
+      <w:r>
+        <w:rPr>
+          <w:rFonts w:ascii="Times New Roman" w:hAnsi="Times New Roman" w:cs="Times New Roman"/>
+          <w:color w:val="0E2841" w:themeColor="text2"/>
+        </w:rPr>
+        <w:t>Poliwag</w:t>
+      </w:r>
+      <w:proofErr w:type="spellEnd"/>
+      <w:r>
+        <w:rPr>
+          <w:rFonts w:ascii="Times New Roman" w:hAnsi="Times New Roman" w:cs="Times New Roman"/>
+          <w:color w:val="0E2841" w:themeColor="text2"/>
+        </w:rPr>
+        <w:t xml:space="preserve"> Рыбка теряет 33 здоровья.</w:t>
+      </w:r>
+      <w:r>
+        <w:rPr>
+          <w:rFonts w:ascii="Times New Roman" w:hAnsi="Times New Roman" w:cs="Times New Roman"/>
+          <w:color w:val="0E2841" w:themeColor="text2"/>
+        </w:rPr>
+        <w:br/>
+      </w:r>
+      <w:r>
+        <w:rPr>
+          <w:rFonts w:ascii="Times New Roman" w:hAnsi="Times New Roman" w:cs="Times New Roman"/>
+          <w:color w:val="0E2841" w:themeColor="text2"/>
+        </w:rPr>
+        <w:br/>
+      </w:r>
+      <w:proofErr w:type="spellStart"/>
+      <w:r>
+        <w:rPr>
+          <w:rFonts w:ascii="Times New Roman" w:hAnsi="Times New Roman" w:cs="Times New Roman"/>
+          <w:color w:val="0E2841" w:themeColor="text2"/>
+        </w:rPr>
+        <w:t>Volbeat</w:t>
+      </w:r>
+      <w:proofErr w:type="spellEnd"/>
+      <w:r>
+        <w:rPr>
+          <w:rFonts w:ascii="Times New Roman" w:hAnsi="Times New Roman" w:cs="Times New Roman"/>
+          <w:color w:val="0E2841" w:themeColor="text2"/>
+        </w:rPr>
+        <w:t xml:space="preserve"> Пчелка использует Quick </w:t>
+      </w:r>
+      <w:proofErr w:type="spellStart"/>
+      <w:r>
+        <w:rPr>
+          <w:rFonts w:ascii="Times New Roman" w:hAnsi="Times New Roman" w:cs="Times New Roman"/>
+          <w:color w:val="0E2841" w:themeColor="text2"/>
+        </w:rPr>
+        <w:t>Attack</w:t>
+      </w:r>
+      <w:proofErr w:type="spellEnd"/>
+      <w:r>
+        <w:rPr>
+          <w:rFonts w:ascii="Times New Roman" w:hAnsi="Times New Roman" w:cs="Times New Roman"/>
+          <w:color w:val="0E2841" w:themeColor="text2"/>
+        </w:rPr>
+        <w:t xml:space="preserve">. </w:t>
+      </w:r>
+      <w:r>
+        <w:rPr>
+          <w:rFonts w:ascii="Times New Roman" w:hAnsi="Times New Roman" w:cs="Times New Roman"/>
+          <w:color w:val="0E2841" w:themeColor="text2"/>
+        </w:rPr>
+        <w:br/>
+      </w:r>
+      <w:proofErr w:type="spellStart"/>
+      <w:r>
+        <w:rPr>
+          <w:rFonts w:ascii="Times New Roman" w:hAnsi="Times New Roman" w:cs="Times New Roman"/>
+          <w:color w:val="0E2841" w:themeColor="text2"/>
+        </w:rPr>
+        <w:t>Poliwag</w:t>
+      </w:r>
+      <w:proofErr w:type="spellEnd"/>
+      <w:r>
+        <w:rPr>
+          <w:rFonts w:ascii="Times New Roman" w:hAnsi="Times New Roman" w:cs="Times New Roman"/>
+          <w:color w:val="0E2841" w:themeColor="text2"/>
+        </w:rPr>
+        <w:t xml:space="preserve"> Рыбка теряет 18 здоровья.</w:t>
+      </w:r>
+      <w:r>
+        <w:rPr>
+          <w:rFonts w:ascii="Times New Roman" w:hAnsi="Times New Roman" w:cs="Times New Roman"/>
+          <w:color w:val="0E2841" w:themeColor="text2"/>
+        </w:rPr>
+        <w:br/>
+      </w:r>
+      <w:r>
+        <w:rPr>
+          <w:rFonts w:ascii="Times New Roman" w:hAnsi="Times New Roman" w:cs="Times New Roman"/>
+          <w:color w:val="0E2841" w:themeColor="text2"/>
+        </w:rPr>
+        <w:br/>
+      </w:r>
+      <w:proofErr w:type="spellStart"/>
+      <w:r>
+        <w:rPr>
+          <w:rFonts w:ascii="Times New Roman" w:hAnsi="Times New Roman" w:cs="Times New Roman"/>
+          <w:color w:val="0E2841" w:themeColor="text2"/>
+        </w:rPr>
+        <w:lastRenderedPageBreak/>
+        <w:t>Poliwag</w:t>
+      </w:r>
+      <w:proofErr w:type="spellEnd"/>
+      <w:r>
+        <w:rPr>
+          <w:rFonts w:ascii="Times New Roman" w:hAnsi="Times New Roman" w:cs="Times New Roman"/>
+          <w:color w:val="0E2841" w:themeColor="text2"/>
+        </w:rPr>
+        <w:t xml:space="preserve"> Рыбка использует Blizzard. </w:t>
+      </w:r>
+      <w:r>
+        <w:rPr>
+          <w:rFonts w:ascii="Times New Roman" w:hAnsi="Times New Roman" w:cs="Times New Roman"/>
+          <w:color w:val="0E2841" w:themeColor="text2"/>
+        </w:rPr>
+        <w:br/>
+      </w:r>
+      <w:proofErr w:type="spellStart"/>
+      <w:r>
+        <w:rPr>
+          <w:rFonts w:ascii="Times New Roman" w:hAnsi="Times New Roman" w:cs="Times New Roman"/>
+          <w:color w:val="0E2841" w:themeColor="text2"/>
+        </w:rPr>
+        <w:t>Volbeat</w:t>
+      </w:r>
+      <w:proofErr w:type="spellEnd"/>
+      <w:r>
+        <w:rPr>
+          <w:rFonts w:ascii="Times New Roman" w:hAnsi="Times New Roman" w:cs="Times New Roman"/>
+          <w:color w:val="0E2841" w:themeColor="text2"/>
+        </w:rPr>
+        <w:t xml:space="preserve"> Пчелка теряет 17 здоровья.</w:t>
+      </w:r>
+      <w:r>
+        <w:rPr>
+          <w:rFonts w:ascii="Times New Roman" w:hAnsi="Times New Roman" w:cs="Times New Roman"/>
+          <w:color w:val="0E2841" w:themeColor="text2"/>
+        </w:rPr>
+        <w:br/>
+      </w:r>
+      <w:r>
+        <w:rPr>
+          <w:rFonts w:ascii="Times New Roman" w:hAnsi="Times New Roman" w:cs="Times New Roman"/>
+          <w:color w:val="0E2841" w:themeColor="text2"/>
+        </w:rPr>
+        <w:br/>
+      </w:r>
+      <w:proofErr w:type="spellStart"/>
+      <w:r>
+        <w:rPr>
+          <w:rFonts w:ascii="Times New Roman" w:hAnsi="Times New Roman" w:cs="Times New Roman"/>
+          <w:color w:val="0E2841" w:themeColor="text2"/>
+        </w:rPr>
+        <w:t>Poliwag</w:t>
+      </w:r>
+      <w:proofErr w:type="spellEnd"/>
+      <w:r>
+        <w:rPr>
+          <w:rFonts w:ascii="Times New Roman" w:hAnsi="Times New Roman" w:cs="Times New Roman"/>
+          <w:color w:val="0E2841" w:themeColor="text2"/>
+        </w:rPr>
+        <w:t xml:space="preserve"> Рыбка борется с соперником. </w:t>
+      </w:r>
+      <w:r>
+        <w:rPr>
+          <w:rFonts w:ascii="Times New Roman" w:hAnsi="Times New Roman" w:cs="Times New Roman"/>
+          <w:color w:val="0E2841" w:themeColor="text2"/>
+        </w:rPr>
+        <w:br/>
+      </w:r>
+      <w:proofErr w:type="spellStart"/>
+      <w:r>
+        <w:rPr>
+          <w:rFonts w:ascii="Times New Roman" w:hAnsi="Times New Roman" w:cs="Times New Roman"/>
+          <w:color w:val="0E2841" w:themeColor="text2"/>
+        </w:rPr>
+        <w:t>Volbeat</w:t>
+      </w:r>
+      <w:proofErr w:type="spellEnd"/>
+      <w:r>
+        <w:rPr>
+          <w:rFonts w:ascii="Times New Roman" w:hAnsi="Times New Roman" w:cs="Times New Roman"/>
+          <w:color w:val="0E2841" w:themeColor="text2"/>
+        </w:rPr>
+        <w:t xml:space="preserve"> Пчелка теряет 17 здоровья.</w:t>
+      </w:r>
+      <w:r>
+        <w:rPr>
+          <w:rFonts w:ascii="Times New Roman" w:hAnsi="Times New Roman" w:cs="Times New Roman"/>
+          <w:color w:val="0E2841" w:themeColor="text2"/>
+        </w:rPr>
+        <w:br/>
+      </w:r>
+      <w:proofErr w:type="spellStart"/>
+      <w:r>
+        <w:rPr>
+          <w:rFonts w:ascii="Times New Roman" w:hAnsi="Times New Roman" w:cs="Times New Roman"/>
+          <w:color w:val="0E2841" w:themeColor="text2"/>
+        </w:rPr>
+        <w:t>Poliwag</w:t>
+      </w:r>
+      <w:proofErr w:type="spellEnd"/>
+      <w:r>
+        <w:rPr>
+          <w:rFonts w:ascii="Times New Roman" w:hAnsi="Times New Roman" w:cs="Times New Roman"/>
+          <w:color w:val="0E2841" w:themeColor="text2"/>
+        </w:rPr>
+        <w:t xml:space="preserve"> Рыбка теряет 4 здоровья.</w:t>
+      </w:r>
+      <w:r>
+        <w:rPr>
+          <w:rFonts w:ascii="Times New Roman" w:hAnsi="Times New Roman" w:cs="Times New Roman"/>
+          <w:color w:val="0E2841" w:themeColor="text2"/>
+        </w:rPr>
+        <w:br/>
+      </w:r>
+      <w:r>
+        <w:rPr>
+          <w:rFonts w:ascii="Times New Roman" w:hAnsi="Times New Roman" w:cs="Times New Roman"/>
+          <w:color w:val="0E2841" w:themeColor="text2"/>
+        </w:rPr>
+        <w:br/>
+      </w:r>
+      <w:proofErr w:type="spellStart"/>
+      <w:r>
+        <w:rPr>
+          <w:rFonts w:ascii="Times New Roman" w:hAnsi="Times New Roman" w:cs="Times New Roman"/>
+          <w:color w:val="0E2841" w:themeColor="text2"/>
+        </w:rPr>
+        <w:t>Volbeat</w:t>
+      </w:r>
+      <w:proofErr w:type="spellEnd"/>
+      <w:r>
+        <w:rPr>
+          <w:rFonts w:ascii="Times New Roman" w:hAnsi="Times New Roman" w:cs="Times New Roman"/>
+          <w:color w:val="0E2841" w:themeColor="text2"/>
+        </w:rPr>
+        <w:t xml:space="preserve"> Пчелка использует </w:t>
+      </w:r>
+      <w:proofErr w:type="spellStart"/>
+      <w:r>
+        <w:rPr>
+          <w:rFonts w:ascii="Times New Roman" w:hAnsi="Times New Roman" w:cs="Times New Roman"/>
+          <w:color w:val="0E2841" w:themeColor="text2"/>
+        </w:rPr>
+        <w:t>Aerial</w:t>
+      </w:r>
+      <w:proofErr w:type="spellEnd"/>
+      <w:r>
+        <w:rPr>
+          <w:rFonts w:ascii="Times New Roman" w:hAnsi="Times New Roman" w:cs="Times New Roman"/>
+          <w:color w:val="0E2841" w:themeColor="text2"/>
+        </w:rPr>
+        <w:t xml:space="preserve"> </w:t>
+      </w:r>
+      <w:proofErr w:type="spellStart"/>
+      <w:r>
+        <w:rPr>
+          <w:rFonts w:ascii="Times New Roman" w:hAnsi="Times New Roman" w:cs="Times New Roman"/>
+          <w:color w:val="0E2841" w:themeColor="text2"/>
+        </w:rPr>
+        <w:t>Ace</w:t>
+      </w:r>
+      <w:proofErr w:type="spellEnd"/>
+      <w:r>
+        <w:rPr>
+          <w:rFonts w:ascii="Times New Roman" w:hAnsi="Times New Roman" w:cs="Times New Roman"/>
+          <w:color w:val="0E2841" w:themeColor="text2"/>
+        </w:rPr>
+        <w:t xml:space="preserve">. </w:t>
+      </w:r>
+      <w:r>
+        <w:rPr>
+          <w:rFonts w:ascii="Times New Roman" w:hAnsi="Times New Roman" w:cs="Times New Roman"/>
+          <w:color w:val="0E2841" w:themeColor="text2"/>
+        </w:rPr>
+        <w:br/>
+      </w:r>
+      <w:proofErr w:type="spellStart"/>
+      <w:r>
+        <w:rPr>
+          <w:rFonts w:ascii="Times New Roman" w:hAnsi="Times New Roman" w:cs="Times New Roman"/>
+          <w:color w:val="0E2841" w:themeColor="text2"/>
+        </w:rPr>
+        <w:t>Poliwag</w:t>
+      </w:r>
+      <w:proofErr w:type="spellEnd"/>
+      <w:r>
+        <w:rPr>
+          <w:rFonts w:ascii="Times New Roman" w:hAnsi="Times New Roman" w:cs="Times New Roman"/>
+          <w:color w:val="0E2841" w:themeColor="text2"/>
+        </w:rPr>
+        <w:t xml:space="preserve"> Рыбка теряет 23 здоровья.</w:t>
+      </w:r>
+      <w:r>
+        <w:rPr>
+          <w:rFonts w:ascii="Times New Roman" w:hAnsi="Times New Roman" w:cs="Times New Roman"/>
+          <w:color w:val="0E2841" w:themeColor="text2"/>
+        </w:rPr>
+        <w:br/>
+      </w:r>
+      <w:r>
+        <w:rPr>
+          <w:rFonts w:ascii="Times New Roman" w:hAnsi="Times New Roman" w:cs="Times New Roman"/>
+          <w:color w:val="0E2841" w:themeColor="text2"/>
+        </w:rPr>
+        <w:br/>
+      </w:r>
+      <w:proofErr w:type="spellStart"/>
+      <w:r>
+        <w:rPr>
+          <w:rFonts w:ascii="Times New Roman" w:hAnsi="Times New Roman" w:cs="Times New Roman"/>
+          <w:color w:val="0E2841" w:themeColor="text2"/>
+        </w:rPr>
+        <w:t>Volbeat</w:t>
+      </w:r>
+      <w:proofErr w:type="spellEnd"/>
+      <w:r>
+        <w:rPr>
+          <w:rFonts w:ascii="Times New Roman" w:hAnsi="Times New Roman" w:cs="Times New Roman"/>
+          <w:color w:val="0E2841" w:themeColor="text2"/>
+        </w:rPr>
+        <w:t xml:space="preserve"> Пчелка использует Quick </w:t>
+      </w:r>
+      <w:proofErr w:type="spellStart"/>
+      <w:r>
+        <w:rPr>
+          <w:rFonts w:ascii="Times New Roman" w:hAnsi="Times New Roman" w:cs="Times New Roman"/>
+          <w:color w:val="0E2841" w:themeColor="text2"/>
+        </w:rPr>
+        <w:t>Attack</w:t>
+      </w:r>
+      <w:proofErr w:type="spellEnd"/>
+      <w:r>
+        <w:rPr>
+          <w:rFonts w:ascii="Times New Roman" w:hAnsi="Times New Roman" w:cs="Times New Roman"/>
+          <w:color w:val="0E2841" w:themeColor="text2"/>
+        </w:rPr>
+        <w:t xml:space="preserve">. </w:t>
+      </w:r>
+      <w:r>
+        <w:rPr>
+          <w:rFonts w:ascii="Times New Roman" w:hAnsi="Times New Roman" w:cs="Times New Roman"/>
+          <w:color w:val="0E2841" w:themeColor="text2"/>
+        </w:rPr>
+        <w:br/>
+        <w:t>Критический удар!</w:t>
+      </w:r>
+      <w:r>
+        <w:rPr>
+          <w:rFonts w:ascii="Times New Roman" w:hAnsi="Times New Roman" w:cs="Times New Roman"/>
+          <w:color w:val="0E2841" w:themeColor="text2"/>
+        </w:rPr>
+        <w:br/>
+      </w:r>
+      <w:proofErr w:type="spellStart"/>
+      <w:r>
+        <w:rPr>
+          <w:rFonts w:ascii="Times New Roman" w:hAnsi="Times New Roman" w:cs="Times New Roman"/>
+          <w:color w:val="0E2841" w:themeColor="text2"/>
+        </w:rPr>
+        <w:t>Poliwag</w:t>
+      </w:r>
+      <w:proofErr w:type="spellEnd"/>
+      <w:r>
+        <w:rPr>
+          <w:rFonts w:ascii="Times New Roman" w:hAnsi="Times New Roman" w:cs="Times New Roman"/>
+          <w:color w:val="0E2841" w:themeColor="text2"/>
+        </w:rPr>
+        <w:t xml:space="preserve"> Рыбка теряет 44 здоровья.</w:t>
+      </w:r>
+      <w:r>
+        <w:rPr>
+          <w:rFonts w:ascii="Times New Roman" w:hAnsi="Times New Roman" w:cs="Times New Roman"/>
+          <w:color w:val="0E2841" w:themeColor="text2"/>
+        </w:rPr>
+        <w:br/>
+      </w:r>
+      <w:proofErr w:type="spellStart"/>
+      <w:r>
+        <w:rPr>
+          <w:rFonts w:ascii="Times New Roman" w:hAnsi="Times New Roman" w:cs="Times New Roman"/>
+          <w:color w:val="0E2841" w:themeColor="text2"/>
+        </w:rPr>
+        <w:t>Poliwag</w:t>
+      </w:r>
+      <w:proofErr w:type="spellEnd"/>
+      <w:r>
+        <w:rPr>
+          <w:rFonts w:ascii="Times New Roman" w:hAnsi="Times New Roman" w:cs="Times New Roman"/>
+          <w:color w:val="0E2841" w:themeColor="text2"/>
+        </w:rPr>
+        <w:t xml:space="preserve"> Рыбка теряет сознание.</w:t>
+      </w:r>
+      <w:r>
+        <w:rPr>
+          <w:rFonts w:ascii="Times New Roman" w:hAnsi="Times New Roman" w:cs="Times New Roman"/>
+          <w:color w:val="0E2841" w:themeColor="text2"/>
+        </w:rPr>
+        <w:br/>
+      </w:r>
+      <w:proofErr w:type="spellStart"/>
+      <w:r>
+        <w:rPr>
+          <w:rFonts w:ascii="Times New Roman" w:hAnsi="Times New Roman" w:cs="Times New Roman"/>
+          <w:color w:val="0E2841" w:themeColor="text2"/>
+        </w:rPr>
+        <w:t>Poliwhirl</w:t>
+      </w:r>
+      <w:proofErr w:type="spellEnd"/>
+      <w:r>
+        <w:rPr>
+          <w:rFonts w:ascii="Times New Roman" w:hAnsi="Times New Roman" w:cs="Times New Roman"/>
+          <w:color w:val="0E2841" w:themeColor="text2"/>
+        </w:rPr>
+        <w:t xml:space="preserve"> Друган из команды белых вступает в бой!</w:t>
+      </w:r>
+      <w:r>
+        <w:rPr>
+          <w:rFonts w:ascii="Times New Roman" w:hAnsi="Times New Roman" w:cs="Times New Roman"/>
+          <w:color w:val="0E2841" w:themeColor="text2"/>
+        </w:rPr>
+        <w:br/>
+      </w:r>
+      <w:proofErr w:type="spellStart"/>
+      <w:r>
+        <w:rPr>
+          <w:rFonts w:ascii="Times New Roman" w:hAnsi="Times New Roman" w:cs="Times New Roman"/>
+          <w:color w:val="0E2841" w:themeColor="text2"/>
+        </w:rPr>
+        <w:t>Poliwhirl</w:t>
+      </w:r>
+      <w:proofErr w:type="spellEnd"/>
+      <w:r>
+        <w:rPr>
+          <w:rFonts w:ascii="Times New Roman" w:hAnsi="Times New Roman" w:cs="Times New Roman"/>
+          <w:color w:val="0E2841" w:themeColor="text2"/>
+        </w:rPr>
+        <w:t xml:space="preserve"> Друган использует Blizzard. </w:t>
+      </w:r>
+      <w:r>
+        <w:rPr>
+          <w:rFonts w:ascii="Times New Roman" w:hAnsi="Times New Roman" w:cs="Times New Roman"/>
+          <w:color w:val="0E2841" w:themeColor="text2"/>
+        </w:rPr>
+        <w:br/>
+      </w:r>
+      <w:proofErr w:type="spellStart"/>
+      <w:r>
+        <w:rPr>
+          <w:rFonts w:ascii="Times New Roman" w:hAnsi="Times New Roman" w:cs="Times New Roman"/>
+          <w:color w:val="0E2841" w:themeColor="text2"/>
+        </w:rPr>
+        <w:t>Volbeat</w:t>
+      </w:r>
+      <w:proofErr w:type="spellEnd"/>
+      <w:r>
+        <w:rPr>
+          <w:rFonts w:ascii="Times New Roman" w:hAnsi="Times New Roman" w:cs="Times New Roman"/>
+          <w:color w:val="0E2841" w:themeColor="text2"/>
+        </w:rPr>
+        <w:t xml:space="preserve"> Пчелка теряет 24 здоровья.</w:t>
+      </w:r>
+      <w:r>
+        <w:rPr>
+          <w:rFonts w:ascii="Times New Roman" w:hAnsi="Times New Roman" w:cs="Times New Roman"/>
+          <w:color w:val="0E2841" w:themeColor="text2"/>
+        </w:rPr>
+        <w:br/>
+      </w:r>
+      <w:r>
+        <w:rPr>
+          <w:rFonts w:ascii="Times New Roman" w:hAnsi="Times New Roman" w:cs="Times New Roman"/>
+          <w:color w:val="0E2841" w:themeColor="text2"/>
+        </w:rPr>
+        <w:br/>
+      </w:r>
+      <w:proofErr w:type="spellStart"/>
+      <w:r>
+        <w:rPr>
+          <w:rFonts w:ascii="Times New Roman" w:hAnsi="Times New Roman" w:cs="Times New Roman"/>
+          <w:color w:val="0E2841" w:themeColor="text2"/>
+        </w:rPr>
+        <w:t>Volbeat</w:t>
+      </w:r>
+      <w:proofErr w:type="spellEnd"/>
+      <w:r>
+        <w:rPr>
+          <w:rFonts w:ascii="Times New Roman" w:hAnsi="Times New Roman" w:cs="Times New Roman"/>
+          <w:color w:val="0E2841" w:themeColor="text2"/>
+        </w:rPr>
+        <w:t xml:space="preserve"> Пчелка использует Flash. </w:t>
+      </w:r>
+      <w:r>
+        <w:rPr>
+          <w:rFonts w:ascii="Times New Roman" w:hAnsi="Times New Roman" w:cs="Times New Roman"/>
+          <w:color w:val="0E2841" w:themeColor="text2"/>
+        </w:rPr>
+        <w:br/>
+      </w:r>
+      <w:proofErr w:type="spellStart"/>
+      <w:r>
+        <w:rPr>
+          <w:rFonts w:ascii="Times New Roman" w:hAnsi="Times New Roman" w:cs="Times New Roman"/>
+          <w:color w:val="0E2841" w:themeColor="text2"/>
+        </w:rPr>
+        <w:t>Poliwhirl</w:t>
+      </w:r>
+      <w:proofErr w:type="spellEnd"/>
+      <w:r>
+        <w:rPr>
+          <w:rFonts w:ascii="Times New Roman" w:hAnsi="Times New Roman" w:cs="Times New Roman"/>
+          <w:color w:val="0E2841" w:themeColor="text2"/>
+        </w:rPr>
+        <w:t xml:space="preserve"> Друган уменьшает точность.</w:t>
+      </w:r>
+      <w:r>
+        <w:rPr>
+          <w:rFonts w:ascii="Times New Roman" w:hAnsi="Times New Roman" w:cs="Times New Roman"/>
+          <w:color w:val="0E2841" w:themeColor="text2"/>
+        </w:rPr>
+        <w:br/>
+      </w:r>
+      <w:r>
+        <w:rPr>
+          <w:rFonts w:ascii="Times New Roman" w:hAnsi="Times New Roman" w:cs="Times New Roman"/>
+          <w:color w:val="0E2841" w:themeColor="text2"/>
+        </w:rPr>
+        <w:br/>
+      </w:r>
+      <w:proofErr w:type="spellStart"/>
+      <w:r>
+        <w:rPr>
+          <w:rFonts w:ascii="Times New Roman" w:hAnsi="Times New Roman" w:cs="Times New Roman"/>
+          <w:color w:val="0E2841" w:themeColor="text2"/>
+        </w:rPr>
+        <w:t>Volbeat</w:t>
+      </w:r>
+      <w:proofErr w:type="spellEnd"/>
+      <w:r>
+        <w:rPr>
+          <w:rFonts w:ascii="Times New Roman" w:hAnsi="Times New Roman" w:cs="Times New Roman"/>
+          <w:color w:val="0E2841" w:themeColor="text2"/>
+        </w:rPr>
+        <w:t xml:space="preserve"> Пчелка использует Quick </w:t>
+      </w:r>
+      <w:proofErr w:type="spellStart"/>
+      <w:r>
+        <w:rPr>
+          <w:rFonts w:ascii="Times New Roman" w:hAnsi="Times New Roman" w:cs="Times New Roman"/>
+          <w:color w:val="0E2841" w:themeColor="text2"/>
+        </w:rPr>
+        <w:t>Attack</w:t>
+      </w:r>
+      <w:proofErr w:type="spellEnd"/>
+      <w:r>
+        <w:rPr>
+          <w:rFonts w:ascii="Times New Roman" w:hAnsi="Times New Roman" w:cs="Times New Roman"/>
+          <w:color w:val="0E2841" w:themeColor="text2"/>
+        </w:rPr>
+        <w:t xml:space="preserve">. </w:t>
+      </w:r>
+      <w:r>
+        <w:rPr>
+          <w:rFonts w:ascii="Times New Roman" w:hAnsi="Times New Roman" w:cs="Times New Roman"/>
+          <w:color w:val="0E2841" w:themeColor="text2"/>
+        </w:rPr>
+        <w:br/>
+        <w:t>Критический удар!</w:t>
+      </w:r>
+      <w:r>
+        <w:rPr>
+          <w:rFonts w:ascii="Times New Roman" w:hAnsi="Times New Roman" w:cs="Times New Roman"/>
+          <w:color w:val="0E2841" w:themeColor="text2"/>
+        </w:rPr>
+        <w:br/>
+      </w:r>
+      <w:proofErr w:type="spellStart"/>
+      <w:r>
+        <w:rPr>
+          <w:rFonts w:ascii="Times New Roman" w:hAnsi="Times New Roman" w:cs="Times New Roman"/>
+          <w:color w:val="0E2841" w:themeColor="text2"/>
+        </w:rPr>
+        <w:t>Poliwhirl</w:t>
+      </w:r>
+      <w:proofErr w:type="spellEnd"/>
+      <w:r>
+        <w:rPr>
+          <w:rFonts w:ascii="Times New Roman" w:hAnsi="Times New Roman" w:cs="Times New Roman"/>
+          <w:color w:val="0E2841" w:themeColor="text2"/>
+        </w:rPr>
+        <w:t xml:space="preserve"> Друган теряет 28 здоровья.</w:t>
+      </w:r>
+      <w:r>
+        <w:rPr>
+          <w:rFonts w:ascii="Times New Roman" w:hAnsi="Times New Roman" w:cs="Times New Roman"/>
+          <w:color w:val="0E2841" w:themeColor="text2"/>
+        </w:rPr>
+        <w:br/>
+      </w:r>
+      <w:r>
+        <w:rPr>
+          <w:rFonts w:ascii="Times New Roman" w:hAnsi="Times New Roman" w:cs="Times New Roman"/>
+          <w:color w:val="0E2841" w:themeColor="text2"/>
+        </w:rPr>
+        <w:br/>
+      </w:r>
+      <w:proofErr w:type="spellStart"/>
+      <w:r>
+        <w:rPr>
+          <w:rFonts w:ascii="Times New Roman" w:hAnsi="Times New Roman" w:cs="Times New Roman"/>
+          <w:color w:val="0E2841" w:themeColor="text2"/>
+        </w:rPr>
+        <w:t>Poliwhirl</w:t>
+      </w:r>
+      <w:proofErr w:type="spellEnd"/>
+      <w:r>
+        <w:rPr>
+          <w:rFonts w:ascii="Times New Roman" w:hAnsi="Times New Roman" w:cs="Times New Roman"/>
+          <w:color w:val="0E2841" w:themeColor="text2"/>
+        </w:rPr>
+        <w:t xml:space="preserve"> Друган промахивается</w:t>
+      </w:r>
+      <w:r>
+        <w:rPr>
+          <w:rFonts w:ascii="Times New Roman" w:hAnsi="Times New Roman" w:cs="Times New Roman"/>
+          <w:color w:val="0E2841" w:themeColor="text2"/>
+        </w:rPr>
+        <w:br/>
+      </w:r>
+      <w:r>
+        <w:rPr>
+          <w:rFonts w:ascii="Times New Roman" w:hAnsi="Times New Roman" w:cs="Times New Roman"/>
+          <w:color w:val="0E2841" w:themeColor="text2"/>
+        </w:rPr>
+        <w:br/>
+      </w:r>
+      <w:proofErr w:type="spellStart"/>
+      <w:r>
+        <w:rPr>
+          <w:rFonts w:ascii="Times New Roman" w:hAnsi="Times New Roman" w:cs="Times New Roman"/>
+          <w:color w:val="0E2841" w:themeColor="text2"/>
+        </w:rPr>
+        <w:t>Poliwhirl</w:t>
+      </w:r>
+      <w:proofErr w:type="spellEnd"/>
+      <w:r>
+        <w:rPr>
+          <w:rFonts w:ascii="Times New Roman" w:hAnsi="Times New Roman" w:cs="Times New Roman"/>
+          <w:color w:val="0E2841" w:themeColor="text2"/>
+        </w:rPr>
+        <w:t xml:space="preserve"> Друган промахивается</w:t>
+      </w:r>
+      <w:r>
+        <w:rPr>
+          <w:rFonts w:ascii="Times New Roman" w:hAnsi="Times New Roman" w:cs="Times New Roman"/>
+          <w:color w:val="0E2841" w:themeColor="text2"/>
+        </w:rPr>
+        <w:br/>
+      </w:r>
+      <w:r>
+        <w:rPr>
+          <w:rFonts w:ascii="Times New Roman" w:hAnsi="Times New Roman" w:cs="Times New Roman"/>
+          <w:color w:val="0E2841" w:themeColor="text2"/>
+        </w:rPr>
+        <w:br/>
+      </w:r>
+      <w:proofErr w:type="spellStart"/>
+      <w:r>
+        <w:rPr>
+          <w:rFonts w:ascii="Times New Roman" w:hAnsi="Times New Roman" w:cs="Times New Roman"/>
+          <w:color w:val="0E2841" w:themeColor="text2"/>
+        </w:rPr>
+        <w:t>Volbeat</w:t>
+      </w:r>
+      <w:proofErr w:type="spellEnd"/>
+      <w:r>
+        <w:rPr>
+          <w:rFonts w:ascii="Times New Roman" w:hAnsi="Times New Roman" w:cs="Times New Roman"/>
+          <w:color w:val="0E2841" w:themeColor="text2"/>
+        </w:rPr>
+        <w:t xml:space="preserve"> Пчелка использует </w:t>
+      </w:r>
+      <w:proofErr w:type="spellStart"/>
+      <w:r>
+        <w:rPr>
+          <w:rFonts w:ascii="Times New Roman" w:hAnsi="Times New Roman" w:cs="Times New Roman"/>
+          <w:color w:val="0E2841" w:themeColor="text2"/>
+        </w:rPr>
+        <w:t>Dizzy</w:t>
+      </w:r>
+      <w:proofErr w:type="spellEnd"/>
+      <w:r>
+        <w:rPr>
+          <w:rFonts w:ascii="Times New Roman" w:hAnsi="Times New Roman" w:cs="Times New Roman"/>
+          <w:color w:val="0E2841" w:themeColor="text2"/>
+        </w:rPr>
+        <w:t xml:space="preserve"> </w:t>
+      </w:r>
+      <w:proofErr w:type="spellStart"/>
+      <w:r>
+        <w:rPr>
+          <w:rFonts w:ascii="Times New Roman" w:hAnsi="Times New Roman" w:cs="Times New Roman"/>
+          <w:color w:val="0E2841" w:themeColor="text2"/>
+        </w:rPr>
+        <w:t>Punch</w:t>
+      </w:r>
+      <w:proofErr w:type="spellEnd"/>
+      <w:r>
+        <w:rPr>
+          <w:rFonts w:ascii="Times New Roman" w:hAnsi="Times New Roman" w:cs="Times New Roman"/>
+          <w:color w:val="0E2841" w:themeColor="text2"/>
+        </w:rPr>
+        <w:t xml:space="preserve">. </w:t>
+      </w:r>
+      <w:r>
+        <w:rPr>
+          <w:rFonts w:ascii="Times New Roman" w:hAnsi="Times New Roman" w:cs="Times New Roman"/>
+          <w:color w:val="0E2841" w:themeColor="text2"/>
+        </w:rPr>
+        <w:br/>
+      </w:r>
+      <w:proofErr w:type="spellStart"/>
+      <w:r>
+        <w:rPr>
+          <w:rFonts w:ascii="Times New Roman" w:hAnsi="Times New Roman" w:cs="Times New Roman"/>
+          <w:color w:val="0E2841" w:themeColor="text2"/>
+        </w:rPr>
+        <w:t>Poliwhirl</w:t>
+      </w:r>
+      <w:proofErr w:type="spellEnd"/>
+      <w:r>
+        <w:rPr>
+          <w:rFonts w:ascii="Times New Roman" w:hAnsi="Times New Roman" w:cs="Times New Roman"/>
+          <w:color w:val="0E2841" w:themeColor="text2"/>
+        </w:rPr>
+        <w:t xml:space="preserve"> Друган теряет 19 здоровья.</w:t>
+      </w:r>
+      <w:r>
+        <w:rPr>
+          <w:rFonts w:ascii="Times New Roman" w:hAnsi="Times New Roman" w:cs="Times New Roman"/>
+          <w:color w:val="0E2841" w:themeColor="text2"/>
+        </w:rPr>
+        <w:br/>
+      </w:r>
+      <w:r>
+        <w:rPr>
+          <w:rFonts w:ascii="Times New Roman" w:hAnsi="Times New Roman" w:cs="Times New Roman"/>
+          <w:color w:val="0E2841" w:themeColor="text2"/>
+        </w:rPr>
+        <w:br/>
+      </w:r>
+      <w:proofErr w:type="spellStart"/>
+      <w:r>
+        <w:rPr>
+          <w:rFonts w:ascii="Times New Roman" w:hAnsi="Times New Roman" w:cs="Times New Roman"/>
+          <w:color w:val="0E2841" w:themeColor="text2"/>
+        </w:rPr>
+        <w:t>Volbeat</w:t>
+      </w:r>
+      <w:proofErr w:type="spellEnd"/>
+      <w:r>
+        <w:rPr>
+          <w:rFonts w:ascii="Times New Roman" w:hAnsi="Times New Roman" w:cs="Times New Roman"/>
+          <w:color w:val="0E2841" w:themeColor="text2"/>
+        </w:rPr>
+        <w:t xml:space="preserve"> Пчелка использует Quick </w:t>
+      </w:r>
+      <w:proofErr w:type="spellStart"/>
+      <w:r>
+        <w:rPr>
+          <w:rFonts w:ascii="Times New Roman" w:hAnsi="Times New Roman" w:cs="Times New Roman"/>
+          <w:color w:val="0E2841" w:themeColor="text2"/>
+        </w:rPr>
+        <w:t>Attack</w:t>
+      </w:r>
+      <w:proofErr w:type="spellEnd"/>
+      <w:r>
+        <w:rPr>
+          <w:rFonts w:ascii="Times New Roman" w:hAnsi="Times New Roman" w:cs="Times New Roman"/>
+          <w:color w:val="0E2841" w:themeColor="text2"/>
+        </w:rPr>
+        <w:t xml:space="preserve">. </w:t>
+      </w:r>
+      <w:r>
+        <w:rPr>
+          <w:rFonts w:ascii="Times New Roman" w:hAnsi="Times New Roman" w:cs="Times New Roman"/>
+          <w:color w:val="0E2841" w:themeColor="text2"/>
+        </w:rPr>
+        <w:br/>
+        <w:t>Критический удар!</w:t>
+      </w:r>
+      <w:r>
+        <w:rPr>
+          <w:rFonts w:ascii="Times New Roman" w:hAnsi="Times New Roman" w:cs="Times New Roman"/>
+          <w:color w:val="0E2841" w:themeColor="text2"/>
+        </w:rPr>
+        <w:br/>
+      </w:r>
+      <w:proofErr w:type="spellStart"/>
+      <w:r>
+        <w:rPr>
+          <w:rFonts w:ascii="Times New Roman" w:hAnsi="Times New Roman" w:cs="Times New Roman"/>
+          <w:color w:val="0E2841" w:themeColor="text2"/>
+        </w:rPr>
+        <w:t>Poliwhirl</w:t>
+      </w:r>
+      <w:proofErr w:type="spellEnd"/>
+      <w:r>
+        <w:rPr>
+          <w:rFonts w:ascii="Times New Roman" w:hAnsi="Times New Roman" w:cs="Times New Roman"/>
+          <w:color w:val="0E2841" w:themeColor="text2"/>
+        </w:rPr>
+        <w:t xml:space="preserve"> Друган теряет 22 здоровья.</w:t>
+      </w:r>
+      <w:r>
+        <w:rPr>
+          <w:rFonts w:ascii="Times New Roman" w:hAnsi="Times New Roman" w:cs="Times New Roman"/>
+          <w:color w:val="0E2841" w:themeColor="text2"/>
+        </w:rPr>
+        <w:br/>
+      </w:r>
+      <w:r>
+        <w:rPr>
+          <w:rFonts w:ascii="Times New Roman" w:hAnsi="Times New Roman" w:cs="Times New Roman"/>
+          <w:color w:val="0E2841" w:themeColor="text2"/>
+        </w:rPr>
+        <w:br/>
+      </w:r>
+      <w:proofErr w:type="spellStart"/>
+      <w:r>
+        <w:rPr>
+          <w:rFonts w:ascii="Times New Roman" w:hAnsi="Times New Roman" w:cs="Times New Roman"/>
+          <w:color w:val="0E2841" w:themeColor="text2"/>
+        </w:rPr>
+        <w:t>Poliwhirl</w:t>
+      </w:r>
+      <w:proofErr w:type="spellEnd"/>
+      <w:r>
+        <w:rPr>
+          <w:rFonts w:ascii="Times New Roman" w:hAnsi="Times New Roman" w:cs="Times New Roman"/>
+          <w:color w:val="0E2841" w:themeColor="text2"/>
+        </w:rPr>
+        <w:t xml:space="preserve"> Друган использует Blizzard. </w:t>
+      </w:r>
+      <w:r>
+        <w:rPr>
+          <w:rFonts w:ascii="Times New Roman" w:hAnsi="Times New Roman" w:cs="Times New Roman"/>
+          <w:color w:val="0E2841" w:themeColor="text2"/>
+        </w:rPr>
+        <w:br/>
+        <w:t>Критический удар!</w:t>
+      </w:r>
+      <w:r>
+        <w:rPr>
+          <w:rFonts w:ascii="Times New Roman" w:hAnsi="Times New Roman" w:cs="Times New Roman"/>
+          <w:color w:val="0E2841" w:themeColor="text2"/>
+        </w:rPr>
+        <w:br/>
+      </w:r>
+      <w:proofErr w:type="spellStart"/>
+      <w:r>
+        <w:rPr>
+          <w:rFonts w:ascii="Times New Roman" w:hAnsi="Times New Roman" w:cs="Times New Roman"/>
+          <w:color w:val="0E2841" w:themeColor="text2"/>
+        </w:rPr>
+        <w:t>Volbeat</w:t>
+      </w:r>
+      <w:proofErr w:type="spellEnd"/>
+      <w:r>
+        <w:rPr>
+          <w:rFonts w:ascii="Times New Roman" w:hAnsi="Times New Roman" w:cs="Times New Roman"/>
+          <w:color w:val="0E2841" w:themeColor="text2"/>
+        </w:rPr>
+        <w:t xml:space="preserve"> Пчелка теряет 51 здоровья.</w:t>
+      </w:r>
+      <w:r>
+        <w:rPr>
+          <w:rFonts w:ascii="Times New Roman" w:hAnsi="Times New Roman" w:cs="Times New Roman"/>
+          <w:color w:val="0E2841" w:themeColor="text2"/>
+        </w:rPr>
+        <w:br/>
+      </w:r>
+      <w:r>
+        <w:rPr>
+          <w:rFonts w:ascii="Times New Roman" w:hAnsi="Times New Roman" w:cs="Times New Roman"/>
+          <w:color w:val="0E2841" w:themeColor="text2"/>
+        </w:rPr>
+        <w:br/>
+      </w:r>
+      <w:proofErr w:type="spellStart"/>
+      <w:r>
+        <w:rPr>
+          <w:rFonts w:ascii="Times New Roman" w:hAnsi="Times New Roman" w:cs="Times New Roman"/>
+          <w:color w:val="0E2841" w:themeColor="text2"/>
+        </w:rPr>
+        <w:t>Poliwhirl</w:t>
+      </w:r>
+      <w:proofErr w:type="spellEnd"/>
+      <w:r>
+        <w:rPr>
+          <w:rFonts w:ascii="Times New Roman" w:hAnsi="Times New Roman" w:cs="Times New Roman"/>
+          <w:color w:val="0E2841" w:themeColor="text2"/>
+        </w:rPr>
+        <w:t xml:space="preserve"> Друган промахивается</w:t>
+      </w:r>
+      <w:r>
+        <w:rPr>
+          <w:rFonts w:ascii="Times New Roman" w:hAnsi="Times New Roman" w:cs="Times New Roman"/>
+          <w:color w:val="0E2841" w:themeColor="text2"/>
+        </w:rPr>
+        <w:br/>
+      </w:r>
+      <w:r>
+        <w:rPr>
+          <w:rFonts w:ascii="Times New Roman" w:hAnsi="Times New Roman" w:cs="Times New Roman"/>
+          <w:color w:val="0E2841" w:themeColor="text2"/>
+        </w:rPr>
+        <w:br/>
+      </w:r>
+      <w:proofErr w:type="spellStart"/>
+      <w:r>
+        <w:rPr>
+          <w:rFonts w:ascii="Times New Roman" w:hAnsi="Times New Roman" w:cs="Times New Roman"/>
+          <w:color w:val="0E2841" w:themeColor="text2"/>
+        </w:rPr>
+        <w:t>Volbeat</w:t>
+      </w:r>
+      <w:proofErr w:type="spellEnd"/>
+      <w:r>
+        <w:rPr>
+          <w:rFonts w:ascii="Times New Roman" w:hAnsi="Times New Roman" w:cs="Times New Roman"/>
+          <w:color w:val="0E2841" w:themeColor="text2"/>
+        </w:rPr>
+        <w:t xml:space="preserve"> Пчелка использует </w:t>
+      </w:r>
+      <w:proofErr w:type="spellStart"/>
+      <w:r>
+        <w:rPr>
+          <w:rFonts w:ascii="Times New Roman" w:hAnsi="Times New Roman" w:cs="Times New Roman"/>
+          <w:color w:val="0E2841" w:themeColor="text2"/>
+        </w:rPr>
+        <w:t>Aerial</w:t>
+      </w:r>
+      <w:proofErr w:type="spellEnd"/>
+      <w:r>
+        <w:rPr>
+          <w:rFonts w:ascii="Times New Roman" w:hAnsi="Times New Roman" w:cs="Times New Roman"/>
+          <w:color w:val="0E2841" w:themeColor="text2"/>
+        </w:rPr>
+        <w:t xml:space="preserve"> </w:t>
+      </w:r>
+      <w:proofErr w:type="spellStart"/>
+      <w:r>
+        <w:rPr>
+          <w:rFonts w:ascii="Times New Roman" w:hAnsi="Times New Roman" w:cs="Times New Roman"/>
+          <w:color w:val="0E2841" w:themeColor="text2"/>
+        </w:rPr>
+        <w:t>Ace</w:t>
+      </w:r>
+      <w:proofErr w:type="spellEnd"/>
+      <w:r>
+        <w:rPr>
+          <w:rFonts w:ascii="Times New Roman" w:hAnsi="Times New Roman" w:cs="Times New Roman"/>
+          <w:color w:val="0E2841" w:themeColor="text2"/>
+        </w:rPr>
+        <w:t xml:space="preserve">. </w:t>
+      </w:r>
+      <w:r>
+        <w:rPr>
+          <w:rFonts w:ascii="Times New Roman" w:hAnsi="Times New Roman" w:cs="Times New Roman"/>
+          <w:color w:val="0E2841" w:themeColor="text2"/>
+        </w:rPr>
+        <w:br/>
+        <w:t>Критический удар!</w:t>
+      </w:r>
+      <w:r>
+        <w:rPr>
+          <w:rFonts w:ascii="Times New Roman" w:hAnsi="Times New Roman" w:cs="Times New Roman"/>
+          <w:color w:val="0E2841" w:themeColor="text2"/>
+        </w:rPr>
+        <w:br/>
+      </w:r>
+      <w:proofErr w:type="spellStart"/>
+      <w:r>
+        <w:rPr>
+          <w:rFonts w:ascii="Times New Roman" w:hAnsi="Times New Roman" w:cs="Times New Roman"/>
+          <w:color w:val="0E2841" w:themeColor="text2"/>
+        </w:rPr>
+        <w:t>Poliwhirl</w:t>
+      </w:r>
+      <w:proofErr w:type="spellEnd"/>
+      <w:r>
+        <w:rPr>
+          <w:rFonts w:ascii="Times New Roman" w:hAnsi="Times New Roman" w:cs="Times New Roman"/>
+          <w:color w:val="0E2841" w:themeColor="text2"/>
+        </w:rPr>
+        <w:t xml:space="preserve"> Друган теряет 35 здоровья.</w:t>
+      </w:r>
+      <w:r>
+        <w:rPr>
+          <w:rFonts w:ascii="Times New Roman" w:hAnsi="Times New Roman" w:cs="Times New Roman"/>
+          <w:color w:val="0E2841" w:themeColor="text2"/>
+        </w:rPr>
+        <w:br/>
+      </w:r>
+      <w:r>
+        <w:rPr>
+          <w:rFonts w:ascii="Times New Roman" w:hAnsi="Times New Roman" w:cs="Times New Roman"/>
+          <w:color w:val="0E2841" w:themeColor="text2"/>
+        </w:rPr>
+        <w:lastRenderedPageBreak/>
+        <w:br/>
+      </w:r>
+      <w:proofErr w:type="spellStart"/>
+      <w:r>
+        <w:rPr>
+          <w:rFonts w:ascii="Times New Roman" w:hAnsi="Times New Roman" w:cs="Times New Roman"/>
+          <w:color w:val="0E2841" w:themeColor="text2"/>
+        </w:rPr>
+        <w:t>Poliwhirl</w:t>
+      </w:r>
+      <w:proofErr w:type="spellEnd"/>
+      <w:r>
+        <w:rPr>
+          <w:rFonts w:ascii="Times New Roman" w:hAnsi="Times New Roman" w:cs="Times New Roman"/>
+          <w:color w:val="0E2841" w:themeColor="text2"/>
+        </w:rPr>
+        <w:t xml:space="preserve"> Друган использует Blizzard. </w:t>
+      </w:r>
+      <w:r>
+        <w:rPr>
+          <w:rFonts w:ascii="Times New Roman" w:hAnsi="Times New Roman" w:cs="Times New Roman"/>
+          <w:color w:val="0E2841" w:themeColor="text2"/>
+        </w:rPr>
+        <w:br/>
+      </w:r>
+      <w:proofErr w:type="spellStart"/>
+      <w:r>
+        <w:rPr>
+          <w:rFonts w:ascii="Times New Roman" w:hAnsi="Times New Roman" w:cs="Times New Roman"/>
+          <w:color w:val="0E2841" w:themeColor="text2"/>
+        </w:rPr>
+        <w:t>Volbeat</w:t>
+      </w:r>
+      <w:proofErr w:type="spellEnd"/>
+      <w:r>
+        <w:rPr>
+          <w:rFonts w:ascii="Times New Roman" w:hAnsi="Times New Roman" w:cs="Times New Roman"/>
+          <w:color w:val="0E2841" w:themeColor="text2"/>
+        </w:rPr>
+        <w:t xml:space="preserve"> Пчелка теряет 25 здоровья.</w:t>
+      </w:r>
+      <w:r>
+        <w:rPr>
+          <w:rFonts w:ascii="Times New Roman" w:hAnsi="Times New Roman" w:cs="Times New Roman"/>
+          <w:color w:val="0E2841" w:themeColor="text2"/>
+        </w:rPr>
+        <w:br/>
+      </w:r>
+      <w:r>
+        <w:rPr>
+          <w:rFonts w:ascii="Times New Roman" w:hAnsi="Times New Roman" w:cs="Times New Roman"/>
+          <w:color w:val="0E2841" w:themeColor="text2"/>
+        </w:rPr>
+        <w:br/>
+      </w:r>
+      <w:proofErr w:type="spellStart"/>
+      <w:r>
+        <w:rPr>
+          <w:rFonts w:ascii="Times New Roman" w:hAnsi="Times New Roman" w:cs="Times New Roman"/>
+          <w:color w:val="0E2841" w:themeColor="text2"/>
+        </w:rPr>
+        <w:t>Volbeat</w:t>
+      </w:r>
+      <w:proofErr w:type="spellEnd"/>
+      <w:r>
+        <w:rPr>
+          <w:rFonts w:ascii="Times New Roman" w:hAnsi="Times New Roman" w:cs="Times New Roman"/>
+          <w:color w:val="0E2841" w:themeColor="text2"/>
+        </w:rPr>
+        <w:t xml:space="preserve"> Пчелка использует </w:t>
+      </w:r>
+      <w:proofErr w:type="spellStart"/>
+      <w:r>
+        <w:rPr>
+          <w:rFonts w:ascii="Times New Roman" w:hAnsi="Times New Roman" w:cs="Times New Roman"/>
+          <w:color w:val="0E2841" w:themeColor="text2"/>
+        </w:rPr>
+        <w:t>Dizzy</w:t>
+      </w:r>
+      <w:proofErr w:type="spellEnd"/>
+      <w:r>
+        <w:rPr>
+          <w:rFonts w:ascii="Times New Roman" w:hAnsi="Times New Roman" w:cs="Times New Roman"/>
+          <w:color w:val="0E2841" w:themeColor="text2"/>
+        </w:rPr>
+        <w:t xml:space="preserve"> </w:t>
+      </w:r>
+      <w:proofErr w:type="spellStart"/>
+      <w:r>
+        <w:rPr>
+          <w:rFonts w:ascii="Times New Roman" w:hAnsi="Times New Roman" w:cs="Times New Roman"/>
+          <w:color w:val="0E2841" w:themeColor="text2"/>
+        </w:rPr>
+        <w:t>Punch</w:t>
+      </w:r>
+      <w:proofErr w:type="spellEnd"/>
+      <w:r>
+        <w:rPr>
+          <w:rFonts w:ascii="Times New Roman" w:hAnsi="Times New Roman" w:cs="Times New Roman"/>
+          <w:color w:val="0E2841" w:themeColor="text2"/>
+        </w:rPr>
+        <w:t xml:space="preserve">. </w:t>
+      </w:r>
+      <w:r>
+        <w:rPr>
+          <w:rFonts w:ascii="Times New Roman" w:hAnsi="Times New Roman" w:cs="Times New Roman"/>
+          <w:color w:val="0E2841" w:themeColor="text2"/>
+        </w:rPr>
+        <w:br/>
+        <w:t>Критический удар!</w:t>
+      </w:r>
+      <w:r>
+        <w:rPr>
+          <w:rFonts w:ascii="Times New Roman" w:hAnsi="Times New Roman" w:cs="Times New Roman"/>
+          <w:color w:val="0E2841" w:themeColor="text2"/>
+        </w:rPr>
+        <w:br/>
+      </w:r>
+      <w:proofErr w:type="spellStart"/>
+      <w:r>
+        <w:rPr>
+          <w:rFonts w:ascii="Times New Roman" w:hAnsi="Times New Roman" w:cs="Times New Roman"/>
+          <w:color w:val="0E2841" w:themeColor="text2"/>
+        </w:rPr>
+        <w:t>Poliwhirl</w:t>
+      </w:r>
+      <w:proofErr w:type="spellEnd"/>
+      <w:r>
+        <w:rPr>
+          <w:rFonts w:ascii="Times New Roman" w:hAnsi="Times New Roman" w:cs="Times New Roman"/>
+          <w:color w:val="0E2841" w:themeColor="text2"/>
+        </w:rPr>
+        <w:t xml:space="preserve"> Друган теряет 50 здоровья.</w:t>
+      </w:r>
+      <w:r>
+        <w:rPr>
+          <w:rFonts w:ascii="Times New Roman" w:hAnsi="Times New Roman" w:cs="Times New Roman"/>
+          <w:color w:val="0E2841" w:themeColor="text2"/>
+        </w:rPr>
+        <w:br/>
+      </w:r>
+      <w:r>
+        <w:rPr>
+          <w:rFonts w:ascii="Times New Roman" w:hAnsi="Times New Roman" w:cs="Times New Roman"/>
+          <w:color w:val="0E2841" w:themeColor="text2"/>
+        </w:rPr>
+        <w:br/>
+      </w:r>
+      <w:proofErr w:type="spellStart"/>
+      <w:r>
+        <w:rPr>
+          <w:rFonts w:ascii="Times New Roman" w:hAnsi="Times New Roman" w:cs="Times New Roman"/>
+          <w:color w:val="0E2841" w:themeColor="text2"/>
+        </w:rPr>
+        <w:t>Poliwhirl</w:t>
+      </w:r>
+      <w:proofErr w:type="spellEnd"/>
+      <w:r>
+        <w:rPr>
+          <w:rFonts w:ascii="Times New Roman" w:hAnsi="Times New Roman" w:cs="Times New Roman"/>
+          <w:color w:val="0E2841" w:themeColor="text2"/>
+        </w:rPr>
+        <w:t xml:space="preserve"> Друган промахивается</w:t>
+      </w:r>
+      <w:r>
+        <w:rPr>
+          <w:rFonts w:ascii="Times New Roman" w:hAnsi="Times New Roman" w:cs="Times New Roman"/>
+          <w:color w:val="0E2841" w:themeColor="text2"/>
+        </w:rPr>
+        <w:br/>
+      </w:r>
+      <w:r>
+        <w:rPr>
+          <w:rFonts w:ascii="Times New Roman" w:hAnsi="Times New Roman" w:cs="Times New Roman"/>
+          <w:color w:val="0E2841" w:themeColor="text2"/>
+        </w:rPr>
+        <w:br/>
+      </w:r>
+      <w:proofErr w:type="spellStart"/>
+      <w:r>
+        <w:rPr>
+          <w:rFonts w:ascii="Times New Roman" w:hAnsi="Times New Roman" w:cs="Times New Roman"/>
+          <w:color w:val="0E2841" w:themeColor="text2"/>
+        </w:rPr>
+        <w:t>Volbeat</w:t>
+      </w:r>
+      <w:proofErr w:type="spellEnd"/>
+      <w:r>
+        <w:rPr>
+          <w:rFonts w:ascii="Times New Roman" w:hAnsi="Times New Roman" w:cs="Times New Roman"/>
+          <w:color w:val="0E2841" w:themeColor="text2"/>
+        </w:rPr>
+        <w:t xml:space="preserve"> Пчелка использует Flash. </w:t>
+      </w:r>
+      <w:r>
+        <w:rPr>
+          <w:rFonts w:ascii="Times New Roman" w:hAnsi="Times New Roman" w:cs="Times New Roman"/>
+          <w:color w:val="0E2841" w:themeColor="text2"/>
+        </w:rPr>
+        <w:br/>
+      </w:r>
+      <w:proofErr w:type="spellStart"/>
+      <w:r>
+        <w:rPr>
+          <w:rFonts w:ascii="Times New Roman" w:hAnsi="Times New Roman" w:cs="Times New Roman"/>
+          <w:color w:val="0E2841" w:themeColor="text2"/>
+        </w:rPr>
+        <w:t>Poliwhirl</w:t>
+      </w:r>
+      <w:proofErr w:type="spellEnd"/>
+      <w:r>
+        <w:rPr>
+          <w:rFonts w:ascii="Times New Roman" w:hAnsi="Times New Roman" w:cs="Times New Roman"/>
+          <w:color w:val="0E2841" w:themeColor="text2"/>
+        </w:rPr>
+        <w:t xml:space="preserve"> Друган уменьшает точность.</w:t>
+      </w:r>
+      <w:r>
+        <w:rPr>
+          <w:rFonts w:ascii="Times New Roman" w:hAnsi="Times New Roman" w:cs="Times New Roman"/>
+          <w:color w:val="0E2841" w:themeColor="text2"/>
+        </w:rPr>
+        <w:br/>
+      </w:r>
+      <w:r>
+        <w:rPr>
+          <w:rFonts w:ascii="Times New Roman" w:hAnsi="Times New Roman" w:cs="Times New Roman"/>
+          <w:color w:val="0E2841" w:themeColor="text2"/>
+        </w:rPr>
+        <w:br/>
+      </w:r>
+      <w:proofErr w:type="spellStart"/>
+      <w:r>
+        <w:rPr>
+          <w:rFonts w:ascii="Times New Roman" w:hAnsi="Times New Roman" w:cs="Times New Roman"/>
+          <w:color w:val="0E2841" w:themeColor="text2"/>
+        </w:rPr>
+        <w:t>Poliwhirl</w:t>
+      </w:r>
+      <w:proofErr w:type="spellEnd"/>
+      <w:r>
+        <w:rPr>
+          <w:rFonts w:ascii="Times New Roman" w:hAnsi="Times New Roman" w:cs="Times New Roman"/>
+          <w:color w:val="0E2841" w:themeColor="text2"/>
+        </w:rPr>
+        <w:t xml:space="preserve"> Друган промахивается</w:t>
+      </w:r>
+      <w:r>
+        <w:rPr>
+          <w:rFonts w:ascii="Times New Roman" w:hAnsi="Times New Roman" w:cs="Times New Roman"/>
+          <w:color w:val="0E2841" w:themeColor="text2"/>
+        </w:rPr>
+        <w:br/>
+      </w:r>
+      <w:r>
+        <w:rPr>
+          <w:rFonts w:ascii="Times New Roman" w:hAnsi="Times New Roman" w:cs="Times New Roman"/>
+          <w:color w:val="0E2841" w:themeColor="text2"/>
+        </w:rPr>
+        <w:br/>
+      </w:r>
+      <w:proofErr w:type="spellStart"/>
+      <w:r>
+        <w:rPr>
+          <w:rFonts w:ascii="Times New Roman" w:hAnsi="Times New Roman" w:cs="Times New Roman"/>
+          <w:color w:val="0E2841" w:themeColor="text2"/>
+        </w:rPr>
+        <w:t>Volbeat</w:t>
+      </w:r>
+      <w:proofErr w:type="spellEnd"/>
+      <w:r>
+        <w:rPr>
+          <w:rFonts w:ascii="Times New Roman" w:hAnsi="Times New Roman" w:cs="Times New Roman"/>
+          <w:color w:val="0E2841" w:themeColor="text2"/>
+        </w:rPr>
+        <w:t xml:space="preserve"> Пчелка использует Flash. </w:t>
+      </w:r>
+      <w:r>
+        <w:rPr>
+          <w:rFonts w:ascii="Times New Roman" w:hAnsi="Times New Roman" w:cs="Times New Roman"/>
+          <w:color w:val="0E2841" w:themeColor="text2"/>
+        </w:rPr>
+        <w:br/>
+      </w:r>
+      <w:proofErr w:type="spellStart"/>
+      <w:r>
+        <w:rPr>
+          <w:rFonts w:ascii="Times New Roman" w:hAnsi="Times New Roman" w:cs="Times New Roman"/>
+          <w:color w:val="0E2841" w:themeColor="text2"/>
+        </w:rPr>
+        <w:t>Poliwhirl</w:t>
+      </w:r>
+      <w:proofErr w:type="spellEnd"/>
+      <w:r>
+        <w:rPr>
+          <w:rFonts w:ascii="Times New Roman" w:hAnsi="Times New Roman" w:cs="Times New Roman"/>
+          <w:color w:val="0E2841" w:themeColor="text2"/>
+        </w:rPr>
+        <w:t xml:space="preserve"> Друган уменьшает точность.</w:t>
+      </w:r>
+      <w:r>
+        <w:rPr>
+          <w:rFonts w:ascii="Times New Roman" w:hAnsi="Times New Roman" w:cs="Times New Roman"/>
+          <w:color w:val="0E2841" w:themeColor="text2"/>
+        </w:rPr>
+        <w:br/>
+      </w:r>
+      <w:r>
+        <w:rPr>
+          <w:rFonts w:ascii="Times New Roman" w:hAnsi="Times New Roman" w:cs="Times New Roman"/>
+          <w:color w:val="0E2841" w:themeColor="text2"/>
+        </w:rPr>
+        <w:br/>
+      </w:r>
+      <w:proofErr w:type="spellStart"/>
+      <w:r>
+        <w:rPr>
+          <w:rFonts w:ascii="Times New Roman" w:hAnsi="Times New Roman" w:cs="Times New Roman"/>
+          <w:color w:val="0E2841" w:themeColor="text2"/>
+        </w:rPr>
+        <w:t>Volbeat</w:t>
+      </w:r>
+      <w:proofErr w:type="spellEnd"/>
+      <w:r>
+        <w:rPr>
+          <w:rFonts w:ascii="Times New Roman" w:hAnsi="Times New Roman" w:cs="Times New Roman"/>
+          <w:color w:val="0E2841" w:themeColor="text2"/>
+        </w:rPr>
+        <w:t xml:space="preserve"> Пчелка использует Quick </w:t>
+      </w:r>
+      <w:proofErr w:type="spellStart"/>
+      <w:r>
+        <w:rPr>
+          <w:rFonts w:ascii="Times New Roman" w:hAnsi="Times New Roman" w:cs="Times New Roman"/>
+          <w:color w:val="0E2841" w:themeColor="text2"/>
+        </w:rPr>
+        <w:t>Attack</w:t>
+      </w:r>
+      <w:proofErr w:type="spellEnd"/>
+      <w:r>
+        <w:rPr>
+          <w:rFonts w:ascii="Times New Roman" w:hAnsi="Times New Roman" w:cs="Times New Roman"/>
+          <w:color w:val="0E2841" w:themeColor="text2"/>
+        </w:rPr>
+        <w:t xml:space="preserve">. </w:t>
+      </w:r>
+      <w:r>
+        <w:rPr>
+          <w:rFonts w:ascii="Times New Roman" w:hAnsi="Times New Roman" w:cs="Times New Roman"/>
+          <w:color w:val="0E2841" w:themeColor="text2"/>
+        </w:rPr>
+        <w:br/>
+      </w:r>
+      <w:proofErr w:type="spellStart"/>
+      <w:r>
+        <w:rPr>
+          <w:rFonts w:ascii="Times New Roman" w:hAnsi="Times New Roman" w:cs="Times New Roman"/>
+          <w:color w:val="0E2841" w:themeColor="text2"/>
+        </w:rPr>
+        <w:t>Poliwhirl</w:t>
+      </w:r>
+      <w:proofErr w:type="spellEnd"/>
+      <w:r>
+        <w:rPr>
+          <w:rFonts w:ascii="Times New Roman" w:hAnsi="Times New Roman" w:cs="Times New Roman"/>
+          <w:color w:val="0E2841" w:themeColor="text2"/>
+        </w:rPr>
+        <w:t xml:space="preserve"> Друган теряет 18 здоровья.</w:t>
+      </w:r>
+      <w:r>
+        <w:rPr>
+          <w:rFonts w:ascii="Times New Roman" w:hAnsi="Times New Roman" w:cs="Times New Roman"/>
+          <w:color w:val="0E2841" w:themeColor="text2"/>
+        </w:rPr>
+        <w:br/>
+      </w:r>
+      <w:r>
+        <w:rPr>
+          <w:rFonts w:ascii="Times New Roman" w:hAnsi="Times New Roman" w:cs="Times New Roman"/>
+          <w:color w:val="0E2841" w:themeColor="text2"/>
+        </w:rPr>
+        <w:br/>
+      </w:r>
+      <w:proofErr w:type="spellStart"/>
+      <w:r>
+        <w:rPr>
+          <w:rFonts w:ascii="Times New Roman" w:hAnsi="Times New Roman" w:cs="Times New Roman"/>
+          <w:color w:val="0E2841" w:themeColor="text2"/>
+        </w:rPr>
+        <w:t>Poliwhirl</w:t>
+      </w:r>
+      <w:proofErr w:type="spellEnd"/>
+      <w:r>
+        <w:rPr>
+          <w:rFonts w:ascii="Times New Roman" w:hAnsi="Times New Roman" w:cs="Times New Roman"/>
+          <w:color w:val="0E2841" w:themeColor="text2"/>
+        </w:rPr>
+        <w:t xml:space="preserve"> Друган борется с соперником. </w:t>
+      </w:r>
+      <w:r>
+        <w:rPr>
+          <w:rFonts w:ascii="Times New Roman" w:hAnsi="Times New Roman" w:cs="Times New Roman"/>
+          <w:color w:val="0E2841" w:themeColor="text2"/>
+        </w:rPr>
+        <w:br/>
+      </w:r>
+      <w:proofErr w:type="spellStart"/>
+      <w:r>
+        <w:rPr>
+          <w:rFonts w:ascii="Times New Roman" w:hAnsi="Times New Roman" w:cs="Times New Roman"/>
+          <w:color w:val="0E2841" w:themeColor="text2"/>
+        </w:rPr>
+        <w:t>Volbeat</w:t>
+      </w:r>
+      <w:proofErr w:type="spellEnd"/>
+      <w:r>
+        <w:rPr>
+          <w:rFonts w:ascii="Times New Roman" w:hAnsi="Times New Roman" w:cs="Times New Roman"/>
+          <w:color w:val="0E2841" w:themeColor="text2"/>
+        </w:rPr>
+        <w:t xml:space="preserve"> Пчелка теряет 11 здоровья.</w:t>
+      </w:r>
+      <w:r>
+        <w:rPr>
+          <w:rFonts w:ascii="Times New Roman" w:hAnsi="Times New Roman" w:cs="Times New Roman"/>
+          <w:color w:val="0E2841" w:themeColor="text2"/>
+        </w:rPr>
+        <w:br/>
+      </w:r>
+      <w:proofErr w:type="spellStart"/>
+      <w:r>
+        <w:rPr>
+          <w:rFonts w:ascii="Times New Roman" w:hAnsi="Times New Roman" w:cs="Times New Roman"/>
+          <w:color w:val="0E2841" w:themeColor="text2"/>
+        </w:rPr>
+        <w:t>Poliwhirl</w:t>
+      </w:r>
+      <w:proofErr w:type="spellEnd"/>
+      <w:r>
+        <w:rPr>
+          <w:rFonts w:ascii="Times New Roman" w:hAnsi="Times New Roman" w:cs="Times New Roman"/>
+          <w:color w:val="0E2841" w:themeColor="text2"/>
+        </w:rPr>
+        <w:t xml:space="preserve"> Друган теряет 3 здоровья.</w:t>
+      </w:r>
+      <w:r>
+        <w:rPr>
+          <w:rFonts w:ascii="Times New Roman" w:hAnsi="Times New Roman" w:cs="Times New Roman"/>
+          <w:color w:val="0E2841" w:themeColor="text2"/>
+        </w:rPr>
+        <w:br/>
+      </w:r>
+      <w:r>
+        <w:rPr>
+          <w:rFonts w:ascii="Times New Roman" w:hAnsi="Times New Roman" w:cs="Times New Roman"/>
+          <w:color w:val="0E2841" w:themeColor="text2"/>
+        </w:rPr>
+        <w:br/>
+      </w:r>
+      <w:proofErr w:type="spellStart"/>
+      <w:r>
+        <w:rPr>
+          <w:rFonts w:ascii="Times New Roman" w:hAnsi="Times New Roman" w:cs="Times New Roman"/>
+          <w:color w:val="0E2841" w:themeColor="text2"/>
+        </w:rPr>
+        <w:t>Volbeat</w:t>
+      </w:r>
+      <w:proofErr w:type="spellEnd"/>
+      <w:r>
+        <w:rPr>
+          <w:rFonts w:ascii="Times New Roman" w:hAnsi="Times New Roman" w:cs="Times New Roman"/>
+          <w:color w:val="0E2841" w:themeColor="text2"/>
+        </w:rPr>
+        <w:t xml:space="preserve"> Пчелка использует Quick </w:t>
+      </w:r>
+      <w:proofErr w:type="spellStart"/>
+      <w:r>
+        <w:rPr>
+          <w:rFonts w:ascii="Times New Roman" w:hAnsi="Times New Roman" w:cs="Times New Roman"/>
+          <w:color w:val="0E2841" w:themeColor="text2"/>
+        </w:rPr>
+        <w:t>Attack</w:t>
+      </w:r>
+      <w:proofErr w:type="spellEnd"/>
+      <w:r>
+        <w:rPr>
+          <w:rFonts w:ascii="Times New Roman" w:hAnsi="Times New Roman" w:cs="Times New Roman"/>
+          <w:color w:val="0E2841" w:themeColor="text2"/>
+        </w:rPr>
+        <w:t xml:space="preserve">. </w:t>
+      </w:r>
+      <w:r>
+        <w:rPr>
+          <w:rFonts w:ascii="Times New Roman" w:hAnsi="Times New Roman" w:cs="Times New Roman"/>
+          <w:color w:val="0E2841" w:themeColor="text2"/>
+        </w:rPr>
+        <w:br/>
+      </w:r>
+      <w:proofErr w:type="spellStart"/>
+      <w:r>
+        <w:rPr>
+          <w:rFonts w:ascii="Times New Roman" w:hAnsi="Times New Roman" w:cs="Times New Roman"/>
+          <w:color w:val="0E2841" w:themeColor="text2"/>
+        </w:rPr>
+        <w:t>Poliwhirl</w:t>
+      </w:r>
+      <w:proofErr w:type="spellEnd"/>
+      <w:r>
+        <w:rPr>
+          <w:rFonts w:ascii="Times New Roman" w:hAnsi="Times New Roman" w:cs="Times New Roman"/>
+          <w:color w:val="0E2841" w:themeColor="text2"/>
+        </w:rPr>
+        <w:t xml:space="preserve"> Друган теряет 18 здоровья.</w:t>
+      </w:r>
+      <w:r>
+        <w:rPr>
+          <w:rFonts w:ascii="Times New Roman" w:hAnsi="Times New Roman" w:cs="Times New Roman"/>
+          <w:color w:val="0E2841" w:themeColor="text2"/>
+        </w:rPr>
+        <w:br/>
+      </w:r>
+      <w:proofErr w:type="spellStart"/>
+      <w:r>
+        <w:rPr>
+          <w:rFonts w:ascii="Times New Roman" w:hAnsi="Times New Roman" w:cs="Times New Roman"/>
+          <w:color w:val="0E2841" w:themeColor="text2"/>
+        </w:rPr>
+        <w:t>Poliwhirl</w:t>
+      </w:r>
+      <w:proofErr w:type="spellEnd"/>
+      <w:r>
+        <w:rPr>
+          <w:rFonts w:ascii="Times New Roman" w:hAnsi="Times New Roman" w:cs="Times New Roman"/>
+          <w:color w:val="0E2841" w:themeColor="text2"/>
+        </w:rPr>
+        <w:t xml:space="preserve"> Друган теряет сознание.</w:t>
+      </w:r>
+      <w:r>
+        <w:rPr>
+          <w:rFonts w:ascii="Times New Roman" w:hAnsi="Times New Roman" w:cs="Times New Roman"/>
+          <w:color w:val="0E2841" w:themeColor="text2"/>
+        </w:rPr>
+        <w:br/>
+      </w:r>
+      <w:proofErr w:type="spellStart"/>
+      <w:r>
+        <w:rPr>
+          <w:rFonts w:ascii="Times New Roman" w:hAnsi="Times New Roman" w:cs="Times New Roman"/>
+          <w:color w:val="0E2841" w:themeColor="text2"/>
+        </w:rPr>
+        <w:t>Poliwrath</w:t>
+      </w:r>
+      <w:proofErr w:type="spellEnd"/>
+      <w:r>
+        <w:rPr>
+          <w:rFonts w:ascii="Times New Roman" w:hAnsi="Times New Roman" w:cs="Times New Roman"/>
+          <w:color w:val="0E2841" w:themeColor="text2"/>
+        </w:rPr>
+        <w:t xml:space="preserve"> Гигант из команды белых вступает в бой!</w:t>
+      </w:r>
+      <w:r>
+        <w:rPr>
+          <w:rFonts w:ascii="Times New Roman" w:hAnsi="Times New Roman" w:cs="Times New Roman"/>
+          <w:color w:val="0E2841" w:themeColor="text2"/>
+        </w:rPr>
+        <w:br/>
+      </w:r>
+      <w:proofErr w:type="spellStart"/>
+      <w:r>
+        <w:rPr>
+          <w:rFonts w:ascii="Times New Roman" w:hAnsi="Times New Roman" w:cs="Times New Roman"/>
+          <w:color w:val="0E2841" w:themeColor="text2"/>
+        </w:rPr>
+        <w:t>Volbeat</w:t>
+      </w:r>
+      <w:proofErr w:type="spellEnd"/>
+      <w:r>
+        <w:rPr>
+          <w:rFonts w:ascii="Times New Roman" w:hAnsi="Times New Roman" w:cs="Times New Roman"/>
+          <w:color w:val="0E2841" w:themeColor="text2"/>
+        </w:rPr>
+        <w:t xml:space="preserve"> Пчелка использует </w:t>
+      </w:r>
+      <w:proofErr w:type="spellStart"/>
+      <w:r>
+        <w:rPr>
+          <w:rFonts w:ascii="Times New Roman" w:hAnsi="Times New Roman" w:cs="Times New Roman"/>
+          <w:color w:val="0E2841" w:themeColor="text2"/>
+        </w:rPr>
+        <w:t>Aerial</w:t>
+      </w:r>
+      <w:proofErr w:type="spellEnd"/>
+      <w:r>
+        <w:rPr>
+          <w:rFonts w:ascii="Times New Roman" w:hAnsi="Times New Roman" w:cs="Times New Roman"/>
+          <w:color w:val="0E2841" w:themeColor="text2"/>
+        </w:rPr>
+        <w:t xml:space="preserve"> </w:t>
+      </w:r>
+      <w:proofErr w:type="spellStart"/>
+      <w:r>
+        <w:rPr>
+          <w:rFonts w:ascii="Times New Roman" w:hAnsi="Times New Roman" w:cs="Times New Roman"/>
+          <w:color w:val="0E2841" w:themeColor="text2"/>
+        </w:rPr>
+        <w:t>Ace</w:t>
+      </w:r>
+      <w:proofErr w:type="spellEnd"/>
+      <w:r>
+        <w:rPr>
+          <w:rFonts w:ascii="Times New Roman" w:hAnsi="Times New Roman" w:cs="Times New Roman"/>
+          <w:color w:val="0E2841" w:themeColor="text2"/>
+        </w:rPr>
+        <w:t xml:space="preserve">. </w:t>
+      </w:r>
+      <w:r>
+        <w:rPr>
+          <w:rFonts w:ascii="Times New Roman" w:hAnsi="Times New Roman" w:cs="Times New Roman"/>
+          <w:color w:val="0E2841" w:themeColor="text2"/>
+        </w:rPr>
+        <w:br/>
+      </w:r>
+      <w:proofErr w:type="spellStart"/>
+      <w:r>
+        <w:rPr>
+          <w:rFonts w:ascii="Times New Roman" w:hAnsi="Times New Roman" w:cs="Times New Roman"/>
+          <w:color w:val="0E2841" w:themeColor="text2"/>
+        </w:rPr>
+        <w:t>Poliwrath</w:t>
+      </w:r>
+      <w:proofErr w:type="spellEnd"/>
+      <w:r>
+        <w:rPr>
+          <w:rFonts w:ascii="Times New Roman" w:hAnsi="Times New Roman" w:cs="Times New Roman"/>
+          <w:color w:val="0E2841" w:themeColor="text2"/>
+        </w:rPr>
+        <w:t xml:space="preserve"> Гигант теряет 28 здоровья.</w:t>
+      </w:r>
+      <w:r>
+        <w:rPr>
+          <w:rFonts w:ascii="Times New Roman" w:hAnsi="Times New Roman" w:cs="Times New Roman"/>
+          <w:color w:val="0E2841" w:themeColor="text2"/>
+        </w:rPr>
+        <w:br/>
+      </w:r>
+      <w:r>
+        <w:rPr>
+          <w:rFonts w:ascii="Times New Roman" w:hAnsi="Times New Roman" w:cs="Times New Roman"/>
+          <w:color w:val="0E2841" w:themeColor="text2"/>
+        </w:rPr>
+        <w:br/>
+      </w:r>
+      <w:proofErr w:type="spellStart"/>
+      <w:r>
+        <w:rPr>
+          <w:rFonts w:ascii="Times New Roman" w:hAnsi="Times New Roman" w:cs="Times New Roman"/>
+          <w:color w:val="0E2841" w:themeColor="text2"/>
+        </w:rPr>
+        <w:t>Poliwrath</w:t>
+      </w:r>
+      <w:proofErr w:type="spellEnd"/>
+      <w:r>
+        <w:rPr>
+          <w:rFonts w:ascii="Times New Roman" w:hAnsi="Times New Roman" w:cs="Times New Roman"/>
+          <w:color w:val="0E2841" w:themeColor="text2"/>
+        </w:rPr>
+        <w:t xml:space="preserve"> Гигант использует Blizzard. </w:t>
+      </w:r>
+      <w:r>
+        <w:rPr>
+          <w:rFonts w:ascii="Times New Roman" w:hAnsi="Times New Roman" w:cs="Times New Roman"/>
+          <w:color w:val="0E2841" w:themeColor="text2"/>
+        </w:rPr>
+        <w:br/>
+      </w:r>
+      <w:proofErr w:type="spellStart"/>
+      <w:r>
+        <w:rPr>
+          <w:rFonts w:ascii="Times New Roman" w:hAnsi="Times New Roman" w:cs="Times New Roman"/>
+          <w:color w:val="0E2841" w:themeColor="text2"/>
+        </w:rPr>
+        <w:t>Volbeat</w:t>
+      </w:r>
+      <w:proofErr w:type="spellEnd"/>
+      <w:r>
+        <w:rPr>
+          <w:rFonts w:ascii="Times New Roman" w:hAnsi="Times New Roman" w:cs="Times New Roman"/>
+          <w:color w:val="0E2841" w:themeColor="text2"/>
+        </w:rPr>
+        <w:t xml:space="preserve"> Пчелка теряет 38 здоровья.</w:t>
+      </w:r>
+      <w:r>
+        <w:rPr>
+          <w:rFonts w:ascii="Times New Roman" w:hAnsi="Times New Roman" w:cs="Times New Roman"/>
+          <w:color w:val="0E2841" w:themeColor="text2"/>
+        </w:rPr>
+        <w:br/>
+      </w:r>
+      <w:proofErr w:type="spellStart"/>
+      <w:r>
+        <w:rPr>
+          <w:rFonts w:ascii="Times New Roman" w:hAnsi="Times New Roman" w:cs="Times New Roman"/>
+          <w:color w:val="0E2841" w:themeColor="text2"/>
+        </w:rPr>
+        <w:t>Volbeat</w:t>
+      </w:r>
+      <w:proofErr w:type="spellEnd"/>
+      <w:r>
+        <w:rPr>
+          <w:rFonts w:ascii="Times New Roman" w:hAnsi="Times New Roman" w:cs="Times New Roman"/>
+          <w:color w:val="0E2841" w:themeColor="text2"/>
+        </w:rPr>
+        <w:t xml:space="preserve"> Пчелка теряет сознание.</w:t>
+      </w:r>
+      <w:r>
+        <w:rPr>
+          <w:rFonts w:ascii="Times New Roman" w:hAnsi="Times New Roman" w:cs="Times New Roman"/>
+          <w:color w:val="0E2841" w:themeColor="text2"/>
+        </w:rPr>
+        <w:br/>
+      </w:r>
+      <w:proofErr w:type="spellStart"/>
+      <w:r>
+        <w:rPr>
+          <w:rFonts w:ascii="Times New Roman" w:hAnsi="Times New Roman" w:cs="Times New Roman"/>
+          <w:color w:val="0E2841" w:themeColor="text2"/>
+        </w:rPr>
+        <w:t>Spoink</w:t>
+      </w:r>
+      <w:proofErr w:type="spellEnd"/>
+      <w:r>
+        <w:rPr>
+          <w:rFonts w:ascii="Times New Roman" w:hAnsi="Times New Roman" w:cs="Times New Roman"/>
+          <w:color w:val="0E2841" w:themeColor="text2"/>
+        </w:rPr>
+        <w:t xml:space="preserve"> Попрыгунчик из команды фиолетовых вступает в бой!</w:t>
+      </w:r>
+      <w:r>
+        <w:rPr>
+          <w:rFonts w:ascii="Times New Roman" w:hAnsi="Times New Roman" w:cs="Times New Roman"/>
+          <w:color w:val="0E2841" w:themeColor="text2"/>
+        </w:rPr>
+        <w:br/>
+      </w:r>
+      <w:proofErr w:type="spellStart"/>
+      <w:r>
+        <w:rPr>
+          <w:rFonts w:ascii="Times New Roman" w:hAnsi="Times New Roman" w:cs="Times New Roman"/>
+          <w:color w:val="0E2841" w:themeColor="text2"/>
+        </w:rPr>
+        <w:t>Poliwrath</w:t>
+      </w:r>
+      <w:proofErr w:type="spellEnd"/>
+      <w:r>
+        <w:rPr>
+          <w:rFonts w:ascii="Times New Roman" w:hAnsi="Times New Roman" w:cs="Times New Roman"/>
+          <w:color w:val="0E2841" w:themeColor="text2"/>
+        </w:rPr>
+        <w:t xml:space="preserve"> Гигант промахивается</w:t>
+      </w:r>
+      <w:r>
+        <w:rPr>
+          <w:rFonts w:ascii="Times New Roman" w:hAnsi="Times New Roman" w:cs="Times New Roman"/>
+          <w:color w:val="0E2841" w:themeColor="text2"/>
+        </w:rPr>
+        <w:br/>
+      </w:r>
+      <w:r>
+        <w:rPr>
+          <w:rFonts w:ascii="Times New Roman" w:hAnsi="Times New Roman" w:cs="Times New Roman"/>
+          <w:color w:val="0E2841" w:themeColor="text2"/>
+        </w:rPr>
+        <w:br/>
+      </w:r>
+      <w:proofErr w:type="spellStart"/>
+      <w:r>
+        <w:rPr>
+          <w:rFonts w:ascii="Times New Roman" w:hAnsi="Times New Roman" w:cs="Times New Roman"/>
+          <w:color w:val="0E2841" w:themeColor="text2"/>
+        </w:rPr>
+        <w:t>Spoink</w:t>
+      </w:r>
+      <w:proofErr w:type="spellEnd"/>
+      <w:r>
+        <w:rPr>
+          <w:rFonts w:ascii="Times New Roman" w:hAnsi="Times New Roman" w:cs="Times New Roman"/>
+          <w:color w:val="0E2841" w:themeColor="text2"/>
+        </w:rPr>
+        <w:t xml:space="preserve"> Попрыгунчик промахивается</w:t>
+      </w:r>
+      <w:r>
+        <w:rPr>
+          <w:rFonts w:ascii="Times New Roman" w:hAnsi="Times New Roman" w:cs="Times New Roman"/>
+          <w:color w:val="0E2841" w:themeColor="text2"/>
+        </w:rPr>
+        <w:br/>
+      </w:r>
+      <w:r>
+        <w:rPr>
+          <w:rFonts w:ascii="Times New Roman" w:hAnsi="Times New Roman" w:cs="Times New Roman"/>
+          <w:color w:val="0E2841" w:themeColor="text2"/>
+        </w:rPr>
+        <w:br/>
+      </w:r>
+      <w:proofErr w:type="spellStart"/>
+      <w:r>
+        <w:rPr>
+          <w:rFonts w:ascii="Times New Roman" w:hAnsi="Times New Roman" w:cs="Times New Roman"/>
+          <w:color w:val="0E2841" w:themeColor="text2"/>
+        </w:rPr>
+        <w:t>Poliwrath</w:t>
+      </w:r>
+      <w:proofErr w:type="spellEnd"/>
+      <w:r>
+        <w:rPr>
+          <w:rFonts w:ascii="Times New Roman" w:hAnsi="Times New Roman" w:cs="Times New Roman"/>
+          <w:color w:val="0E2841" w:themeColor="text2"/>
+        </w:rPr>
+        <w:t xml:space="preserve"> Гигант использует Blizzard. </w:t>
+      </w:r>
+      <w:r>
+        <w:rPr>
+          <w:rFonts w:ascii="Times New Roman" w:hAnsi="Times New Roman" w:cs="Times New Roman"/>
+          <w:color w:val="0E2841" w:themeColor="text2"/>
+        </w:rPr>
+        <w:br/>
+        <w:t>Критический удар!</w:t>
+      </w:r>
+      <w:r>
+        <w:rPr>
+          <w:rFonts w:ascii="Times New Roman" w:hAnsi="Times New Roman" w:cs="Times New Roman"/>
+          <w:color w:val="0E2841" w:themeColor="text2"/>
+        </w:rPr>
+        <w:br/>
+      </w:r>
+      <w:proofErr w:type="spellStart"/>
+      <w:r>
+        <w:rPr>
+          <w:rFonts w:ascii="Times New Roman" w:hAnsi="Times New Roman" w:cs="Times New Roman"/>
+          <w:color w:val="0E2841" w:themeColor="text2"/>
+        </w:rPr>
+        <w:t>Spoink</w:t>
+      </w:r>
+      <w:proofErr w:type="spellEnd"/>
+      <w:r>
+        <w:rPr>
+          <w:rFonts w:ascii="Times New Roman" w:hAnsi="Times New Roman" w:cs="Times New Roman"/>
+          <w:color w:val="0E2841" w:themeColor="text2"/>
+        </w:rPr>
+        <w:t xml:space="preserve"> Попрыгунчик теряет 62 здоровья.</w:t>
+      </w:r>
+      <w:r>
+        <w:rPr>
+          <w:rFonts w:ascii="Times New Roman" w:hAnsi="Times New Roman" w:cs="Times New Roman"/>
+          <w:color w:val="0E2841" w:themeColor="text2"/>
+        </w:rPr>
+        <w:br/>
+      </w:r>
+      <w:r>
+        <w:rPr>
+          <w:rFonts w:ascii="Times New Roman" w:hAnsi="Times New Roman" w:cs="Times New Roman"/>
+          <w:color w:val="0E2841" w:themeColor="text2"/>
+        </w:rPr>
+        <w:br/>
+      </w:r>
+      <w:proofErr w:type="spellStart"/>
+      <w:r>
+        <w:rPr>
+          <w:rFonts w:ascii="Times New Roman" w:hAnsi="Times New Roman" w:cs="Times New Roman"/>
+          <w:color w:val="0E2841" w:themeColor="text2"/>
+        </w:rPr>
+        <w:t>Spoink</w:t>
+      </w:r>
+      <w:proofErr w:type="spellEnd"/>
+      <w:r>
+        <w:rPr>
+          <w:rFonts w:ascii="Times New Roman" w:hAnsi="Times New Roman" w:cs="Times New Roman"/>
+          <w:color w:val="0E2841" w:themeColor="text2"/>
+        </w:rPr>
+        <w:t xml:space="preserve"> Попрыгунчик промахивается</w:t>
+      </w:r>
+      <w:r>
+        <w:rPr>
+          <w:rFonts w:ascii="Times New Roman" w:hAnsi="Times New Roman" w:cs="Times New Roman"/>
+          <w:color w:val="0E2841" w:themeColor="text2"/>
+        </w:rPr>
+        <w:br/>
+      </w:r>
+      <w:r>
+        <w:rPr>
+          <w:rFonts w:ascii="Times New Roman" w:hAnsi="Times New Roman" w:cs="Times New Roman"/>
+          <w:color w:val="0E2841" w:themeColor="text2"/>
+        </w:rPr>
+        <w:lastRenderedPageBreak/>
+        <w:br/>
+      </w:r>
+      <w:proofErr w:type="spellStart"/>
+      <w:r>
+        <w:rPr>
+          <w:rFonts w:ascii="Times New Roman" w:hAnsi="Times New Roman" w:cs="Times New Roman"/>
+          <w:color w:val="0E2841" w:themeColor="text2"/>
+        </w:rPr>
+        <w:t>Poliwrath</w:t>
+      </w:r>
+      <w:proofErr w:type="spellEnd"/>
+      <w:r>
+        <w:rPr>
+          <w:rFonts w:ascii="Times New Roman" w:hAnsi="Times New Roman" w:cs="Times New Roman"/>
+          <w:color w:val="0E2841" w:themeColor="text2"/>
+        </w:rPr>
+        <w:t xml:space="preserve"> Гигант промахивается</w:t>
+      </w:r>
+      <w:r>
+        <w:rPr>
+          <w:rFonts w:ascii="Times New Roman" w:hAnsi="Times New Roman" w:cs="Times New Roman"/>
+          <w:color w:val="0E2841" w:themeColor="text2"/>
+        </w:rPr>
+        <w:br/>
+      </w:r>
+      <w:r>
+        <w:rPr>
+          <w:rFonts w:ascii="Times New Roman" w:hAnsi="Times New Roman" w:cs="Times New Roman"/>
+          <w:color w:val="0E2841" w:themeColor="text2"/>
+        </w:rPr>
+        <w:br/>
+      </w:r>
+      <w:proofErr w:type="spellStart"/>
+      <w:r>
+        <w:rPr>
+          <w:rFonts w:ascii="Times New Roman" w:hAnsi="Times New Roman" w:cs="Times New Roman"/>
+          <w:color w:val="0E2841" w:themeColor="text2"/>
+        </w:rPr>
+        <w:t>Spoink</w:t>
+      </w:r>
+      <w:proofErr w:type="spellEnd"/>
+      <w:r>
+        <w:rPr>
+          <w:rFonts w:ascii="Times New Roman" w:hAnsi="Times New Roman" w:cs="Times New Roman"/>
+          <w:color w:val="0E2841" w:themeColor="text2"/>
+        </w:rPr>
+        <w:t xml:space="preserve"> Попрыгунчик промахивается</w:t>
+      </w:r>
+      <w:r>
+        <w:rPr>
+          <w:rFonts w:ascii="Times New Roman" w:hAnsi="Times New Roman" w:cs="Times New Roman"/>
+          <w:color w:val="0E2841" w:themeColor="text2"/>
+        </w:rPr>
+        <w:br/>
+      </w:r>
+      <w:r>
+        <w:rPr>
+          <w:rFonts w:ascii="Times New Roman" w:hAnsi="Times New Roman" w:cs="Times New Roman"/>
+          <w:color w:val="0E2841" w:themeColor="text2"/>
+        </w:rPr>
+        <w:br/>
+      </w:r>
+      <w:proofErr w:type="spellStart"/>
+      <w:r>
+        <w:rPr>
+          <w:rFonts w:ascii="Times New Roman" w:hAnsi="Times New Roman" w:cs="Times New Roman"/>
+          <w:color w:val="0E2841" w:themeColor="text2"/>
+        </w:rPr>
+        <w:t>Poliwrath</w:t>
+      </w:r>
+      <w:proofErr w:type="spellEnd"/>
+      <w:r>
+        <w:rPr>
+          <w:rFonts w:ascii="Times New Roman" w:hAnsi="Times New Roman" w:cs="Times New Roman"/>
+          <w:color w:val="0E2841" w:themeColor="text2"/>
+        </w:rPr>
+        <w:t xml:space="preserve"> Гигант промахивается</w:t>
+      </w:r>
+      <w:r>
+        <w:rPr>
+          <w:rFonts w:ascii="Times New Roman" w:hAnsi="Times New Roman" w:cs="Times New Roman"/>
+          <w:color w:val="0E2841" w:themeColor="text2"/>
+        </w:rPr>
+        <w:br/>
+      </w:r>
+      <w:r>
+        <w:rPr>
+          <w:rFonts w:ascii="Times New Roman" w:hAnsi="Times New Roman" w:cs="Times New Roman"/>
+          <w:color w:val="0E2841" w:themeColor="text2"/>
+        </w:rPr>
+        <w:br/>
+      </w:r>
+      <w:proofErr w:type="spellStart"/>
+      <w:r>
+        <w:rPr>
+          <w:rFonts w:ascii="Times New Roman" w:hAnsi="Times New Roman" w:cs="Times New Roman"/>
+          <w:color w:val="0E2841" w:themeColor="text2"/>
+        </w:rPr>
+        <w:t>Spoink</w:t>
+      </w:r>
+      <w:proofErr w:type="spellEnd"/>
+      <w:r>
+        <w:rPr>
+          <w:rFonts w:ascii="Times New Roman" w:hAnsi="Times New Roman" w:cs="Times New Roman"/>
+          <w:color w:val="0E2841" w:themeColor="text2"/>
+        </w:rPr>
+        <w:t xml:space="preserve"> Попрыгунчик использует </w:t>
+      </w:r>
+      <w:proofErr w:type="spellStart"/>
+      <w:r>
+        <w:rPr>
+          <w:rFonts w:ascii="Times New Roman" w:hAnsi="Times New Roman" w:cs="Times New Roman"/>
+          <w:color w:val="0E2841" w:themeColor="text2"/>
+        </w:rPr>
+        <w:t>Charge</w:t>
+      </w:r>
+      <w:proofErr w:type="spellEnd"/>
+      <w:r>
+        <w:rPr>
+          <w:rFonts w:ascii="Times New Roman" w:hAnsi="Times New Roman" w:cs="Times New Roman"/>
+          <w:color w:val="0E2841" w:themeColor="text2"/>
+        </w:rPr>
+        <w:t xml:space="preserve"> </w:t>
+      </w:r>
+      <w:proofErr w:type="spellStart"/>
+      <w:r>
+        <w:rPr>
+          <w:rFonts w:ascii="Times New Roman" w:hAnsi="Times New Roman" w:cs="Times New Roman"/>
+          <w:color w:val="0E2841" w:themeColor="text2"/>
+        </w:rPr>
+        <w:t>Beam</w:t>
+      </w:r>
+      <w:proofErr w:type="spellEnd"/>
+      <w:r>
+        <w:rPr>
+          <w:rFonts w:ascii="Times New Roman" w:hAnsi="Times New Roman" w:cs="Times New Roman"/>
+          <w:color w:val="0E2841" w:themeColor="text2"/>
+        </w:rPr>
+        <w:t xml:space="preserve">. </w:t>
+      </w:r>
+      <w:r>
+        <w:rPr>
+          <w:rFonts w:ascii="Times New Roman" w:hAnsi="Times New Roman" w:cs="Times New Roman"/>
+          <w:color w:val="0E2841" w:themeColor="text2"/>
+        </w:rPr>
+        <w:br/>
+      </w:r>
+      <w:proofErr w:type="spellStart"/>
+      <w:r>
+        <w:rPr>
+          <w:rFonts w:ascii="Times New Roman" w:hAnsi="Times New Roman" w:cs="Times New Roman"/>
+          <w:color w:val="0E2841" w:themeColor="text2"/>
+        </w:rPr>
+        <w:t>Poliwrath</w:t>
+      </w:r>
+      <w:proofErr w:type="spellEnd"/>
+      <w:r>
+        <w:rPr>
+          <w:rFonts w:ascii="Times New Roman" w:hAnsi="Times New Roman" w:cs="Times New Roman"/>
+          <w:color w:val="0E2841" w:themeColor="text2"/>
+        </w:rPr>
+        <w:t xml:space="preserve"> Гигант теряет 27 здоровья.</w:t>
+      </w:r>
+      <w:r>
+        <w:rPr>
+          <w:rFonts w:ascii="Times New Roman" w:hAnsi="Times New Roman" w:cs="Times New Roman"/>
+          <w:color w:val="0E2841" w:themeColor="text2"/>
+        </w:rPr>
+        <w:br/>
+      </w:r>
+      <w:r>
+        <w:rPr>
+          <w:rFonts w:ascii="Times New Roman" w:hAnsi="Times New Roman" w:cs="Times New Roman"/>
+          <w:color w:val="0E2841" w:themeColor="text2"/>
+        </w:rPr>
+        <w:br/>
+      </w:r>
+      <w:proofErr w:type="spellStart"/>
+      <w:r>
+        <w:rPr>
+          <w:rFonts w:ascii="Times New Roman" w:hAnsi="Times New Roman" w:cs="Times New Roman"/>
+          <w:color w:val="0E2841" w:themeColor="text2"/>
+        </w:rPr>
+        <w:t>Poliwrath</w:t>
+      </w:r>
+      <w:proofErr w:type="spellEnd"/>
+      <w:r>
+        <w:rPr>
+          <w:rFonts w:ascii="Times New Roman" w:hAnsi="Times New Roman" w:cs="Times New Roman"/>
+          <w:color w:val="0E2841" w:themeColor="text2"/>
+        </w:rPr>
+        <w:t xml:space="preserve"> Гигант промахивается</w:t>
+      </w:r>
+      <w:r>
+        <w:rPr>
+          <w:rFonts w:ascii="Times New Roman" w:hAnsi="Times New Roman" w:cs="Times New Roman"/>
+          <w:color w:val="0E2841" w:themeColor="text2"/>
+        </w:rPr>
+        <w:br/>
+      </w:r>
+      <w:r>
+        <w:rPr>
+          <w:rFonts w:ascii="Times New Roman" w:hAnsi="Times New Roman" w:cs="Times New Roman"/>
+          <w:color w:val="0E2841" w:themeColor="text2"/>
+        </w:rPr>
+        <w:br/>
+      </w:r>
+      <w:proofErr w:type="spellStart"/>
+      <w:r>
+        <w:rPr>
+          <w:rFonts w:ascii="Times New Roman" w:hAnsi="Times New Roman" w:cs="Times New Roman"/>
+          <w:color w:val="0E2841" w:themeColor="text2"/>
+        </w:rPr>
+        <w:t>Spoink</w:t>
+      </w:r>
+      <w:proofErr w:type="spellEnd"/>
+      <w:r>
+        <w:rPr>
+          <w:rFonts w:ascii="Times New Roman" w:hAnsi="Times New Roman" w:cs="Times New Roman"/>
+          <w:color w:val="0E2841" w:themeColor="text2"/>
+        </w:rPr>
+        <w:t xml:space="preserve"> Попрыгунчик использует </w:t>
+      </w:r>
+      <w:proofErr w:type="spellStart"/>
+      <w:r>
+        <w:rPr>
+          <w:rFonts w:ascii="Times New Roman" w:hAnsi="Times New Roman" w:cs="Times New Roman"/>
+          <w:color w:val="0E2841" w:themeColor="text2"/>
+        </w:rPr>
+        <w:t>Thunder</w:t>
+      </w:r>
+      <w:proofErr w:type="spellEnd"/>
+      <w:r>
+        <w:rPr>
+          <w:rFonts w:ascii="Times New Roman" w:hAnsi="Times New Roman" w:cs="Times New Roman"/>
+          <w:color w:val="0E2841" w:themeColor="text2"/>
+        </w:rPr>
+        <w:t xml:space="preserve"> Wave. </w:t>
+      </w:r>
+      <w:r>
+        <w:rPr>
+          <w:rFonts w:ascii="Times New Roman" w:hAnsi="Times New Roman" w:cs="Times New Roman"/>
+          <w:color w:val="0E2841" w:themeColor="text2"/>
+        </w:rPr>
+        <w:br/>
+      </w:r>
+      <w:proofErr w:type="spellStart"/>
+      <w:r>
+        <w:rPr>
+          <w:rFonts w:ascii="Times New Roman" w:hAnsi="Times New Roman" w:cs="Times New Roman"/>
+          <w:color w:val="0E2841" w:themeColor="text2"/>
+        </w:rPr>
+        <w:t>Poliwrath</w:t>
+      </w:r>
+      <w:proofErr w:type="spellEnd"/>
+      <w:r>
+        <w:rPr>
+          <w:rFonts w:ascii="Times New Roman" w:hAnsi="Times New Roman" w:cs="Times New Roman"/>
+          <w:color w:val="0E2841" w:themeColor="text2"/>
+        </w:rPr>
+        <w:t xml:space="preserve"> Гигант парализован</w:t>
+      </w:r>
+      <w:r>
+        <w:rPr>
+          <w:rFonts w:ascii="Times New Roman" w:hAnsi="Times New Roman" w:cs="Times New Roman"/>
+          <w:color w:val="0E2841" w:themeColor="text2"/>
+        </w:rPr>
+        <w:br/>
+      </w:r>
+      <w:r>
+        <w:rPr>
+          <w:rFonts w:ascii="Times New Roman" w:hAnsi="Times New Roman" w:cs="Times New Roman"/>
+          <w:color w:val="0E2841" w:themeColor="text2"/>
+        </w:rPr>
+        <w:br/>
+      </w:r>
+      <w:proofErr w:type="spellStart"/>
+      <w:r>
+        <w:rPr>
+          <w:rFonts w:ascii="Times New Roman" w:hAnsi="Times New Roman" w:cs="Times New Roman"/>
+          <w:color w:val="0E2841" w:themeColor="text2"/>
+        </w:rPr>
+        <w:t>Poliwrath</w:t>
+      </w:r>
+      <w:proofErr w:type="spellEnd"/>
+      <w:r>
+        <w:rPr>
+          <w:rFonts w:ascii="Times New Roman" w:hAnsi="Times New Roman" w:cs="Times New Roman"/>
+          <w:color w:val="0E2841" w:themeColor="text2"/>
+        </w:rPr>
+        <w:t xml:space="preserve"> Гигант промахивается</w:t>
+      </w:r>
+      <w:r>
+        <w:rPr>
+          <w:rFonts w:ascii="Times New Roman" w:hAnsi="Times New Roman" w:cs="Times New Roman"/>
+          <w:color w:val="0E2841" w:themeColor="text2"/>
+        </w:rPr>
+        <w:br/>
+      </w:r>
+      <w:r>
+        <w:rPr>
+          <w:rFonts w:ascii="Times New Roman" w:hAnsi="Times New Roman" w:cs="Times New Roman"/>
+          <w:color w:val="0E2841" w:themeColor="text2"/>
+        </w:rPr>
+        <w:br/>
+      </w:r>
+      <w:proofErr w:type="spellStart"/>
+      <w:r>
+        <w:rPr>
+          <w:rFonts w:ascii="Times New Roman" w:hAnsi="Times New Roman" w:cs="Times New Roman"/>
+          <w:color w:val="0E2841" w:themeColor="text2"/>
+        </w:rPr>
+        <w:t>Spoink</w:t>
+      </w:r>
+      <w:proofErr w:type="spellEnd"/>
+      <w:r>
+        <w:rPr>
+          <w:rFonts w:ascii="Times New Roman" w:hAnsi="Times New Roman" w:cs="Times New Roman"/>
+          <w:color w:val="0E2841" w:themeColor="text2"/>
+        </w:rPr>
+        <w:t xml:space="preserve"> Попрыгунчик использует </w:t>
+      </w:r>
+      <w:proofErr w:type="spellStart"/>
+      <w:r>
+        <w:rPr>
+          <w:rFonts w:ascii="Times New Roman" w:hAnsi="Times New Roman" w:cs="Times New Roman"/>
+          <w:color w:val="0E2841" w:themeColor="text2"/>
+        </w:rPr>
+        <w:t>Charge</w:t>
+      </w:r>
+      <w:proofErr w:type="spellEnd"/>
+      <w:r>
+        <w:rPr>
+          <w:rFonts w:ascii="Times New Roman" w:hAnsi="Times New Roman" w:cs="Times New Roman"/>
+          <w:color w:val="0E2841" w:themeColor="text2"/>
+        </w:rPr>
+        <w:t xml:space="preserve"> </w:t>
+      </w:r>
+      <w:proofErr w:type="spellStart"/>
+      <w:r>
+        <w:rPr>
+          <w:rFonts w:ascii="Times New Roman" w:hAnsi="Times New Roman" w:cs="Times New Roman"/>
+          <w:color w:val="0E2841" w:themeColor="text2"/>
+        </w:rPr>
+        <w:t>Beam</w:t>
+      </w:r>
+      <w:proofErr w:type="spellEnd"/>
+      <w:r>
+        <w:rPr>
+          <w:rFonts w:ascii="Times New Roman" w:hAnsi="Times New Roman" w:cs="Times New Roman"/>
+          <w:color w:val="0E2841" w:themeColor="text2"/>
+        </w:rPr>
+        <w:t xml:space="preserve">. </w:t>
+      </w:r>
+      <w:r>
+        <w:rPr>
+          <w:rFonts w:ascii="Times New Roman" w:hAnsi="Times New Roman" w:cs="Times New Roman"/>
+          <w:color w:val="0E2841" w:themeColor="text2"/>
+        </w:rPr>
+        <w:br/>
+      </w:r>
+      <w:proofErr w:type="spellStart"/>
+      <w:r>
+        <w:rPr>
+          <w:rFonts w:ascii="Times New Roman" w:hAnsi="Times New Roman" w:cs="Times New Roman"/>
+          <w:color w:val="0E2841" w:themeColor="text2"/>
+        </w:rPr>
+        <w:t>Poliwrath</w:t>
+      </w:r>
+      <w:proofErr w:type="spellEnd"/>
+      <w:r>
+        <w:rPr>
+          <w:rFonts w:ascii="Times New Roman" w:hAnsi="Times New Roman" w:cs="Times New Roman"/>
+          <w:color w:val="0E2841" w:themeColor="text2"/>
+        </w:rPr>
+        <w:t xml:space="preserve"> Гигант теряет 45 здоровья.</w:t>
+      </w:r>
+      <w:r>
+        <w:rPr>
+          <w:rFonts w:ascii="Times New Roman" w:hAnsi="Times New Roman" w:cs="Times New Roman"/>
+          <w:color w:val="0E2841" w:themeColor="text2"/>
+        </w:rPr>
+        <w:br/>
+      </w:r>
+      <w:r>
+        <w:rPr>
+          <w:rFonts w:ascii="Times New Roman" w:hAnsi="Times New Roman" w:cs="Times New Roman"/>
+          <w:color w:val="0E2841" w:themeColor="text2"/>
+        </w:rPr>
+        <w:br/>
+      </w:r>
+      <w:proofErr w:type="spellStart"/>
+      <w:r>
+        <w:rPr>
+          <w:rFonts w:ascii="Times New Roman" w:hAnsi="Times New Roman" w:cs="Times New Roman"/>
+          <w:color w:val="0E2841" w:themeColor="text2"/>
+        </w:rPr>
+        <w:t>Poliwrath</w:t>
+      </w:r>
+      <w:proofErr w:type="spellEnd"/>
+      <w:r>
+        <w:rPr>
+          <w:rFonts w:ascii="Times New Roman" w:hAnsi="Times New Roman" w:cs="Times New Roman"/>
+          <w:color w:val="0E2841" w:themeColor="text2"/>
+        </w:rPr>
+        <w:t xml:space="preserve"> Гигант промахивается</w:t>
+      </w:r>
+      <w:r>
+        <w:rPr>
+          <w:rFonts w:ascii="Times New Roman" w:hAnsi="Times New Roman" w:cs="Times New Roman"/>
+          <w:color w:val="0E2841" w:themeColor="text2"/>
+        </w:rPr>
+        <w:br/>
+      </w:r>
+      <w:r>
+        <w:rPr>
+          <w:rFonts w:ascii="Times New Roman" w:hAnsi="Times New Roman" w:cs="Times New Roman"/>
+          <w:color w:val="0E2841" w:themeColor="text2"/>
+        </w:rPr>
+        <w:br/>
+      </w:r>
+      <w:proofErr w:type="spellStart"/>
+      <w:r>
+        <w:rPr>
+          <w:rFonts w:ascii="Times New Roman" w:hAnsi="Times New Roman" w:cs="Times New Roman"/>
+          <w:color w:val="0E2841" w:themeColor="text2"/>
+        </w:rPr>
+        <w:t>Spoink</w:t>
+      </w:r>
+      <w:proofErr w:type="spellEnd"/>
+      <w:r>
+        <w:rPr>
+          <w:rFonts w:ascii="Times New Roman" w:hAnsi="Times New Roman" w:cs="Times New Roman"/>
+          <w:color w:val="0E2841" w:themeColor="text2"/>
+        </w:rPr>
+        <w:t xml:space="preserve"> Попрыгунчик использует </w:t>
+      </w:r>
+      <w:proofErr w:type="spellStart"/>
+      <w:r>
+        <w:rPr>
+          <w:rFonts w:ascii="Times New Roman" w:hAnsi="Times New Roman" w:cs="Times New Roman"/>
+          <w:color w:val="0E2841" w:themeColor="text2"/>
+        </w:rPr>
+        <w:t>Charge</w:t>
+      </w:r>
+      <w:proofErr w:type="spellEnd"/>
+      <w:r>
+        <w:rPr>
+          <w:rFonts w:ascii="Times New Roman" w:hAnsi="Times New Roman" w:cs="Times New Roman"/>
+          <w:color w:val="0E2841" w:themeColor="text2"/>
+        </w:rPr>
+        <w:t xml:space="preserve"> </w:t>
+      </w:r>
+      <w:proofErr w:type="spellStart"/>
+      <w:r>
+        <w:rPr>
+          <w:rFonts w:ascii="Times New Roman" w:hAnsi="Times New Roman" w:cs="Times New Roman"/>
+          <w:color w:val="0E2841" w:themeColor="text2"/>
+        </w:rPr>
+        <w:t>Beam</w:t>
+      </w:r>
+      <w:proofErr w:type="spellEnd"/>
+      <w:r>
+        <w:rPr>
+          <w:rFonts w:ascii="Times New Roman" w:hAnsi="Times New Roman" w:cs="Times New Roman"/>
+          <w:color w:val="0E2841" w:themeColor="text2"/>
+        </w:rPr>
+        <w:t xml:space="preserve">. </w:t>
+      </w:r>
+      <w:r>
+        <w:rPr>
+          <w:rFonts w:ascii="Times New Roman" w:hAnsi="Times New Roman" w:cs="Times New Roman"/>
+          <w:color w:val="0E2841" w:themeColor="text2"/>
+        </w:rPr>
+        <w:br/>
+      </w:r>
+      <w:proofErr w:type="spellStart"/>
+      <w:r>
+        <w:rPr>
+          <w:rFonts w:ascii="Times New Roman" w:hAnsi="Times New Roman" w:cs="Times New Roman"/>
+          <w:color w:val="0E2841" w:themeColor="text2"/>
+        </w:rPr>
+        <w:t>Poliwrath</w:t>
+      </w:r>
+      <w:proofErr w:type="spellEnd"/>
+      <w:r>
+        <w:rPr>
+          <w:rFonts w:ascii="Times New Roman" w:hAnsi="Times New Roman" w:cs="Times New Roman"/>
+          <w:color w:val="0E2841" w:themeColor="text2"/>
+        </w:rPr>
+        <w:t xml:space="preserve"> Гигант теряет 36 здоровья.</w:t>
+      </w:r>
+      <w:r>
+        <w:rPr>
+          <w:rFonts w:ascii="Times New Roman" w:hAnsi="Times New Roman" w:cs="Times New Roman"/>
+          <w:color w:val="0E2841" w:themeColor="text2"/>
+        </w:rPr>
+        <w:br/>
+      </w:r>
+      <w:r>
+        <w:rPr>
+          <w:rFonts w:ascii="Times New Roman" w:hAnsi="Times New Roman" w:cs="Times New Roman"/>
+          <w:color w:val="0E2841" w:themeColor="text2"/>
+        </w:rPr>
+        <w:br/>
+      </w:r>
+      <w:proofErr w:type="spellStart"/>
+      <w:r>
+        <w:rPr>
+          <w:rFonts w:ascii="Times New Roman" w:hAnsi="Times New Roman" w:cs="Times New Roman"/>
+          <w:color w:val="0E2841" w:themeColor="text2"/>
+        </w:rPr>
+        <w:t>Poliwrath</w:t>
+      </w:r>
+      <w:proofErr w:type="spellEnd"/>
+      <w:r>
+        <w:rPr>
+          <w:rFonts w:ascii="Times New Roman" w:hAnsi="Times New Roman" w:cs="Times New Roman"/>
+          <w:color w:val="0E2841" w:themeColor="text2"/>
+        </w:rPr>
+        <w:t xml:space="preserve"> Гигант промахивается</w:t>
+      </w:r>
+      <w:r>
+        <w:rPr>
+          <w:rFonts w:ascii="Times New Roman" w:hAnsi="Times New Roman" w:cs="Times New Roman"/>
+          <w:color w:val="0E2841" w:themeColor="text2"/>
+        </w:rPr>
+        <w:br/>
+      </w:r>
+      <w:r>
+        <w:rPr>
+          <w:rFonts w:ascii="Times New Roman" w:hAnsi="Times New Roman" w:cs="Times New Roman"/>
+          <w:color w:val="0E2841" w:themeColor="text2"/>
+        </w:rPr>
+        <w:br/>
+      </w:r>
+      <w:proofErr w:type="spellStart"/>
+      <w:r>
+        <w:rPr>
+          <w:rFonts w:ascii="Times New Roman" w:hAnsi="Times New Roman" w:cs="Times New Roman"/>
+          <w:color w:val="0E2841" w:themeColor="text2"/>
+        </w:rPr>
+        <w:t>Spoink</w:t>
+      </w:r>
+      <w:proofErr w:type="spellEnd"/>
+      <w:r>
+        <w:rPr>
+          <w:rFonts w:ascii="Times New Roman" w:hAnsi="Times New Roman" w:cs="Times New Roman"/>
+          <w:color w:val="0E2841" w:themeColor="text2"/>
+        </w:rPr>
+        <w:t xml:space="preserve"> Попрыгунчик использует </w:t>
+      </w:r>
+      <w:proofErr w:type="spellStart"/>
+      <w:r>
+        <w:rPr>
+          <w:rFonts w:ascii="Times New Roman" w:hAnsi="Times New Roman" w:cs="Times New Roman"/>
+          <w:color w:val="0E2841" w:themeColor="text2"/>
+        </w:rPr>
+        <w:t>Thunder</w:t>
+      </w:r>
+      <w:proofErr w:type="spellEnd"/>
+      <w:r>
+        <w:rPr>
+          <w:rFonts w:ascii="Times New Roman" w:hAnsi="Times New Roman" w:cs="Times New Roman"/>
+          <w:color w:val="0E2841" w:themeColor="text2"/>
+        </w:rPr>
+        <w:t xml:space="preserve"> Wave. </w:t>
+      </w:r>
+      <w:r>
+        <w:rPr>
+          <w:rFonts w:ascii="Times New Roman" w:hAnsi="Times New Roman" w:cs="Times New Roman"/>
+          <w:color w:val="0E2841" w:themeColor="text2"/>
+        </w:rPr>
+        <w:br/>
+      </w:r>
+      <w:r>
+        <w:rPr>
+          <w:rFonts w:ascii="Times New Roman" w:hAnsi="Times New Roman" w:cs="Times New Roman"/>
+          <w:color w:val="0E2841" w:themeColor="text2"/>
+        </w:rPr>
+        <w:br/>
+      </w:r>
+      <w:proofErr w:type="spellStart"/>
+      <w:r>
+        <w:rPr>
+          <w:rFonts w:ascii="Times New Roman" w:hAnsi="Times New Roman" w:cs="Times New Roman"/>
+          <w:color w:val="0E2841" w:themeColor="text2"/>
+        </w:rPr>
+        <w:t>Poliwrath</w:t>
+      </w:r>
+      <w:proofErr w:type="spellEnd"/>
+      <w:r>
+        <w:rPr>
+          <w:rFonts w:ascii="Times New Roman" w:hAnsi="Times New Roman" w:cs="Times New Roman"/>
+          <w:color w:val="0E2841" w:themeColor="text2"/>
+        </w:rPr>
+        <w:t xml:space="preserve"> Гигант использует Blizzard. </w:t>
+      </w:r>
+      <w:r>
+        <w:rPr>
+          <w:rFonts w:ascii="Times New Roman" w:hAnsi="Times New Roman" w:cs="Times New Roman"/>
+          <w:color w:val="0E2841" w:themeColor="text2"/>
+        </w:rPr>
+        <w:br/>
+        <w:t>Критический удар!</w:t>
+      </w:r>
+      <w:r>
+        <w:rPr>
+          <w:rFonts w:ascii="Times New Roman" w:hAnsi="Times New Roman" w:cs="Times New Roman"/>
+          <w:color w:val="0E2841" w:themeColor="text2"/>
+        </w:rPr>
+        <w:br/>
+      </w:r>
+      <w:proofErr w:type="spellStart"/>
+      <w:r>
+        <w:rPr>
+          <w:rFonts w:ascii="Times New Roman" w:hAnsi="Times New Roman" w:cs="Times New Roman"/>
+          <w:color w:val="0E2841" w:themeColor="text2"/>
+        </w:rPr>
+        <w:t>Spoink</w:t>
+      </w:r>
+      <w:proofErr w:type="spellEnd"/>
+      <w:r>
+        <w:rPr>
+          <w:rFonts w:ascii="Times New Roman" w:hAnsi="Times New Roman" w:cs="Times New Roman"/>
+          <w:color w:val="0E2841" w:themeColor="text2"/>
+        </w:rPr>
+        <w:t xml:space="preserve"> Попрыгунчик теряет 46 здоровья.</w:t>
+      </w:r>
+      <w:r>
+        <w:rPr>
+          <w:rFonts w:ascii="Times New Roman" w:hAnsi="Times New Roman" w:cs="Times New Roman"/>
+          <w:color w:val="0E2841" w:themeColor="text2"/>
+        </w:rPr>
+        <w:br/>
+      </w:r>
+      <w:r>
+        <w:rPr>
+          <w:rFonts w:ascii="Times New Roman" w:hAnsi="Times New Roman" w:cs="Times New Roman"/>
+          <w:color w:val="0E2841" w:themeColor="text2"/>
+        </w:rPr>
+        <w:br/>
+      </w:r>
+      <w:proofErr w:type="spellStart"/>
+      <w:r>
+        <w:rPr>
+          <w:rFonts w:ascii="Times New Roman" w:hAnsi="Times New Roman" w:cs="Times New Roman"/>
+          <w:color w:val="0E2841" w:themeColor="text2"/>
+        </w:rPr>
+        <w:t>Spoink</w:t>
+      </w:r>
+      <w:proofErr w:type="spellEnd"/>
+      <w:r>
+        <w:rPr>
+          <w:rFonts w:ascii="Times New Roman" w:hAnsi="Times New Roman" w:cs="Times New Roman"/>
+          <w:color w:val="0E2841" w:themeColor="text2"/>
+        </w:rPr>
+        <w:t xml:space="preserve"> Попрыгунчик использует </w:t>
+      </w:r>
+      <w:proofErr w:type="spellStart"/>
+      <w:r>
+        <w:rPr>
+          <w:rFonts w:ascii="Times New Roman" w:hAnsi="Times New Roman" w:cs="Times New Roman"/>
+          <w:color w:val="0E2841" w:themeColor="text2"/>
+        </w:rPr>
+        <w:t>Thunder</w:t>
+      </w:r>
+      <w:proofErr w:type="spellEnd"/>
+      <w:r>
+        <w:rPr>
+          <w:rFonts w:ascii="Times New Roman" w:hAnsi="Times New Roman" w:cs="Times New Roman"/>
+          <w:color w:val="0E2841" w:themeColor="text2"/>
+        </w:rPr>
+        <w:t xml:space="preserve"> Wave. </w:t>
+      </w:r>
+      <w:r>
+        <w:rPr>
+          <w:rFonts w:ascii="Times New Roman" w:hAnsi="Times New Roman" w:cs="Times New Roman"/>
+          <w:color w:val="0E2841" w:themeColor="text2"/>
+        </w:rPr>
+        <w:br/>
+      </w:r>
+      <w:r>
+        <w:rPr>
+          <w:rFonts w:ascii="Times New Roman" w:hAnsi="Times New Roman" w:cs="Times New Roman"/>
+          <w:color w:val="0E2841" w:themeColor="text2"/>
+        </w:rPr>
+        <w:br/>
+      </w:r>
+      <w:proofErr w:type="spellStart"/>
+      <w:r>
+        <w:rPr>
+          <w:rFonts w:ascii="Times New Roman" w:hAnsi="Times New Roman" w:cs="Times New Roman"/>
+          <w:color w:val="0E2841" w:themeColor="text2"/>
+        </w:rPr>
+        <w:t>Spoink</w:t>
+      </w:r>
+      <w:proofErr w:type="spellEnd"/>
+      <w:r>
+        <w:rPr>
+          <w:rFonts w:ascii="Times New Roman" w:hAnsi="Times New Roman" w:cs="Times New Roman"/>
+          <w:color w:val="0E2841" w:themeColor="text2"/>
+        </w:rPr>
+        <w:t xml:space="preserve"> Попрыгунчик промахивается</w:t>
+      </w:r>
+      <w:r>
+        <w:rPr>
+          <w:rFonts w:ascii="Times New Roman" w:hAnsi="Times New Roman" w:cs="Times New Roman"/>
+          <w:color w:val="0E2841" w:themeColor="text2"/>
+        </w:rPr>
+        <w:br/>
+      </w:r>
+      <w:r>
+        <w:rPr>
+          <w:rFonts w:ascii="Times New Roman" w:hAnsi="Times New Roman" w:cs="Times New Roman"/>
+          <w:color w:val="0E2841" w:themeColor="text2"/>
+        </w:rPr>
+        <w:br/>
+      </w:r>
+      <w:r>
+        <w:rPr>
+          <w:rFonts w:ascii="Times New Roman" w:hAnsi="Times New Roman" w:cs="Times New Roman"/>
+          <w:color w:val="0E2841" w:themeColor="text2"/>
+        </w:rPr>
+        <w:br/>
+      </w:r>
+      <w:proofErr w:type="spellStart"/>
+      <w:r>
+        <w:rPr>
+          <w:rFonts w:ascii="Times New Roman" w:hAnsi="Times New Roman" w:cs="Times New Roman"/>
+          <w:color w:val="0E2841" w:themeColor="text2"/>
+        </w:rPr>
+        <w:t>Poliwrath</w:t>
+      </w:r>
+      <w:proofErr w:type="spellEnd"/>
+      <w:r>
+        <w:rPr>
+          <w:rFonts w:ascii="Times New Roman" w:hAnsi="Times New Roman" w:cs="Times New Roman"/>
+          <w:color w:val="0E2841" w:themeColor="text2"/>
+        </w:rPr>
+        <w:t xml:space="preserve"> Гигант промахивается</w:t>
+      </w:r>
+      <w:r>
+        <w:rPr>
+          <w:rFonts w:ascii="Times New Roman" w:hAnsi="Times New Roman" w:cs="Times New Roman"/>
+          <w:color w:val="0E2841" w:themeColor="text2"/>
+        </w:rPr>
+        <w:br/>
+      </w:r>
+      <w:r>
+        <w:rPr>
+          <w:rFonts w:ascii="Times New Roman" w:hAnsi="Times New Roman" w:cs="Times New Roman"/>
+          <w:color w:val="0E2841" w:themeColor="text2"/>
+        </w:rPr>
+        <w:br/>
+      </w:r>
+      <w:proofErr w:type="spellStart"/>
+      <w:r>
+        <w:rPr>
+          <w:rFonts w:ascii="Times New Roman" w:hAnsi="Times New Roman" w:cs="Times New Roman"/>
+          <w:color w:val="0E2841" w:themeColor="text2"/>
+        </w:rPr>
+        <w:t>Spoink</w:t>
+      </w:r>
+      <w:proofErr w:type="spellEnd"/>
+      <w:r>
+        <w:rPr>
+          <w:rFonts w:ascii="Times New Roman" w:hAnsi="Times New Roman" w:cs="Times New Roman"/>
+          <w:color w:val="0E2841" w:themeColor="text2"/>
+        </w:rPr>
+        <w:t xml:space="preserve"> Попрыгунчик использует </w:t>
+      </w:r>
+      <w:proofErr w:type="spellStart"/>
+      <w:r>
+        <w:rPr>
+          <w:rFonts w:ascii="Times New Roman" w:hAnsi="Times New Roman" w:cs="Times New Roman"/>
+          <w:color w:val="0E2841" w:themeColor="text2"/>
+        </w:rPr>
+        <w:t>Charge</w:t>
+      </w:r>
+      <w:proofErr w:type="spellEnd"/>
+      <w:r>
+        <w:rPr>
+          <w:rFonts w:ascii="Times New Roman" w:hAnsi="Times New Roman" w:cs="Times New Roman"/>
+          <w:color w:val="0E2841" w:themeColor="text2"/>
+        </w:rPr>
+        <w:t xml:space="preserve"> </w:t>
+      </w:r>
+      <w:proofErr w:type="spellStart"/>
+      <w:r>
+        <w:rPr>
+          <w:rFonts w:ascii="Times New Roman" w:hAnsi="Times New Roman" w:cs="Times New Roman"/>
+          <w:color w:val="0E2841" w:themeColor="text2"/>
+        </w:rPr>
+        <w:t>Beam</w:t>
+      </w:r>
+      <w:proofErr w:type="spellEnd"/>
+      <w:r>
+        <w:rPr>
+          <w:rFonts w:ascii="Times New Roman" w:hAnsi="Times New Roman" w:cs="Times New Roman"/>
+          <w:color w:val="0E2841" w:themeColor="text2"/>
+        </w:rPr>
+        <w:t xml:space="preserve">. </w:t>
+      </w:r>
+      <w:r>
+        <w:rPr>
+          <w:rFonts w:ascii="Times New Roman" w:hAnsi="Times New Roman" w:cs="Times New Roman"/>
+          <w:color w:val="0E2841" w:themeColor="text2"/>
+        </w:rPr>
+        <w:br/>
+      </w:r>
+      <w:proofErr w:type="spellStart"/>
+      <w:r>
+        <w:rPr>
+          <w:rFonts w:ascii="Times New Roman" w:hAnsi="Times New Roman" w:cs="Times New Roman"/>
+          <w:color w:val="0E2841" w:themeColor="text2"/>
+        </w:rPr>
+        <w:t>Poliwrath</w:t>
+      </w:r>
+      <w:proofErr w:type="spellEnd"/>
+      <w:r>
+        <w:rPr>
+          <w:rFonts w:ascii="Times New Roman" w:hAnsi="Times New Roman" w:cs="Times New Roman"/>
+          <w:color w:val="0E2841" w:themeColor="text2"/>
+        </w:rPr>
+        <w:t xml:space="preserve"> Гигант теряет 41 здоровья.</w:t>
+      </w:r>
+      <w:r>
+        <w:rPr>
+          <w:rFonts w:ascii="Times New Roman" w:hAnsi="Times New Roman" w:cs="Times New Roman"/>
+          <w:color w:val="0E2841" w:themeColor="text2"/>
+        </w:rPr>
+        <w:br/>
+      </w:r>
+      <w:r>
+        <w:rPr>
+          <w:rFonts w:ascii="Times New Roman" w:hAnsi="Times New Roman" w:cs="Times New Roman"/>
+          <w:color w:val="0E2841" w:themeColor="text2"/>
+        </w:rPr>
+        <w:br/>
+      </w:r>
+      <w:proofErr w:type="spellStart"/>
+      <w:r>
+        <w:rPr>
+          <w:rFonts w:ascii="Times New Roman" w:hAnsi="Times New Roman" w:cs="Times New Roman"/>
+          <w:color w:val="0E2841" w:themeColor="text2"/>
+        </w:rPr>
+        <w:t>Poliwrath</w:t>
+      </w:r>
+      <w:proofErr w:type="spellEnd"/>
+      <w:r>
+        <w:rPr>
+          <w:rFonts w:ascii="Times New Roman" w:hAnsi="Times New Roman" w:cs="Times New Roman"/>
+          <w:color w:val="0E2841" w:themeColor="text2"/>
+        </w:rPr>
+        <w:t xml:space="preserve"> Гигант промахивается</w:t>
+      </w:r>
+      <w:r>
+        <w:rPr>
+          <w:rFonts w:ascii="Times New Roman" w:hAnsi="Times New Roman" w:cs="Times New Roman"/>
+          <w:color w:val="0E2841" w:themeColor="text2"/>
+        </w:rPr>
+        <w:br/>
+      </w:r>
+      <w:r>
+        <w:rPr>
+          <w:rFonts w:ascii="Times New Roman" w:hAnsi="Times New Roman" w:cs="Times New Roman"/>
+          <w:color w:val="0E2841" w:themeColor="text2"/>
+        </w:rPr>
+        <w:br/>
+      </w:r>
+      <w:proofErr w:type="spellStart"/>
+      <w:r>
+        <w:rPr>
+          <w:rFonts w:ascii="Times New Roman" w:hAnsi="Times New Roman" w:cs="Times New Roman"/>
+          <w:color w:val="0E2841" w:themeColor="text2"/>
+        </w:rPr>
+        <w:lastRenderedPageBreak/>
+        <w:t>Spoink</w:t>
+      </w:r>
+      <w:proofErr w:type="spellEnd"/>
+      <w:r>
+        <w:rPr>
+          <w:rFonts w:ascii="Times New Roman" w:hAnsi="Times New Roman" w:cs="Times New Roman"/>
+          <w:color w:val="0E2841" w:themeColor="text2"/>
+        </w:rPr>
+        <w:t xml:space="preserve"> Попрыгунчик использует </w:t>
+      </w:r>
+      <w:proofErr w:type="spellStart"/>
+      <w:r>
+        <w:rPr>
+          <w:rFonts w:ascii="Times New Roman" w:hAnsi="Times New Roman" w:cs="Times New Roman"/>
+          <w:color w:val="0E2841" w:themeColor="text2"/>
+        </w:rPr>
+        <w:t>Thunder</w:t>
+      </w:r>
+      <w:proofErr w:type="spellEnd"/>
+      <w:r>
+        <w:rPr>
+          <w:rFonts w:ascii="Times New Roman" w:hAnsi="Times New Roman" w:cs="Times New Roman"/>
+          <w:color w:val="0E2841" w:themeColor="text2"/>
+        </w:rPr>
+        <w:t xml:space="preserve"> Wave. </w:t>
+      </w:r>
+      <w:r>
+        <w:rPr>
+          <w:rFonts w:ascii="Times New Roman" w:hAnsi="Times New Roman" w:cs="Times New Roman"/>
+          <w:color w:val="0E2841" w:themeColor="text2"/>
+        </w:rPr>
+        <w:br/>
+      </w:r>
+      <w:r>
+        <w:rPr>
+          <w:rFonts w:ascii="Times New Roman" w:hAnsi="Times New Roman" w:cs="Times New Roman"/>
+          <w:color w:val="0E2841" w:themeColor="text2"/>
+        </w:rPr>
+        <w:br/>
+      </w:r>
+      <w:proofErr w:type="spellStart"/>
+      <w:r>
+        <w:rPr>
+          <w:rFonts w:ascii="Times New Roman" w:hAnsi="Times New Roman" w:cs="Times New Roman"/>
+          <w:color w:val="0E2841" w:themeColor="text2"/>
+        </w:rPr>
+        <w:t>Spoink</w:t>
+      </w:r>
+      <w:proofErr w:type="spellEnd"/>
+      <w:r>
+        <w:rPr>
+          <w:rFonts w:ascii="Times New Roman" w:hAnsi="Times New Roman" w:cs="Times New Roman"/>
+          <w:color w:val="0E2841" w:themeColor="text2"/>
+        </w:rPr>
+        <w:t xml:space="preserve"> Попрыгунчик использует </w:t>
+      </w:r>
+      <w:proofErr w:type="spellStart"/>
+      <w:r>
+        <w:rPr>
+          <w:rFonts w:ascii="Times New Roman" w:hAnsi="Times New Roman" w:cs="Times New Roman"/>
+          <w:color w:val="0E2841" w:themeColor="text2"/>
+        </w:rPr>
+        <w:t>Charge</w:t>
+      </w:r>
+      <w:proofErr w:type="spellEnd"/>
+      <w:r>
+        <w:rPr>
+          <w:rFonts w:ascii="Times New Roman" w:hAnsi="Times New Roman" w:cs="Times New Roman"/>
+          <w:color w:val="0E2841" w:themeColor="text2"/>
+        </w:rPr>
+        <w:t xml:space="preserve"> </w:t>
+      </w:r>
+      <w:proofErr w:type="spellStart"/>
+      <w:r>
+        <w:rPr>
+          <w:rFonts w:ascii="Times New Roman" w:hAnsi="Times New Roman" w:cs="Times New Roman"/>
+          <w:color w:val="0E2841" w:themeColor="text2"/>
+        </w:rPr>
+        <w:t>Beam</w:t>
+      </w:r>
+      <w:proofErr w:type="spellEnd"/>
+      <w:r>
+        <w:rPr>
+          <w:rFonts w:ascii="Times New Roman" w:hAnsi="Times New Roman" w:cs="Times New Roman"/>
+          <w:color w:val="0E2841" w:themeColor="text2"/>
+        </w:rPr>
+        <w:t xml:space="preserve">. </w:t>
+      </w:r>
+      <w:r>
+        <w:rPr>
+          <w:rFonts w:ascii="Times New Roman" w:hAnsi="Times New Roman" w:cs="Times New Roman"/>
+          <w:color w:val="0E2841" w:themeColor="text2"/>
+        </w:rPr>
+        <w:br/>
+      </w:r>
+      <w:proofErr w:type="spellStart"/>
+      <w:r>
+        <w:rPr>
+          <w:rFonts w:ascii="Times New Roman" w:hAnsi="Times New Roman" w:cs="Times New Roman"/>
+          <w:color w:val="0E2841" w:themeColor="text2"/>
+        </w:rPr>
+        <w:t>Poliwrath</w:t>
+      </w:r>
+      <w:proofErr w:type="spellEnd"/>
+      <w:r>
+        <w:rPr>
+          <w:rFonts w:ascii="Times New Roman" w:hAnsi="Times New Roman" w:cs="Times New Roman"/>
+          <w:color w:val="0E2841" w:themeColor="text2"/>
+        </w:rPr>
+        <w:t xml:space="preserve"> Гигант теряет 43 здоровья.</w:t>
+      </w:r>
+      <w:r>
+        <w:rPr>
+          <w:rFonts w:ascii="Times New Roman" w:hAnsi="Times New Roman" w:cs="Times New Roman"/>
+          <w:color w:val="0E2841" w:themeColor="text2"/>
+        </w:rPr>
+        <w:br/>
+      </w:r>
+      <w:proofErr w:type="spellStart"/>
+      <w:r>
+        <w:rPr>
+          <w:rFonts w:ascii="Times New Roman" w:hAnsi="Times New Roman" w:cs="Times New Roman"/>
+          <w:color w:val="0E2841" w:themeColor="text2"/>
+        </w:rPr>
+        <w:t>Poliwrath</w:t>
+      </w:r>
+      <w:proofErr w:type="spellEnd"/>
+      <w:r>
+        <w:rPr>
+          <w:rFonts w:ascii="Times New Roman" w:hAnsi="Times New Roman" w:cs="Times New Roman"/>
+          <w:color w:val="0E2841" w:themeColor="text2"/>
+        </w:rPr>
+        <w:t xml:space="preserve"> Гигант теряет сознание.</w:t>
+      </w:r>
+      <w:r>
+        <w:rPr>
+          <w:rFonts w:ascii="Times New Roman" w:hAnsi="Times New Roman" w:cs="Times New Roman"/>
+          <w:color w:val="0E2841" w:themeColor="text2"/>
+        </w:rPr>
+        <w:br/>
+        <w:t>В команде белых не осталось покемонов.</w:t>
+      </w:r>
+      <w:r>
+        <w:rPr>
+          <w:rFonts w:ascii="Times New Roman" w:hAnsi="Times New Roman" w:cs="Times New Roman"/>
+          <w:color w:val="0E2841" w:themeColor="text2"/>
+        </w:rPr>
+        <w:br/>
+        <w:t>Команда фиолетовых побеждает в этом бою!</w:t>
+      </w:r>
+    </w:p>
+    <w:p>
+      <w:pPr>
+        <w:rPr>
+          <w:rFonts w:ascii="Times New Roman" w:hAnsi="Times New Roman" w:cs="Times New Roman"/>
+          <w:color w:val="0E2841" w:themeColor="text2"/>
+        </w:rPr>
+      </w:pPr>
+    </w:p>
+    <w:p>
+      <w:pPr>
+        <w:pStyle w:val="1"/>
+        <w:rPr>
+          <w:rFonts w:ascii="Times New Roman" w:hAnsi="Times New Roman" w:cs="Times New Roman"/>
+          <w:color w:val="0E2841" w:themeColor="text2"/>
+        </w:rPr>
+      </w:pPr>
+      <w:bookmarkStart w:id="9" w:name="_Toc241369356"/>
+      <w:r>
+        <w:rPr>
+          <w:rFonts w:ascii="Times New Roman" w:hAnsi="Times New Roman" w:cs="Times New Roman"/>
+          <w:color w:val="0E2841" w:themeColor="text2"/>
         </w:rPr>
         <w:t>Исходный код</w:t>
       </w:r>
-    </w:p>
-    <w:p>
-      <w:pPr>
-        <w:rPr>
-          <w:rFonts w:ascii="Times New Roman" w:hAnsi="Times New Roman" w:cs="Times New Roman"/>
-        </w:rPr>
-      </w:pPr>
-      <w:hyperlink r:id="rId5" w:history="1">
+      <w:bookmarkEnd w:id="9"/>
+    </w:p>
+    <w:p>
+      <w:pPr>
+        <w:rPr>
+          <w:rFonts w:ascii="Times New Roman" w:hAnsi="Times New Roman" w:cs="Times New Roman"/>
+          <w:color w:val="0E2841" w:themeColor="text2"/>
+        </w:rPr>
+      </w:pPr>
+      <w:hyperlink r:id="rId22" w:history="1">
         <w:r>
           <w:rPr>
             <w:rStyle w:val="ac"/>
             <w:rFonts w:ascii="Times New Roman" w:hAnsi="Times New Roman" w:cs="Times New Roman"/>
           </w:rPr>
-          <w:t>https://github.com/124476/itmo/blob/master/programming/lab2/src/</w:t>
+          <w:t>https://github.com/124476/i</w:t>
         </w:r>
         <w:r>
           <w:rPr>
             <w:rStyle w:val="ac"/>
             <w:rFonts w:ascii="Times New Roman" w:hAnsi="Times New Roman" w:cs="Times New Roman"/>
           </w:rPr>
-          <w:t>M</w:t>
+          <w:t>t</w:t>
         </w:r>
         <w:r>
           <w:rPr>
             <w:rStyle w:val="ac"/>
             <w:rFonts w:ascii="Times New Roman" w:hAnsi="Times New Roman" w:cs="Times New Roman"/>
           </w:rPr>
-          <w:t>ai</w:t>
+          <w:t>mo/blob/master/programming/lab</w:t>
         </w:r>
         <w:r>
           <w:rPr>
             <w:rStyle w:val="ac"/>
             <w:rFonts w:ascii="Times New Roman" w:hAnsi="Times New Roman" w:cs="Times New Roman"/>
           </w:rPr>
-          <w:t>n</w:t>
+          <w:t>2</w:t>
         </w:r>
         <w:r>
           <w:rPr>
             <w:rStyle w:val="ac"/>
             <w:rFonts w:ascii="Times New Roman" w:hAnsi="Times New Roman" w:cs="Times New Roman"/>
           </w:rPr>
-          <w:t>.java</w:t>
+          <w:t>/sr</w:t>
+        </w:r>
+        <w:r>
+          <w:rPr>
+            <w:rStyle w:val="ac"/>
+            <w:rFonts w:ascii="Times New Roman" w:hAnsi="Times New Roman" w:cs="Times New Roman"/>
+          </w:rPr>
+          <w:t>c/</w:t>
         </w:r>
       </w:hyperlink>
     </w:p>
     <w:p>
       <w:pPr>
-        <w:jc w:val="center"/>
-        <w:rPr>
-          <w:rFonts w:ascii="Times New Roman" w:hAnsi="Times New Roman" w:cs="Times New Roman"/>
-        </w:rPr>
-      </w:pPr>
-      <w:r>
-        <w:rPr>
-          <w:rFonts w:ascii="Times New Roman" w:hAnsi="Times New Roman" w:cs="Times New Roman"/>
+        <w:pStyle w:val="1"/>
+        <w:rPr>
+          <w:rFonts w:ascii="Times New Roman" w:hAnsi="Times New Roman" w:cs="Times New Roman"/>
+          <w:color w:val="0E2841" w:themeColor="text2"/>
+        </w:rPr>
+      </w:pPr>
+      <w:bookmarkStart w:id="10" w:name="_Toc241369357"/>
+      <w:r>
+        <w:rPr>
+          <w:rFonts w:ascii="Times New Roman" w:hAnsi="Times New Roman" w:cs="Times New Roman"/>
+          <w:color w:val="0E2841" w:themeColor="text2"/>
         </w:rPr>
         <w:t>Диаграмма классов</w:t>
       </w:r>
-    </w:p>
-    <w:p>
-      <w:pPr>
-        <w:rPr>
-          <w:rFonts w:ascii="Times New Roman" w:hAnsi="Times New Roman" w:cs="Times New Roman"/>
-        </w:rPr>
-      </w:pPr>
-    </w:p>
-    <w:p>
-      <w:pPr>
-        <w:jc w:val="center"/>
-        <w:rPr>
-          <w:rFonts w:ascii="Times New Roman" w:hAnsi="Times New Roman" w:cs="Times New Roman"/>
-        </w:rPr>
-      </w:pPr>
-      <w:r>
-        <w:rPr>
-          <w:rFonts w:ascii="Times New Roman" w:hAnsi="Times New Roman" w:cs="Times New Roman"/>
-        </w:rPr>
-        <w:t>Результат программы</w:t>
-      </w:r>
-    </w:p>
-    <w:p>
-      <w:pPr>
-        <w:rPr>
-          <w:rFonts w:ascii="Times New Roman" w:hAnsi="Times New Roman" w:cs="Times New Roman"/>
-        </w:rPr>
-      </w:pPr>
-    </w:p>
-    <w:p>
-      <w:pPr>
-        <w:rPr>
-          <w:rFonts w:ascii="Times New Roman" w:hAnsi="Times New Roman" w:cs="Times New Roman"/>
-        </w:rPr>
-      </w:pPr>
-    </w:p>
-    <w:p>
-      <w:pPr>
-        <w:jc w:val="center"/>
-        <w:rPr>
-          <w:rFonts w:ascii="Times New Roman" w:hAnsi="Times New Roman" w:cs="Times New Roman"/>
-        </w:rPr>
-      </w:pPr>
-      <w:r>
-        <w:rPr>
-          <w:rFonts w:ascii="Times New Roman" w:hAnsi="Times New Roman" w:cs="Times New Roman"/>
-        </w:rPr>
+      <w:bookmarkEnd w:id="10"/>
+    </w:p>
+    <w:p>
+      <w:pPr>
+        <w:rPr>
+          <w:rFonts w:ascii="Times New Roman" w:hAnsi="Times New Roman" w:cs="Times New Roman"/>
+          <w:color w:val="0E2841" w:themeColor="text2"/>
+        </w:rPr>
+      </w:pPr>
+      <w:r>
+        <w:rPr>
+          <w:rFonts w:ascii="Times New Roman" w:hAnsi="Times New Roman" w:cs="Times New Roman"/>
+          <w:color w:val="0E2841" w:themeColor="text2"/>
+        </w:rPr>
+        <w:drawing>
+          <wp:inline distT="0" distB="0" distL="0" distR="0" wp14:anchorId="6E84E582" wp14:editId="52A47338">
+            <wp:extent cx="5940425" cy="3620770"/>
+            <wp:effectExtent l="0" t="0" r="3175" b="0"/>
+            <wp:docPr id="699362736" name="Рисунок 1"/>
+            <wp:cNvGraphicFramePr>
+              <a:graphicFrameLocks xmlns:a="http://schemas.openxmlformats.org/drawingml/2006/main" noChangeAspect="1"/>
+            </wp:cNvGraphicFramePr>
+            <a:graphic xmlns:a="http://schemas.openxmlformats.org/drawingml/2006/main">
+              <a:graphicData uri="http://schemas.openxmlformats.org/drawingml/2006/picture">
+                <pic:pic xmlns:pic="http://schemas.openxmlformats.org/drawingml/2006/picture">
+                  <pic:nvPicPr>
+                    <pic:cNvPr id="699362736" name=""/>
+                    <pic:cNvPicPr/>
+                  </pic:nvPicPr>
+                  <pic:blipFill>
+                    <a:blip r:embed="rId23"/>
+                    <a:stretch>
+                      <a:fillRect/>
+                    </a:stretch>
+                  </pic:blipFill>
+                  <pic:spPr>
+                    <a:xfrm>
+                      <a:off x="0" y="0"/>
+                      <a:ext cx="5940425" cy="3620770"/>
+                    </a:xfrm>
+                    <a:prstGeom prst="rect">
+                      <a:avLst/>
+                    </a:prstGeom>
+                  </pic:spPr>
+                </pic:pic>
+              </a:graphicData>
+            </a:graphic>
+          </wp:inline>
+        </w:drawing>
+      </w:r>
+    </w:p>
+    <w:p>
+      <w:pPr>
+        <w:rPr>
+          <w:rFonts w:ascii="Times New Roman" w:hAnsi="Times New Roman" w:cs="Times New Roman"/>
+          <w:color w:val="0E2841" w:themeColor="text2"/>
+        </w:rPr>
+      </w:pPr>
+      <w:r>
+        <w:rPr>
+          <w:rFonts w:ascii="Times New Roman" w:hAnsi="Times New Roman" w:cs="Times New Roman"/>
+          <w:color w:val="0E2841" w:themeColor="text2"/>
+        </w:rPr>
+        <w:fldChar w:fldCharType="begin"/>
+      </w:r>
+      <w:r>
+        <w:rPr>
+          <w:rFonts w:ascii="Times New Roman" w:hAnsi="Times New Roman" w:cs="Times New Roman"/>
+          <w:color w:val="0E2841" w:themeColor="text2"/>
+        </w:rPr>
+        <w:instrText>HYPERLINK "</w:instrText>
+      </w:r>
+      <w:r>
+        <w:rPr>
+          <w:rFonts w:ascii="Times New Roman" w:hAnsi="Times New Roman" w:cs="Times New Roman"/>
+          <w:color w:val="0E2841" w:themeColor="text2"/>
+        </w:rPr>
+        <w:instrText>https://github.com/124476/itmo/blob/master/programming/lab2/</w:instrText>
+      </w:r>
+      <w:r>
+        <w:rPr>
+          <w:rFonts w:ascii="Times New Roman" w:hAnsi="Times New Roman" w:cs="Times New Roman"/>
+          <w:color w:val="0E2841" w:themeColor="text2"/>
+          <w:lang w:val="en-US"/>
+        </w:rPr>
+        <w:instrText>docs</w:instrText>
+      </w:r>
+      <w:r>
+        <w:rPr>
+          <w:rFonts w:ascii="Times New Roman" w:hAnsi="Times New Roman" w:cs="Times New Roman"/>
+          <w:color w:val="0E2841" w:themeColor="text2"/>
+        </w:rPr>
+        <w:instrText>/</w:instrText>
+      </w:r>
+      <w:r>
+        <w:rPr>
+          <w:rFonts w:ascii="Times New Roman" w:hAnsi="Times New Roman" w:cs="Times New Roman"/>
+          <w:color w:val="0E2841" w:themeColor="text2"/>
+          <w:lang w:val="en-US"/>
+        </w:rPr>
+        <w:instrText>class</w:instrText>
+      </w:r>
+      <w:r>
+        <w:rPr>
+          <w:rFonts w:ascii="Times New Roman" w:hAnsi="Times New Roman" w:cs="Times New Roman"/>
+          <w:color w:val="0E2841" w:themeColor="text2"/>
+        </w:rPr>
+        <w:instrText>_</w:instrText>
+      </w:r>
+      <w:r>
+        <w:rPr>
+          <w:rFonts w:ascii="Times New Roman" w:hAnsi="Times New Roman" w:cs="Times New Roman"/>
+          <w:color w:val="0E2841" w:themeColor="text2"/>
+          <w:lang w:val="en-US"/>
+        </w:rPr>
+        <w:instrText>diagram</w:instrText>
+      </w:r>
+      <w:r>
+        <w:rPr>
+          <w:rFonts w:ascii="Times New Roman" w:hAnsi="Times New Roman" w:cs="Times New Roman"/>
+          <w:color w:val="0E2841" w:themeColor="text2"/>
+        </w:rPr>
+        <w:instrText>.</w:instrText>
+      </w:r>
+      <w:r>
+        <w:rPr>
+          <w:rFonts w:ascii="Times New Roman" w:hAnsi="Times New Roman" w:cs="Times New Roman"/>
+          <w:color w:val="0E2841" w:themeColor="text2"/>
+          <w:lang w:val="en-US"/>
+        </w:rPr>
+        <w:instrText>drawio</w:instrText>
+      </w:r>
+      <w:r>
+        <w:rPr>
+          <w:rFonts w:ascii="Times New Roman" w:hAnsi="Times New Roman" w:cs="Times New Roman"/>
+          <w:color w:val="0E2841" w:themeColor="text2"/>
+        </w:rPr>
+        <w:instrText>.</w:instrText>
+      </w:r>
+      <w:r>
+        <w:rPr>
+          <w:rFonts w:ascii="Times New Roman" w:hAnsi="Times New Roman" w:cs="Times New Roman"/>
+          <w:color w:val="0E2841" w:themeColor="text2"/>
+          <w:lang w:val="en-US"/>
+        </w:rPr>
+        <w:instrText>pdf</w:instrText>
+      </w:r>
+    </w:p>
+    <w:p>
+      <w:pPr>
+        <w:rPr>
+          <w:rStyle w:val="ac"/>
+          <w:rFonts w:ascii="Times New Roman" w:hAnsi="Times New Roman" w:cs="Times New Roman"/>
+          <w:color w:val="0E2841" w:themeColor="text2"/>
+        </w:rPr>
+      </w:pPr>
+      <w:r>
+        <w:rPr>
+          <w:rFonts w:ascii="Times New Roman" w:hAnsi="Times New Roman" w:cs="Times New Roman"/>
+          <w:color w:val="0E2841" w:themeColor="text2"/>
+        </w:rPr>
+        <w:instrText>"</w:instrText>
+      </w:r>
+      <w:r>
+        <w:rPr>
+          <w:rFonts w:ascii="Times New Roman" w:hAnsi="Times New Roman" w:cs="Times New Roman"/>
+          <w:color w:val="0E2841" w:themeColor="text2"/>
+        </w:rPr>
+        <w:fldChar w:fldCharType="separate"/>
+      </w:r>
+      <w:r>
+        <w:rPr>
+          <w:rStyle w:val="ac"/>
+          <w:rFonts w:ascii="Times New Roman" w:hAnsi="Times New Roman" w:cs="Times New Roman"/>
+          <w:color w:val="0E2841" w:themeColor="text2"/>
+        </w:rPr>
+        <w:t>https://github.com/124476/itmo/blob/master/programmi</w:t>
+      </w:r>
+      <w:r>
+        <w:rPr>
+          <w:rStyle w:val="ac"/>
+          <w:rFonts w:ascii="Times New Roman" w:hAnsi="Times New Roman" w:cs="Times New Roman"/>
+          <w:color w:val="0E2841" w:themeColor="text2"/>
+        </w:rPr>
+        <w:t>n</w:t>
+      </w:r>
+      <w:r>
+        <w:rPr>
+          <w:rStyle w:val="ac"/>
+          <w:rFonts w:ascii="Times New Roman" w:hAnsi="Times New Roman" w:cs="Times New Roman"/>
+          <w:color w:val="0E2841" w:themeColor="text2"/>
+        </w:rPr>
+        <w:t>g/lab</w:t>
+      </w:r>
+      <w:r>
+        <w:rPr>
+          <w:rStyle w:val="ac"/>
+          <w:rFonts w:ascii="Times New Roman" w:hAnsi="Times New Roman" w:cs="Times New Roman"/>
+          <w:color w:val="0E2841" w:themeColor="text2"/>
+        </w:rPr>
+        <w:t>2</w:t>
+      </w:r>
+      <w:r>
+        <w:rPr>
+          <w:rStyle w:val="ac"/>
+          <w:rFonts w:ascii="Times New Roman" w:hAnsi="Times New Roman" w:cs="Times New Roman"/>
+          <w:color w:val="0E2841" w:themeColor="text2"/>
+        </w:rPr>
+        <w:t>/</w:t>
+      </w:r>
+      <w:r>
+        <w:rPr>
+          <w:rStyle w:val="ac"/>
+          <w:rFonts w:ascii="Times New Roman" w:hAnsi="Times New Roman" w:cs="Times New Roman"/>
+          <w:color w:val="0E2841" w:themeColor="text2"/>
+          <w:lang w:val="en-US"/>
+        </w:rPr>
+        <w:t>docs</w:t>
+      </w:r>
+      <w:r>
+        <w:rPr>
+          <w:rStyle w:val="ac"/>
+          <w:rFonts w:ascii="Times New Roman" w:hAnsi="Times New Roman" w:cs="Times New Roman"/>
+          <w:color w:val="0E2841" w:themeColor="text2"/>
+        </w:rPr>
+        <w:t>/</w:t>
+      </w:r>
+      <w:r>
+        <w:rPr>
+          <w:rStyle w:val="ac"/>
+          <w:rFonts w:ascii="Times New Roman" w:hAnsi="Times New Roman" w:cs="Times New Roman"/>
+          <w:color w:val="0E2841" w:themeColor="text2"/>
+          <w:lang w:val="en-US"/>
+        </w:rPr>
+        <w:t>class</w:t>
+      </w:r>
+      <w:r>
+        <w:rPr>
+          <w:rStyle w:val="ac"/>
+          <w:rFonts w:ascii="Times New Roman" w:hAnsi="Times New Roman" w:cs="Times New Roman"/>
+          <w:color w:val="0E2841" w:themeColor="text2"/>
+        </w:rPr>
+        <w:t>_</w:t>
+      </w:r>
+      <w:r>
+        <w:rPr>
+          <w:rStyle w:val="ac"/>
+          <w:rFonts w:ascii="Times New Roman" w:hAnsi="Times New Roman" w:cs="Times New Roman"/>
+          <w:color w:val="0E2841" w:themeColor="text2"/>
+          <w:lang w:val="en-US"/>
+        </w:rPr>
+        <w:t>diagram</w:t>
+      </w:r>
+      <w:r>
+        <w:rPr>
+          <w:rStyle w:val="ac"/>
+          <w:rFonts w:ascii="Times New Roman" w:hAnsi="Times New Roman" w:cs="Times New Roman"/>
+          <w:color w:val="0E2841" w:themeColor="text2"/>
+        </w:rPr>
+        <w:t>.</w:t>
+      </w:r>
+      <w:proofErr w:type="spellStart"/>
+      <w:r>
+        <w:rPr>
+          <w:rStyle w:val="ac"/>
+          <w:rFonts w:ascii="Times New Roman" w:hAnsi="Times New Roman" w:cs="Times New Roman"/>
+          <w:color w:val="0E2841" w:themeColor="text2"/>
+          <w:lang w:val="en-US"/>
+        </w:rPr>
+        <w:t>drawio</w:t>
+      </w:r>
+      <w:proofErr w:type="spellEnd"/>
+      <w:r>
+        <w:rPr>
+          <w:rStyle w:val="ac"/>
+          <w:rFonts w:ascii="Times New Roman" w:hAnsi="Times New Roman" w:cs="Times New Roman"/>
+          <w:color w:val="0E2841" w:themeColor="text2"/>
+        </w:rPr>
+        <w:t>.</w:t>
+      </w:r>
+      <w:r>
+        <w:rPr>
+          <w:rStyle w:val="ac"/>
+          <w:rFonts w:ascii="Times New Roman" w:hAnsi="Times New Roman" w:cs="Times New Roman"/>
+          <w:color w:val="0E2841" w:themeColor="text2"/>
+          <w:lang w:val="en-US"/>
+        </w:rPr>
+        <w:t>pdf</w:t>
+      </w:r>
+    </w:p>
+    <w:p>
+      <w:pPr>
+        <w:rPr>
+          <w:rFonts w:ascii="Times New Roman" w:hAnsi="Times New Roman" w:cs="Times New Roman"/>
+          <w:color w:val="0E2841" w:themeColor="text2"/>
+        </w:rPr>
+      </w:pPr>
+      <w:r>
+        <w:rPr>
+          <w:rFonts w:ascii="Times New Roman" w:hAnsi="Times New Roman" w:cs="Times New Roman"/>
+          <w:color w:val="0E2841" w:themeColor="text2"/>
+        </w:rPr>
+        <w:fldChar w:fldCharType="end"/>
+      </w:r>
+    </w:p>
+    <w:p>
+      <w:pPr>
+        <w:rPr>
+          <w:rFonts w:ascii="Times New Roman" w:eastAsiaTheme="majorEastAsia" w:hAnsi="Times New Roman" w:cs="Times New Roman"/>
+          <w:color w:val="0E2841" w:themeColor="text2"/>
+          <w:sz w:val="40"/>
+          <w:szCs w:val="40"/>
+        </w:rPr>
+      </w:pPr>
+      <w:r>
+        <w:rPr>
+          <w:rFonts w:ascii="Times New Roman" w:hAnsi="Times New Roman" w:cs="Times New Roman"/>
+          <w:color w:val="0E2841" w:themeColor="text2"/>
+        </w:rPr>
+        <w:br w:type="page"/>
+      </w:r>
+    </w:p>
+    <w:p>
+      <w:pPr>
+        <w:pStyle w:val="1"/>
+        <w:rPr>
+          <w:rFonts w:ascii="Times New Roman" w:hAnsi="Times New Roman" w:cs="Times New Roman"/>
+          <w:color w:val="0E2841" w:themeColor="text2"/>
+        </w:rPr>
+      </w:pPr>
+      <w:bookmarkStart w:id="11" w:name="_Toc241369358"/>
+      <w:r>
+        <w:rPr>
+          <w:rFonts w:ascii="Times New Roman" w:hAnsi="Times New Roman" w:cs="Times New Roman"/>
+          <w:color w:val="0E2841" w:themeColor="text2"/>
+        </w:rPr>
+        <w:lastRenderedPageBreak/>
         <w:t>Выводы по работе</w:t>
       </w:r>
+      <w:bookmarkEnd w:id="11"/>
     </w:p>
     <w:p>
       <w:pPr>
@@ -520,17 +7906,20 @@
         </w:numPr>
         <w:rPr>
           <w:rFonts w:ascii="Times New Roman" w:hAnsi="Times New Roman" w:cs="Times New Roman"/>
-        </w:rPr>
-      </w:pPr>
-      <w:r>
-        <w:rPr>
-          <w:rFonts w:ascii="Times New Roman" w:hAnsi="Times New Roman" w:cs="Times New Roman"/>
+          <w:color w:val="0E2841" w:themeColor="text2"/>
+        </w:rPr>
+      </w:pPr>
+      <w:r>
+        <w:rPr>
+          <w:rFonts w:ascii="Times New Roman" w:hAnsi="Times New Roman" w:cs="Times New Roman"/>
+          <w:color w:val="0E2841" w:themeColor="text2"/>
         </w:rPr>
         <w:t xml:space="preserve">Изучил принципы ООП в </w:t>
       </w:r>
       <w:r>
         <w:rPr>
           <w:rFonts w:ascii="Times New Roman" w:hAnsi="Times New Roman" w:cs="Times New Roman"/>
+          <w:color w:val="0E2841" w:themeColor="text2"/>
           <w:lang w:val="en-US"/>
         </w:rPr>
         <w:t>java</w:t>
@@ -538,14 +7927,9 @@
       <w:r>
         <w:rPr>
           <w:rFonts w:ascii="Times New Roman" w:hAnsi="Times New Roman" w:cs="Times New Roman"/>
-        </w:rPr>
-        <w:t xml:space="preserve">, </w:t>
-      </w:r>
-      <w:r>
-        <w:rPr>
-          <w:rFonts w:ascii="Times New Roman" w:hAnsi="Times New Roman" w:cs="Times New Roman"/>
-        </w:rPr>
-        <w:t>научился переопределять методы</w:t>
+          <w:color w:val="0E2841" w:themeColor="text2"/>
+        </w:rPr>
+        <w:t>, научился переопределять методы</w:t>
       </w:r>
     </w:p>
     <w:p>
@@ -557,11 +7941,13 @@
         </w:numPr>
         <w:rPr>
           <w:rFonts w:ascii="Times New Roman" w:hAnsi="Times New Roman" w:cs="Times New Roman"/>
-        </w:rPr>
-      </w:pPr>
-      <w:r>
-        <w:rPr>
-          <w:rFonts w:ascii="Times New Roman" w:hAnsi="Times New Roman" w:cs="Times New Roman"/>
+          <w:color w:val="0E2841" w:themeColor="text2"/>
+        </w:rPr>
+      </w:pPr>
+      <w:r>
+        <w:rPr>
+          <w:rFonts w:ascii="Times New Roman" w:hAnsi="Times New Roman" w:cs="Times New Roman"/>
+          <w:color w:val="0E2841" w:themeColor="text2"/>
         </w:rPr>
         <w:t>Научился проектировать диаграмму класса</w:t>
       </w:r>
@@ -575,18 +7961,21 @@
         </w:numPr>
         <w:rPr>
           <w:rFonts w:ascii="Times New Roman" w:hAnsi="Times New Roman" w:cs="Times New Roman"/>
-          <w:lang w:val="en-US"/>
-        </w:rPr>
-      </w:pPr>
-      <w:r>
-        <w:rPr>
-          <w:rFonts w:ascii="Times New Roman" w:hAnsi="Times New Roman" w:cs="Times New Roman"/>
+          <w:color w:val="0E2841" w:themeColor="text2"/>
+          <w:lang w:val="en-US"/>
+        </w:rPr>
+      </w:pPr>
+      <w:r>
+        <w:rPr>
+          <w:rFonts w:ascii="Times New Roman" w:hAnsi="Times New Roman" w:cs="Times New Roman"/>
+          <w:color w:val="0E2841" w:themeColor="text2"/>
         </w:rPr>
         <w:t>Разобрался</w:t>
       </w:r>
       <w:r>
         <w:rPr>
           <w:rFonts w:ascii="Times New Roman" w:hAnsi="Times New Roman" w:cs="Times New Roman"/>
+          <w:color w:val="0E2841" w:themeColor="text2"/>
           <w:lang w:val="en-US"/>
         </w:rPr>
         <w:t xml:space="preserve"> </w:t>
@@ -594,12 +7983,14 @@
       <w:r>
         <w:rPr>
           <w:rFonts w:ascii="Times New Roman" w:hAnsi="Times New Roman" w:cs="Times New Roman"/>
+          <w:color w:val="0E2841" w:themeColor="text2"/>
         </w:rPr>
         <w:t>в</w:t>
       </w:r>
       <w:r>
         <w:rPr>
           <w:rFonts w:ascii="Times New Roman" w:hAnsi="Times New Roman" w:cs="Times New Roman"/>
+          <w:color w:val="0E2841" w:themeColor="text2"/>
           <w:lang w:val="en-US"/>
         </w:rPr>
         <w:t xml:space="preserve"> </w:t>
@@ -607,36 +7998,17 @@
       <w:r>
         <w:rPr>
           <w:rFonts w:ascii="Times New Roman" w:hAnsi="Times New Roman" w:cs="Times New Roman"/>
+          <w:color w:val="0E2841" w:themeColor="text2"/>
         </w:rPr>
         <w:t>модификаторах</w:t>
       </w:r>
       <w:r>
         <w:rPr>
           <w:rFonts w:ascii="Times New Roman" w:hAnsi="Times New Roman" w:cs="Times New Roman"/>
-          <w:lang w:val="en-US"/>
-        </w:rPr>
-        <w:t xml:space="preserve"> </w:t>
-      </w:r>
-      <w:r>
-        <w:rPr>
-          <w:rFonts w:ascii="Times New Roman" w:hAnsi="Times New Roman" w:cs="Times New Roman"/>
-          <w:lang w:val="en-US"/>
-        </w:rPr>
-        <w:t>public, protected, static,</w:t>
-      </w:r>
-      <w:r>
-        <w:rPr>
-          <w:rFonts w:ascii="Times New Roman" w:hAnsi="Times New Roman" w:cs="Times New Roman"/>
-          <w:lang w:val="en-US"/>
-        </w:rPr>
-        <w:t xml:space="preserve"> </w:t>
-      </w:r>
-      <w:r>
-        <w:rPr>
-          <w:rFonts w:ascii="Times New Roman" w:hAnsi="Times New Roman" w:cs="Times New Roman"/>
-          <w:lang w:val="en-US"/>
-        </w:rPr>
-        <w:t>final</w:t>
+          <w:color w:val="0E2841" w:themeColor="text2"/>
+          <w:lang w:val="en-US"/>
+        </w:rPr>
+        <w:t xml:space="preserve"> public, protected, static, final</w:t>
       </w:r>
     </w:p>
     <w:p>
@@ -648,17 +8020,20 @@
         </w:numPr>
         <w:rPr>
           <w:rFonts w:ascii="Times New Roman" w:hAnsi="Times New Roman" w:cs="Times New Roman"/>
-        </w:rPr>
-      </w:pPr>
-      <w:r>
-        <w:rPr>
-          <w:rFonts w:ascii="Times New Roman" w:hAnsi="Times New Roman" w:cs="Times New Roman"/>
+          <w:color w:val="0E2841" w:themeColor="text2"/>
+        </w:rPr>
+      </w:pPr>
+      <w:r>
+        <w:rPr>
+          <w:rFonts w:ascii="Times New Roman" w:hAnsi="Times New Roman" w:cs="Times New Roman"/>
+          <w:color w:val="0E2841" w:themeColor="text2"/>
         </w:rPr>
         <w:t xml:space="preserve">Научился импортировать классы из </w:t>
       </w:r>
       <w:r>
         <w:rPr>
           <w:rFonts w:ascii="Times New Roman" w:hAnsi="Times New Roman" w:cs="Times New Roman"/>
+          <w:color w:val="0E2841" w:themeColor="text2"/>
           <w:lang w:val="en-US"/>
         </w:rPr>
         <w:t>jar</w:t>
@@ -666,39 +8041,507 @@
       <w:r>
         <w:rPr>
           <w:rFonts w:ascii="Times New Roman" w:hAnsi="Times New Roman" w:cs="Times New Roman"/>
+          <w:color w:val="0E2841" w:themeColor="text2"/>
+        </w:rPr>
+        <w:t xml:space="preserve"> архива</w:t>
+      </w:r>
+    </w:p>
+    <w:p>
+      <w:pPr>
+        <w:rPr>
+          <w:rFonts w:ascii="Times New Roman" w:hAnsi="Times New Roman" w:cs="Times New Roman"/>
+          <w:color w:val="0E2841" w:themeColor="text2"/>
+        </w:rPr>
+      </w:pPr>
+    </w:p>
+    <w:p>
+      <w:pPr>
+        <w:rPr>
+          <w:rFonts w:ascii="Times New Roman" w:eastAsiaTheme="majorEastAsia" w:hAnsi="Times New Roman" w:cs="Times New Roman"/>
+          <w:color w:val="0E2841" w:themeColor="text2"/>
+          <w:sz w:val="40"/>
+          <w:szCs w:val="40"/>
+        </w:rPr>
+      </w:pPr>
+      <w:r>
+        <w:rPr>
+          <w:rFonts w:ascii="Times New Roman" w:hAnsi="Times New Roman" w:cs="Times New Roman"/>
+          <w:color w:val="0E2841" w:themeColor="text2"/>
+        </w:rPr>
+        <w:br w:type="page"/>
+      </w:r>
+    </w:p>
+    <w:p>
+      <w:pPr>
+        <w:pStyle w:val="1"/>
+        <w:rPr>
+          <w:rFonts w:ascii="Times New Roman" w:hAnsi="Times New Roman" w:cs="Times New Roman"/>
+          <w:color w:val="0E2841" w:themeColor="text2"/>
+          <w:lang w:val="en-US"/>
+        </w:rPr>
+      </w:pPr>
+      <w:bookmarkStart w:id="12" w:name="_Toc241369359"/>
+      <w:r>
+        <w:rPr>
+          <w:rFonts w:ascii="Times New Roman" w:hAnsi="Times New Roman" w:cs="Times New Roman"/>
+          <w:color w:val="0E2841" w:themeColor="text2"/>
+        </w:rPr>
+        <w:lastRenderedPageBreak/>
+        <w:t>Список литературы</w:t>
+      </w:r>
+      <w:bookmarkEnd w:id="12"/>
+    </w:p>
+    <w:p>
+      <w:pPr>
+        <w:rPr>
+          <w:rFonts w:ascii="Times New Roman" w:hAnsi="Times New Roman" w:cs="Times New Roman"/>
+          <w:color w:val="0E2841" w:themeColor="text2"/>
+          <w:lang w:val="en-US"/>
+        </w:rPr>
+      </w:pPr>
+    </w:p>
+    <w:p>
+      <w:pPr>
+        <w:pStyle w:val="a7"/>
+        <w:numPr>
+          <w:ilvl w:val="0"/>
+          <w:numId w:val="4"/>
+        </w:numPr>
+        <w:rPr>
+          <w:rFonts w:ascii="Times New Roman" w:hAnsi="Times New Roman" w:cs="Times New Roman"/>
+          <w:color w:val="0E2841" w:themeColor="text2"/>
+        </w:rPr>
+      </w:pPr>
+      <w:proofErr w:type="spellStart"/>
+      <w:r>
+        <w:rPr>
+          <w:rFonts w:ascii="Times New Roman" w:hAnsi="Times New Roman" w:cs="Times New Roman"/>
+          <w:color w:val="0E2841" w:themeColor="text2"/>
+        </w:rPr>
+        <w:t>Pokémon</w:t>
+      </w:r>
+      <w:proofErr w:type="spellEnd"/>
+      <w:r>
+        <w:rPr>
+          <w:rFonts w:ascii="Times New Roman" w:hAnsi="Times New Roman" w:cs="Times New Roman"/>
+          <w:color w:val="0E2841" w:themeColor="text2"/>
+        </w:rPr>
+        <w:t xml:space="preserve"> Database</w:t>
+      </w:r>
+      <w:r>
+        <w:rPr>
+          <w:rFonts w:ascii="Times New Roman" w:hAnsi="Times New Roman" w:cs="Times New Roman"/>
+          <w:color w:val="0E2841" w:themeColor="text2"/>
         </w:rPr>
         <w:t xml:space="preserve"> </w:t>
       </w:r>
       <w:r>
         <w:rPr>
           <w:rFonts w:ascii="Times New Roman" w:hAnsi="Times New Roman" w:cs="Times New Roman"/>
-        </w:rPr>
-        <w:t>архива</w:t>
+          <w:color w:val="0E2841" w:themeColor="text2"/>
+        </w:rPr>
+        <w:t xml:space="preserve">- </w:t>
+      </w:r>
+      <w:hyperlink r:id="rId24" w:history="1">
+        <w:r>
+          <w:rPr>
+            <w:rStyle w:val="ac"/>
+            <w:rFonts w:ascii="Times New Roman" w:hAnsi="Times New Roman" w:cs="Times New Roman"/>
+            <w:color w:val="0E2841" w:themeColor="text2"/>
+            <w:lang w:val="en-US"/>
+          </w:rPr>
+          <w:t>https</w:t>
+        </w:r>
+        <w:r>
+          <w:rPr>
+            <w:rStyle w:val="ac"/>
+            <w:rFonts w:ascii="Times New Roman" w:hAnsi="Times New Roman" w:cs="Times New Roman"/>
+            <w:color w:val="0E2841" w:themeColor="text2"/>
+          </w:rPr>
+          <w:t>://</w:t>
+        </w:r>
+        <w:proofErr w:type="spellStart"/>
+        <w:r>
+          <w:rPr>
+            <w:rStyle w:val="ac"/>
+            <w:rFonts w:ascii="Times New Roman" w:hAnsi="Times New Roman" w:cs="Times New Roman"/>
+            <w:color w:val="0E2841" w:themeColor="text2"/>
+            <w:lang w:val="en-US"/>
+          </w:rPr>
+          <w:t>pokemondb</w:t>
+        </w:r>
+        <w:proofErr w:type="spellEnd"/>
+        <w:r>
+          <w:rPr>
+            <w:rStyle w:val="ac"/>
+            <w:rFonts w:ascii="Times New Roman" w:hAnsi="Times New Roman" w:cs="Times New Roman"/>
+            <w:color w:val="0E2841" w:themeColor="text2"/>
+          </w:rPr>
+          <w:t>.</w:t>
+        </w:r>
+        <w:r>
+          <w:rPr>
+            <w:rStyle w:val="ac"/>
+            <w:rFonts w:ascii="Times New Roman" w:hAnsi="Times New Roman" w:cs="Times New Roman"/>
+            <w:color w:val="0E2841" w:themeColor="text2"/>
+            <w:lang w:val="en-US"/>
+          </w:rPr>
+          <w:t>net</w:t>
+        </w:r>
+        <w:r>
+          <w:rPr>
+            <w:rStyle w:val="ac"/>
+            <w:rFonts w:ascii="Times New Roman" w:hAnsi="Times New Roman" w:cs="Times New Roman"/>
+            <w:color w:val="0E2841" w:themeColor="text2"/>
+          </w:rPr>
+          <w:t>/</w:t>
+        </w:r>
+      </w:hyperlink>
+      <w:r>
+        <w:rPr>
+          <w:rFonts w:ascii="Times New Roman" w:hAnsi="Times New Roman" w:cs="Times New Roman"/>
+          <w:color w:val="0E2841" w:themeColor="text2"/>
+          <w:shd w:val="clear" w:color="auto" w:fill="FFFFFF"/>
+        </w:rPr>
+        <w:t xml:space="preserve"> </w:t>
+      </w:r>
+      <w:r>
+        <w:rPr>
+          <w:rFonts w:ascii="Times New Roman" w:hAnsi="Times New Roman" w:cs="Times New Roman"/>
+          <w:color w:val="0E2841" w:themeColor="text2"/>
+        </w:rPr>
+        <w:t>(дата обращения: 27.09.2026)</w:t>
+      </w:r>
+    </w:p>
+    <w:p>
+      <w:pPr>
+        <w:pStyle w:val="a7"/>
+        <w:numPr>
+          <w:ilvl w:val="0"/>
+          <w:numId w:val="4"/>
+        </w:numPr>
+        <w:rPr>
+          <w:rFonts w:ascii="Times New Roman" w:hAnsi="Times New Roman" w:cs="Times New Roman"/>
+          <w:color w:val="0E2841" w:themeColor="text2"/>
+        </w:rPr>
+      </w:pPr>
+      <w:r>
+        <w:rPr>
+          <w:rFonts w:ascii="Times New Roman" w:hAnsi="Times New Roman" w:cs="Times New Roman"/>
+          <w:color w:val="0E2841" w:themeColor="text2"/>
+        </w:rPr>
+        <w:t xml:space="preserve">Документация </w:t>
+      </w:r>
+      <w:proofErr w:type="spellStart"/>
+      <w:r>
+        <w:rPr>
+          <w:rFonts w:ascii="Times New Roman" w:hAnsi="Times New Roman" w:cs="Times New Roman"/>
+          <w:color w:val="0E2841" w:themeColor="text2"/>
+        </w:rPr>
+        <w:t>ru.ifmo.se.pokemon</w:t>
+      </w:r>
+      <w:proofErr w:type="spellEnd"/>
+      <w:r>
+        <w:rPr>
+          <w:rFonts w:ascii="Times New Roman" w:hAnsi="Times New Roman" w:cs="Times New Roman"/>
+          <w:color w:val="0E2841" w:themeColor="text2"/>
+        </w:rPr>
+        <w:t xml:space="preserve"> </w:t>
+      </w:r>
+      <w:r>
+        <w:rPr>
+          <w:rFonts w:ascii="Times New Roman" w:hAnsi="Times New Roman" w:cs="Times New Roman"/>
+          <w:color w:val="0E2841" w:themeColor="text2"/>
+        </w:rPr>
+        <w:t xml:space="preserve">- </w:t>
+      </w:r>
+      <w:hyperlink r:id="rId25" w:history="1">
+        <w:r>
+          <w:rPr>
+            <w:rStyle w:val="ac"/>
+            <w:rFonts w:ascii="Times New Roman" w:hAnsi="Times New Roman" w:cs="Times New Roman"/>
+            <w:color w:val="0E2841" w:themeColor="text2"/>
+            <w:lang w:val="en-US"/>
+          </w:rPr>
+          <w:t>https</w:t>
+        </w:r>
+        <w:r>
+          <w:rPr>
+            <w:rStyle w:val="ac"/>
+            <w:rFonts w:ascii="Times New Roman" w:hAnsi="Times New Roman" w:cs="Times New Roman"/>
+            <w:color w:val="0E2841" w:themeColor="text2"/>
+          </w:rPr>
+          <w:t>://</w:t>
+        </w:r>
+        <w:r>
+          <w:rPr>
+            <w:rStyle w:val="ac"/>
+            <w:rFonts w:ascii="Times New Roman" w:hAnsi="Times New Roman" w:cs="Times New Roman"/>
+            <w:color w:val="0E2841" w:themeColor="text2"/>
+            <w:lang w:val="en-US"/>
+          </w:rPr>
+          <w:t>se</w:t>
+        </w:r>
+        <w:r>
+          <w:rPr>
+            <w:rStyle w:val="ac"/>
+            <w:rFonts w:ascii="Times New Roman" w:hAnsi="Times New Roman" w:cs="Times New Roman"/>
+            <w:color w:val="0E2841" w:themeColor="text2"/>
+          </w:rPr>
+          <w:t>.</w:t>
+        </w:r>
+        <w:proofErr w:type="spellStart"/>
+        <w:r>
+          <w:rPr>
+            <w:rStyle w:val="ac"/>
+            <w:rFonts w:ascii="Times New Roman" w:hAnsi="Times New Roman" w:cs="Times New Roman"/>
+            <w:color w:val="0E2841" w:themeColor="text2"/>
+            <w:lang w:val="en-US"/>
+          </w:rPr>
+          <w:t>ifmo</w:t>
+        </w:r>
+        <w:proofErr w:type="spellEnd"/>
+        <w:r>
+          <w:rPr>
+            <w:rStyle w:val="ac"/>
+            <w:rFonts w:ascii="Times New Roman" w:hAnsi="Times New Roman" w:cs="Times New Roman"/>
+            <w:color w:val="0E2841" w:themeColor="text2"/>
+          </w:rPr>
+          <w:t>.</w:t>
+        </w:r>
+        <w:proofErr w:type="spellStart"/>
+        <w:r>
+          <w:rPr>
+            <w:rStyle w:val="ac"/>
+            <w:rFonts w:ascii="Times New Roman" w:hAnsi="Times New Roman" w:cs="Times New Roman"/>
+            <w:color w:val="0E2841" w:themeColor="text2"/>
+            <w:lang w:val="en-US"/>
+          </w:rPr>
+          <w:t>ru</w:t>
+        </w:r>
+        <w:proofErr w:type="spellEnd"/>
+        <w:r>
+          <w:rPr>
+            <w:rStyle w:val="ac"/>
+            <w:rFonts w:ascii="Times New Roman" w:hAnsi="Times New Roman" w:cs="Times New Roman"/>
+            <w:color w:val="0E2841" w:themeColor="text2"/>
+          </w:rPr>
+          <w:t>/</w:t>
+        </w:r>
+        <w:r>
+          <w:rPr>
+            <w:rStyle w:val="ac"/>
+            <w:rFonts w:ascii="Times New Roman" w:hAnsi="Times New Roman" w:cs="Times New Roman"/>
+            <w:color w:val="0E2841" w:themeColor="text2"/>
+          </w:rPr>
+          <w:t>~</w:t>
+        </w:r>
+        <w:r>
+          <w:rPr>
+            <w:rStyle w:val="ac"/>
+            <w:rFonts w:ascii="Times New Roman" w:hAnsi="Times New Roman" w:cs="Times New Roman"/>
+            <w:color w:val="0E2841" w:themeColor="text2"/>
+            <w:lang w:val="en-US"/>
+          </w:rPr>
+          <w:t>tony</w:t>
+        </w:r>
+        <w:r>
+          <w:rPr>
+            <w:rStyle w:val="ac"/>
+            <w:rFonts w:ascii="Times New Roman" w:hAnsi="Times New Roman" w:cs="Times New Roman"/>
+            <w:color w:val="0E2841" w:themeColor="text2"/>
+          </w:rPr>
+          <w:t>/</w:t>
+        </w:r>
+        <w:r>
+          <w:rPr>
+            <w:rStyle w:val="ac"/>
+            <w:rFonts w:ascii="Times New Roman" w:hAnsi="Times New Roman" w:cs="Times New Roman"/>
+            <w:color w:val="0E2841" w:themeColor="text2"/>
+            <w:lang w:val="en-US"/>
+          </w:rPr>
+          <w:t>doc</w:t>
+        </w:r>
+        <w:r>
+          <w:rPr>
+            <w:rStyle w:val="ac"/>
+            <w:rFonts w:ascii="Times New Roman" w:hAnsi="Times New Roman" w:cs="Times New Roman"/>
+            <w:color w:val="0E2841" w:themeColor="text2"/>
+          </w:rPr>
+          <w:t>/</w:t>
+        </w:r>
+      </w:hyperlink>
+      <w:r>
+        <w:rPr>
+          <w:rFonts w:ascii="Times New Roman" w:hAnsi="Times New Roman" w:cs="Times New Roman"/>
+          <w:color w:val="0E2841" w:themeColor="text2"/>
+        </w:rPr>
+        <w:t xml:space="preserve"> (</w:t>
+      </w:r>
+      <w:r>
+        <w:rPr>
+          <w:rFonts w:ascii="Times New Roman" w:hAnsi="Times New Roman" w:cs="Times New Roman"/>
+          <w:color w:val="0E2841" w:themeColor="text2"/>
+        </w:rPr>
+        <w:t>дата обращения: 27.09.2026)</w:t>
       </w:r>
     </w:p>
     <w:sectPr>
+      <w:footerReference w:type="default" r:id="rId26"/>
+      <w:footerReference w:type="first" r:id="rId27"/>
       <w:pgSz w:w="11906" w:h="16838"/>
       <w:pgMar w:top="1134" w:right="850" w:bottom="1134" w:left="1701" w:header="708" w:footer="708" w:gutter="0"/>
       <w:cols w:space="708"/>
+      <w:titlePg/>
       <w:docGrid w:linePitch="360"/>
     </w:sectPr>
   </w:body>
 </w:document>
 </file>
 
+<file path=word/endnotes.xml><?xml version="1.0" encoding="utf-8"?>
+<w:endnotes xmlns:wpc="http://schemas.microsoft.com/office/word/2010/wordprocessingCanvas" xmlns:cx="http://schemas.microsoft.com/office/drawing/2014/chartex" xmlns:cx1="http://schemas.microsoft.com/office/drawing/2015/9/8/chartex" xmlns:cx2="http://schemas.microsoft.com/office/drawing/2015/10/21/chartex" xmlns:cx3="http://schemas.microsoft.com/office/drawing/2016/5/9/chartex" xmlns:cx4="http://schemas.microsoft.com/office/drawing/2016/5/10/chartex" xmlns:cx5="http://schemas.microsoft.com/office/drawing/2016/5/11/chartex" xmlns:cx6="http://schemas.microsoft.com/office/drawing/2016/5/12/chartex" xmlns:cx7="http://schemas.microsoft.com/office/drawing/2016/5/13/chartex" xmlns:cx8="http://schemas.microsoft.com/office/drawing/2016/5/14/chartex" xmlns:mc="http://schemas.openxmlformats.org/markup-compatibility/2006" xmlns:aink="http://schemas.microsoft.com/office/drawing/2016/ink" xmlns:am3d="http://schemas.microsoft.com/office/drawing/2017/model3d" xmlns:o="urn:schemas-microsoft-com:office:office" xmlns:oel="http://schemas.microsoft.com/office/2019/extlst" xmlns:r="http://schemas.openxmlformats.org/officeDocument/2006/relationships" xmlns:m="http://schemas.openxmlformats.org/officeDocument/2006/math" xmlns:v="urn:schemas-microsoft-com:vml" xmlns:wp14="http://schemas.microsoft.com/office/word/2010/wordprocessingDrawing" xmlns:wp="http://schemas.openxmlformats.org/drawingml/2006/wordprocessingDrawing" xmlns:w10="urn:schemas-microsoft-com:office:word" xmlns:w="http://schemas.openxmlformats.org/wordprocessingml/2006/main" xmlns:w14="http://schemas.microsoft.com/office/word/2010/wordml" xmlns:w15="http://schemas.microsoft.com/office/word/2012/wordml" xmlns:w16cex="http://schemas.microsoft.com/office/word/2018/wordml/cex" xmlns:w16cid="http://schemas.microsoft.com/office/word/2016/wordml/cid" xmlns:w16="http://schemas.microsoft.com/office/word/2018/wordml" xmlns:w16du="http://schemas.microsoft.com/office/word/2023/wordml/word16du" xmlns:w16sdtdh="http://schemas.microsoft.com/office/word/2020/wordml/sdtdatahash" xmlns:w16sdtfl="http://schemas.microsoft.com/office/word/2024/wordml/sdtformatlock" xmlns:w16se="http://schemas.microsoft.com/office/word/2015/wordml/symex" xmlns:wpg="http://schemas.microsoft.com/office/word/2010/wordprocessingGroup" xmlns:wpi="http://schemas.microsoft.com/office/word/2010/wordprocessingInk" xmlns:wne="http://schemas.microsoft.com/office/word/2006/wordml" xmlns:wps="http://schemas.microsoft.com/office/word/2010/wordprocessingShape" mc:Ignorable="w14 w15 w16se w16cid w16 w16cex w16sdtdh w16sdtfl w16du wp14">
+  <w:endnote w:type="separator" w:id="-1">
+    <w:p>
+      <w:pPr>
+        <w:spacing w:after="0" w:line="240" w:lineRule="auto"/>
+      </w:pPr>
+      <w:r>
+        <w:separator/>
+      </w:r>
+    </w:p>
+  </w:endnote>
+  <w:endnote w:type="continuationSeparator" w:id="0">
+    <w:p>
+      <w:pPr>
+        <w:spacing w:after="0" w:line="240" w:lineRule="auto"/>
+      </w:pPr>
+      <w:r>
+        <w:continuationSeparator/>
+      </w:r>
+    </w:p>
+  </w:endnote>
+</w:endnotes>
+</file>
+
+<file path=word/footer1.xml><?xml version="1.0" encoding="utf-8"?>
+<w:ftr xmlns:wpc="http://schemas.microsoft.com/office/word/2010/wordprocessingCanvas" xmlns:cx="http://schemas.microsoft.com/office/drawing/2014/chartex" xmlns:cx1="http://schemas.microsoft.com/office/drawing/2015/9/8/chartex" xmlns:cx2="http://schemas.microsoft.com/office/drawing/2015/10/21/chartex" xmlns:cx3="http://schemas.microsoft.com/office/drawing/2016/5/9/chartex" xmlns:cx4="http://schemas.microsoft.com/office/drawing/2016/5/10/chartex" xmlns:cx5="http://schemas.microsoft.com/office/drawing/2016/5/11/chartex" xmlns:cx6="http://schemas.microsoft.com/office/drawing/2016/5/12/chartex" xmlns:cx7="http://schemas.microsoft.com/office/drawing/2016/5/13/chartex" xmlns:cx8="http://schemas.microsoft.com/office/drawing/2016/5/14/chartex" xmlns:mc="http://schemas.openxmlformats.org/markup-compatibility/2006" xmlns:aink="http://schemas.microsoft.com/office/drawing/2016/ink" xmlns:am3d="http://schemas.microsoft.com/office/drawing/2017/model3d" xmlns:o="urn:schemas-microsoft-com:office:office" xmlns:oel="http://schemas.microsoft.com/office/2019/extlst" xmlns:r="http://schemas.openxmlformats.org/officeDocument/2006/relationships" xmlns:m="http://schemas.openxmlformats.org/officeDocument/2006/math" xmlns:v="urn:schemas-microsoft-com:vml" xmlns:wp14="http://schemas.microsoft.com/office/word/2010/wordprocessingDrawing" xmlns:wp="http://schemas.openxmlformats.org/drawingml/2006/wordprocessingDrawing" xmlns:w10="urn:schemas-microsoft-com:office:word" xmlns:w="http://schemas.openxmlformats.org/wordprocessingml/2006/main" xmlns:w14="http://schemas.microsoft.com/office/word/2010/wordml" xmlns:w15="http://schemas.microsoft.com/office/word/2012/wordml" xmlns:w16cex="http://schemas.microsoft.com/office/word/2018/wordml/cex" xmlns:w16cid="http://schemas.microsoft.com/office/word/2016/wordml/cid" xmlns:w16="http://schemas.microsoft.com/office/word/2018/wordml" xmlns:w16du="http://schemas.microsoft.com/office/word/2023/wordml/word16du" xmlns:w16sdtdh="http://schemas.microsoft.com/office/word/2020/wordml/sdtdatahash" xmlns:w16sdtfl="http://schemas.microsoft.com/office/word/2024/wordml/sdtformatlock" xmlns:w16se="http://schemas.microsoft.com/office/word/2015/wordml/symex" xmlns:wpg="http://schemas.microsoft.com/office/word/2010/wordprocessingGroup" xmlns:wpi="http://schemas.microsoft.com/office/word/2010/wordprocessingInk" xmlns:wne="http://schemas.microsoft.com/office/word/2006/wordml" xmlns:wps="http://schemas.microsoft.com/office/word/2010/wordprocessingShape" mc:Ignorable="w14 w15 w16se w16cid w16 w16cex w16sdtdh w16sdtfl w16du wp14">
+  <w:sdt>
+    <w:sdtPr>
+      <w:id w:val="1935316263"/>
+      <w:docPartObj>
+        <w:docPartGallery w:val="Page Numbers (Bottom of Page)"/>
+        <w:docPartUnique/>
+      </w:docPartObj>
+    </w:sdtPr>
+    <w:sdtContent>
+      <w:p>
+        <w:pPr>
+          <w:pStyle w:val="af2"/>
+          <w:jc w:val="center"/>
+        </w:pPr>
+        <w:r>
+          <w:fldChar w:fldCharType="begin"/>
+        </w:r>
+        <w:r>
+          <w:instrText>PAGE   \* MERGEFORMAT</w:instrText>
+        </w:r>
+        <w:r>
+          <w:fldChar w:fldCharType="separate"/>
+        </w:r>
+        <w:r>
+          <w:t>2</w:t>
+        </w:r>
+        <w:r>
+          <w:fldChar w:fldCharType="end"/>
+        </w:r>
+      </w:p>
+    </w:sdtContent>
+  </w:sdt>
+  <w:p>
+    <w:pPr>
+      <w:pStyle w:val="af2"/>
+    </w:pPr>
+  </w:p>
+</w:ftr>
+</file>
+
+<file path=word/footer2.xml><?xml version="1.0" encoding="utf-8"?>
+<w:ftr xmlns:wpc="http://schemas.microsoft.com/office/word/2010/wordprocessingCanvas" xmlns:cx="http://schemas.microsoft.com/office/drawing/2014/chartex" xmlns:cx1="http://schemas.microsoft.com/office/drawing/2015/9/8/chartex" xmlns:cx2="http://schemas.microsoft.com/office/drawing/2015/10/21/chartex" xmlns:cx3="http://schemas.microsoft.com/office/drawing/2016/5/9/chartex" xmlns:cx4="http://schemas.microsoft.com/office/drawing/2016/5/10/chartex" xmlns:cx5="http://schemas.microsoft.com/office/drawing/2016/5/11/chartex" xmlns:cx6="http://schemas.microsoft.com/office/drawing/2016/5/12/chartex" xmlns:cx7="http://schemas.microsoft.com/office/drawing/2016/5/13/chartex" xmlns:cx8="http://schemas.microsoft.com/office/drawing/2016/5/14/chartex" xmlns:mc="http://schemas.openxmlformats.org/markup-compatibility/2006" xmlns:aink="http://schemas.microsoft.com/office/drawing/2016/ink" xmlns:am3d="http://schemas.microsoft.com/office/drawing/2017/model3d" xmlns:o="urn:schemas-microsoft-com:office:office" xmlns:oel="http://schemas.microsoft.com/office/2019/extlst" xmlns:r="http://schemas.openxmlformats.org/officeDocument/2006/relationships" xmlns:m="http://schemas.openxmlformats.org/officeDocument/2006/math" xmlns:v="urn:schemas-microsoft-com:vml" xmlns:wp14="http://schemas.microsoft.com/office/word/2010/wordprocessingDrawing" xmlns:wp="http://schemas.openxmlformats.org/drawingml/2006/wordprocessingDrawing" xmlns:w10="urn:schemas-microsoft-com:office:word" xmlns:w="http://schemas.openxmlformats.org/wordprocessingml/2006/main" xmlns:w14="http://schemas.microsoft.com/office/word/2010/wordml" xmlns:w15="http://schemas.microsoft.com/office/word/2012/wordml" xmlns:w16cex="http://schemas.microsoft.com/office/word/2018/wordml/cex" xmlns:w16cid="http://schemas.microsoft.com/office/word/2016/wordml/cid" xmlns:w16="http://schemas.microsoft.com/office/word/2018/wordml" xmlns:w16du="http://schemas.microsoft.com/office/word/2023/wordml/word16du" xmlns:w16sdtdh="http://schemas.microsoft.com/office/word/2020/wordml/sdtdatahash" xmlns:w16sdtfl="http://schemas.microsoft.com/office/word/2024/wordml/sdtformatlock" xmlns:w16se="http://schemas.microsoft.com/office/word/2015/wordml/symex" xmlns:wpg="http://schemas.microsoft.com/office/word/2010/wordprocessingGroup" xmlns:wpi="http://schemas.microsoft.com/office/word/2010/wordprocessingInk" xmlns:wne="http://schemas.microsoft.com/office/word/2006/wordml" xmlns:wps="http://schemas.microsoft.com/office/word/2010/wordprocessingShape" mc:Ignorable="w14 w15 w16se w16cid w16 w16cex w16sdtdh w16sdtfl w16du wp14">
+  <w:p>
+    <w:pPr>
+      <w:jc w:val="center"/>
+      <w:rPr>
+        <w:rFonts w:ascii="Times New Roman" w:hAnsi="Times New Roman" w:cs="Times New Roman"/>
+        <w:color w:val="0E2841" w:themeColor="text2"/>
+      </w:rPr>
+    </w:pPr>
+    <w:r>
+      <w:rPr>
+        <w:rFonts w:ascii="Times New Roman" w:hAnsi="Times New Roman" w:cs="Times New Roman"/>
+        <w:color w:val="0E2841" w:themeColor="text2"/>
+      </w:rPr>
+      <w:t>Санкт-Петербург</w:t>
+    </w:r>
+  </w:p>
+  <w:p>
+    <w:pPr>
+      <w:jc w:val="center"/>
+      <w:rPr>
+        <w:rFonts w:ascii="Times New Roman" w:hAnsi="Times New Roman" w:cs="Times New Roman"/>
+        <w:color w:val="0E2841" w:themeColor="text2"/>
+        <w:lang w:val="en-US"/>
+      </w:rPr>
+    </w:pPr>
+    <w:r>
+      <w:rPr>
+        <w:rFonts w:ascii="Times New Roman" w:hAnsi="Times New Roman" w:cs="Times New Roman"/>
+        <w:color w:val="0E2841" w:themeColor="text2"/>
+      </w:rPr>
+      <w:t>2026</w:t>
+    </w:r>
+  </w:p>
+</w:ftr>
+</file>
+
+<file path=word/footnotes.xml><?xml version="1.0" encoding="utf-8"?>
+<w:footnotes xmlns:wpc="http://schemas.microsoft.com/office/word/2010/wordprocessingCanvas" xmlns:cx="http://schemas.microsoft.com/office/drawing/2014/chartex" xmlns:cx1="http://schemas.microsoft.com/office/drawing/2015/9/8/chartex" xmlns:cx2="http://schemas.microsoft.com/office/drawing/2015/10/21/chartex" xmlns:cx3="http://schemas.microsoft.com/office/drawing/2016/5/9/chartex" xmlns:cx4="http://schemas.microsoft.com/office/drawing/2016/5/10/chartex" xmlns:cx5="http://schemas.microsoft.com/office/drawing/2016/5/11/chartex" xmlns:cx6="http://schemas.microsoft.com/office/drawing/2016/5/12/chartex" xmlns:cx7="http://schemas.microsoft.com/office/drawing/2016/5/13/chartex" xmlns:cx8="http://schemas.microsoft.com/office/drawing/2016/5/14/chartex" xmlns:mc="http://schemas.openxmlformats.org/markup-compatibility/2006" xmlns:aink="http://schemas.microsoft.com/office/drawing/2016/ink" xmlns:am3d="http://schemas.microsoft.com/office/drawing/2017/model3d" xmlns:o="urn:schemas-microsoft-com:office:office" xmlns:oel="http://schemas.microsoft.com/office/2019/extlst" xmlns:r="http://schemas.openxmlformats.org/officeDocument/2006/relationships" xmlns:m="http://schemas.openxmlformats.org/officeDocument/2006/math" xmlns:v="urn:schemas-microsoft-com:vml" xmlns:wp14="http://schemas.microsoft.com/office/word/2010/wordprocessingDrawing" xmlns:wp="http://schemas.openxmlformats.org/drawingml/2006/wordprocessingDrawing" xmlns:w10="urn:schemas-microsoft-com:office:word" xmlns:w="http://schemas.openxmlformats.org/wordprocessingml/2006/main" xmlns:w14="http://schemas.microsoft.com/office/word/2010/wordml" xmlns:w15="http://schemas.microsoft.com/office/word/2012/wordml" xmlns:w16cex="http://schemas.microsoft.com/office/word/2018/wordml/cex" xmlns:w16cid="http://schemas.microsoft.com/office/word/2016/wordml/cid" xmlns:w16="http://schemas.microsoft.com/office/word/2018/wordml" xmlns:w16du="http://schemas.microsoft.com/office/word/2023/wordml/word16du" xmlns:w16sdtdh="http://schemas.microsoft.com/office/word/2020/wordml/sdtdatahash" xmlns:w16sdtfl="http://schemas.microsoft.com/office/word/2024/wordml/sdtformatlock" xmlns:w16se="http://schemas.microsoft.com/office/word/2015/wordml/symex" xmlns:wpg="http://schemas.microsoft.com/office/word/2010/wordprocessingGroup" xmlns:wpi="http://schemas.microsoft.com/office/word/2010/wordprocessingInk" xmlns:wne="http://schemas.microsoft.com/office/word/2006/wordml" xmlns:wps="http://schemas.microsoft.com/office/word/2010/wordprocessingShape" mc:Ignorable="w14 w15 w16se w16cid w16 w16cex w16sdtdh w16sdtfl w16du wp14">
+  <w:footnote w:type="separator" w:id="-1">
+    <w:p>
+      <w:pPr>
+        <w:spacing w:after="0" w:line="240" w:lineRule="auto"/>
+      </w:pPr>
+      <w:r>
+        <w:separator/>
+      </w:r>
+    </w:p>
+  </w:footnote>
+  <w:footnote w:type="continuationSeparator" w:id="0">
+    <w:p>
+      <w:pPr>
+        <w:spacing w:after="0" w:line="240" w:lineRule="auto"/>
+      </w:pPr>
+      <w:r>
+        <w:continuationSeparator/>
+      </w:r>
+    </w:p>
+  </w:footnote>
+</w:footnotes>
+</file>
+
 <file path=word/numbering.xml><?xml version="1.0" encoding="utf-8"?>
 <w:numbering xmlns:wpc="http://schemas.microsoft.com/office/word/2010/wordprocessingCanvas" xmlns:cx="http://schemas.microsoft.com/office/drawing/2014/chartex" xmlns:cx1="http://schemas.microsoft.com/office/drawing/2015/9/8/chartex" xmlns:cx2="http://schemas.microsoft.com/office/drawing/2015/10/21/chartex" xmlns:cx3="http://schemas.microsoft.com/office/drawing/2016/5/9/chartex" xmlns:cx4="http://schemas.microsoft.com/office/drawing/2016/5/10/chartex" xmlns:cx5="http://schemas.microsoft.com/office/drawing/2016/5/11/chartex" xmlns:cx6="http://schemas.microsoft.com/office/drawing/2016/5/12/chartex" xmlns:cx7="http://schemas.microsoft.com/office/drawing/2016/5/13/chartex" xmlns:cx8="http://schemas.microsoft.com/office/drawing/2016/5/14/chartex" xmlns:mc="http://schemas.openxmlformats.org/markup-compatibility/2006" xmlns:aink="http://schemas.microsoft.com/office/drawing/2016/ink" xmlns:am3d="http://schemas.microsoft.com/office/drawing/2017/model3d" xmlns:o="urn:schemas-microsoft-com:office:office" xmlns:oel="http://schemas.microsoft.com/office/2019/extlst" xmlns:r="http://schemas.openxmlformats.org/officeDocument/2006/relationships" xmlns:m="http://schemas.openxmlformats.org/officeDocument/2006/math" xmlns:v="urn:schemas-microsoft-com:vml" xmlns:wp14="http://schemas.microsoft.com/office/word/2010/wordprocessingDrawing" xmlns:wp="http://schemas.openxmlformats.org/drawingml/2006/wordprocessingDrawing" xmlns:w10="urn:schemas-microsoft-com:office:word" xmlns:w="http://schemas.openxmlformats.org/wordprocessingml/2006/main" xmlns:w14="http://schemas.microsoft.com/office/word/2010/wordml" xmlns:w15="http://schemas.microsoft.com/office/word/2012/wordml" xmlns:w16cex="http://schemas.microsoft.com/office/word/2018/wordml/cex" xmlns:w16cid="http://schemas.microsoft.com/office/word/2016/wordml/cid" xmlns:w16="http://schemas.microsoft.com/office/word/2018/wordml" xmlns:w16du="http://schemas.microsoft.com/office/word/2023/wordml/word16du" xmlns:w16sdtdh="http://schemas.microsoft.com/office/word/2020/wordml/sdtdatahash" xmlns:w16sdtfl="http://schemas.microsoft.com/office/word/2024/wordml/sdtformatlock" xmlns:w16se="http://schemas.microsoft.com/office/word/2015/wordml/symex" xmlns:wpg="http://schemas.microsoft.com/office/word/2010/wordprocessingGroup" xmlns:wpi="http://schemas.microsoft.com/office/word/2010/wordprocessingInk" xmlns:wne="http://schemas.microsoft.com/office/word/2006/wordml" xmlns:wps="http://schemas.microsoft.com/office/word/2010/wordprocessingShape" mc:Ignorable="w14 w15 w16se w16cid w16 w16cex w16sdtdh w16sdtfl w16du wp14">
   <w:abstractNum w:abstractNumId="0" w15:restartNumberingAfterBreak="0">
-    <w:nsid w:val="26F11E82"/>
+    <w:nsid w:val="1AAE469E"/>
     <w:multiLevelType w:val="hybridMultilevel"/>
-    <w:tmpl w:val="21F4FA1E"/>
-    <w:lvl w:ilvl="0" w:tplc="79F06B12">
+    <w:tmpl w:val="0B8C6D40"/>
+    <w:lvl w:ilvl="0" w:tplc="0419000F">
       <w:start w:val="1"/>
       <w:numFmt w:val="decimal"/>
       <w:lvlText w:val="%1."/>
       <w:lvlJc w:val="left"/>
       <w:pPr>
-        <w:ind w:left="1068" w:hanging="360"/>
+        <w:ind w:left="720" w:hanging="360"/>
       </w:pPr>
       <w:rPr>
         <w:rFonts w:hint="default"/>
@@ -710,7 +8553,7 @@
       <w:lvlText w:val="%2."/>
       <w:lvlJc w:val="left"/>
       <w:pPr>
-        <w:ind w:left="1788" w:hanging="360"/>
+        <w:ind w:left="1440" w:hanging="360"/>
       </w:pPr>
     </w:lvl>
     <w:lvl w:ilvl="2" w:tplc="0419001B" w:tentative="1">
@@ -719,7 +8562,7 @@
       <w:lvlText w:val="%3."/>
       <w:lvlJc w:val="right"/>
       <w:pPr>
-        <w:ind w:left="2508" w:hanging="180"/>
+        <w:ind w:left="2160" w:hanging="180"/>
       </w:pPr>
     </w:lvl>
     <w:lvl w:ilvl="3" w:tplc="0419000F" w:tentative="1">
@@ -728,7 +8571,7 @@
       <w:lvlText w:val="%4."/>
       <w:lvlJc w:val="left"/>
       <w:pPr>
-        <w:ind w:left="3228" w:hanging="360"/>
+        <w:ind w:left="2880" w:hanging="360"/>
       </w:pPr>
     </w:lvl>
     <w:lvl w:ilvl="4" w:tplc="04190019" w:tentative="1">
@@ -737,7 +8580,7 @@
       <w:lvlText w:val="%5."/>
       <w:lvlJc w:val="left"/>
       <w:pPr>
-        <w:ind w:left="3948" w:hanging="360"/>
+        <w:ind w:left="3600" w:hanging="360"/>
       </w:pPr>
     </w:lvl>
     <w:lvl w:ilvl="5" w:tplc="0419001B" w:tentative="1">
@@ -746,7 +8589,7 @@
       <w:lvlText w:val="%6."/>
       <w:lvlJc w:val="right"/>
       <w:pPr>
-        <w:ind w:left="4668" w:hanging="180"/>
+        <w:ind w:left="4320" w:hanging="180"/>
       </w:pPr>
     </w:lvl>
     <w:lvl w:ilvl="6" w:tplc="0419000F" w:tentative="1">
@@ -755,7 +8598,7 @@
       <w:lvlText w:val="%7."/>
       <w:lvlJc w:val="left"/>
       <w:pPr>
-        <w:ind w:left="5388" w:hanging="360"/>
+        <w:ind w:left="5040" w:hanging="360"/>
       </w:pPr>
     </w:lvl>
     <w:lvl w:ilvl="7" w:tplc="04190019" w:tentative="1">
@@ -764,7 +8607,7 @@
       <w:lvlText w:val="%8."/>
       <w:lvlJc w:val="left"/>
       <w:pPr>
-        <w:ind w:left="6108" w:hanging="360"/>
+        <w:ind w:left="5760" w:hanging="360"/>
       </w:pPr>
     </w:lvl>
     <w:lvl w:ilvl="8" w:tplc="0419001B" w:tentative="1">
@@ -773,21 +8616,21 @@
       <w:lvlText w:val="%9."/>
       <w:lvlJc w:val="right"/>
       <w:pPr>
-        <w:ind w:left="6828" w:hanging="180"/>
+        <w:ind w:left="6480" w:hanging="180"/>
       </w:pPr>
     </w:lvl>
   </w:abstractNum>
   <w:abstractNum w:abstractNumId="1" w15:restartNumberingAfterBreak="0">
-    <w:nsid w:val="63DA7832"/>
+    <w:nsid w:val="26F11E82"/>
     <w:multiLevelType w:val="hybridMultilevel"/>
-    <w:tmpl w:val="A9ACD52C"/>
-    <w:lvl w:ilvl="0" w:tplc="0419000F">
+    <w:tmpl w:val="21F4FA1E"/>
+    <w:lvl w:ilvl="0" w:tplc="79F06B12">
       <w:start w:val="1"/>
       <w:numFmt w:val="decimal"/>
       <w:lvlText w:val="%1."/>
       <w:lvlJc w:val="left"/>
       <w:pPr>
-        <w:ind w:left="720" w:hanging="360"/>
+        <w:ind w:left="1068" w:hanging="360"/>
       </w:pPr>
       <w:rPr>
         <w:rFonts w:hint="default"/>
@@ -799,7 +8642,7 @@
       <w:lvlText w:val="%2."/>
       <w:lvlJc w:val="left"/>
       <w:pPr>
-        <w:ind w:left="1440" w:hanging="360"/>
+        <w:ind w:left="1788" w:hanging="360"/>
       </w:pPr>
     </w:lvl>
     <w:lvl w:ilvl="2" w:tplc="0419001B" w:tentative="1">
@@ -808,7 +8651,7 @@
       <w:lvlText w:val="%3."/>
       <w:lvlJc w:val="right"/>
       <w:pPr>
-        <w:ind w:left="2160" w:hanging="180"/>
+        <w:ind w:left="2508" w:hanging="180"/>
       </w:pPr>
     </w:lvl>
     <w:lvl w:ilvl="3" w:tplc="0419000F" w:tentative="1">
@@ -817,7 +8660,7 @@
       <w:lvlText w:val="%4."/>
       <w:lvlJc w:val="left"/>
       <w:pPr>
-        <w:ind w:left="2880" w:hanging="360"/>
+        <w:ind w:left="3228" w:hanging="360"/>
       </w:pPr>
     </w:lvl>
     <w:lvl w:ilvl="4" w:tplc="04190019" w:tentative="1">
@@ -826,7 +8669,7 @@
       <w:lvlText w:val="%5."/>
       <w:lvlJc w:val="left"/>
       <w:pPr>
-        <w:ind w:left="3600" w:hanging="360"/>
+        <w:ind w:left="3948" w:hanging="360"/>
       </w:pPr>
     </w:lvl>
     <w:lvl w:ilvl="5" w:tplc="0419001B" w:tentative="1">
@@ -835,7 +8678,7 @@
       <w:lvlText w:val="%6."/>
       <w:lvlJc w:val="right"/>
       <w:pPr>
-        <w:ind w:left="4320" w:hanging="180"/>
+        <w:ind w:left="4668" w:hanging="180"/>
       </w:pPr>
     </w:lvl>
     <w:lvl w:ilvl="6" w:tplc="0419000F" w:tentative="1">
@@ -844,7 +8687,7 @@
       <w:lvlText w:val="%7."/>
       <w:lvlJc w:val="left"/>
       <w:pPr>
-        <w:ind w:left="5040" w:hanging="360"/>
+        <w:ind w:left="5388" w:hanging="360"/>
       </w:pPr>
     </w:lvl>
     <w:lvl w:ilvl="7" w:tplc="04190019" w:tentative="1">
@@ -853,7 +8696,7 @@
       <w:lvlText w:val="%8."/>
       <w:lvlJc w:val="left"/>
       <w:pPr>
-        <w:ind w:left="5760" w:hanging="360"/>
+        <w:ind w:left="6108" w:hanging="360"/>
       </w:pPr>
     </w:lvl>
     <w:lvl w:ilvl="8" w:tplc="0419001B" w:tentative="1">
@@ -862,15 +8705,199 @@
       <w:lvlText w:val="%9."/>
       <w:lvlJc w:val="right"/>
       <w:pPr>
+        <w:ind w:left="6828" w:hanging="180"/>
+      </w:pPr>
+    </w:lvl>
+  </w:abstractNum>
+  <w:abstractNum w:abstractNumId="2" w15:restartNumberingAfterBreak="0">
+    <w:nsid w:val="63DA7832"/>
+    <w:multiLevelType w:val="hybridMultilevel"/>
+    <w:tmpl w:val="A9ACD52C"/>
+    <w:lvl w:ilvl="0" w:tplc="0419000F">
+      <w:start w:val="1"/>
+      <w:numFmt w:val="decimal"/>
+      <w:lvlText w:val="%1."/>
+      <w:lvlJc w:val="left"/>
+      <w:pPr>
+        <w:ind w:left="720" w:hanging="360"/>
+      </w:pPr>
+      <w:rPr>
+        <w:rFonts w:hint="default"/>
+      </w:rPr>
+    </w:lvl>
+    <w:lvl w:ilvl="1" w:tplc="04190019" w:tentative="1">
+      <w:start w:val="1"/>
+      <w:numFmt w:val="lowerLetter"/>
+      <w:lvlText w:val="%2."/>
+      <w:lvlJc w:val="left"/>
+      <w:pPr>
+        <w:ind w:left="1440" w:hanging="360"/>
+      </w:pPr>
+    </w:lvl>
+    <w:lvl w:ilvl="2" w:tplc="0419001B" w:tentative="1">
+      <w:start w:val="1"/>
+      <w:numFmt w:val="lowerRoman"/>
+      <w:lvlText w:val="%3."/>
+      <w:lvlJc w:val="right"/>
+      <w:pPr>
+        <w:ind w:left="2160" w:hanging="180"/>
+      </w:pPr>
+    </w:lvl>
+    <w:lvl w:ilvl="3" w:tplc="0419000F" w:tentative="1">
+      <w:start w:val="1"/>
+      <w:numFmt w:val="decimal"/>
+      <w:lvlText w:val="%4."/>
+      <w:lvlJc w:val="left"/>
+      <w:pPr>
+        <w:ind w:left="2880" w:hanging="360"/>
+      </w:pPr>
+    </w:lvl>
+    <w:lvl w:ilvl="4" w:tplc="04190019" w:tentative="1">
+      <w:start w:val="1"/>
+      <w:numFmt w:val="lowerLetter"/>
+      <w:lvlText w:val="%5."/>
+      <w:lvlJc w:val="left"/>
+      <w:pPr>
+        <w:ind w:left="3600" w:hanging="360"/>
+      </w:pPr>
+    </w:lvl>
+    <w:lvl w:ilvl="5" w:tplc="0419001B" w:tentative="1">
+      <w:start w:val="1"/>
+      <w:numFmt w:val="lowerRoman"/>
+      <w:lvlText w:val="%6."/>
+      <w:lvlJc w:val="right"/>
+      <w:pPr>
+        <w:ind w:left="4320" w:hanging="180"/>
+      </w:pPr>
+    </w:lvl>
+    <w:lvl w:ilvl="6" w:tplc="0419000F" w:tentative="1">
+      <w:start w:val="1"/>
+      <w:numFmt w:val="decimal"/>
+      <w:lvlText w:val="%7."/>
+      <w:lvlJc w:val="left"/>
+      <w:pPr>
+        <w:ind w:left="5040" w:hanging="360"/>
+      </w:pPr>
+    </w:lvl>
+    <w:lvl w:ilvl="7" w:tplc="04190019" w:tentative="1">
+      <w:start w:val="1"/>
+      <w:numFmt w:val="lowerLetter"/>
+      <w:lvlText w:val="%8."/>
+      <w:lvlJc w:val="left"/>
+      <w:pPr>
+        <w:ind w:left="5760" w:hanging="360"/>
+      </w:pPr>
+    </w:lvl>
+    <w:lvl w:ilvl="8" w:tplc="0419001B" w:tentative="1">
+      <w:start w:val="1"/>
+      <w:numFmt w:val="lowerRoman"/>
+      <w:lvlText w:val="%9."/>
+      <w:lvlJc w:val="right"/>
+      <w:pPr>
         <w:ind w:left="6480" w:hanging="180"/>
+      </w:pPr>
+    </w:lvl>
+  </w:abstractNum>
+  <w:abstractNum w:abstractNumId="3" w15:restartNumberingAfterBreak="0">
+    <w:nsid w:val="7E9F7747"/>
+    <w:multiLevelType w:val="hybridMultilevel"/>
+    <w:tmpl w:val="A7644048"/>
+    <w:lvl w:ilvl="0" w:tplc="0419000F">
+      <w:start w:val="1"/>
+      <w:numFmt w:val="decimal"/>
+      <w:lvlText w:val="%1."/>
+      <w:lvlJc w:val="left"/>
+      <w:pPr>
+        <w:ind w:left="360" w:hanging="360"/>
+      </w:pPr>
+      <w:rPr>
+        <w:rFonts w:hint="default"/>
+      </w:rPr>
+    </w:lvl>
+    <w:lvl w:ilvl="1" w:tplc="04190019" w:tentative="1">
+      <w:start w:val="1"/>
+      <w:numFmt w:val="lowerLetter"/>
+      <w:lvlText w:val="%2."/>
+      <w:lvlJc w:val="left"/>
+      <w:pPr>
+        <w:ind w:left="1080" w:hanging="360"/>
+      </w:pPr>
+    </w:lvl>
+    <w:lvl w:ilvl="2" w:tplc="0419001B" w:tentative="1">
+      <w:start w:val="1"/>
+      <w:numFmt w:val="lowerRoman"/>
+      <w:lvlText w:val="%3."/>
+      <w:lvlJc w:val="right"/>
+      <w:pPr>
+        <w:ind w:left="1800" w:hanging="180"/>
+      </w:pPr>
+    </w:lvl>
+    <w:lvl w:ilvl="3" w:tplc="0419000F" w:tentative="1">
+      <w:start w:val="1"/>
+      <w:numFmt w:val="decimal"/>
+      <w:lvlText w:val="%4."/>
+      <w:lvlJc w:val="left"/>
+      <w:pPr>
+        <w:ind w:left="2520" w:hanging="360"/>
+      </w:pPr>
+    </w:lvl>
+    <w:lvl w:ilvl="4" w:tplc="04190019" w:tentative="1">
+      <w:start w:val="1"/>
+      <w:numFmt w:val="lowerLetter"/>
+      <w:lvlText w:val="%5."/>
+      <w:lvlJc w:val="left"/>
+      <w:pPr>
+        <w:ind w:left="3240" w:hanging="360"/>
+      </w:pPr>
+    </w:lvl>
+    <w:lvl w:ilvl="5" w:tplc="0419001B" w:tentative="1">
+      <w:start w:val="1"/>
+      <w:numFmt w:val="lowerRoman"/>
+      <w:lvlText w:val="%6."/>
+      <w:lvlJc w:val="right"/>
+      <w:pPr>
+        <w:ind w:left="3960" w:hanging="180"/>
+      </w:pPr>
+    </w:lvl>
+    <w:lvl w:ilvl="6" w:tplc="0419000F" w:tentative="1">
+      <w:start w:val="1"/>
+      <w:numFmt w:val="decimal"/>
+      <w:lvlText w:val="%7."/>
+      <w:lvlJc w:val="left"/>
+      <w:pPr>
+        <w:ind w:left="4680" w:hanging="360"/>
+      </w:pPr>
+    </w:lvl>
+    <w:lvl w:ilvl="7" w:tplc="04190019" w:tentative="1">
+      <w:start w:val="1"/>
+      <w:numFmt w:val="lowerLetter"/>
+      <w:lvlText w:val="%8."/>
+      <w:lvlJc w:val="left"/>
+      <w:pPr>
+        <w:ind w:left="5400" w:hanging="360"/>
+      </w:pPr>
+    </w:lvl>
+    <w:lvl w:ilvl="8" w:tplc="0419001B" w:tentative="1">
+      <w:start w:val="1"/>
+      <w:numFmt w:val="lowerRoman"/>
+      <w:lvlText w:val="%9."/>
+      <w:lvlJc w:val="right"/>
+      <w:pPr>
+        <w:ind w:left="6120" w:hanging="180"/>
       </w:pPr>
     </w:lvl>
   </w:abstractNum>
   <w:num w:numId="1" w16cid:durableId="341056044">
-    <w:abstractNumId w:val="0"/>
+    <w:abstractNumId w:val="1"/>
   </w:num>
   <w:num w:numId="2" w16cid:durableId="452553023">
-    <w:abstractNumId w:val="1"/>
+    <w:abstractNumId w:val="2"/>
+  </w:num>
+  <w:num w:numId="3" w16cid:durableId="1022782449">
+    <w:abstractNumId w:val="3"/>
+  </w:num>
+  <w:num w:numId="4" w16cid:durableId="1124695258">
+    <w:abstractNumId w:val="0"/>
   </w:num>
 </w:numbering>
 </file>
@@ -1275,7 +9302,7 @@
   <w:style w:type="paragraph" w:default="1" w:styleId="a">
     <w:name w:val="Normal"/>
     <w:qFormat/>
-    <w:rsid w:val="003D5AF1"/>
+    <w:rsid w:val="00DC273A"/>
   </w:style>
   <w:style w:type="paragraph" w:styleId="1">
     <w:name w:val="heading 1"/>
@@ -1304,7 +9331,6 @@
     <w:next w:val="a"/>
     <w:link w:val="20"/>
     <w:uiPriority w:val="9"/>
-    <w:semiHidden/>
     <w:unhideWhenUsed/>
     <w:qFormat/>
     <w:rsid w:val="00956DA7"/>
@@ -1479,7 +9505,6 @@
   <w:style w:type="character" w:default="1" w:styleId="a0">
     <w:name w:val="Default Paragraph Font"/>
     <w:uiPriority w:val="1"/>
-    <w:semiHidden/>
     <w:unhideWhenUsed/>
   </w:style>
   <w:style w:type="table" w:default="1" w:styleId="a1">
@@ -1521,7 +9546,6 @@
     <w:basedOn w:val="a0"/>
     <w:link w:val="2"/>
     <w:uiPriority w:val="9"/>
-    <w:semiHidden/>
     <w:rsid w:val="00956DA7"/>
     <w:rPr>
       <w:rFonts w:asciiTheme="majorHAnsi" w:eastAsiaTheme="majorEastAsia" w:hAnsiTheme="majorHAnsi" w:cstheme="majorBidi"/>
@@ -1858,6 +9882,95 @@
       <w:szCs w:val="20"/>
     </w:rPr>
   </w:style>
+  <w:style w:type="paragraph" w:styleId="af">
+    <w:name w:val="TOC Heading"/>
+    <w:basedOn w:val="1"/>
+    <w:next w:val="a"/>
+    <w:uiPriority w:val="39"/>
+    <w:unhideWhenUsed/>
+    <w:qFormat/>
+    <w:rsid w:val="00F41F84"/>
+    <w:pPr>
+      <w:spacing w:before="240" w:after="0" w:line="259" w:lineRule="auto"/>
+      <w:outlineLvl w:val="9"/>
+    </w:pPr>
+    <w:rPr>
+      <w:kern w:val="0"/>
+      <w:sz w:val="32"/>
+      <w:szCs w:val="32"/>
+      <w:lang w:eastAsia="ru-RU"/>
+      <w14:ligatures w14:val="none"/>
+    </w:rPr>
+  </w:style>
+  <w:style w:type="paragraph" w:styleId="11">
+    <w:name w:val="toc 1"/>
+    <w:basedOn w:val="a"/>
+    <w:next w:val="a"/>
+    <w:autoRedefine/>
+    <w:uiPriority w:val="39"/>
+    <w:unhideWhenUsed/>
+    <w:rsid w:val="00F41F84"/>
+    <w:pPr>
+      <w:spacing w:after="100"/>
+    </w:pPr>
+  </w:style>
+  <w:style w:type="paragraph" w:styleId="23">
+    <w:name w:val="toc 2"/>
+    <w:basedOn w:val="a"/>
+    <w:next w:val="a"/>
+    <w:autoRedefine/>
+    <w:uiPriority w:val="39"/>
+    <w:unhideWhenUsed/>
+    <w:rsid w:val="00752602"/>
+    <w:pPr>
+      <w:spacing w:after="100"/>
+      <w:ind w:left="240"/>
+    </w:pPr>
+  </w:style>
+  <w:style w:type="paragraph" w:styleId="af0">
+    <w:name w:val="header"/>
+    <w:basedOn w:val="a"/>
+    <w:link w:val="af1"/>
+    <w:uiPriority w:val="99"/>
+    <w:unhideWhenUsed/>
+    <w:rsid w:val="00E55867"/>
+    <w:pPr>
+      <w:tabs>
+        <w:tab w:val="center" w:pos="4677"/>
+        <w:tab w:val="right" w:pos="9355"/>
+      </w:tabs>
+      <w:spacing w:after="0" w:line="240" w:lineRule="auto"/>
+    </w:pPr>
+  </w:style>
+  <w:style w:type="character" w:customStyle="1" w:styleId="af1">
+    <w:name w:val="Верхний колонтитул Знак"/>
+    <w:basedOn w:val="a0"/>
+    <w:link w:val="af0"/>
+    <w:uiPriority w:val="99"/>
+    <w:rsid w:val="00E55867"/>
+  </w:style>
+  <w:style w:type="paragraph" w:styleId="af2">
+    <w:name w:val="footer"/>
+    <w:basedOn w:val="a"/>
+    <w:link w:val="af3"/>
+    <w:uiPriority w:val="99"/>
+    <w:unhideWhenUsed/>
+    <w:rsid w:val="00E55867"/>
+    <w:pPr>
+      <w:tabs>
+        <w:tab w:val="center" w:pos="4677"/>
+        <w:tab w:val="right" w:pos="9355"/>
+      </w:tabs>
+      <w:spacing w:after="0" w:line="240" w:lineRule="auto"/>
+    </w:pPr>
+  </w:style>
+  <w:style w:type="character" w:customStyle="1" w:styleId="af3">
+    <w:name w:val="Нижний колонтитул Знак"/>
+    <w:basedOn w:val="a0"/>
+    <w:link w:val="af2"/>
+    <w:uiPriority w:val="99"/>
+    <w:rsid w:val="00E55867"/>
+  </w:style>
 </w:styles>
 </file>
 
@@ -2154,4 +10267,16 @@
     </a:ext>
   </a:extLst>
 </a:theme>
+</file>
+
+<file path=customXml/item1.xml><?xml version="1.0" encoding="utf-8"?>
+<b:Sources xmlns:b="http://schemas.openxmlformats.org/officeDocument/2006/bibliography" xmlns="http://schemas.openxmlformats.org/officeDocument/2006/bibliography" SelectedStyle="\APASixthEditionOfficeOnline.xsl" StyleName="APA" Version="6"/>
+</file>
+
+<file path=customXml/itemProps1.xml><?xml version="1.0" encoding="utf-8"?>
+<ds:datastoreItem xmlns:ds="http://schemas.openxmlformats.org/officeDocument/2006/customXml" ds:itemID="{6616AA3E-ACCB-4EE2-8AC4-C903CEC2A5DF}">
+  <ds:schemaRefs>
+    <ds:schemaRef ds:uri="http://schemas.openxmlformats.org/officeDocument/2006/bibliography"/>
+  </ds:schemaRefs>
+</ds:datastoreItem>
 </file>
--- a/programming/lab2/docs/report.docx
+++ b/programming/lab2/docs/report.docx
@@ -1803,18 +1803,9 @@
           <w:rFonts w:ascii="Times New Roman" w:hAnsi="Times New Roman" w:cs="Times New Roman"/>
           <w:color w:val="000000" w:themeColor="text1"/>
         </w:rPr>
-        <w:t xml:space="preserve">Реализация покемона </w:t>
-      </w:r>
-      <w:proofErr w:type="spellStart"/>
-      <w:r>
-        <w:rPr>
-          <w:rFonts w:ascii="Times New Roman" w:hAnsi="Times New Roman" w:cs="Times New Roman"/>
-          <w:color w:val="000000" w:themeColor="text1"/>
-        </w:rPr>
-        <w:t>Volbeat</w:t>
+        <w:t>Реализация покемона Volbeat</w:t>
       </w:r>
       <w:bookmarkEnd w:id="2"/>
-      <w:proofErr w:type="spellEnd"/>
     </w:p>
     <w:p>
       <w:pPr>
@@ -1905,7 +1896,6 @@
         </w:rPr>
         <w:t xml:space="preserve">Рисунок 1 – информация про </w:t>
       </w:r>
-      <w:proofErr w:type="spellStart"/>
       <w:r>
         <w:rPr>
           <w:rFonts w:ascii="Times New Roman" w:hAnsi="Times New Roman" w:cs="Times New Roman"/>
@@ -1914,7 +1904,6 @@
         </w:rPr>
         <w:t>Volbeat</w:t>
       </w:r>
-      <w:proofErr w:type="spellEnd"/>
     </w:p>
     <w:p>
       <w:pPr>
@@ -1939,7 +1928,6 @@
         </w:rPr>
         <w:t xml:space="preserve">На основе этой информации создал класс </w:t>
       </w:r>
-      <w:proofErr w:type="spellStart"/>
       <w:r>
         <w:rPr>
           <w:rFonts w:ascii="Times New Roman" w:hAnsi="Times New Roman" w:cs="Times New Roman"/>
@@ -1948,7 +1936,6 @@
         </w:rPr>
         <w:t>Volbeat</w:t>
       </w:r>
-      <w:proofErr w:type="spellEnd"/>
       <w:r>
         <w:rPr>
           <w:rFonts w:ascii="Times New Roman" w:hAnsi="Times New Roman" w:cs="Times New Roman"/>
@@ -1976,6 +1963,7 @@
       <w:r>
         <w:rPr>
           <w:rFonts w:ascii="Times New Roman" w:hAnsi="Times New Roman" w:cs="Times New Roman"/>
+          <w:noProof/>
           <w:color w:val="000000" w:themeColor="text1"/>
         </w:rPr>
         <w:drawing>
@@ -2031,7 +2019,6 @@
         </w:rPr>
         <w:t xml:space="preserve">Рисунок 1.2 – Реализация </w:t>
       </w:r>
-      <w:proofErr w:type="spellStart"/>
       <w:r>
         <w:rPr>
           <w:rFonts w:ascii="Times New Roman" w:hAnsi="Times New Roman" w:cs="Times New Roman"/>
@@ -2040,7 +2027,6 @@
         </w:rPr>
         <w:t>Volbeat</w:t>
       </w:r>
-      <w:proofErr w:type="spellEnd"/>
     </w:p>
     <w:p>
       <w:pPr>
@@ -2064,84 +2050,55 @@
           <w:rFonts w:ascii="Times New Roman" w:hAnsi="Times New Roman" w:cs="Times New Roman"/>
           <w:color w:val="000000" w:themeColor="text1"/>
         </w:rPr>
-        <w:t xml:space="preserve">атаки </w:t>
-      </w:r>
-      <w:proofErr w:type="spellStart"/>
-      <w:r>
-        <w:rPr>
-          <w:rFonts w:ascii="Times New Roman" w:hAnsi="Times New Roman" w:cs="Times New Roman"/>
-          <w:color w:val="000000" w:themeColor="text1"/>
+        <w:t xml:space="preserve">атаки QuickAttack для </w:t>
+      </w:r>
+      <w:r>
+        <w:rPr>
+          <w:rFonts w:ascii="Times New Roman" w:hAnsi="Times New Roman" w:cs="Times New Roman"/>
+          <w:color w:val="000000" w:themeColor="text1"/>
+          <w:lang w:val="en-US"/>
+        </w:rPr>
+        <w:t>Volbeat</w:t>
+      </w:r>
+      <w:bookmarkEnd w:id="3"/>
+    </w:p>
+    <w:p>
+      <w:pPr>
+        <w:rPr>
+          <w:rFonts w:ascii="Times New Roman" w:hAnsi="Times New Roman" w:cs="Times New Roman"/>
+          <w:color w:val="000000" w:themeColor="text1"/>
+        </w:rPr>
+      </w:pPr>
+      <w:r>
+        <w:rPr>
+          <w:rFonts w:ascii="Times New Roman" w:hAnsi="Times New Roman" w:cs="Times New Roman"/>
+          <w:color w:val="000000" w:themeColor="text1"/>
+        </w:rPr>
+        <w:t>Для покемона требуется создать 4 вида атак, одна из них - QuickAttack</w:t>
+      </w:r>
+    </w:p>
+    <w:p>
+      <w:pPr>
+        <w:rPr>
+          <w:rFonts w:ascii="Times New Roman" w:hAnsi="Times New Roman" w:cs="Times New Roman"/>
+          <w:color w:val="000000" w:themeColor="text1"/>
+        </w:rPr>
+      </w:pPr>
+      <w:r>
+        <w:rPr>
+          <w:rFonts w:ascii="Times New Roman" w:hAnsi="Times New Roman" w:cs="Times New Roman"/>
+          <w:color w:val="000000" w:themeColor="text1"/>
+        </w:rPr>
+        <w:t xml:space="preserve">С того же сайта беру информацию про данную атаку и на ее основе создаю класс </w:t>
+      </w:r>
+      <w:r>
+        <w:rPr>
+          <w:rFonts w:ascii="Times New Roman" w:hAnsi="Times New Roman" w:cs="Times New Roman"/>
+          <w:color w:val="000000" w:themeColor="text1"/>
+          <w:lang w:val="en-US"/>
         </w:rPr>
         <w:t>QuickAttack</w:t>
       </w:r>
-      <w:proofErr w:type="spellEnd"/>
-      <w:r>
-        <w:rPr>
-          <w:rFonts w:ascii="Times New Roman" w:hAnsi="Times New Roman" w:cs="Times New Roman"/>
-          <w:color w:val="000000" w:themeColor="text1"/>
-        </w:rPr>
-        <w:t xml:space="preserve"> для </w:t>
-      </w:r>
-      <w:proofErr w:type="spellStart"/>
-      <w:r>
-        <w:rPr>
-          <w:rFonts w:ascii="Times New Roman" w:hAnsi="Times New Roman" w:cs="Times New Roman"/>
-          <w:color w:val="000000" w:themeColor="text1"/>
-          <w:lang w:val="en-US"/>
-        </w:rPr>
-        <w:t>Volbeat</w:t>
-      </w:r>
-      <w:bookmarkEnd w:id="3"/>
-      <w:proofErr w:type="spellEnd"/>
-    </w:p>
-    <w:p>
-      <w:pPr>
-        <w:rPr>
-          <w:rFonts w:ascii="Times New Roman" w:hAnsi="Times New Roman" w:cs="Times New Roman"/>
-          <w:color w:val="000000" w:themeColor="text1"/>
-        </w:rPr>
-      </w:pPr>
-      <w:r>
-        <w:rPr>
-          <w:rFonts w:ascii="Times New Roman" w:hAnsi="Times New Roman" w:cs="Times New Roman"/>
-          <w:color w:val="000000" w:themeColor="text1"/>
-        </w:rPr>
-        <w:t xml:space="preserve">Для покемона требуется создать 4 вида атак, одна из них - </w:t>
-      </w:r>
-      <w:proofErr w:type="spellStart"/>
-      <w:r>
-        <w:rPr>
-          <w:rFonts w:ascii="Times New Roman" w:hAnsi="Times New Roman" w:cs="Times New Roman"/>
-          <w:color w:val="000000" w:themeColor="text1"/>
-        </w:rPr>
-        <w:t>QuickAttack</w:t>
-      </w:r>
-      <w:proofErr w:type="spellEnd"/>
-    </w:p>
-    <w:p>
-      <w:pPr>
-        <w:rPr>
-          <w:rFonts w:ascii="Times New Roman" w:hAnsi="Times New Roman" w:cs="Times New Roman"/>
-          <w:color w:val="000000" w:themeColor="text1"/>
-        </w:rPr>
-      </w:pPr>
-      <w:r>
-        <w:rPr>
-          <w:rFonts w:ascii="Times New Roman" w:hAnsi="Times New Roman" w:cs="Times New Roman"/>
-          <w:color w:val="000000" w:themeColor="text1"/>
-        </w:rPr>
-        <w:t xml:space="preserve">С того же сайта беру информацию про данную атаку и на ее основе создаю класс </w:t>
-      </w:r>
-      <w:proofErr w:type="spellStart"/>
-      <w:r>
-        <w:rPr>
-          <w:rFonts w:ascii="Times New Roman" w:hAnsi="Times New Roman" w:cs="Times New Roman"/>
-          <w:color w:val="000000" w:themeColor="text1"/>
-          <w:lang w:val="en-US"/>
-        </w:rPr>
-        <w:t>QuickAttack</w:t>
-      </w:r>
-      <w:proofErr w:type="spellEnd"/>
     </w:p>
     <w:p>
       <w:pPr>
@@ -2318,7 +2275,6 @@
         </w:rPr>
         <w:t xml:space="preserve">Рисунок 2.2 – реализация </w:t>
       </w:r>
-      <w:proofErr w:type="spellStart"/>
       <w:r>
         <w:rPr>
           <w:rFonts w:ascii="Times New Roman" w:hAnsi="Times New Roman" w:cs="Times New Roman"/>
@@ -2327,7 +2283,6 @@
         </w:rPr>
         <w:t>QuickAttack</w:t>
       </w:r>
-      <w:proofErr w:type="spellEnd"/>
     </w:p>
     <w:p>
       <w:pPr>
@@ -2352,7 +2307,6 @@
         </w:rPr>
         <w:t xml:space="preserve">Также я переопределил метод </w:t>
       </w:r>
-      <w:proofErr w:type="gramStart"/>
       <w:r>
         <w:rPr>
           <w:rFonts w:ascii="Times New Roman" w:hAnsi="Times New Roman" w:cs="Times New Roman"/>
@@ -2366,15 +2320,7 @@
           <w:rFonts w:ascii="Times New Roman" w:hAnsi="Times New Roman" w:cs="Times New Roman"/>
           <w:color w:val="000000" w:themeColor="text1"/>
         </w:rPr>
-        <w:t>(</w:t>
-      </w:r>
-      <w:proofErr w:type="gramEnd"/>
-      <w:r>
-        <w:rPr>
-          <w:rFonts w:ascii="Times New Roman" w:hAnsi="Times New Roman" w:cs="Times New Roman"/>
-          <w:color w:val="000000" w:themeColor="text1"/>
-        </w:rPr>
-        <w:t>), который возвращает описание атаки</w:t>
+        <w:t>(), который возвращает описание атаки</w:t>
       </w:r>
     </w:p>
     <w:p>
@@ -2401,7 +2347,6 @@
         </w:rPr>
         <w:t xml:space="preserve">Реализация остальных 3 классов атак </w:t>
       </w:r>
-      <w:proofErr w:type="spellStart"/>
       <w:r>
         <w:rPr>
           <w:rFonts w:ascii="Times New Roman" w:hAnsi="Times New Roman" w:cs="Times New Roman"/>
@@ -2411,7 +2356,6 @@
         <w:t>Volbeat</w:t>
       </w:r>
       <w:bookmarkEnd w:id="4"/>
-      <w:proofErr w:type="spellEnd"/>
     </w:p>
     <w:p>
       <w:pPr>
@@ -2442,7 +2386,6 @@
         </w:rPr>
         <w:t xml:space="preserve">, который наследуется от </w:t>
       </w:r>
-      <w:proofErr w:type="spellStart"/>
       <w:r>
         <w:rPr>
           <w:rFonts w:ascii="Times New Roman" w:hAnsi="Times New Roman" w:cs="Times New Roman"/>
@@ -2451,7 +2394,6 @@
         </w:rPr>
         <w:t>StatusMove</w:t>
       </w:r>
-      <w:proofErr w:type="spellEnd"/>
     </w:p>
     <w:p>
       <w:pPr>
@@ -2468,8 +2410,6 @@
         <w:lastRenderedPageBreak/>
         <w:t xml:space="preserve">В нем было необходимо переопределить метод </w:t>
       </w:r>
-      <w:proofErr w:type="spellStart"/>
-      <w:proofErr w:type="gramStart"/>
       <w:r>
         <w:rPr>
           <w:rFonts w:ascii="Times New Roman" w:hAnsi="Times New Roman" w:cs="Times New Roman"/>
@@ -2478,7 +2418,6 @@
         </w:rPr>
         <w:t>applyOppEffects</w:t>
       </w:r>
-      <w:proofErr w:type="spellEnd"/>
       <w:r>
         <w:rPr>
           <w:rFonts w:ascii="Times New Roman" w:hAnsi="Times New Roman" w:cs="Times New Roman"/>
@@ -2486,8 +2425,6 @@
         </w:rPr>
         <w:t>(</w:t>
       </w:r>
-      <w:proofErr w:type="spellStart"/>
-      <w:proofErr w:type="gramEnd"/>
       <w:r>
         <w:rPr>
           <w:rFonts w:ascii="Times New Roman" w:hAnsi="Times New Roman" w:cs="Times New Roman"/>
@@ -2496,7 +2433,6 @@
         </w:rPr>
         <w:t>Pokemon</w:t>
       </w:r>
-      <w:proofErr w:type="spellEnd"/>
       <w:r>
         <w:rPr>
           <w:rFonts w:ascii="Times New Roman" w:hAnsi="Times New Roman" w:cs="Times New Roman"/>
@@ -2656,8 +2592,6 @@
         </w:rPr>
         <w:t xml:space="preserve"> необходимо было сделать точность 100%, поэтому я переопределил метод </w:t>
       </w:r>
-      <w:proofErr w:type="spellStart"/>
-      <w:proofErr w:type="gramStart"/>
       <w:r>
         <w:rPr>
           <w:rFonts w:ascii="Times New Roman" w:hAnsi="Times New Roman" w:cs="Times New Roman"/>
@@ -2682,7 +2616,6 @@
         </w:rPr>
         <w:t>Accuracy</w:t>
       </w:r>
-      <w:proofErr w:type="spellEnd"/>
       <w:r>
         <w:rPr>
           <w:rFonts w:ascii="Times New Roman" w:hAnsi="Times New Roman" w:cs="Times New Roman"/>
@@ -2690,8 +2623,6 @@
         </w:rPr>
         <w:t>(</w:t>
       </w:r>
-      <w:proofErr w:type="spellStart"/>
-      <w:proofErr w:type="gramEnd"/>
       <w:r>
         <w:rPr>
           <w:rFonts w:ascii="Times New Roman" w:hAnsi="Times New Roman" w:cs="Times New Roman"/>
@@ -2700,7 +2631,6 @@
         </w:rPr>
         <w:t>Pokemon</w:t>
       </w:r>
-      <w:proofErr w:type="spellEnd"/>
       <w:r>
         <w:rPr>
           <w:rFonts w:ascii="Times New Roman" w:hAnsi="Times New Roman" w:cs="Times New Roman"/>
@@ -2708,7 +2638,6 @@
         </w:rPr>
         <w:t xml:space="preserve"> </w:t>
       </w:r>
-      <w:proofErr w:type="spellStart"/>
       <w:r>
         <w:rPr>
           <w:rFonts w:ascii="Times New Roman" w:hAnsi="Times New Roman" w:cs="Times New Roman"/>
@@ -2717,7 +2646,6 @@
         </w:rPr>
         <w:t>att</w:t>
       </w:r>
-      <w:proofErr w:type="spellEnd"/>
       <w:r>
         <w:rPr>
           <w:rFonts w:ascii="Times New Roman" w:hAnsi="Times New Roman" w:cs="Times New Roman"/>
@@ -2725,7 +2653,6 @@
         </w:rPr>
         <w:t xml:space="preserve">, </w:t>
       </w:r>
-      <w:proofErr w:type="spellStart"/>
       <w:r>
         <w:rPr>
           <w:rFonts w:ascii="Times New Roman" w:hAnsi="Times New Roman" w:cs="Times New Roman"/>
@@ -2734,7 +2661,6 @@
         </w:rPr>
         <w:t>Pokemon</w:t>
       </w:r>
-      <w:proofErr w:type="spellEnd"/>
       <w:r>
         <w:rPr>
           <w:rFonts w:ascii="Times New Roman" w:hAnsi="Times New Roman" w:cs="Times New Roman"/>
@@ -2839,7 +2765,6 @@
         </w:rPr>
         <w:t xml:space="preserve">Рисунок 3.2 – реализация </w:t>
       </w:r>
-      <w:proofErr w:type="spellStart"/>
       <w:r>
         <w:rPr>
           <w:rFonts w:ascii="Times New Roman" w:hAnsi="Times New Roman" w:cs="Times New Roman"/>
@@ -2848,7 +2773,6 @@
         </w:rPr>
         <w:t>AerialAce</w:t>
       </w:r>
-      <w:proofErr w:type="spellEnd"/>
     </w:p>
     <w:p>
       <w:pPr>
@@ -2900,23 +2824,7 @@
           <w:rFonts w:ascii="Times New Roman" w:hAnsi="Times New Roman" w:cs="Times New Roman"/>
           <w:color w:val="000000" w:themeColor="text1"/>
         </w:rPr>
-        <w:t xml:space="preserve">, особенность которой </w:t>
-      </w:r>
-      <w:proofErr w:type="gramStart"/>
-      <w:r>
-        <w:rPr>
-          <w:rFonts w:ascii="Times New Roman" w:hAnsi="Times New Roman" w:cs="Times New Roman"/>
-          <w:color w:val="000000" w:themeColor="text1"/>
-        </w:rPr>
-        <w:t>- это</w:t>
-      </w:r>
-      <w:proofErr w:type="gramEnd"/>
-      <w:r>
-        <w:rPr>
-          <w:rFonts w:ascii="Times New Roman" w:hAnsi="Times New Roman" w:cs="Times New Roman"/>
-          <w:color w:val="000000" w:themeColor="text1"/>
-        </w:rPr>
-        <w:t xml:space="preserve"> наложение эффекта растерянности</w:t>
+        <w:t>, особенность которой - это наложение эффекта растерянности</w:t>
       </w:r>
     </w:p>
     <w:p>
@@ -3069,7 +2977,6 @@
         </w:rPr>
         <w:t xml:space="preserve">Рисунок 3.3 – реализация </w:t>
       </w:r>
-      <w:proofErr w:type="spellStart"/>
       <w:r>
         <w:rPr>
           <w:rFonts w:ascii="Times New Roman" w:hAnsi="Times New Roman" w:cs="Times New Roman"/>
@@ -3078,7 +2985,6 @@
         </w:rPr>
         <w:t>DizzyPunch</w:t>
       </w:r>
-      <w:proofErr w:type="spellEnd"/>
     </w:p>
     <w:p>
       <w:pPr>
@@ -3142,7 +3048,6 @@
         </w:rPr>
         <w:t xml:space="preserve"> </w:t>
       </w:r>
-      <w:proofErr w:type="spellStart"/>
       <w:r>
         <w:rPr>
           <w:rFonts w:ascii="Times New Roman" w:hAnsi="Times New Roman" w:cs="Times New Roman"/>
@@ -3151,7 +3056,6 @@
         </w:rPr>
         <w:t>Volbeat</w:t>
       </w:r>
-      <w:proofErr w:type="spellEnd"/>
       <w:r>
         <w:rPr>
           <w:rFonts w:ascii="Times New Roman" w:hAnsi="Times New Roman" w:cs="Times New Roman"/>
@@ -3182,7 +3086,6 @@
         </w:rPr>
         <w:t xml:space="preserve">Среди новых методов, которые я переопределил – это </w:t>
       </w:r>
-      <w:proofErr w:type="spellStart"/>
       <w:r>
         <w:rPr>
           <w:rFonts w:ascii="Times New Roman" w:hAnsi="Times New Roman" w:cs="Times New Roman"/>
@@ -3191,29 +3094,12 @@
         </w:rPr>
         <w:t>applySelfEffects</w:t>
       </w:r>
-      <w:proofErr w:type="spellEnd"/>
-      <w:r>
-        <w:rPr>
-          <w:rFonts w:ascii="Times New Roman" w:hAnsi="Times New Roman" w:cs="Times New Roman"/>
-          <w:color w:val="000000" w:themeColor="text1"/>
-        </w:rPr>
-        <w:t xml:space="preserve"> у атаки </w:t>
-      </w:r>
-      <w:proofErr w:type="spellStart"/>
-      <w:r>
-        <w:rPr>
-          <w:rFonts w:ascii="Times New Roman" w:hAnsi="Times New Roman" w:cs="Times New Roman"/>
-          <w:color w:val="000000" w:themeColor="text1"/>
-        </w:rPr>
-        <w:t>ChargeBeam</w:t>
-      </w:r>
-      <w:proofErr w:type="spellEnd"/>
-      <w:r>
-        <w:rPr>
-          <w:rFonts w:ascii="Times New Roman" w:hAnsi="Times New Roman" w:cs="Times New Roman"/>
-          <w:color w:val="000000" w:themeColor="text1"/>
-        </w:rPr>
-        <w:t>, наложение эффекта на атакующего покемона, с 70% шансом увеличение ступени специальной атаки</w:t>
+      <w:r>
+        <w:rPr>
+          <w:rFonts w:ascii="Times New Roman" w:hAnsi="Times New Roman" w:cs="Times New Roman"/>
+          <w:color w:val="000000" w:themeColor="text1"/>
+        </w:rPr>
+        <w:t xml:space="preserve"> у атаки ChargeBeam, наложение эффекта на атакующего покемона, с 70% шансом увеличение ступени специальной атаки</w:t>
       </w:r>
     </w:p>
     <w:p>
@@ -3290,7 +3176,6 @@
         </w:rPr>
         <w:t xml:space="preserve">Рисунок 4.1 – реализация </w:t>
       </w:r>
-      <w:proofErr w:type="spellStart"/>
       <w:r>
         <w:rPr>
           <w:rFonts w:ascii="Times New Roman" w:hAnsi="Times New Roman" w:cs="Times New Roman"/>
@@ -3299,64 +3184,36 @@
         </w:rPr>
         <w:t>applySelfEffects</w:t>
       </w:r>
-      <w:proofErr w:type="spellEnd"/>
-      <w:r>
-        <w:rPr>
-          <w:rFonts w:ascii="Times New Roman" w:hAnsi="Times New Roman" w:cs="Times New Roman"/>
-          <w:color w:val="000000" w:themeColor="text1"/>
-        </w:rPr>
-        <w:t xml:space="preserve"> у атаки </w:t>
-      </w:r>
-      <w:proofErr w:type="spellStart"/>
-      <w:r>
-        <w:rPr>
-          <w:rFonts w:ascii="Times New Roman" w:hAnsi="Times New Roman" w:cs="Times New Roman"/>
-          <w:color w:val="000000" w:themeColor="text1"/>
-        </w:rPr>
-        <w:t>ChargeBeam</w:t>
-      </w:r>
-      <w:proofErr w:type="spellEnd"/>
-    </w:p>
-    <w:p>
-      <w:pPr>
-        <w:rPr>
-          <w:rFonts w:ascii="Times New Roman" w:hAnsi="Times New Roman" w:cs="Times New Roman"/>
-          <w:color w:val="000000" w:themeColor="text1"/>
-        </w:rPr>
-      </w:pPr>
-    </w:p>
-    <w:p>
-      <w:pPr>
-        <w:rPr>
-          <w:rFonts w:ascii="Times New Roman" w:hAnsi="Times New Roman" w:cs="Times New Roman"/>
-          <w:color w:val="000000" w:themeColor="text1"/>
-        </w:rPr>
-      </w:pPr>
-      <w:r>
-        <w:rPr>
-          <w:rFonts w:ascii="Times New Roman" w:hAnsi="Times New Roman" w:cs="Times New Roman"/>
-          <w:color w:val="000000" w:themeColor="text1"/>
-        </w:rPr>
-        <w:t xml:space="preserve">У атаки </w:t>
-      </w:r>
-      <w:proofErr w:type="spellStart"/>
-      <w:r>
-        <w:rPr>
-          <w:rFonts w:ascii="Times New Roman" w:hAnsi="Times New Roman" w:cs="Times New Roman"/>
-          <w:color w:val="000000" w:themeColor="text1"/>
-        </w:rPr>
-        <w:t>Calm</w:t>
-      </w:r>
-      <w:proofErr w:type="spellEnd"/>
-      <w:r>
-        <w:rPr>
-          <w:rFonts w:ascii="Times New Roman" w:hAnsi="Times New Roman" w:cs="Times New Roman"/>
-          <w:color w:val="000000" w:themeColor="text1"/>
-        </w:rPr>
-        <w:t xml:space="preserve"> Mind для увеличения характеристики специальной атаки и защиты использовал метод </w:t>
-      </w:r>
-      <w:proofErr w:type="spellStart"/>
-      <w:proofErr w:type="gramStart"/>
+      <w:r>
+        <w:rPr>
+          <w:rFonts w:ascii="Times New Roman" w:hAnsi="Times New Roman" w:cs="Times New Roman"/>
+          <w:color w:val="000000" w:themeColor="text1"/>
+        </w:rPr>
+        <w:t xml:space="preserve"> у атаки ChargeBeam</w:t>
+      </w:r>
+    </w:p>
+    <w:p>
+      <w:pPr>
+        <w:rPr>
+          <w:rFonts w:ascii="Times New Roman" w:hAnsi="Times New Roman" w:cs="Times New Roman"/>
+          <w:color w:val="000000" w:themeColor="text1"/>
+        </w:rPr>
+      </w:pPr>
+    </w:p>
+    <w:p>
+      <w:pPr>
+        <w:rPr>
+          <w:rFonts w:ascii="Times New Roman" w:hAnsi="Times New Roman" w:cs="Times New Roman"/>
+          <w:color w:val="000000" w:themeColor="text1"/>
+        </w:rPr>
+      </w:pPr>
+      <w:r>
+        <w:rPr>
+          <w:rFonts w:ascii="Times New Roman" w:hAnsi="Times New Roman" w:cs="Times New Roman"/>
+          <w:color w:val="000000" w:themeColor="text1"/>
+        </w:rPr>
+        <w:t xml:space="preserve">У атаки Calm Mind для увеличения характеристики специальной атаки и защиты использовал метод </w:t>
+      </w:r>
       <w:r>
         <w:rPr>
           <w:rFonts w:ascii="Times New Roman" w:hAnsi="Times New Roman" w:cs="Times New Roman"/>
@@ -3365,21 +3222,12 @@
         </w:rPr>
         <w:t>setMod</w:t>
       </w:r>
-      <w:proofErr w:type="spellEnd"/>
-      <w:r>
-        <w:rPr>
-          <w:rFonts w:ascii="Times New Roman" w:hAnsi="Times New Roman" w:cs="Times New Roman"/>
-          <w:color w:val="000000" w:themeColor="text1"/>
-        </w:rPr>
-        <w:t>(</w:t>
-      </w:r>
-      <w:proofErr w:type="gramEnd"/>
-      <w:r>
-        <w:rPr>
-          <w:rFonts w:ascii="Times New Roman" w:hAnsi="Times New Roman" w:cs="Times New Roman"/>
-          <w:color w:val="000000" w:themeColor="text1"/>
-        </w:rPr>
-        <w:t>)</w:t>
+      <w:r>
+        <w:rPr>
+          <w:rFonts w:ascii="Times New Roman" w:hAnsi="Times New Roman" w:cs="Times New Roman"/>
+          <w:color w:val="000000" w:themeColor="text1"/>
+        </w:rPr>
+        <w:t>()</w:t>
       </w:r>
     </w:p>
     <w:p>
@@ -3473,23 +3321,66 @@
           <w:color w:val="000000" w:themeColor="text1"/>
           <w:lang w:val="en-US"/>
         </w:rPr>
+        <w:t xml:space="preserve"> applySelfEffects </w:t>
+      </w:r>
+      <w:r>
+        <w:rPr>
+          <w:rFonts w:ascii="Times New Roman" w:hAnsi="Times New Roman" w:cs="Times New Roman"/>
+          <w:color w:val="000000" w:themeColor="text1"/>
+        </w:rPr>
+        <w:t>у</w:t>
+      </w:r>
+      <w:r>
+        <w:rPr>
+          <w:rFonts w:ascii="Times New Roman" w:hAnsi="Times New Roman" w:cs="Times New Roman"/>
+          <w:color w:val="000000" w:themeColor="text1"/>
+          <w:lang w:val="en-US"/>
+        </w:rPr>
         <w:t xml:space="preserve"> </w:t>
       </w:r>
-      <w:proofErr w:type="spellStart"/>
-      <w:r>
-        <w:rPr>
-          <w:rFonts w:ascii="Times New Roman" w:hAnsi="Times New Roman" w:cs="Times New Roman"/>
-          <w:color w:val="000000" w:themeColor="text1"/>
-          <w:lang w:val="en-US"/>
-        </w:rPr>
-        <w:t>applySelfEffects</w:t>
-      </w:r>
-      <w:proofErr w:type="spellEnd"/>
-      <w:r>
-        <w:rPr>
-          <w:rFonts w:ascii="Times New Roman" w:hAnsi="Times New Roman" w:cs="Times New Roman"/>
-          <w:color w:val="000000" w:themeColor="text1"/>
-          <w:lang w:val="en-US"/>
+      <w:r>
+        <w:rPr>
+          <w:rFonts w:ascii="Times New Roman" w:hAnsi="Times New Roman" w:cs="Times New Roman"/>
+          <w:color w:val="000000" w:themeColor="text1"/>
+        </w:rPr>
+        <w:t>атаки</w:t>
+      </w:r>
+      <w:r>
+        <w:rPr>
+          <w:rFonts w:ascii="Times New Roman" w:hAnsi="Times New Roman" w:cs="Times New Roman"/>
+          <w:color w:val="000000" w:themeColor="text1"/>
+          <w:lang w:val="en-US"/>
+        </w:rPr>
+        <w:t xml:space="preserve"> CalmMind</w:t>
+      </w:r>
+    </w:p>
+    <w:p>
+      <w:pPr>
+        <w:rPr>
+          <w:rFonts w:ascii="Times New Roman" w:hAnsi="Times New Roman" w:cs="Times New Roman"/>
+          <w:color w:val="000000" w:themeColor="text1"/>
+          <w:lang w:val="en-US"/>
+        </w:rPr>
+      </w:pPr>
+    </w:p>
+    <w:p>
+      <w:pPr>
+        <w:rPr>
+          <w:rFonts w:ascii="Times New Roman" w:hAnsi="Times New Roman" w:cs="Times New Roman"/>
+          <w:color w:val="000000" w:themeColor="text1"/>
+        </w:rPr>
+      </w:pPr>
+      <w:r>
+        <w:rPr>
+          <w:rFonts w:ascii="Times New Roman" w:hAnsi="Times New Roman" w:cs="Times New Roman"/>
+          <w:color w:val="000000" w:themeColor="text1"/>
+        </w:rPr>
+        <w:t>При</w:t>
+      </w:r>
+      <w:r>
+        <w:rPr>
+          <w:rFonts w:ascii="Times New Roman" w:hAnsi="Times New Roman" w:cs="Times New Roman"/>
+          <w:color w:val="000000" w:themeColor="text1"/>
         </w:rPr>
         <w:t xml:space="preserve"> </w:t>
       </w:r>
@@ -3498,137 +3389,8 @@
           <w:rFonts w:ascii="Times New Roman" w:hAnsi="Times New Roman" w:cs="Times New Roman"/>
           <w:color w:val="000000" w:themeColor="text1"/>
         </w:rPr>
-        <w:t>у</w:t>
-      </w:r>
-      <w:r>
-        <w:rPr>
-          <w:rFonts w:ascii="Times New Roman" w:hAnsi="Times New Roman" w:cs="Times New Roman"/>
-          <w:color w:val="000000" w:themeColor="text1"/>
-          <w:lang w:val="en-US"/>
-        </w:rPr>
-        <w:t xml:space="preserve"> </w:t>
-      </w:r>
-      <w:r>
-        <w:rPr>
-          <w:rFonts w:ascii="Times New Roman" w:hAnsi="Times New Roman" w:cs="Times New Roman"/>
-          <w:color w:val="000000" w:themeColor="text1"/>
-        </w:rPr>
-        <w:t>атаки</w:t>
-      </w:r>
-      <w:r>
-        <w:rPr>
-          <w:rFonts w:ascii="Times New Roman" w:hAnsi="Times New Roman" w:cs="Times New Roman"/>
-          <w:color w:val="000000" w:themeColor="text1"/>
-          <w:lang w:val="en-US"/>
-        </w:rPr>
-        <w:t xml:space="preserve"> </w:t>
-      </w:r>
-      <w:proofErr w:type="spellStart"/>
-      <w:r>
-        <w:rPr>
-          <w:rFonts w:ascii="Times New Roman" w:hAnsi="Times New Roman" w:cs="Times New Roman"/>
-          <w:color w:val="000000" w:themeColor="text1"/>
-          <w:lang w:val="en-US"/>
-        </w:rPr>
-        <w:t>CalmMind</w:t>
-      </w:r>
-      <w:proofErr w:type="spellEnd"/>
-    </w:p>
-    <w:p>
-      <w:pPr>
-        <w:rPr>
-          <w:rFonts w:ascii="Times New Roman" w:hAnsi="Times New Roman" w:cs="Times New Roman"/>
-          <w:color w:val="000000" w:themeColor="text1"/>
-          <w:lang w:val="en-US"/>
-        </w:rPr>
-      </w:pPr>
-    </w:p>
-    <w:p>
-      <w:pPr>
-        <w:rPr>
-          <w:rFonts w:ascii="Times New Roman" w:hAnsi="Times New Roman" w:cs="Times New Roman"/>
-          <w:color w:val="000000" w:themeColor="text1"/>
-        </w:rPr>
-      </w:pPr>
-      <w:proofErr w:type="gramStart"/>
-      <w:r>
-        <w:rPr>
-          <w:rFonts w:ascii="Times New Roman" w:hAnsi="Times New Roman" w:cs="Times New Roman"/>
-          <w:color w:val="000000" w:themeColor="text1"/>
-        </w:rPr>
-        <w:t>При</w:t>
-      </w:r>
-      <w:r>
-        <w:rPr>
-          <w:rFonts w:ascii="Times New Roman" w:hAnsi="Times New Roman" w:cs="Times New Roman"/>
-          <w:color w:val="000000" w:themeColor="text1"/>
-        </w:rPr>
-        <w:t xml:space="preserve"> </w:t>
-      </w:r>
-      <w:r>
-        <w:rPr>
-          <w:rFonts w:ascii="Times New Roman" w:hAnsi="Times New Roman" w:cs="Times New Roman"/>
-          <w:color w:val="000000" w:themeColor="text1"/>
-        </w:rPr>
-        <w:t>атаки</w:t>
-      </w:r>
-      <w:proofErr w:type="gramEnd"/>
-      <w:r>
-        <w:rPr>
-          <w:rFonts w:ascii="Times New Roman" w:hAnsi="Times New Roman" w:cs="Times New Roman"/>
-          <w:color w:val="000000" w:themeColor="text1"/>
-        </w:rPr>
-        <w:t xml:space="preserve"> </w:t>
-      </w:r>
-      <w:proofErr w:type="spellStart"/>
-      <w:r>
-        <w:rPr>
-          <w:rFonts w:ascii="Times New Roman" w:hAnsi="Times New Roman" w:cs="Times New Roman"/>
-          <w:color w:val="000000" w:themeColor="text1"/>
-        </w:rPr>
-        <w:t>BellyDrum</w:t>
-      </w:r>
-      <w:proofErr w:type="spellEnd"/>
-      <w:r>
-        <w:rPr>
-          <w:rFonts w:ascii="Times New Roman" w:hAnsi="Times New Roman" w:cs="Times New Roman"/>
-          <w:color w:val="000000" w:themeColor="text1"/>
-        </w:rPr>
-        <w:t xml:space="preserve"> необходимо атакующему снять половину </w:t>
-      </w:r>
-      <w:proofErr w:type="spellStart"/>
-      <w:r>
-        <w:rPr>
-          <w:rFonts w:ascii="Times New Roman" w:hAnsi="Times New Roman" w:cs="Times New Roman"/>
-          <w:color w:val="000000" w:themeColor="text1"/>
-        </w:rPr>
-        <w:t>хп</w:t>
-      </w:r>
-      <w:proofErr w:type="spellEnd"/>
-      <w:r>
-        <w:rPr>
-          <w:rFonts w:ascii="Times New Roman" w:hAnsi="Times New Roman" w:cs="Times New Roman"/>
-          <w:color w:val="000000" w:themeColor="text1"/>
-        </w:rPr>
-        <w:t xml:space="preserve"> от максимального </w:t>
-      </w:r>
-      <w:proofErr w:type="spellStart"/>
-      <w:r>
-        <w:rPr>
-          <w:rFonts w:ascii="Times New Roman" w:hAnsi="Times New Roman" w:cs="Times New Roman"/>
-          <w:color w:val="000000" w:themeColor="text1"/>
-        </w:rPr>
-        <w:t>значния</w:t>
-      </w:r>
-      <w:proofErr w:type="spellEnd"/>
-      <w:r>
-        <w:rPr>
-          <w:rFonts w:ascii="Times New Roman" w:hAnsi="Times New Roman" w:cs="Times New Roman"/>
-          <w:color w:val="000000" w:themeColor="text1"/>
-        </w:rPr>
-        <w:t xml:space="preserve">, для этого использовал метод </w:t>
-      </w:r>
-      <w:proofErr w:type="spellStart"/>
+        <w:t xml:space="preserve">атаки BellyDrum необходимо атакующему снять половину хп от максимального значния, для этого использовал метод </w:t>
+      </w:r>
       <w:r>
         <w:rPr>
           <w:rFonts w:ascii="Times New Roman" w:hAnsi="Times New Roman" w:cs="Times New Roman"/>
@@ -3637,7 +3399,6 @@
         </w:rPr>
         <w:t>setMod</w:t>
       </w:r>
-      <w:proofErr w:type="spellEnd"/>
       <w:r>
         <w:rPr>
           <w:rFonts w:ascii="Times New Roman" w:hAnsi="Times New Roman" w:cs="Times New Roman"/>
@@ -3673,25 +3434,8 @@
           <w:rFonts w:ascii="Times New Roman" w:hAnsi="Times New Roman" w:cs="Times New Roman"/>
           <w:color w:val="000000" w:themeColor="text1"/>
         </w:rPr>
-        <w:t xml:space="preserve"> и значение </w:t>
-      </w:r>
-      <w:proofErr w:type="spellStart"/>
-      <w:r>
-        <w:rPr>
-          <w:rFonts w:ascii="Times New Roman" w:hAnsi="Times New Roman" w:cs="Times New Roman"/>
-          <w:color w:val="000000" w:themeColor="text1"/>
-        </w:rPr>
-        <w:t>хп</w:t>
-      </w:r>
-      <w:proofErr w:type="spellEnd"/>
-      <w:r>
-        <w:rPr>
-          <w:rFonts w:ascii="Times New Roman" w:hAnsi="Times New Roman" w:cs="Times New Roman"/>
-          <w:color w:val="000000" w:themeColor="text1"/>
-        </w:rPr>
-        <w:t xml:space="preserve">, которое надо уменьшить (вычислил через </w:t>
-      </w:r>
-      <w:proofErr w:type="gramStart"/>
+        <w:t xml:space="preserve"> и значение хп, которое надо уменьшить (вычислил через </w:t>
+      </w:r>
       <w:r>
         <w:rPr>
           <w:rFonts w:ascii="Times New Roman" w:hAnsi="Times New Roman" w:cs="Times New Roman"/>
@@ -3707,7 +3451,6 @@
         </w:rPr>
         <w:t>.</w:t>
       </w:r>
-      <w:proofErr w:type="spellStart"/>
       <w:r>
         <w:rPr>
           <w:rFonts w:ascii="Times New Roman" w:hAnsi="Times New Roman" w:cs="Times New Roman"/>
@@ -3716,8 +3459,6 @@
         </w:rPr>
         <w:t>getStat</w:t>
       </w:r>
-      <w:proofErr w:type="spellEnd"/>
-      <w:proofErr w:type="gramEnd"/>
       <w:r>
         <w:rPr>
           <w:rFonts w:ascii="Times New Roman" w:hAnsi="Times New Roman" w:cs="Times New Roman"/>
@@ -3854,41 +3595,23 @@
           <w:color w:val="000000" w:themeColor="text1"/>
           <w:lang w:val="en-US"/>
         </w:rPr>
+        <w:t xml:space="preserve"> applySelfEffects </w:t>
+      </w:r>
+      <w:r>
+        <w:rPr>
+          <w:rFonts w:ascii="Times New Roman" w:hAnsi="Times New Roman" w:cs="Times New Roman"/>
+          <w:color w:val="000000" w:themeColor="text1"/>
+        </w:rPr>
+        <w:t>у</w:t>
+      </w:r>
+      <w:r>
+        <w:rPr>
+          <w:rFonts w:ascii="Times New Roman" w:hAnsi="Times New Roman" w:cs="Times New Roman"/>
+          <w:color w:val="000000" w:themeColor="text1"/>
+          <w:lang w:val="en-US"/>
+        </w:rPr>
         <w:t xml:space="preserve"> </w:t>
       </w:r>
-      <w:proofErr w:type="spellStart"/>
-      <w:r>
-        <w:rPr>
-          <w:rFonts w:ascii="Times New Roman" w:hAnsi="Times New Roman" w:cs="Times New Roman"/>
-          <w:color w:val="000000" w:themeColor="text1"/>
-          <w:lang w:val="en-US"/>
-        </w:rPr>
-        <w:t>applySelfEffects</w:t>
-      </w:r>
-      <w:proofErr w:type="spellEnd"/>
-      <w:r>
-        <w:rPr>
-          <w:rFonts w:ascii="Times New Roman" w:hAnsi="Times New Roman" w:cs="Times New Roman"/>
-          <w:color w:val="000000" w:themeColor="text1"/>
-          <w:lang w:val="en-US"/>
-        </w:rPr>
-        <w:t xml:space="preserve"> </w:t>
-      </w:r>
-      <w:r>
-        <w:rPr>
-          <w:rFonts w:ascii="Times New Roman" w:hAnsi="Times New Roman" w:cs="Times New Roman"/>
-          <w:color w:val="000000" w:themeColor="text1"/>
-        </w:rPr>
-        <w:t>у</w:t>
-      </w:r>
-      <w:r>
-        <w:rPr>
-          <w:rFonts w:ascii="Times New Roman" w:hAnsi="Times New Roman" w:cs="Times New Roman"/>
-          <w:color w:val="000000" w:themeColor="text1"/>
-          <w:lang w:val="en-US"/>
-        </w:rPr>
-        <w:t xml:space="preserve"> </w:t>
-      </w:r>
       <w:r>
         <w:rPr>
           <w:rFonts w:ascii="Times New Roman" w:hAnsi="Times New Roman" w:cs="Times New Roman"/>
@@ -3902,18 +3625,8 @@
           <w:color w:val="000000" w:themeColor="text1"/>
           <w:lang w:val="en-US"/>
         </w:rPr>
-        <w:t xml:space="preserve"> </w:t>
-      </w:r>
-      <w:proofErr w:type="spellStart"/>
-      <w:r>
-        <w:rPr>
-          <w:rFonts w:ascii="Times New Roman" w:hAnsi="Times New Roman" w:cs="Times New Roman"/>
-          <w:color w:val="000000" w:themeColor="text1"/>
-          <w:lang w:val="en-US"/>
-        </w:rPr>
-        <w:t>BellyDrum</w:t>
-      </w:r>
-      <w:proofErr w:type="spellEnd"/>
+        <w:t xml:space="preserve"> BellyDrum</w:t>
+      </w:r>
     </w:p>
     <w:p>
       <w:pPr>
@@ -3954,87 +3667,7 @@
           <w:rFonts w:ascii="Times New Roman" w:hAnsi="Times New Roman" w:cs="Times New Roman"/>
           <w:color w:val="000000" w:themeColor="text1"/>
         </w:rPr>
-        <w:t xml:space="preserve">Поскольку покемон </w:t>
-      </w:r>
-      <w:proofErr w:type="spellStart"/>
-      <w:r>
-        <w:rPr>
-          <w:rFonts w:ascii="Times New Roman" w:hAnsi="Times New Roman" w:cs="Times New Roman"/>
-          <w:color w:val="000000" w:themeColor="text1"/>
-        </w:rPr>
-        <w:t>Grumpig</w:t>
-      </w:r>
-      <w:proofErr w:type="spellEnd"/>
-      <w:r>
-        <w:rPr>
-          <w:rFonts w:ascii="Times New Roman" w:hAnsi="Times New Roman" w:cs="Times New Roman"/>
-          <w:color w:val="000000" w:themeColor="text1"/>
-        </w:rPr>
-        <w:t xml:space="preserve"> является эволюцией покемона </w:t>
-      </w:r>
-      <w:proofErr w:type="spellStart"/>
-      <w:r>
-        <w:rPr>
-          <w:rFonts w:ascii="Times New Roman" w:hAnsi="Times New Roman" w:cs="Times New Roman"/>
-          <w:color w:val="000000" w:themeColor="text1"/>
-        </w:rPr>
-        <w:t>Spoink</w:t>
-      </w:r>
-      <w:proofErr w:type="spellEnd"/>
-      <w:r>
-        <w:rPr>
-          <w:rFonts w:ascii="Times New Roman" w:hAnsi="Times New Roman" w:cs="Times New Roman"/>
-          <w:color w:val="000000" w:themeColor="text1"/>
-        </w:rPr>
-        <w:t xml:space="preserve">, а также есть цепочка эволюции </w:t>
-      </w:r>
-      <w:proofErr w:type="spellStart"/>
-      <w:r>
-        <w:rPr>
-          <w:rFonts w:ascii="Times New Roman" w:hAnsi="Times New Roman" w:cs="Times New Roman"/>
-          <w:color w:val="000000" w:themeColor="text1"/>
-        </w:rPr>
-        <w:t>Poliwag</w:t>
-      </w:r>
-      <w:proofErr w:type="spellEnd"/>
-      <w:r>
-        <w:rPr>
-          <w:rFonts w:ascii="Times New Roman" w:hAnsi="Times New Roman" w:cs="Times New Roman"/>
-          <w:color w:val="000000" w:themeColor="text1"/>
-        </w:rPr>
-        <w:t xml:space="preserve"> -&gt; </w:t>
-      </w:r>
-      <w:proofErr w:type="spellStart"/>
-      <w:r>
-        <w:rPr>
-          <w:rFonts w:ascii="Times New Roman" w:hAnsi="Times New Roman" w:cs="Times New Roman"/>
-          <w:color w:val="000000" w:themeColor="text1"/>
-        </w:rPr>
-        <w:t>Poliwhirl</w:t>
-      </w:r>
-      <w:proofErr w:type="spellEnd"/>
-      <w:r>
-        <w:rPr>
-          <w:rFonts w:ascii="Times New Roman" w:hAnsi="Times New Roman" w:cs="Times New Roman"/>
-          <w:color w:val="000000" w:themeColor="text1"/>
-        </w:rPr>
-        <w:t xml:space="preserve"> -&gt; </w:t>
-      </w:r>
-      <w:proofErr w:type="spellStart"/>
-      <w:r>
-        <w:rPr>
-          <w:rFonts w:ascii="Times New Roman" w:hAnsi="Times New Roman" w:cs="Times New Roman"/>
-          <w:color w:val="000000" w:themeColor="text1"/>
-        </w:rPr>
-        <w:t>Poliwrath</w:t>
-      </w:r>
-      <w:proofErr w:type="spellEnd"/>
-      <w:r>
-        <w:rPr>
-          <w:rFonts w:ascii="Times New Roman" w:hAnsi="Times New Roman" w:cs="Times New Roman"/>
-          <w:color w:val="000000" w:themeColor="text1"/>
-        </w:rPr>
-        <w:t>, то поэтому я реализовал цепочку наследований между классами</w:t>
+        <w:t>Поскольку покемон Grumpig является эволюцией покемона Spoink, а также есть цепочка эволюции Poliwag -&gt; Poliwhirl -&gt; Poliwrath, то поэтому я реализовал цепочку наследований между классами</w:t>
       </w:r>
     </w:p>
     <w:p>
@@ -4089,126 +3722,42 @@
           <w:color w:val="000000" w:themeColor="text1"/>
           <w:lang w:val="en-US"/>
         </w:rPr>
-        <w:t xml:space="preserve">public class </w:t>
-      </w:r>
-      <w:proofErr w:type="spellStart"/>
-      <w:r>
-        <w:rPr>
-          <w:rFonts w:ascii="Times New Roman" w:hAnsi="Times New Roman" w:cs="Times New Roman"/>
-          <w:color w:val="000000" w:themeColor="text1"/>
-          <w:lang w:val="en-US"/>
-        </w:rPr>
-        <w:t>Poliwag</w:t>
-      </w:r>
-      <w:proofErr w:type="spellEnd"/>
-      <w:r>
-        <w:rPr>
-          <w:rFonts w:ascii="Times New Roman" w:hAnsi="Times New Roman" w:cs="Times New Roman"/>
-          <w:color w:val="000000" w:themeColor="text1"/>
-          <w:lang w:val="en-US"/>
-        </w:rPr>
-        <w:t xml:space="preserve"> extends </w:t>
-      </w:r>
-      <w:proofErr w:type="spellStart"/>
-      <w:r>
-        <w:rPr>
-          <w:rFonts w:ascii="Times New Roman" w:hAnsi="Times New Roman" w:cs="Times New Roman"/>
-          <w:color w:val="000000" w:themeColor="text1"/>
-          <w:lang w:val="en-US"/>
-        </w:rPr>
-        <w:t>Pokemon</w:t>
-      </w:r>
-      <w:proofErr w:type="spellEnd"/>
-    </w:p>
-    <w:p>
-      <w:pPr>
-        <w:rPr>
-          <w:rFonts w:ascii="Times New Roman" w:hAnsi="Times New Roman" w:cs="Times New Roman"/>
-          <w:color w:val="000000" w:themeColor="text1"/>
-          <w:lang w:val="en-US"/>
-        </w:rPr>
-      </w:pPr>
-      <w:r>
-        <w:rPr>
-          <w:rFonts w:ascii="Times New Roman" w:hAnsi="Times New Roman" w:cs="Times New Roman"/>
-          <w:color w:val="000000" w:themeColor="text1"/>
-          <w:lang w:val="en-US"/>
-        </w:rPr>
-        <w:t xml:space="preserve">public class </w:t>
-      </w:r>
-      <w:proofErr w:type="spellStart"/>
-      <w:r>
-        <w:rPr>
-          <w:rFonts w:ascii="Times New Roman" w:hAnsi="Times New Roman" w:cs="Times New Roman"/>
-          <w:color w:val="000000" w:themeColor="text1"/>
-          <w:lang w:val="en-US"/>
-        </w:rPr>
-        <w:t>Poliwhirl</w:t>
-      </w:r>
-      <w:proofErr w:type="spellEnd"/>
-      <w:r>
-        <w:rPr>
-          <w:rFonts w:ascii="Times New Roman" w:hAnsi="Times New Roman" w:cs="Times New Roman"/>
-          <w:color w:val="000000" w:themeColor="text1"/>
-          <w:lang w:val="en-US"/>
-        </w:rPr>
-        <w:t xml:space="preserve"> extends </w:t>
-      </w:r>
-      <w:proofErr w:type="spellStart"/>
-      <w:r>
-        <w:rPr>
-          <w:rFonts w:ascii="Times New Roman" w:hAnsi="Times New Roman" w:cs="Times New Roman"/>
-          <w:color w:val="000000" w:themeColor="text1"/>
-          <w:lang w:val="en-US"/>
-        </w:rPr>
-        <w:t>Poliwag</w:t>
-      </w:r>
-      <w:proofErr w:type="spellEnd"/>
-    </w:p>
-    <w:p>
-      <w:pPr>
-        <w:rPr>
-          <w:rFonts w:ascii="Times New Roman" w:hAnsi="Times New Roman" w:cs="Times New Roman"/>
-          <w:color w:val="000000" w:themeColor="text1"/>
-          <w:lang w:val="en-US"/>
-        </w:rPr>
-      </w:pPr>
-      <w:r>
-        <w:rPr>
-          <w:rFonts w:ascii="Times New Roman" w:hAnsi="Times New Roman" w:cs="Times New Roman"/>
-          <w:color w:val="000000" w:themeColor="text1"/>
-          <w:lang w:val="en-US"/>
-        </w:rPr>
-        <w:t xml:space="preserve">public final class </w:t>
-      </w:r>
-      <w:proofErr w:type="spellStart"/>
-      <w:r>
-        <w:rPr>
-          <w:rFonts w:ascii="Times New Roman" w:hAnsi="Times New Roman" w:cs="Times New Roman"/>
-          <w:color w:val="000000" w:themeColor="text1"/>
-          <w:lang w:val="en-US"/>
-        </w:rPr>
-        <w:t>Poliwrath</w:t>
-      </w:r>
-      <w:proofErr w:type="spellEnd"/>
-      <w:r>
-        <w:rPr>
-          <w:rFonts w:ascii="Times New Roman" w:hAnsi="Times New Roman" w:cs="Times New Roman"/>
-          <w:color w:val="000000" w:themeColor="text1"/>
-          <w:lang w:val="en-US"/>
-        </w:rPr>
-        <w:t xml:space="preserve"> extends </w:t>
-      </w:r>
-      <w:proofErr w:type="spellStart"/>
-      <w:r>
-        <w:rPr>
-          <w:rFonts w:ascii="Times New Roman" w:hAnsi="Times New Roman" w:cs="Times New Roman"/>
-          <w:color w:val="000000" w:themeColor="text1"/>
-          <w:lang w:val="en-US"/>
-        </w:rPr>
-        <w:t>Poliwhirl</w:t>
-      </w:r>
-      <w:proofErr w:type="spellEnd"/>
+        <w:t>public class Poliwag extends Pokemon</w:t>
+      </w:r>
+    </w:p>
+    <w:p>
+      <w:pPr>
+        <w:rPr>
+          <w:rFonts w:ascii="Times New Roman" w:hAnsi="Times New Roman" w:cs="Times New Roman"/>
+          <w:color w:val="000000" w:themeColor="text1"/>
+          <w:lang w:val="en-US"/>
+        </w:rPr>
+      </w:pPr>
+      <w:r>
+        <w:rPr>
+          <w:rFonts w:ascii="Times New Roman" w:hAnsi="Times New Roman" w:cs="Times New Roman"/>
+          <w:color w:val="000000" w:themeColor="text1"/>
+          <w:lang w:val="en-US"/>
+        </w:rPr>
+        <w:t>public class Poliwhirl extends Poliwag</w:t>
+      </w:r>
+    </w:p>
+    <w:p>
+      <w:pPr>
+        <w:rPr>
+          <w:rFonts w:ascii="Times New Roman" w:hAnsi="Times New Roman" w:cs="Times New Roman"/>
+          <w:color w:val="000000" w:themeColor="text1"/>
+          <w:lang w:val="en-US"/>
+        </w:rPr>
+      </w:pPr>
+      <w:r>
+        <w:rPr>
+          <w:rFonts w:ascii="Times New Roman" w:hAnsi="Times New Roman" w:cs="Times New Roman"/>
+          <w:color w:val="000000" w:themeColor="text1"/>
+          <w:lang w:val="en-US"/>
+        </w:rPr>
+        <w:t>public final class Poliwrath extends Poliwhirl</w:t>
+      </w:r>
     </w:p>
     <w:p>
       <w:pPr>
@@ -4398,136 +3947,51 @@
           <w:color w:val="000000" w:themeColor="text1"/>
         </w:rPr>
       </w:pPr>
-      <w:proofErr w:type="spellStart"/>
-      <w:r>
-        <w:rPr>
-          <w:rFonts w:ascii="Times New Roman" w:hAnsi="Times New Roman" w:cs="Times New Roman"/>
-          <w:color w:val="000000" w:themeColor="text1"/>
-        </w:rPr>
-        <w:t>Volbeat</w:t>
-      </w:r>
-      <w:proofErr w:type="spellEnd"/>
-      <w:r>
-        <w:rPr>
-          <w:rFonts w:ascii="Times New Roman" w:hAnsi="Times New Roman" w:cs="Times New Roman"/>
-          <w:color w:val="000000" w:themeColor="text1"/>
-        </w:rPr>
-        <w:t xml:space="preserve"> Пчелка из команды белых вступает в бой!</w:t>
-      </w:r>
-      <w:r>
-        <w:rPr>
-          <w:rFonts w:ascii="Times New Roman" w:hAnsi="Times New Roman" w:cs="Times New Roman"/>
-          <w:color w:val="000000" w:themeColor="text1"/>
-        </w:rPr>
-        <w:br/>
-      </w:r>
-      <w:proofErr w:type="spellStart"/>
-      <w:r>
-        <w:rPr>
-          <w:rFonts w:ascii="Times New Roman" w:hAnsi="Times New Roman" w:cs="Times New Roman"/>
-          <w:color w:val="000000" w:themeColor="text1"/>
-        </w:rPr>
-        <w:t>Poliwag</w:t>
-      </w:r>
-      <w:proofErr w:type="spellEnd"/>
-      <w:r>
-        <w:rPr>
-          <w:rFonts w:ascii="Times New Roman" w:hAnsi="Times New Roman" w:cs="Times New Roman"/>
-          <w:color w:val="000000" w:themeColor="text1"/>
-        </w:rPr>
-        <w:t xml:space="preserve"> Рыбка из команды зеленых вступает в бой!</w:t>
-      </w:r>
-      <w:r>
-        <w:rPr>
-          <w:rFonts w:ascii="Times New Roman" w:hAnsi="Times New Roman" w:cs="Times New Roman"/>
-          <w:color w:val="000000" w:themeColor="text1"/>
-        </w:rPr>
-        <w:br/>
-      </w:r>
-      <w:proofErr w:type="spellStart"/>
-      <w:r>
-        <w:rPr>
-          <w:rFonts w:ascii="Times New Roman" w:hAnsi="Times New Roman" w:cs="Times New Roman"/>
-          <w:color w:val="000000" w:themeColor="text1"/>
-        </w:rPr>
-        <w:t>Volbeat</w:t>
-      </w:r>
-      <w:proofErr w:type="spellEnd"/>
-      <w:r>
-        <w:rPr>
-          <w:rFonts w:ascii="Times New Roman" w:hAnsi="Times New Roman" w:cs="Times New Roman"/>
-          <w:color w:val="000000" w:themeColor="text1"/>
-        </w:rPr>
-        <w:t xml:space="preserve"> Пчелка использует Quick </w:t>
-      </w:r>
-      <w:proofErr w:type="spellStart"/>
-      <w:r>
-        <w:rPr>
-          <w:rFonts w:ascii="Times New Roman" w:hAnsi="Times New Roman" w:cs="Times New Roman"/>
-          <w:color w:val="000000" w:themeColor="text1"/>
-        </w:rPr>
-        <w:t>Attack</w:t>
-      </w:r>
-      <w:proofErr w:type="spellEnd"/>
-      <w:r>
-        <w:rPr>
-          <w:rFonts w:ascii="Times New Roman" w:hAnsi="Times New Roman" w:cs="Times New Roman"/>
-          <w:color w:val="000000" w:themeColor="text1"/>
-        </w:rPr>
-        <w:t xml:space="preserve">. </w:t>
-      </w:r>
-      <w:r>
-        <w:rPr>
-          <w:rFonts w:ascii="Times New Roman" w:hAnsi="Times New Roman" w:cs="Times New Roman"/>
-          <w:color w:val="000000" w:themeColor="text1"/>
-        </w:rPr>
-        <w:br/>
-      </w:r>
-      <w:proofErr w:type="spellStart"/>
-      <w:r>
-        <w:rPr>
-          <w:rFonts w:ascii="Times New Roman" w:hAnsi="Times New Roman" w:cs="Times New Roman"/>
-          <w:color w:val="000000" w:themeColor="text1"/>
-        </w:rPr>
-        <w:t>Poliwag</w:t>
-      </w:r>
-      <w:proofErr w:type="spellEnd"/>
-      <w:r>
-        <w:rPr>
-          <w:rFonts w:ascii="Times New Roman" w:hAnsi="Times New Roman" w:cs="Times New Roman"/>
-          <w:color w:val="000000" w:themeColor="text1"/>
-        </w:rPr>
-        <w:t xml:space="preserve"> Рыбка теряет 20 здоровья.</w:t>
-      </w:r>
-      <w:r>
-        <w:rPr>
-          <w:rFonts w:ascii="Times New Roman" w:hAnsi="Times New Roman" w:cs="Times New Roman"/>
-          <w:color w:val="000000" w:themeColor="text1"/>
-        </w:rPr>
-        <w:br/>
-      </w:r>
-      <w:r>
-        <w:rPr>
-          <w:rFonts w:ascii="Times New Roman" w:hAnsi="Times New Roman" w:cs="Times New Roman"/>
-          <w:color w:val="000000" w:themeColor="text1"/>
-        </w:rPr>
-        <w:br/>
-      </w:r>
-      <w:proofErr w:type="spellStart"/>
-      <w:r>
-        <w:rPr>
-          <w:rFonts w:ascii="Times New Roman" w:hAnsi="Times New Roman" w:cs="Times New Roman"/>
-          <w:color w:val="000000" w:themeColor="text1"/>
-        </w:rPr>
-        <w:t>Poliwag</w:t>
-      </w:r>
-      <w:proofErr w:type="spellEnd"/>
-      <w:r>
-        <w:rPr>
-          <w:rFonts w:ascii="Times New Roman" w:hAnsi="Times New Roman" w:cs="Times New Roman"/>
-          <w:color w:val="000000" w:themeColor="text1"/>
-        </w:rPr>
-        <w:t xml:space="preserve"> Рыбка борется с соперником. </w:t>
+      <w:r>
+        <w:rPr>
+          <w:rFonts w:ascii="Times New Roman" w:hAnsi="Times New Roman" w:cs="Times New Roman"/>
+          <w:color w:val="000000" w:themeColor="text1"/>
+        </w:rPr>
+        <w:t>Volbeat Пчелка из команды белых вступает в бой!</w:t>
+      </w:r>
+      <w:r>
+        <w:rPr>
+          <w:rFonts w:ascii="Times New Roman" w:hAnsi="Times New Roman" w:cs="Times New Roman"/>
+          <w:color w:val="000000" w:themeColor="text1"/>
+        </w:rPr>
+        <w:br/>
+        <w:t>Poliwag Рыбка из команды зеленых вступает в бой!</w:t>
+      </w:r>
+      <w:r>
+        <w:rPr>
+          <w:rFonts w:ascii="Times New Roman" w:hAnsi="Times New Roman" w:cs="Times New Roman"/>
+          <w:color w:val="000000" w:themeColor="text1"/>
+        </w:rPr>
+        <w:br/>
+        <w:t xml:space="preserve">Volbeat Пчелка использует Quick Attack. </w:t>
+      </w:r>
+      <w:r>
+        <w:rPr>
+          <w:rFonts w:ascii="Times New Roman" w:hAnsi="Times New Roman" w:cs="Times New Roman"/>
+          <w:color w:val="000000" w:themeColor="text1"/>
+        </w:rPr>
+        <w:br/>
+        <w:t>Poliwag Рыбка теряет 20 здоровья.</w:t>
+      </w:r>
+      <w:r>
+        <w:rPr>
+          <w:rFonts w:ascii="Times New Roman" w:hAnsi="Times New Roman" w:cs="Times New Roman"/>
+          <w:color w:val="000000" w:themeColor="text1"/>
+        </w:rPr>
+        <w:br/>
+      </w:r>
+      <w:r>
+        <w:rPr>
+          <w:rFonts w:ascii="Times New Roman" w:hAnsi="Times New Roman" w:cs="Times New Roman"/>
+          <w:color w:val="000000" w:themeColor="text1"/>
+        </w:rPr>
+        <w:br/>
+        <w:t xml:space="preserve">Poliwag Рыбка борется с соперником. </w:t>
       </w:r>
       <w:r>
         <w:rPr>
@@ -4543,91 +4007,30 @@
           <w:color w:val="000000" w:themeColor="text1"/>
         </w:rPr>
         <w:br/>
-      </w:r>
-      <w:proofErr w:type="spellStart"/>
-      <w:r>
-        <w:rPr>
-          <w:rFonts w:ascii="Times New Roman" w:hAnsi="Times New Roman" w:cs="Times New Roman"/>
-          <w:color w:val="000000" w:themeColor="text1"/>
-        </w:rPr>
-        <w:t>Volbeat</w:t>
-      </w:r>
-      <w:proofErr w:type="spellEnd"/>
-      <w:r>
-        <w:rPr>
-          <w:rFonts w:ascii="Times New Roman" w:hAnsi="Times New Roman" w:cs="Times New Roman"/>
-          <w:color w:val="000000" w:themeColor="text1"/>
-        </w:rPr>
-        <w:t xml:space="preserve"> Пчелка теряет 29 здоровья.</w:t>
-      </w:r>
-      <w:r>
-        <w:rPr>
-          <w:rFonts w:ascii="Times New Roman" w:hAnsi="Times New Roman" w:cs="Times New Roman"/>
-          <w:color w:val="000000" w:themeColor="text1"/>
-        </w:rPr>
-        <w:br/>
-      </w:r>
-      <w:proofErr w:type="spellStart"/>
-      <w:r>
-        <w:rPr>
-          <w:rFonts w:ascii="Times New Roman" w:hAnsi="Times New Roman" w:cs="Times New Roman"/>
-          <w:color w:val="000000" w:themeColor="text1"/>
-        </w:rPr>
-        <w:t>Poliwag</w:t>
-      </w:r>
-      <w:proofErr w:type="spellEnd"/>
-      <w:r>
-        <w:rPr>
-          <w:rFonts w:ascii="Times New Roman" w:hAnsi="Times New Roman" w:cs="Times New Roman"/>
-          <w:color w:val="000000" w:themeColor="text1"/>
-        </w:rPr>
-        <w:t xml:space="preserve"> Рыбка теряет 7 здоровья.</w:t>
-      </w:r>
-      <w:r>
-        <w:rPr>
-          <w:rFonts w:ascii="Times New Roman" w:hAnsi="Times New Roman" w:cs="Times New Roman"/>
-          <w:color w:val="000000" w:themeColor="text1"/>
-        </w:rPr>
-        <w:br/>
-      </w:r>
-      <w:r>
-        <w:rPr>
-          <w:rFonts w:ascii="Times New Roman" w:hAnsi="Times New Roman" w:cs="Times New Roman"/>
-          <w:color w:val="000000" w:themeColor="text1"/>
-        </w:rPr>
-        <w:br/>
-      </w:r>
-      <w:proofErr w:type="spellStart"/>
-      <w:r>
-        <w:rPr>
-          <w:rFonts w:ascii="Times New Roman" w:hAnsi="Times New Roman" w:cs="Times New Roman"/>
-          <w:color w:val="000000" w:themeColor="text1"/>
-        </w:rPr>
-        <w:t>Volbeat</w:t>
-      </w:r>
-      <w:proofErr w:type="spellEnd"/>
-      <w:r>
-        <w:rPr>
-          <w:rFonts w:ascii="Times New Roman" w:hAnsi="Times New Roman" w:cs="Times New Roman"/>
-          <w:color w:val="000000" w:themeColor="text1"/>
-        </w:rPr>
-        <w:t xml:space="preserve"> Пчелка использует Quick </w:t>
-      </w:r>
-      <w:proofErr w:type="spellStart"/>
-      <w:r>
-        <w:rPr>
-          <w:rFonts w:ascii="Times New Roman" w:hAnsi="Times New Roman" w:cs="Times New Roman"/>
-          <w:color w:val="000000" w:themeColor="text1"/>
-        </w:rPr>
-        <w:t>Attack</w:t>
-      </w:r>
-      <w:proofErr w:type="spellEnd"/>
-      <w:r>
-        <w:rPr>
-          <w:rFonts w:ascii="Times New Roman" w:hAnsi="Times New Roman" w:cs="Times New Roman"/>
-          <w:color w:val="000000" w:themeColor="text1"/>
-        </w:rPr>
-        <w:t xml:space="preserve">. </w:t>
+        <w:t>Volbeat Пчелка теряет 29 здоровья.</w:t>
+      </w:r>
+      <w:r>
+        <w:rPr>
+          <w:rFonts w:ascii="Times New Roman" w:hAnsi="Times New Roman" w:cs="Times New Roman"/>
+          <w:color w:val="000000" w:themeColor="text1"/>
+        </w:rPr>
+        <w:br/>
+        <w:t>Poliwag Рыбка теряет 7 здоровья.</w:t>
+      </w:r>
+      <w:r>
+        <w:rPr>
+          <w:rFonts w:ascii="Times New Roman" w:hAnsi="Times New Roman" w:cs="Times New Roman"/>
+          <w:color w:val="000000" w:themeColor="text1"/>
+        </w:rPr>
+        <w:br/>
+      </w:r>
+      <w:r>
+        <w:rPr>
+          <w:rFonts w:ascii="Times New Roman" w:hAnsi="Times New Roman" w:cs="Times New Roman"/>
+          <w:color w:val="000000" w:themeColor="text1"/>
+        </w:rPr>
+        <w:br/>
+        <w:t xml:space="preserve">Volbeat Пчелка использует Quick Attack. </w:t>
       </w:r>
       <w:r>
         <w:rPr>
@@ -4643,84 +4046,37 @@
           <w:color w:val="000000" w:themeColor="text1"/>
         </w:rPr>
         <w:br/>
-      </w:r>
-      <w:proofErr w:type="spellStart"/>
-      <w:r>
-        <w:rPr>
-          <w:rFonts w:ascii="Times New Roman" w:hAnsi="Times New Roman" w:cs="Times New Roman"/>
-          <w:color w:val="000000" w:themeColor="text1"/>
-        </w:rPr>
-        <w:t>Poliwag</w:t>
-      </w:r>
-      <w:proofErr w:type="spellEnd"/>
-      <w:r>
-        <w:rPr>
-          <w:rFonts w:ascii="Times New Roman" w:hAnsi="Times New Roman" w:cs="Times New Roman"/>
-          <w:color w:val="000000" w:themeColor="text1"/>
-        </w:rPr>
-        <w:t xml:space="preserve"> Рыбка теряет 33 здоровья.</w:t>
-      </w:r>
-      <w:r>
-        <w:rPr>
-          <w:rFonts w:ascii="Times New Roman" w:hAnsi="Times New Roman" w:cs="Times New Roman"/>
-          <w:color w:val="000000" w:themeColor="text1"/>
-        </w:rPr>
-        <w:br/>
-      </w:r>
-      <w:r>
-        <w:rPr>
-          <w:rFonts w:ascii="Times New Roman" w:hAnsi="Times New Roman" w:cs="Times New Roman"/>
-          <w:color w:val="000000" w:themeColor="text1"/>
-        </w:rPr>
-        <w:br/>
-      </w:r>
-      <w:proofErr w:type="spellStart"/>
-      <w:r>
-        <w:rPr>
-          <w:rFonts w:ascii="Times New Roman" w:hAnsi="Times New Roman" w:cs="Times New Roman"/>
-          <w:color w:val="000000" w:themeColor="text1"/>
-        </w:rPr>
-        <w:t>Poliwag</w:t>
-      </w:r>
-      <w:proofErr w:type="spellEnd"/>
-      <w:r>
-        <w:rPr>
-          <w:rFonts w:ascii="Times New Roman" w:hAnsi="Times New Roman" w:cs="Times New Roman"/>
-          <w:color w:val="000000" w:themeColor="text1"/>
-        </w:rPr>
-        <w:t xml:space="preserve"> Рыбка промахивается</w:t>
-      </w:r>
-      <w:r>
-        <w:rPr>
-          <w:rFonts w:ascii="Times New Roman" w:hAnsi="Times New Roman" w:cs="Times New Roman"/>
-          <w:color w:val="000000" w:themeColor="text1"/>
-        </w:rPr>
-        <w:br/>
-      </w:r>
-      <w:r>
-        <w:rPr>
-          <w:rFonts w:ascii="Times New Roman" w:hAnsi="Times New Roman" w:cs="Times New Roman"/>
-          <w:color w:val="000000" w:themeColor="text1"/>
-        </w:rPr>
-        <w:br/>
-      </w:r>
-      <w:proofErr w:type="spellStart"/>
-      <w:proofErr w:type="gramStart"/>
-      <w:r>
-        <w:rPr>
-          <w:rFonts w:ascii="Times New Roman" w:hAnsi="Times New Roman" w:cs="Times New Roman"/>
-          <w:color w:val="000000" w:themeColor="text1"/>
-        </w:rPr>
-        <w:t>Poliwag</w:t>
-      </w:r>
-      <w:proofErr w:type="spellEnd"/>
-      <w:proofErr w:type="gramEnd"/>
-      <w:r>
-        <w:rPr>
-          <w:rFonts w:ascii="Times New Roman" w:hAnsi="Times New Roman" w:cs="Times New Roman"/>
-          <w:color w:val="000000" w:themeColor="text1"/>
-        </w:rPr>
-        <w:t xml:space="preserve"> Рыбка борется с соперником. </w:t>
+        <w:t>Poliwag Рыбка теряет 33 здоровья.</w:t>
+      </w:r>
+      <w:r>
+        <w:rPr>
+          <w:rFonts w:ascii="Times New Roman" w:hAnsi="Times New Roman" w:cs="Times New Roman"/>
+          <w:color w:val="000000" w:themeColor="text1"/>
+        </w:rPr>
+        <w:br/>
+      </w:r>
+      <w:r>
+        <w:rPr>
+          <w:rFonts w:ascii="Times New Roman" w:hAnsi="Times New Roman" w:cs="Times New Roman"/>
+          <w:color w:val="000000" w:themeColor="text1"/>
+        </w:rPr>
+        <w:br/>
+        <w:t>Poliwag Рыбка промахивается</w:t>
+      </w:r>
+      <w:r>
+        <w:rPr>
+          <w:rFonts w:ascii="Times New Roman" w:hAnsi="Times New Roman" w:cs="Times New Roman"/>
+          <w:color w:val="000000" w:themeColor="text1"/>
+        </w:rPr>
+        <w:br/>
+      </w:r>
+      <w:r>
+        <w:rPr>
+          <w:rFonts w:ascii="Times New Roman" w:hAnsi="Times New Roman" w:cs="Times New Roman"/>
+          <w:color w:val="000000" w:themeColor="text1"/>
+        </w:rPr>
+        <w:br/>
+        <w:t xml:space="preserve">Poliwag Рыбка борется с соперником. </w:t>
       </w:r>
       <w:r>
         <w:rPr>
@@ -4736,800 +4092,298 @@
           <w:color w:val="000000" w:themeColor="text1"/>
         </w:rPr>
         <w:br/>
-      </w:r>
-      <w:proofErr w:type="spellStart"/>
-      <w:r>
-        <w:rPr>
-          <w:rFonts w:ascii="Times New Roman" w:hAnsi="Times New Roman" w:cs="Times New Roman"/>
-          <w:color w:val="000000" w:themeColor="text1"/>
-        </w:rPr>
-        <w:t>Volbeat</w:t>
-      </w:r>
-      <w:proofErr w:type="spellEnd"/>
-      <w:r>
-        <w:rPr>
-          <w:rFonts w:ascii="Times New Roman" w:hAnsi="Times New Roman" w:cs="Times New Roman"/>
-          <w:color w:val="000000" w:themeColor="text1"/>
-        </w:rPr>
-        <w:t xml:space="preserve"> Пчелка теряет 24 здоровья.</w:t>
-      </w:r>
-      <w:r>
-        <w:rPr>
-          <w:rFonts w:ascii="Times New Roman" w:hAnsi="Times New Roman" w:cs="Times New Roman"/>
-          <w:color w:val="000000" w:themeColor="text1"/>
-        </w:rPr>
-        <w:br/>
-      </w:r>
-      <w:proofErr w:type="spellStart"/>
-      <w:r>
-        <w:rPr>
-          <w:rFonts w:ascii="Times New Roman" w:hAnsi="Times New Roman" w:cs="Times New Roman"/>
-          <w:color w:val="000000" w:themeColor="text1"/>
-        </w:rPr>
-        <w:t>Poliwag</w:t>
-      </w:r>
-      <w:proofErr w:type="spellEnd"/>
-      <w:r>
-        <w:rPr>
-          <w:rFonts w:ascii="Times New Roman" w:hAnsi="Times New Roman" w:cs="Times New Roman"/>
-          <w:color w:val="000000" w:themeColor="text1"/>
-        </w:rPr>
-        <w:t xml:space="preserve"> Рыбка теряет 6 здоровья.</w:t>
-      </w:r>
-      <w:r>
-        <w:rPr>
-          <w:rFonts w:ascii="Times New Roman" w:hAnsi="Times New Roman" w:cs="Times New Roman"/>
-          <w:color w:val="000000" w:themeColor="text1"/>
-        </w:rPr>
-        <w:br/>
-      </w:r>
-      <w:r>
-        <w:rPr>
-          <w:rFonts w:ascii="Times New Roman" w:hAnsi="Times New Roman" w:cs="Times New Roman"/>
-          <w:color w:val="000000" w:themeColor="text1"/>
-        </w:rPr>
-        <w:br/>
-      </w:r>
-      <w:proofErr w:type="spellStart"/>
-      <w:r>
-        <w:rPr>
-          <w:rFonts w:ascii="Times New Roman" w:hAnsi="Times New Roman" w:cs="Times New Roman"/>
-          <w:color w:val="000000" w:themeColor="text1"/>
-        </w:rPr>
-        <w:t>Volbeat</w:t>
-      </w:r>
-      <w:proofErr w:type="spellEnd"/>
-      <w:r>
-        <w:rPr>
-          <w:rFonts w:ascii="Times New Roman" w:hAnsi="Times New Roman" w:cs="Times New Roman"/>
-          <w:color w:val="000000" w:themeColor="text1"/>
-        </w:rPr>
-        <w:t xml:space="preserve"> Пчелка использует </w:t>
-      </w:r>
-      <w:proofErr w:type="spellStart"/>
-      <w:r>
-        <w:rPr>
-          <w:rFonts w:ascii="Times New Roman" w:hAnsi="Times New Roman" w:cs="Times New Roman"/>
-          <w:color w:val="000000" w:themeColor="text1"/>
-        </w:rPr>
-        <w:t>Aerial</w:t>
-      </w:r>
-      <w:proofErr w:type="spellEnd"/>
-      <w:r>
-        <w:rPr>
-          <w:rFonts w:ascii="Times New Roman" w:hAnsi="Times New Roman" w:cs="Times New Roman"/>
-          <w:color w:val="000000" w:themeColor="text1"/>
-        </w:rPr>
-        <w:t xml:space="preserve"> </w:t>
-      </w:r>
-      <w:proofErr w:type="spellStart"/>
-      <w:r>
-        <w:rPr>
-          <w:rFonts w:ascii="Times New Roman" w:hAnsi="Times New Roman" w:cs="Times New Roman"/>
-          <w:color w:val="000000" w:themeColor="text1"/>
-        </w:rPr>
-        <w:t>Ace</w:t>
-      </w:r>
-      <w:proofErr w:type="spellEnd"/>
-      <w:r>
-        <w:rPr>
-          <w:rFonts w:ascii="Times New Roman" w:hAnsi="Times New Roman" w:cs="Times New Roman"/>
-          <w:color w:val="000000" w:themeColor="text1"/>
-        </w:rPr>
-        <w:t xml:space="preserve">. </w:t>
-      </w:r>
-      <w:r>
-        <w:rPr>
-          <w:rFonts w:ascii="Times New Roman" w:hAnsi="Times New Roman" w:cs="Times New Roman"/>
-          <w:color w:val="000000" w:themeColor="text1"/>
-        </w:rPr>
-        <w:br/>
-      </w:r>
-      <w:proofErr w:type="spellStart"/>
+        <w:t>Volbeat Пчелка теряет 24 здоровья.</w:t>
+      </w:r>
+      <w:r>
+        <w:rPr>
+          <w:rFonts w:ascii="Times New Roman" w:hAnsi="Times New Roman" w:cs="Times New Roman"/>
+          <w:color w:val="000000" w:themeColor="text1"/>
+        </w:rPr>
+        <w:br/>
+        <w:t>Poliwag Рыбка теряет 6 здоровья.</w:t>
+      </w:r>
+      <w:r>
+        <w:rPr>
+          <w:rFonts w:ascii="Times New Roman" w:hAnsi="Times New Roman" w:cs="Times New Roman"/>
+          <w:color w:val="000000" w:themeColor="text1"/>
+        </w:rPr>
+        <w:br/>
+      </w:r>
+      <w:r>
+        <w:rPr>
+          <w:rFonts w:ascii="Times New Roman" w:hAnsi="Times New Roman" w:cs="Times New Roman"/>
+          <w:color w:val="000000" w:themeColor="text1"/>
+        </w:rPr>
+        <w:br/>
+        <w:t xml:space="preserve">Volbeat Пчелка использует Aerial Ace. </w:t>
+      </w:r>
+      <w:r>
+        <w:rPr>
+          <w:rFonts w:ascii="Times New Roman" w:hAnsi="Times New Roman" w:cs="Times New Roman"/>
+          <w:color w:val="000000" w:themeColor="text1"/>
+        </w:rPr>
+        <w:br/>
+      </w:r>
       <w:r>
         <w:rPr>
           <w:rFonts w:ascii="Times New Roman" w:hAnsi="Times New Roman" w:cs="Times New Roman"/>
           <w:color w:val="000000" w:themeColor="text1"/>
         </w:rPr>
         <w:lastRenderedPageBreak/>
-        <w:t>Poliwag</w:t>
-      </w:r>
-      <w:proofErr w:type="spellEnd"/>
-      <w:r>
-        <w:rPr>
-          <w:rFonts w:ascii="Times New Roman" w:hAnsi="Times New Roman" w:cs="Times New Roman"/>
-          <w:color w:val="000000" w:themeColor="text1"/>
-        </w:rPr>
-        <w:t xml:space="preserve"> Рыбка теряет 30 здоровья.</w:t>
-      </w:r>
-      <w:r>
-        <w:rPr>
-          <w:rFonts w:ascii="Times New Roman" w:hAnsi="Times New Roman" w:cs="Times New Roman"/>
-          <w:color w:val="000000" w:themeColor="text1"/>
-        </w:rPr>
-        <w:br/>
-      </w:r>
-      <w:r>
-        <w:rPr>
-          <w:rFonts w:ascii="Times New Roman" w:hAnsi="Times New Roman" w:cs="Times New Roman"/>
-          <w:color w:val="000000" w:themeColor="text1"/>
-        </w:rPr>
-        <w:br/>
-      </w:r>
-      <w:proofErr w:type="spellStart"/>
-      <w:r>
-        <w:rPr>
-          <w:rFonts w:ascii="Times New Roman" w:hAnsi="Times New Roman" w:cs="Times New Roman"/>
-          <w:color w:val="000000" w:themeColor="text1"/>
-        </w:rPr>
-        <w:t>Poliwag</w:t>
-      </w:r>
-      <w:proofErr w:type="spellEnd"/>
-      <w:r>
-        <w:rPr>
-          <w:rFonts w:ascii="Times New Roman" w:hAnsi="Times New Roman" w:cs="Times New Roman"/>
-          <w:color w:val="000000" w:themeColor="text1"/>
-        </w:rPr>
-        <w:t xml:space="preserve"> Рыбка промахивается</w:t>
-      </w:r>
-      <w:r>
-        <w:rPr>
-          <w:rFonts w:ascii="Times New Roman" w:hAnsi="Times New Roman" w:cs="Times New Roman"/>
-          <w:color w:val="000000" w:themeColor="text1"/>
-        </w:rPr>
-        <w:br/>
-      </w:r>
-      <w:r>
-        <w:rPr>
-          <w:rFonts w:ascii="Times New Roman" w:hAnsi="Times New Roman" w:cs="Times New Roman"/>
-          <w:color w:val="000000" w:themeColor="text1"/>
-        </w:rPr>
-        <w:br/>
-      </w:r>
-      <w:proofErr w:type="spellStart"/>
-      <w:proofErr w:type="gramStart"/>
-      <w:r>
-        <w:rPr>
-          <w:rFonts w:ascii="Times New Roman" w:hAnsi="Times New Roman" w:cs="Times New Roman"/>
-          <w:color w:val="000000" w:themeColor="text1"/>
-        </w:rPr>
-        <w:t>Volbeat</w:t>
-      </w:r>
-      <w:proofErr w:type="spellEnd"/>
-      <w:proofErr w:type="gramEnd"/>
-      <w:r>
-        <w:rPr>
-          <w:rFonts w:ascii="Times New Roman" w:hAnsi="Times New Roman" w:cs="Times New Roman"/>
-          <w:color w:val="000000" w:themeColor="text1"/>
-        </w:rPr>
-        <w:t xml:space="preserve"> Пчелка использует Flash. </w:t>
-      </w:r>
-      <w:r>
-        <w:rPr>
-          <w:rFonts w:ascii="Times New Roman" w:hAnsi="Times New Roman" w:cs="Times New Roman"/>
-          <w:color w:val="000000" w:themeColor="text1"/>
-        </w:rPr>
-        <w:br/>
-      </w:r>
-      <w:proofErr w:type="spellStart"/>
-      <w:r>
-        <w:rPr>
-          <w:rFonts w:ascii="Times New Roman" w:hAnsi="Times New Roman" w:cs="Times New Roman"/>
-          <w:color w:val="000000" w:themeColor="text1"/>
-        </w:rPr>
-        <w:t>Poliwag</w:t>
-      </w:r>
-      <w:proofErr w:type="spellEnd"/>
-      <w:r>
-        <w:rPr>
-          <w:rFonts w:ascii="Times New Roman" w:hAnsi="Times New Roman" w:cs="Times New Roman"/>
-          <w:color w:val="000000" w:themeColor="text1"/>
-        </w:rPr>
-        <w:t xml:space="preserve"> Рыбка уменьшает точность.</w:t>
-      </w:r>
-      <w:r>
-        <w:rPr>
-          <w:rFonts w:ascii="Times New Roman" w:hAnsi="Times New Roman" w:cs="Times New Roman"/>
-          <w:color w:val="000000" w:themeColor="text1"/>
-        </w:rPr>
-        <w:br/>
-      </w:r>
-      <w:r>
-        <w:rPr>
-          <w:rFonts w:ascii="Times New Roman" w:hAnsi="Times New Roman" w:cs="Times New Roman"/>
-          <w:color w:val="000000" w:themeColor="text1"/>
-        </w:rPr>
-        <w:br/>
-      </w:r>
-      <w:proofErr w:type="spellStart"/>
-      <w:r>
-        <w:rPr>
-          <w:rFonts w:ascii="Times New Roman" w:hAnsi="Times New Roman" w:cs="Times New Roman"/>
-          <w:color w:val="000000" w:themeColor="text1"/>
-        </w:rPr>
-        <w:t>Poliwag</w:t>
-      </w:r>
-      <w:proofErr w:type="spellEnd"/>
-      <w:r>
-        <w:rPr>
-          <w:rFonts w:ascii="Times New Roman" w:hAnsi="Times New Roman" w:cs="Times New Roman"/>
-          <w:color w:val="000000" w:themeColor="text1"/>
-        </w:rPr>
-        <w:t xml:space="preserve"> Рыбка использует Blizzard. </w:t>
-      </w:r>
-      <w:r>
-        <w:rPr>
-          <w:rFonts w:ascii="Times New Roman" w:hAnsi="Times New Roman" w:cs="Times New Roman"/>
-          <w:color w:val="000000" w:themeColor="text1"/>
-        </w:rPr>
-        <w:br/>
-      </w:r>
-      <w:proofErr w:type="spellStart"/>
-      <w:r>
-        <w:rPr>
-          <w:rFonts w:ascii="Times New Roman" w:hAnsi="Times New Roman" w:cs="Times New Roman"/>
-          <w:color w:val="000000" w:themeColor="text1"/>
-        </w:rPr>
-        <w:t>Volbeat</w:t>
-      </w:r>
-      <w:proofErr w:type="spellEnd"/>
-      <w:r>
-        <w:rPr>
-          <w:rFonts w:ascii="Times New Roman" w:hAnsi="Times New Roman" w:cs="Times New Roman"/>
-          <w:color w:val="000000" w:themeColor="text1"/>
-        </w:rPr>
-        <w:t xml:space="preserve"> Пчелка теряет 22 здоровья.</w:t>
-      </w:r>
-      <w:r>
-        <w:rPr>
-          <w:rFonts w:ascii="Times New Roman" w:hAnsi="Times New Roman" w:cs="Times New Roman"/>
-          <w:color w:val="000000" w:themeColor="text1"/>
-        </w:rPr>
-        <w:br/>
-      </w:r>
-      <w:r>
-        <w:rPr>
-          <w:rFonts w:ascii="Times New Roman" w:hAnsi="Times New Roman" w:cs="Times New Roman"/>
-          <w:color w:val="000000" w:themeColor="text1"/>
-        </w:rPr>
-        <w:br/>
-      </w:r>
-      <w:proofErr w:type="spellStart"/>
-      <w:r>
-        <w:rPr>
-          <w:rFonts w:ascii="Times New Roman" w:hAnsi="Times New Roman" w:cs="Times New Roman"/>
-          <w:color w:val="000000" w:themeColor="text1"/>
-        </w:rPr>
-        <w:t>Volbeat</w:t>
-      </w:r>
-      <w:proofErr w:type="spellEnd"/>
-      <w:r>
-        <w:rPr>
-          <w:rFonts w:ascii="Times New Roman" w:hAnsi="Times New Roman" w:cs="Times New Roman"/>
-          <w:color w:val="000000" w:themeColor="text1"/>
-        </w:rPr>
-        <w:t xml:space="preserve"> Пчелка использует Flash. </w:t>
-      </w:r>
-      <w:r>
-        <w:rPr>
-          <w:rFonts w:ascii="Times New Roman" w:hAnsi="Times New Roman" w:cs="Times New Roman"/>
-          <w:color w:val="000000" w:themeColor="text1"/>
-        </w:rPr>
-        <w:br/>
-      </w:r>
-      <w:proofErr w:type="spellStart"/>
-      <w:r>
-        <w:rPr>
-          <w:rFonts w:ascii="Times New Roman" w:hAnsi="Times New Roman" w:cs="Times New Roman"/>
-          <w:color w:val="000000" w:themeColor="text1"/>
-        </w:rPr>
-        <w:t>Poliwag</w:t>
-      </w:r>
-      <w:proofErr w:type="spellEnd"/>
-      <w:r>
-        <w:rPr>
-          <w:rFonts w:ascii="Times New Roman" w:hAnsi="Times New Roman" w:cs="Times New Roman"/>
-          <w:color w:val="000000" w:themeColor="text1"/>
-        </w:rPr>
-        <w:t xml:space="preserve"> Рыбка уменьшает точность.</w:t>
-      </w:r>
-      <w:r>
-        <w:rPr>
-          <w:rFonts w:ascii="Times New Roman" w:hAnsi="Times New Roman" w:cs="Times New Roman"/>
-          <w:color w:val="000000" w:themeColor="text1"/>
-        </w:rPr>
-        <w:br/>
-      </w:r>
-      <w:r>
-        <w:rPr>
-          <w:rFonts w:ascii="Times New Roman" w:hAnsi="Times New Roman" w:cs="Times New Roman"/>
-          <w:color w:val="000000" w:themeColor="text1"/>
-        </w:rPr>
-        <w:br/>
-      </w:r>
-      <w:proofErr w:type="spellStart"/>
-      <w:r>
-        <w:rPr>
-          <w:rFonts w:ascii="Times New Roman" w:hAnsi="Times New Roman" w:cs="Times New Roman"/>
-          <w:color w:val="000000" w:themeColor="text1"/>
-        </w:rPr>
-        <w:t>Poliwag</w:t>
-      </w:r>
-      <w:proofErr w:type="spellEnd"/>
-      <w:r>
-        <w:rPr>
-          <w:rFonts w:ascii="Times New Roman" w:hAnsi="Times New Roman" w:cs="Times New Roman"/>
-          <w:color w:val="000000" w:themeColor="text1"/>
-        </w:rPr>
-        <w:t xml:space="preserve"> Рыбка использует Blizzard. </w:t>
-      </w:r>
-      <w:r>
-        <w:rPr>
-          <w:rFonts w:ascii="Times New Roman" w:hAnsi="Times New Roman" w:cs="Times New Roman"/>
-          <w:color w:val="000000" w:themeColor="text1"/>
-        </w:rPr>
-        <w:br/>
-      </w:r>
-      <w:proofErr w:type="spellStart"/>
-      <w:r>
-        <w:rPr>
-          <w:rFonts w:ascii="Times New Roman" w:hAnsi="Times New Roman" w:cs="Times New Roman"/>
-          <w:color w:val="000000" w:themeColor="text1"/>
-        </w:rPr>
-        <w:t>Volbeat</w:t>
-      </w:r>
-      <w:proofErr w:type="spellEnd"/>
-      <w:r>
-        <w:rPr>
-          <w:rFonts w:ascii="Times New Roman" w:hAnsi="Times New Roman" w:cs="Times New Roman"/>
-          <w:color w:val="000000" w:themeColor="text1"/>
-        </w:rPr>
-        <w:t xml:space="preserve"> Пчелка теряет 20 здоровья.</w:t>
-      </w:r>
-      <w:r>
-        <w:rPr>
-          <w:rFonts w:ascii="Times New Roman" w:hAnsi="Times New Roman" w:cs="Times New Roman"/>
-          <w:color w:val="000000" w:themeColor="text1"/>
-        </w:rPr>
-        <w:br/>
-      </w:r>
-      <w:r>
-        <w:rPr>
-          <w:rFonts w:ascii="Times New Roman" w:hAnsi="Times New Roman" w:cs="Times New Roman"/>
-          <w:color w:val="000000" w:themeColor="text1"/>
-        </w:rPr>
-        <w:br/>
-      </w:r>
-      <w:proofErr w:type="spellStart"/>
-      <w:r>
-        <w:rPr>
-          <w:rFonts w:ascii="Times New Roman" w:hAnsi="Times New Roman" w:cs="Times New Roman"/>
-          <w:color w:val="000000" w:themeColor="text1"/>
-        </w:rPr>
-        <w:t>Volbeat</w:t>
-      </w:r>
-      <w:proofErr w:type="spellEnd"/>
-      <w:r>
-        <w:rPr>
-          <w:rFonts w:ascii="Times New Roman" w:hAnsi="Times New Roman" w:cs="Times New Roman"/>
-          <w:color w:val="000000" w:themeColor="text1"/>
-        </w:rPr>
-        <w:t xml:space="preserve"> Пчелка использует Flash. </w:t>
-      </w:r>
-      <w:r>
-        <w:rPr>
-          <w:rFonts w:ascii="Times New Roman" w:hAnsi="Times New Roman" w:cs="Times New Roman"/>
-          <w:color w:val="000000" w:themeColor="text1"/>
-        </w:rPr>
-        <w:br/>
-      </w:r>
-      <w:proofErr w:type="spellStart"/>
-      <w:r>
-        <w:rPr>
-          <w:rFonts w:ascii="Times New Roman" w:hAnsi="Times New Roman" w:cs="Times New Roman"/>
-          <w:color w:val="000000" w:themeColor="text1"/>
-        </w:rPr>
-        <w:t>Poliwag</w:t>
-      </w:r>
-      <w:proofErr w:type="spellEnd"/>
-      <w:r>
-        <w:rPr>
-          <w:rFonts w:ascii="Times New Roman" w:hAnsi="Times New Roman" w:cs="Times New Roman"/>
-          <w:color w:val="000000" w:themeColor="text1"/>
-        </w:rPr>
-        <w:t xml:space="preserve"> Рыбка уменьшает точность.</w:t>
-      </w:r>
-      <w:r>
-        <w:rPr>
-          <w:rFonts w:ascii="Times New Roman" w:hAnsi="Times New Roman" w:cs="Times New Roman"/>
-          <w:color w:val="000000" w:themeColor="text1"/>
-        </w:rPr>
-        <w:br/>
-      </w:r>
-      <w:r>
-        <w:rPr>
-          <w:rFonts w:ascii="Times New Roman" w:hAnsi="Times New Roman" w:cs="Times New Roman"/>
-          <w:color w:val="000000" w:themeColor="text1"/>
-        </w:rPr>
-        <w:br/>
-      </w:r>
-      <w:proofErr w:type="spellStart"/>
-      <w:r>
-        <w:rPr>
-          <w:rFonts w:ascii="Times New Roman" w:hAnsi="Times New Roman" w:cs="Times New Roman"/>
-          <w:color w:val="000000" w:themeColor="text1"/>
-        </w:rPr>
-        <w:t>Poliwag</w:t>
-      </w:r>
-      <w:proofErr w:type="spellEnd"/>
-      <w:r>
-        <w:rPr>
-          <w:rFonts w:ascii="Times New Roman" w:hAnsi="Times New Roman" w:cs="Times New Roman"/>
-          <w:color w:val="000000" w:themeColor="text1"/>
-        </w:rPr>
-        <w:t xml:space="preserve"> Рыбка промахивается</w:t>
-      </w:r>
-      <w:r>
-        <w:rPr>
-          <w:rFonts w:ascii="Times New Roman" w:hAnsi="Times New Roman" w:cs="Times New Roman"/>
-          <w:color w:val="000000" w:themeColor="text1"/>
-        </w:rPr>
-        <w:br/>
-      </w:r>
-      <w:r>
-        <w:rPr>
-          <w:rFonts w:ascii="Times New Roman" w:hAnsi="Times New Roman" w:cs="Times New Roman"/>
-          <w:color w:val="000000" w:themeColor="text1"/>
-        </w:rPr>
-        <w:br/>
-      </w:r>
-      <w:proofErr w:type="spellStart"/>
-      <w:proofErr w:type="gramStart"/>
-      <w:r>
-        <w:rPr>
-          <w:rFonts w:ascii="Times New Roman" w:hAnsi="Times New Roman" w:cs="Times New Roman"/>
-          <w:color w:val="000000" w:themeColor="text1"/>
-        </w:rPr>
-        <w:t>Volbeat</w:t>
-      </w:r>
-      <w:proofErr w:type="spellEnd"/>
-      <w:proofErr w:type="gramEnd"/>
-      <w:r>
-        <w:rPr>
-          <w:rFonts w:ascii="Times New Roman" w:hAnsi="Times New Roman" w:cs="Times New Roman"/>
-          <w:color w:val="000000" w:themeColor="text1"/>
-        </w:rPr>
-        <w:t xml:space="preserve"> Пчелка использует </w:t>
-      </w:r>
-      <w:proofErr w:type="spellStart"/>
-      <w:r>
-        <w:rPr>
-          <w:rFonts w:ascii="Times New Roman" w:hAnsi="Times New Roman" w:cs="Times New Roman"/>
-          <w:color w:val="000000" w:themeColor="text1"/>
-        </w:rPr>
-        <w:t>Aerial</w:t>
-      </w:r>
-      <w:proofErr w:type="spellEnd"/>
-      <w:r>
-        <w:rPr>
-          <w:rFonts w:ascii="Times New Roman" w:hAnsi="Times New Roman" w:cs="Times New Roman"/>
-          <w:color w:val="000000" w:themeColor="text1"/>
-        </w:rPr>
-        <w:t xml:space="preserve"> </w:t>
-      </w:r>
-      <w:proofErr w:type="spellStart"/>
-      <w:r>
-        <w:rPr>
-          <w:rFonts w:ascii="Times New Roman" w:hAnsi="Times New Roman" w:cs="Times New Roman"/>
-          <w:color w:val="000000" w:themeColor="text1"/>
-        </w:rPr>
-        <w:t>Ace</w:t>
-      </w:r>
-      <w:proofErr w:type="spellEnd"/>
-      <w:r>
-        <w:rPr>
-          <w:rFonts w:ascii="Times New Roman" w:hAnsi="Times New Roman" w:cs="Times New Roman"/>
-          <w:color w:val="000000" w:themeColor="text1"/>
-        </w:rPr>
-        <w:t xml:space="preserve">. </w:t>
-      </w:r>
-      <w:r>
-        <w:rPr>
-          <w:rFonts w:ascii="Times New Roman" w:hAnsi="Times New Roman" w:cs="Times New Roman"/>
-          <w:color w:val="000000" w:themeColor="text1"/>
-        </w:rPr>
-        <w:br/>
-      </w:r>
-      <w:proofErr w:type="spellStart"/>
-      <w:r>
-        <w:rPr>
-          <w:rFonts w:ascii="Times New Roman" w:hAnsi="Times New Roman" w:cs="Times New Roman"/>
-          <w:color w:val="000000" w:themeColor="text1"/>
-        </w:rPr>
-        <w:t>Poliwag</w:t>
-      </w:r>
-      <w:proofErr w:type="spellEnd"/>
-      <w:r>
-        <w:rPr>
-          <w:rFonts w:ascii="Times New Roman" w:hAnsi="Times New Roman" w:cs="Times New Roman"/>
-          <w:color w:val="000000" w:themeColor="text1"/>
-        </w:rPr>
-        <w:t xml:space="preserve"> Рыбка теряет 22 здоровья.</w:t>
-      </w:r>
-      <w:r>
-        <w:rPr>
-          <w:rFonts w:ascii="Times New Roman" w:hAnsi="Times New Roman" w:cs="Times New Roman"/>
-          <w:color w:val="000000" w:themeColor="text1"/>
-        </w:rPr>
-        <w:br/>
-      </w:r>
-      <w:r>
-        <w:rPr>
-          <w:rFonts w:ascii="Times New Roman" w:hAnsi="Times New Roman" w:cs="Times New Roman"/>
-          <w:color w:val="000000" w:themeColor="text1"/>
-        </w:rPr>
-        <w:br/>
-      </w:r>
-      <w:proofErr w:type="spellStart"/>
-      <w:r>
-        <w:rPr>
-          <w:rFonts w:ascii="Times New Roman" w:hAnsi="Times New Roman" w:cs="Times New Roman"/>
-          <w:color w:val="000000" w:themeColor="text1"/>
-        </w:rPr>
-        <w:t>Poliwag</w:t>
-      </w:r>
-      <w:proofErr w:type="spellEnd"/>
-      <w:r>
-        <w:rPr>
-          <w:rFonts w:ascii="Times New Roman" w:hAnsi="Times New Roman" w:cs="Times New Roman"/>
-          <w:color w:val="000000" w:themeColor="text1"/>
-        </w:rPr>
-        <w:t xml:space="preserve"> Рыбка промахивается</w:t>
-      </w:r>
-      <w:r>
-        <w:rPr>
-          <w:rFonts w:ascii="Times New Roman" w:hAnsi="Times New Roman" w:cs="Times New Roman"/>
-          <w:color w:val="000000" w:themeColor="text1"/>
-        </w:rPr>
-        <w:br/>
-      </w:r>
-      <w:r>
-        <w:rPr>
-          <w:rFonts w:ascii="Times New Roman" w:hAnsi="Times New Roman" w:cs="Times New Roman"/>
-          <w:color w:val="000000" w:themeColor="text1"/>
-        </w:rPr>
-        <w:br/>
-      </w:r>
-      <w:proofErr w:type="spellStart"/>
-      <w:proofErr w:type="gramStart"/>
-      <w:r>
-        <w:rPr>
-          <w:rFonts w:ascii="Times New Roman" w:hAnsi="Times New Roman" w:cs="Times New Roman"/>
-          <w:color w:val="000000" w:themeColor="text1"/>
-        </w:rPr>
-        <w:t>Volbeat</w:t>
-      </w:r>
-      <w:proofErr w:type="spellEnd"/>
-      <w:proofErr w:type="gramEnd"/>
-      <w:r>
-        <w:rPr>
-          <w:rFonts w:ascii="Times New Roman" w:hAnsi="Times New Roman" w:cs="Times New Roman"/>
-          <w:color w:val="000000" w:themeColor="text1"/>
-        </w:rPr>
-        <w:t xml:space="preserve"> Пчелка использует </w:t>
-      </w:r>
-      <w:proofErr w:type="spellStart"/>
-      <w:r>
-        <w:rPr>
-          <w:rFonts w:ascii="Times New Roman" w:hAnsi="Times New Roman" w:cs="Times New Roman"/>
-          <w:color w:val="000000" w:themeColor="text1"/>
-        </w:rPr>
-        <w:t>Aerial</w:t>
-      </w:r>
-      <w:proofErr w:type="spellEnd"/>
-      <w:r>
-        <w:rPr>
-          <w:rFonts w:ascii="Times New Roman" w:hAnsi="Times New Roman" w:cs="Times New Roman"/>
-          <w:color w:val="000000" w:themeColor="text1"/>
-        </w:rPr>
-        <w:t xml:space="preserve"> </w:t>
-      </w:r>
-      <w:proofErr w:type="spellStart"/>
-      <w:r>
-        <w:rPr>
-          <w:rFonts w:ascii="Times New Roman" w:hAnsi="Times New Roman" w:cs="Times New Roman"/>
-          <w:color w:val="000000" w:themeColor="text1"/>
-        </w:rPr>
-        <w:t>Ace</w:t>
-      </w:r>
-      <w:proofErr w:type="spellEnd"/>
-      <w:r>
-        <w:rPr>
-          <w:rFonts w:ascii="Times New Roman" w:hAnsi="Times New Roman" w:cs="Times New Roman"/>
-          <w:color w:val="000000" w:themeColor="text1"/>
-        </w:rPr>
-        <w:t xml:space="preserve">. </w:t>
-      </w:r>
-      <w:r>
-        <w:rPr>
-          <w:rFonts w:ascii="Times New Roman" w:hAnsi="Times New Roman" w:cs="Times New Roman"/>
-          <w:color w:val="000000" w:themeColor="text1"/>
-        </w:rPr>
-        <w:br/>
-      </w:r>
-      <w:proofErr w:type="spellStart"/>
-      <w:r>
-        <w:rPr>
-          <w:rFonts w:ascii="Times New Roman" w:hAnsi="Times New Roman" w:cs="Times New Roman"/>
-          <w:color w:val="000000" w:themeColor="text1"/>
-        </w:rPr>
-        <w:t>Poliwag</w:t>
-      </w:r>
-      <w:proofErr w:type="spellEnd"/>
-      <w:r>
-        <w:rPr>
-          <w:rFonts w:ascii="Times New Roman" w:hAnsi="Times New Roman" w:cs="Times New Roman"/>
-          <w:color w:val="000000" w:themeColor="text1"/>
-        </w:rPr>
-        <w:t xml:space="preserve"> Рыбка теряет 28 здоровья.</w:t>
-      </w:r>
-      <w:r>
-        <w:rPr>
-          <w:rFonts w:ascii="Times New Roman" w:hAnsi="Times New Roman" w:cs="Times New Roman"/>
-          <w:color w:val="000000" w:themeColor="text1"/>
-        </w:rPr>
-        <w:br/>
-      </w:r>
-      <w:proofErr w:type="spellStart"/>
-      <w:r>
-        <w:rPr>
-          <w:rFonts w:ascii="Times New Roman" w:hAnsi="Times New Roman" w:cs="Times New Roman"/>
-          <w:color w:val="000000" w:themeColor="text1"/>
-        </w:rPr>
-        <w:t>Poliwag</w:t>
-      </w:r>
-      <w:proofErr w:type="spellEnd"/>
-      <w:r>
-        <w:rPr>
-          <w:rFonts w:ascii="Times New Roman" w:hAnsi="Times New Roman" w:cs="Times New Roman"/>
-          <w:color w:val="000000" w:themeColor="text1"/>
-        </w:rPr>
-        <w:t xml:space="preserve"> Рыбка теряет сознание.</w:t>
-      </w:r>
-      <w:r>
-        <w:rPr>
-          <w:rFonts w:ascii="Times New Roman" w:hAnsi="Times New Roman" w:cs="Times New Roman"/>
-          <w:color w:val="000000" w:themeColor="text1"/>
-        </w:rPr>
-        <w:br/>
-      </w:r>
-      <w:proofErr w:type="spellStart"/>
-      <w:r>
-        <w:rPr>
-          <w:rFonts w:ascii="Times New Roman" w:hAnsi="Times New Roman" w:cs="Times New Roman"/>
-          <w:color w:val="000000" w:themeColor="text1"/>
-        </w:rPr>
-        <w:t>Poliwhirl</w:t>
-      </w:r>
-      <w:proofErr w:type="spellEnd"/>
-      <w:r>
-        <w:rPr>
-          <w:rFonts w:ascii="Times New Roman" w:hAnsi="Times New Roman" w:cs="Times New Roman"/>
-          <w:color w:val="000000" w:themeColor="text1"/>
-        </w:rPr>
-        <w:t xml:space="preserve"> Друган из команды зеленых вступает в бой!</w:t>
-      </w:r>
-      <w:r>
-        <w:rPr>
-          <w:rFonts w:ascii="Times New Roman" w:hAnsi="Times New Roman" w:cs="Times New Roman"/>
-          <w:color w:val="000000" w:themeColor="text1"/>
-        </w:rPr>
-        <w:br/>
-      </w:r>
-      <w:proofErr w:type="spellStart"/>
-      <w:r>
-        <w:rPr>
-          <w:rFonts w:ascii="Times New Roman" w:hAnsi="Times New Roman" w:cs="Times New Roman"/>
-          <w:color w:val="000000" w:themeColor="text1"/>
-        </w:rPr>
-        <w:t>Volbeat</w:t>
-      </w:r>
-      <w:proofErr w:type="spellEnd"/>
-      <w:r>
-        <w:rPr>
-          <w:rFonts w:ascii="Times New Roman" w:hAnsi="Times New Roman" w:cs="Times New Roman"/>
-          <w:color w:val="000000" w:themeColor="text1"/>
-        </w:rPr>
-        <w:t xml:space="preserve"> Пчелка использует Quick </w:t>
-      </w:r>
-      <w:proofErr w:type="spellStart"/>
-      <w:r>
-        <w:rPr>
-          <w:rFonts w:ascii="Times New Roman" w:hAnsi="Times New Roman" w:cs="Times New Roman"/>
-          <w:color w:val="000000" w:themeColor="text1"/>
-        </w:rPr>
-        <w:t>Attack</w:t>
-      </w:r>
-      <w:proofErr w:type="spellEnd"/>
-      <w:r>
-        <w:rPr>
-          <w:rFonts w:ascii="Times New Roman" w:hAnsi="Times New Roman" w:cs="Times New Roman"/>
-          <w:color w:val="000000" w:themeColor="text1"/>
-        </w:rPr>
-        <w:t xml:space="preserve">. </w:t>
-      </w:r>
-      <w:r>
-        <w:rPr>
-          <w:rFonts w:ascii="Times New Roman" w:hAnsi="Times New Roman" w:cs="Times New Roman"/>
-          <w:color w:val="000000" w:themeColor="text1"/>
-        </w:rPr>
-        <w:br/>
-      </w:r>
-      <w:proofErr w:type="spellStart"/>
-      <w:r>
-        <w:rPr>
-          <w:rFonts w:ascii="Times New Roman" w:hAnsi="Times New Roman" w:cs="Times New Roman"/>
-          <w:color w:val="000000" w:themeColor="text1"/>
-        </w:rPr>
-        <w:t>Poliwhirl</w:t>
-      </w:r>
-      <w:proofErr w:type="spellEnd"/>
-      <w:r>
-        <w:rPr>
-          <w:rFonts w:ascii="Times New Roman" w:hAnsi="Times New Roman" w:cs="Times New Roman"/>
-          <w:color w:val="000000" w:themeColor="text1"/>
-        </w:rPr>
-        <w:t xml:space="preserve"> Друган теряет 21 здоровья.</w:t>
-      </w:r>
-      <w:r>
-        <w:rPr>
-          <w:rFonts w:ascii="Times New Roman" w:hAnsi="Times New Roman" w:cs="Times New Roman"/>
-          <w:color w:val="000000" w:themeColor="text1"/>
-        </w:rPr>
-        <w:br/>
-      </w:r>
-      <w:r>
-        <w:rPr>
-          <w:rFonts w:ascii="Times New Roman" w:hAnsi="Times New Roman" w:cs="Times New Roman"/>
-          <w:color w:val="000000" w:themeColor="text1"/>
-        </w:rPr>
-        <w:br/>
-      </w:r>
-      <w:proofErr w:type="spellStart"/>
-      <w:r>
-        <w:rPr>
-          <w:rFonts w:ascii="Times New Roman" w:hAnsi="Times New Roman" w:cs="Times New Roman"/>
-          <w:color w:val="000000" w:themeColor="text1"/>
-        </w:rPr>
-        <w:t>Poliwhirl</w:t>
-      </w:r>
-      <w:proofErr w:type="spellEnd"/>
-      <w:r>
-        <w:rPr>
-          <w:rFonts w:ascii="Times New Roman" w:hAnsi="Times New Roman" w:cs="Times New Roman"/>
-          <w:color w:val="000000" w:themeColor="text1"/>
-        </w:rPr>
-        <w:t xml:space="preserve"> Друган использует Blizzard. </w:t>
+        <w:t>Poliwag Рыбка теряет 30 здоровья.</w:t>
+      </w:r>
+      <w:r>
+        <w:rPr>
+          <w:rFonts w:ascii="Times New Roman" w:hAnsi="Times New Roman" w:cs="Times New Roman"/>
+          <w:color w:val="000000" w:themeColor="text1"/>
+        </w:rPr>
+        <w:br/>
+      </w:r>
+      <w:r>
+        <w:rPr>
+          <w:rFonts w:ascii="Times New Roman" w:hAnsi="Times New Roman" w:cs="Times New Roman"/>
+          <w:color w:val="000000" w:themeColor="text1"/>
+        </w:rPr>
+        <w:br/>
+        <w:t>Poliwag Рыбка промахивается</w:t>
+      </w:r>
+      <w:r>
+        <w:rPr>
+          <w:rFonts w:ascii="Times New Roman" w:hAnsi="Times New Roman" w:cs="Times New Roman"/>
+          <w:color w:val="000000" w:themeColor="text1"/>
+        </w:rPr>
+        <w:br/>
+      </w:r>
+      <w:r>
+        <w:rPr>
+          <w:rFonts w:ascii="Times New Roman" w:hAnsi="Times New Roman" w:cs="Times New Roman"/>
+          <w:color w:val="000000" w:themeColor="text1"/>
+        </w:rPr>
+        <w:br/>
+        <w:t xml:space="preserve">Volbeat Пчелка использует Flash. </w:t>
+      </w:r>
+      <w:r>
+        <w:rPr>
+          <w:rFonts w:ascii="Times New Roman" w:hAnsi="Times New Roman" w:cs="Times New Roman"/>
+          <w:color w:val="000000" w:themeColor="text1"/>
+        </w:rPr>
+        <w:br/>
+        <w:t>Poliwag Рыбка уменьшает точность.</w:t>
+      </w:r>
+      <w:r>
+        <w:rPr>
+          <w:rFonts w:ascii="Times New Roman" w:hAnsi="Times New Roman" w:cs="Times New Roman"/>
+          <w:color w:val="000000" w:themeColor="text1"/>
+        </w:rPr>
+        <w:br/>
+      </w:r>
+      <w:r>
+        <w:rPr>
+          <w:rFonts w:ascii="Times New Roman" w:hAnsi="Times New Roman" w:cs="Times New Roman"/>
+          <w:color w:val="000000" w:themeColor="text1"/>
+        </w:rPr>
+        <w:br/>
+        <w:t xml:space="preserve">Poliwag Рыбка использует Blizzard. </w:t>
+      </w:r>
+      <w:r>
+        <w:rPr>
+          <w:rFonts w:ascii="Times New Roman" w:hAnsi="Times New Roman" w:cs="Times New Roman"/>
+          <w:color w:val="000000" w:themeColor="text1"/>
+        </w:rPr>
+        <w:br/>
+        <w:t>Volbeat Пчелка теряет 22 здоровья.</w:t>
+      </w:r>
+      <w:r>
+        <w:rPr>
+          <w:rFonts w:ascii="Times New Roman" w:hAnsi="Times New Roman" w:cs="Times New Roman"/>
+          <w:color w:val="000000" w:themeColor="text1"/>
+        </w:rPr>
+        <w:br/>
+      </w:r>
+      <w:r>
+        <w:rPr>
+          <w:rFonts w:ascii="Times New Roman" w:hAnsi="Times New Roman" w:cs="Times New Roman"/>
+          <w:color w:val="000000" w:themeColor="text1"/>
+        </w:rPr>
+        <w:br/>
+        <w:t xml:space="preserve">Volbeat Пчелка использует Flash. </w:t>
+      </w:r>
+      <w:r>
+        <w:rPr>
+          <w:rFonts w:ascii="Times New Roman" w:hAnsi="Times New Roman" w:cs="Times New Roman"/>
+          <w:color w:val="000000" w:themeColor="text1"/>
+        </w:rPr>
+        <w:br/>
+        <w:t>Poliwag Рыбка уменьшает точность.</w:t>
+      </w:r>
+      <w:r>
+        <w:rPr>
+          <w:rFonts w:ascii="Times New Roman" w:hAnsi="Times New Roman" w:cs="Times New Roman"/>
+          <w:color w:val="000000" w:themeColor="text1"/>
+        </w:rPr>
+        <w:br/>
+      </w:r>
+      <w:r>
+        <w:rPr>
+          <w:rFonts w:ascii="Times New Roman" w:hAnsi="Times New Roman" w:cs="Times New Roman"/>
+          <w:color w:val="000000" w:themeColor="text1"/>
+        </w:rPr>
+        <w:br/>
+        <w:t xml:space="preserve">Poliwag Рыбка использует Blizzard. </w:t>
+      </w:r>
+      <w:r>
+        <w:rPr>
+          <w:rFonts w:ascii="Times New Roman" w:hAnsi="Times New Roman" w:cs="Times New Roman"/>
+          <w:color w:val="000000" w:themeColor="text1"/>
+        </w:rPr>
+        <w:br/>
+        <w:t>Volbeat Пчелка теряет 20 здоровья.</w:t>
+      </w:r>
+      <w:r>
+        <w:rPr>
+          <w:rFonts w:ascii="Times New Roman" w:hAnsi="Times New Roman" w:cs="Times New Roman"/>
+          <w:color w:val="000000" w:themeColor="text1"/>
+        </w:rPr>
+        <w:br/>
+      </w:r>
+      <w:r>
+        <w:rPr>
+          <w:rFonts w:ascii="Times New Roman" w:hAnsi="Times New Roman" w:cs="Times New Roman"/>
+          <w:color w:val="000000" w:themeColor="text1"/>
+        </w:rPr>
+        <w:br/>
+        <w:t xml:space="preserve">Volbeat Пчелка использует Flash. </w:t>
+      </w:r>
+      <w:r>
+        <w:rPr>
+          <w:rFonts w:ascii="Times New Roman" w:hAnsi="Times New Roman" w:cs="Times New Roman"/>
+          <w:color w:val="000000" w:themeColor="text1"/>
+        </w:rPr>
+        <w:br/>
+        <w:t>Poliwag Рыбка уменьшает точность.</w:t>
+      </w:r>
+      <w:r>
+        <w:rPr>
+          <w:rFonts w:ascii="Times New Roman" w:hAnsi="Times New Roman" w:cs="Times New Roman"/>
+          <w:color w:val="000000" w:themeColor="text1"/>
+        </w:rPr>
+        <w:br/>
+      </w:r>
+      <w:r>
+        <w:rPr>
+          <w:rFonts w:ascii="Times New Roman" w:hAnsi="Times New Roman" w:cs="Times New Roman"/>
+          <w:color w:val="000000" w:themeColor="text1"/>
+        </w:rPr>
+        <w:br/>
+        <w:t>Poliwag Рыбка промахивается</w:t>
+      </w:r>
+      <w:r>
+        <w:rPr>
+          <w:rFonts w:ascii="Times New Roman" w:hAnsi="Times New Roman" w:cs="Times New Roman"/>
+          <w:color w:val="000000" w:themeColor="text1"/>
+        </w:rPr>
+        <w:br/>
+      </w:r>
+      <w:r>
+        <w:rPr>
+          <w:rFonts w:ascii="Times New Roman" w:hAnsi="Times New Roman" w:cs="Times New Roman"/>
+          <w:color w:val="000000" w:themeColor="text1"/>
+        </w:rPr>
+        <w:br/>
+        <w:t xml:space="preserve">Volbeat Пчелка использует Aerial Ace. </w:t>
+      </w:r>
+      <w:r>
+        <w:rPr>
+          <w:rFonts w:ascii="Times New Roman" w:hAnsi="Times New Roman" w:cs="Times New Roman"/>
+          <w:color w:val="000000" w:themeColor="text1"/>
+        </w:rPr>
+        <w:br/>
+        <w:t>Poliwag Рыбка теряет 22 здоровья.</w:t>
+      </w:r>
+      <w:r>
+        <w:rPr>
+          <w:rFonts w:ascii="Times New Roman" w:hAnsi="Times New Roman" w:cs="Times New Roman"/>
+          <w:color w:val="000000" w:themeColor="text1"/>
+        </w:rPr>
+        <w:br/>
+      </w:r>
+      <w:r>
+        <w:rPr>
+          <w:rFonts w:ascii="Times New Roman" w:hAnsi="Times New Roman" w:cs="Times New Roman"/>
+          <w:color w:val="000000" w:themeColor="text1"/>
+        </w:rPr>
+        <w:br/>
+        <w:t>Poliwag Рыбка промахивается</w:t>
+      </w:r>
+      <w:r>
+        <w:rPr>
+          <w:rFonts w:ascii="Times New Roman" w:hAnsi="Times New Roman" w:cs="Times New Roman"/>
+          <w:color w:val="000000" w:themeColor="text1"/>
+        </w:rPr>
+        <w:br/>
+      </w:r>
+      <w:r>
+        <w:rPr>
+          <w:rFonts w:ascii="Times New Roman" w:hAnsi="Times New Roman" w:cs="Times New Roman"/>
+          <w:color w:val="000000" w:themeColor="text1"/>
+        </w:rPr>
+        <w:br/>
+        <w:t xml:space="preserve">Volbeat Пчелка использует Aerial Ace. </w:t>
+      </w:r>
+      <w:r>
+        <w:rPr>
+          <w:rFonts w:ascii="Times New Roman" w:hAnsi="Times New Roman" w:cs="Times New Roman"/>
+          <w:color w:val="000000" w:themeColor="text1"/>
+        </w:rPr>
+        <w:br/>
+        <w:t>Poliwag Рыбка теряет 28 здоровья.</w:t>
+      </w:r>
+      <w:r>
+        <w:rPr>
+          <w:rFonts w:ascii="Times New Roman" w:hAnsi="Times New Roman" w:cs="Times New Roman"/>
+          <w:color w:val="000000" w:themeColor="text1"/>
+        </w:rPr>
+        <w:br/>
+        <w:t>Poliwag Рыбка теряет сознание.</w:t>
+      </w:r>
+      <w:r>
+        <w:rPr>
+          <w:rFonts w:ascii="Times New Roman" w:hAnsi="Times New Roman" w:cs="Times New Roman"/>
+          <w:color w:val="000000" w:themeColor="text1"/>
+        </w:rPr>
+        <w:br/>
+        <w:t>Poliwhirl Друган из команды зеленых вступает в бой!</w:t>
+      </w:r>
+      <w:r>
+        <w:rPr>
+          <w:rFonts w:ascii="Times New Roman" w:hAnsi="Times New Roman" w:cs="Times New Roman"/>
+          <w:color w:val="000000" w:themeColor="text1"/>
+        </w:rPr>
+        <w:br/>
+        <w:t xml:space="preserve">Volbeat Пчелка использует Quick Attack. </w:t>
+      </w:r>
+      <w:r>
+        <w:rPr>
+          <w:rFonts w:ascii="Times New Roman" w:hAnsi="Times New Roman" w:cs="Times New Roman"/>
+          <w:color w:val="000000" w:themeColor="text1"/>
+        </w:rPr>
+        <w:br/>
+        <w:t>Poliwhirl Друган теряет 21 здоровья.</w:t>
+      </w:r>
+      <w:r>
+        <w:rPr>
+          <w:rFonts w:ascii="Times New Roman" w:hAnsi="Times New Roman" w:cs="Times New Roman"/>
+          <w:color w:val="000000" w:themeColor="text1"/>
+        </w:rPr>
+        <w:br/>
+      </w:r>
+      <w:r>
+        <w:rPr>
+          <w:rFonts w:ascii="Times New Roman" w:hAnsi="Times New Roman" w:cs="Times New Roman"/>
+          <w:color w:val="000000" w:themeColor="text1"/>
+        </w:rPr>
+        <w:br/>
+        <w:t xml:space="preserve">Poliwhirl Друган использует Blizzard. </w:t>
       </w:r>
       <w:r>
         <w:rPr>
@@ -5545,229 +4399,75 @@
           <w:color w:val="000000" w:themeColor="text1"/>
         </w:rPr>
         <w:br/>
-      </w:r>
-      <w:proofErr w:type="spellStart"/>
-      <w:r>
-        <w:rPr>
-          <w:rFonts w:ascii="Times New Roman" w:hAnsi="Times New Roman" w:cs="Times New Roman"/>
-          <w:color w:val="000000" w:themeColor="text1"/>
-        </w:rPr>
-        <w:t>Volbeat</w:t>
-      </w:r>
-      <w:proofErr w:type="spellEnd"/>
-      <w:r>
-        <w:rPr>
-          <w:rFonts w:ascii="Times New Roman" w:hAnsi="Times New Roman" w:cs="Times New Roman"/>
-          <w:color w:val="000000" w:themeColor="text1"/>
-        </w:rPr>
-        <w:t xml:space="preserve"> Пчелка теряет 56 здоровья.</w:t>
-      </w:r>
-      <w:r>
-        <w:rPr>
-          <w:rFonts w:ascii="Times New Roman" w:hAnsi="Times New Roman" w:cs="Times New Roman"/>
-          <w:color w:val="000000" w:themeColor="text1"/>
-        </w:rPr>
-        <w:br/>
-      </w:r>
-      <w:r>
-        <w:rPr>
-          <w:rFonts w:ascii="Times New Roman" w:hAnsi="Times New Roman" w:cs="Times New Roman"/>
-          <w:color w:val="000000" w:themeColor="text1"/>
-        </w:rPr>
-        <w:br/>
-      </w:r>
-      <w:proofErr w:type="spellStart"/>
-      <w:r>
-        <w:rPr>
-          <w:rFonts w:ascii="Times New Roman" w:hAnsi="Times New Roman" w:cs="Times New Roman"/>
-          <w:color w:val="000000" w:themeColor="text1"/>
-        </w:rPr>
-        <w:t>Poliwhirl</w:t>
-      </w:r>
-      <w:proofErr w:type="spellEnd"/>
-      <w:r>
-        <w:rPr>
-          <w:rFonts w:ascii="Times New Roman" w:hAnsi="Times New Roman" w:cs="Times New Roman"/>
-          <w:color w:val="000000" w:themeColor="text1"/>
-        </w:rPr>
-        <w:t xml:space="preserve"> Друган промахивается</w:t>
-      </w:r>
-      <w:r>
-        <w:rPr>
-          <w:rFonts w:ascii="Times New Roman" w:hAnsi="Times New Roman" w:cs="Times New Roman"/>
-          <w:color w:val="000000" w:themeColor="text1"/>
-        </w:rPr>
-        <w:br/>
-      </w:r>
-      <w:r>
-        <w:rPr>
-          <w:rFonts w:ascii="Times New Roman" w:hAnsi="Times New Roman" w:cs="Times New Roman"/>
-          <w:color w:val="000000" w:themeColor="text1"/>
-        </w:rPr>
-        <w:br/>
-      </w:r>
-      <w:proofErr w:type="spellStart"/>
-      <w:r>
-        <w:rPr>
-          <w:rFonts w:ascii="Times New Roman" w:hAnsi="Times New Roman" w:cs="Times New Roman"/>
-          <w:color w:val="000000" w:themeColor="text1"/>
-        </w:rPr>
-        <w:t>Volbeat</w:t>
-      </w:r>
-      <w:proofErr w:type="spellEnd"/>
-      <w:r>
-        <w:rPr>
-          <w:rFonts w:ascii="Times New Roman" w:hAnsi="Times New Roman" w:cs="Times New Roman"/>
-          <w:color w:val="000000" w:themeColor="text1"/>
-        </w:rPr>
-        <w:t xml:space="preserve"> Пчелка использует </w:t>
-      </w:r>
-      <w:proofErr w:type="spellStart"/>
-      <w:r>
-        <w:rPr>
-          <w:rFonts w:ascii="Times New Roman" w:hAnsi="Times New Roman" w:cs="Times New Roman"/>
-          <w:color w:val="000000" w:themeColor="text1"/>
-        </w:rPr>
-        <w:t>Aerial</w:t>
-      </w:r>
-      <w:proofErr w:type="spellEnd"/>
-      <w:r>
-        <w:rPr>
-          <w:rFonts w:ascii="Times New Roman" w:hAnsi="Times New Roman" w:cs="Times New Roman"/>
-          <w:color w:val="000000" w:themeColor="text1"/>
-        </w:rPr>
-        <w:t xml:space="preserve"> </w:t>
-      </w:r>
-      <w:proofErr w:type="spellStart"/>
-      <w:r>
-        <w:rPr>
-          <w:rFonts w:ascii="Times New Roman" w:hAnsi="Times New Roman" w:cs="Times New Roman"/>
-          <w:color w:val="000000" w:themeColor="text1"/>
-        </w:rPr>
-        <w:t>Ace</w:t>
-      </w:r>
-      <w:proofErr w:type="spellEnd"/>
-      <w:r>
-        <w:rPr>
-          <w:rFonts w:ascii="Times New Roman" w:hAnsi="Times New Roman" w:cs="Times New Roman"/>
-          <w:color w:val="000000" w:themeColor="text1"/>
-        </w:rPr>
-        <w:t xml:space="preserve">. </w:t>
-      </w:r>
-      <w:r>
-        <w:rPr>
-          <w:rFonts w:ascii="Times New Roman" w:hAnsi="Times New Roman" w:cs="Times New Roman"/>
-          <w:color w:val="000000" w:themeColor="text1"/>
-        </w:rPr>
-        <w:br/>
-      </w:r>
-      <w:proofErr w:type="spellStart"/>
-      <w:r>
-        <w:rPr>
-          <w:rFonts w:ascii="Times New Roman" w:hAnsi="Times New Roman" w:cs="Times New Roman"/>
-          <w:color w:val="000000" w:themeColor="text1"/>
-        </w:rPr>
-        <w:t>Poliwhirl</w:t>
-      </w:r>
-      <w:proofErr w:type="spellEnd"/>
-      <w:r>
-        <w:rPr>
-          <w:rFonts w:ascii="Times New Roman" w:hAnsi="Times New Roman" w:cs="Times New Roman"/>
-          <w:color w:val="000000" w:themeColor="text1"/>
-        </w:rPr>
-        <w:t xml:space="preserve"> Друган теряет 26 здоровья.</w:t>
-      </w:r>
-      <w:r>
-        <w:rPr>
-          <w:rFonts w:ascii="Times New Roman" w:hAnsi="Times New Roman" w:cs="Times New Roman"/>
-          <w:color w:val="000000" w:themeColor="text1"/>
-        </w:rPr>
-        <w:br/>
-      </w:r>
-      <w:r>
-        <w:rPr>
-          <w:rFonts w:ascii="Times New Roman" w:hAnsi="Times New Roman" w:cs="Times New Roman"/>
-          <w:color w:val="000000" w:themeColor="text1"/>
-        </w:rPr>
-        <w:br/>
-      </w:r>
-      <w:proofErr w:type="spellStart"/>
-      <w:r>
-        <w:rPr>
-          <w:rFonts w:ascii="Times New Roman" w:hAnsi="Times New Roman" w:cs="Times New Roman"/>
-          <w:color w:val="000000" w:themeColor="text1"/>
-        </w:rPr>
-        <w:t>Poliwhirl</w:t>
-      </w:r>
-      <w:proofErr w:type="spellEnd"/>
-      <w:r>
-        <w:rPr>
-          <w:rFonts w:ascii="Times New Roman" w:hAnsi="Times New Roman" w:cs="Times New Roman"/>
-          <w:color w:val="000000" w:themeColor="text1"/>
-        </w:rPr>
-        <w:t xml:space="preserve"> Друган промахивается</w:t>
-      </w:r>
-      <w:r>
-        <w:rPr>
-          <w:rFonts w:ascii="Times New Roman" w:hAnsi="Times New Roman" w:cs="Times New Roman"/>
-          <w:color w:val="000000" w:themeColor="text1"/>
-        </w:rPr>
-        <w:br/>
-      </w:r>
-      <w:r>
-        <w:rPr>
-          <w:rFonts w:ascii="Times New Roman" w:hAnsi="Times New Roman" w:cs="Times New Roman"/>
-          <w:color w:val="000000" w:themeColor="text1"/>
-        </w:rPr>
-        <w:br/>
-      </w:r>
-      <w:proofErr w:type="spellStart"/>
-      <w:r>
-        <w:rPr>
-          <w:rFonts w:ascii="Times New Roman" w:hAnsi="Times New Roman" w:cs="Times New Roman"/>
-          <w:color w:val="000000" w:themeColor="text1"/>
-        </w:rPr>
-        <w:t>Volbeat</w:t>
-      </w:r>
-      <w:proofErr w:type="spellEnd"/>
-      <w:r>
-        <w:rPr>
-          <w:rFonts w:ascii="Times New Roman" w:hAnsi="Times New Roman" w:cs="Times New Roman"/>
-          <w:color w:val="000000" w:themeColor="text1"/>
-        </w:rPr>
-        <w:t xml:space="preserve"> Пчелка использует </w:t>
-      </w:r>
-      <w:proofErr w:type="spellStart"/>
-      <w:r>
-        <w:rPr>
-          <w:rFonts w:ascii="Times New Roman" w:hAnsi="Times New Roman" w:cs="Times New Roman"/>
-          <w:color w:val="000000" w:themeColor="text1"/>
-        </w:rPr>
-        <w:t>Aerial</w:t>
-      </w:r>
-      <w:proofErr w:type="spellEnd"/>
-      <w:r>
-        <w:rPr>
-          <w:rFonts w:ascii="Times New Roman" w:hAnsi="Times New Roman" w:cs="Times New Roman"/>
-          <w:color w:val="000000" w:themeColor="text1"/>
-        </w:rPr>
-        <w:t xml:space="preserve"> </w:t>
-      </w:r>
-      <w:proofErr w:type="spellStart"/>
-      <w:r>
-        <w:rPr>
-          <w:rFonts w:ascii="Times New Roman" w:hAnsi="Times New Roman" w:cs="Times New Roman"/>
-          <w:color w:val="000000" w:themeColor="text1"/>
-        </w:rPr>
-        <w:t>Ace</w:t>
-      </w:r>
-      <w:proofErr w:type="spellEnd"/>
-      <w:r>
-        <w:rPr>
-          <w:rFonts w:ascii="Times New Roman" w:hAnsi="Times New Roman" w:cs="Times New Roman"/>
-          <w:color w:val="000000" w:themeColor="text1"/>
-        </w:rPr>
-        <w:t xml:space="preserve">. </w:t>
+        <w:t>Volbeat Пчелка теряет 56 здоровья.</w:t>
+      </w:r>
+      <w:r>
+        <w:rPr>
+          <w:rFonts w:ascii="Times New Roman" w:hAnsi="Times New Roman" w:cs="Times New Roman"/>
+          <w:color w:val="000000" w:themeColor="text1"/>
+        </w:rPr>
+        <w:br/>
+      </w:r>
+      <w:r>
+        <w:rPr>
+          <w:rFonts w:ascii="Times New Roman" w:hAnsi="Times New Roman" w:cs="Times New Roman"/>
+          <w:color w:val="000000" w:themeColor="text1"/>
+        </w:rPr>
+        <w:br/>
+        <w:t>Poliwhirl Друган промахивается</w:t>
+      </w:r>
+      <w:r>
+        <w:rPr>
+          <w:rFonts w:ascii="Times New Roman" w:hAnsi="Times New Roman" w:cs="Times New Roman"/>
+          <w:color w:val="000000" w:themeColor="text1"/>
+        </w:rPr>
+        <w:br/>
+      </w:r>
+      <w:r>
+        <w:rPr>
+          <w:rFonts w:ascii="Times New Roman" w:hAnsi="Times New Roman" w:cs="Times New Roman"/>
+          <w:color w:val="000000" w:themeColor="text1"/>
+        </w:rPr>
+        <w:br/>
+        <w:t xml:space="preserve">Volbeat Пчелка использует Aerial Ace. </w:t>
+      </w:r>
+      <w:r>
+        <w:rPr>
+          <w:rFonts w:ascii="Times New Roman" w:hAnsi="Times New Roman" w:cs="Times New Roman"/>
+          <w:color w:val="000000" w:themeColor="text1"/>
+        </w:rPr>
+        <w:br/>
+        <w:t>Poliwhirl Друган теряет 26 здоровья.</w:t>
+      </w:r>
+      <w:r>
+        <w:rPr>
+          <w:rFonts w:ascii="Times New Roman" w:hAnsi="Times New Roman" w:cs="Times New Roman"/>
+          <w:color w:val="000000" w:themeColor="text1"/>
+        </w:rPr>
+        <w:br/>
+      </w:r>
+      <w:r>
+        <w:rPr>
+          <w:rFonts w:ascii="Times New Roman" w:hAnsi="Times New Roman" w:cs="Times New Roman"/>
+          <w:color w:val="000000" w:themeColor="text1"/>
+        </w:rPr>
+        <w:br/>
+        <w:t>Poliwhirl Друган промахивается</w:t>
+      </w:r>
+      <w:r>
+        <w:rPr>
+          <w:rFonts w:ascii="Times New Roman" w:hAnsi="Times New Roman" w:cs="Times New Roman"/>
+          <w:color w:val="000000" w:themeColor="text1"/>
+        </w:rPr>
+        <w:br/>
+      </w:r>
+      <w:r>
+        <w:rPr>
+          <w:rFonts w:ascii="Times New Roman" w:hAnsi="Times New Roman" w:cs="Times New Roman"/>
+          <w:color w:val="000000" w:themeColor="text1"/>
+        </w:rPr>
+        <w:br/>
+        <w:t xml:space="preserve">Volbeat Пчелка использует Aerial Ace. </w:t>
       </w:r>
       <w:r>
         <w:rPr>
@@ -5790,1058 +4490,390 @@
           <w:color w:val="000000" w:themeColor="text1"/>
         </w:rPr>
         <w:br/>
-      </w:r>
-      <w:proofErr w:type="spellStart"/>
-      <w:r>
-        <w:rPr>
-          <w:rFonts w:ascii="Times New Roman" w:hAnsi="Times New Roman" w:cs="Times New Roman"/>
-          <w:color w:val="000000" w:themeColor="text1"/>
-        </w:rPr>
-        <w:t>Poliwhirl</w:t>
-      </w:r>
-      <w:proofErr w:type="spellEnd"/>
-      <w:r>
-        <w:rPr>
-          <w:rFonts w:ascii="Times New Roman" w:hAnsi="Times New Roman" w:cs="Times New Roman"/>
-          <w:color w:val="000000" w:themeColor="text1"/>
-        </w:rPr>
-        <w:t xml:space="preserve"> Друган теряет 42 здоровья.</w:t>
-      </w:r>
-      <w:r>
-        <w:rPr>
-          <w:rFonts w:ascii="Times New Roman" w:hAnsi="Times New Roman" w:cs="Times New Roman"/>
-          <w:color w:val="000000" w:themeColor="text1"/>
-        </w:rPr>
-        <w:br/>
-      </w:r>
-      <w:r>
-        <w:rPr>
-          <w:rFonts w:ascii="Times New Roman" w:hAnsi="Times New Roman" w:cs="Times New Roman"/>
-          <w:color w:val="000000" w:themeColor="text1"/>
-        </w:rPr>
-        <w:br/>
-      </w:r>
-      <w:proofErr w:type="spellStart"/>
-      <w:r>
-        <w:rPr>
-          <w:rFonts w:ascii="Times New Roman" w:hAnsi="Times New Roman" w:cs="Times New Roman"/>
-          <w:color w:val="000000" w:themeColor="text1"/>
-        </w:rPr>
-        <w:t>Poliwhirl</w:t>
-      </w:r>
-      <w:proofErr w:type="spellEnd"/>
-      <w:r>
-        <w:rPr>
-          <w:rFonts w:ascii="Times New Roman" w:hAnsi="Times New Roman" w:cs="Times New Roman"/>
-          <w:color w:val="000000" w:themeColor="text1"/>
-        </w:rPr>
-        <w:t xml:space="preserve"> Друган промахивается</w:t>
-      </w:r>
-      <w:r>
-        <w:rPr>
-          <w:rFonts w:ascii="Times New Roman" w:hAnsi="Times New Roman" w:cs="Times New Roman"/>
-          <w:color w:val="000000" w:themeColor="text1"/>
-        </w:rPr>
-        <w:br/>
-      </w:r>
-      <w:r>
-        <w:rPr>
-          <w:rFonts w:ascii="Times New Roman" w:hAnsi="Times New Roman" w:cs="Times New Roman"/>
-          <w:color w:val="000000" w:themeColor="text1"/>
-        </w:rPr>
-        <w:br/>
-      </w:r>
-      <w:proofErr w:type="spellStart"/>
-      <w:r>
-        <w:rPr>
-          <w:rFonts w:ascii="Times New Roman" w:hAnsi="Times New Roman" w:cs="Times New Roman"/>
-          <w:color w:val="000000" w:themeColor="text1"/>
-        </w:rPr>
-        <w:t>Volbeat</w:t>
-      </w:r>
-      <w:proofErr w:type="spellEnd"/>
-      <w:r>
-        <w:rPr>
-          <w:rFonts w:ascii="Times New Roman" w:hAnsi="Times New Roman" w:cs="Times New Roman"/>
-          <w:color w:val="000000" w:themeColor="text1"/>
-        </w:rPr>
-        <w:t xml:space="preserve"> Пчелка использует </w:t>
-      </w:r>
-      <w:proofErr w:type="spellStart"/>
-      <w:r>
-        <w:rPr>
-          <w:rFonts w:ascii="Times New Roman" w:hAnsi="Times New Roman" w:cs="Times New Roman"/>
-          <w:color w:val="000000" w:themeColor="text1"/>
-        </w:rPr>
-        <w:t>Aerial</w:t>
-      </w:r>
-      <w:proofErr w:type="spellEnd"/>
-      <w:r>
-        <w:rPr>
-          <w:rFonts w:ascii="Times New Roman" w:hAnsi="Times New Roman" w:cs="Times New Roman"/>
-          <w:color w:val="000000" w:themeColor="text1"/>
-        </w:rPr>
-        <w:t xml:space="preserve"> </w:t>
-      </w:r>
-      <w:proofErr w:type="spellStart"/>
-      <w:r>
-        <w:rPr>
-          <w:rFonts w:ascii="Times New Roman" w:hAnsi="Times New Roman" w:cs="Times New Roman"/>
-          <w:color w:val="000000" w:themeColor="text1"/>
-        </w:rPr>
-        <w:t>Ace</w:t>
-      </w:r>
-      <w:proofErr w:type="spellEnd"/>
-      <w:r>
-        <w:rPr>
-          <w:rFonts w:ascii="Times New Roman" w:hAnsi="Times New Roman" w:cs="Times New Roman"/>
-          <w:color w:val="000000" w:themeColor="text1"/>
-        </w:rPr>
-        <w:t xml:space="preserve">. </w:t>
-      </w:r>
-      <w:r>
-        <w:rPr>
-          <w:rFonts w:ascii="Times New Roman" w:hAnsi="Times New Roman" w:cs="Times New Roman"/>
-          <w:color w:val="000000" w:themeColor="text1"/>
-        </w:rPr>
-        <w:br/>
-      </w:r>
-      <w:proofErr w:type="spellStart"/>
-      <w:r>
-        <w:rPr>
-          <w:rFonts w:ascii="Times New Roman" w:hAnsi="Times New Roman" w:cs="Times New Roman"/>
-          <w:color w:val="000000" w:themeColor="text1"/>
-        </w:rPr>
-        <w:t>Poliwhirl</w:t>
-      </w:r>
-      <w:proofErr w:type="spellEnd"/>
-      <w:r>
-        <w:rPr>
-          <w:rFonts w:ascii="Times New Roman" w:hAnsi="Times New Roman" w:cs="Times New Roman"/>
-          <w:color w:val="000000" w:themeColor="text1"/>
-        </w:rPr>
-        <w:t xml:space="preserve"> Друган теряет 28 здоровья.</w:t>
-      </w:r>
-      <w:r>
-        <w:rPr>
-          <w:rFonts w:ascii="Times New Roman" w:hAnsi="Times New Roman" w:cs="Times New Roman"/>
-          <w:color w:val="000000" w:themeColor="text1"/>
-        </w:rPr>
-        <w:br/>
-      </w:r>
-      <w:r>
-        <w:rPr>
-          <w:rFonts w:ascii="Times New Roman" w:hAnsi="Times New Roman" w:cs="Times New Roman"/>
-          <w:color w:val="000000" w:themeColor="text1"/>
-        </w:rPr>
-        <w:br/>
-      </w:r>
-      <w:proofErr w:type="spellStart"/>
-      <w:r>
-        <w:rPr>
-          <w:rFonts w:ascii="Times New Roman" w:hAnsi="Times New Roman" w:cs="Times New Roman"/>
-          <w:color w:val="000000" w:themeColor="text1"/>
-        </w:rPr>
-        <w:t>Volbeat</w:t>
-      </w:r>
-      <w:proofErr w:type="spellEnd"/>
-      <w:r>
-        <w:rPr>
-          <w:rFonts w:ascii="Times New Roman" w:hAnsi="Times New Roman" w:cs="Times New Roman"/>
-          <w:color w:val="000000" w:themeColor="text1"/>
-        </w:rPr>
-        <w:t xml:space="preserve"> Пчелка использует Quick </w:t>
-      </w:r>
-      <w:proofErr w:type="spellStart"/>
-      <w:r>
-        <w:rPr>
-          <w:rFonts w:ascii="Times New Roman" w:hAnsi="Times New Roman" w:cs="Times New Roman"/>
-          <w:color w:val="000000" w:themeColor="text1"/>
-        </w:rPr>
-        <w:t>Attack</w:t>
-      </w:r>
-      <w:proofErr w:type="spellEnd"/>
-      <w:r>
-        <w:rPr>
-          <w:rFonts w:ascii="Times New Roman" w:hAnsi="Times New Roman" w:cs="Times New Roman"/>
-          <w:color w:val="000000" w:themeColor="text1"/>
-        </w:rPr>
-        <w:t xml:space="preserve">. </w:t>
-      </w:r>
-      <w:r>
-        <w:rPr>
-          <w:rFonts w:ascii="Times New Roman" w:hAnsi="Times New Roman" w:cs="Times New Roman"/>
-          <w:color w:val="000000" w:themeColor="text1"/>
-        </w:rPr>
-        <w:br/>
-      </w:r>
-      <w:proofErr w:type="spellStart"/>
-      <w:r>
-        <w:rPr>
-          <w:rFonts w:ascii="Times New Roman" w:hAnsi="Times New Roman" w:cs="Times New Roman"/>
-          <w:color w:val="000000" w:themeColor="text1"/>
-        </w:rPr>
-        <w:t>Poliwhirl</w:t>
-      </w:r>
-      <w:proofErr w:type="spellEnd"/>
-      <w:r>
-        <w:rPr>
-          <w:rFonts w:ascii="Times New Roman" w:hAnsi="Times New Roman" w:cs="Times New Roman"/>
-          <w:color w:val="000000" w:themeColor="text1"/>
-        </w:rPr>
-        <w:t xml:space="preserve"> Друган теряет 18 здоровья.</w:t>
-      </w:r>
-      <w:r>
-        <w:rPr>
-          <w:rFonts w:ascii="Times New Roman" w:hAnsi="Times New Roman" w:cs="Times New Roman"/>
-          <w:color w:val="000000" w:themeColor="text1"/>
-        </w:rPr>
-        <w:br/>
-      </w:r>
-      <w:r>
-        <w:rPr>
-          <w:rFonts w:ascii="Times New Roman" w:hAnsi="Times New Roman" w:cs="Times New Roman"/>
-          <w:color w:val="000000" w:themeColor="text1"/>
-        </w:rPr>
-        <w:br/>
-      </w:r>
-      <w:proofErr w:type="spellStart"/>
-      <w:r>
-        <w:rPr>
-          <w:rFonts w:ascii="Times New Roman" w:hAnsi="Times New Roman" w:cs="Times New Roman"/>
-          <w:color w:val="000000" w:themeColor="text1"/>
-        </w:rPr>
-        <w:t>Poliwhirl</w:t>
-      </w:r>
-      <w:proofErr w:type="spellEnd"/>
-      <w:r>
-        <w:rPr>
-          <w:rFonts w:ascii="Times New Roman" w:hAnsi="Times New Roman" w:cs="Times New Roman"/>
-          <w:color w:val="000000" w:themeColor="text1"/>
-        </w:rPr>
-        <w:t xml:space="preserve"> Друган борется с соперником. </w:t>
-      </w:r>
-      <w:r>
-        <w:rPr>
-          <w:rFonts w:ascii="Times New Roman" w:hAnsi="Times New Roman" w:cs="Times New Roman"/>
-          <w:color w:val="000000" w:themeColor="text1"/>
-        </w:rPr>
-        <w:br/>
-      </w:r>
-      <w:proofErr w:type="spellStart"/>
-      <w:r>
-        <w:rPr>
-          <w:rFonts w:ascii="Times New Roman" w:hAnsi="Times New Roman" w:cs="Times New Roman"/>
-          <w:color w:val="000000" w:themeColor="text1"/>
-        </w:rPr>
-        <w:t>Volbeat</w:t>
-      </w:r>
-      <w:proofErr w:type="spellEnd"/>
-      <w:r>
-        <w:rPr>
-          <w:rFonts w:ascii="Times New Roman" w:hAnsi="Times New Roman" w:cs="Times New Roman"/>
-          <w:color w:val="000000" w:themeColor="text1"/>
-        </w:rPr>
-        <w:t xml:space="preserve"> Пчелка теряет 13 здоровья.</w:t>
-      </w:r>
-      <w:r>
-        <w:rPr>
-          <w:rFonts w:ascii="Times New Roman" w:hAnsi="Times New Roman" w:cs="Times New Roman"/>
-          <w:color w:val="000000" w:themeColor="text1"/>
-        </w:rPr>
-        <w:br/>
-      </w:r>
-      <w:proofErr w:type="spellStart"/>
-      <w:r>
-        <w:rPr>
-          <w:rFonts w:ascii="Times New Roman" w:hAnsi="Times New Roman" w:cs="Times New Roman"/>
-          <w:color w:val="000000" w:themeColor="text1"/>
-        </w:rPr>
-        <w:t>Poliwhirl</w:t>
-      </w:r>
-      <w:proofErr w:type="spellEnd"/>
-      <w:r>
-        <w:rPr>
-          <w:rFonts w:ascii="Times New Roman" w:hAnsi="Times New Roman" w:cs="Times New Roman"/>
-          <w:color w:val="000000" w:themeColor="text1"/>
-        </w:rPr>
-        <w:t xml:space="preserve"> Друган теряет 3 здоровья.</w:t>
-      </w:r>
-      <w:r>
-        <w:rPr>
-          <w:rFonts w:ascii="Times New Roman" w:hAnsi="Times New Roman" w:cs="Times New Roman"/>
-          <w:color w:val="000000" w:themeColor="text1"/>
-        </w:rPr>
-        <w:br/>
-      </w:r>
-      <w:r>
-        <w:rPr>
-          <w:rFonts w:ascii="Times New Roman" w:hAnsi="Times New Roman" w:cs="Times New Roman"/>
-          <w:color w:val="000000" w:themeColor="text1"/>
-        </w:rPr>
-        <w:br/>
-      </w:r>
-      <w:proofErr w:type="spellStart"/>
-      <w:r>
-        <w:rPr>
-          <w:rFonts w:ascii="Times New Roman" w:hAnsi="Times New Roman" w:cs="Times New Roman"/>
-          <w:color w:val="000000" w:themeColor="text1"/>
-        </w:rPr>
-        <w:t>Poliwhirl</w:t>
-      </w:r>
-      <w:proofErr w:type="spellEnd"/>
-      <w:r>
-        <w:rPr>
-          <w:rFonts w:ascii="Times New Roman" w:hAnsi="Times New Roman" w:cs="Times New Roman"/>
-          <w:color w:val="000000" w:themeColor="text1"/>
-        </w:rPr>
-        <w:t xml:space="preserve"> Друган промахивается</w:t>
-      </w:r>
-      <w:r>
-        <w:rPr>
-          <w:rFonts w:ascii="Times New Roman" w:hAnsi="Times New Roman" w:cs="Times New Roman"/>
-          <w:color w:val="000000" w:themeColor="text1"/>
-        </w:rPr>
-        <w:br/>
-      </w:r>
-      <w:r>
-        <w:rPr>
-          <w:rFonts w:ascii="Times New Roman" w:hAnsi="Times New Roman" w:cs="Times New Roman"/>
-          <w:color w:val="000000" w:themeColor="text1"/>
-        </w:rPr>
-        <w:br/>
-      </w:r>
-      <w:proofErr w:type="spellStart"/>
-      <w:r>
-        <w:rPr>
-          <w:rFonts w:ascii="Times New Roman" w:hAnsi="Times New Roman" w:cs="Times New Roman"/>
-          <w:color w:val="000000" w:themeColor="text1"/>
-        </w:rPr>
-        <w:t>Volbeat</w:t>
-      </w:r>
-      <w:proofErr w:type="spellEnd"/>
-      <w:r>
-        <w:rPr>
-          <w:rFonts w:ascii="Times New Roman" w:hAnsi="Times New Roman" w:cs="Times New Roman"/>
-          <w:color w:val="000000" w:themeColor="text1"/>
-        </w:rPr>
-        <w:t xml:space="preserve"> Пчелка использует Flash. </w:t>
-      </w:r>
-      <w:r>
-        <w:rPr>
-          <w:rFonts w:ascii="Times New Roman" w:hAnsi="Times New Roman" w:cs="Times New Roman"/>
-          <w:color w:val="000000" w:themeColor="text1"/>
-        </w:rPr>
-        <w:br/>
-      </w:r>
-      <w:proofErr w:type="spellStart"/>
-      <w:r>
-        <w:rPr>
-          <w:rFonts w:ascii="Times New Roman" w:hAnsi="Times New Roman" w:cs="Times New Roman"/>
-          <w:color w:val="000000" w:themeColor="text1"/>
-        </w:rPr>
-        <w:t>Poliwhirl</w:t>
-      </w:r>
-      <w:proofErr w:type="spellEnd"/>
-      <w:r>
-        <w:rPr>
-          <w:rFonts w:ascii="Times New Roman" w:hAnsi="Times New Roman" w:cs="Times New Roman"/>
-          <w:color w:val="000000" w:themeColor="text1"/>
-        </w:rPr>
-        <w:t xml:space="preserve"> Друган уменьшает точность.</w:t>
-      </w:r>
-      <w:r>
-        <w:rPr>
-          <w:rFonts w:ascii="Times New Roman" w:hAnsi="Times New Roman" w:cs="Times New Roman"/>
-          <w:color w:val="000000" w:themeColor="text1"/>
-        </w:rPr>
-        <w:br/>
-      </w:r>
-      <w:r>
-        <w:rPr>
-          <w:rFonts w:ascii="Times New Roman" w:hAnsi="Times New Roman" w:cs="Times New Roman"/>
-          <w:color w:val="000000" w:themeColor="text1"/>
-        </w:rPr>
-        <w:br/>
-      </w:r>
-      <w:proofErr w:type="spellStart"/>
-      <w:r>
-        <w:rPr>
-          <w:rFonts w:ascii="Times New Roman" w:hAnsi="Times New Roman" w:cs="Times New Roman"/>
-          <w:color w:val="000000" w:themeColor="text1"/>
-        </w:rPr>
-        <w:t>Volbeat</w:t>
-      </w:r>
-      <w:proofErr w:type="spellEnd"/>
-      <w:r>
-        <w:rPr>
-          <w:rFonts w:ascii="Times New Roman" w:hAnsi="Times New Roman" w:cs="Times New Roman"/>
-          <w:color w:val="000000" w:themeColor="text1"/>
-        </w:rPr>
-        <w:t xml:space="preserve"> Пчелка использует Quick </w:t>
-      </w:r>
-      <w:proofErr w:type="spellStart"/>
-      <w:r>
-        <w:rPr>
-          <w:rFonts w:ascii="Times New Roman" w:hAnsi="Times New Roman" w:cs="Times New Roman"/>
-          <w:color w:val="000000" w:themeColor="text1"/>
-        </w:rPr>
-        <w:t>Attack</w:t>
-      </w:r>
-      <w:proofErr w:type="spellEnd"/>
-      <w:r>
-        <w:rPr>
-          <w:rFonts w:ascii="Times New Roman" w:hAnsi="Times New Roman" w:cs="Times New Roman"/>
-          <w:color w:val="000000" w:themeColor="text1"/>
-        </w:rPr>
-        <w:t xml:space="preserve">. </w:t>
-      </w:r>
-      <w:r>
-        <w:rPr>
-          <w:rFonts w:ascii="Times New Roman" w:hAnsi="Times New Roman" w:cs="Times New Roman"/>
-          <w:color w:val="000000" w:themeColor="text1"/>
-        </w:rPr>
-        <w:br/>
-      </w:r>
-      <w:proofErr w:type="spellStart"/>
-      <w:r>
-        <w:rPr>
-          <w:rFonts w:ascii="Times New Roman" w:hAnsi="Times New Roman" w:cs="Times New Roman"/>
-          <w:color w:val="000000" w:themeColor="text1"/>
-        </w:rPr>
-        <w:t>Poliwhirl</w:t>
-      </w:r>
-      <w:proofErr w:type="spellEnd"/>
-      <w:r>
-        <w:rPr>
-          <w:rFonts w:ascii="Times New Roman" w:hAnsi="Times New Roman" w:cs="Times New Roman"/>
-          <w:color w:val="000000" w:themeColor="text1"/>
-        </w:rPr>
-        <w:t xml:space="preserve"> Друган теряет 19 здоровья.</w:t>
-      </w:r>
-      <w:r>
-        <w:rPr>
-          <w:rFonts w:ascii="Times New Roman" w:hAnsi="Times New Roman" w:cs="Times New Roman"/>
-          <w:color w:val="000000" w:themeColor="text1"/>
-        </w:rPr>
-        <w:br/>
-      </w:r>
-      <w:r>
-        <w:rPr>
-          <w:rFonts w:ascii="Times New Roman" w:hAnsi="Times New Roman" w:cs="Times New Roman"/>
-          <w:color w:val="000000" w:themeColor="text1"/>
-        </w:rPr>
-        <w:br/>
-      </w:r>
-      <w:proofErr w:type="spellStart"/>
-      <w:r>
-        <w:rPr>
-          <w:rFonts w:ascii="Times New Roman" w:hAnsi="Times New Roman" w:cs="Times New Roman"/>
-          <w:color w:val="000000" w:themeColor="text1"/>
-        </w:rPr>
-        <w:t>Poliwhirl</w:t>
-      </w:r>
-      <w:proofErr w:type="spellEnd"/>
-      <w:r>
-        <w:rPr>
-          <w:rFonts w:ascii="Times New Roman" w:hAnsi="Times New Roman" w:cs="Times New Roman"/>
-          <w:color w:val="000000" w:themeColor="text1"/>
-        </w:rPr>
-        <w:t xml:space="preserve"> Друган промахивается</w:t>
-      </w:r>
-      <w:r>
-        <w:rPr>
-          <w:rFonts w:ascii="Times New Roman" w:hAnsi="Times New Roman" w:cs="Times New Roman"/>
-          <w:color w:val="000000" w:themeColor="text1"/>
-        </w:rPr>
-        <w:br/>
-      </w:r>
-      <w:r>
-        <w:rPr>
-          <w:rFonts w:ascii="Times New Roman" w:hAnsi="Times New Roman" w:cs="Times New Roman"/>
-          <w:color w:val="000000" w:themeColor="text1"/>
-        </w:rPr>
-        <w:br/>
-      </w:r>
-      <w:proofErr w:type="spellStart"/>
-      <w:r>
-        <w:rPr>
-          <w:rFonts w:ascii="Times New Roman" w:hAnsi="Times New Roman" w:cs="Times New Roman"/>
-          <w:color w:val="000000" w:themeColor="text1"/>
-        </w:rPr>
-        <w:t>Poliwhirl</w:t>
-      </w:r>
-      <w:proofErr w:type="spellEnd"/>
-      <w:r>
-        <w:rPr>
-          <w:rFonts w:ascii="Times New Roman" w:hAnsi="Times New Roman" w:cs="Times New Roman"/>
-          <w:color w:val="000000" w:themeColor="text1"/>
-        </w:rPr>
-        <w:t xml:space="preserve"> Друган борется с соперником. </w:t>
-      </w:r>
-      <w:r>
-        <w:rPr>
-          <w:rFonts w:ascii="Times New Roman" w:hAnsi="Times New Roman" w:cs="Times New Roman"/>
-          <w:color w:val="000000" w:themeColor="text1"/>
-        </w:rPr>
-        <w:br/>
-      </w:r>
-      <w:proofErr w:type="spellStart"/>
-      <w:r>
-        <w:rPr>
-          <w:rFonts w:ascii="Times New Roman" w:hAnsi="Times New Roman" w:cs="Times New Roman"/>
-          <w:color w:val="000000" w:themeColor="text1"/>
-        </w:rPr>
-        <w:t>Volbeat</w:t>
-      </w:r>
-      <w:proofErr w:type="spellEnd"/>
-      <w:r>
-        <w:rPr>
-          <w:rFonts w:ascii="Times New Roman" w:hAnsi="Times New Roman" w:cs="Times New Roman"/>
-          <w:color w:val="000000" w:themeColor="text1"/>
-        </w:rPr>
-        <w:t xml:space="preserve"> Пчелка теряет 15 здоровья.</w:t>
-      </w:r>
-      <w:r>
-        <w:rPr>
-          <w:rFonts w:ascii="Times New Roman" w:hAnsi="Times New Roman" w:cs="Times New Roman"/>
-          <w:color w:val="000000" w:themeColor="text1"/>
-        </w:rPr>
-        <w:br/>
-      </w:r>
-      <w:proofErr w:type="spellStart"/>
-      <w:r>
-        <w:rPr>
-          <w:rFonts w:ascii="Times New Roman" w:hAnsi="Times New Roman" w:cs="Times New Roman"/>
-          <w:color w:val="000000" w:themeColor="text1"/>
-        </w:rPr>
-        <w:t>Poliwhirl</w:t>
-      </w:r>
-      <w:proofErr w:type="spellEnd"/>
-      <w:r>
-        <w:rPr>
-          <w:rFonts w:ascii="Times New Roman" w:hAnsi="Times New Roman" w:cs="Times New Roman"/>
-          <w:color w:val="000000" w:themeColor="text1"/>
-        </w:rPr>
-        <w:t xml:space="preserve"> Друган теряет 4 здоровья.</w:t>
-      </w:r>
-      <w:r>
-        <w:rPr>
-          <w:rFonts w:ascii="Times New Roman" w:hAnsi="Times New Roman" w:cs="Times New Roman"/>
-          <w:color w:val="000000" w:themeColor="text1"/>
-        </w:rPr>
-        <w:br/>
-      </w:r>
-      <w:proofErr w:type="spellStart"/>
-      <w:r>
-        <w:rPr>
-          <w:rFonts w:ascii="Times New Roman" w:hAnsi="Times New Roman" w:cs="Times New Roman"/>
-          <w:color w:val="000000" w:themeColor="text1"/>
-        </w:rPr>
-        <w:t>Volbeat</w:t>
-      </w:r>
-      <w:proofErr w:type="spellEnd"/>
-      <w:r>
-        <w:rPr>
-          <w:rFonts w:ascii="Times New Roman" w:hAnsi="Times New Roman" w:cs="Times New Roman"/>
-          <w:color w:val="000000" w:themeColor="text1"/>
-        </w:rPr>
-        <w:t xml:space="preserve"> Пчелка теряет сознание.</w:t>
-      </w:r>
-      <w:r>
-        <w:rPr>
-          <w:rFonts w:ascii="Times New Roman" w:hAnsi="Times New Roman" w:cs="Times New Roman"/>
-          <w:color w:val="000000" w:themeColor="text1"/>
-        </w:rPr>
-        <w:br/>
-      </w:r>
-      <w:proofErr w:type="spellStart"/>
-      <w:r>
-        <w:rPr>
-          <w:rFonts w:ascii="Times New Roman" w:hAnsi="Times New Roman" w:cs="Times New Roman"/>
-          <w:color w:val="000000" w:themeColor="text1"/>
-        </w:rPr>
-        <w:t>Spoink</w:t>
-      </w:r>
-      <w:proofErr w:type="spellEnd"/>
-      <w:r>
-        <w:rPr>
-          <w:rFonts w:ascii="Times New Roman" w:hAnsi="Times New Roman" w:cs="Times New Roman"/>
-          <w:color w:val="000000" w:themeColor="text1"/>
-        </w:rPr>
-        <w:t xml:space="preserve"> Попрыгунчик из команды белых вступает в бой!</w:t>
-      </w:r>
-      <w:r>
-        <w:rPr>
-          <w:rFonts w:ascii="Times New Roman" w:hAnsi="Times New Roman" w:cs="Times New Roman"/>
-          <w:color w:val="000000" w:themeColor="text1"/>
-        </w:rPr>
-        <w:br/>
-      </w:r>
-      <w:proofErr w:type="spellStart"/>
-      <w:r>
-        <w:rPr>
-          <w:rFonts w:ascii="Times New Roman" w:hAnsi="Times New Roman" w:cs="Times New Roman"/>
-          <w:color w:val="000000" w:themeColor="text1"/>
-        </w:rPr>
-        <w:t>Poliwhirl</w:t>
-      </w:r>
-      <w:proofErr w:type="spellEnd"/>
-      <w:r>
-        <w:rPr>
-          <w:rFonts w:ascii="Times New Roman" w:hAnsi="Times New Roman" w:cs="Times New Roman"/>
-          <w:color w:val="000000" w:themeColor="text1"/>
-        </w:rPr>
-        <w:t xml:space="preserve"> Друган промахивается</w:t>
-      </w:r>
-      <w:r>
-        <w:rPr>
-          <w:rFonts w:ascii="Times New Roman" w:hAnsi="Times New Roman" w:cs="Times New Roman"/>
-          <w:color w:val="000000" w:themeColor="text1"/>
-        </w:rPr>
-        <w:br/>
-      </w:r>
-      <w:r>
-        <w:rPr>
-          <w:rFonts w:ascii="Times New Roman" w:hAnsi="Times New Roman" w:cs="Times New Roman"/>
-          <w:color w:val="000000" w:themeColor="text1"/>
-        </w:rPr>
-        <w:br/>
-      </w:r>
-      <w:proofErr w:type="spellStart"/>
-      <w:r>
-        <w:rPr>
-          <w:rFonts w:ascii="Times New Roman" w:hAnsi="Times New Roman" w:cs="Times New Roman"/>
-          <w:color w:val="000000" w:themeColor="text1"/>
-        </w:rPr>
-        <w:t>Spoink</w:t>
-      </w:r>
-      <w:proofErr w:type="spellEnd"/>
-      <w:r>
-        <w:rPr>
-          <w:rFonts w:ascii="Times New Roman" w:hAnsi="Times New Roman" w:cs="Times New Roman"/>
-          <w:color w:val="000000" w:themeColor="text1"/>
-        </w:rPr>
-        <w:t xml:space="preserve"> Попрыгунчик использует </w:t>
-      </w:r>
-      <w:proofErr w:type="spellStart"/>
-      <w:r>
-        <w:rPr>
-          <w:rFonts w:ascii="Times New Roman" w:hAnsi="Times New Roman" w:cs="Times New Roman"/>
-          <w:color w:val="000000" w:themeColor="text1"/>
-        </w:rPr>
-        <w:t>Charge</w:t>
-      </w:r>
-      <w:proofErr w:type="spellEnd"/>
-      <w:r>
-        <w:rPr>
-          <w:rFonts w:ascii="Times New Roman" w:hAnsi="Times New Roman" w:cs="Times New Roman"/>
-          <w:color w:val="000000" w:themeColor="text1"/>
-        </w:rPr>
-        <w:t xml:space="preserve"> </w:t>
-      </w:r>
-      <w:proofErr w:type="spellStart"/>
-      <w:r>
-        <w:rPr>
-          <w:rFonts w:ascii="Times New Roman" w:hAnsi="Times New Roman" w:cs="Times New Roman"/>
-          <w:color w:val="000000" w:themeColor="text1"/>
-        </w:rPr>
-        <w:t>Beam</w:t>
-      </w:r>
-      <w:proofErr w:type="spellEnd"/>
-      <w:r>
-        <w:rPr>
-          <w:rFonts w:ascii="Times New Roman" w:hAnsi="Times New Roman" w:cs="Times New Roman"/>
-          <w:color w:val="000000" w:themeColor="text1"/>
-        </w:rPr>
-        <w:t xml:space="preserve">. </w:t>
-      </w:r>
-      <w:r>
-        <w:rPr>
-          <w:rFonts w:ascii="Times New Roman" w:hAnsi="Times New Roman" w:cs="Times New Roman"/>
-          <w:color w:val="000000" w:themeColor="text1"/>
-        </w:rPr>
-        <w:br/>
-      </w:r>
-      <w:proofErr w:type="spellStart"/>
-      <w:r>
-        <w:rPr>
-          <w:rFonts w:ascii="Times New Roman" w:hAnsi="Times New Roman" w:cs="Times New Roman"/>
-          <w:color w:val="000000" w:themeColor="text1"/>
-        </w:rPr>
-        <w:t>Poliwhirl</w:t>
-      </w:r>
-      <w:proofErr w:type="spellEnd"/>
-      <w:r>
-        <w:rPr>
-          <w:rFonts w:ascii="Times New Roman" w:hAnsi="Times New Roman" w:cs="Times New Roman"/>
-          <w:color w:val="000000" w:themeColor="text1"/>
-        </w:rPr>
-        <w:t xml:space="preserve"> Друган теряет 57 здоровья.</w:t>
-      </w:r>
-      <w:r>
-        <w:rPr>
-          <w:rFonts w:ascii="Times New Roman" w:hAnsi="Times New Roman" w:cs="Times New Roman"/>
-          <w:color w:val="000000" w:themeColor="text1"/>
-        </w:rPr>
-        <w:br/>
-      </w:r>
-      <w:proofErr w:type="spellStart"/>
-      <w:r>
-        <w:rPr>
-          <w:rFonts w:ascii="Times New Roman" w:hAnsi="Times New Roman" w:cs="Times New Roman"/>
-          <w:color w:val="000000" w:themeColor="text1"/>
-        </w:rPr>
-        <w:t>Poliwhirl</w:t>
-      </w:r>
-      <w:proofErr w:type="spellEnd"/>
-      <w:r>
-        <w:rPr>
-          <w:rFonts w:ascii="Times New Roman" w:hAnsi="Times New Roman" w:cs="Times New Roman"/>
-          <w:color w:val="000000" w:themeColor="text1"/>
-        </w:rPr>
-        <w:t xml:space="preserve"> Друган теряет сознание.</w:t>
-      </w:r>
-      <w:r>
-        <w:rPr>
-          <w:rFonts w:ascii="Times New Roman" w:hAnsi="Times New Roman" w:cs="Times New Roman"/>
-          <w:color w:val="000000" w:themeColor="text1"/>
-        </w:rPr>
-        <w:br/>
-      </w:r>
-      <w:proofErr w:type="spellStart"/>
-      <w:r>
-        <w:rPr>
-          <w:rFonts w:ascii="Times New Roman" w:hAnsi="Times New Roman" w:cs="Times New Roman"/>
-          <w:color w:val="000000" w:themeColor="text1"/>
-        </w:rPr>
-        <w:t>Poliwrath</w:t>
-      </w:r>
-      <w:proofErr w:type="spellEnd"/>
-      <w:r>
-        <w:rPr>
-          <w:rFonts w:ascii="Times New Roman" w:hAnsi="Times New Roman" w:cs="Times New Roman"/>
-          <w:color w:val="000000" w:themeColor="text1"/>
-        </w:rPr>
-        <w:t xml:space="preserve"> Гигант из команды зеленых вступает в бой!</w:t>
-      </w:r>
-      <w:r>
-        <w:rPr>
-          <w:rFonts w:ascii="Times New Roman" w:hAnsi="Times New Roman" w:cs="Times New Roman"/>
-          <w:color w:val="000000" w:themeColor="text1"/>
-        </w:rPr>
-        <w:br/>
-      </w:r>
-      <w:proofErr w:type="spellStart"/>
-      <w:r>
-        <w:rPr>
-          <w:rFonts w:ascii="Times New Roman" w:hAnsi="Times New Roman" w:cs="Times New Roman"/>
-          <w:color w:val="000000" w:themeColor="text1"/>
-        </w:rPr>
-        <w:t>Poliwrath</w:t>
-      </w:r>
-      <w:proofErr w:type="spellEnd"/>
-      <w:r>
-        <w:rPr>
-          <w:rFonts w:ascii="Times New Roman" w:hAnsi="Times New Roman" w:cs="Times New Roman"/>
-          <w:color w:val="000000" w:themeColor="text1"/>
-        </w:rPr>
-        <w:t xml:space="preserve"> Гигант промахивается</w:t>
-      </w:r>
-      <w:r>
-        <w:rPr>
-          <w:rFonts w:ascii="Times New Roman" w:hAnsi="Times New Roman" w:cs="Times New Roman"/>
-          <w:color w:val="000000" w:themeColor="text1"/>
-        </w:rPr>
-        <w:br/>
-      </w:r>
-      <w:r>
-        <w:rPr>
-          <w:rFonts w:ascii="Times New Roman" w:hAnsi="Times New Roman" w:cs="Times New Roman"/>
-          <w:color w:val="000000" w:themeColor="text1"/>
-        </w:rPr>
-        <w:br/>
-      </w:r>
-      <w:proofErr w:type="spellStart"/>
-      <w:r>
-        <w:rPr>
-          <w:rFonts w:ascii="Times New Roman" w:hAnsi="Times New Roman" w:cs="Times New Roman"/>
-          <w:color w:val="000000" w:themeColor="text1"/>
-        </w:rPr>
-        <w:t>Spoink</w:t>
-      </w:r>
-      <w:proofErr w:type="spellEnd"/>
-      <w:r>
-        <w:rPr>
-          <w:rFonts w:ascii="Times New Roman" w:hAnsi="Times New Roman" w:cs="Times New Roman"/>
-          <w:color w:val="000000" w:themeColor="text1"/>
-        </w:rPr>
-        <w:t xml:space="preserve"> Попрыгунчик использует </w:t>
-      </w:r>
-      <w:proofErr w:type="spellStart"/>
-      <w:r>
-        <w:rPr>
-          <w:rFonts w:ascii="Times New Roman" w:hAnsi="Times New Roman" w:cs="Times New Roman"/>
-          <w:color w:val="000000" w:themeColor="text1"/>
-        </w:rPr>
-        <w:t>Thunder</w:t>
-      </w:r>
-      <w:proofErr w:type="spellEnd"/>
-      <w:r>
-        <w:rPr>
-          <w:rFonts w:ascii="Times New Roman" w:hAnsi="Times New Roman" w:cs="Times New Roman"/>
-          <w:color w:val="000000" w:themeColor="text1"/>
-        </w:rPr>
-        <w:t xml:space="preserve"> Wave. </w:t>
-      </w:r>
-      <w:r>
-        <w:rPr>
-          <w:rFonts w:ascii="Times New Roman" w:hAnsi="Times New Roman" w:cs="Times New Roman"/>
-          <w:color w:val="000000" w:themeColor="text1"/>
-        </w:rPr>
-        <w:br/>
-      </w:r>
-      <w:proofErr w:type="spellStart"/>
-      <w:r>
-        <w:rPr>
-          <w:rFonts w:ascii="Times New Roman" w:hAnsi="Times New Roman" w:cs="Times New Roman"/>
-          <w:color w:val="000000" w:themeColor="text1"/>
-        </w:rPr>
-        <w:t>Poliwrath</w:t>
-      </w:r>
-      <w:proofErr w:type="spellEnd"/>
-      <w:r>
-        <w:rPr>
-          <w:rFonts w:ascii="Times New Roman" w:hAnsi="Times New Roman" w:cs="Times New Roman"/>
-          <w:color w:val="000000" w:themeColor="text1"/>
-        </w:rPr>
-        <w:t xml:space="preserve"> Гигант парализован</w:t>
-      </w:r>
-      <w:r>
-        <w:rPr>
-          <w:rFonts w:ascii="Times New Roman" w:hAnsi="Times New Roman" w:cs="Times New Roman"/>
-          <w:color w:val="000000" w:themeColor="text1"/>
-        </w:rPr>
-        <w:br/>
-      </w:r>
-      <w:r>
-        <w:rPr>
-          <w:rFonts w:ascii="Times New Roman" w:hAnsi="Times New Roman" w:cs="Times New Roman"/>
-          <w:color w:val="000000" w:themeColor="text1"/>
-        </w:rPr>
-        <w:br/>
-      </w:r>
-      <w:proofErr w:type="spellStart"/>
-      <w:proofErr w:type="gramStart"/>
-      <w:r>
-        <w:rPr>
-          <w:rFonts w:ascii="Times New Roman" w:hAnsi="Times New Roman" w:cs="Times New Roman"/>
-          <w:color w:val="000000" w:themeColor="text1"/>
-        </w:rPr>
-        <w:t>Poliwrath</w:t>
-      </w:r>
-      <w:proofErr w:type="spellEnd"/>
-      <w:proofErr w:type="gramEnd"/>
-      <w:r>
-        <w:rPr>
-          <w:rFonts w:ascii="Times New Roman" w:hAnsi="Times New Roman" w:cs="Times New Roman"/>
-          <w:color w:val="000000" w:themeColor="text1"/>
-        </w:rPr>
-        <w:t xml:space="preserve"> Гигант промахивается</w:t>
-      </w:r>
-      <w:r>
-        <w:rPr>
-          <w:rFonts w:ascii="Times New Roman" w:hAnsi="Times New Roman" w:cs="Times New Roman"/>
-          <w:color w:val="000000" w:themeColor="text1"/>
-        </w:rPr>
-        <w:br/>
-      </w:r>
-      <w:r>
-        <w:rPr>
-          <w:rFonts w:ascii="Times New Roman" w:hAnsi="Times New Roman" w:cs="Times New Roman"/>
-          <w:color w:val="000000" w:themeColor="text1"/>
-        </w:rPr>
-        <w:br/>
-      </w:r>
-      <w:proofErr w:type="spellStart"/>
-      <w:r>
-        <w:rPr>
-          <w:rFonts w:ascii="Times New Roman" w:hAnsi="Times New Roman" w:cs="Times New Roman"/>
-          <w:color w:val="000000" w:themeColor="text1"/>
-        </w:rPr>
-        <w:t>Spoink</w:t>
-      </w:r>
-      <w:proofErr w:type="spellEnd"/>
-      <w:r>
-        <w:rPr>
-          <w:rFonts w:ascii="Times New Roman" w:hAnsi="Times New Roman" w:cs="Times New Roman"/>
-          <w:color w:val="000000" w:themeColor="text1"/>
-        </w:rPr>
-        <w:t xml:space="preserve"> Попрыгунчик использует </w:t>
-      </w:r>
-      <w:proofErr w:type="spellStart"/>
-      <w:r>
-        <w:rPr>
-          <w:rFonts w:ascii="Times New Roman" w:hAnsi="Times New Roman" w:cs="Times New Roman"/>
-          <w:color w:val="000000" w:themeColor="text1"/>
-        </w:rPr>
-        <w:t>Thunder</w:t>
-      </w:r>
-      <w:proofErr w:type="spellEnd"/>
-      <w:r>
-        <w:rPr>
-          <w:rFonts w:ascii="Times New Roman" w:hAnsi="Times New Roman" w:cs="Times New Roman"/>
-          <w:color w:val="000000" w:themeColor="text1"/>
-        </w:rPr>
-        <w:t xml:space="preserve"> Wave. </w:t>
-      </w:r>
-      <w:r>
-        <w:rPr>
-          <w:rFonts w:ascii="Times New Roman" w:hAnsi="Times New Roman" w:cs="Times New Roman"/>
-          <w:color w:val="000000" w:themeColor="text1"/>
-        </w:rPr>
-        <w:br/>
-      </w:r>
-      <w:r>
-        <w:rPr>
-          <w:rFonts w:ascii="Times New Roman" w:hAnsi="Times New Roman" w:cs="Times New Roman"/>
-          <w:color w:val="000000" w:themeColor="text1"/>
-        </w:rPr>
-        <w:br/>
-      </w:r>
-      <w:proofErr w:type="spellStart"/>
+        <w:t>Poliwhirl Друган теряет 42 здоровья.</w:t>
+      </w:r>
+      <w:r>
+        <w:rPr>
+          <w:rFonts w:ascii="Times New Roman" w:hAnsi="Times New Roman" w:cs="Times New Roman"/>
+          <w:color w:val="000000" w:themeColor="text1"/>
+        </w:rPr>
+        <w:br/>
+      </w:r>
+      <w:r>
+        <w:rPr>
+          <w:rFonts w:ascii="Times New Roman" w:hAnsi="Times New Roman" w:cs="Times New Roman"/>
+          <w:color w:val="000000" w:themeColor="text1"/>
+        </w:rPr>
+        <w:br/>
+        <w:t>Poliwhirl Друган промахивается</w:t>
+      </w:r>
+      <w:r>
+        <w:rPr>
+          <w:rFonts w:ascii="Times New Roman" w:hAnsi="Times New Roman" w:cs="Times New Roman"/>
+          <w:color w:val="000000" w:themeColor="text1"/>
+        </w:rPr>
+        <w:br/>
+      </w:r>
+      <w:r>
+        <w:rPr>
+          <w:rFonts w:ascii="Times New Roman" w:hAnsi="Times New Roman" w:cs="Times New Roman"/>
+          <w:color w:val="000000" w:themeColor="text1"/>
+        </w:rPr>
+        <w:br/>
+        <w:t xml:space="preserve">Volbeat Пчелка использует Aerial Ace. </w:t>
+      </w:r>
+      <w:r>
+        <w:rPr>
+          <w:rFonts w:ascii="Times New Roman" w:hAnsi="Times New Roman" w:cs="Times New Roman"/>
+          <w:color w:val="000000" w:themeColor="text1"/>
+        </w:rPr>
+        <w:br/>
+        <w:t>Poliwhirl Друган теряет 28 здоровья.</w:t>
+      </w:r>
+      <w:r>
+        <w:rPr>
+          <w:rFonts w:ascii="Times New Roman" w:hAnsi="Times New Roman" w:cs="Times New Roman"/>
+          <w:color w:val="000000" w:themeColor="text1"/>
+        </w:rPr>
+        <w:br/>
+      </w:r>
+      <w:r>
+        <w:rPr>
+          <w:rFonts w:ascii="Times New Roman" w:hAnsi="Times New Roman" w:cs="Times New Roman"/>
+          <w:color w:val="000000" w:themeColor="text1"/>
+        </w:rPr>
+        <w:br/>
+        <w:t xml:space="preserve">Volbeat Пчелка использует Quick Attack. </w:t>
+      </w:r>
+      <w:r>
+        <w:rPr>
+          <w:rFonts w:ascii="Times New Roman" w:hAnsi="Times New Roman" w:cs="Times New Roman"/>
+          <w:color w:val="000000" w:themeColor="text1"/>
+        </w:rPr>
+        <w:br/>
+        <w:t>Poliwhirl Друган теряет 18 здоровья.</w:t>
+      </w:r>
+      <w:r>
+        <w:rPr>
+          <w:rFonts w:ascii="Times New Roman" w:hAnsi="Times New Roman" w:cs="Times New Roman"/>
+          <w:color w:val="000000" w:themeColor="text1"/>
+        </w:rPr>
+        <w:br/>
+      </w:r>
+      <w:r>
+        <w:rPr>
+          <w:rFonts w:ascii="Times New Roman" w:hAnsi="Times New Roman" w:cs="Times New Roman"/>
+          <w:color w:val="000000" w:themeColor="text1"/>
+        </w:rPr>
+        <w:br/>
+        <w:t xml:space="preserve">Poliwhirl Друган борется с соперником. </w:t>
+      </w:r>
+      <w:r>
+        <w:rPr>
+          <w:rFonts w:ascii="Times New Roman" w:hAnsi="Times New Roman" w:cs="Times New Roman"/>
+          <w:color w:val="000000" w:themeColor="text1"/>
+        </w:rPr>
+        <w:br/>
+        <w:t>Volbeat Пчелка теряет 13 здоровья.</w:t>
+      </w:r>
+      <w:r>
+        <w:rPr>
+          <w:rFonts w:ascii="Times New Roman" w:hAnsi="Times New Roman" w:cs="Times New Roman"/>
+          <w:color w:val="000000" w:themeColor="text1"/>
+        </w:rPr>
+        <w:br/>
+        <w:t>Poliwhirl Друган теряет 3 здоровья.</w:t>
+      </w:r>
+      <w:r>
+        <w:rPr>
+          <w:rFonts w:ascii="Times New Roman" w:hAnsi="Times New Roman" w:cs="Times New Roman"/>
+          <w:color w:val="000000" w:themeColor="text1"/>
+        </w:rPr>
+        <w:br/>
+      </w:r>
+      <w:r>
+        <w:rPr>
+          <w:rFonts w:ascii="Times New Roman" w:hAnsi="Times New Roman" w:cs="Times New Roman"/>
+          <w:color w:val="000000" w:themeColor="text1"/>
+        </w:rPr>
+        <w:br/>
+        <w:t>Poliwhirl Друган промахивается</w:t>
+      </w:r>
+      <w:r>
+        <w:rPr>
+          <w:rFonts w:ascii="Times New Roman" w:hAnsi="Times New Roman" w:cs="Times New Roman"/>
+          <w:color w:val="000000" w:themeColor="text1"/>
+        </w:rPr>
+        <w:br/>
+      </w:r>
+      <w:r>
+        <w:rPr>
+          <w:rFonts w:ascii="Times New Roman" w:hAnsi="Times New Roman" w:cs="Times New Roman"/>
+          <w:color w:val="000000" w:themeColor="text1"/>
+        </w:rPr>
+        <w:br/>
+        <w:t xml:space="preserve">Volbeat Пчелка использует Flash. </w:t>
+      </w:r>
+      <w:r>
+        <w:rPr>
+          <w:rFonts w:ascii="Times New Roman" w:hAnsi="Times New Roman" w:cs="Times New Roman"/>
+          <w:color w:val="000000" w:themeColor="text1"/>
+        </w:rPr>
+        <w:br/>
+        <w:t>Poliwhirl Друган уменьшает точность.</w:t>
+      </w:r>
+      <w:r>
+        <w:rPr>
+          <w:rFonts w:ascii="Times New Roman" w:hAnsi="Times New Roman" w:cs="Times New Roman"/>
+          <w:color w:val="000000" w:themeColor="text1"/>
+        </w:rPr>
+        <w:br/>
+      </w:r>
+      <w:r>
+        <w:rPr>
+          <w:rFonts w:ascii="Times New Roman" w:hAnsi="Times New Roman" w:cs="Times New Roman"/>
+          <w:color w:val="000000" w:themeColor="text1"/>
+        </w:rPr>
+        <w:br/>
+        <w:t xml:space="preserve">Volbeat Пчелка использует Quick Attack. </w:t>
+      </w:r>
+      <w:r>
+        <w:rPr>
+          <w:rFonts w:ascii="Times New Roman" w:hAnsi="Times New Roman" w:cs="Times New Roman"/>
+          <w:color w:val="000000" w:themeColor="text1"/>
+        </w:rPr>
+        <w:br/>
+        <w:t>Poliwhirl Друган теряет 19 здоровья.</w:t>
+      </w:r>
+      <w:r>
+        <w:rPr>
+          <w:rFonts w:ascii="Times New Roman" w:hAnsi="Times New Roman" w:cs="Times New Roman"/>
+          <w:color w:val="000000" w:themeColor="text1"/>
+        </w:rPr>
+        <w:br/>
+      </w:r>
+      <w:r>
+        <w:rPr>
+          <w:rFonts w:ascii="Times New Roman" w:hAnsi="Times New Roman" w:cs="Times New Roman"/>
+          <w:color w:val="000000" w:themeColor="text1"/>
+        </w:rPr>
+        <w:br/>
+        <w:t>Poliwhirl Друган промахивается</w:t>
+      </w:r>
+      <w:r>
+        <w:rPr>
+          <w:rFonts w:ascii="Times New Roman" w:hAnsi="Times New Roman" w:cs="Times New Roman"/>
+          <w:color w:val="000000" w:themeColor="text1"/>
+        </w:rPr>
+        <w:br/>
+      </w:r>
+      <w:r>
+        <w:rPr>
+          <w:rFonts w:ascii="Times New Roman" w:hAnsi="Times New Roman" w:cs="Times New Roman"/>
+          <w:color w:val="000000" w:themeColor="text1"/>
+        </w:rPr>
+        <w:br/>
+        <w:t xml:space="preserve">Poliwhirl Друган борется с соперником. </w:t>
+      </w:r>
+      <w:r>
+        <w:rPr>
+          <w:rFonts w:ascii="Times New Roman" w:hAnsi="Times New Roman" w:cs="Times New Roman"/>
+          <w:color w:val="000000" w:themeColor="text1"/>
+        </w:rPr>
+        <w:br/>
+        <w:t>Volbeat Пчелка теряет 15 здоровья.</w:t>
+      </w:r>
+      <w:r>
+        <w:rPr>
+          <w:rFonts w:ascii="Times New Roman" w:hAnsi="Times New Roman" w:cs="Times New Roman"/>
+          <w:color w:val="000000" w:themeColor="text1"/>
+        </w:rPr>
+        <w:br/>
+        <w:t>Poliwhirl Друган теряет 4 здоровья.</w:t>
+      </w:r>
+      <w:r>
+        <w:rPr>
+          <w:rFonts w:ascii="Times New Roman" w:hAnsi="Times New Roman" w:cs="Times New Roman"/>
+          <w:color w:val="000000" w:themeColor="text1"/>
+        </w:rPr>
+        <w:br/>
+        <w:t>Volbeat Пчелка теряет сознание.</w:t>
+      </w:r>
+      <w:r>
+        <w:rPr>
+          <w:rFonts w:ascii="Times New Roman" w:hAnsi="Times New Roman" w:cs="Times New Roman"/>
+          <w:color w:val="000000" w:themeColor="text1"/>
+        </w:rPr>
+        <w:br/>
+        <w:t>Spoink Попрыгунчик из команды белых вступает в бой!</w:t>
+      </w:r>
+      <w:r>
+        <w:rPr>
+          <w:rFonts w:ascii="Times New Roman" w:hAnsi="Times New Roman" w:cs="Times New Roman"/>
+          <w:color w:val="000000" w:themeColor="text1"/>
+        </w:rPr>
+        <w:br/>
+        <w:t>Poliwhirl Друган промахивается</w:t>
+      </w:r>
+      <w:r>
+        <w:rPr>
+          <w:rFonts w:ascii="Times New Roman" w:hAnsi="Times New Roman" w:cs="Times New Roman"/>
+          <w:color w:val="000000" w:themeColor="text1"/>
+        </w:rPr>
+        <w:br/>
+      </w:r>
+      <w:r>
+        <w:rPr>
+          <w:rFonts w:ascii="Times New Roman" w:hAnsi="Times New Roman" w:cs="Times New Roman"/>
+          <w:color w:val="000000" w:themeColor="text1"/>
+        </w:rPr>
+        <w:br/>
+        <w:t xml:space="preserve">Spoink Попрыгунчик использует Charge Beam. </w:t>
+      </w:r>
+      <w:r>
+        <w:rPr>
+          <w:rFonts w:ascii="Times New Roman" w:hAnsi="Times New Roman" w:cs="Times New Roman"/>
+          <w:color w:val="000000" w:themeColor="text1"/>
+        </w:rPr>
+        <w:br/>
+        <w:t>Poliwhirl Друган теряет 57 здоровья.</w:t>
+      </w:r>
+      <w:r>
+        <w:rPr>
+          <w:rFonts w:ascii="Times New Roman" w:hAnsi="Times New Roman" w:cs="Times New Roman"/>
+          <w:color w:val="000000" w:themeColor="text1"/>
+        </w:rPr>
+        <w:br/>
+        <w:t>Poliwhirl Друган теряет сознание.</w:t>
+      </w:r>
+      <w:r>
+        <w:rPr>
+          <w:rFonts w:ascii="Times New Roman" w:hAnsi="Times New Roman" w:cs="Times New Roman"/>
+          <w:color w:val="000000" w:themeColor="text1"/>
+        </w:rPr>
+        <w:br/>
+        <w:t>Poliwrath Гигант из команды зеленых вступает в бой!</w:t>
+      </w:r>
+      <w:r>
+        <w:rPr>
+          <w:rFonts w:ascii="Times New Roman" w:hAnsi="Times New Roman" w:cs="Times New Roman"/>
+          <w:color w:val="000000" w:themeColor="text1"/>
+        </w:rPr>
+        <w:br/>
+        <w:t>Poliwrath Гигант промахивается</w:t>
+      </w:r>
+      <w:r>
+        <w:rPr>
+          <w:rFonts w:ascii="Times New Roman" w:hAnsi="Times New Roman" w:cs="Times New Roman"/>
+          <w:color w:val="000000" w:themeColor="text1"/>
+        </w:rPr>
+        <w:br/>
+      </w:r>
+      <w:r>
+        <w:rPr>
+          <w:rFonts w:ascii="Times New Roman" w:hAnsi="Times New Roman" w:cs="Times New Roman"/>
+          <w:color w:val="000000" w:themeColor="text1"/>
+        </w:rPr>
+        <w:br/>
+        <w:t xml:space="preserve">Spoink Попрыгунчик использует Thunder Wave. </w:t>
+      </w:r>
+      <w:r>
+        <w:rPr>
+          <w:rFonts w:ascii="Times New Roman" w:hAnsi="Times New Roman" w:cs="Times New Roman"/>
+          <w:color w:val="000000" w:themeColor="text1"/>
+        </w:rPr>
+        <w:br/>
+        <w:t>Poliwrath Гигант парализован</w:t>
+      </w:r>
+      <w:r>
+        <w:rPr>
+          <w:rFonts w:ascii="Times New Roman" w:hAnsi="Times New Roman" w:cs="Times New Roman"/>
+          <w:color w:val="000000" w:themeColor="text1"/>
+        </w:rPr>
+        <w:br/>
+      </w:r>
+      <w:r>
+        <w:rPr>
+          <w:rFonts w:ascii="Times New Roman" w:hAnsi="Times New Roman" w:cs="Times New Roman"/>
+          <w:color w:val="000000" w:themeColor="text1"/>
+        </w:rPr>
+        <w:br/>
+        <w:t>Poliwrath Гигант промахивается</w:t>
+      </w:r>
+      <w:r>
+        <w:rPr>
+          <w:rFonts w:ascii="Times New Roman" w:hAnsi="Times New Roman" w:cs="Times New Roman"/>
+          <w:color w:val="000000" w:themeColor="text1"/>
+        </w:rPr>
+        <w:br/>
+      </w:r>
+      <w:r>
+        <w:rPr>
+          <w:rFonts w:ascii="Times New Roman" w:hAnsi="Times New Roman" w:cs="Times New Roman"/>
+          <w:color w:val="000000" w:themeColor="text1"/>
+        </w:rPr>
+        <w:br/>
+        <w:t xml:space="preserve">Spoink Попрыгунчик использует Thunder Wave. </w:t>
+      </w:r>
+      <w:r>
+        <w:rPr>
+          <w:rFonts w:ascii="Times New Roman" w:hAnsi="Times New Roman" w:cs="Times New Roman"/>
+          <w:color w:val="000000" w:themeColor="text1"/>
+        </w:rPr>
+        <w:br/>
+      </w:r>
+      <w:r>
+        <w:rPr>
+          <w:rFonts w:ascii="Times New Roman" w:hAnsi="Times New Roman" w:cs="Times New Roman"/>
+          <w:color w:val="000000" w:themeColor="text1"/>
+        </w:rPr>
+        <w:br/>
+      </w:r>
       <w:r>
         <w:rPr>
           <w:rFonts w:ascii="Times New Roman" w:hAnsi="Times New Roman" w:cs="Times New Roman"/>
           <w:color w:val="000000" w:themeColor="text1"/>
         </w:rPr>
         <w:lastRenderedPageBreak/>
-        <w:t>Poliwrath</w:t>
-      </w:r>
-      <w:proofErr w:type="spellEnd"/>
-      <w:r>
-        <w:rPr>
-          <w:rFonts w:ascii="Times New Roman" w:hAnsi="Times New Roman" w:cs="Times New Roman"/>
-          <w:color w:val="000000" w:themeColor="text1"/>
-        </w:rPr>
-        <w:t xml:space="preserve"> Гигант промахивается</w:t>
-      </w:r>
-      <w:r>
-        <w:rPr>
-          <w:rFonts w:ascii="Times New Roman" w:hAnsi="Times New Roman" w:cs="Times New Roman"/>
-          <w:color w:val="000000" w:themeColor="text1"/>
-        </w:rPr>
-        <w:br/>
-      </w:r>
-      <w:r>
-        <w:rPr>
-          <w:rFonts w:ascii="Times New Roman" w:hAnsi="Times New Roman" w:cs="Times New Roman"/>
-          <w:color w:val="000000" w:themeColor="text1"/>
-        </w:rPr>
-        <w:br/>
-      </w:r>
-      <w:proofErr w:type="spellStart"/>
-      <w:proofErr w:type="gramStart"/>
-      <w:r>
-        <w:rPr>
-          <w:rFonts w:ascii="Times New Roman" w:hAnsi="Times New Roman" w:cs="Times New Roman"/>
-          <w:color w:val="000000" w:themeColor="text1"/>
-        </w:rPr>
-        <w:t>Spoink</w:t>
-      </w:r>
-      <w:proofErr w:type="spellEnd"/>
-      <w:proofErr w:type="gramEnd"/>
-      <w:r>
-        <w:rPr>
-          <w:rFonts w:ascii="Times New Roman" w:hAnsi="Times New Roman" w:cs="Times New Roman"/>
-          <w:color w:val="000000" w:themeColor="text1"/>
-        </w:rPr>
-        <w:t xml:space="preserve"> Попрыгунчик использует </w:t>
-      </w:r>
-      <w:proofErr w:type="spellStart"/>
-      <w:r>
-        <w:rPr>
-          <w:rFonts w:ascii="Times New Roman" w:hAnsi="Times New Roman" w:cs="Times New Roman"/>
-          <w:color w:val="000000" w:themeColor="text1"/>
-        </w:rPr>
-        <w:t>Charge</w:t>
-      </w:r>
-      <w:proofErr w:type="spellEnd"/>
-      <w:r>
-        <w:rPr>
-          <w:rFonts w:ascii="Times New Roman" w:hAnsi="Times New Roman" w:cs="Times New Roman"/>
-          <w:color w:val="000000" w:themeColor="text1"/>
-        </w:rPr>
-        <w:t xml:space="preserve"> </w:t>
-      </w:r>
-      <w:proofErr w:type="spellStart"/>
-      <w:r>
-        <w:rPr>
-          <w:rFonts w:ascii="Times New Roman" w:hAnsi="Times New Roman" w:cs="Times New Roman"/>
-          <w:color w:val="000000" w:themeColor="text1"/>
-        </w:rPr>
-        <w:t>Beam</w:t>
-      </w:r>
-      <w:proofErr w:type="spellEnd"/>
-      <w:r>
-        <w:rPr>
-          <w:rFonts w:ascii="Times New Roman" w:hAnsi="Times New Roman" w:cs="Times New Roman"/>
-          <w:color w:val="000000" w:themeColor="text1"/>
-        </w:rPr>
-        <w:t xml:space="preserve">. </w:t>
-      </w:r>
-      <w:r>
-        <w:rPr>
-          <w:rFonts w:ascii="Times New Roman" w:hAnsi="Times New Roman" w:cs="Times New Roman"/>
-          <w:color w:val="000000" w:themeColor="text1"/>
-        </w:rPr>
-        <w:br/>
-      </w:r>
-      <w:proofErr w:type="spellStart"/>
-      <w:r>
-        <w:rPr>
-          <w:rFonts w:ascii="Times New Roman" w:hAnsi="Times New Roman" w:cs="Times New Roman"/>
-          <w:color w:val="000000" w:themeColor="text1"/>
-        </w:rPr>
-        <w:t>Poliwrath</w:t>
-      </w:r>
-      <w:proofErr w:type="spellEnd"/>
-      <w:r>
-        <w:rPr>
-          <w:rFonts w:ascii="Times New Roman" w:hAnsi="Times New Roman" w:cs="Times New Roman"/>
-          <w:color w:val="000000" w:themeColor="text1"/>
-        </w:rPr>
-        <w:t xml:space="preserve"> Гигант теряет 27 здоровья.</w:t>
-      </w:r>
-      <w:r>
-        <w:rPr>
-          <w:rFonts w:ascii="Times New Roman" w:hAnsi="Times New Roman" w:cs="Times New Roman"/>
-          <w:color w:val="000000" w:themeColor="text1"/>
-        </w:rPr>
-        <w:br/>
-      </w:r>
-      <w:r>
-        <w:rPr>
-          <w:rFonts w:ascii="Times New Roman" w:hAnsi="Times New Roman" w:cs="Times New Roman"/>
-          <w:color w:val="000000" w:themeColor="text1"/>
-        </w:rPr>
-        <w:br/>
-      </w:r>
-      <w:proofErr w:type="spellStart"/>
-      <w:r>
-        <w:rPr>
-          <w:rFonts w:ascii="Times New Roman" w:hAnsi="Times New Roman" w:cs="Times New Roman"/>
-          <w:color w:val="000000" w:themeColor="text1"/>
-        </w:rPr>
-        <w:t>Poliwrath</w:t>
-      </w:r>
-      <w:proofErr w:type="spellEnd"/>
-      <w:r>
-        <w:rPr>
-          <w:rFonts w:ascii="Times New Roman" w:hAnsi="Times New Roman" w:cs="Times New Roman"/>
-          <w:color w:val="000000" w:themeColor="text1"/>
-        </w:rPr>
-        <w:t xml:space="preserve"> Гигант использует Blizzard. </w:t>
+        <w:t>Poliwrath Гигант промахивается</w:t>
+      </w:r>
+      <w:r>
+        <w:rPr>
+          <w:rFonts w:ascii="Times New Roman" w:hAnsi="Times New Roman" w:cs="Times New Roman"/>
+          <w:color w:val="000000" w:themeColor="text1"/>
+        </w:rPr>
+        <w:br/>
+      </w:r>
+      <w:r>
+        <w:rPr>
+          <w:rFonts w:ascii="Times New Roman" w:hAnsi="Times New Roman" w:cs="Times New Roman"/>
+          <w:color w:val="000000" w:themeColor="text1"/>
+        </w:rPr>
+        <w:br/>
+        <w:t xml:space="preserve">Spoink Попрыгунчик использует Charge Beam. </w:t>
+      </w:r>
+      <w:r>
+        <w:rPr>
+          <w:rFonts w:ascii="Times New Roman" w:hAnsi="Times New Roman" w:cs="Times New Roman"/>
+          <w:color w:val="000000" w:themeColor="text1"/>
+        </w:rPr>
+        <w:br/>
+        <w:t>Poliwrath Гигант теряет 27 здоровья.</w:t>
+      </w:r>
+      <w:r>
+        <w:rPr>
+          <w:rFonts w:ascii="Times New Roman" w:hAnsi="Times New Roman" w:cs="Times New Roman"/>
+          <w:color w:val="000000" w:themeColor="text1"/>
+        </w:rPr>
+        <w:br/>
+      </w:r>
+      <w:r>
+        <w:rPr>
+          <w:rFonts w:ascii="Times New Roman" w:hAnsi="Times New Roman" w:cs="Times New Roman"/>
+          <w:color w:val="000000" w:themeColor="text1"/>
+        </w:rPr>
+        <w:br/>
+        <w:t xml:space="preserve">Poliwrath Гигант использует Blizzard. </w:t>
       </w:r>
       <w:r>
         <w:rPr>
@@ -6857,661 +4889,287 @@
           <w:color w:val="000000" w:themeColor="text1"/>
         </w:rPr>
         <w:br/>
-      </w:r>
-      <w:proofErr w:type="spellStart"/>
-      <w:r>
-        <w:rPr>
-          <w:rFonts w:ascii="Times New Roman" w:hAnsi="Times New Roman" w:cs="Times New Roman"/>
-          <w:color w:val="000000" w:themeColor="text1"/>
-        </w:rPr>
-        <w:t>Spoink</w:t>
-      </w:r>
-      <w:proofErr w:type="spellEnd"/>
-      <w:r>
-        <w:rPr>
-          <w:rFonts w:ascii="Times New Roman" w:hAnsi="Times New Roman" w:cs="Times New Roman"/>
-          <w:color w:val="000000" w:themeColor="text1"/>
-        </w:rPr>
-        <w:t xml:space="preserve"> Попрыгунчик теряет 70 здоровья.</w:t>
-      </w:r>
-      <w:r>
-        <w:rPr>
-          <w:rFonts w:ascii="Times New Roman" w:hAnsi="Times New Roman" w:cs="Times New Roman"/>
-          <w:color w:val="000000" w:themeColor="text1"/>
-        </w:rPr>
-        <w:br/>
-      </w:r>
-      <w:r>
-        <w:rPr>
-          <w:rFonts w:ascii="Times New Roman" w:hAnsi="Times New Roman" w:cs="Times New Roman"/>
-          <w:color w:val="000000" w:themeColor="text1"/>
-        </w:rPr>
-        <w:br/>
-      </w:r>
-      <w:proofErr w:type="spellStart"/>
-      <w:r>
-        <w:rPr>
-          <w:rFonts w:ascii="Times New Roman" w:hAnsi="Times New Roman" w:cs="Times New Roman"/>
-          <w:color w:val="000000" w:themeColor="text1"/>
-        </w:rPr>
-        <w:t>Spoink</w:t>
-      </w:r>
-      <w:proofErr w:type="spellEnd"/>
-      <w:r>
-        <w:rPr>
-          <w:rFonts w:ascii="Times New Roman" w:hAnsi="Times New Roman" w:cs="Times New Roman"/>
-          <w:color w:val="000000" w:themeColor="text1"/>
-        </w:rPr>
-        <w:t xml:space="preserve"> Попрыгунчик использует </w:t>
-      </w:r>
-      <w:proofErr w:type="spellStart"/>
-      <w:r>
-        <w:rPr>
-          <w:rFonts w:ascii="Times New Roman" w:hAnsi="Times New Roman" w:cs="Times New Roman"/>
-          <w:color w:val="000000" w:themeColor="text1"/>
-        </w:rPr>
-        <w:t>Thunder</w:t>
-      </w:r>
-      <w:proofErr w:type="spellEnd"/>
-      <w:r>
-        <w:rPr>
-          <w:rFonts w:ascii="Times New Roman" w:hAnsi="Times New Roman" w:cs="Times New Roman"/>
-          <w:color w:val="000000" w:themeColor="text1"/>
-        </w:rPr>
-        <w:t xml:space="preserve"> Wave. </w:t>
-      </w:r>
-      <w:r>
-        <w:rPr>
-          <w:rFonts w:ascii="Times New Roman" w:hAnsi="Times New Roman" w:cs="Times New Roman"/>
-          <w:color w:val="000000" w:themeColor="text1"/>
-        </w:rPr>
-        <w:br/>
-      </w:r>
-      <w:r>
-        <w:rPr>
-          <w:rFonts w:ascii="Times New Roman" w:hAnsi="Times New Roman" w:cs="Times New Roman"/>
-          <w:color w:val="000000" w:themeColor="text1"/>
-        </w:rPr>
-        <w:br/>
-      </w:r>
-      <w:proofErr w:type="spellStart"/>
-      <w:r>
-        <w:rPr>
-          <w:rFonts w:ascii="Times New Roman" w:hAnsi="Times New Roman" w:cs="Times New Roman"/>
-          <w:color w:val="000000" w:themeColor="text1"/>
-        </w:rPr>
-        <w:t>Poliwrath</w:t>
-      </w:r>
-      <w:proofErr w:type="spellEnd"/>
-      <w:r>
-        <w:rPr>
-          <w:rFonts w:ascii="Times New Roman" w:hAnsi="Times New Roman" w:cs="Times New Roman"/>
-          <w:color w:val="000000" w:themeColor="text1"/>
-        </w:rPr>
-        <w:t xml:space="preserve"> Гигант промахивается</w:t>
-      </w:r>
-      <w:r>
-        <w:rPr>
-          <w:rFonts w:ascii="Times New Roman" w:hAnsi="Times New Roman" w:cs="Times New Roman"/>
-          <w:color w:val="000000" w:themeColor="text1"/>
-        </w:rPr>
-        <w:br/>
-      </w:r>
-      <w:r>
-        <w:rPr>
-          <w:rFonts w:ascii="Times New Roman" w:hAnsi="Times New Roman" w:cs="Times New Roman"/>
-          <w:color w:val="000000" w:themeColor="text1"/>
-        </w:rPr>
-        <w:br/>
-      </w:r>
-      <w:proofErr w:type="spellStart"/>
-      <w:proofErr w:type="gramStart"/>
-      <w:r>
-        <w:rPr>
-          <w:rFonts w:ascii="Times New Roman" w:hAnsi="Times New Roman" w:cs="Times New Roman"/>
-          <w:color w:val="000000" w:themeColor="text1"/>
-        </w:rPr>
-        <w:t>Spoink</w:t>
-      </w:r>
-      <w:proofErr w:type="spellEnd"/>
-      <w:proofErr w:type="gramEnd"/>
-      <w:r>
-        <w:rPr>
-          <w:rFonts w:ascii="Times New Roman" w:hAnsi="Times New Roman" w:cs="Times New Roman"/>
-          <w:color w:val="000000" w:themeColor="text1"/>
-        </w:rPr>
-        <w:t xml:space="preserve"> Попрыгунчик борется с соперником. </w:t>
-      </w:r>
-      <w:r>
-        <w:rPr>
-          <w:rFonts w:ascii="Times New Roman" w:hAnsi="Times New Roman" w:cs="Times New Roman"/>
-          <w:color w:val="000000" w:themeColor="text1"/>
-        </w:rPr>
-        <w:br/>
-      </w:r>
-      <w:proofErr w:type="spellStart"/>
-      <w:r>
-        <w:rPr>
-          <w:rFonts w:ascii="Times New Roman" w:hAnsi="Times New Roman" w:cs="Times New Roman"/>
-          <w:color w:val="000000" w:themeColor="text1"/>
-        </w:rPr>
-        <w:t>Poliwrath</w:t>
-      </w:r>
-      <w:proofErr w:type="spellEnd"/>
-      <w:r>
-        <w:rPr>
-          <w:rFonts w:ascii="Times New Roman" w:hAnsi="Times New Roman" w:cs="Times New Roman"/>
-          <w:color w:val="000000" w:themeColor="text1"/>
-        </w:rPr>
-        <w:t xml:space="preserve"> Гигант теряет 7 здоровья.</w:t>
-      </w:r>
-      <w:r>
-        <w:rPr>
-          <w:rFonts w:ascii="Times New Roman" w:hAnsi="Times New Roman" w:cs="Times New Roman"/>
-          <w:color w:val="000000" w:themeColor="text1"/>
-        </w:rPr>
-        <w:br/>
-      </w:r>
-      <w:proofErr w:type="spellStart"/>
-      <w:r>
-        <w:rPr>
-          <w:rFonts w:ascii="Times New Roman" w:hAnsi="Times New Roman" w:cs="Times New Roman"/>
-          <w:color w:val="000000" w:themeColor="text1"/>
-        </w:rPr>
-        <w:t>Spoink</w:t>
-      </w:r>
-      <w:proofErr w:type="spellEnd"/>
-      <w:r>
-        <w:rPr>
-          <w:rFonts w:ascii="Times New Roman" w:hAnsi="Times New Roman" w:cs="Times New Roman"/>
-          <w:color w:val="000000" w:themeColor="text1"/>
-        </w:rPr>
-        <w:t xml:space="preserve"> Попрыгунчик теряет 2 здоровья.</w:t>
-      </w:r>
-      <w:r>
-        <w:rPr>
-          <w:rFonts w:ascii="Times New Roman" w:hAnsi="Times New Roman" w:cs="Times New Roman"/>
-          <w:color w:val="000000" w:themeColor="text1"/>
-        </w:rPr>
-        <w:br/>
-      </w:r>
-      <w:r>
-        <w:rPr>
-          <w:rFonts w:ascii="Times New Roman" w:hAnsi="Times New Roman" w:cs="Times New Roman"/>
-          <w:color w:val="000000" w:themeColor="text1"/>
-        </w:rPr>
-        <w:br/>
-      </w:r>
-      <w:proofErr w:type="spellStart"/>
-      <w:r>
-        <w:rPr>
-          <w:rFonts w:ascii="Times New Roman" w:hAnsi="Times New Roman" w:cs="Times New Roman"/>
-          <w:color w:val="000000" w:themeColor="text1"/>
-        </w:rPr>
-        <w:t>Poliwrath</w:t>
-      </w:r>
-      <w:proofErr w:type="spellEnd"/>
-      <w:r>
-        <w:rPr>
-          <w:rFonts w:ascii="Times New Roman" w:hAnsi="Times New Roman" w:cs="Times New Roman"/>
-          <w:color w:val="000000" w:themeColor="text1"/>
-        </w:rPr>
-        <w:t xml:space="preserve"> Гигант промахивается</w:t>
-      </w:r>
-      <w:r>
-        <w:rPr>
-          <w:rFonts w:ascii="Times New Roman" w:hAnsi="Times New Roman" w:cs="Times New Roman"/>
-          <w:color w:val="000000" w:themeColor="text1"/>
-        </w:rPr>
-        <w:br/>
-      </w:r>
-      <w:r>
-        <w:rPr>
-          <w:rFonts w:ascii="Times New Roman" w:hAnsi="Times New Roman" w:cs="Times New Roman"/>
-          <w:color w:val="000000" w:themeColor="text1"/>
-        </w:rPr>
-        <w:br/>
-      </w:r>
-      <w:proofErr w:type="spellStart"/>
-      <w:proofErr w:type="gramStart"/>
-      <w:r>
-        <w:rPr>
-          <w:rFonts w:ascii="Times New Roman" w:hAnsi="Times New Roman" w:cs="Times New Roman"/>
-          <w:color w:val="000000" w:themeColor="text1"/>
-        </w:rPr>
-        <w:t>Spoink</w:t>
-      </w:r>
-      <w:proofErr w:type="spellEnd"/>
-      <w:proofErr w:type="gramEnd"/>
-      <w:r>
-        <w:rPr>
-          <w:rFonts w:ascii="Times New Roman" w:hAnsi="Times New Roman" w:cs="Times New Roman"/>
-          <w:color w:val="000000" w:themeColor="text1"/>
-        </w:rPr>
-        <w:t xml:space="preserve"> Попрыгунчик промахивается</w:t>
-      </w:r>
-      <w:r>
-        <w:rPr>
-          <w:rFonts w:ascii="Times New Roman" w:hAnsi="Times New Roman" w:cs="Times New Roman"/>
-          <w:color w:val="000000" w:themeColor="text1"/>
-        </w:rPr>
-        <w:br/>
-      </w:r>
-      <w:r>
-        <w:rPr>
-          <w:rFonts w:ascii="Times New Roman" w:hAnsi="Times New Roman" w:cs="Times New Roman"/>
-          <w:color w:val="000000" w:themeColor="text1"/>
-        </w:rPr>
-        <w:br/>
-      </w:r>
-      <w:proofErr w:type="spellStart"/>
-      <w:r>
-        <w:rPr>
-          <w:rFonts w:ascii="Times New Roman" w:hAnsi="Times New Roman" w:cs="Times New Roman"/>
-          <w:color w:val="000000" w:themeColor="text1"/>
-        </w:rPr>
-        <w:t>Poliwrath</w:t>
-      </w:r>
-      <w:proofErr w:type="spellEnd"/>
-      <w:r>
-        <w:rPr>
-          <w:rFonts w:ascii="Times New Roman" w:hAnsi="Times New Roman" w:cs="Times New Roman"/>
-          <w:color w:val="000000" w:themeColor="text1"/>
-        </w:rPr>
-        <w:t xml:space="preserve"> Гигант промахивается</w:t>
-      </w:r>
-      <w:r>
-        <w:rPr>
-          <w:rFonts w:ascii="Times New Roman" w:hAnsi="Times New Roman" w:cs="Times New Roman"/>
-          <w:color w:val="000000" w:themeColor="text1"/>
-        </w:rPr>
-        <w:br/>
-      </w:r>
-      <w:r>
-        <w:rPr>
-          <w:rFonts w:ascii="Times New Roman" w:hAnsi="Times New Roman" w:cs="Times New Roman"/>
-          <w:color w:val="000000" w:themeColor="text1"/>
-        </w:rPr>
-        <w:br/>
-      </w:r>
-      <w:proofErr w:type="spellStart"/>
-      <w:proofErr w:type="gramStart"/>
-      <w:r>
-        <w:rPr>
-          <w:rFonts w:ascii="Times New Roman" w:hAnsi="Times New Roman" w:cs="Times New Roman"/>
-          <w:color w:val="000000" w:themeColor="text1"/>
-        </w:rPr>
-        <w:t>Spoink</w:t>
-      </w:r>
-      <w:proofErr w:type="spellEnd"/>
-      <w:proofErr w:type="gramEnd"/>
-      <w:r>
-        <w:rPr>
-          <w:rFonts w:ascii="Times New Roman" w:hAnsi="Times New Roman" w:cs="Times New Roman"/>
-          <w:color w:val="000000" w:themeColor="text1"/>
-        </w:rPr>
-        <w:t xml:space="preserve"> Попрыгунчик борется с соперником. </w:t>
-      </w:r>
-      <w:r>
-        <w:rPr>
-          <w:rFonts w:ascii="Times New Roman" w:hAnsi="Times New Roman" w:cs="Times New Roman"/>
-          <w:color w:val="000000" w:themeColor="text1"/>
-        </w:rPr>
-        <w:br/>
-      </w:r>
-      <w:proofErr w:type="spellStart"/>
-      <w:r>
-        <w:rPr>
-          <w:rFonts w:ascii="Times New Roman" w:hAnsi="Times New Roman" w:cs="Times New Roman"/>
-          <w:color w:val="000000" w:themeColor="text1"/>
-        </w:rPr>
-        <w:t>Poliwrath</w:t>
-      </w:r>
-      <w:proofErr w:type="spellEnd"/>
-      <w:r>
-        <w:rPr>
-          <w:rFonts w:ascii="Times New Roman" w:hAnsi="Times New Roman" w:cs="Times New Roman"/>
-          <w:color w:val="000000" w:themeColor="text1"/>
-        </w:rPr>
-        <w:t xml:space="preserve"> Гигант теряет 6 здоровья.</w:t>
-      </w:r>
-      <w:r>
-        <w:rPr>
-          <w:rFonts w:ascii="Times New Roman" w:hAnsi="Times New Roman" w:cs="Times New Roman"/>
-          <w:color w:val="000000" w:themeColor="text1"/>
-        </w:rPr>
-        <w:br/>
-      </w:r>
-      <w:proofErr w:type="spellStart"/>
-      <w:r>
-        <w:rPr>
-          <w:rFonts w:ascii="Times New Roman" w:hAnsi="Times New Roman" w:cs="Times New Roman"/>
-          <w:color w:val="000000" w:themeColor="text1"/>
-        </w:rPr>
-        <w:t>Spoink</w:t>
-      </w:r>
-      <w:proofErr w:type="spellEnd"/>
-      <w:r>
-        <w:rPr>
-          <w:rFonts w:ascii="Times New Roman" w:hAnsi="Times New Roman" w:cs="Times New Roman"/>
-          <w:color w:val="000000" w:themeColor="text1"/>
-        </w:rPr>
-        <w:t xml:space="preserve"> Попрыгунчик теряет 2 здоровья.</w:t>
-      </w:r>
-      <w:r>
-        <w:rPr>
-          <w:rFonts w:ascii="Times New Roman" w:hAnsi="Times New Roman" w:cs="Times New Roman"/>
-          <w:color w:val="000000" w:themeColor="text1"/>
-        </w:rPr>
-        <w:br/>
-      </w:r>
-      <w:r>
-        <w:rPr>
-          <w:rFonts w:ascii="Times New Roman" w:hAnsi="Times New Roman" w:cs="Times New Roman"/>
-          <w:color w:val="000000" w:themeColor="text1"/>
-        </w:rPr>
-        <w:br/>
-      </w:r>
-      <w:proofErr w:type="spellStart"/>
-      <w:r>
-        <w:rPr>
-          <w:rFonts w:ascii="Times New Roman" w:hAnsi="Times New Roman" w:cs="Times New Roman"/>
-          <w:color w:val="000000" w:themeColor="text1"/>
-        </w:rPr>
-        <w:t>Poliwrath</w:t>
-      </w:r>
-      <w:proofErr w:type="spellEnd"/>
-      <w:r>
-        <w:rPr>
-          <w:rFonts w:ascii="Times New Roman" w:hAnsi="Times New Roman" w:cs="Times New Roman"/>
-          <w:color w:val="000000" w:themeColor="text1"/>
-        </w:rPr>
-        <w:t xml:space="preserve"> Гигант промахивается</w:t>
-      </w:r>
-      <w:r>
-        <w:rPr>
-          <w:rFonts w:ascii="Times New Roman" w:hAnsi="Times New Roman" w:cs="Times New Roman"/>
-          <w:color w:val="000000" w:themeColor="text1"/>
-        </w:rPr>
-        <w:br/>
-      </w:r>
-      <w:r>
-        <w:rPr>
-          <w:rFonts w:ascii="Times New Roman" w:hAnsi="Times New Roman" w:cs="Times New Roman"/>
-          <w:color w:val="000000" w:themeColor="text1"/>
-        </w:rPr>
-        <w:br/>
-      </w:r>
-      <w:proofErr w:type="spellStart"/>
-      <w:proofErr w:type="gramStart"/>
-      <w:r>
-        <w:rPr>
-          <w:rFonts w:ascii="Times New Roman" w:hAnsi="Times New Roman" w:cs="Times New Roman"/>
-          <w:color w:val="000000" w:themeColor="text1"/>
-        </w:rPr>
-        <w:t>Spoink</w:t>
-      </w:r>
-      <w:proofErr w:type="spellEnd"/>
-      <w:proofErr w:type="gramEnd"/>
-      <w:r>
-        <w:rPr>
-          <w:rFonts w:ascii="Times New Roman" w:hAnsi="Times New Roman" w:cs="Times New Roman"/>
-          <w:color w:val="000000" w:themeColor="text1"/>
-        </w:rPr>
-        <w:t xml:space="preserve"> Попрыгунчик промахивается</w:t>
-      </w:r>
-      <w:r>
-        <w:rPr>
-          <w:rFonts w:ascii="Times New Roman" w:hAnsi="Times New Roman" w:cs="Times New Roman"/>
-          <w:color w:val="000000" w:themeColor="text1"/>
-        </w:rPr>
-        <w:br/>
-      </w:r>
-      <w:r>
-        <w:rPr>
-          <w:rFonts w:ascii="Times New Roman" w:hAnsi="Times New Roman" w:cs="Times New Roman"/>
-          <w:color w:val="000000" w:themeColor="text1"/>
-        </w:rPr>
-        <w:br/>
-      </w:r>
-      <w:proofErr w:type="spellStart"/>
-      <w:r>
-        <w:rPr>
-          <w:rFonts w:ascii="Times New Roman" w:hAnsi="Times New Roman" w:cs="Times New Roman"/>
-          <w:color w:val="000000" w:themeColor="text1"/>
-        </w:rPr>
-        <w:t>Poliwrath</w:t>
-      </w:r>
-      <w:proofErr w:type="spellEnd"/>
-      <w:r>
-        <w:rPr>
-          <w:rFonts w:ascii="Times New Roman" w:hAnsi="Times New Roman" w:cs="Times New Roman"/>
-          <w:color w:val="000000" w:themeColor="text1"/>
-        </w:rPr>
-        <w:t xml:space="preserve"> Гигант промахивается</w:t>
-      </w:r>
-      <w:r>
-        <w:rPr>
-          <w:rFonts w:ascii="Times New Roman" w:hAnsi="Times New Roman" w:cs="Times New Roman"/>
-          <w:color w:val="000000" w:themeColor="text1"/>
-        </w:rPr>
-        <w:br/>
-      </w:r>
-      <w:r>
-        <w:rPr>
-          <w:rFonts w:ascii="Times New Roman" w:hAnsi="Times New Roman" w:cs="Times New Roman"/>
-          <w:color w:val="000000" w:themeColor="text1"/>
-        </w:rPr>
-        <w:br/>
-      </w:r>
-      <w:proofErr w:type="spellStart"/>
-      <w:proofErr w:type="gramStart"/>
-      <w:r>
-        <w:rPr>
-          <w:rFonts w:ascii="Times New Roman" w:hAnsi="Times New Roman" w:cs="Times New Roman"/>
-          <w:color w:val="000000" w:themeColor="text1"/>
-        </w:rPr>
-        <w:t>Spoink</w:t>
-      </w:r>
-      <w:proofErr w:type="spellEnd"/>
-      <w:proofErr w:type="gramEnd"/>
-      <w:r>
-        <w:rPr>
-          <w:rFonts w:ascii="Times New Roman" w:hAnsi="Times New Roman" w:cs="Times New Roman"/>
-          <w:color w:val="000000" w:themeColor="text1"/>
-        </w:rPr>
-        <w:t xml:space="preserve"> Попрыгунчик использует </w:t>
-      </w:r>
-      <w:proofErr w:type="spellStart"/>
-      <w:r>
-        <w:rPr>
-          <w:rFonts w:ascii="Times New Roman" w:hAnsi="Times New Roman" w:cs="Times New Roman"/>
-          <w:color w:val="000000" w:themeColor="text1"/>
-        </w:rPr>
-        <w:t>Thunder</w:t>
-      </w:r>
-      <w:proofErr w:type="spellEnd"/>
-      <w:r>
-        <w:rPr>
-          <w:rFonts w:ascii="Times New Roman" w:hAnsi="Times New Roman" w:cs="Times New Roman"/>
-          <w:color w:val="000000" w:themeColor="text1"/>
-        </w:rPr>
-        <w:t xml:space="preserve"> Wave. </w:t>
-      </w:r>
-      <w:r>
-        <w:rPr>
-          <w:rFonts w:ascii="Times New Roman" w:hAnsi="Times New Roman" w:cs="Times New Roman"/>
-          <w:color w:val="000000" w:themeColor="text1"/>
-        </w:rPr>
-        <w:br/>
-      </w:r>
-      <w:r>
-        <w:rPr>
-          <w:rFonts w:ascii="Times New Roman" w:hAnsi="Times New Roman" w:cs="Times New Roman"/>
-          <w:color w:val="000000" w:themeColor="text1"/>
-        </w:rPr>
-        <w:br/>
-      </w:r>
-      <w:proofErr w:type="spellStart"/>
-      <w:r>
-        <w:rPr>
-          <w:rFonts w:ascii="Times New Roman" w:hAnsi="Times New Roman" w:cs="Times New Roman"/>
-          <w:color w:val="000000" w:themeColor="text1"/>
-        </w:rPr>
-        <w:t>Poliwrath</w:t>
-      </w:r>
-      <w:proofErr w:type="spellEnd"/>
-      <w:r>
-        <w:rPr>
-          <w:rFonts w:ascii="Times New Roman" w:hAnsi="Times New Roman" w:cs="Times New Roman"/>
-          <w:color w:val="000000" w:themeColor="text1"/>
-        </w:rPr>
-        <w:t xml:space="preserve"> Гигант промахивается</w:t>
-      </w:r>
-      <w:r>
-        <w:rPr>
-          <w:rFonts w:ascii="Times New Roman" w:hAnsi="Times New Roman" w:cs="Times New Roman"/>
-          <w:color w:val="000000" w:themeColor="text1"/>
-        </w:rPr>
-        <w:br/>
-      </w:r>
-      <w:r>
-        <w:rPr>
-          <w:rFonts w:ascii="Times New Roman" w:hAnsi="Times New Roman" w:cs="Times New Roman"/>
-          <w:color w:val="000000" w:themeColor="text1"/>
-        </w:rPr>
-        <w:br/>
-      </w:r>
-      <w:proofErr w:type="spellStart"/>
-      <w:proofErr w:type="gramStart"/>
-      <w:r>
-        <w:rPr>
-          <w:rFonts w:ascii="Times New Roman" w:hAnsi="Times New Roman" w:cs="Times New Roman"/>
-          <w:color w:val="000000" w:themeColor="text1"/>
-        </w:rPr>
-        <w:t>Spoink</w:t>
-      </w:r>
-      <w:proofErr w:type="spellEnd"/>
-      <w:proofErr w:type="gramEnd"/>
-      <w:r>
-        <w:rPr>
-          <w:rFonts w:ascii="Times New Roman" w:hAnsi="Times New Roman" w:cs="Times New Roman"/>
-          <w:color w:val="000000" w:themeColor="text1"/>
-        </w:rPr>
-        <w:t xml:space="preserve"> Попрыгунчик промахивается</w:t>
-      </w:r>
-      <w:r>
-        <w:rPr>
-          <w:rFonts w:ascii="Times New Roman" w:hAnsi="Times New Roman" w:cs="Times New Roman"/>
-          <w:color w:val="000000" w:themeColor="text1"/>
-        </w:rPr>
-        <w:br/>
-      </w:r>
-      <w:r>
-        <w:rPr>
-          <w:rFonts w:ascii="Times New Roman" w:hAnsi="Times New Roman" w:cs="Times New Roman"/>
-          <w:color w:val="000000" w:themeColor="text1"/>
-        </w:rPr>
-        <w:br/>
-      </w:r>
-      <w:proofErr w:type="spellStart"/>
-      <w:r>
-        <w:rPr>
-          <w:rFonts w:ascii="Times New Roman" w:hAnsi="Times New Roman" w:cs="Times New Roman"/>
-          <w:color w:val="000000" w:themeColor="text1"/>
-        </w:rPr>
-        <w:t>Spoink</w:t>
-      </w:r>
-      <w:proofErr w:type="spellEnd"/>
-      <w:r>
-        <w:rPr>
-          <w:rFonts w:ascii="Times New Roman" w:hAnsi="Times New Roman" w:cs="Times New Roman"/>
-          <w:color w:val="000000" w:themeColor="text1"/>
-        </w:rPr>
-        <w:t xml:space="preserve"> Попрыгунчик борется с соперником. </w:t>
-      </w:r>
-      <w:r>
-        <w:rPr>
-          <w:rFonts w:ascii="Times New Roman" w:hAnsi="Times New Roman" w:cs="Times New Roman"/>
-          <w:color w:val="000000" w:themeColor="text1"/>
-        </w:rPr>
-        <w:br/>
-      </w:r>
-      <w:proofErr w:type="spellStart"/>
-      <w:r>
-        <w:rPr>
-          <w:rFonts w:ascii="Times New Roman" w:hAnsi="Times New Roman" w:cs="Times New Roman"/>
-          <w:color w:val="000000" w:themeColor="text1"/>
-        </w:rPr>
-        <w:t>Poliwrath</w:t>
-      </w:r>
-      <w:proofErr w:type="spellEnd"/>
-      <w:r>
-        <w:rPr>
-          <w:rFonts w:ascii="Times New Roman" w:hAnsi="Times New Roman" w:cs="Times New Roman"/>
-          <w:color w:val="000000" w:themeColor="text1"/>
-        </w:rPr>
-        <w:t xml:space="preserve"> Гигант теряет 6 здоровья.</w:t>
-      </w:r>
-      <w:r>
-        <w:rPr>
-          <w:rFonts w:ascii="Times New Roman" w:hAnsi="Times New Roman" w:cs="Times New Roman"/>
-          <w:color w:val="000000" w:themeColor="text1"/>
-        </w:rPr>
-        <w:br/>
-      </w:r>
-      <w:proofErr w:type="spellStart"/>
-      <w:r>
-        <w:rPr>
-          <w:rFonts w:ascii="Times New Roman" w:hAnsi="Times New Roman" w:cs="Times New Roman"/>
-          <w:color w:val="000000" w:themeColor="text1"/>
-        </w:rPr>
-        <w:t>Spoink</w:t>
-      </w:r>
-      <w:proofErr w:type="spellEnd"/>
-      <w:r>
-        <w:rPr>
-          <w:rFonts w:ascii="Times New Roman" w:hAnsi="Times New Roman" w:cs="Times New Roman"/>
-          <w:color w:val="000000" w:themeColor="text1"/>
-        </w:rPr>
-        <w:t xml:space="preserve"> Попрыгунчик теряет 2 здоровья.</w:t>
-      </w:r>
-      <w:r>
-        <w:rPr>
-          <w:rFonts w:ascii="Times New Roman" w:hAnsi="Times New Roman" w:cs="Times New Roman"/>
-          <w:color w:val="000000" w:themeColor="text1"/>
-        </w:rPr>
-        <w:br/>
-      </w:r>
-      <w:r>
-        <w:rPr>
-          <w:rFonts w:ascii="Times New Roman" w:hAnsi="Times New Roman" w:cs="Times New Roman"/>
-          <w:color w:val="000000" w:themeColor="text1"/>
-        </w:rPr>
-        <w:br/>
-      </w:r>
-      <w:r>
-        <w:rPr>
-          <w:rFonts w:ascii="Times New Roman" w:hAnsi="Times New Roman" w:cs="Times New Roman"/>
-          <w:color w:val="000000" w:themeColor="text1"/>
-        </w:rPr>
-        <w:br/>
-      </w:r>
-      <w:proofErr w:type="spellStart"/>
-      <w:r>
-        <w:rPr>
-          <w:rFonts w:ascii="Times New Roman" w:hAnsi="Times New Roman" w:cs="Times New Roman"/>
-          <w:color w:val="000000" w:themeColor="text1"/>
-        </w:rPr>
-        <w:t>Poliwrath</w:t>
-      </w:r>
-      <w:proofErr w:type="spellEnd"/>
-      <w:r>
-        <w:rPr>
-          <w:rFonts w:ascii="Times New Roman" w:hAnsi="Times New Roman" w:cs="Times New Roman"/>
-          <w:color w:val="000000" w:themeColor="text1"/>
-        </w:rPr>
-        <w:t xml:space="preserve"> Гигант промахивается</w:t>
+        <w:t>Spoink Попрыгунчик теряет 70 здоровья.</w:t>
+      </w:r>
+      <w:r>
+        <w:rPr>
+          <w:rFonts w:ascii="Times New Roman" w:hAnsi="Times New Roman" w:cs="Times New Roman"/>
+          <w:color w:val="000000" w:themeColor="text1"/>
+        </w:rPr>
+        <w:br/>
+      </w:r>
+      <w:r>
+        <w:rPr>
+          <w:rFonts w:ascii="Times New Roman" w:hAnsi="Times New Roman" w:cs="Times New Roman"/>
+          <w:color w:val="000000" w:themeColor="text1"/>
+        </w:rPr>
+        <w:br/>
+        <w:t xml:space="preserve">Spoink Попрыгунчик использует Thunder Wave. </w:t>
+      </w:r>
+      <w:r>
+        <w:rPr>
+          <w:rFonts w:ascii="Times New Roman" w:hAnsi="Times New Roman" w:cs="Times New Roman"/>
+          <w:color w:val="000000" w:themeColor="text1"/>
+        </w:rPr>
+        <w:br/>
+      </w:r>
+      <w:r>
+        <w:rPr>
+          <w:rFonts w:ascii="Times New Roman" w:hAnsi="Times New Roman" w:cs="Times New Roman"/>
+          <w:color w:val="000000" w:themeColor="text1"/>
+        </w:rPr>
+        <w:br/>
+        <w:t>Poliwrath Гигант промахивается</w:t>
+      </w:r>
+      <w:r>
+        <w:rPr>
+          <w:rFonts w:ascii="Times New Roman" w:hAnsi="Times New Roman" w:cs="Times New Roman"/>
+          <w:color w:val="000000" w:themeColor="text1"/>
+        </w:rPr>
+        <w:br/>
+      </w:r>
+      <w:r>
+        <w:rPr>
+          <w:rFonts w:ascii="Times New Roman" w:hAnsi="Times New Roman" w:cs="Times New Roman"/>
+          <w:color w:val="000000" w:themeColor="text1"/>
+        </w:rPr>
+        <w:br/>
+        <w:t xml:space="preserve">Spoink Попрыгунчик борется с соперником. </w:t>
+      </w:r>
+      <w:r>
+        <w:rPr>
+          <w:rFonts w:ascii="Times New Roman" w:hAnsi="Times New Roman" w:cs="Times New Roman"/>
+          <w:color w:val="000000" w:themeColor="text1"/>
+        </w:rPr>
+        <w:br/>
+        <w:t>Poliwrath Гигант теряет 7 здоровья.</w:t>
+      </w:r>
+      <w:r>
+        <w:rPr>
+          <w:rFonts w:ascii="Times New Roman" w:hAnsi="Times New Roman" w:cs="Times New Roman"/>
+          <w:color w:val="000000" w:themeColor="text1"/>
+        </w:rPr>
+        <w:br/>
+        <w:t>Spoink Попрыгунчик теряет 2 здоровья.</w:t>
+      </w:r>
+      <w:r>
+        <w:rPr>
+          <w:rFonts w:ascii="Times New Roman" w:hAnsi="Times New Roman" w:cs="Times New Roman"/>
+          <w:color w:val="000000" w:themeColor="text1"/>
+        </w:rPr>
+        <w:br/>
+      </w:r>
+      <w:r>
+        <w:rPr>
+          <w:rFonts w:ascii="Times New Roman" w:hAnsi="Times New Roman" w:cs="Times New Roman"/>
+          <w:color w:val="000000" w:themeColor="text1"/>
+        </w:rPr>
+        <w:br/>
+        <w:t>Poliwrath Гигант промахивается</w:t>
+      </w:r>
+      <w:r>
+        <w:rPr>
+          <w:rFonts w:ascii="Times New Roman" w:hAnsi="Times New Roman" w:cs="Times New Roman"/>
+          <w:color w:val="000000" w:themeColor="text1"/>
+        </w:rPr>
+        <w:br/>
+      </w:r>
+      <w:r>
+        <w:rPr>
+          <w:rFonts w:ascii="Times New Roman" w:hAnsi="Times New Roman" w:cs="Times New Roman"/>
+          <w:color w:val="000000" w:themeColor="text1"/>
+        </w:rPr>
+        <w:br/>
+        <w:t>Spoink Попрыгунчик промахивается</w:t>
+      </w:r>
+      <w:r>
+        <w:rPr>
+          <w:rFonts w:ascii="Times New Roman" w:hAnsi="Times New Roman" w:cs="Times New Roman"/>
+          <w:color w:val="000000" w:themeColor="text1"/>
+        </w:rPr>
+        <w:br/>
+      </w:r>
+      <w:r>
+        <w:rPr>
+          <w:rFonts w:ascii="Times New Roman" w:hAnsi="Times New Roman" w:cs="Times New Roman"/>
+          <w:color w:val="000000" w:themeColor="text1"/>
+        </w:rPr>
+        <w:br/>
+        <w:t>Poliwrath Гигант промахивается</w:t>
+      </w:r>
+      <w:r>
+        <w:rPr>
+          <w:rFonts w:ascii="Times New Roman" w:hAnsi="Times New Roman" w:cs="Times New Roman"/>
+          <w:color w:val="000000" w:themeColor="text1"/>
+        </w:rPr>
+        <w:br/>
+      </w:r>
+      <w:r>
+        <w:rPr>
+          <w:rFonts w:ascii="Times New Roman" w:hAnsi="Times New Roman" w:cs="Times New Roman"/>
+          <w:color w:val="000000" w:themeColor="text1"/>
+        </w:rPr>
+        <w:br/>
+        <w:t xml:space="preserve">Spoink Попрыгунчик борется с соперником. </w:t>
+      </w:r>
+      <w:r>
+        <w:rPr>
+          <w:rFonts w:ascii="Times New Roman" w:hAnsi="Times New Roman" w:cs="Times New Roman"/>
+          <w:color w:val="000000" w:themeColor="text1"/>
+        </w:rPr>
+        <w:br/>
+        <w:t>Poliwrath Гигант теряет 6 здоровья.</w:t>
+      </w:r>
+      <w:r>
+        <w:rPr>
+          <w:rFonts w:ascii="Times New Roman" w:hAnsi="Times New Roman" w:cs="Times New Roman"/>
+          <w:color w:val="000000" w:themeColor="text1"/>
+        </w:rPr>
+        <w:br/>
+        <w:t>Spoink Попрыгунчик теряет 2 здоровья.</w:t>
+      </w:r>
+      <w:r>
+        <w:rPr>
+          <w:rFonts w:ascii="Times New Roman" w:hAnsi="Times New Roman" w:cs="Times New Roman"/>
+          <w:color w:val="000000" w:themeColor="text1"/>
+        </w:rPr>
+        <w:br/>
+      </w:r>
+      <w:r>
+        <w:rPr>
+          <w:rFonts w:ascii="Times New Roman" w:hAnsi="Times New Roman" w:cs="Times New Roman"/>
+          <w:color w:val="000000" w:themeColor="text1"/>
+        </w:rPr>
+        <w:br/>
+        <w:t>Poliwrath Гигант промахивается</w:t>
+      </w:r>
+      <w:r>
+        <w:rPr>
+          <w:rFonts w:ascii="Times New Roman" w:hAnsi="Times New Roman" w:cs="Times New Roman"/>
+          <w:color w:val="000000" w:themeColor="text1"/>
+        </w:rPr>
+        <w:br/>
+      </w:r>
+      <w:r>
+        <w:rPr>
+          <w:rFonts w:ascii="Times New Roman" w:hAnsi="Times New Roman" w:cs="Times New Roman"/>
+          <w:color w:val="000000" w:themeColor="text1"/>
+        </w:rPr>
+        <w:br/>
+        <w:t>Spoink Попрыгунчик промахивается</w:t>
+      </w:r>
+      <w:r>
+        <w:rPr>
+          <w:rFonts w:ascii="Times New Roman" w:hAnsi="Times New Roman" w:cs="Times New Roman"/>
+          <w:color w:val="000000" w:themeColor="text1"/>
+        </w:rPr>
+        <w:br/>
+      </w:r>
+      <w:r>
+        <w:rPr>
+          <w:rFonts w:ascii="Times New Roman" w:hAnsi="Times New Roman" w:cs="Times New Roman"/>
+          <w:color w:val="000000" w:themeColor="text1"/>
+        </w:rPr>
+        <w:br/>
+        <w:t>Poliwrath Гигант промахивается</w:t>
+      </w:r>
+      <w:r>
+        <w:rPr>
+          <w:rFonts w:ascii="Times New Roman" w:hAnsi="Times New Roman" w:cs="Times New Roman"/>
+          <w:color w:val="000000" w:themeColor="text1"/>
+        </w:rPr>
+        <w:br/>
+      </w:r>
+      <w:r>
+        <w:rPr>
+          <w:rFonts w:ascii="Times New Roman" w:hAnsi="Times New Roman" w:cs="Times New Roman"/>
+          <w:color w:val="000000" w:themeColor="text1"/>
+        </w:rPr>
+        <w:br/>
+        <w:t xml:space="preserve">Spoink Попрыгунчик использует Thunder Wave. </w:t>
+      </w:r>
+      <w:r>
+        <w:rPr>
+          <w:rFonts w:ascii="Times New Roman" w:hAnsi="Times New Roman" w:cs="Times New Roman"/>
+          <w:color w:val="000000" w:themeColor="text1"/>
+        </w:rPr>
+        <w:br/>
+      </w:r>
+      <w:r>
+        <w:rPr>
+          <w:rFonts w:ascii="Times New Roman" w:hAnsi="Times New Roman" w:cs="Times New Roman"/>
+          <w:color w:val="000000" w:themeColor="text1"/>
+        </w:rPr>
+        <w:br/>
+        <w:t>Poliwrath Гигант промахивается</w:t>
+      </w:r>
+      <w:r>
+        <w:rPr>
+          <w:rFonts w:ascii="Times New Roman" w:hAnsi="Times New Roman" w:cs="Times New Roman"/>
+          <w:color w:val="000000" w:themeColor="text1"/>
+        </w:rPr>
+        <w:br/>
+      </w:r>
+      <w:r>
+        <w:rPr>
+          <w:rFonts w:ascii="Times New Roman" w:hAnsi="Times New Roman" w:cs="Times New Roman"/>
+          <w:color w:val="000000" w:themeColor="text1"/>
+        </w:rPr>
+        <w:br/>
+        <w:t>Spoink Попрыгунчик промахивается</w:t>
+      </w:r>
+      <w:r>
+        <w:rPr>
+          <w:rFonts w:ascii="Times New Roman" w:hAnsi="Times New Roman" w:cs="Times New Roman"/>
+          <w:color w:val="000000" w:themeColor="text1"/>
+        </w:rPr>
+        <w:br/>
+      </w:r>
+      <w:r>
+        <w:rPr>
+          <w:rFonts w:ascii="Times New Roman" w:hAnsi="Times New Roman" w:cs="Times New Roman"/>
+          <w:color w:val="000000" w:themeColor="text1"/>
+        </w:rPr>
+        <w:br/>
+        <w:t xml:space="preserve">Spoink Попрыгунчик борется с соперником. </w:t>
+      </w:r>
+      <w:r>
+        <w:rPr>
+          <w:rFonts w:ascii="Times New Roman" w:hAnsi="Times New Roman" w:cs="Times New Roman"/>
+          <w:color w:val="000000" w:themeColor="text1"/>
+        </w:rPr>
+        <w:br/>
+        <w:t>Poliwrath Гигант теряет 6 здоровья.</w:t>
+      </w:r>
+      <w:r>
+        <w:rPr>
+          <w:rFonts w:ascii="Times New Roman" w:hAnsi="Times New Roman" w:cs="Times New Roman"/>
+          <w:color w:val="000000" w:themeColor="text1"/>
+        </w:rPr>
+        <w:br/>
+        <w:t>Spoink Попрыгунчик теряет 2 здоровья.</w:t>
+      </w:r>
+      <w:r>
+        <w:rPr>
+          <w:rFonts w:ascii="Times New Roman" w:hAnsi="Times New Roman" w:cs="Times New Roman"/>
+          <w:color w:val="000000" w:themeColor="text1"/>
+        </w:rPr>
+        <w:br/>
+      </w:r>
+      <w:r>
+        <w:rPr>
+          <w:rFonts w:ascii="Times New Roman" w:hAnsi="Times New Roman" w:cs="Times New Roman"/>
+          <w:color w:val="000000" w:themeColor="text1"/>
+        </w:rPr>
+        <w:br/>
+      </w:r>
+      <w:r>
+        <w:rPr>
+          <w:rFonts w:ascii="Times New Roman" w:hAnsi="Times New Roman" w:cs="Times New Roman"/>
+          <w:color w:val="000000" w:themeColor="text1"/>
+        </w:rPr>
+        <w:br/>
+        <w:t>Poliwrath Гигант промахивается</w:t>
       </w:r>
       <w:r>
         <w:rPr>
@@ -7527,56 +5185,7 @@
         </w:rPr>
         <w:lastRenderedPageBreak/>
         <w:br/>
-      </w:r>
-      <w:proofErr w:type="spellStart"/>
-      <w:proofErr w:type="gramStart"/>
-      <w:r>
-        <w:rPr>
-          <w:rFonts w:ascii="Times New Roman" w:hAnsi="Times New Roman" w:cs="Times New Roman"/>
-          <w:color w:val="000000" w:themeColor="text1"/>
-        </w:rPr>
-        <w:t>Spoink</w:t>
-      </w:r>
-      <w:proofErr w:type="spellEnd"/>
-      <w:proofErr w:type="gramEnd"/>
-      <w:r>
-        <w:rPr>
-          <w:rFonts w:ascii="Times New Roman" w:hAnsi="Times New Roman" w:cs="Times New Roman"/>
-          <w:color w:val="000000" w:themeColor="text1"/>
-        </w:rPr>
-        <w:t xml:space="preserve"> Попрыгунчик использует </w:t>
-      </w:r>
-      <w:proofErr w:type="spellStart"/>
-      <w:r>
-        <w:rPr>
-          <w:rFonts w:ascii="Times New Roman" w:hAnsi="Times New Roman" w:cs="Times New Roman"/>
-          <w:color w:val="000000" w:themeColor="text1"/>
-        </w:rPr>
-        <w:t>Charge</w:t>
-      </w:r>
-      <w:proofErr w:type="spellEnd"/>
-      <w:r>
-        <w:rPr>
-          <w:rFonts w:ascii="Times New Roman" w:hAnsi="Times New Roman" w:cs="Times New Roman"/>
-          <w:color w:val="000000" w:themeColor="text1"/>
-        </w:rPr>
-        <w:t xml:space="preserve"> </w:t>
-      </w:r>
-      <w:proofErr w:type="spellStart"/>
-      <w:r>
-        <w:rPr>
-          <w:rFonts w:ascii="Times New Roman" w:hAnsi="Times New Roman" w:cs="Times New Roman"/>
-          <w:color w:val="000000" w:themeColor="text1"/>
-        </w:rPr>
-        <w:t>Beam</w:t>
-      </w:r>
-      <w:proofErr w:type="spellEnd"/>
-      <w:r>
-        <w:rPr>
-          <w:rFonts w:ascii="Times New Roman" w:hAnsi="Times New Roman" w:cs="Times New Roman"/>
-          <w:color w:val="000000" w:themeColor="text1"/>
-        </w:rPr>
-        <w:t xml:space="preserve">. </w:t>
+        <w:t xml:space="preserve">Spoink Попрыгунчик использует Charge Beam. </w:t>
       </w:r>
       <w:r>
         <w:rPr>
@@ -7592,397 +5201,180 @@
           <w:color w:val="000000" w:themeColor="text1"/>
         </w:rPr>
         <w:br/>
-      </w:r>
-      <w:proofErr w:type="spellStart"/>
-      <w:r>
-        <w:rPr>
-          <w:rFonts w:ascii="Times New Roman" w:hAnsi="Times New Roman" w:cs="Times New Roman"/>
-          <w:color w:val="000000" w:themeColor="text1"/>
-        </w:rPr>
-        <w:t>Poliwrath</w:t>
-      </w:r>
-      <w:proofErr w:type="spellEnd"/>
-      <w:r>
-        <w:rPr>
-          <w:rFonts w:ascii="Times New Roman" w:hAnsi="Times New Roman" w:cs="Times New Roman"/>
-          <w:color w:val="000000" w:themeColor="text1"/>
-        </w:rPr>
-        <w:t xml:space="preserve"> Гигант теряет 87 здоровья.</w:t>
-      </w:r>
-      <w:r>
-        <w:rPr>
-          <w:rFonts w:ascii="Times New Roman" w:hAnsi="Times New Roman" w:cs="Times New Roman"/>
-          <w:color w:val="000000" w:themeColor="text1"/>
-        </w:rPr>
-        <w:br/>
-      </w:r>
-      <w:r>
-        <w:rPr>
-          <w:rFonts w:ascii="Times New Roman" w:hAnsi="Times New Roman" w:cs="Times New Roman"/>
-          <w:color w:val="000000" w:themeColor="text1"/>
-        </w:rPr>
-        <w:br/>
-      </w:r>
-      <w:proofErr w:type="spellStart"/>
-      <w:r>
-        <w:rPr>
-          <w:rFonts w:ascii="Times New Roman" w:hAnsi="Times New Roman" w:cs="Times New Roman"/>
-          <w:color w:val="000000" w:themeColor="text1"/>
-        </w:rPr>
-        <w:t>Spoink</w:t>
-      </w:r>
-      <w:proofErr w:type="spellEnd"/>
-      <w:r>
-        <w:rPr>
-          <w:rFonts w:ascii="Times New Roman" w:hAnsi="Times New Roman" w:cs="Times New Roman"/>
-          <w:color w:val="000000" w:themeColor="text1"/>
-        </w:rPr>
-        <w:t xml:space="preserve"> Попрыгунчик борется с соперником. </w:t>
-      </w:r>
-      <w:r>
-        <w:rPr>
-          <w:rFonts w:ascii="Times New Roman" w:hAnsi="Times New Roman" w:cs="Times New Roman"/>
-          <w:color w:val="000000" w:themeColor="text1"/>
-        </w:rPr>
-        <w:br/>
-      </w:r>
-      <w:proofErr w:type="spellStart"/>
-      <w:r>
-        <w:rPr>
-          <w:rFonts w:ascii="Times New Roman" w:hAnsi="Times New Roman" w:cs="Times New Roman"/>
-          <w:color w:val="000000" w:themeColor="text1"/>
-        </w:rPr>
-        <w:t>Poliwrath</w:t>
-      </w:r>
-      <w:proofErr w:type="spellEnd"/>
-      <w:r>
-        <w:rPr>
-          <w:rFonts w:ascii="Times New Roman" w:hAnsi="Times New Roman" w:cs="Times New Roman"/>
-          <w:color w:val="000000" w:themeColor="text1"/>
-        </w:rPr>
-        <w:t xml:space="preserve"> Гигант теряет 8 здоровья.</w:t>
-      </w:r>
-      <w:r>
-        <w:rPr>
-          <w:rFonts w:ascii="Times New Roman" w:hAnsi="Times New Roman" w:cs="Times New Roman"/>
-          <w:color w:val="000000" w:themeColor="text1"/>
-        </w:rPr>
-        <w:br/>
-      </w:r>
-      <w:proofErr w:type="spellStart"/>
-      <w:r>
-        <w:rPr>
-          <w:rFonts w:ascii="Times New Roman" w:hAnsi="Times New Roman" w:cs="Times New Roman"/>
-          <w:color w:val="000000" w:themeColor="text1"/>
-        </w:rPr>
-        <w:t>Spoink</w:t>
-      </w:r>
-      <w:proofErr w:type="spellEnd"/>
-      <w:r>
-        <w:rPr>
-          <w:rFonts w:ascii="Times New Roman" w:hAnsi="Times New Roman" w:cs="Times New Roman"/>
-          <w:color w:val="000000" w:themeColor="text1"/>
-        </w:rPr>
-        <w:t xml:space="preserve"> Попрыгунчик теряет 2 здоровья.</w:t>
-      </w:r>
-      <w:r>
-        <w:rPr>
-          <w:rFonts w:ascii="Times New Roman" w:hAnsi="Times New Roman" w:cs="Times New Roman"/>
-          <w:color w:val="000000" w:themeColor="text1"/>
-        </w:rPr>
-        <w:br/>
-      </w:r>
-      <w:r>
-        <w:rPr>
-          <w:rFonts w:ascii="Times New Roman" w:hAnsi="Times New Roman" w:cs="Times New Roman"/>
-          <w:color w:val="000000" w:themeColor="text1"/>
-        </w:rPr>
-        <w:br/>
-      </w:r>
-      <w:r>
-        <w:rPr>
-          <w:rFonts w:ascii="Times New Roman" w:hAnsi="Times New Roman" w:cs="Times New Roman"/>
-          <w:color w:val="000000" w:themeColor="text1"/>
-        </w:rPr>
-        <w:br/>
-      </w:r>
-      <w:proofErr w:type="spellStart"/>
-      <w:r>
-        <w:rPr>
-          <w:rFonts w:ascii="Times New Roman" w:hAnsi="Times New Roman" w:cs="Times New Roman"/>
-          <w:color w:val="000000" w:themeColor="text1"/>
-        </w:rPr>
-        <w:t>Poliwrath</w:t>
-      </w:r>
-      <w:proofErr w:type="spellEnd"/>
-      <w:r>
-        <w:rPr>
-          <w:rFonts w:ascii="Times New Roman" w:hAnsi="Times New Roman" w:cs="Times New Roman"/>
-          <w:color w:val="000000" w:themeColor="text1"/>
-        </w:rPr>
-        <w:t xml:space="preserve"> Гигант промахивается</w:t>
-      </w:r>
-      <w:r>
-        <w:rPr>
-          <w:rFonts w:ascii="Times New Roman" w:hAnsi="Times New Roman" w:cs="Times New Roman"/>
-          <w:color w:val="000000" w:themeColor="text1"/>
-        </w:rPr>
-        <w:br/>
-      </w:r>
-      <w:r>
-        <w:rPr>
-          <w:rFonts w:ascii="Times New Roman" w:hAnsi="Times New Roman" w:cs="Times New Roman"/>
-          <w:color w:val="000000" w:themeColor="text1"/>
-        </w:rPr>
-        <w:br/>
-      </w:r>
-      <w:proofErr w:type="spellStart"/>
-      <w:proofErr w:type="gramStart"/>
-      <w:r>
-        <w:rPr>
-          <w:rFonts w:ascii="Times New Roman" w:hAnsi="Times New Roman" w:cs="Times New Roman"/>
-          <w:color w:val="000000" w:themeColor="text1"/>
-        </w:rPr>
-        <w:t>Spoink</w:t>
-      </w:r>
-      <w:proofErr w:type="spellEnd"/>
-      <w:proofErr w:type="gramEnd"/>
-      <w:r>
-        <w:rPr>
-          <w:rFonts w:ascii="Times New Roman" w:hAnsi="Times New Roman" w:cs="Times New Roman"/>
-          <w:color w:val="000000" w:themeColor="text1"/>
-        </w:rPr>
-        <w:t xml:space="preserve"> Попрыгунчик промахивается</w:t>
-      </w:r>
-      <w:r>
-        <w:rPr>
-          <w:rFonts w:ascii="Times New Roman" w:hAnsi="Times New Roman" w:cs="Times New Roman"/>
-          <w:color w:val="000000" w:themeColor="text1"/>
-        </w:rPr>
-        <w:br/>
-      </w:r>
-      <w:r>
-        <w:rPr>
-          <w:rFonts w:ascii="Times New Roman" w:hAnsi="Times New Roman" w:cs="Times New Roman"/>
-          <w:color w:val="000000" w:themeColor="text1"/>
-        </w:rPr>
-        <w:br/>
-      </w:r>
-      <w:proofErr w:type="spellStart"/>
-      <w:r>
-        <w:rPr>
-          <w:rFonts w:ascii="Times New Roman" w:hAnsi="Times New Roman" w:cs="Times New Roman"/>
-          <w:color w:val="000000" w:themeColor="text1"/>
-        </w:rPr>
-        <w:t>Spoink</w:t>
-      </w:r>
-      <w:proofErr w:type="spellEnd"/>
-      <w:r>
-        <w:rPr>
-          <w:rFonts w:ascii="Times New Roman" w:hAnsi="Times New Roman" w:cs="Times New Roman"/>
-          <w:color w:val="000000" w:themeColor="text1"/>
-        </w:rPr>
-        <w:t xml:space="preserve"> Попрыгунчик промахивается</w:t>
-      </w:r>
-      <w:r>
-        <w:rPr>
-          <w:rFonts w:ascii="Times New Roman" w:hAnsi="Times New Roman" w:cs="Times New Roman"/>
-          <w:color w:val="000000" w:themeColor="text1"/>
-        </w:rPr>
-        <w:br/>
-      </w:r>
-      <w:r>
-        <w:rPr>
-          <w:rFonts w:ascii="Times New Roman" w:hAnsi="Times New Roman" w:cs="Times New Roman"/>
-          <w:color w:val="000000" w:themeColor="text1"/>
-        </w:rPr>
-        <w:br/>
-      </w:r>
-      <w:r>
-        <w:rPr>
-          <w:rFonts w:ascii="Times New Roman" w:hAnsi="Times New Roman" w:cs="Times New Roman"/>
-          <w:color w:val="000000" w:themeColor="text1"/>
-        </w:rPr>
-        <w:br/>
-      </w:r>
-      <w:proofErr w:type="spellStart"/>
-      <w:proofErr w:type="gramStart"/>
-      <w:r>
-        <w:rPr>
-          <w:rFonts w:ascii="Times New Roman" w:hAnsi="Times New Roman" w:cs="Times New Roman"/>
-          <w:color w:val="000000" w:themeColor="text1"/>
-        </w:rPr>
-        <w:t>Spoink</w:t>
-      </w:r>
-      <w:proofErr w:type="spellEnd"/>
-      <w:proofErr w:type="gramEnd"/>
-      <w:r>
-        <w:rPr>
-          <w:rFonts w:ascii="Times New Roman" w:hAnsi="Times New Roman" w:cs="Times New Roman"/>
-          <w:color w:val="000000" w:themeColor="text1"/>
-        </w:rPr>
-        <w:t xml:space="preserve"> Попрыгунчик использует </w:t>
-      </w:r>
-      <w:proofErr w:type="spellStart"/>
-      <w:r>
-        <w:rPr>
-          <w:rFonts w:ascii="Times New Roman" w:hAnsi="Times New Roman" w:cs="Times New Roman"/>
-          <w:color w:val="000000" w:themeColor="text1"/>
-        </w:rPr>
-        <w:t>Thunder</w:t>
-      </w:r>
-      <w:proofErr w:type="spellEnd"/>
-      <w:r>
-        <w:rPr>
-          <w:rFonts w:ascii="Times New Roman" w:hAnsi="Times New Roman" w:cs="Times New Roman"/>
-          <w:color w:val="000000" w:themeColor="text1"/>
-        </w:rPr>
-        <w:t xml:space="preserve"> Wave. </w:t>
-      </w:r>
-      <w:r>
-        <w:rPr>
-          <w:rFonts w:ascii="Times New Roman" w:hAnsi="Times New Roman" w:cs="Times New Roman"/>
-          <w:color w:val="000000" w:themeColor="text1"/>
-        </w:rPr>
-        <w:br/>
-      </w:r>
-      <w:r>
-        <w:rPr>
-          <w:rFonts w:ascii="Times New Roman" w:hAnsi="Times New Roman" w:cs="Times New Roman"/>
-          <w:color w:val="000000" w:themeColor="text1"/>
-        </w:rPr>
-        <w:br/>
-      </w:r>
-      <w:r>
-        <w:rPr>
-          <w:rFonts w:ascii="Times New Roman" w:hAnsi="Times New Roman" w:cs="Times New Roman"/>
-          <w:color w:val="000000" w:themeColor="text1"/>
-        </w:rPr>
-        <w:br/>
-      </w:r>
-      <w:proofErr w:type="spellStart"/>
-      <w:r>
-        <w:rPr>
-          <w:rFonts w:ascii="Times New Roman" w:hAnsi="Times New Roman" w:cs="Times New Roman"/>
-          <w:color w:val="000000" w:themeColor="text1"/>
-        </w:rPr>
-        <w:t>Poliwrath</w:t>
-      </w:r>
-      <w:proofErr w:type="spellEnd"/>
-      <w:r>
-        <w:rPr>
-          <w:rFonts w:ascii="Times New Roman" w:hAnsi="Times New Roman" w:cs="Times New Roman"/>
-          <w:color w:val="000000" w:themeColor="text1"/>
-        </w:rPr>
-        <w:t xml:space="preserve"> Гигант промахивается</w:t>
-      </w:r>
-      <w:r>
-        <w:rPr>
-          <w:rFonts w:ascii="Times New Roman" w:hAnsi="Times New Roman" w:cs="Times New Roman"/>
-          <w:color w:val="000000" w:themeColor="text1"/>
-        </w:rPr>
-        <w:br/>
-      </w:r>
-      <w:r>
-        <w:rPr>
-          <w:rFonts w:ascii="Times New Roman" w:hAnsi="Times New Roman" w:cs="Times New Roman"/>
-          <w:color w:val="000000" w:themeColor="text1"/>
-        </w:rPr>
-        <w:br/>
-      </w:r>
-      <w:proofErr w:type="spellStart"/>
-      <w:proofErr w:type="gramStart"/>
-      <w:r>
-        <w:rPr>
-          <w:rFonts w:ascii="Times New Roman" w:hAnsi="Times New Roman" w:cs="Times New Roman"/>
-          <w:color w:val="000000" w:themeColor="text1"/>
-        </w:rPr>
-        <w:t>Spoink</w:t>
-      </w:r>
-      <w:proofErr w:type="spellEnd"/>
-      <w:proofErr w:type="gramEnd"/>
-      <w:r>
-        <w:rPr>
-          <w:rFonts w:ascii="Times New Roman" w:hAnsi="Times New Roman" w:cs="Times New Roman"/>
-          <w:color w:val="000000" w:themeColor="text1"/>
-        </w:rPr>
-        <w:t xml:space="preserve"> Попрыгунчик борется с соперником. </w:t>
-      </w:r>
-      <w:r>
-        <w:rPr>
-          <w:rFonts w:ascii="Times New Roman" w:hAnsi="Times New Roman" w:cs="Times New Roman"/>
-          <w:color w:val="000000" w:themeColor="text1"/>
-        </w:rPr>
-        <w:br/>
-      </w:r>
-      <w:proofErr w:type="spellStart"/>
-      <w:r>
-        <w:rPr>
-          <w:rFonts w:ascii="Times New Roman" w:hAnsi="Times New Roman" w:cs="Times New Roman"/>
-          <w:color w:val="000000" w:themeColor="text1"/>
-        </w:rPr>
-        <w:t>Poliwrath</w:t>
-      </w:r>
-      <w:proofErr w:type="spellEnd"/>
-      <w:r>
-        <w:rPr>
-          <w:rFonts w:ascii="Times New Roman" w:hAnsi="Times New Roman" w:cs="Times New Roman"/>
-          <w:color w:val="000000" w:themeColor="text1"/>
-        </w:rPr>
-        <w:t xml:space="preserve"> Гигант теряет 5 здоровья.</w:t>
-      </w:r>
-      <w:r>
-        <w:rPr>
-          <w:rFonts w:ascii="Times New Roman" w:hAnsi="Times New Roman" w:cs="Times New Roman"/>
-          <w:color w:val="000000" w:themeColor="text1"/>
-        </w:rPr>
-        <w:br/>
-      </w:r>
-      <w:proofErr w:type="spellStart"/>
-      <w:r>
-        <w:rPr>
-          <w:rFonts w:ascii="Times New Roman" w:hAnsi="Times New Roman" w:cs="Times New Roman"/>
-          <w:color w:val="000000" w:themeColor="text1"/>
-        </w:rPr>
-        <w:t>Spoink</w:t>
-      </w:r>
-      <w:proofErr w:type="spellEnd"/>
-      <w:r>
-        <w:rPr>
-          <w:rFonts w:ascii="Times New Roman" w:hAnsi="Times New Roman" w:cs="Times New Roman"/>
-          <w:color w:val="000000" w:themeColor="text1"/>
-        </w:rPr>
-        <w:t xml:space="preserve"> Попрыгунчик теряет 1 здоровья.</w:t>
-      </w:r>
-      <w:r>
-        <w:rPr>
-          <w:rFonts w:ascii="Times New Roman" w:hAnsi="Times New Roman" w:cs="Times New Roman"/>
-          <w:color w:val="000000" w:themeColor="text1"/>
-        </w:rPr>
-        <w:br/>
-      </w:r>
-      <w:r>
-        <w:rPr>
-          <w:rFonts w:ascii="Times New Roman" w:hAnsi="Times New Roman" w:cs="Times New Roman"/>
-          <w:color w:val="000000" w:themeColor="text1"/>
-        </w:rPr>
-        <w:br/>
-      </w:r>
-      <w:proofErr w:type="spellStart"/>
-      <w:r>
-        <w:rPr>
-          <w:rFonts w:ascii="Times New Roman" w:hAnsi="Times New Roman" w:cs="Times New Roman"/>
-          <w:color w:val="000000" w:themeColor="text1"/>
-        </w:rPr>
-        <w:t>Poliwrath</w:t>
-      </w:r>
-      <w:proofErr w:type="spellEnd"/>
-      <w:r>
-        <w:rPr>
-          <w:rFonts w:ascii="Times New Roman" w:hAnsi="Times New Roman" w:cs="Times New Roman"/>
-          <w:color w:val="000000" w:themeColor="text1"/>
-        </w:rPr>
-        <w:t xml:space="preserve"> Гигант использует Blizzard. </w:t>
+        <w:t>Poliwrath Гигант теряет 87 здоровья.</w:t>
+      </w:r>
+      <w:r>
+        <w:rPr>
+          <w:rFonts w:ascii="Times New Roman" w:hAnsi="Times New Roman" w:cs="Times New Roman"/>
+          <w:color w:val="000000" w:themeColor="text1"/>
+        </w:rPr>
+        <w:br/>
+      </w:r>
+      <w:r>
+        <w:rPr>
+          <w:rFonts w:ascii="Times New Roman" w:hAnsi="Times New Roman" w:cs="Times New Roman"/>
+          <w:color w:val="000000" w:themeColor="text1"/>
+        </w:rPr>
+        <w:br/>
+        <w:t xml:space="preserve">Spoink Попрыгунчик борется с соперником. </w:t>
+      </w:r>
+      <w:r>
+        <w:rPr>
+          <w:rFonts w:ascii="Times New Roman" w:hAnsi="Times New Roman" w:cs="Times New Roman"/>
+          <w:color w:val="000000" w:themeColor="text1"/>
+        </w:rPr>
+        <w:br/>
+        <w:t>Poliwrath Гигант теряет 8 здоровья.</w:t>
+      </w:r>
+      <w:r>
+        <w:rPr>
+          <w:rFonts w:ascii="Times New Roman" w:hAnsi="Times New Roman" w:cs="Times New Roman"/>
+          <w:color w:val="000000" w:themeColor="text1"/>
+        </w:rPr>
+        <w:br/>
+        <w:t>Spoink Попрыгунчик теряет 2 здоровья.</w:t>
+      </w:r>
+      <w:r>
+        <w:rPr>
+          <w:rFonts w:ascii="Times New Roman" w:hAnsi="Times New Roman" w:cs="Times New Roman"/>
+          <w:color w:val="000000" w:themeColor="text1"/>
+        </w:rPr>
+        <w:br/>
+      </w:r>
+      <w:r>
+        <w:rPr>
+          <w:rFonts w:ascii="Times New Roman" w:hAnsi="Times New Roman" w:cs="Times New Roman"/>
+          <w:color w:val="000000" w:themeColor="text1"/>
+        </w:rPr>
+        <w:br/>
+      </w:r>
+      <w:r>
+        <w:rPr>
+          <w:rFonts w:ascii="Times New Roman" w:hAnsi="Times New Roman" w:cs="Times New Roman"/>
+          <w:color w:val="000000" w:themeColor="text1"/>
+        </w:rPr>
+        <w:br/>
+        <w:t>Poliwrath Гигант промахивается</w:t>
+      </w:r>
+      <w:r>
+        <w:rPr>
+          <w:rFonts w:ascii="Times New Roman" w:hAnsi="Times New Roman" w:cs="Times New Roman"/>
+          <w:color w:val="000000" w:themeColor="text1"/>
+        </w:rPr>
+        <w:br/>
+      </w:r>
+      <w:r>
+        <w:rPr>
+          <w:rFonts w:ascii="Times New Roman" w:hAnsi="Times New Roman" w:cs="Times New Roman"/>
+          <w:color w:val="000000" w:themeColor="text1"/>
+        </w:rPr>
+        <w:br/>
+        <w:t>Spoink Попрыгунчик промахивается</w:t>
+      </w:r>
+      <w:r>
+        <w:rPr>
+          <w:rFonts w:ascii="Times New Roman" w:hAnsi="Times New Roman" w:cs="Times New Roman"/>
+          <w:color w:val="000000" w:themeColor="text1"/>
+        </w:rPr>
+        <w:br/>
+      </w:r>
+      <w:r>
+        <w:rPr>
+          <w:rFonts w:ascii="Times New Roman" w:hAnsi="Times New Roman" w:cs="Times New Roman"/>
+          <w:color w:val="000000" w:themeColor="text1"/>
+        </w:rPr>
+        <w:br/>
+        <w:t>Spoink Попрыгунчик промахивается</w:t>
+      </w:r>
+      <w:r>
+        <w:rPr>
+          <w:rFonts w:ascii="Times New Roman" w:hAnsi="Times New Roman" w:cs="Times New Roman"/>
+          <w:color w:val="000000" w:themeColor="text1"/>
+        </w:rPr>
+        <w:br/>
+      </w:r>
+      <w:r>
+        <w:rPr>
+          <w:rFonts w:ascii="Times New Roman" w:hAnsi="Times New Roman" w:cs="Times New Roman"/>
+          <w:color w:val="000000" w:themeColor="text1"/>
+        </w:rPr>
+        <w:br/>
+      </w:r>
+      <w:r>
+        <w:rPr>
+          <w:rFonts w:ascii="Times New Roman" w:hAnsi="Times New Roman" w:cs="Times New Roman"/>
+          <w:color w:val="000000" w:themeColor="text1"/>
+        </w:rPr>
+        <w:br/>
+        <w:t xml:space="preserve">Spoink Попрыгунчик использует Thunder Wave. </w:t>
+      </w:r>
+      <w:r>
+        <w:rPr>
+          <w:rFonts w:ascii="Times New Roman" w:hAnsi="Times New Roman" w:cs="Times New Roman"/>
+          <w:color w:val="000000" w:themeColor="text1"/>
+        </w:rPr>
+        <w:br/>
+      </w:r>
+      <w:r>
+        <w:rPr>
+          <w:rFonts w:ascii="Times New Roman" w:hAnsi="Times New Roman" w:cs="Times New Roman"/>
+          <w:color w:val="000000" w:themeColor="text1"/>
+        </w:rPr>
+        <w:br/>
+      </w:r>
+      <w:r>
+        <w:rPr>
+          <w:rFonts w:ascii="Times New Roman" w:hAnsi="Times New Roman" w:cs="Times New Roman"/>
+          <w:color w:val="000000" w:themeColor="text1"/>
+        </w:rPr>
+        <w:br/>
+        <w:t>Poliwrath Гигант промахивается</w:t>
+      </w:r>
+      <w:r>
+        <w:rPr>
+          <w:rFonts w:ascii="Times New Roman" w:hAnsi="Times New Roman" w:cs="Times New Roman"/>
+          <w:color w:val="000000" w:themeColor="text1"/>
+        </w:rPr>
+        <w:br/>
+      </w:r>
+      <w:r>
+        <w:rPr>
+          <w:rFonts w:ascii="Times New Roman" w:hAnsi="Times New Roman" w:cs="Times New Roman"/>
+          <w:color w:val="000000" w:themeColor="text1"/>
+        </w:rPr>
+        <w:br/>
+        <w:t xml:space="preserve">Spoink Попрыгунчик борется с соперником. </w:t>
+      </w:r>
+      <w:r>
+        <w:rPr>
+          <w:rFonts w:ascii="Times New Roman" w:hAnsi="Times New Roman" w:cs="Times New Roman"/>
+          <w:color w:val="000000" w:themeColor="text1"/>
+        </w:rPr>
+        <w:br/>
+        <w:t>Poliwrath Гигант теряет 5 здоровья.</w:t>
+      </w:r>
+      <w:r>
+        <w:rPr>
+          <w:rFonts w:ascii="Times New Roman" w:hAnsi="Times New Roman" w:cs="Times New Roman"/>
+          <w:color w:val="000000" w:themeColor="text1"/>
+        </w:rPr>
+        <w:br/>
+        <w:t>Spoink Попрыгунчик теряет 1 здоровья.</w:t>
+      </w:r>
+      <w:r>
+        <w:rPr>
+          <w:rFonts w:ascii="Times New Roman" w:hAnsi="Times New Roman" w:cs="Times New Roman"/>
+          <w:color w:val="000000" w:themeColor="text1"/>
+        </w:rPr>
+        <w:br/>
+      </w:r>
+      <w:r>
+        <w:rPr>
+          <w:rFonts w:ascii="Times New Roman" w:hAnsi="Times New Roman" w:cs="Times New Roman"/>
+          <w:color w:val="000000" w:themeColor="text1"/>
+        </w:rPr>
+        <w:br/>
+        <w:t xml:space="preserve">Poliwrath Гигант использует Blizzard. </w:t>
       </w:r>
       <w:r>
         <w:rPr>
@@ -7998,330 +5390,129 @@
           <w:color w:val="000000" w:themeColor="text1"/>
         </w:rPr>
         <w:br/>
-      </w:r>
-      <w:proofErr w:type="spellStart"/>
-      <w:r>
-        <w:rPr>
-          <w:rFonts w:ascii="Times New Roman" w:hAnsi="Times New Roman" w:cs="Times New Roman"/>
-          <w:color w:val="000000" w:themeColor="text1"/>
-        </w:rPr>
-        <w:t>Spoink</w:t>
-      </w:r>
-      <w:proofErr w:type="spellEnd"/>
-      <w:r>
-        <w:rPr>
-          <w:rFonts w:ascii="Times New Roman" w:hAnsi="Times New Roman" w:cs="Times New Roman"/>
-          <w:color w:val="000000" w:themeColor="text1"/>
-        </w:rPr>
-        <w:t xml:space="preserve"> Попрыгунчик теряет 44 здоровья.</w:t>
-      </w:r>
-      <w:r>
-        <w:rPr>
-          <w:rFonts w:ascii="Times New Roman" w:hAnsi="Times New Roman" w:cs="Times New Roman"/>
-          <w:color w:val="000000" w:themeColor="text1"/>
-        </w:rPr>
-        <w:br/>
-      </w:r>
-      <w:r>
-        <w:rPr>
-          <w:rFonts w:ascii="Times New Roman" w:hAnsi="Times New Roman" w:cs="Times New Roman"/>
-          <w:color w:val="000000" w:themeColor="text1"/>
-        </w:rPr>
-        <w:br/>
-      </w:r>
-      <w:proofErr w:type="spellStart"/>
-      <w:r>
-        <w:rPr>
-          <w:rFonts w:ascii="Times New Roman" w:hAnsi="Times New Roman" w:cs="Times New Roman"/>
-          <w:color w:val="000000" w:themeColor="text1"/>
-        </w:rPr>
-        <w:t>Spoink</w:t>
-      </w:r>
-      <w:proofErr w:type="spellEnd"/>
-      <w:r>
-        <w:rPr>
-          <w:rFonts w:ascii="Times New Roman" w:hAnsi="Times New Roman" w:cs="Times New Roman"/>
-          <w:color w:val="000000" w:themeColor="text1"/>
-        </w:rPr>
-        <w:t xml:space="preserve"> Попрыгунчик борется с соперником. </w:t>
-      </w:r>
-      <w:r>
-        <w:rPr>
-          <w:rFonts w:ascii="Times New Roman" w:hAnsi="Times New Roman" w:cs="Times New Roman"/>
-          <w:color w:val="000000" w:themeColor="text1"/>
-        </w:rPr>
-        <w:br/>
-      </w:r>
-      <w:proofErr w:type="spellStart"/>
-      <w:r>
-        <w:rPr>
-          <w:rFonts w:ascii="Times New Roman" w:hAnsi="Times New Roman" w:cs="Times New Roman"/>
-          <w:color w:val="000000" w:themeColor="text1"/>
-        </w:rPr>
-        <w:t>Poliwrath</w:t>
-      </w:r>
-      <w:proofErr w:type="spellEnd"/>
-      <w:r>
-        <w:rPr>
-          <w:rFonts w:ascii="Times New Roman" w:hAnsi="Times New Roman" w:cs="Times New Roman"/>
-          <w:color w:val="000000" w:themeColor="text1"/>
-        </w:rPr>
-        <w:t xml:space="preserve"> Гигант теряет 8 здоровья.</w:t>
-      </w:r>
-      <w:r>
-        <w:rPr>
-          <w:rFonts w:ascii="Times New Roman" w:hAnsi="Times New Roman" w:cs="Times New Roman"/>
-          <w:color w:val="000000" w:themeColor="text1"/>
-        </w:rPr>
-        <w:br/>
-      </w:r>
-      <w:proofErr w:type="spellStart"/>
-      <w:r>
-        <w:rPr>
-          <w:rFonts w:ascii="Times New Roman" w:hAnsi="Times New Roman" w:cs="Times New Roman"/>
-          <w:color w:val="000000" w:themeColor="text1"/>
-        </w:rPr>
-        <w:t>Spoink</w:t>
-      </w:r>
-      <w:proofErr w:type="spellEnd"/>
-      <w:r>
-        <w:rPr>
-          <w:rFonts w:ascii="Times New Roman" w:hAnsi="Times New Roman" w:cs="Times New Roman"/>
-          <w:color w:val="000000" w:themeColor="text1"/>
-        </w:rPr>
-        <w:t xml:space="preserve"> Попрыгунчик теряет 2 здоровья.</w:t>
-      </w:r>
-      <w:r>
-        <w:rPr>
-          <w:rFonts w:ascii="Times New Roman" w:hAnsi="Times New Roman" w:cs="Times New Roman"/>
-          <w:color w:val="000000" w:themeColor="text1"/>
-        </w:rPr>
-        <w:br/>
-      </w:r>
-      <w:r>
-        <w:rPr>
-          <w:rFonts w:ascii="Times New Roman" w:hAnsi="Times New Roman" w:cs="Times New Roman"/>
-          <w:color w:val="000000" w:themeColor="text1"/>
-        </w:rPr>
-        <w:br/>
-      </w:r>
-      <w:proofErr w:type="spellStart"/>
-      <w:r>
-        <w:rPr>
-          <w:rFonts w:ascii="Times New Roman" w:hAnsi="Times New Roman" w:cs="Times New Roman"/>
-          <w:color w:val="000000" w:themeColor="text1"/>
-        </w:rPr>
-        <w:t>Poliwrath</w:t>
-      </w:r>
-      <w:proofErr w:type="spellEnd"/>
-      <w:r>
-        <w:rPr>
-          <w:rFonts w:ascii="Times New Roman" w:hAnsi="Times New Roman" w:cs="Times New Roman"/>
-          <w:color w:val="000000" w:themeColor="text1"/>
-        </w:rPr>
-        <w:t xml:space="preserve"> Гигант промахивается</w:t>
-      </w:r>
-      <w:r>
-        <w:rPr>
-          <w:rFonts w:ascii="Times New Roman" w:hAnsi="Times New Roman" w:cs="Times New Roman"/>
-          <w:color w:val="000000" w:themeColor="text1"/>
-        </w:rPr>
-        <w:br/>
-      </w:r>
-      <w:r>
-        <w:rPr>
-          <w:rFonts w:ascii="Times New Roman" w:hAnsi="Times New Roman" w:cs="Times New Roman"/>
-          <w:color w:val="000000" w:themeColor="text1"/>
-        </w:rPr>
-        <w:br/>
-      </w:r>
-      <w:proofErr w:type="spellStart"/>
-      <w:proofErr w:type="gramStart"/>
-      <w:r>
-        <w:rPr>
-          <w:rFonts w:ascii="Times New Roman" w:hAnsi="Times New Roman" w:cs="Times New Roman"/>
-          <w:color w:val="000000" w:themeColor="text1"/>
-        </w:rPr>
-        <w:t>Spoink</w:t>
-      </w:r>
-      <w:proofErr w:type="spellEnd"/>
-      <w:proofErr w:type="gramEnd"/>
-      <w:r>
-        <w:rPr>
-          <w:rFonts w:ascii="Times New Roman" w:hAnsi="Times New Roman" w:cs="Times New Roman"/>
-          <w:color w:val="000000" w:themeColor="text1"/>
-        </w:rPr>
-        <w:t xml:space="preserve"> Попрыгунчик использует </w:t>
-      </w:r>
-      <w:proofErr w:type="spellStart"/>
-      <w:r>
-        <w:rPr>
-          <w:rFonts w:ascii="Times New Roman" w:hAnsi="Times New Roman" w:cs="Times New Roman"/>
-          <w:color w:val="000000" w:themeColor="text1"/>
-        </w:rPr>
-        <w:t>Thunder</w:t>
-      </w:r>
-      <w:proofErr w:type="spellEnd"/>
-      <w:r>
-        <w:rPr>
-          <w:rFonts w:ascii="Times New Roman" w:hAnsi="Times New Roman" w:cs="Times New Roman"/>
-          <w:color w:val="000000" w:themeColor="text1"/>
-        </w:rPr>
-        <w:t xml:space="preserve"> Wave. </w:t>
-      </w:r>
-      <w:r>
-        <w:rPr>
-          <w:rFonts w:ascii="Times New Roman" w:hAnsi="Times New Roman" w:cs="Times New Roman"/>
-          <w:color w:val="000000" w:themeColor="text1"/>
-        </w:rPr>
-        <w:br/>
-      </w:r>
-      <w:r>
-        <w:rPr>
-          <w:rFonts w:ascii="Times New Roman" w:hAnsi="Times New Roman" w:cs="Times New Roman"/>
-          <w:color w:val="000000" w:themeColor="text1"/>
-        </w:rPr>
-        <w:br/>
-      </w:r>
-      <w:proofErr w:type="spellStart"/>
-      <w:r>
-        <w:rPr>
-          <w:rFonts w:ascii="Times New Roman" w:hAnsi="Times New Roman" w:cs="Times New Roman"/>
-          <w:color w:val="000000" w:themeColor="text1"/>
-        </w:rPr>
-        <w:t>Poliwrath</w:t>
-      </w:r>
-      <w:proofErr w:type="spellEnd"/>
-      <w:r>
-        <w:rPr>
-          <w:rFonts w:ascii="Times New Roman" w:hAnsi="Times New Roman" w:cs="Times New Roman"/>
-          <w:color w:val="000000" w:themeColor="text1"/>
-        </w:rPr>
-        <w:t xml:space="preserve"> Гигант промахивается</w:t>
-      </w:r>
-      <w:r>
-        <w:rPr>
-          <w:rFonts w:ascii="Times New Roman" w:hAnsi="Times New Roman" w:cs="Times New Roman"/>
-          <w:color w:val="000000" w:themeColor="text1"/>
-        </w:rPr>
-        <w:br/>
-      </w:r>
-      <w:r>
-        <w:rPr>
-          <w:rFonts w:ascii="Times New Roman" w:hAnsi="Times New Roman" w:cs="Times New Roman"/>
-          <w:color w:val="000000" w:themeColor="text1"/>
-        </w:rPr>
-        <w:br/>
-      </w:r>
-      <w:proofErr w:type="spellStart"/>
-      <w:proofErr w:type="gramStart"/>
-      <w:r>
-        <w:rPr>
-          <w:rFonts w:ascii="Times New Roman" w:hAnsi="Times New Roman" w:cs="Times New Roman"/>
-          <w:color w:val="000000" w:themeColor="text1"/>
-        </w:rPr>
-        <w:t>Spoink</w:t>
-      </w:r>
-      <w:proofErr w:type="spellEnd"/>
-      <w:proofErr w:type="gramEnd"/>
-      <w:r>
-        <w:rPr>
-          <w:rFonts w:ascii="Times New Roman" w:hAnsi="Times New Roman" w:cs="Times New Roman"/>
-          <w:color w:val="000000" w:themeColor="text1"/>
-        </w:rPr>
-        <w:t xml:space="preserve"> Попрыгунчик борется с соперником. </w:t>
-      </w:r>
-      <w:r>
-        <w:rPr>
-          <w:rFonts w:ascii="Times New Roman" w:hAnsi="Times New Roman" w:cs="Times New Roman"/>
-          <w:color w:val="000000" w:themeColor="text1"/>
-        </w:rPr>
-        <w:br/>
-      </w:r>
-      <w:proofErr w:type="spellStart"/>
-      <w:r>
-        <w:rPr>
-          <w:rFonts w:ascii="Times New Roman" w:hAnsi="Times New Roman" w:cs="Times New Roman"/>
-          <w:color w:val="000000" w:themeColor="text1"/>
-        </w:rPr>
-        <w:t>Poliwrath</w:t>
-      </w:r>
-      <w:proofErr w:type="spellEnd"/>
-      <w:r>
-        <w:rPr>
-          <w:rFonts w:ascii="Times New Roman" w:hAnsi="Times New Roman" w:cs="Times New Roman"/>
-          <w:color w:val="000000" w:themeColor="text1"/>
-        </w:rPr>
-        <w:t xml:space="preserve"> Гигант теряет 8 здоровья.</w:t>
-      </w:r>
-      <w:r>
-        <w:rPr>
-          <w:rFonts w:ascii="Times New Roman" w:hAnsi="Times New Roman" w:cs="Times New Roman"/>
-          <w:color w:val="000000" w:themeColor="text1"/>
-        </w:rPr>
-        <w:br/>
-      </w:r>
-      <w:proofErr w:type="spellStart"/>
-      <w:r>
-        <w:rPr>
-          <w:rFonts w:ascii="Times New Roman" w:hAnsi="Times New Roman" w:cs="Times New Roman"/>
-          <w:color w:val="000000" w:themeColor="text1"/>
-        </w:rPr>
-        <w:t>Spoink</w:t>
-      </w:r>
-      <w:proofErr w:type="spellEnd"/>
-      <w:r>
-        <w:rPr>
-          <w:rFonts w:ascii="Times New Roman" w:hAnsi="Times New Roman" w:cs="Times New Roman"/>
-          <w:color w:val="000000" w:themeColor="text1"/>
-        </w:rPr>
-        <w:t xml:space="preserve"> Попрыгунчик теряет 2 здоровья.</w:t>
-      </w:r>
-      <w:r>
-        <w:rPr>
-          <w:rFonts w:ascii="Times New Roman" w:hAnsi="Times New Roman" w:cs="Times New Roman"/>
-          <w:color w:val="000000" w:themeColor="text1"/>
-        </w:rPr>
-        <w:br/>
-      </w:r>
-      <w:r>
-        <w:rPr>
-          <w:rFonts w:ascii="Times New Roman" w:hAnsi="Times New Roman" w:cs="Times New Roman"/>
-          <w:color w:val="000000" w:themeColor="text1"/>
-        </w:rPr>
-        <w:br/>
-      </w:r>
-      <w:proofErr w:type="spellStart"/>
-      <w:r>
-        <w:rPr>
-          <w:rFonts w:ascii="Times New Roman" w:hAnsi="Times New Roman" w:cs="Times New Roman"/>
-          <w:color w:val="000000" w:themeColor="text1"/>
-        </w:rPr>
-        <w:t>Spoink</w:t>
-      </w:r>
-      <w:proofErr w:type="spellEnd"/>
-      <w:r>
-        <w:rPr>
-          <w:rFonts w:ascii="Times New Roman" w:hAnsi="Times New Roman" w:cs="Times New Roman"/>
-          <w:color w:val="000000" w:themeColor="text1"/>
-        </w:rPr>
-        <w:t xml:space="preserve"> Попрыгунчик использует </w:t>
-      </w:r>
-      <w:proofErr w:type="spellStart"/>
-      <w:r>
-        <w:rPr>
-          <w:rFonts w:ascii="Times New Roman" w:hAnsi="Times New Roman" w:cs="Times New Roman"/>
-          <w:color w:val="000000" w:themeColor="text1"/>
-        </w:rPr>
-        <w:t>Thunder</w:t>
-      </w:r>
-      <w:proofErr w:type="spellEnd"/>
-      <w:r>
-        <w:rPr>
-          <w:rFonts w:ascii="Times New Roman" w:hAnsi="Times New Roman" w:cs="Times New Roman"/>
-          <w:color w:val="000000" w:themeColor="text1"/>
-        </w:rPr>
-        <w:t xml:space="preserve"> Wave. </w:t>
+        <w:t>Spoink Попрыгунчик теряет 44 здоровья.</w:t>
+      </w:r>
+      <w:r>
+        <w:rPr>
+          <w:rFonts w:ascii="Times New Roman" w:hAnsi="Times New Roman" w:cs="Times New Roman"/>
+          <w:color w:val="000000" w:themeColor="text1"/>
+        </w:rPr>
+        <w:br/>
+      </w:r>
+      <w:r>
+        <w:rPr>
+          <w:rFonts w:ascii="Times New Roman" w:hAnsi="Times New Roman" w:cs="Times New Roman"/>
+          <w:color w:val="000000" w:themeColor="text1"/>
+        </w:rPr>
+        <w:br/>
+        <w:t xml:space="preserve">Spoink Попрыгунчик борется с соперником. </w:t>
+      </w:r>
+      <w:r>
+        <w:rPr>
+          <w:rFonts w:ascii="Times New Roman" w:hAnsi="Times New Roman" w:cs="Times New Roman"/>
+          <w:color w:val="000000" w:themeColor="text1"/>
+        </w:rPr>
+        <w:br/>
+        <w:t>Poliwrath Гигант теряет 8 здоровья.</w:t>
+      </w:r>
+      <w:r>
+        <w:rPr>
+          <w:rFonts w:ascii="Times New Roman" w:hAnsi="Times New Roman" w:cs="Times New Roman"/>
+          <w:color w:val="000000" w:themeColor="text1"/>
+        </w:rPr>
+        <w:br/>
+        <w:t>Spoink Попрыгунчик теряет 2 здоровья.</w:t>
+      </w:r>
+      <w:r>
+        <w:rPr>
+          <w:rFonts w:ascii="Times New Roman" w:hAnsi="Times New Roman" w:cs="Times New Roman"/>
+          <w:color w:val="000000" w:themeColor="text1"/>
+        </w:rPr>
+        <w:br/>
+      </w:r>
+      <w:r>
+        <w:rPr>
+          <w:rFonts w:ascii="Times New Roman" w:hAnsi="Times New Roman" w:cs="Times New Roman"/>
+          <w:color w:val="000000" w:themeColor="text1"/>
+        </w:rPr>
+        <w:br/>
+        <w:t>Poliwrath Гигант промахивается</w:t>
+      </w:r>
+      <w:r>
+        <w:rPr>
+          <w:rFonts w:ascii="Times New Roman" w:hAnsi="Times New Roman" w:cs="Times New Roman"/>
+          <w:color w:val="000000" w:themeColor="text1"/>
+        </w:rPr>
+        <w:br/>
+      </w:r>
+      <w:r>
+        <w:rPr>
+          <w:rFonts w:ascii="Times New Roman" w:hAnsi="Times New Roman" w:cs="Times New Roman"/>
+          <w:color w:val="000000" w:themeColor="text1"/>
+        </w:rPr>
+        <w:br/>
+        <w:t xml:space="preserve">Spoink Попрыгунчик использует Thunder Wave. </w:t>
+      </w:r>
+      <w:r>
+        <w:rPr>
+          <w:rFonts w:ascii="Times New Roman" w:hAnsi="Times New Roman" w:cs="Times New Roman"/>
+          <w:color w:val="000000" w:themeColor="text1"/>
+        </w:rPr>
+        <w:br/>
+      </w:r>
+      <w:r>
+        <w:rPr>
+          <w:rFonts w:ascii="Times New Roman" w:hAnsi="Times New Roman" w:cs="Times New Roman"/>
+          <w:color w:val="000000" w:themeColor="text1"/>
+        </w:rPr>
+        <w:br/>
+        <w:t>Poliwrath Гигант промахивается</w:t>
+      </w:r>
+      <w:r>
+        <w:rPr>
+          <w:rFonts w:ascii="Times New Roman" w:hAnsi="Times New Roman" w:cs="Times New Roman"/>
+          <w:color w:val="000000" w:themeColor="text1"/>
+        </w:rPr>
+        <w:br/>
+      </w:r>
+      <w:r>
+        <w:rPr>
+          <w:rFonts w:ascii="Times New Roman" w:hAnsi="Times New Roman" w:cs="Times New Roman"/>
+          <w:color w:val="000000" w:themeColor="text1"/>
+        </w:rPr>
+        <w:br/>
+        <w:t xml:space="preserve">Spoink Попрыгунчик борется с соперником. </w:t>
+      </w:r>
+      <w:r>
+        <w:rPr>
+          <w:rFonts w:ascii="Times New Roman" w:hAnsi="Times New Roman" w:cs="Times New Roman"/>
+          <w:color w:val="000000" w:themeColor="text1"/>
+        </w:rPr>
+        <w:br/>
+        <w:t>Poliwrath Гигант теряет 8 здоровья.</w:t>
+      </w:r>
+      <w:r>
+        <w:rPr>
+          <w:rFonts w:ascii="Times New Roman" w:hAnsi="Times New Roman" w:cs="Times New Roman"/>
+          <w:color w:val="000000" w:themeColor="text1"/>
+        </w:rPr>
+        <w:br/>
+        <w:t>Spoink Попрыгунчик теряет 2 здоровья.</w:t>
+      </w:r>
+      <w:r>
+        <w:rPr>
+          <w:rFonts w:ascii="Times New Roman" w:hAnsi="Times New Roman" w:cs="Times New Roman"/>
+          <w:color w:val="000000" w:themeColor="text1"/>
+        </w:rPr>
+        <w:br/>
+      </w:r>
+      <w:r>
+        <w:rPr>
+          <w:rFonts w:ascii="Times New Roman" w:hAnsi="Times New Roman" w:cs="Times New Roman"/>
+          <w:color w:val="000000" w:themeColor="text1"/>
+        </w:rPr>
+        <w:br/>
+        <w:t xml:space="preserve">Spoink Попрыгунчик использует Thunder Wave. </w:t>
       </w:r>
       <w:r>
         <w:rPr>
@@ -8344,231 +5535,90 @@
           <w:color w:val="000000" w:themeColor="text1"/>
         </w:rPr>
         <w:br/>
-      </w:r>
-      <w:proofErr w:type="spellStart"/>
-      <w:r>
-        <w:rPr>
-          <w:rFonts w:ascii="Times New Roman" w:hAnsi="Times New Roman" w:cs="Times New Roman"/>
-          <w:color w:val="000000" w:themeColor="text1"/>
-        </w:rPr>
-        <w:t>Poliwrath</w:t>
-      </w:r>
-      <w:proofErr w:type="spellEnd"/>
-      <w:r>
-        <w:rPr>
-          <w:rFonts w:ascii="Times New Roman" w:hAnsi="Times New Roman" w:cs="Times New Roman"/>
-          <w:color w:val="000000" w:themeColor="text1"/>
-        </w:rPr>
-        <w:t xml:space="preserve"> Гигант промахивается</w:t>
-      </w:r>
-      <w:r>
-        <w:rPr>
-          <w:rFonts w:ascii="Times New Roman" w:hAnsi="Times New Roman" w:cs="Times New Roman"/>
-          <w:color w:val="000000" w:themeColor="text1"/>
-        </w:rPr>
-        <w:br/>
-      </w:r>
-      <w:r>
-        <w:rPr>
-          <w:rFonts w:ascii="Times New Roman" w:hAnsi="Times New Roman" w:cs="Times New Roman"/>
-          <w:color w:val="000000" w:themeColor="text1"/>
-        </w:rPr>
-        <w:br/>
-      </w:r>
-      <w:proofErr w:type="spellStart"/>
-      <w:proofErr w:type="gramStart"/>
-      <w:r>
-        <w:rPr>
-          <w:rFonts w:ascii="Times New Roman" w:hAnsi="Times New Roman" w:cs="Times New Roman"/>
-          <w:color w:val="000000" w:themeColor="text1"/>
-        </w:rPr>
-        <w:t>Spoink</w:t>
-      </w:r>
-      <w:proofErr w:type="spellEnd"/>
-      <w:proofErr w:type="gramEnd"/>
-      <w:r>
-        <w:rPr>
-          <w:rFonts w:ascii="Times New Roman" w:hAnsi="Times New Roman" w:cs="Times New Roman"/>
-          <w:color w:val="000000" w:themeColor="text1"/>
-        </w:rPr>
-        <w:t xml:space="preserve"> Попрыгунчик промахивается</w:t>
-      </w:r>
-      <w:r>
-        <w:rPr>
-          <w:rFonts w:ascii="Times New Roman" w:hAnsi="Times New Roman" w:cs="Times New Roman"/>
-          <w:color w:val="000000" w:themeColor="text1"/>
-        </w:rPr>
-        <w:br/>
-      </w:r>
-      <w:r>
-        <w:rPr>
-          <w:rFonts w:ascii="Times New Roman" w:hAnsi="Times New Roman" w:cs="Times New Roman"/>
-          <w:color w:val="000000" w:themeColor="text1"/>
-        </w:rPr>
-        <w:br/>
-      </w:r>
-      <w:proofErr w:type="spellStart"/>
-      <w:r>
-        <w:rPr>
-          <w:rFonts w:ascii="Times New Roman" w:hAnsi="Times New Roman" w:cs="Times New Roman"/>
-          <w:color w:val="000000" w:themeColor="text1"/>
-        </w:rPr>
-        <w:t>Spoink</w:t>
-      </w:r>
-      <w:proofErr w:type="spellEnd"/>
-      <w:r>
-        <w:rPr>
-          <w:rFonts w:ascii="Times New Roman" w:hAnsi="Times New Roman" w:cs="Times New Roman"/>
-          <w:color w:val="000000" w:themeColor="text1"/>
-        </w:rPr>
-        <w:t xml:space="preserve"> Попрыгунчик промахивается</w:t>
-      </w:r>
-      <w:r>
-        <w:rPr>
-          <w:rFonts w:ascii="Times New Roman" w:hAnsi="Times New Roman" w:cs="Times New Roman"/>
-          <w:color w:val="000000" w:themeColor="text1"/>
-        </w:rPr>
-        <w:br/>
-      </w:r>
-      <w:r>
-        <w:rPr>
-          <w:rFonts w:ascii="Times New Roman" w:hAnsi="Times New Roman" w:cs="Times New Roman"/>
-          <w:color w:val="000000" w:themeColor="text1"/>
-        </w:rPr>
-        <w:br/>
-      </w:r>
-      <w:r>
-        <w:rPr>
-          <w:rFonts w:ascii="Times New Roman" w:hAnsi="Times New Roman" w:cs="Times New Roman"/>
-          <w:color w:val="000000" w:themeColor="text1"/>
-        </w:rPr>
-        <w:br/>
-      </w:r>
-      <w:proofErr w:type="spellStart"/>
-      <w:proofErr w:type="gramStart"/>
-      <w:r>
-        <w:rPr>
-          <w:rFonts w:ascii="Times New Roman" w:hAnsi="Times New Roman" w:cs="Times New Roman"/>
-          <w:color w:val="000000" w:themeColor="text1"/>
-        </w:rPr>
-        <w:t>Poliwrath</w:t>
-      </w:r>
-      <w:proofErr w:type="spellEnd"/>
-      <w:proofErr w:type="gramEnd"/>
-      <w:r>
-        <w:rPr>
-          <w:rFonts w:ascii="Times New Roman" w:hAnsi="Times New Roman" w:cs="Times New Roman"/>
-          <w:color w:val="000000" w:themeColor="text1"/>
-        </w:rPr>
-        <w:t xml:space="preserve"> Гигант промахивается</w:t>
-      </w:r>
-      <w:r>
-        <w:rPr>
-          <w:rFonts w:ascii="Times New Roman" w:hAnsi="Times New Roman" w:cs="Times New Roman"/>
-          <w:color w:val="000000" w:themeColor="text1"/>
-        </w:rPr>
-        <w:br/>
-      </w:r>
-      <w:r>
-        <w:rPr>
-          <w:rFonts w:ascii="Times New Roman" w:hAnsi="Times New Roman" w:cs="Times New Roman"/>
-          <w:color w:val="000000" w:themeColor="text1"/>
-        </w:rPr>
-        <w:br/>
-      </w:r>
-      <w:proofErr w:type="spellStart"/>
-      <w:r>
-        <w:rPr>
-          <w:rFonts w:ascii="Times New Roman" w:hAnsi="Times New Roman" w:cs="Times New Roman"/>
-          <w:color w:val="000000" w:themeColor="text1"/>
-        </w:rPr>
-        <w:t>Spoink</w:t>
-      </w:r>
-      <w:proofErr w:type="spellEnd"/>
-      <w:r>
-        <w:rPr>
-          <w:rFonts w:ascii="Times New Roman" w:hAnsi="Times New Roman" w:cs="Times New Roman"/>
-          <w:color w:val="000000" w:themeColor="text1"/>
-        </w:rPr>
-        <w:t xml:space="preserve"> Попрыгунчик использует </w:t>
-      </w:r>
-      <w:proofErr w:type="spellStart"/>
-      <w:r>
-        <w:rPr>
-          <w:rFonts w:ascii="Times New Roman" w:hAnsi="Times New Roman" w:cs="Times New Roman"/>
-          <w:color w:val="000000" w:themeColor="text1"/>
-        </w:rPr>
-        <w:t>Charge</w:t>
-      </w:r>
-      <w:proofErr w:type="spellEnd"/>
-      <w:r>
-        <w:rPr>
-          <w:rFonts w:ascii="Times New Roman" w:hAnsi="Times New Roman" w:cs="Times New Roman"/>
-          <w:color w:val="000000" w:themeColor="text1"/>
-        </w:rPr>
-        <w:t xml:space="preserve"> </w:t>
-      </w:r>
-      <w:proofErr w:type="spellStart"/>
-      <w:r>
-        <w:rPr>
-          <w:rFonts w:ascii="Times New Roman" w:hAnsi="Times New Roman" w:cs="Times New Roman"/>
-          <w:color w:val="000000" w:themeColor="text1"/>
-        </w:rPr>
-        <w:t>Beam</w:t>
-      </w:r>
-      <w:proofErr w:type="spellEnd"/>
-      <w:r>
-        <w:rPr>
-          <w:rFonts w:ascii="Times New Roman" w:hAnsi="Times New Roman" w:cs="Times New Roman"/>
-          <w:color w:val="000000" w:themeColor="text1"/>
-        </w:rPr>
-        <w:t xml:space="preserve">. </w:t>
-      </w:r>
-      <w:r>
-        <w:rPr>
-          <w:rFonts w:ascii="Times New Roman" w:hAnsi="Times New Roman" w:cs="Times New Roman"/>
-          <w:color w:val="000000" w:themeColor="text1"/>
-        </w:rPr>
-        <w:br/>
-      </w:r>
-      <w:proofErr w:type="spellStart"/>
-      <w:r>
-        <w:rPr>
-          <w:rFonts w:ascii="Times New Roman" w:hAnsi="Times New Roman" w:cs="Times New Roman"/>
-          <w:color w:val="000000" w:themeColor="text1"/>
-        </w:rPr>
-        <w:t>Poliwrath</w:t>
-      </w:r>
-      <w:proofErr w:type="spellEnd"/>
-      <w:r>
-        <w:rPr>
-          <w:rFonts w:ascii="Times New Roman" w:hAnsi="Times New Roman" w:cs="Times New Roman"/>
-          <w:color w:val="000000" w:themeColor="text1"/>
-        </w:rPr>
-        <w:t xml:space="preserve"> Гигант теряет 56 здоровья.</w:t>
-      </w:r>
-      <w:r>
-        <w:rPr>
-          <w:rFonts w:ascii="Times New Roman" w:hAnsi="Times New Roman" w:cs="Times New Roman"/>
-          <w:color w:val="000000" w:themeColor="text1"/>
-        </w:rPr>
-        <w:br/>
-      </w:r>
-      <w:proofErr w:type="spellStart"/>
-      <w:r>
-        <w:rPr>
-          <w:rFonts w:ascii="Times New Roman" w:hAnsi="Times New Roman" w:cs="Times New Roman"/>
-          <w:color w:val="000000" w:themeColor="text1"/>
-        </w:rPr>
-        <w:t>Poliwrath</w:t>
-      </w:r>
-      <w:proofErr w:type="spellEnd"/>
-      <w:r>
-        <w:rPr>
-          <w:rFonts w:ascii="Times New Roman" w:hAnsi="Times New Roman" w:cs="Times New Roman"/>
-          <w:color w:val="000000" w:themeColor="text1"/>
-        </w:rPr>
-        <w:t xml:space="preserve"> Гигант теряет сознание.</w:t>
+        <w:t>Poliwrath Гигант промахивается</w:t>
+      </w:r>
+      <w:r>
+        <w:rPr>
+          <w:rFonts w:ascii="Times New Roman" w:hAnsi="Times New Roman" w:cs="Times New Roman"/>
+          <w:color w:val="000000" w:themeColor="text1"/>
+        </w:rPr>
+        <w:br/>
+      </w:r>
+      <w:r>
+        <w:rPr>
+          <w:rFonts w:ascii="Times New Roman" w:hAnsi="Times New Roman" w:cs="Times New Roman"/>
+          <w:color w:val="000000" w:themeColor="text1"/>
+        </w:rPr>
+        <w:br/>
+        <w:t>Spoink Попрыгунчик промахивается</w:t>
+      </w:r>
+      <w:r>
+        <w:rPr>
+          <w:rFonts w:ascii="Times New Roman" w:hAnsi="Times New Roman" w:cs="Times New Roman"/>
+          <w:color w:val="000000" w:themeColor="text1"/>
+        </w:rPr>
+        <w:br/>
+      </w:r>
+      <w:r>
+        <w:rPr>
+          <w:rFonts w:ascii="Times New Roman" w:hAnsi="Times New Roman" w:cs="Times New Roman"/>
+          <w:color w:val="000000" w:themeColor="text1"/>
+        </w:rPr>
+        <w:br/>
+        <w:t>Spoink Попрыгунчик промахивается</w:t>
+      </w:r>
+      <w:r>
+        <w:rPr>
+          <w:rFonts w:ascii="Times New Roman" w:hAnsi="Times New Roman" w:cs="Times New Roman"/>
+          <w:color w:val="000000" w:themeColor="text1"/>
+        </w:rPr>
+        <w:br/>
+      </w:r>
+      <w:r>
+        <w:rPr>
+          <w:rFonts w:ascii="Times New Roman" w:hAnsi="Times New Roman" w:cs="Times New Roman"/>
+          <w:color w:val="000000" w:themeColor="text1"/>
+        </w:rPr>
+        <w:br/>
+      </w:r>
+      <w:r>
+        <w:rPr>
+          <w:rFonts w:ascii="Times New Roman" w:hAnsi="Times New Roman" w:cs="Times New Roman"/>
+          <w:color w:val="000000" w:themeColor="text1"/>
+        </w:rPr>
+        <w:br/>
+        <w:t>Poliwrath Гигант промахивается</w:t>
+      </w:r>
+      <w:r>
+        <w:rPr>
+          <w:rFonts w:ascii="Times New Roman" w:hAnsi="Times New Roman" w:cs="Times New Roman"/>
+          <w:color w:val="000000" w:themeColor="text1"/>
+        </w:rPr>
+        <w:br/>
+      </w:r>
+      <w:r>
+        <w:rPr>
+          <w:rFonts w:ascii="Times New Roman" w:hAnsi="Times New Roman" w:cs="Times New Roman"/>
+          <w:color w:val="000000" w:themeColor="text1"/>
+        </w:rPr>
+        <w:br/>
+        <w:t xml:space="preserve">Spoink Попрыгунчик использует Charge Beam. </w:t>
+      </w:r>
+      <w:r>
+        <w:rPr>
+          <w:rFonts w:ascii="Times New Roman" w:hAnsi="Times New Roman" w:cs="Times New Roman"/>
+          <w:color w:val="000000" w:themeColor="text1"/>
+        </w:rPr>
+        <w:br/>
+        <w:t>Poliwrath Гигант теряет 56 здоровья.</w:t>
+      </w:r>
+      <w:r>
+        <w:rPr>
+          <w:rFonts w:ascii="Times New Roman" w:hAnsi="Times New Roman" w:cs="Times New Roman"/>
+          <w:color w:val="000000" w:themeColor="text1"/>
+        </w:rPr>
+        <w:br/>
+        <w:t>Poliwrath Гигант теряет сознание.</w:t>
       </w:r>
       <w:r>
         <w:rPr>
@@ -8662,10 +5712,10 @@
           <w:color w:val="000000" w:themeColor="text1"/>
         </w:rPr>
         <w:drawing>
-          <wp:inline distT="0" distB="0" distL="0" distR="0" wp14:anchorId="2EBC0185" wp14:editId="022EE525">
-            <wp:extent cx="5940425" cy="3471545"/>
+          <wp:inline distT="0" distB="0" distL="0" distR="0" wp14:anchorId="008A041A" wp14:editId="0ECFE30F">
+            <wp:extent cx="5940425" cy="3473450"/>
             <wp:effectExtent l="0" t="0" r="3175" b="0"/>
-            <wp:docPr id="1387960656" name="Рисунок 1"/>
+            <wp:docPr id="1933005043" name="Рисунок 1"/>
             <wp:cNvGraphicFramePr>
               <a:graphicFrameLocks xmlns:a="http://schemas.openxmlformats.org/drawingml/2006/main" noChangeAspect="1"/>
             </wp:cNvGraphicFramePr>
@@ -8673,7 +5723,7 @@
               <a:graphicData uri="http://schemas.openxmlformats.org/drawingml/2006/picture">
                 <pic:pic xmlns:pic="http://schemas.openxmlformats.org/drawingml/2006/picture">
                   <pic:nvPicPr>
-                    <pic:cNvPr id="1387960656" name=""/>
+                    <pic:cNvPr id="1933005043" name=""/>
                     <pic:cNvPicPr/>
                   </pic:nvPicPr>
                   <pic:blipFill>
@@ -8685,7 +5735,7 @@
                   <pic:spPr>
                     <a:xfrm>
                       <a:off x="0" y="0"/>
-                      <a:ext cx="5940425" cy="3471545"/>
+                      <a:ext cx="5940425" cy="3473450"/>
                     </a:xfrm>
                     <a:prstGeom prst="rect">
                       <a:avLst/>
@@ -8875,7 +5925,6 @@
         </w:rPr>
         <w:t>.</w:t>
       </w:r>
-      <w:proofErr w:type="spellStart"/>
       <w:r>
         <w:rPr>
           <w:rStyle w:val="ac"/>
@@ -8885,7 +5934,6 @@
         </w:rPr>
         <w:t>drawio</w:t>
       </w:r>
-      <w:proofErr w:type="spellEnd"/>
       <w:r>
         <w:rPr>
           <w:rStyle w:val="ac"/>
@@ -9194,8 +6242,6 @@
           <w14:ligatures w14:val="none"/>
         </w:rPr>
       </w:pPr>
-      <w:proofErr w:type="spellStart"/>
-      <w:proofErr w:type="gramStart"/>
       <w:r>
         <w:rPr>
           <w:rFonts w:ascii="Times New Roman" w:eastAsia="Times New Roman" w:hAnsi="Times New Roman" w:cs="Times New Roman"/>
@@ -9204,9 +6250,18 @@
           <w:lang w:val="en-US" w:eastAsia="ru-RU"/>
           <w14:ligatures w14:val="none"/>
         </w:rPr>
-        <w:t>PokéDB</w:t>
-      </w:r>
-      <w:proofErr w:type="spellEnd"/>
+        <w:t>PokéDB : Pokémon Database : [</w:t>
+      </w:r>
+      <w:r>
+        <w:rPr>
+          <w:rFonts w:ascii="Times New Roman" w:eastAsia="Times New Roman" w:hAnsi="Times New Roman" w:cs="Times New Roman"/>
+          <w:color w:val="000000" w:themeColor="text1"/>
+          <w:kern w:val="0"/>
+          <w:lang w:eastAsia="ru-RU"/>
+          <w14:ligatures w14:val="none"/>
+        </w:rPr>
+        <w:t>сайт</w:t>
+      </w:r>
       <w:r>
         <w:rPr>
           <w:rFonts w:ascii="Times New Roman" w:eastAsia="Times New Roman" w:hAnsi="Times New Roman" w:cs="Times New Roman"/>
@@ -9215,80 +6270,7 @@
           <w:lang w:val="en-US" w:eastAsia="ru-RU"/>
           <w14:ligatures w14:val="none"/>
         </w:rPr>
-        <w:t xml:space="preserve"> :</w:t>
-      </w:r>
-      <w:proofErr w:type="gramEnd"/>
-      <w:r>
-        <w:rPr>
-          <w:rFonts w:ascii="Times New Roman" w:eastAsia="Times New Roman" w:hAnsi="Times New Roman" w:cs="Times New Roman"/>
-          <w:color w:val="000000" w:themeColor="text1"/>
-          <w:kern w:val="0"/>
-          <w:lang w:val="en-US" w:eastAsia="ru-RU"/>
-          <w14:ligatures w14:val="none"/>
-        </w:rPr>
-        <w:t xml:space="preserve"> Pokémon </w:t>
-      </w:r>
-      <w:proofErr w:type="gramStart"/>
-      <w:r>
-        <w:rPr>
-          <w:rFonts w:ascii="Times New Roman" w:eastAsia="Times New Roman" w:hAnsi="Times New Roman" w:cs="Times New Roman"/>
-          <w:color w:val="000000" w:themeColor="text1"/>
-          <w:kern w:val="0"/>
-          <w:lang w:val="en-US" w:eastAsia="ru-RU"/>
-          <w14:ligatures w14:val="none"/>
-        </w:rPr>
-        <w:t>Database :</w:t>
-      </w:r>
-      <w:proofErr w:type="gramEnd"/>
-      <w:r>
-        <w:rPr>
-          <w:rFonts w:ascii="Times New Roman" w:eastAsia="Times New Roman" w:hAnsi="Times New Roman" w:cs="Times New Roman"/>
-          <w:color w:val="000000" w:themeColor="text1"/>
-          <w:kern w:val="0"/>
-          <w:lang w:val="en-US" w:eastAsia="ru-RU"/>
-          <w14:ligatures w14:val="none"/>
-        </w:rPr>
-        <w:t xml:space="preserve"> [</w:t>
-      </w:r>
-      <w:r>
-        <w:rPr>
-          <w:rFonts w:ascii="Times New Roman" w:eastAsia="Times New Roman" w:hAnsi="Times New Roman" w:cs="Times New Roman"/>
-          <w:color w:val="000000" w:themeColor="text1"/>
-          <w:kern w:val="0"/>
-          <w:lang w:eastAsia="ru-RU"/>
-          <w14:ligatures w14:val="none"/>
-        </w:rPr>
-        <w:t>сайт</w:t>
-      </w:r>
-      <w:r>
-        <w:rPr>
-          <w:rFonts w:ascii="Times New Roman" w:eastAsia="Times New Roman" w:hAnsi="Times New Roman" w:cs="Times New Roman"/>
-          <w:color w:val="000000" w:themeColor="text1"/>
-          <w:kern w:val="0"/>
-          <w:lang w:val="en-US" w:eastAsia="ru-RU"/>
-          <w14:ligatures w14:val="none"/>
-        </w:rPr>
-        <w:t xml:space="preserve">]. </w:t>
-      </w:r>
-      <w:r>
-        <w:rPr>
-          <w:rFonts w:ascii="Times New Roman" w:eastAsia="Times New Roman" w:hAnsi="Times New Roman" w:cs="Times New Roman"/>
-          <w:color w:val="000000" w:themeColor="text1"/>
-          <w:kern w:val="0"/>
-          <w:lang w:val="en-US" w:eastAsia="ru-RU"/>
-          <w14:ligatures w14:val="none"/>
-        </w:rPr>
-        <w:t>-</w:t>
-      </w:r>
-      <w:r>
-        <w:rPr>
-          <w:rFonts w:ascii="Times New Roman" w:eastAsia="Times New Roman" w:hAnsi="Times New Roman" w:cs="Times New Roman"/>
-          <w:color w:val="000000" w:themeColor="text1"/>
-          <w:kern w:val="0"/>
-          <w:lang w:val="en-US" w:eastAsia="ru-RU"/>
-          <w14:ligatures w14:val="none"/>
-        </w:rPr>
-        <w:t xml:space="preserve"> URL: </w:t>
+        <w:t xml:space="preserve">]. - URL: </w:t>
       </w:r>
       <w:hyperlink r:id="rId24" w:history="1">
         <w:r>
@@ -9298,25 +6280,7 @@
             <w:color w:val="000000" w:themeColor="text1"/>
             <w:lang w:val="en-US"/>
           </w:rPr>
-          <w:t>https://p</w:t>
-        </w:r>
-        <w:r>
-          <w:rPr>
-            <w:rStyle w:val="ac"/>
-            <w:rFonts w:ascii="Times New Roman" w:hAnsi="Times New Roman" w:cs="Times New Roman"/>
-            <w:color w:val="000000" w:themeColor="text1"/>
-            <w:lang w:val="en-US"/>
-          </w:rPr>
-          <w:t>o</w:t>
-        </w:r>
-        <w:r>
-          <w:rPr>
-            <w:rStyle w:val="ac"/>
-            <w:rFonts w:ascii="Times New Roman" w:hAnsi="Times New Roman" w:cs="Times New Roman"/>
-            <w:color w:val="000000" w:themeColor="text1"/>
-            <w:lang w:val="en-US"/>
-          </w:rPr>
-          <w:t>kemondb.net/</w:t>
+          <w:t>https://pokemondb.net/</w:t>
         </w:r>
       </w:hyperlink>
       <w:r>
@@ -9412,8 +6376,6 @@
         </w:rPr>
         <w:t xml:space="preserve">Документация </w:t>
       </w:r>
-      <w:proofErr w:type="spellStart"/>
-      <w:proofErr w:type="gramStart"/>
       <w:r>
         <w:rPr>
           <w:rFonts w:ascii="Times New Roman" w:eastAsia="Times New Roman" w:hAnsi="Times New Roman" w:cs="Times New Roman"/>
@@ -9424,7 +6386,6 @@
         </w:rPr>
         <w:t>ru</w:t>
       </w:r>
-      <w:proofErr w:type="spellEnd"/>
       <w:r>
         <w:rPr>
           <w:rFonts w:ascii="Times New Roman" w:eastAsia="Times New Roman" w:hAnsi="Times New Roman" w:cs="Times New Roman"/>
@@ -9435,7 +6396,6 @@
         </w:rPr>
         <w:t>.</w:t>
       </w:r>
-      <w:proofErr w:type="spellStart"/>
       <w:r>
         <w:rPr>
           <w:rFonts w:ascii="Times New Roman" w:eastAsia="Times New Roman" w:hAnsi="Times New Roman" w:cs="Times New Roman"/>
@@ -9446,7 +6406,6 @@
         </w:rPr>
         <w:t>ifmo</w:t>
       </w:r>
-      <w:proofErr w:type="spellEnd"/>
       <w:r>
         <w:rPr>
           <w:rFonts w:ascii="Times New Roman" w:eastAsia="Times New Roman" w:hAnsi="Times New Roman" w:cs="Times New Roman"/>
@@ -9477,7 +6436,6 @@
         </w:rPr>
         <w:t>.</w:t>
       </w:r>
-      <w:proofErr w:type="spellStart"/>
       <w:r>
         <w:rPr>
           <w:rFonts w:ascii="Times New Roman" w:eastAsia="Times New Roman" w:hAnsi="Times New Roman" w:cs="Times New Roman"/>
@@ -9488,8 +6446,6 @@
         </w:rPr>
         <w:t>pokemon</w:t>
       </w:r>
-      <w:proofErr w:type="spellEnd"/>
-      <w:proofErr w:type="gramEnd"/>
       <w:r>
         <w:rPr>
           <w:rFonts w:ascii="Times New Roman" w:eastAsia="Times New Roman" w:hAnsi="Times New Roman" w:cs="Times New Roman"/>
@@ -9498,27 +6454,7 @@
           <w:lang w:eastAsia="ru-RU"/>
           <w14:ligatures w14:val="none"/>
         </w:rPr>
-        <w:t xml:space="preserve"> : [сайт]. </w:t>
-      </w:r>
-      <w:r>
-        <w:rPr>
-          <w:rFonts w:ascii="Times New Roman" w:eastAsia="Times New Roman" w:hAnsi="Times New Roman" w:cs="Times New Roman"/>
-          <w:color w:val="000000" w:themeColor="text1"/>
-          <w:kern w:val="0"/>
-          <w:lang w:eastAsia="ru-RU"/>
-          <w14:ligatures w14:val="none"/>
-        </w:rPr>
-        <w:t>-</w:t>
-      </w:r>
-      <w:r>
-        <w:rPr>
-          <w:rFonts w:ascii="Times New Roman" w:eastAsia="Times New Roman" w:hAnsi="Times New Roman" w:cs="Times New Roman"/>
-          <w:color w:val="000000" w:themeColor="text1"/>
-          <w:kern w:val="0"/>
-          <w:lang w:eastAsia="ru-RU"/>
-          <w14:ligatures w14:val="none"/>
-        </w:rPr>
-        <w:t xml:space="preserve"> </w:t>
+        <w:t xml:space="preserve"> : [сайт]. - </w:t>
       </w:r>
       <w:r>
         <w:rPr>
@@ -9565,16 +6501,7 @@
             <w:color w:val="000000" w:themeColor="text1"/>
             <w:lang w:val="en-US"/>
           </w:rPr>
-          <w:t>s</w:t>
-        </w:r>
-        <w:r>
-          <w:rPr>
-            <w:rStyle w:val="ac"/>
-            <w:rFonts w:ascii="Times New Roman" w:hAnsi="Times New Roman" w:cs="Times New Roman"/>
-            <w:color w:val="000000" w:themeColor="text1"/>
-            <w:lang w:val="en-US"/>
-          </w:rPr>
-          <w:t>e</w:t>
+          <w:t>se</w:t>
         </w:r>
         <w:r>
           <w:rPr>
@@ -9584,7 +6511,6 @@
           </w:rPr>
           <w:t>.</w:t>
         </w:r>
-        <w:proofErr w:type="spellStart"/>
         <w:r>
           <w:rPr>
             <w:rStyle w:val="ac"/>
@@ -9594,7 +6520,6 @@
           </w:rPr>
           <w:t>ifmo</w:t>
         </w:r>
-        <w:proofErr w:type="spellEnd"/>
         <w:r>
           <w:rPr>
             <w:rStyle w:val="ac"/>
@@ -9603,7 +6528,6 @@
           </w:rPr>
           <w:t>.</w:t>
         </w:r>
-        <w:proofErr w:type="spellStart"/>
         <w:r>
           <w:rPr>
             <w:rStyle w:val="ac"/>
@@ -9613,7 +6537,6 @@
           </w:rPr>
           <w:t>ru</w:t>
         </w:r>
-        <w:proofErr w:type="spellEnd"/>
         <w:r>
           <w:rPr>
             <w:rStyle w:val="ac"/>
@@ -10784,6 +7707,7 @@
   <w:style w:type="character" w:default="1" w:styleId="a0">
     <w:name w:val="Default Paragraph Font"/>
     <w:uiPriority w:val="1"/>
+    <w:semiHidden/>
     <w:unhideWhenUsed/>
   </w:style>
   <w:style w:type="table" w:default="1" w:styleId="a1">

--- a/programming/lab2/docs/report.docx
+++ b/programming/lab2/docs/report.docx
@@ -392,9 +392,8 @@
               <w:tab w:val="right" w:leader="dot" w:pos="9345"/>
             </w:tabs>
             <w:rPr>
-              <w:rFonts w:ascii="Times New Roman" w:eastAsiaTheme="minorEastAsia" w:hAnsi="Times New Roman" w:cs="Times New Roman"/>
+              <w:rFonts w:eastAsiaTheme="minorEastAsia"/>
               <w:noProof/>
-              <w:color w:val="000000" w:themeColor="text1"/>
               <w:lang w:eastAsia="ru-RU"/>
             </w:rPr>
           </w:pPr>
@@ -419,75 +418,60 @@
             </w:rPr>
             <w:fldChar w:fldCharType="separate"/>
           </w:r>
-          <w:hyperlink w:anchor="_Toc241414845" w:history="1">
+          <w:hyperlink w:anchor="_Toc241968475" w:history="1">
             <w:r>
               <w:rPr>
                 <w:rStyle w:val="ac"/>
                 <w:rFonts w:ascii="Times New Roman" w:hAnsi="Times New Roman" w:cs="Times New Roman"/>
                 <w:noProof/>
-                <w:color w:val="000000" w:themeColor="text1"/>
               </w:rPr>
               <w:t>Задание</w:t>
             </w:r>
             <w:r>
               <w:rPr>
-                <w:rFonts w:ascii="Times New Roman" w:hAnsi="Times New Roman" w:cs="Times New Roman"/>
                 <w:noProof/>
                 <w:webHidden/>
-                <w:color w:val="000000" w:themeColor="text1"/>
               </w:rPr>
               <w:tab/>
             </w:r>
             <w:r>
               <w:rPr>
-                <w:rFonts w:ascii="Times New Roman" w:hAnsi="Times New Roman" w:cs="Times New Roman"/>
                 <w:noProof/>
                 <w:webHidden/>
-                <w:color w:val="000000" w:themeColor="text1"/>
               </w:rPr>
               <w:fldChar w:fldCharType="begin"/>
             </w:r>
             <w:r>
               <w:rPr>
-                <w:rFonts w:ascii="Times New Roman" w:hAnsi="Times New Roman" w:cs="Times New Roman"/>
                 <w:noProof/>
                 <w:webHidden/>
-                <w:color w:val="000000" w:themeColor="text1"/>
               </w:rPr>
-              <w:instrText xml:space="preserve"> PAGEREF _Toc241414845 \h </w:instrText>
+              <w:instrText xml:space="preserve"> PAGEREF _Toc241968475 \h </w:instrText>
             </w:r>
             <w:r>
               <w:rPr>
-                <w:rFonts w:ascii="Times New Roman" w:hAnsi="Times New Roman" w:cs="Times New Roman"/>
                 <w:noProof/>
                 <w:webHidden/>
-                <w:color w:val="000000" w:themeColor="text1"/>
               </w:rPr>
             </w:r>
             <w:r>
               <w:rPr>
-                <w:rFonts w:ascii="Times New Roman" w:hAnsi="Times New Roman" w:cs="Times New Roman"/>
                 <w:noProof/>
                 <w:webHidden/>
-                <w:color w:val="000000" w:themeColor="text1"/>
               </w:rPr>
               <w:fldChar w:fldCharType="separate"/>
             </w:r>
             <w:r>
               <w:rPr>
-                <w:rFonts w:ascii="Times New Roman" w:hAnsi="Times New Roman" w:cs="Times New Roman"/>
                 <w:noProof/>
                 <w:webHidden/>
-                <w:color w:val="000000" w:themeColor="text1"/>
               </w:rPr>
               <w:t>3</w:t>
             </w:r>
             <w:r>
               <w:rPr>
-                <w:rFonts w:ascii="Times New Roman" w:hAnsi="Times New Roman" w:cs="Times New Roman"/>
                 <w:noProof/>
                 <w:webHidden/>
-                <w:color w:val="000000" w:themeColor="text1"/>
               </w:rPr>
               <w:fldChar w:fldCharType="end"/>
             </w:r>
@@ -500,81 +484,65 @@
               <w:tab w:val="right" w:leader="dot" w:pos="9345"/>
             </w:tabs>
             <w:rPr>
-              <w:rFonts w:ascii="Times New Roman" w:eastAsiaTheme="minorEastAsia" w:hAnsi="Times New Roman" w:cs="Times New Roman"/>
+              <w:rFonts w:eastAsiaTheme="minorEastAsia"/>
               <w:noProof/>
-              <w:color w:val="000000" w:themeColor="text1"/>
               <w:lang w:eastAsia="ru-RU"/>
             </w:rPr>
           </w:pPr>
-          <w:hyperlink w:anchor="_Toc241414846" w:history="1">
+          <w:hyperlink w:anchor="_Toc241968476" w:history="1">
             <w:r>
               <w:rPr>
                 <w:rStyle w:val="ac"/>
                 <w:rFonts w:ascii="Times New Roman" w:hAnsi="Times New Roman" w:cs="Times New Roman"/>
                 <w:noProof/>
-                <w:color w:val="000000" w:themeColor="text1"/>
               </w:rPr>
               <w:t>Основные этапы решения</w:t>
             </w:r>
             <w:r>
               <w:rPr>
-                <w:rFonts w:ascii="Times New Roman" w:hAnsi="Times New Roman" w:cs="Times New Roman"/>
                 <w:noProof/>
                 <w:webHidden/>
-                <w:color w:val="000000" w:themeColor="text1"/>
               </w:rPr>
               <w:tab/>
             </w:r>
             <w:r>
               <w:rPr>
-                <w:rFonts w:ascii="Times New Roman" w:hAnsi="Times New Roman" w:cs="Times New Roman"/>
                 <w:noProof/>
                 <w:webHidden/>
-                <w:color w:val="000000" w:themeColor="text1"/>
               </w:rPr>
               <w:fldChar w:fldCharType="begin"/>
             </w:r>
             <w:r>
               <w:rPr>
-                <w:rFonts w:ascii="Times New Roman" w:hAnsi="Times New Roman" w:cs="Times New Roman"/>
                 <w:noProof/>
                 <w:webHidden/>
-                <w:color w:val="000000" w:themeColor="text1"/>
               </w:rPr>
-              <w:instrText xml:space="preserve"> PAGEREF _Toc241414846 \h </w:instrText>
+              <w:instrText xml:space="preserve"> PAGEREF _Toc241968476 \h </w:instrText>
             </w:r>
             <w:r>
               <w:rPr>
-                <w:rFonts w:ascii="Times New Roman" w:hAnsi="Times New Roman" w:cs="Times New Roman"/>
                 <w:noProof/>
                 <w:webHidden/>
-                <w:color w:val="000000" w:themeColor="text1"/>
               </w:rPr>
             </w:r>
             <w:r>
               <w:rPr>
-                <w:rFonts w:ascii="Times New Roman" w:hAnsi="Times New Roman" w:cs="Times New Roman"/>
                 <w:noProof/>
                 <w:webHidden/>
-                <w:color w:val="000000" w:themeColor="text1"/>
               </w:rPr>
               <w:fldChar w:fldCharType="separate"/>
             </w:r>
             <w:r>
               <w:rPr>
-                <w:rFonts w:ascii="Times New Roman" w:hAnsi="Times New Roman" w:cs="Times New Roman"/>
                 <w:noProof/>
                 <w:webHidden/>
-                <w:color w:val="000000" w:themeColor="text1"/>
               </w:rPr>
               <w:t>4</w:t>
             </w:r>
             <w:r>
               <w:rPr>
-                <w:rFonts w:ascii="Times New Roman" w:hAnsi="Times New Roman" w:cs="Times New Roman"/>
                 <w:noProof/>
                 <w:webHidden/>
-                <w:color w:val="000000" w:themeColor="text1"/>
               </w:rPr>
               <w:fldChar w:fldCharType="end"/>
             </w:r>
@@ -587,81 +555,65 @@
               <w:tab w:val="right" w:leader="dot" w:pos="9345"/>
             </w:tabs>
             <w:rPr>
-              <w:rFonts w:ascii="Times New Roman" w:eastAsiaTheme="minorEastAsia" w:hAnsi="Times New Roman" w:cs="Times New Roman"/>
+              <w:rFonts w:eastAsiaTheme="minorEastAsia"/>
               <w:noProof/>
-              <w:color w:val="000000" w:themeColor="text1"/>
               <w:lang w:eastAsia="ru-RU"/>
             </w:rPr>
           </w:pPr>
-          <w:hyperlink w:anchor="_Toc241414847" w:history="1">
+          <w:hyperlink w:anchor="_Toc241968477" w:history="1">
             <w:r>
               <w:rPr>
                 <w:rStyle w:val="ac"/>
                 <w:rFonts w:ascii="Times New Roman" w:hAnsi="Times New Roman" w:cs="Times New Roman"/>
                 <w:noProof/>
-                <w:color w:val="000000" w:themeColor="text1"/>
               </w:rPr>
               <w:t>Реализация покемона Volbeat</w:t>
             </w:r>
             <w:r>
               <w:rPr>
-                <w:rFonts w:ascii="Times New Roman" w:hAnsi="Times New Roman" w:cs="Times New Roman"/>
                 <w:noProof/>
                 <w:webHidden/>
-                <w:color w:val="000000" w:themeColor="text1"/>
               </w:rPr>
               <w:tab/>
             </w:r>
             <w:r>
               <w:rPr>
-                <w:rFonts w:ascii="Times New Roman" w:hAnsi="Times New Roman" w:cs="Times New Roman"/>
                 <w:noProof/>
                 <w:webHidden/>
-                <w:color w:val="000000" w:themeColor="text1"/>
               </w:rPr>
               <w:fldChar w:fldCharType="begin"/>
             </w:r>
             <w:r>
               <w:rPr>
-                <w:rFonts w:ascii="Times New Roman" w:hAnsi="Times New Roman" w:cs="Times New Roman"/>
                 <w:noProof/>
                 <w:webHidden/>
-                <w:color w:val="000000" w:themeColor="text1"/>
               </w:rPr>
-              <w:instrText xml:space="preserve"> PAGEREF _Toc241414847 \h </w:instrText>
+              <w:instrText xml:space="preserve"> PAGEREF _Toc241968477 \h </w:instrText>
             </w:r>
             <w:r>
               <w:rPr>
-                <w:rFonts w:ascii="Times New Roman" w:hAnsi="Times New Roman" w:cs="Times New Roman"/>
                 <w:noProof/>
                 <w:webHidden/>
-                <w:color w:val="000000" w:themeColor="text1"/>
               </w:rPr>
             </w:r>
             <w:r>
               <w:rPr>
-                <w:rFonts w:ascii="Times New Roman" w:hAnsi="Times New Roman" w:cs="Times New Roman"/>
                 <w:noProof/>
                 <w:webHidden/>
-                <w:color w:val="000000" w:themeColor="text1"/>
               </w:rPr>
               <w:fldChar w:fldCharType="separate"/>
             </w:r>
             <w:r>
               <w:rPr>
-                <w:rFonts w:ascii="Times New Roman" w:hAnsi="Times New Roman" w:cs="Times New Roman"/>
                 <w:noProof/>
                 <w:webHidden/>
-                <w:color w:val="000000" w:themeColor="text1"/>
               </w:rPr>
               <w:t>4</w:t>
             </w:r>
             <w:r>
               <w:rPr>
-                <w:rFonts w:ascii="Times New Roman" w:hAnsi="Times New Roman" w:cs="Times New Roman"/>
                 <w:noProof/>
                 <w:webHidden/>
-                <w:color w:val="000000" w:themeColor="text1"/>
               </w:rPr>
               <w:fldChar w:fldCharType="end"/>
             </w:r>
@@ -674,19 +626,17 @@
               <w:tab w:val="right" w:leader="dot" w:pos="9345"/>
             </w:tabs>
             <w:rPr>
-              <w:rFonts w:ascii="Times New Roman" w:eastAsiaTheme="minorEastAsia" w:hAnsi="Times New Roman" w:cs="Times New Roman"/>
+              <w:rFonts w:eastAsiaTheme="minorEastAsia"/>
               <w:noProof/>
-              <w:color w:val="000000" w:themeColor="text1"/>
               <w:lang w:eastAsia="ru-RU"/>
             </w:rPr>
           </w:pPr>
-          <w:hyperlink w:anchor="_Toc241414848" w:history="1">
+          <w:hyperlink w:anchor="_Toc241968478" w:history="1">
             <w:r>
               <w:rPr>
                 <w:rStyle w:val="ac"/>
                 <w:rFonts w:ascii="Times New Roman" w:hAnsi="Times New Roman" w:cs="Times New Roman"/>
                 <w:noProof/>
-                <w:color w:val="000000" w:themeColor="text1"/>
               </w:rPr>
               <w:t xml:space="preserve">Реализация атаки QuickAttack для </w:t>
             </w:r>
@@ -695,70 +645,55 @@
                 <w:rStyle w:val="ac"/>
                 <w:rFonts w:ascii="Times New Roman" w:hAnsi="Times New Roman" w:cs="Times New Roman"/>
                 <w:noProof/>
-                <w:color w:val="000000" w:themeColor="text1"/>
                 <w:lang w:val="en-US"/>
               </w:rPr>
               <w:t>Volbeat</w:t>
             </w:r>
             <w:r>
               <w:rPr>
-                <w:rFonts w:ascii="Times New Roman" w:hAnsi="Times New Roman" w:cs="Times New Roman"/>
                 <w:noProof/>
                 <w:webHidden/>
-                <w:color w:val="000000" w:themeColor="text1"/>
               </w:rPr>
               <w:tab/>
             </w:r>
             <w:r>
               <w:rPr>
-                <w:rFonts w:ascii="Times New Roman" w:hAnsi="Times New Roman" w:cs="Times New Roman"/>
                 <w:noProof/>
                 <w:webHidden/>
-                <w:color w:val="000000" w:themeColor="text1"/>
               </w:rPr>
               <w:fldChar w:fldCharType="begin"/>
             </w:r>
             <w:r>
               <w:rPr>
-                <w:rFonts w:ascii="Times New Roman" w:hAnsi="Times New Roman" w:cs="Times New Roman"/>
                 <w:noProof/>
                 <w:webHidden/>
-                <w:color w:val="000000" w:themeColor="text1"/>
               </w:rPr>
-              <w:instrText xml:space="preserve"> PAGEREF _Toc241414848 \h </w:instrText>
+              <w:instrText xml:space="preserve"> PAGEREF _Toc241968478 \h </w:instrText>
             </w:r>
             <w:r>
               <w:rPr>
-                <w:rFonts w:ascii="Times New Roman" w:hAnsi="Times New Roman" w:cs="Times New Roman"/>
                 <w:noProof/>
                 <w:webHidden/>
-                <w:color w:val="000000" w:themeColor="text1"/>
               </w:rPr>
             </w:r>
             <w:r>
               <w:rPr>
-                <w:rFonts w:ascii="Times New Roman" w:hAnsi="Times New Roman" w:cs="Times New Roman"/>
                 <w:noProof/>
                 <w:webHidden/>
-                <w:color w:val="000000" w:themeColor="text1"/>
               </w:rPr>
               <w:fldChar w:fldCharType="separate"/>
             </w:r>
             <w:r>
               <w:rPr>
-                <w:rFonts w:ascii="Times New Roman" w:hAnsi="Times New Roman" w:cs="Times New Roman"/>
                 <w:noProof/>
                 <w:webHidden/>
-                <w:color w:val="000000" w:themeColor="text1"/>
               </w:rPr>
               <w:t>5</w:t>
             </w:r>
             <w:r>
               <w:rPr>
-                <w:rFonts w:ascii="Times New Roman" w:hAnsi="Times New Roman" w:cs="Times New Roman"/>
                 <w:noProof/>
                 <w:webHidden/>
-                <w:color w:val="000000" w:themeColor="text1"/>
               </w:rPr>
               <w:fldChar w:fldCharType="end"/>
             </w:r>
@@ -771,19 +706,17 @@
               <w:tab w:val="right" w:leader="dot" w:pos="9345"/>
             </w:tabs>
             <w:rPr>
-              <w:rFonts w:ascii="Times New Roman" w:eastAsiaTheme="minorEastAsia" w:hAnsi="Times New Roman" w:cs="Times New Roman"/>
+              <w:rFonts w:eastAsiaTheme="minorEastAsia"/>
               <w:noProof/>
-              <w:color w:val="000000" w:themeColor="text1"/>
               <w:lang w:eastAsia="ru-RU"/>
             </w:rPr>
           </w:pPr>
-          <w:hyperlink w:anchor="_Toc241414849" w:history="1">
+          <w:hyperlink w:anchor="_Toc241968479" w:history="1">
             <w:r>
               <w:rPr>
                 <w:rStyle w:val="ac"/>
                 <w:rFonts w:ascii="Times New Roman" w:hAnsi="Times New Roman" w:cs="Times New Roman"/>
                 <w:noProof/>
-                <w:color w:val="000000" w:themeColor="text1"/>
               </w:rPr>
               <w:t xml:space="preserve">Реализация остальных 3 классов атак </w:t>
             </w:r>
@@ -792,70 +725,55 @@
                 <w:rStyle w:val="ac"/>
                 <w:rFonts w:ascii="Times New Roman" w:hAnsi="Times New Roman" w:cs="Times New Roman"/>
                 <w:noProof/>
-                <w:color w:val="000000" w:themeColor="text1"/>
                 <w:lang w:val="en-US"/>
               </w:rPr>
               <w:t>Volbeat</w:t>
             </w:r>
             <w:r>
               <w:rPr>
-                <w:rFonts w:ascii="Times New Roman" w:hAnsi="Times New Roman" w:cs="Times New Roman"/>
                 <w:noProof/>
                 <w:webHidden/>
-                <w:color w:val="000000" w:themeColor="text1"/>
               </w:rPr>
               <w:tab/>
             </w:r>
             <w:r>
               <w:rPr>
-                <w:rFonts w:ascii="Times New Roman" w:hAnsi="Times New Roman" w:cs="Times New Roman"/>
                 <w:noProof/>
                 <w:webHidden/>
-                <w:color w:val="000000" w:themeColor="text1"/>
               </w:rPr>
               <w:fldChar w:fldCharType="begin"/>
             </w:r>
             <w:r>
               <w:rPr>
-                <w:rFonts w:ascii="Times New Roman" w:hAnsi="Times New Roman" w:cs="Times New Roman"/>
                 <w:noProof/>
                 <w:webHidden/>
-                <w:color w:val="000000" w:themeColor="text1"/>
               </w:rPr>
-              <w:instrText xml:space="preserve"> PAGEREF _Toc241414849 \h </w:instrText>
+              <w:instrText xml:space="preserve"> PAGEREF _Toc241968479 \h </w:instrText>
             </w:r>
             <w:r>
               <w:rPr>
-                <w:rFonts w:ascii="Times New Roman" w:hAnsi="Times New Roman" w:cs="Times New Roman"/>
                 <w:noProof/>
                 <w:webHidden/>
-                <w:color w:val="000000" w:themeColor="text1"/>
               </w:rPr>
             </w:r>
             <w:r>
               <w:rPr>
-                <w:rFonts w:ascii="Times New Roman" w:hAnsi="Times New Roman" w:cs="Times New Roman"/>
                 <w:noProof/>
                 <w:webHidden/>
-                <w:color w:val="000000" w:themeColor="text1"/>
               </w:rPr>
               <w:fldChar w:fldCharType="separate"/>
             </w:r>
             <w:r>
               <w:rPr>
-                <w:rFonts w:ascii="Times New Roman" w:hAnsi="Times New Roman" w:cs="Times New Roman"/>
                 <w:noProof/>
                 <w:webHidden/>
-                <w:color w:val="000000" w:themeColor="text1"/>
               </w:rPr>
               <w:t>5</w:t>
             </w:r>
             <w:r>
               <w:rPr>
-                <w:rFonts w:ascii="Times New Roman" w:hAnsi="Times New Roman" w:cs="Times New Roman"/>
                 <w:noProof/>
                 <w:webHidden/>
-                <w:color w:val="000000" w:themeColor="text1"/>
               </w:rPr>
               <w:fldChar w:fldCharType="end"/>
             </w:r>
@@ -868,81 +786,65 @@
               <w:tab w:val="right" w:leader="dot" w:pos="9345"/>
             </w:tabs>
             <w:rPr>
-              <w:rFonts w:ascii="Times New Roman" w:eastAsiaTheme="minorEastAsia" w:hAnsi="Times New Roman" w:cs="Times New Roman"/>
+              <w:rFonts w:eastAsiaTheme="minorEastAsia"/>
               <w:noProof/>
-              <w:color w:val="000000" w:themeColor="text1"/>
               <w:lang w:eastAsia="ru-RU"/>
             </w:rPr>
           </w:pPr>
-          <w:hyperlink w:anchor="_Toc241414850" w:history="1">
+          <w:hyperlink w:anchor="_Toc241968480" w:history="1">
             <w:r>
               <w:rPr>
                 <w:rStyle w:val="ac"/>
                 <w:rFonts w:ascii="Times New Roman" w:hAnsi="Times New Roman" w:cs="Times New Roman"/>
                 <w:noProof/>
-                <w:color w:val="000000" w:themeColor="text1"/>
               </w:rPr>
               <w:t>Реализация остальных 5 покемонов</w:t>
             </w:r>
             <w:r>
               <w:rPr>
-                <w:rFonts w:ascii="Times New Roman" w:hAnsi="Times New Roman" w:cs="Times New Roman"/>
                 <w:noProof/>
                 <w:webHidden/>
-                <w:color w:val="000000" w:themeColor="text1"/>
               </w:rPr>
               <w:tab/>
             </w:r>
             <w:r>
               <w:rPr>
-                <w:rFonts w:ascii="Times New Roman" w:hAnsi="Times New Roman" w:cs="Times New Roman"/>
                 <w:noProof/>
                 <w:webHidden/>
-                <w:color w:val="000000" w:themeColor="text1"/>
               </w:rPr>
               <w:fldChar w:fldCharType="begin"/>
             </w:r>
             <w:r>
               <w:rPr>
-                <w:rFonts w:ascii="Times New Roman" w:hAnsi="Times New Roman" w:cs="Times New Roman"/>
                 <w:noProof/>
                 <w:webHidden/>
-                <w:color w:val="000000" w:themeColor="text1"/>
               </w:rPr>
-              <w:instrText xml:space="preserve"> PAGEREF _Toc241414850 \h </w:instrText>
+              <w:instrText xml:space="preserve"> PAGEREF _Toc241968480 \h </w:instrText>
             </w:r>
             <w:r>
               <w:rPr>
-                <w:rFonts w:ascii="Times New Roman" w:hAnsi="Times New Roman" w:cs="Times New Roman"/>
                 <w:noProof/>
                 <w:webHidden/>
-                <w:color w:val="000000" w:themeColor="text1"/>
               </w:rPr>
             </w:r>
             <w:r>
               <w:rPr>
-                <w:rFonts w:ascii="Times New Roman" w:hAnsi="Times New Roman" w:cs="Times New Roman"/>
                 <w:noProof/>
                 <w:webHidden/>
-                <w:color w:val="000000" w:themeColor="text1"/>
               </w:rPr>
               <w:fldChar w:fldCharType="separate"/>
             </w:r>
             <w:r>
               <w:rPr>
-                <w:rFonts w:ascii="Times New Roman" w:hAnsi="Times New Roman" w:cs="Times New Roman"/>
                 <w:noProof/>
                 <w:webHidden/>
-                <w:color w:val="000000" w:themeColor="text1"/>
               </w:rPr>
               <w:t>7</w:t>
             </w:r>
             <w:r>
               <w:rPr>
-                <w:rFonts w:ascii="Times New Roman" w:hAnsi="Times New Roman" w:cs="Times New Roman"/>
                 <w:noProof/>
                 <w:webHidden/>
-                <w:color w:val="000000" w:themeColor="text1"/>
               </w:rPr>
               <w:fldChar w:fldCharType="end"/>
             </w:r>
@@ -955,81 +857,65 @@
               <w:tab w:val="right" w:leader="dot" w:pos="9345"/>
             </w:tabs>
             <w:rPr>
-              <w:rFonts w:ascii="Times New Roman" w:eastAsiaTheme="minorEastAsia" w:hAnsi="Times New Roman" w:cs="Times New Roman"/>
+              <w:rFonts w:eastAsiaTheme="minorEastAsia"/>
               <w:noProof/>
-              <w:color w:val="000000" w:themeColor="text1"/>
               <w:lang w:eastAsia="ru-RU"/>
             </w:rPr>
           </w:pPr>
-          <w:hyperlink w:anchor="_Toc241414851" w:history="1">
+          <w:hyperlink w:anchor="_Toc241968481" w:history="1">
             <w:r>
               <w:rPr>
                 <w:rStyle w:val="ac"/>
                 <w:rFonts w:ascii="Times New Roman" w:hAnsi="Times New Roman" w:cs="Times New Roman"/>
                 <w:noProof/>
-                <w:color w:val="000000" w:themeColor="text1"/>
               </w:rPr>
               <w:t>Реализация цепочек эволюции</w:t>
             </w:r>
             <w:r>
               <w:rPr>
-                <w:rFonts w:ascii="Times New Roman" w:hAnsi="Times New Roman" w:cs="Times New Roman"/>
                 <w:noProof/>
                 <w:webHidden/>
-                <w:color w:val="000000" w:themeColor="text1"/>
               </w:rPr>
               <w:tab/>
             </w:r>
             <w:r>
               <w:rPr>
-                <w:rFonts w:ascii="Times New Roman" w:hAnsi="Times New Roman" w:cs="Times New Roman"/>
                 <w:noProof/>
                 <w:webHidden/>
-                <w:color w:val="000000" w:themeColor="text1"/>
               </w:rPr>
               <w:fldChar w:fldCharType="begin"/>
             </w:r>
             <w:r>
               <w:rPr>
-                <w:rFonts w:ascii="Times New Roman" w:hAnsi="Times New Roman" w:cs="Times New Roman"/>
                 <w:noProof/>
                 <w:webHidden/>
-                <w:color w:val="000000" w:themeColor="text1"/>
               </w:rPr>
-              <w:instrText xml:space="preserve"> PAGEREF _Toc241414851 \h </w:instrText>
+              <w:instrText xml:space="preserve"> PAGEREF _Toc241968481 \h </w:instrText>
             </w:r>
             <w:r>
               <w:rPr>
-                <w:rFonts w:ascii="Times New Roman" w:hAnsi="Times New Roman" w:cs="Times New Roman"/>
                 <w:noProof/>
                 <w:webHidden/>
-                <w:color w:val="000000" w:themeColor="text1"/>
               </w:rPr>
             </w:r>
             <w:r>
               <w:rPr>
-                <w:rFonts w:ascii="Times New Roman" w:hAnsi="Times New Roman" w:cs="Times New Roman"/>
                 <w:noProof/>
                 <w:webHidden/>
-                <w:color w:val="000000" w:themeColor="text1"/>
               </w:rPr>
               <w:fldChar w:fldCharType="separate"/>
             </w:r>
             <w:r>
               <w:rPr>
-                <w:rFonts w:ascii="Times New Roman" w:hAnsi="Times New Roman" w:cs="Times New Roman"/>
                 <w:noProof/>
                 <w:webHidden/>
-                <w:color w:val="000000" w:themeColor="text1"/>
               </w:rPr>
               <w:t>8</w:t>
             </w:r>
             <w:r>
               <w:rPr>
-                <w:rFonts w:ascii="Times New Roman" w:hAnsi="Times New Roman" w:cs="Times New Roman"/>
                 <w:noProof/>
                 <w:webHidden/>
-                <w:color w:val="000000" w:themeColor="text1"/>
               </w:rPr>
               <w:fldChar w:fldCharType="end"/>
             </w:r>
@@ -1042,81 +928,65 @@
               <w:tab w:val="right" w:leader="dot" w:pos="9345"/>
             </w:tabs>
             <w:rPr>
-              <w:rFonts w:ascii="Times New Roman" w:eastAsiaTheme="minorEastAsia" w:hAnsi="Times New Roman" w:cs="Times New Roman"/>
+              <w:rFonts w:eastAsiaTheme="minorEastAsia"/>
               <w:noProof/>
-              <w:color w:val="000000" w:themeColor="text1"/>
               <w:lang w:eastAsia="ru-RU"/>
             </w:rPr>
           </w:pPr>
-          <w:hyperlink w:anchor="_Toc241414852" w:history="1">
+          <w:hyperlink w:anchor="_Toc241968482" w:history="1">
             <w:r>
               <w:rPr>
                 <w:rStyle w:val="ac"/>
                 <w:rFonts w:ascii="Times New Roman" w:hAnsi="Times New Roman" w:cs="Times New Roman"/>
                 <w:noProof/>
-                <w:color w:val="000000" w:themeColor="text1"/>
               </w:rPr>
               <w:t>Реализация боя</w:t>
             </w:r>
             <w:r>
               <w:rPr>
-                <w:rFonts w:ascii="Times New Roman" w:hAnsi="Times New Roman" w:cs="Times New Roman"/>
                 <w:noProof/>
                 <w:webHidden/>
-                <w:color w:val="000000" w:themeColor="text1"/>
               </w:rPr>
               <w:tab/>
             </w:r>
             <w:r>
               <w:rPr>
-                <w:rFonts w:ascii="Times New Roman" w:hAnsi="Times New Roman" w:cs="Times New Roman"/>
                 <w:noProof/>
                 <w:webHidden/>
-                <w:color w:val="000000" w:themeColor="text1"/>
               </w:rPr>
               <w:fldChar w:fldCharType="begin"/>
             </w:r>
             <w:r>
               <w:rPr>
-                <w:rFonts w:ascii="Times New Roman" w:hAnsi="Times New Roman" w:cs="Times New Roman"/>
                 <w:noProof/>
                 <w:webHidden/>
-                <w:color w:val="000000" w:themeColor="text1"/>
               </w:rPr>
-              <w:instrText xml:space="preserve"> PAGEREF _Toc241414852 \h </w:instrText>
+              <w:instrText xml:space="preserve"> PAGEREF _Toc241968482 \h </w:instrText>
             </w:r>
             <w:r>
               <w:rPr>
-                <w:rFonts w:ascii="Times New Roman" w:hAnsi="Times New Roman" w:cs="Times New Roman"/>
                 <w:noProof/>
                 <w:webHidden/>
-                <w:color w:val="000000" w:themeColor="text1"/>
               </w:rPr>
             </w:r>
             <w:r>
               <w:rPr>
-                <w:rFonts w:ascii="Times New Roman" w:hAnsi="Times New Roman" w:cs="Times New Roman"/>
                 <w:noProof/>
                 <w:webHidden/>
-                <w:color w:val="000000" w:themeColor="text1"/>
               </w:rPr>
               <w:fldChar w:fldCharType="separate"/>
             </w:r>
             <w:r>
               <w:rPr>
-                <w:rFonts w:ascii="Times New Roman" w:hAnsi="Times New Roman" w:cs="Times New Roman"/>
                 <w:noProof/>
                 <w:webHidden/>
-                <w:color w:val="000000" w:themeColor="text1"/>
               </w:rPr>
               <w:t>8</w:t>
             </w:r>
             <w:r>
               <w:rPr>
-                <w:rFonts w:ascii="Times New Roman" w:hAnsi="Times New Roman" w:cs="Times New Roman"/>
                 <w:noProof/>
                 <w:webHidden/>
-                <w:color w:val="000000" w:themeColor="text1"/>
               </w:rPr>
               <w:fldChar w:fldCharType="end"/>
             </w:r>
@@ -1129,81 +999,65 @@
               <w:tab w:val="right" w:leader="dot" w:pos="9345"/>
             </w:tabs>
             <w:rPr>
-              <w:rFonts w:ascii="Times New Roman" w:eastAsiaTheme="minorEastAsia" w:hAnsi="Times New Roman" w:cs="Times New Roman"/>
+              <w:rFonts w:eastAsiaTheme="minorEastAsia"/>
               <w:noProof/>
-              <w:color w:val="000000" w:themeColor="text1"/>
               <w:lang w:eastAsia="ru-RU"/>
             </w:rPr>
           </w:pPr>
-          <w:hyperlink w:anchor="_Toc241414853" w:history="1">
+          <w:hyperlink w:anchor="_Toc241968483" w:history="1">
             <w:r>
               <w:rPr>
                 <w:rStyle w:val="ac"/>
                 <w:rFonts w:ascii="Times New Roman" w:hAnsi="Times New Roman" w:cs="Times New Roman"/>
                 <w:noProof/>
-                <w:color w:val="000000" w:themeColor="text1"/>
               </w:rPr>
               <w:t>Результат программы</w:t>
             </w:r>
             <w:r>
               <w:rPr>
-                <w:rFonts w:ascii="Times New Roman" w:hAnsi="Times New Roman" w:cs="Times New Roman"/>
                 <w:noProof/>
                 <w:webHidden/>
-                <w:color w:val="000000" w:themeColor="text1"/>
               </w:rPr>
               <w:tab/>
             </w:r>
             <w:r>
               <w:rPr>
-                <w:rFonts w:ascii="Times New Roman" w:hAnsi="Times New Roman" w:cs="Times New Roman"/>
                 <w:noProof/>
                 <w:webHidden/>
-                <w:color w:val="000000" w:themeColor="text1"/>
               </w:rPr>
               <w:fldChar w:fldCharType="begin"/>
             </w:r>
             <w:r>
               <w:rPr>
-                <w:rFonts w:ascii="Times New Roman" w:hAnsi="Times New Roman" w:cs="Times New Roman"/>
                 <w:noProof/>
                 <w:webHidden/>
-                <w:color w:val="000000" w:themeColor="text1"/>
               </w:rPr>
-              <w:instrText xml:space="preserve"> PAGEREF _Toc241414853 \h </w:instrText>
+              <w:instrText xml:space="preserve"> PAGEREF _Toc241968483 \h </w:instrText>
             </w:r>
             <w:r>
               <w:rPr>
-                <w:rFonts w:ascii="Times New Roman" w:hAnsi="Times New Roman" w:cs="Times New Roman"/>
                 <w:noProof/>
                 <w:webHidden/>
-                <w:color w:val="000000" w:themeColor="text1"/>
               </w:rPr>
             </w:r>
             <w:r>
               <w:rPr>
-                <w:rFonts w:ascii="Times New Roman" w:hAnsi="Times New Roman" w:cs="Times New Roman"/>
                 <w:noProof/>
                 <w:webHidden/>
-                <w:color w:val="000000" w:themeColor="text1"/>
               </w:rPr>
               <w:fldChar w:fldCharType="separate"/>
             </w:r>
             <w:r>
               <w:rPr>
-                <w:rFonts w:ascii="Times New Roman" w:hAnsi="Times New Roman" w:cs="Times New Roman"/>
                 <w:noProof/>
                 <w:webHidden/>
-                <w:color w:val="000000" w:themeColor="text1"/>
               </w:rPr>
               <w:t>9</w:t>
             </w:r>
             <w:r>
               <w:rPr>
-                <w:rFonts w:ascii="Times New Roman" w:hAnsi="Times New Roman" w:cs="Times New Roman"/>
                 <w:noProof/>
                 <w:webHidden/>
-                <w:color w:val="000000" w:themeColor="text1"/>
               </w:rPr>
               <w:fldChar w:fldCharType="end"/>
             </w:r>
@@ -1216,81 +1070,65 @@
               <w:tab w:val="right" w:leader="dot" w:pos="9345"/>
             </w:tabs>
             <w:rPr>
-              <w:rFonts w:ascii="Times New Roman" w:eastAsiaTheme="minorEastAsia" w:hAnsi="Times New Roman" w:cs="Times New Roman"/>
+              <w:rFonts w:eastAsiaTheme="minorEastAsia"/>
               <w:noProof/>
-              <w:color w:val="000000" w:themeColor="text1"/>
               <w:lang w:eastAsia="ru-RU"/>
             </w:rPr>
           </w:pPr>
-          <w:hyperlink w:anchor="_Toc241414854" w:history="1">
+          <w:hyperlink w:anchor="_Toc241968484" w:history="1">
             <w:r>
               <w:rPr>
                 <w:rStyle w:val="ac"/>
                 <w:rFonts w:ascii="Times New Roman" w:hAnsi="Times New Roman" w:cs="Times New Roman"/>
                 <w:noProof/>
-                <w:color w:val="000000" w:themeColor="text1"/>
               </w:rPr>
               <w:t>Исходный код</w:t>
             </w:r>
             <w:r>
               <w:rPr>
-                <w:rFonts w:ascii="Times New Roman" w:hAnsi="Times New Roman" w:cs="Times New Roman"/>
                 <w:noProof/>
                 <w:webHidden/>
-                <w:color w:val="000000" w:themeColor="text1"/>
               </w:rPr>
               <w:tab/>
             </w:r>
             <w:r>
               <w:rPr>
-                <w:rFonts w:ascii="Times New Roman" w:hAnsi="Times New Roman" w:cs="Times New Roman"/>
                 <w:noProof/>
                 <w:webHidden/>
-                <w:color w:val="000000" w:themeColor="text1"/>
               </w:rPr>
               <w:fldChar w:fldCharType="begin"/>
             </w:r>
             <w:r>
               <w:rPr>
-                <w:rFonts w:ascii="Times New Roman" w:hAnsi="Times New Roman" w:cs="Times New Roman"/>
                 <w:noProof/>
                 <w:webHidden/>
-                <w:color w:val="000000" w:themeColor="text1"/>
               </w:rPr>
-              <w:instrText xml:space="preserve"> PAGEREF _Toc241414854 \h </w:instrText>
+              <w:instrText xml:space="preserve"> PAGEREF _Toc241968484 \h </w:instrText>
             </w:r>
             <w:r>
               <w:rPr>
-                <w:rFonts w:ascii="Times New Roman" w:hAnsi="Times New Roman" w:cs="Times New Roman"/>
                 <w:noProof/>
                 <w:webHidden/>
-                <w:color w:val="000000" w:themeColor="text1"/>
               </w:rPr>
             </w:r>
             <w:r>
               <w:rPr>
-                <w:rFonts w:ascii="Times New Roman" w:hAnsi="Times New Roman" w:cs="Times New Roman"/>
                 <w:noProof/>
                 <w:webHidden/>
-                <w:color w:val="000000" w:themeColor="text1"/>
               </w:rPr>
               <w:fldChar w:fldCharType="separate"/>
             </w:r>
             <w:r>
               <w:rPr>
-                <w:rFonts w:ascii="Times New Roman" w:hAnsi="Times New Roman" w:cs="Times New Roman"/>
                 <w:noProof/>
                 <w:webHidden/>
-                <w:color w:val="000000" w:themeColor="text1"/>
               </w:rPr>
               <w:t>14</w:t>
             </w:r>
             <w:r>
               <w:rPr>
-                <w:rFonts w:ascii="Times New Roman" w:hAnsi="Times New Roman" w:cs="Times New Roman"/>
                 <w:noProof/>
                 <w:webHidden/>
-                <w:color w:val="000000" w:themeColor="text1"/>
               </w:rPr>
               <w:fldChar w:fldCharType="end"/>
             </w:r>
@@ -1303,81 +1141,65 @@
               <w:tab w:val="right" w:leader="dot" w:pos="9345"/>
             </w:tabs>
             <w:rPr>
-              <w:rFonts w:ascii="Times New Roman" w:eastAsiaTheme="minorEastAsia" w:hAnsi="Times New Roman" w:cs="Times New Roman"/>
+              <w:rFonts w:eastAsiaTheme="minorEastAsia"/>
               <w:noProof/>
-              <w:color w:val="000000" w:themeColor="text1"/>
               <w:lang w:eastAsia="ru-RU"/>
             </w:rPr>
           </w:pPr>
-          <w:hyperlink w:anchor="_Toc241414855" w:history="1">
+          <w:hyperlink w:anchor="_Toc241968485" w:history="1">
             <w:r>
               <w:rPr>
                 <w:rStyle w:val="ac"/>
                 <w:rFonts w:ascii="Times New Roman" w:hAnsi="Times New Roman" w:cs="Times New Roman"/>
                 <w:noProof/>
-                <w:color w:val="000000" w:themeColor="text1"/>
               </w:rPr>
               <w:t>Диаграмма классов</w:t>
             </w:r>
             <w:r>
               <w:rPr>
-                <w:rFonts w:ascii="Times New Roman" w:hAnsi="Times New Roman" w:cs="Times New Roman"/>
                 <w:noProof/>
                 <w:webHidden/>
-                <w:color w:val="000000" w:themeColor="text1"/>
               </w:rPr>
               <w:tab/>
             </w:r>
             <w:r>
               <w:rPr>
-                <w:rFonts w:ascii="Times New Roman" w:hAnsi="Times New Roman" w:cs="Times New Roman"/>
                 <w:noProof/>
                 <w:webHidden/>
-                <w:color w:val="000000" w:themeColor="text1"/>
               </w:rPr>
               <w:fldChar w:fldCharType="begin"/>
             </w:r>
             <w:r>
               <w:rPr>
-                <w:rFonts w:ascii="Times New Roman" w:hAnsi="Times New Roman" w:cs="Times New Roman"/>
                 <w:noProof/>
                 <w:webHidden/>
-                <w:color w:val="000000" w:themeColor="text1"/>
               </w:rPr>
-              <w:instrText xml:space="preserve"> PAGEREF _Toc241414855 \h </w:instrText>
+              <w:instrText xml:space="preserve"> PAGEREF _Toc241968485 \h </w:instrText>
             </w:r>
             <w:r>
               <w:rPr>
-                <w:rFonts w:ascii="Times New Roman" w:hAnsi="Times New Roman" w:cs="Times New Roman"/>
                 <w:noProof/>
                 <w:webHidden/>
-                <w:color w:val="000000" w:themeColor="text1"/>
               </w:rPr>
             </w:r>
             <w:r>
               <w:rPr>
-                <w:rFonts w:ascii="Times New Roman" w:hAnsi="Times New Roman" w:cs="Times New Roman"/>
                 <w:noProof/>
                 <w:webHidden/>
-                <w:color w:val="000000" w:themeColor="text1"/>
               </w:rPr>
               <w:fldChar w:fldCharType="separate"/>
             </w:r>
             <w:r>
               <w:rPr>
-                <w:rFonts w:ascii="Times New Roman" w:hAnsi="Times New Roman" w:cs="Times New Roman"/>
                 <w:noProof/>
                 <w:webHidden/>
-                <w:color w:val="000000" w:themeColor="text1"/>
               </w:rPr>
-              <w:t>14</w:t>
+              <w:t>15</w:t>
             </w:r>
             <w:r>
               <w:rPr>
-                <w:rFonts w:ascii="Times New Roman" w:hAnsi="Times New Roman" w:cs="Times New Roman"/>
                 <w:noProof/>
                 <w:webHidden/>
-                <w:color w:val="000000" w:themeColor="text1"/>
               </w:rPr>
               <w:fldChar w:fldCharType="end"/>
             </w:r>
@@ -1390,81 +1212,65 @@
               <w:tab w:val="right" w:leader="dot" w:pos="9345"/>
             </w:tabs>
             <w:rPr>
-              <w:rFonts w:ascii="Times New Roman" w:eastAsiaTheme="minorEastAsia" w:hAnsi="Times New Roman" w:cs="Times New Roman"/>
+              <w:rFonts w:eastAsiaTheme="minorEastAsia"/>
               <w:noProof/>
-              <w:color w:val="000000" w:themeColor="text1"/>
               <w:lang w:eastAsia="ru-RU"/>
             </w:rPr>
           </w:pPr>
-          <w:hyperlink w:anchor="_Toc241414856" w:history="1">
+          <w:hyperlink w:anchor="_Toc241968486" w:history="1">
             <w:r>
               <w:rPr>
                 <w:rStyle w:val="ac"/>
                 <w:rFonts w:ascii="Times New Roman" w:hAnsi="Times New Roman" w:cs="Times New Roman"/>
                 <w:noProof/>
-                <w:color w:val="000000" w:themeColor="text1"/>
               </w:rPr>
               <w:t>Выводы по работе</w:t>
             </w:r>
             <w:r>
               <w:rPr>
-                <w:rFonts w:ascii="Times New Roman" w:hAnsi="Times New Roman" w:cs="Times New Roman"/>
                 <w:noProof/>
                 <w:webHidden/>
-                <w:color w:val="000000" w:themeColor="text1"/>
               </w:rPr>
               <w:tab/>
             </w:r>
             <w:r>
               <w:rPr>
-                <w:rFonts w:ascii="Times New Roman" w:hAnsi="Times New Roman" w:cs="Times New Roman"/>
                 <w:noProof/>
                 <w:webHidden/>
-                <w:color w:val="000000" w:themeColor="text1"/>
               </w:rPr>
               <w:fldChar w:fldCharType="begin"/>
             </w:r>
             <w:r>
               <w:rPr>
-                <w:rFonts w:ascii="Times New Roman" w:hAnsi="Times New Roman" w:cs="Times New Roman"/>
                 <w:noProof/>
                 <w:webHidden/>
-                <w:color w:val="000000" w:themeColor="text1"/>
               </w:rPr>
-              <w:instrText xml:space="preserve"> PAGEREF _Toc241414856 \h </w:instrText>
+              <w:instrText xml:space="preserve"> PAGEREF _Toc241968486 \h </w:instrText>
             </w:r>
             <w:r>
               <w:rPr>
-                <w:rFonts w:ascii="Times New Roman" w:hAnsi="Times New Roman" w:cs="Times New Roman"/>
                 <w:noProof/>
                 <w:webHidden/>
-                <w:color w:val="000000" w:themeColor="text1"/>
               </w:rPr>
             </w:r>
             <w:r>
               <w:rPr>
-                <w:rFonts w:ascii="Times New Roman" w:hAnsi="Times New Roman" w:cs="Times New Roman"/>
                 <w:noProof/>
                 <w:webHidden/>
-                <w:color w:val="000000" w:themeColor="text1"/>
               </w:rPr>
               <w:fldChar w:fldCharType="separate"/>
             </w:r>
             <w:r>
               <w:rPr>
-                <w:rFonts w:ascii="Times New Roman" w:hAnsi="Times New Roman" w:cs="Times New Roman"/>
                 <w:noProof/>
                 <w:webHidden/>
-                <w:color w:val="000000" w:themeColor="text1"/>
               </w:rPr>
               <w:t>16</w:t>
             </w:r>
             <w:r>
               <w:rPr>
-                <w:rFonts w:ascii="Times New Roman" w:hAnsi="Times New Roman" w:cs="Times New Roman"/>
                 <w:noProof/>
                 <w:webHidden/>
-                <w:color w:val="000000" w:themeColor="text1"/>
               </w:rPr>
               <w:fldChar w:fldCharType="end"/>
             </w:r>
@@ -1477,81 +1283,65 @@
               <w:tab w:val="right" w:leader="dot" w:pos="9345"/>
             </w:tabs>
             <w:rPr>
-              <w:rFonts w:ascii="Times New Roman" w:eastAsiaTheme="minorEastAsia" w:hAnsi="Times New Roman" w:cs="Times New Roman"/>
+              <w:rFonts w:eastAsiaTheme="minorEastAsia"/>
               <w:noProof/>
-              <w:color w:val="000000" w:themeColor="text1"/>
               <w:lang w:eastAsia="ru-RU"/>
             </w:rPr>
           </w:pPr>
-          <w:hyperlink w:anchor="_Toc241414857" w:history="1">
+          <w:hyperlink w:anchor="_Toc241968487" w:history="1">
             <w:r>
               <w:rPr>
                 <w:rStyle w:val="ac"/>
                 <w:rFonts w:ascii="Times New Roman" w:hAnsi="Times New Roman" w:cs="Times New Roman"/>
                 <w:noProof/>
-                <w:color w:val="000000" w:themeColor="text1"/>
               </w:rPr>
               <w:t>Список литературы</w:t>
             </w:r>
             <w:r>
               <w:rPr>
-                <w:rFonts w:ascii="Times New Roman" w:hAnsi="Times New Roman" w:cs="Times New Roman"/>
                 <w:noProof/>
                 <w:webHidden/>
-                <w:color w:val="000000" w:themeColor="text1"/>
               </w:rPr>
               <w:tab/>
             </w:r>
             <w:r>
               <w:rPr>
-                <w:rFonts w:ascii="Times New Roman" w:hAnsi="Times New Roman" w:cs="Times New Roman"/>
                 <w:noProof/>
                 <w:webHidden/>
-                <w:color w:val="000000" w:themeColor="text1"/>
               </w:rPr>
               <w:fldChar w:fldCharType="begin"/>
             </w:r>
             <w:r>
               <w:rPr>
-                <w:rFonts w:ascii="Times New Roman" w:hAnsi="Times New Roman" w:cs="Times New Roman"/>
                 <w:noProof/>
                 <w:webHidden/>
-                <w:color w:val="000000" w:themeColor="text1"/>
               </w:rPr>
-              <w:instrText xml:space="preserve"> PAGEREF _Toc241414857 \h </w:instrText>
+              <w:instrText xml:space="preserve"> PAGEREF _Toc241968487 \h </w:instrText>
             </w:r>
             <w:r>
               <w:rPr>
-                <w:rFonts w:ascii="Times New Roman" w:hAnsi="Times New Roman" w:cs="Times New Roman"/>
                 <w:noProof/>
                 <w:webHidden/>
-                <w:color w:val="000000" w:themeColor="text1"/>
               </w:rPr>
             </w:r>
             <w:r>
               <w:rPr>
-                <w:rFonts w:ascii="Times New Roman" w:hAnsi="Times New Roman" w:cs="Times New Roman"/>
                 <w:noProof/>
                 <w:webHidden/>
-                <w:color w:val="000000" w:themeColor="text1"/>
               </w:rPr>
               <w:fldChar w:fldCharType="separate"/>
             </w:r>
             <w:r>
               <w:rPr>
-                <w:rFonts w:ascii="Times New Roman" w:hAnsi="Times New Roman" w:cs="Times New Roman"/>
                 <w:noProof/>
                 <w:webHidden/>
-                <w:color w:val="000000" w:themeColor="text1"/>
               </w:rPr>
               <w:t>17</w:t>
             </w:r>
             <w:r>
               <w:rPr>
-                <w:rFonts w:ascii="Times New Roman" w:hAnsi="Times New Roman" w:cs="Times New Roman"/>
                 <w:noProof/>
                 <w:webHidden/>
-                <w:color w:val="000000" w:themeColor="text1"/>
               </w:rPr>
               <w:fldChar w:fldCharType="end"/>
             </w:r>
@@ -1601,7 +1391,7 @@
           <w:color w:val="000000" w:themeColor="text1"/>
         </w:rPr>
       </w:pPr>
-      <w:bookmarkStart w:id="0" w:name="_Toc241414845"/>
+      <w:bookmarkStart w:id="0" w:name="_Toc241968475"/>
       <w:r>
         <w:rPr>
           <w:rFonts w:ascii="Times New Roman" w:hAnsi="Times New Roman" w:cs="Times New Roman"/>
@@ -1778,7 +1568,7 @@
           <w:color w:val="000000" w:themeColor="text1"/>
         </w:rPr>
       </w:pPr>
-      <w:bookmarkStart w:id="1" w:name="_Toc241414846"/>
+      <w:bookmarkStart w:id="1" w:name="_Toc241968476"/>
       <w:r>
         <w:rPr>
           <w:rFonts w:ascii="Times New Roman" w:hAnsi="Times New Roman" w:cs="Times New Roman"/>
@@ -1797,15 +1587,24 @@
           <w:color w:val="000000" w:themeColor="text1"/>
         </w:rPr>
       </w:pPr>
-      <w:bookmarkStart w:id="2" w:name="_Toc241414847"/>
-      <w:r>
-        <w:rPr>
-          <w:rFonts w:ascii="Times New Roman" w:hAnsi="Times New Roman" w:cs="Times New Roman"/>
-          <w:color w:val="000000" w:themeColor="text1"/>
-        </w:rPr>
-        <w:t>Реализация покемона Volbeat</w:t>
+      <w:bookmarkStart w:id="2" w:name="_Toc241968477"/>
+      <w:r>
+        <w:rPr>
+          <w:rFonts w:ascii="Times New Roman" w:hAnsi="Times New Roman" w:cs="Times New Roman"/>
+          <w:color w:val="000000" w:themeColor="text1"/>
+        </w:rPr>
+        <w:t xml:space="preserve">Реализация покемона </w:t>
+      </w:r>
+      <w:proofErr w:type="spellStart"/>
+      <w:r>
+        <w:rPr>
+          <w:rFonts w:ascii="Times New Roman" w:hAnsi="Times New Roman" w:cs="Times New Roman"/>
+          <w:color w:val="000000" w:themeColor="text1"/>
+        </w:rPr>
+        <w:t>Volbeat</w:t>
       </w:r>
       <w:bookmarkEnd w:id="2"/>
+      <w:proofErr w:type="spellEnd"/>
     </w:p>
     <w:p>
       <w:pPr>
@@ -1896,6 +1695,7 @@
         </w:rPr>
         <w:t xml:space="preserve">Рисунок 1 – информация про </w:t>
       </w:r>
+      <w:proofErr w:type="spellStart"/>
       <w:r>
         <w:rPr>
           <w:rFonts w:ascii="Times New Roman" w:hAnsi="Times New Roman" w:cs="Times New Roman"/>
@@ -1904,6 +1704,7 @@
         </w:rPr>
         <w:t>Volbeat</w:t>
       </w:r>
+      <w:proofErr w:type="spellEnd"/>
     </w:p>
     <w:p>
       <w:pPr>
@@ -1928,6 +1729,7 @@
         </w:rPr>
         <w:t xml:space="preserve">На основе этой информации создал класс </w:t>
       </w:r>
+      <w:proofErr w:type="spellStart"/>
       <w:r>
         <w:rPr>
           <w:rFonts w:ascii="Times New Roman" w:hAnsi="Times New Roman" w:cs="Times New Roman"/>
@@ -1936,6 +1738,7 @@
         </w:rPr>
         <w:t>Volbeat</w:t>
       </w:r>
+      <w:proofErr w:type="spellEnd"/>
       <w:r>
         <w:rPr>
           <w:rFonts w:ascii="Times New Roman" w:hAnsi="Times New Roman" w:cs="Times New Roman"/>
@@ -2009,24 +1812,25 @@
         <w:rPr>
           <w:rFonts w:ascii="Times New Roman" w:hAnsi="Times New Roman" w:cs="Times New Roman"/>
           <w:color w:val="000000" w:themeColor="text1"/>
+        </w:rPr>
+      </w:pPr>
+      <w:r>
+        <w:rPr>
+          <w:rFonts w:ascii="Times New Roman" w:hAnsi="Times New Roman" w:cs="Times New Roman"/>
+          <w:color w:val="000000" w:themeColor="text1"/>
+        </w:rPr>
+        <w:t xml:space="preserve">Рисунок 1.2 – Реализация </w:t>
+      </w:r>
+      <w:proofErr w:type="spellStart"/>
+      <w:r>
+        <w:rPr>
+          <w:rFonts w:ascii="Times New Roman" w:hAnsi="Times New Roman" w:cs="Times New Roman"/>
+          <w:color w:val="000000" w:themeColor="text1"/>
           <w:lang w:val="en-US"/>
         </w:rPr>
-      </w:pPr>
-      <w:r>
-        <w:rPr>
-          <w:rFonts w:ascii="Times New Roman" w:hAnsi="Times New Roman" w:cs="Times New Roman"/>
-          <w:color w:val="000000" w:themeColor="text1"/>
-        </w:rPr>
-        <w:t xml:space="preserve">Рисунок 1.2 – Реализация </w:t>
-      </w:r>
-      <w:r>
-        <w:rPr>
-          <w:rFonts w:ascii="Times New Roman" w:hAnsi="Times New Roman" w:cs="Times New Roman"/>
-          <w:color w:val="000000" w:themeColor="text1"/>
-          <w:lang w:val="en-US"/>
-        </w:rPr>
         <w:t>Volbeat</w:t>
       </w:r>
+      <w:proofErr w:type="spellEnd"/>
     </w:p>
     <w:p>
       <w:pPr>
@@ -2036,7 +1840,7 @@
           <w:color w:val="000000" w:themeColor="text1"/>
         </w:rPr>
       </w:pPr>
-      <w:bookmarkStart w:id="3" w:name="_Toc241414848"/>
+      <w:bookmarkStart w:id="3" w:name="_Toc241968478"/>
       <w:r>
         <w:rPr>
           <w:rFonts w:ascii="Times New Roman" w:hAnsi="Times New Roman" w:cs="Times New Roman"/>
@@ -2050,8 +1854,25 @@
           <w:rFonts w:ascii="Times New Roman" w:hAnsi="Times New Roman" w:cs="Times New Roman"/>
           <w:color w:val="000000" w:themeColor="text1"/>
         </w:rPr>
-        <w:t xml:space="preserve">атаки QuickAttack для </w:t>
-      </w:r>
+        <w:t xml:space="preserve">атаки </w:t>
+      </w:r>
+      <w:proofErr w:type="spellStart"/>
+      <w:r>
+        <w:rPr>
+          <w:rFonts w:ascii="Times New Roman" w:hAnsi="Times New Roman" w:cs="Times New Roman"/>
+          <w:color w:val="000000" w:themeColor="text1"/>
+        </w:rPr>
+        <w:t>QuickAttack</w:t>
+      </w:r>
+      <w:proofErr w:type="spellEnd"/>
+      <w:r>
+        <w:rPr>
+          <w:rFonts w:ascii="Times New Roman" w:hAnsi="Times New Roman" w:cs="Times New Roman"/>
+          <w:color w:val="000000" w:themeColor="text1"/>
+        </w:rPr>
+        <w:t xml:space="preserve"> для </w:t>
+      </w:r>
+      <w:proofErr w:type="spellStart"/>
       <w:r>
         <w:rPr>
           <w:rFonts w:ascii="Times New Roman" w:hAnsi="Times New Roman" w:cs="Times New Roman"/>
@@ -2061,21 +1882,31 @@
         <w:t>Volbeat</w:t>
       </w:r>
       <w:bookmarkEnd w:id="3"/>
-    </w:p>
-    <w:p>
-      <w:pPr>
-        <w:rPr>
-          <w:rFonts w:ascii="Times New Roman" w:hAnsi="Times New Roman" w:cs="Times New Roman"/>
-          <w:color w:val="000000" w:themeColor="text1"/>
-        </w:rPr>
-      </w:pPr>
-      <w:r>
-        <w:rPr>
-          <w:rFonts w:ascii="Times New Roman" w:hAnsi="Times New Roman" w:cs="Times New Roman"/>
-          <w:color w:val="000000" w:themeColor="text1"/>
-        </w:rPr>
-        <w:t>Для покемона требуется создать 4 вида атак, одна из них - QuickAttack</w:t>
-      </w:r>
+      <w:proofErr w:type="spellEnd"/>
+    </w:p>
+    <w:p>
+      <w:pPr>
+        <w:rPr>
+          <w:rFonts w:ascii="Times New Roman" w:hAnsi="Times New Roman" w:cs="Times New Roman"/>
+          <w:color w:val="000000" w:themeColor="text1"/>
+        </w:rPr>
+      </w:pPr>
+      <w:r>
+        <w:rPr>
+          <w:rFonts w:ascii="Times New Roman" w:hAnsi="Times New Roman" w:cs="Times New Roman"/>
+          <w:color w:val="000000" w:themeColor="text1"/>
+        </w:rPr>
+        <w:t xml:space="preserve">Для покемона требуется создать 4 вида атак, одна из них - </w:t>
+      </w:r>
+      <w:proofErr w:type="spellStart"/>
+      <w:r>
+        <w:rPr>
+          <w:rFonts w:ascii="Times New Roman" w:hAnsi="Times New Roman" w:cs="Times New Roman"/>
+          <w:color w:val="000000" w:themeColor="text1"/>
+        </w:rPr>
+        <w:t>QuickAttack</w:t>
+      </w:r>
+      <w:proofErr w:type="spellEnd"/>
     </w:p>
     <w:p>
       <w:pPr>
@@ -2091,6 +1922,7 @@
         </w:rPr>
         <w:t xml:space="preserve">С того же сайта беру информацию про данную атаку и на ее основе создаю класс </w:t>
       </w:r>
+      <w:proofErr w:type="spellStart"/>
       <w:r>
         <w:rPr>
           <w:rFonts w:ascii="Times New Roman" w:hAnsi="Times New Roman" w:cs="Times New Roman"/>
@@ -2099,6 +1931,7 @@
         </w:rPr>
         <w:t>QuickAttack</w:t>
       </w:r>
+      <w:proofErr w:type="spellEnd"/>
     </w:p>
     <w:p>
       <w:pPr>
@@ -2275,6 +2108,7 @@
         </w:rPr>
         <w:t xml:space="preserve">Рисунок 2.2 – реализация </w:t>
       </w:r>
+      <w:proofErr w:type="spellStart"/>
       <w:r>
         <w:rPr>
           <w:rFonts w:ascii="Times New Roman" w:hAnsi="Times New Roman" w:cs="Times New Roman"/>
@@ -2283,6 +2117,7 @@
         </w:rPr>
         <w:t>QuickAttack</w:t>
       </w:r>
+      <w:proofErr w:type="spellEnd"/>
     </w:p>
     <w:p>
       <w:pPr>
@@ -2307,6 +2142,7 @@
         </w:rPr>
         <w:t xml:space="preserve">Также я переопределил метод </w:t>
       </w:r>
+      <w:proofErr w:type="gramStart"/>
       <w:r>
         <w:rPr>
           <w:rFonts w:ascii="Times New Roman" w:hAnsi="Times New Roman" w:cs="Times New Roman"/>
@@ -2320,7 +2156,15 @@
           <w:rFonts w:ascii="Times New Roman" w:hAnsi="Times New Roman" w:cs="Times New Roman"/>
           <w:color w:val="000000" w:themeColor="text1"/>
         </w:rPr>
-        <w:t>(), который возвращает описание атаки</w:t>
+        <w:t>(</w:t>
+      </w:r>
+      <w:proofErr w:type="gramEnd"/>
+      <w:r>
+        <w:rPr>
+          <w:rFonts w:ascii="Times New Roman" w:hAnsi="Times New Roman" w:cs="Times New Roman"/>
+          <w:color w:val="000000" w:themeColor="text1"/>
+        </w:rPr>
+        <w:t>), который возвращает описание атаки</w:t>
       </w:r>
     </w:p>
     <w:p>
@@ -2339,7 +2183,7 @@
           <w:color w:val="000000" w:themeColor="text1"/>
         </w:rPr>
       </w:pPr>
-      <w:bookmarkStart w:id="4" w:name="_Toc241414849"/>
+      <w:bookmarkStart w:id="4" w:name="_Toc241968479"/>
       <w:r>
         <w:rPr>
           <w:rFonts w:ascii="Times New Roman" w:hAnsi="Times New Roman" w:cs="Times New Roman"/>
@@ -2347,6 +2191,7 @@
         </w:rPr>
         <w:t xml:space="preserve">Реализация остальных 3 классов атак </w:t>
       </w:r>
+      <w:proofErr w:type="spellStart"/>
       <w:r>
         <w:rPr>
           <w:rFonts w:ascii="Times New Roman" w:hAnsi="Times New Roman" w:cs="Times New Roman"/>
@@ -2356,6 +2201,7 @@
         <w:t>Volbeat</w:t>
       </w:r>
       <w:bookmarkEnd w:id="4"/>
+      <w:proofErr w:type="spellEnd"/>
     </w:p>
     <w:p>
       <w:pPr>
@@ -2386,6 +2232,7 @@
         </w:rPr>
         <w:t xml:space="preserve">, который наследуется от </w:t>
       </w:r>
+      <w:proofErr w:type="spellStart"/>
       <w:r>
         <w:rPr>
           <w:rFonts w:ascii="Times New Roman" w:hAnsi="Times New Roman" w:cs="Times New Roman"/>
@@ -2394,6 +2241,7 @@
         </w:rPr>
         <w:t>StatusMove</w:t>
       </w:r>
+      <w:proofErr w:type="spellEnd"/>
     </w:p>
     <w:p>
       <w:pPr>
@@ -2410,6 +2258,8 @@
         <w:lastRenderedPageBreak/>
         <w:t xml:space="preserve">В нем было необходимо переопределить метод </w:t>
       </w:r>
+      <w:proofErr w:type="spellStart"/>
+      <w:proofErr w:type="gramStart"/>
       <w:r>
         <w:rPr>
           <w:rFonts w:ascii="Times New Roman" w:hAnsi="Times New Roman" w:cs="Times New Roman"/>
@@ -2418,6 +2268,7 @@
         </w:rPr>
         <w:t>applyOppEffects</w:t>
       </w:r>
+      <w:proofErr w:type="spellEnd"/>
       <w:r>
         <w:rPr>
           <w:rFonts w:ascii="Times New Roman" w:hAnsi="Times New Roman" w:cs="Times New Roman"/>
@@ -2425,6 +2276,8 @@
         </w:rPr>
         <w:t>(</w:t>
       </w:r>
+      <w:proofErr w:type="spellStart"/>
+      <w:proofErr w:type="gramEnd"/>
       <w:r>
         <w:rPr>
           <w:rFonts w:ascii="Times New Roman" w:hAnsi="Times New Roman" w:cs="Times New Roman"/>
@@ -2433,6 +2286,7 @@
         </w:rPr>
         <w:t>Pokemon</w:t>
       </w:r>
+      <w:proofErr w:type="spellEnd"/>
       <w:r>
         <w:rPr>
           <w:rFonts w:ascii="Times New Roman" w:hAnsi="Times New Roman" w:cs="Times New Roman"/>
@@ -2592,6 +2446,8 @@
         </w:rPr>
         <w:t xml:space="preserve"> необходимо было сделать точность 100%, поэтому я переопределил метод </w:t>
       </w:r>
+      <w:proofErr w:type="spellStart"/>
+      <w:proofErr w:type="gramStart"/>
       <w:r>
         <w:rPr>
           <w:rFonts w:ascii="Times New Roman" w:hAnsi="Times New Roman" w:cs="Times New Roman"/>
@@ -2616,6 +2472,7 @@
         </w:rPr>
         <w:t>Accuracy</w:t>
       </w:r>
+      <w:proofErr w:type="spellEnd"/>
       <w:r>
         <w:rPr>
           <w:rFonts w:ascii="Times New Roman" w:hAnsi="Times New Roman" w:cs="Times New Roman"/>
@@ -2623,6 +2480,8 @@
         </w:rPr>
         <w:t>(</w:t>
       </w:r>
+      <w:proofErr w:type="spellStart"/>
+      <w:proofErr w:type="gramEnd"/>
       <w:r>
         <w:rPr>
           <w:rFonts w:ascii="Times New Roman" w:hAnsi="Times New Roman" w:cs="Times New Roman"/>
@@ -2631,6 +2490,7 @@
         </w:rPr>
         <w:t>Pokemon</w:t>
       </w:r>
+      <w:proofErr w:type="spellEnd"/>
       <w:r>
         <w:rPr>
           <w:rFonts w:ascii="Times New Roman" w:hAnsi="Times New Roman" w:cs="Times New Roman"/>
@@ -2638,6 +2498,7 @@
         </w:rPr>
         <w:t xml:space="preserve"> </w:t>
       </w:r>
+      <w:proofErr w:type="spellStart"/>
       <w:r>
         <w:rPr>
           <w:rFonts w:ascii="Times New Roman" w:hAnsi="Times New Roman" w:cs="Times New Roman"/>
@@ -2646,6 +2507,7 @@
         </w:rPr>
         <w:t>att</w:t>
       </w:r>
+      <w:proofErr w:type="spellEnd"/>
       <w:r>
         <w:rPr>
           <w:rFonts w:ascii="Times New Roman" w:hAnsi="Times New Roman" w:cs="Times New Roman"/>
@@ -2653,6 +2515,7 @@
         </w:rPr>
         <w:t xml:space="preserve">, </w:t>
       </w:r>
+      <w:proofErr w:type="spellStart"/>
       <w:r>
         <w:rPr>
           <w:rFonts w:ascii="Times New Roman" w:hAnsi="Times New Roman" w:cs="Times New Roman"/>
@@ -2661,6 +2524,7 @@
         </w:rPr>
         <w:t>Pokemon</w:t>
       </w:r>
+      <w:proofErr w:type="spellEnd"/>
       <w:r>
         <w:rPr>
           <w:rFonts w:ascii="Times New Roman" w:hAnsi="Times New Roman" w:cs="Times New Roman"/>
@@ -2765,6 +2629,7 @@
         </w:rPr>
         <w:t xml:space="preserve">Рисунок 3.2 – реализация </w:t>
       </w:r>
+      <w:proofErr w:type="spellStart"/>
       <w:r>
         <w:rPr>
           <w:rFonts w:ascii="Times New Roman" w:hAnsi="Times New Roman" w:cs="Times New Roman"/>
@@ -2773,6 +2638,7 @@
         </w:rPr>
         <w:t>AerialAce</w:t>
       </w:r>
+      <w:proofErr w:type="spellEnd"/>
     </w:p>
     <w:p>
       <w:pPr>
@@ -2824,7 +2690,23 @@
           <w:rFonts w:ascii="Times New Roman" w:hAnsi="Times New Roman" w:cs="Times New Roman"/>
           <w:color w:val="000000" w:themeColor="text1"/>
         </w:rPr>
-        <w:t>, особенность которой - это наложение эффекта растерянности</w:t>
+        <w:t xml:space="preserve">, особенность которой </w:t>
+      </w:r>
+      <w:proofErr w:type="gramStart"/>
+      <w:r>
+        <w:rPr>
+          <w:rFonts w:ascii="Times New Roman" w:hAnsi="Times New Roman" w:cs="Times New Roman"/>
+          <w:color w:val="000000" w:themeColor="text1"/>
+        </w:rPr>
+        <w:t>- это</w:t>
+      </w:r>
+      <w:proofErr w:type="gramEnd"/>
+      <w:r>
+        <w:rPr>
+          <w:rFonts w:ascii="Times New Roman" w:hAnsi="Times New Roman" w:cs="Times New Roman"/>
+          <w:color w:val="000000" w:themeColor="text1"/>
+        </w:rPr>
+        <w:t xml:space="preserve"> наложение эффекта растерянности</w:t>
       </w:r>
     </w:p>
     <w:p>
@@ -2977,6 +2859,7 @@
         </w:rPr>
         <w:t xml:space="preserve">Рисунок 3.3 – реализация </w:t>
       </w:r>
+      <w:proofErr w:type="spellStart"/>
       <w:r>
         <w:rPr>
           <w:rFonts w:ascii="Times New Roman" w:hAnsi="Times New Roman" w:cs="Times New Roman"/>
@@ -2985,6 +2868,7 @@
         </w:rPr>
         <w:t>DizzyPunch</w:t>
       </w:r>
+      <w:proofErr w:type="spellEnd"/>
     </w:p>
     <w:p>
       <w:pPr>
@@ -3003,7 +2887,7 @@
           <w:color w:val="000000" w:themeColor="text1"/>
         </w:rPr>
       </w:pPr>
-      <w:bookmarkStart w:id="5" w:name="_Toc241414850"/>
+      <w:bookmarkStart w:id="5" w:name="_Toc241968480"/>
       <w:r>
         <w:rPr>
           <w:rFonts w:ascii="Times New Roman" w:hAnsi="Times New Roman" w:cs="Times New Roman"/>
@@ -3048,6 +2932,7 @@
         </w:rPr>
         <w:t xml:space="preserve"> </w:t>
       </w:r>
+      <w:proofErr w:type="spellStart"/>
       <w:r>
         <w:rPr>
           <w:rFonts w:ascii="Times New Roman" w:hAnsi="Times New Roman" w:cs="Times New Roman"/>
@@ -3056,6 +2941,7 @@
         </w:rPr>
         <w:t>Volbeat</w:t>
       </w:r>
+      <w:proofErr w:type="spellEnd"/>
       <w:r>
         <w:rPr>
           <w:rFonts w:ascii="Times New Roman" w:hAnsi="Times New Roman" w:cs="Times New Roman"/>
@@ -3086,6 +2972,7 @@
         </w:rPr>
         <w:t xml:space="preserve">Среди новых методов, которые я переопределил – это </w:t>
       </w:r>
+      <w:proofErr w:type="spellStart"/>
       <w:r>
         <w:rPr>
           <w:rFonts w:ascii="Times New Roman" w:hAnsi="Times New Roman" w:cs="Times New Roman"/>
@@ -3094,12 +2981,29 @@
         </w:rPr>
         <w:t>applySelfEffects</w:t>
       </w:r>
-      <w:r>
-        <w:rPr>
-          <w:rFonts w:ascii="Times New Roman" w:hAnsi="Times New Roman" w:cs="Times New Roman"/>
-          <w:color w:val="000000" w:themeColor="text1"/>
-        </w:rPr>
-        <w:t xml:space="preserve"> у атаки ChargeBeam, наложение эффекта на атакующего покемона, с 70% шансом увеличение ступени специальной атаки</w:t>
+      <w:proofErr w:type="spellEnd"/>
+      <w:r>
+        <w:rPr>
+          <w:rFonts w:ascii="Times New Roman" w:hAnsi="Times New Roman" w:cs="Times New Roman"/>
+          <w:color w:val="000000" w:themeColor="text1"/>
+        </w:rPr>
+        <w:t xml:space="preserve"> у атаки </w:t>
+      </w:r>
+      <w:proofErr w:type="spellStart"/>
+      <w:r>
+        <w:rPr>
+          <w:rFonts w:ascii="Times New Roman" w:hAnsi="Times New Roman" w:cs="Times New Roman"/>
+          <w:color w:val="000000" w:themeColor="text1"/>
+        </w:rPr>
+        <w:t>ChargeBeam</w:t>
+      </w:r>
+      <w:proofErr w:type="spellEnd"/>
+      <w:r>
+        <w:rPr>
+          <w:rFonts w:ascii="Times New Roman" w:hAnsi="Times New Roman" w:cs="Times New Roman"/>
+          <w:color w:val="000000" w:themeColor="text1"/>
+        </w:rPr>
+        <w:t>, наложение эффекта на атакующего покемона, с 70% шансом увеличение ступени специальной атаки</w:t>
       </w:r>
     </w:p>
     <w:p>
@@ -3176,6 +3080,7 @@
         </w:rPr>
         <w:t xml:space="preserve">Рисунок 4.1 – реализация </w:t>
       </w:r>
+      <w:proofErr w:type="spellStart"/>
       <w:r>
         <w:rPr>
           <w:rFonts w:ascii="Times New Roman" w:hAnsi="Times New Roman" w:cs="Times New Roman"/>
@@ -3184,36 +3089,64 @@
         </w:rPr>
         <w:t>applySelfEffects</w:t>
       </w:r>
-      <w:r>
-        <w:rPr>
-          <w:rFonts w:ascii="Times New Roman" w:hAnsi="Times New Roman" w:cs="Times New Roman"/>
-          <w:color w:val="000000" w:themeColor="text1"/>
-        </w:rPr>
-        <w:t xml:space="preserve"> у атаки ChargeBeam</w:t>
-      </w:r>
-    </w:p>
-    <w:p>
-      <w:pPr>
-        <w:rPr>
-          <w:rFonts w:ascii="Times New Roman" w:hAnsi="Times New Roman" w:cs="Times New Roman"/>
-          <w:color w:val="000000" w:themeColor="text1"/>
-        </w:rPr>
-      </w:pPr>
-    </w:p>
-    <w:p>
-      <w:pPr>
-        <w:rPr>
-          <w:rFonts w:ascii="Times New Roman" w:hAnsi="Times New Roman" w:cs="Times New Roman"/>
-          <w:color w:val="000000" w:themeColor="text1"/>
-        </w:rPr>
-      </w:pPr>
-      <w:r>
-        <w:rPr>
-          <w:rFonts w:ascii="Times New Roman" w:hAnsi="Times New Roman" w:cs="Times New Roman"/>
-          <w:color w:val="000000" w:themeColor="text1"/>
-        </w:rPr>
-        <w:t xml:space="preserve">У атаки Calm Mind для увеличения характеристики специальной атаки и защиты использовал метод </w:t>
-      </w:r>
+      <w:proofErr w:type="spellEnd"/>
+      <w:r>
+        <w:rPr>
+          <w:rFonts w:ascii="Times New Roman" w:hAnsi="Times New Roman" w:cs="Times New Roman"/>
+          <w:color w:val="000000" w:themeColor="text1"/>
+        </w:rPr>
+        <w:t xml:space="preserve"> у атаки </w:t>
+      </w:r>
+      <w:proofErr w:type="spellStart"/>
+      <w:r>
+        <w:rPr>
+          <w:rFonts w:ascii="Times New Roman" w:hAnsi="Times New Roman" w:cs="Times New Roman"/>
+          <w:color w:val="000000" w:themeColor="text1"/>
+        </w:rPr>
+        <w:t>ChargeBeam</w:t>
+      </w:r>
+      <w:proofErr w:type="spellEnd"/>
+    </w:p>
+    <w:p>
+      <w:pPr>
+        <w:rPr>
+          <w:rFonts w:ascii="Times New Roman" w:hAnsi="Times New Roman" w:cs="Times New Roman"/>
+          <w:color w:val="000000" w:themeColor="text1"/>
+        </w:rPr>
+      </w:pPr>
+    </w:p>
+    <w:p>
+      <w:pPr>
+        <w:rPr>
+          <w:rFonts w:ascii="Times New Roman" w:hAnsi="Times New Roman" w:cs="Times New Roman"/>
+          <w:color w:val="000000" w:themeColor="text1"/>
+        </w:rPr>
+      </w:pPr>
+      <w:r>
+        <w:rPr>
+          <w:rFonts w:ascii="Times New Roman" w:hAnsi="Times New Roman" w:cs="Times New Roman"/>
+          <w:color w:val="000000" w:themeColor="text1"/>
+        </w:rPr>
+        <w:t xml:space="preserve">У атаки </w:t>
+      </w:r>
+      <w:proofErr w:type="spellStart"/>
+      <w:r>
+        <w:rPr>
+          <w:rFonts w:ascii="Times New Roman" w:hAnsi="Times New Roman" w:cs="Times New Roman"/>
+          <w:color w:val="000000" w:themeColor="text1"/>
+        </w:rPr>
+        <w:t>Calm</w:t>
+      </w:r>
+      <w:proofErr w:type="spellEnd"/>
+      <w:r>
+        <w:rPr>
+          <w:rFonts w:ascii="Times New Roman" w:hAnsi="Times New Roman" w:cs="Times New Roman"/>
+          <w:color w:val="000000" w:themeColor="text1"/>
+        </w:rPr>
+        <w:t xml:space="preserve"> Mind для увеличения характеристики специальной атаки и защиты использовал метод </w:t>
+      </w:r>
+      <w:proofErr w:type="spellStart"/>
+      <w:proofErr w:type="gramStart"/>
       <w:r>
         <w:rPr>
           <w:rFonts w:ascii="Times New Roman" w:hAnsi="Times New Roman" w:cs="Times New Roman"/>
@@ -3222,12 +3155,21 @@
         </w:rPr>
         <w:t>setMod</w:t>
       </w:r>
-      <w:r>
-        <w:rPr>
-          <w:rFonts w:ascii="Times New Roman" w:hAnsi="Times New Roman" w:cs="Times New Roman"/>
-          <w:color w:val="000000" w:themeColor="text1"/>
-        </w:rPr>
-        <w:t>()</w:t>
+      <w:proofErr w:type="spellEnd"/>
+      <w:r>
+        <w:rPr>
+          <w:rFonts w:ascii="Times New Roman" w:hAnsi="Times New Roman" w:cs="Times New Roman"/>
+          <w:color w:val="000000" w:themeColor="text1"/>
+        </w:rPr>
+        <w:t>(</w:t>
+      </w:r>
+      <w:proofErr w:type="gramEnd"/>
+      <w:r>
+        <w:rPr>
+          <w:rFonts w:ascii="Times New Roman" w:hAnsi="Times New Roman" w:cs="Times New Roman"/>
+          <w:color w:val="000000" w:themeColor="text1"/>
+        </w:rPr>
+        <w:t>)</w:t>
       </w:r>
     </w:p>
     <w:p>
@@ -3321,7 +3263,25 @@
           <w:color w:val="000000" w:themeColor="text1"/>
           <w:lang w:val="en-US"/>
         </w:rPr>
-        <w:t xml:space="preserve"> applySelfEffects </w:t>
+        <w:t xml:space="preserve"> </w:t>
+      </w:r>
+      <w:proofErr w:type="spellStart"/>
+      <w:r>
+        <w:rPr>
+          <w:rFonts w:ascii="Times New Roman" w:hAnsi="Times New Roman" w:cs="Times New Roman"/>
+          <w:color w:val="000000" w:themeColor="text1"/>
+          <w:lang w:val="en-US"/>
+        </w:rPr>
+        <w:t>applySelfEffects</w:t>
+      </w:r>
+      <w:proofErr w:type="spellEnd"/>
+      <w:r>
+        <w:rPr>
+          <w:rFonts w:ascii="Times New Roman" w:hAnsi="Times New Roman" w:cs="Times New Roman"/>
+          <w:color w:val="000000" w:themeColor="text1"/>
+          <w:lang w:val="en-US"/>
+        </w:rPr>
+        <w:t xml:space="preserve"> </w:t>
       </w:r>
       <w:r>
         <w:rPr>
@@ -3351,25 +3311,36 @@
           <w:color w:val="000000" w:themeColor="text1"/>
           <w:lang w:val="en-US"/>
         </w:rPr>
-        <w:t xml:space="preserve"> CalmMind</w:t>
-      </w:r>
-    </w:p>
-    <w:p>
-      <w:pPr>
+        <w:t xml:space="preserve"> </w:t>
+      </w:r>
+      <w:proofErr w:type="spellStart"/>
+      <w:r>
         <w:rPr>
           <w:rFonts w:ascii="Times New Roman" w:hAnsi="Times New Roman" w:cs="Times New Roman"/>
           <w:color w:val="000000" w:themeColor="text1"/>
           <w:lang w:val="en-US"/>
         </w:rPr>
-      </w:pPr>
-    </w:p>
-    <w:p>
-      <w:pPr>
-        <w:rPr>
-          <w:rFonts w:ascii="Times New Roman" w:hAnsi="Times New Roman" w:cs="Times New Roman"/>
-          <w:color w:val="000000" w:themeColor="text1"/>
-        </w:rPr>
-      </w:pPr>
+        <w:t>CalmMind</w:t>
+      </w:r>
+      <w:proofErr w:type="spellEnd"/>
+    </w:p>
+    <w:p>
+      <w:pPr>
+        <w:rPr>
+          <w:rFonts w:ascii="Times New Roman" w:hAnsi="Times New Roman" w:cs="Times New Roman"/>
+          <w:color w:val="000000" w:themeColor="text1"/>
+          <w:lang w:val="en-US"/>
+        </w:rPr>
+      </w:pPr>
+    </w:p>
+    <w:p>
+      <w:pPr>
+        <w:rPr>
+          <w:rFonts w:ascii="Times New Roman" w:hAnsi="Times New Roman" w:cs="Times New Roman"/>
+          <w:color w:val="000000" w:themeColor="text1"/>
+        </w:rPr>
+      </w:pPr>
+      <w:proofErr w:type="gramStart"/>
       <w:r>
         <w:rPr>
           <w:rFonts w:ascii="Times New Roman" w:hAnsi="Times New Roman" w:cs="Times New Roman"/>
@@ -3389,8 +3360,65 @@
           <w:rFonts w:ascii="Times New Roman" w:hAnsi="Times New Roman" w:cs="Times New Roman"/>
           <w:color w:val="000000" w:themeColor="text1"/>
         </w:rPr>
-        <w:t xml:space="preserve">атаки BellyDrum необходимо атакующему снять половину хп от максимального значния, для этого использовал метод </w:t>
-      </w:r>
+        <w:t>атаки</w:t>
+      </w:r>
+      <w:proofErr w:type="gramEnd"/>
+      <w:r>
+        <w:rPr>
+          <w:rFonts w:ascii="Times New Roman" w:hAnsi="Times New Roman" w:cs="Times New Roman"/>
+          <w:color w:val="000000" w:themeColor="text1"/>
+        </w:rPr>
+        <w:t xml:space="preserve"> </w:t>
+      </w:r>
+      <w:proofErr w:type="spellStart"/>
+      <w:r>
+        <w:rPr>
+          <w:rFonts w:ascii="Times New Roman" w:hAnsi="Times New Roman" w:cs="Times New Roman"/>
+          <w:color w:val="000000" w:themeColor="text1"/>
+        </w:rPr>
+        <w:t>BellyDrum</w:t>
+      </w:r>
+      <w:proofErr w:type="spellEnd"/>
+      <w:r>
+        <w:rPr>
+          <w:rFonts w:ascii="Times New Roman" w:hAnsi="Times New Roman" w:cs="Times New Roman"/>
+          <w:color w:val="000000" w:themeColor="text1"/>
+        </w:rPr>
+        <w:t xml:space="preserve"> необходимо атакующему снять половину </w:t>
+      </w:r>
+      <w:proofErr w:type="spellStart"/>
+      <w:r>
+        <w:rPr>
+          <w:rFonts w:ascii="Times New Roman" w:hAnsi="Times New Roman" w:cs="Times New Roman"/>
+          <w:color w:val="000000" w:themeColor="text1"/>
+        </w:rPr>
+        <w:t>хп</w:t>
+      </w:r>
+      <w:proofErr w:type="spellEnd"/>
+      <w:r>
+        <w:rPr>
+          <w:rFonts w:ascii="Times New Roman" w:hAnsi="Times New Roman" w:cs="Times New Roman"/>
+          <w:color w:val="000000" w:themeColor="text1"/>
+        </w:rPr>
+        <w:t xml:space="preserve"> от максимального </w:t>
+      </w:r>
+      <w:proofErr w:type="spellStart"/>
+      <w:r>
+        <w:rPr>
+          <w:rFonts w:ascii="Times New Roman" w:hAnsi="Times New Roman" w:cs="Times New Roman"/>
+          <w:color w:val="000000" w:themeColor="text1"/>
+        </w:rPr>
+        <w:t>значния</w:t>
+      </w:r>
+      <w:proofErr w:type="spellEnd"/>
+      <w:r>
+        <w:rPr>
+          <w:rFonts w:ascii="Times New Roman" w:hAnsi="Times New Roman" w:cs="Times New Roman"/>
+          <w:color w:val="000000" w:themeColor="text1"/>
+        </w:rPr>
+        <w:t xml:space="preserve">, для этого использовал метод </w:t>
+      </w:r>
+      <w:proofErr w:type="spellStart"/>
       <w:r>
         <w:rPr>
           <w:rFonts w:ascii="Times New Roman" w:hAnsi="Times New Roman" w:cs="Times New Roman"/>
@@ -3399,6 +3427,7 @@
         </w:rPr>
         <w:t>setMod</w:t>
       </w:r>
+      <w:proofErr w:type="spellEnd"/>
       <w:r>
         <w:rPr>
           <w:rFonts w:ascii="Times New Roman" w:hAnsi="Times New Roman" w:cs="Times New Roman"/>
@@ -3434,8 +3463,25 @@
           <w:rFonts w:ascii="Times New Roman" w:hAnsi="Times New Roman" w:cs="Times New Roman"/>
           <w:color w:val="000000" w:themeColor="text1"/>
         </w:rPr>
-        <w:t xml:space="preserve"> и значение хп, которое надо уменьшить (вычислил через </w:t>
-      </w:r>
+        <w:t xml:space="preserve"> и значение </w:t>
+      </w:r>
+      <w:proofErr w:type="spellStart"/>
+      <w:r>
+        <w:rPr>
+          <w:rFonts w:ascii="Times New Roman" w:hAnsi="Times New Roman" w:cs="Times New Roman"/>
+          <w:color w:val="000000" w:themeColor="text1"/>
+        </w:rPr>
+        <w:t>хп</w:t>
+      </w:r>
+      <w:proofErr w:type="spellEnd"/>
+      <w:r>
+        <w:rPr>
+          <w:rFonts w:ascii="Times New Roman" w:hAnsi="Times New Roman" w:cs="Times New Roman"/>
+          <w:color w:val="000000" w:themeColor="text1"/>
+        </w:rPr>
+        <w:t xml:space="preserve">, которое надо уменьшить (вычислил через </w:t>
+      </w:r>
+      <w:proofErr w:type="gramStart"/>
       <w:r>
         <w:rPr>
           <w:rFonts w:ascii="Times New Roman" w:hAnsi="Times New Roman" w:cs="Times New Roman"/>
@@ -3451,6 +3497,7 @@
         </w:rPr>
         <w:t>.</w:t>
       </w:r>
+      <w:proofErr w:type="spellStart"/>
       <w:r>
         <w:rPr>
           <w:rFonts w:ascii="Times New Roman" w:hAnsi="Times New Roman" w:cs="Times New Roman"/>
@@ -3459,6 +3506,8 @@
         </w:rPr>
         <w:t>getStat</w:t>
       </w:r>
+      <w:proofErr w:type="spellEnd"/>
+      <w:proofErr w:type="gramEnd"/>
       <w:r>
         <w:rPr>
           <w:rFonts w:ascii="Times New Roman" w:hAnsi="Times New Roman" w:cs="Times New Roman"/>
@@ -3595,7 +3644,25 @@
           <w:color w:val="000000" w:themeColor="text1"/>
           <w:lang w:val="en-US"/>
         </w:rPr>
-        <w:t xml:space="preserve"> applySelfEffects </w:t>
+        <w:t xml:space="preserve"> </w:t>
+      </w:r>
+      <w:proofErr w:type="spellStart"/>
+      <w:r>
+        <w:rPr>
+          <w:rFonts w:ascii="Times New Roman" w:hAnsi="Times New Roman" w:cs="Times New Roman"/>
+          <w:color w:val="000000" w:themeColor="text1"/>
+          <w:lang w:val="en-US"/>
+        </w:rPr>
+        <w:t>applySelfEffects</w:t>
+      </w:r>
+      <w:proofErr w:type="spellEnd"/>
+      <w:r>
+        <w:rPr>
+          <w:rFonts w:ascii="Times New Roman" w:hAnsi="Times New Roman" w:cs="Times New Roman"/>
+          <w:color w:val="000000" w:themeColor="text1"/>
+          <w:lang w:val="en-US"/>
+        </w:rPr>
+        <w:t xml:space="preserve"> </w:t>
       </w:r>
       <w:r>
         <w:rPr>
@@ -3625,16 +3692,26 @@
           <w:color w:val="000000" w:themeColor="text1"/>
           <w:lang w:val="en-US"/>
         </w:rPr>
-        <w:t xml:space="preserve"> BellyDrum</w:t>
-      </w:r>
-    </w:p>
-    <w:p>
-      <w:pPr>
+        <w:t xml:space="preserve"> </w:t>
+      </w:r>
+      <w:proofErr w:type="spellStart"/>
+      <w:r>
         <w:rPr>
           <w:rFonts w:ascii="Times New Roman" w:hAnsi="Times New Roman" w:cs="Times New Roman"/>
           <w:color w:val="000000" w:themeColor="text1"/>
           <w:lang w:val="en-US"/>
         </w:rPr>
+        <w:t>BellyDrum</w:t>
+      </w:r>
+      <w:proofErr w:type="spellEnd"/>
+    </w:p>
+    <w:p>
+      <w:pPr>
+        <w:rPr>
+          <w:rFonts w:ascii="Times New Roman" w:hAnsi="Times New Roman" w:cs="Times New Roman"/>
+          <w:color w:val="000000" w:themeColor="text1"/>
+          <w:lang w:val="en-US"/>
+        </w:rPr>
       </w:pPr>
     </w:p>
     <w:p>
@@ -3645,7 +3722,7 @@
           <w:color w:val="000000" w:themeColor="text1"/>
         </w:rPr>
       </w:pPr>
-      <w:bookmarkStart w:id="6" w:name="_Toc241414851"/>
+      <w:bookmarkStart w:id="6" w:name="_Toc241968481"/>
       <w:r>
         <w:rPr>
           <w:rFonts w:ascii="Times New Roman" w:hAnsi="Times New Roman" w:cs="Times New Roman"/>
@@ -3667,7 +3744,87 @@
           <w:rFonts w:ascii="Times New Roman" w:hAnsi="Times New Roman" w:cs="Times New Roman"/>
           <w:color w:val="000000" w:themeColor="text1"/>
         </w:rPr>
-        <w:t>Поскольку покемон Grumpig является эволюцией покемона Spoink, а также есть цепочка эволюции Poliwag -&gt; Poliwhirl -&gt; Poliwrath, то поэтому я реализовал цепочку наследований между классами</w:t>
+        <w:t xml:space="preserve">Поскольку покемон </w:t>
+      </w:r>
+      <w:proofErr w:type="spellStart"/>
+      <w:r>
+        <w:rPr>
+          <w:rFonts w:ascii="Times New Roman" w:hAnsi="Times New Roman" w:cs="Times New Roman"/>
+          <w:color w:val="000000" w:themeColor="text1"/>
+        </w:rPr>
+        <w:t>Grumpig</w:t>
+      </w:r>
+      <w:proofErr w:type="spellEnd"/>
+      <w:r>
+        <w:rPr>
+          <w:rFonts w:ascii="Times New Roman" w:hAnsi="Times New Roman" w:cs="Times New Roman"/>
+          <w:color w:val="000000" w:themeColor="text1"/>
+        </w:rPr>
+        <w:t xml:space="preserve"> является эволюцией покемона </w:t>
+      </w:r>
+      <w:proofErr w:type="spellStart"/>
+      <w:r>
+        <w:rPr>
+          <w:rFonts w:ascii="Times New Roman" w:hAnsi="Times New Roman" w:cs="Times New Roman"/>
+          <w:color w:val="000000" w:themeColor="text1"/>
+        </w:rPr>
+        <w:t>Spoink</w:t>
+      </w:r>
+      <w:proofErr w:type="spellEnd"/>
+      <w:r>
+        <w:rPr>
+          <w:rFonts w:ascii="Times New Roman" w:hAnsi="Times New Roman" w:cs="Times New Roman"/>
+          <w:color w:val="000000" w:themeColor="text1"/>
+        </w:rPr>
+        <w:t xml:space="preserve">, а также есть цепочка эволюции </w:t>
+      </w:r>
+      <w:proofErr w:type="spellStart"/>
+      <w:r>
+        <w:rPr>
+          <w:rFonts w:ascii="Times New Roman" w:hAnsi="Times New Roman" w:cs="Times New Roman"/>
+          <w:color w:val="000000" w:themeColor="text1"/>
+        </w:rPr>
+        <w:t>Poliwag</w:t>
+      </w:r>
+      <w:proofErr w:type="spellEnd"/>
+      <w:r>
+        <w:rPr>
+          <w:rFonts w:ascii="Times New Roman" w:hAnsi="Times New Roman" w:cs="Times New Roman"/>
+          <w:color w:val="000000" w:themeColor="text1"/>
+        </w:rPr>
+        <w:t xml:space="preserve"> -&gt; </w:t>
+      </w:r>
+      <w:proofErr w:type="spellStart"/>
+      <w:r>
+        <w:rPr>
+          <w:rFonts w:ascii="Times New Roman" w:hAnsi="Times New Roman" w:cs="Times New Roman"/>
+          <w:color w:val="000000" w:themeColor="text1"/>
+        </w:rPr>
+        <w:t>Poliwhirl</w:t>
+      </w:r>
+      <w:proofErr w:type="spellEnd"/>
+      <w:r>
+        <w:rPr>
+          <w:rFonts w:ascii="Times New Roman" w:hAnsi="Times New Roman" w:cs="Times New Roman"/>
+          <w:color w:val="000000" w:themeColor="text1"/>
+        </w:rPr>
+        <w:t xml:space="preserve"> -&gt; </w:t>
+      </w:r>
+      <w:proofErr w:type="spellStart"/>
+      <w:r>
+        <w:rPr>
+          <w:rFonts w:ascii="Times New Roman" w:hAnsi="Times New Roman" w:cs="Times New Roman"/>
+          <w:color w:val="000000" w:themeColor="text1"/>
+        </w:rPr>
+        <w:t>Poliwrath</w:t>
+      </w:r>
+      <w:proofErr w:type="spellEnd"/>
+      <w:r>
+        <w:rPr>
+          <w:rFonts w:ascii="Times New Roman" w:hAnsi="Times New Roman" w:cs="Times New Roman"/>
+          <w:color w:val="000000" w:themeColor="text1"/>
+        </w:rPr>
+        <w:t>, то поэтому я реализовал цепочку наследований между классами</w:t>
       </w:r>
     </w:p>
     <w:p>
@@ -3722,50 +3879,134 @@
           <w:color w:val="000000" w:themeColor="text1"/>
           <w:lang w:val="en-US"/>
         </w:rPr>
-        <w:t>public class Poliwag extends Pokemon</w:t>
-      </w:r>
-    </w:p>
-    <w:p>
-      <w:pPr>
+        <w:t xml:space="preserve">public class </w:t>
+      </w:r>
+      <w:proofErr w:type="spellStart"/>
+      <w:r>
         <w:rPr>
           <w:rFonts w:ascii="Times New Roman" w:hAnsi="Times New Roman" w:cs="Times New Roman"/>
           <w:color w:val="000000" w:themeColor="text1"/>
           <w:lang w:val="en-US"/>
         </w:rPr>
-      </w:pPr>
+        <w:t>Poliwag</w:t>
+      </w:r>
+      <w:proofErr w:type="spellEnd"/>
       <w:r>
         <w:rPr>
           <w:rFonts w:ascii="Times New Roman" w:hAnsi="Times New Roman" w:cs="Times New Roman"/>
           <w:color w:val="000000" w:themeColor="text1"/>
           <w:lang w:val="en-US"/>
         </w:rPr>
-        <w:t>public class Poliwhirl extends Poliwag</w:t>
-      </w:r>
-    </w:p>
-    <w:p>
-      <w:pPr>
+        <w:t xml:space="preserve"> extends </w:t>
+      </w:r>
+      <w:proofErr w:type="spellStart"/>
+      <w:r>
         <w:rPr>
           <w:rFonts w:ascii="Times New Roman" w:hAnsi="Times New Roman" w:cs="Times New Roman"/>
           <w:color w:val="000000" w:themeColor="text1"/>
           <w:lang w:val="en-US"/>
         </w:rPr>
-      </w:pPr>
-      <w:r>
+        <w:t>Pokemon</w:t>
+      </w:r>
+      <w:proofErr w:type="spellEnd"/>
+    </w:p>
+    <w:p>
+      <w:pPr>
         <w:rPr>
           <w:rFonts w:ascii="Times New Roman" w:hAnsi="Times New Roman" w:cs="Times New Roman"/>
           <w:color w:val="000000" w:themeColor="text1"/>
           <w:lang w:val="en-US"/>
         </w:rPr>
-        <w:t>public final class Poliwrath extends Poliwhirl</w:t>
-      </w:r>
-    </w:p>
-    <w:p>
-      <w:pPr>
+      </w:pPr>
+      <w:r>
         <w:rPr>
           <w:rFonts w:ascii="Times New Roman" w:hAnsi="Times New Roman" w:cs="Times New Roman"/>
           <w:color w:val="000000" w:themeColor="text1"/>
           <w:lang w:val="en-US"/>
         </w:rPr>
+        <w:t xml:space="preserve">public class </w:t>
+      </w:r>
+      <w:proofErr w:type="spellStart"/>
+      <w:r>
+        <w:rPr>
+          <w:rFonts w:ascii="Times New Roman" w:hAnsi="Times New Roman" w:cs="Times New Roman"/>
+          <w:color w:val="000000" w:themeColor="text1"/>
+          <w:lang w:val="en-US"/>
+        </w:rPr>
+        <w:t>Poliwhirl</w:t>
+      </w:r>
+      <w:proofErr w:type="spellEnd"/>
+      <w:r>
+        <w:rPr>
+          <w:rFonts w:ascii="Times New Roman" w:hAnsi="Times New Roman" w:cs="Times New Roman"/>
+          <w:color w:val="000000" w:themeColor="text1"/>
+          <w:lang w:val="en-US"/>
+        </w:rPr>
+        <w:t xml:space="preserve"> extends </w:t>
+      </w:r>
+      <w:proofErr w:type="spellStart"/>
+      <w:r>
+        <w:rPr>
+          <w:rFonts w:ascii="Times New Roman" w:hAnsi="Times New Roman" w:cs="Times New Roman"/>
+          <w:color w:val="000000" w:themeColor="text1"/>
+          <w:lang w:val="en-US"/>
+        </w:rPr>
+        <w:t>Poliwag</w:t>
+      </w:r>
+      <w:proofErr w:type="spellEnd"/>
+    </w:p>
+    <w:p>
+      <w:pPr>
+        <w:rPr>
+          <w:rFonts w:ascii="Times New Roman" w:hAnsi="Times New Roman" w:cs="Times New Roman"/>
+          <w:color w:val="000000" w:themeColor="text1"/>
+          <w:lang w:val="en-US"/>
+        </w:rPr>
+      </w:pPr>
+      <w:r>
+        <w:rPr>
+          <w:rFonts w:ascii="Times New Roman" w:hAnsi="Times New Roman" w:cs="Times New Roman"/>
+          <w:color w:val="000000" w:themeColor="text1"/>
+          <w:lang w:val="en-US"/>
+        </w:rPr>
+        <w:t xml:space="preserve">public final class </w:t>
+      </w:r>
+      <w:proofErr w:type="spellStart"/>
+      <w:r>
+        <w:rPr>
+          <w:rFonts w:ascii="Times New Roman" w:hAnsi="Times New Roman" w:cs="Times New Roman"/>
+          <w:color w:val="000000" w:themeColor="text1"/>
+          <w:lang w:val="en-US"/>
+        </w:rPr>
+        <w:t>Poliwrath</w:t>
+      </w:r>
+      <w:proofErr w:type="spellEnd"/>
+      <w:r>
+        <w:rPr>
+          <w:rFonts w:ascii="Times New Roman" w:hAnsi="Times New Roman" w:cs="Times New Roman"/>
+          <w:color w:val="000000" w:themeColor="text1"/>
+          <w:lang w:val="en-US"/>
+        </w:rPr>
+        <w:t xml:space="preserve"> extends </w:t>
+      </w:r>
+      <w:proofErr w:type="spellStart"/>
+      <w:r>
+        <w:rPr>
+          <w:rFonts w:ascii="Times New Roman" w:hAnsi="Times New Roman" w:cs="Times New Roman"/>
+          <w:color w:val="000000" w:themeColor="text1"/>
+          <w:lang w:val="en-US"/>
+        </w:rPr>
+        <w:t>Poliwhirl</w:t>
+      </w:r>
+      <w:proofErr w:type="spellEnd"/>
+    </w:p>
+    <w:p>
+      <w:pPr>
+        <w:rPr>
+          <w:rFonts w:ascii="Times New Roman" w:hAnsi="Times New Roman" w:cs="Times New Roman"/>
+          <w:color w:val="000000" w:themeColor="text1"/>
+          <w:lang w:val="en-US"/>
+        </w:rPr>
       </w:pPr>
     </w:p>
     <w:p>
@@ -3776,7 +4017,7 @@
           <w:color w:val="000000" w:themeColor="text1"/>
         </w:rPr>
       </w:pPr>
-      <w:bookmarkStart w:id="7" w:name="_Toc241414852"/>
+      <w:bookmarkStart w:id="7" w:name="_Toc241968482"/>
       <w:r>
         <w:rPr>
           <w:rFonts w:ascii="Times New Roman" w:hAnsi="Times New Roman" w:cs="Times New Roman"/>
@@ -3930,7 +4171,7 @@
           <w:color w:val="000000" w:themeColor="text1"/>
         </w:rPr>
       </w:pPr>
-      <w:bookmarkStart w:id="8" w:name="_Toc241414853"/>
+      <w:bookmarkStart w:id="8" w:name="_Toc241968483"/>
       <w:r>
         <w:rPr>
           <w:rFonts w:ascii="Times New Roman" w:hAnsi="Times New Roman" w:cs="Times New Roman"/>
@@ -3947,51 +4188,136 @@
           <w:color w:val="000000" w:themeColor="text1"/>
         </w:rPr>
       </w:pPr>
-      <w:r>
-        <w:rPr>
-          <w:rFonts w:ascii="Times New Roman" w:hAnsi="Times New Roman" w:cs="Times New Roman"/>
-          <w:color w:val="000000" w:themeColor="text1"/>
-        </w:rPr>
-        <w:t>Volbeat Пчелка из команды белых вступает в бой!</w:t>
-      </w:r>
-      <w:r>
-        <w:rPr>
-          <w:rFonts w:ascii="Times New Roman" w:hAnsi="Times New Roman" w:cs="Times New Roman"/>
-          <w:color w:val="000000" w:themeColor="text1"/>
-        </w:rPr>
-        <w:br/>
-        <w:t>Poliwag Рыбка из команды зеленых вступает в бой!</w:t>
-      </w:r>
-      <w:r>
-        <w:rPr>
-          <w:rFonts w:ascii="Times New Roman" w:hAnsi="Times New Roman" w:cs="Times New Roman"/>
-          <w:color w:val="000000" w:themeColor="text1"/>
-        </w:rPr>
-        <w:br/>
-        <w:t xml:space="preserve">Volbeat Пчелка использует Quick Attack. </w:t>
-      </w:r>
-      <w:r>
-        <w:rPr>
-          <w:rFonts w:ascii="Times New Roman" w:hAnsi="Times New Roman" w:cs="Times New Roman"/>
-          <w:color w:val="000000" w:themeColor="text1"/>
-        </w:rPr>
-        <w:br/>
-        <w:t>Poliwag Рыбка теряет 20 здоровья.</w:t>
-      </w:r>
-      <w:r>
-        <w:rPr>
-          <w:rFonts w:ascii="Times New Roman" w:hAnsi="Times New Roman" w:cs="Times New Roman"/>
-          <w:color w:val="000000" w:themeColor="text1"/>
-        </w:rPr>
-        <w:br/>
-      </w:r>
-      <w:r>
-        <w:rPr>
-          <w:rFonts w:ascii="Times New Roman" w:hAnsi="Times New Roman" w:cs="Times New Roman"/>
-          <w:color w:val="000000" w:themeColor="text1"/>
-        </w:rPr>
-        <w:br/>
-        <w:t xml:space="preserve">Poliwag Рыбка борется с соперником. </w:t>
+      <w:proofErr w:type="spellStart"/>
+      <w:r>
+        <w:rPr>
+          <w:rFonts w:ascii="Times New Roman" w:hAnsi="Times New Roman" w:cs="Times New Roman"/>
+          <w:color w:val="000000" w:themeColor="text1"/>
+        </w:rPr>
+        <w:t>Volbeat</w:t>
+      </w:r>
+      <w:proofErr w:type="spellEnd"/>
+      <w:r>
+        <w:rPr>
+          <w:rFonts w:ascii="Times New Roman" w:hAnsi="Times New Roman" w:cs="Times New Roman"/>
+          <w:color w:val="000000" w:themeColor="text1"/>
+        </w:rPr>
+        <w:t xml:space="preserve"> Пчелка из команды белых вступает в бой!</w:t>
+      </w:r>
+      <w:r>
+        <w:rPr>
+          <w:rFonts w:ascii="Times New Roman" w:hAnsi="Times New Roman" w:cs="Times New Roman"/>
+          <w:color w:val="000000" w:themeColor="text1"/>
+        </w:rPr>
+        <w:br/>
+      </w:r>
+      <w:proofErr w:type="spellStart"/>
+      <w:r>
+        <w:rPr>
+          <w:rFonts w:ascii="Times New Roman" w:hAnsi="Times New Roman" w:cs="Times New Roman"/>
+          <w:color w:val="000000" w:themeColor="text1"/>
+        </w:rPr>
+        <w:t>Poliwag</w:t>
+      </w:r>
+      <w:proofErr w:type="spellEnd"/>
+      <w:r>
+        <w:rPr>
+          <w:rFonts w:ascii="Times New Roman" w:hAnsi="Times New Roman" w:cs="Times New Roman"/>
+          <w:color w:val="000000" w:themeColor="text1"/>
+        </w:rPr>
+        <w:t xml:space="preserve"> Рыбка из команды зеленых вступает в бой!</w:t>
+      </w:r>
+      <w:r>
+        <w:rPr>
+          <w:rFonts w:ascii="Times New Roman" w:hAnsi="Times New Roman" w:cs="Times New Roman"/>
+          <w:color w:val="000000" w:themeColor="text1"/>
+        </w:rPr>
+        <w:br/>
+      </w:r>
+      <w:proofErr w:type="spellStart"/>
+      <w:r>
+        <w:rPr>
+          <w:rFonts w:ascii="Times New Roman" w:hAnsi="Times New Roman" w:cs="Times New Roman"/>
+          <w:color w:val="000000" w:themeColor="text1"/>
+        </w:rPr>
+        <w:t>Volbeat</w:t>
+      </w:r>
+      <w:proofErr w:type="spellEnd"/>
+      <w:r>
+        <w:rPr>
+          <w:rFonts w:ascii="Times New Roman" w:hAnsi="Times New Roman" w:cs="Times New Roman"/>
+          <w:color w:val="000000" w:themeColor="text1"/>
+        </w:rPr>
+        <w:t xml:space="preserve"> Пчелка использует Quick </w:t>
+      </w:r>
+      <w:proofErr w:type="spellStart"/>
+      <w:r>
+        <w:rPr>
+          <w:rFonts w:ascii="Times New Roman" w:hAnsi="Times New Roman" w:cs="Times New Roman"/>
+          <w:color w:val="000000" w:themeColor="text1"/>
+        </w:rPr>
+        <w:t>Attack</w:t>
+      </w:r>
+      <w:proofErr w:type="spellEnd"/>
+      <w:r>
+        <w:rPr>
+          <w:rFonts w:ascii="Times New Roman" w:hAnsi="Times New Roman" w:cs="Times New Roman"/>
+          <w:color w:val="000000" w:themeColor="text1"/>
+        </w:rPr>
+        <w:t xml:space="preserve">. </w:t>
+      </w:r>
+      <w:r>
+        <w:rPr>
+          <w:rFonts w:ascii="Times New Roman" w:hAnsi="Times New Roman" w:cs="Times New Roman"/>
+          <w:color w:val="000000" w:themeColor="text1"/>
+        </w:rPr>
+        <w:br/>
+      </w:r>
+      <w:proofErr w:type="spellStart"/>
+      <w:r>
+        <w:rPr>
+          <w:rFonts w:ascii="Times New Roman" w:hAnsi="Times New Roman" w:cs="Times New Roman"/>
+          <w:color w:val="000000" w:themeColor="text1"/>
+        </w:rPr>
+        <w:t>Poliwag</w:t>
+      </w:r>
+      <w:proofErr w:type="spellEnd"/>
+      <w:r>
+        <w:rPr>
+          <w:rFonts w:ascii="Times New Roman" w:hAnsi="Times New Roman" w:cs="Times New Roman"/>
+          <w:color w:val="000000" w:themeColor="text1"/>
+        </w:rPr>
+        <w:t xml:space="preserve"> Рыбка теряет 20 здоровья.</w:t>
+      </w:r>
+      <w:r>
+        <w:rPr>
+          <w:rFonts w:ascii="Times New Roman" w:hAnsi="Times New Roman" w:cs="Times New Roman"/>
+          <w:color w:val="000000" w:themeColor="text1"/>
+        </w:rPr>
+        <w:br/>
+      </w:r>
+      <w:r>
+        <w:rPr>
+          <w:rFonts w:ascii="Times New Roman" w:hAnsi="Times New Roman" w:cs="Times New Roman"/>
+          <w:color w:val="000000" w:themeColor="text1"/>
+        </w:rPr>
+        <w:br/>
+      </w:r>
+      <w:proofErr w:type="spellStart"/>
+      <w:r>
+        <w:rPr>
+          <w:rFonts w:ascii="Times New Roman" w:hAnsi="Times New Roman" w:cs="Times New Roman"/>
+          <w:color w:val="000000" w:themeColor="text1"/>
+        </w:rPr>
+        <w:t>Poliwag</w:t>
+      </w:r>
+      <w:proofErr w:type="spellEnd"/>
+      <w:r>
+        <w:rPr>
+          <w:rFonts w:ascii="Times New Roman" w:hAnsi="Times New Roman" w:cs="Times New Roman"/>
+          <w:color w:val="000000" w:themeColor="text1"/>
+        </w:rPr>
+        <w:t xml:space="preserve"> Рыбка борется с соперником. </w:t>
       </w:r>
       <w:r>
         <w:rPr>
@@ -4007,30 +4333,91 @@
           <w:color w:val="000000" w:themeColor="text1"/>
         </w:rPr>
         <w:br/>
-        <w:t>Volbeat Пчелка теряет 29 здоровья.</w:t>
-      </w:r>
-      <w:r>
-        <w:rPr>
-          <w:rFonts w:ascii="Times New Roman" w:hAnsi="Times New Roman" w:cs="Times New Roman"/>
-          <w:color w:val="000000" w:themeColor="text1"/>
-        </w:rPr>
-        <w:br/>
-        <w:t>Poliwag Рыбка теряет 7 здоровья.</w:t>
-      </w:r>
-      <w:r>
-        <w:rPr>
-          <w:rFonts w:ascii="Times New Roman" w:hAnsi="Times New Roman" w:cs="Times New Roman"/>
-          <w:color w:val="000000" w:themeColor="text1"/>
-        </w:rPr>
-        <w:br/>
-      </w:r>
-      <w:r>
-        <w:rPr>
-          <w:rFonts w:ascii="Times New Roman" w:hAnsi="Times New Roman" w:cs="Times New Roman"/>
-          <w:color w:val="000000" w:themeColor="text1"/>
-        </w:rPr>
-        <w:br/>
-        <w:t xml:space="preserve">Volbeat Пчелка использует Quick Attack. </w:t>
+      </w:r>
+      <w:proofErr w:type="spellStart"/>
+      <w:r>
+        <w:rPr>
+          <w:rFonts w:ascii="Times New Roman" w:hAnsi="Times New Roman" w:cs="Times New Roman"/>
+          <w:color w:val="000000" w:themeColor="text1"/>
+        </w:rPr>
+        <w:t>Volbeat</w:t>
+      </w:r>
+      <w:proofErr w:type="spellEnd"/>
+      <w:r>
+        <w:rPr>
+          <w:rFonts w:ascii="Times New Roman" w:hAnsi="Times New Roman" w:cs="Times New Roman"/>
+          <w:color w:val="000000" w:themeColor="text1"/>
+        </w:rPr>
+        <w:t xml:space="preserve"> Пчелка теряет 29 здоровья.</w:t>
+      </w:r>
+      <w:r>
+        <w:rPr>
+          <w:rFonts w:ascii="Times New Roman" w:hAnsi="Times New Roman" w:cs="Times New Roman"/>
+          <w:color w:val="000000" w:themeColor="text1"/>
+        </w:rPr>
+        <w:br/>
+      </w:r>
+      <w:proofErr w:type="spellStart"/>
+      <w:r>
+        <w:rPr>
+          <w:rFonts w:ascii="Times New Roman" w:hAnsi="Times New Roman" w:cs="Times New Roman"/>
+          <w:color w:val="000000" w:themeColor="text1"/>
+        </w:rPr>
+        <w:t>Poliwag</w:t>
+      </w:r>
+      <w:proofErr w:type="spellEnd"/>
+      <w:r>
+        <w:rPr>
+          <w:rFonts w:ascii="Times New Roman" w:hAnsi="Times New Roman" w:cs="Times New Roman"/>
+          <w:color w:val="000000" w:themeColor="text1"/>
+        </w:rPr>
+        <w:t xml:space="preserve"> Рыбка теряет 7 здоровья.</w:t>
+      </w:r>
+      <w:r>
+        <w:rPr>
+          <w:rFonts w:ascii="Times New Roman" w:hAnsi="Times New Roman" w:cs="Times New Roman"/>
+          <w:color w:val="000000" w:themeColor="text1"/>
+        </w:rPr>
+        <w:br/>
+      </w:r>
+      <w:r>
+        <w:rPr>
+          <w:rFonts w:ascii="Times New Roman" w:hAnsi="Times New Roman" w:cs="Times New Roman"/>
+          <w:color w:val="000000" w:themeColor="text1"/>
+        </w:rPr>
+        <w:br/>
+      </w:r>
+      <w:proofErr w:type="spellStart"/>
+      <w:r>
+        <w:rPr>
+          <w:rFonts w:ascii="Times New Roman" w:hAnsi="Times New Roman" w:cs="Times New Roman"/>
+          <w:color w:val="000000" w:themeColor="text1"/>
+        </w:rPr>
+        <w:t>Volbeat</w:t>
+      </w:r>
+      <w:proofErr w:type="spellEnd"/>
+      <w:r>
+        <w:rPr>
+          <w:rFonts w:ascii="Times New Roman" w:hAnsi="Times New Roman" w:cs="Times New Roman"/>
+          <w:color w:val="000000" w:themeColor="text1"/>
+        </w:rPr>
+        <w:t xml:space="preserve"> Пчелка использует Quick </w:t>
+      </w:r>
+      <w:proofErr w:type="spellStart"/>
+      <w:r>
+        <w:rPr>
+          <w:rFonts w:ascii="Times New Roman" w:hAnsi="Times New Roman" w:cs="Times New Roman"/>
+          <w:color w:val="000000" w:themeColor="text1"/>
+        </w:rPr>
+        <w:t>Attack</w:t>
+      </w:r>
+      <w:proofErr w:type="spellEnd"/>
+      <w:r>
+        <w:rPr>
+          <w:rFonts w:ascii="Times New Roman" w:hAnsi="Times New Roman" w:cs="Times New Roman"/>
+          <w:color w:val="000000" w:themeColor="text1"/>
+        </w:rPr>
+        <w:t xml:space="preserve">. </w:t>
       </w:r>
       <w:r>
         <w:rPr>
@@ -4046,37 +4433,84 @@
           <w:color w:val="000000" w:themeColor="text1"/>
         </w:rPr>
         <w:br/>
-        <w:t>Poliwag Рыбка теряет 33 здоровья.</w:t>
-      </w:r>
-      <w:r>
-        <w:rPr>
-          <w:rFonts w:ascii="Times New Roman" w:hAnsi="Times New Roman" w:cs="Times New Roman"/>
-          <w:color w:val="000000" w:themeColor="text1"/>
-        </w:rPr>
-        <w:br/>
-      </w:r>
-      <w:r>
-        <w:rPr>
-          <w:rFonts w:ascii="Times New Roman" w:hAnsi="Times New Roman" w:cs="Times New Roman"/>
-          <w:color w:val="000000" w:themeColor="text1"/>
-        </w:rPr>
-        <w:br/>
-        <w:t>Poliwag Рыбка промахивается</w:t>
-      </w:r>
-      <w:r>
-        <w:rPr>
-          <w:rFonts w:ascii="Times New Roman" w:hAnsi="Times New Roman" w:cs="Times New Roman"/>
-          <w:color w:val="000000" w:themeColor="text1"/>
-        </w:rPr>
-        <w:br/>
-      </w:r>
-      <w:r>
-        <w:rPr>
-          <w:rFonts w:ascii="Times New Roman" w:hAnsi="Times New Roman" w:cs="Times New Roman"/>
-          <w:color w:val="000000" w:themeColor="text1"/>
-        </w:rPr>
-        <w:br/>
-        <w:t xml:space="preserve">Poliwag Рыбка борется с соперником. </w:t>
+      </w:r>
+      <w:proofErr w:type="spellStart"/>
+      <w:r>
+        <w:rPr>
+          <w:rFonts w:ascii="Times New Roman" w:hAnsi="Times New Roman" w:cs="Times New Roman"/>
+          <w:color w:val="000000" w:themeColor="text1"/>
+        </w:rPr>
+        <w:t>Poliwag</w:t>
+      </w:r>
+      <w:proofErr w:type="spellEnd"/>
+      <w:r>
+        <w:rPr>
+          <w:rFonts w:ascii="Times New Roman" w:hAnsi="Times New Roman" w:cs="Times New Roman"/>
+          <w:color w:val="000000" w:themeColor="text1"/>
+        </w:rPr>
+        <w:t xml:space="preserve"> Рыбка теряет 33 здоровья.</w:t>
+      </w:r>
+      <w:r>
+        <w:rPr>
+          <w:rFonts w:ascii="Times New Roman" w:hAnsi="Times New Roman" w:cs="Times New Roman"/>
+          <w:color w:val="000000" w:themeColor="text1"/>
+        </w:rPr>
+        <w:br/>
+      </w:r>
+      <w:r>
+        <w:rPr>
+          <w:rFonts w:ascii="Times New Roman" w:hAnsi="Times New Roman" w:cs="Times New Roman"/>
+          <w:color w:val="000000" w:themeColor="text1"/>
+        </w:rPr>
+        <w:br/>
+      </w:r>
+      <w:proofErr w:type="spellStart"/>
+      <w:r>
+        <w:rPr>
+          <w:rFonts w:ascii="Times New Roman" w:hAnsi="Times New Roman" w:cs="Times New Roman"/>
+          <w:color w:val="000000" w:themeColor="text1"/>
+        </w:rPr>
+        <w:t>Poliwag</w:t>
+      </w:r>
+      <w:proofErr w:type="spellEnd"/>
+      <w:r>
+        <w:rPr>
+          <w:rFonts w:ascii="Times New Roman" w:hAnsi="Times New Roman" w:cs="Times New Roman"/>
+          <w:color w:val="000000" w:themeColor="text1"/>
+        </w:rPr>
+        <w:t xml:space="preserve"> Рыбка промахивается</w:t>
+      </w:r>
+      <w:r>
+        <w:rPr>
+          <w:rFonts w:ascii="Times New Roman" w:hAnsi="Times New Roman" w:cs="Times New Roman"/>
+          <w:color w:val="000000" w:themeColor="text1"/>
+        </w:rPr>
+        <w:br/>
+      </w:r>
+      <w:r>
+        <w:rPr>
+          <w:rFonts w:ascii="Times New Roman" w:hAnsi="Times New Roman" w:cs="Times New Roman"/>
+          <w:color w:val="000000" w:themeColor="text1"/>
+        </w:rPr>
+        <w:br/>
+      </w:r>
+      <w:proofErr w:type="spellStart"/>
+      <w:proofErr w:type="gramStart"/>
+      <w:r>
+        <w:rPr>
+          <w:rFonts w:ascii="Times New Roman" w:hAnsi="Times New Roman" w:cs="Times New Roman"/>
+          <w:color w:val="000000" w:themeColor="text1"/>
+        </w:rPr>
+        <w:t>Poliwag</w:t>
+      </w:r>
+      <w:proofErr w:type="spellEnd"/>
+      <w:proofErr w:type="gramEnd"/>
+      <w:r>
+        <w:rPr>
+          <w:rFonts w:ascii="Times New Roman" w:hAnsi="Times New Roman" w:cs="Times New Roman"/>
+          <w:color w:val="000000" w:themeColor="text1"/>
+        </w:rPr>
+        <w:t xml:space="preserve"> Рыбка борется с соперником. </w:t>
       </w:r>
       <w:r>
         <w:rPr>
@@ -4092,298 +4526,800 @@
           <w:color w:val="000000" w:themeColor="text1"/>
         </w:rPr>
         <w:br/>
-        <w:t>Volbeat Пчелка теряет 24 здоровья.</w:t>
-      </w:r>
-      <w:r>
-        <w:rPr>
-          <w:rFonts w:ascii="Times New Roman" w:hAnsi="Times New Roman" w:cs="Times New Roman"/>
-          <w:color w:val="000000" w:themeColor="text1"/>
-        </w:rPr>
-        <w:br/>
-        <w:t>Poliwag Рыбка теряет 6 здоровья.</w:t>
-      </w:r>
-      <w:r>
-        <w:rPr>
-          <w:rFonts w:ascii="Times New Roman" w:hAnsi="Times New Roman" w:cs="Times New Roman"/>
-          <w:color w:val="000000" w:themeColor="text1"/>
-        </w:rPr>
-        <w:br/>
-      </w:r>
-      <w:r>
-        <w:rPr>
-          <w:rFonts w:ascii="Times New Roman" w:hAnsi="Times New Roman" w:cs="Times New Roman"/>
-          <w:color w:val="000000" w:themeColor="text1"/>
-        </w:rPr>
-        <w:br/>
-        <w:t xml:space="preserve">Volbeat Пчелка использует Aerial Ace. </w:t>
-      </w:r>
-      <w:r>
-        <w:rPr>
-          <w:rFonts w:ascii="Times New Roman" w:hAnsi="Times New Roman" w:cs="Times New Roman"/>
-          <w:color w:val="000000" w:themeColor="text1"/>
-        </w:rPr>
-        <w:br/>
-      </w:r>
+      </w:r>
+      <w:proofErr w:type="spellStart"/>
+      <w:r>
+        <w:rPr>
+          <w:rFonts w:ascii="Times New Roman" w:hAnsi="Times New Roman" w:cs="Times New Roman"/>
+          <w:color w:val="000000" w:themeColor="text1"/>
+        </w:rPr>
+        <w:t>Volbeat</w:t>
+      </w:r>
+      <w:proofErr w:type="spellEnd"/>
+      <w:r>
+        <w:rPr>
+          <w:rFonts w:ascii="Times New Roman" w:hAnsi="Times New Roman" w:cs="Times New Roman"/>
+          <w:color w:val="000000" w:themeColor="text1"/>
+        </w:rPr>
+        <w:t xml:space="preserve"> Пчелка теряет 24 здоровья.</w:t>
+      </w:r>
+      <w:r>
+        <w:rPr>
+          <w:rFonts w:ascii="Times New Roman" w:hAnsi="Times New Roman" w:cs="Times New Roman"/>
+          <w:color w:val="000000" w:themeColor="text1"/>
+        </w:rPr>
+        <w:br/>
+      </w:r>
+      <w:proofErr w:type="spellStart"/>
+      <w:r>
+        <w:rPr>
+          <w:rFonts w:ascii="Times New Roman" w:hAnsi="Times New Roman" w:cs="Times New Roman"/>
+          <w:color w:val="000000" w:themeColor="text1"/>
+        </w:rPr>
+        <w:t>Poliwag</w:t>
+      </w:r>
+      <w:proofErr w:type="spellEnd"/>
+      <w:r>
+        <w:rPr>
+          <w:rFonts w:ascii="Times New Roman" w:hAnsi="Times New Roman" w:cs="Times New Roman"/>
+          <w:color w:val="000000" w:themeColor="text1"/>
+        </w:rPr>
+        <w:t xml:space="preserve"> Рыбка теряет 6 здоровья.</w:t>
+      </w:r>
+      <w:r>
+        <w:rPr>
+          <w:rFonts w:ascii="Times New Roman" w:hAnsi="Times New Roman" w:cs="Times New Roman"/>
+          <w:color w:val="000000" w:themeColor="text1"/>
+        </w:rPr>
+        <w:br/>
+      </w:r>
+      <w:r>
+        <w:rPr>
+          <w:rFonts w:ascii="Times New Roman" w:hAnsi="Times New Roman" w:cs="Times New Roman"/>
+          <w:color w:val="000000" w:themeColor="text1"/>
+        </w:rPr>
+        <w:br/>
+      </w:r>
+      <w:proofErr w:type="spellStart"/>
+      <w:r>
+        <w:rPr>
+          <w:rFonts w:ascii="Times New Roman" w:hAnsi="Times New Roman" w:cs="Times New Roman"/>
+          <w:color w:val="000000" w:themeColor="text1"/>
+        </w:rPr>
+        <w:t>Volbeat</w:t>
+      </w:r>
+      <w:proofErr w:type="spellEnd"/>
+      <w:r>
+        <w:rPr>
+          <w:rFonts w:ascii="Times New Roman" w:hAnsi="Times New Roman" w:cs="Times New Roman"/>
+          <w:color w:val="000000" w:themeColor="text1"/>
+        </w:rPr>
+        <w:t xml:space="preserve"> Пчелка использует </w:t>
+      </w:r>
+      <w:proofErr w:type="spellStart"/>
+      <w:r>
+        <w:rPr>
+          <w:rFonts w:ascii="Times New Roman" w:hAnsi="Times New Roman" w:cs="Times New Roman"/>
+          <w:color w:val="000000" w:themeColor="text1"/>
+        </w:rPr>
+        <w:t>Aerial</w:t>
+      </w:r>
+      <w:proofErr w:type="spellEnd"/>
+      <w:r>
+        <w:rPr>
+          <w:rFonts w:ascii="Times New Roman" w:hAnsi="Times New Roman" w:cs="Times New Roman"/>
+          <w:color w:val="000000" w:themeColor="text1"/>
+        </w:rPr>
+        <w:t xml:space="preserve"> </w:t>
+      </w:r>
+      <w:proofErr w:type="spellStart"/>
+      <w:r>
+        <w:rPr>
+          <w:rFonts w:ascii="Times New Roman" w:hAnsi="Times New Roman" w:cs="Times New Roman"/>
+          <w:color w:val="000000" w:themeColor="text1"/>
+        </w:rPr>
+        <w:t>Ace</w:t>
+      </w:r>
+      <w:proofErr w:type="spellEnd"/>
+      <w:r>
+        <w:rPr>
+          <w:rFonts w:ascii="Times New Roman" w:hAnsi="Times New Roman" w:cs="Times New Roman"/>
+          <w:color w:val="000000" w:themeColor="text1"/>
+        </w:rPr>
+        <w:t xml:space="preserve">. </w:t>
+      </w:r>
+      <w:r>
+        <w:rPr>
+          <w:rFonts w:ascii="Times New Roman" w:hAnsi="Times New Roman" w:cs="Times New Roman"/>
+          <w:color w:val="000000" w:themeColor="text1"/>
+        </w:rPr>
+        <w:br/>
+      </w:r>
+      <w:proofErr w:type="spellStart"/>
       <w:r>
         <w:rPr>
           <w:rFonts w:ascii="Times New Roman" w:hAnsi="Times New Roman" w:cs="Times New Roman"/>
           <w:color w:val="000000" w:themeColor="text1"/>
         </w:rPr>
         <w:lastRenderedPageBreak/>
-        <w:t>Poliwag Рыбка теряет 30 здоровья.</w:t>
-      </w:r>
-      <w:r>
-        <w:rPr>
-          <w:rFonts w:ascii="Times New Roman" w:hAnsi="Times New Roman" w:cs="Times New Roman"/>
-          <w:color w:val="000000" w:themeColor="text1"/>
-        </w:rPr>
-        <w:br/>
-      </w:r>
-      <w:r>
-        <w:rPr>
-          <w:rFonts w:ascii="Times New Roman" w:hAnsi="Times New Roman" w:cs="Times New Roman"/>
-          <w:color w:val="000000" w:themeColor="text1"/>
-        </w:rPr>
-        <w:br/>
-        <w:t>Poliwag Рыбка промахивается</w:t>
-      </w:r>
-      <w:r>
-        <w:rPr>
-          <w:rFonts w:ascii="Times New Roman" w:hAnsi="Times New Roman" w:cs="Times New Roman"/>
-          <w:color w:val="000000" w:themeColor="text1"/>
-        </w:rPr>
-        <w:br/>
-      </w:r>
-      <w:r>
-        <w:rPr>
-          <w:rFonts w:ascii="Times New Roman" w:hAnsi="Times New Roman" w:cs="Times New Roman"/>
-          <w:color w:val="000000" w:themeColor="text1"/>
-        </w:rPr>
-        <w:br/>
-        <w:t xml:space="preserve">Volbeat Пчелка использует Flash. </w:t>
-      </w:r>
-      <w:r>
-        <w:rPr>
-          <w:rFonts w:ascii="Times New Roman" w:hAnsi="Times New Roman" w:cs="Times New Roman"/>
-          <w:color w:val="000000" w:themeColor="text1"/>
-        </w:rPr>
-        <w:br/>
-        <w:t>Poliwag Рыбка уменьшает точность.</w:t>
-      </w:r>
-      <w:r>
-        <w:rPr>
-          <w:rFonts w:ascii="Times New Roman" w:hAnsi="Times New Roman" w:cs="Times New Roman"/>
-          <w:color w:val="000000" w:themeColor="text1"/>
-        </w:rPr>
-        <w:br/>
-      </w:r>
-      <w:r>
-        <w:rPr>
-          <w:rFonts w:ascii="Times New Roman" w:hAnsi="Times New Roman" w:cs="Times New Roman"/>
-          <w:color w:val="000000" w:themeColor="text1"/>
-        </w:rPr>
-        <w:br/>
-        <w:t xml:space="preserve">Poliwag Рыбка использует Blizzard. </w:t>
-      </w:r>
-      <w:r>
-        <w:rPr>
-          <w:rFonts w:ascii="Times New Roman" w:hAnsi="Times New Roman" w:cs="Times New Roman"/>
-          <w:color w:val="000000" w:themeColor="text1"/>
-        </w:rPr>
-        <w:br/>
-        <w:t>Volbeat Пчелка теряет 22 здоровья.</w:t>
-      </w:r>
-      <w:r>
-        <w:rPr>
-          <w:rFonts w:ascii="Times New Roman" w:hAnsi="Times New Roman" w:cs="Times New Roman"/>
-          <w:color w:val="000000" w:themeColor="text1"/>
-        </w:rPr>
-        <w:br/>
-      </w:r>
-      <w:r>
-        <w:rPr>
-          <w:rFonts w:ascii="Times New Roman" w:hAnsi="Times New Roman" w:cs="Times New Roman"/>
-          <w:color w:val="000000" w:themeColor="text1"/>
-        </w:rPr>
-        <w:br/>
-        <w:t xml:space="preserve">Volbeat Пчелка использует Flash. </w:t>
-      </w:r>
-      <w:r>
-        <w:rPr>
-          <w:rFonts w:ascii="Times New Roman" w:hAnsi="Times New Roman" w:cs="Times New Roman"/>
-          <w:color w:val="000000" w:themeColor="text1"/>
-        </w:rPr>
-        <w:br/>
-        <w:t>Poliwag Рыбка уменьшает точность.</w:t>
-      </w:r>
-      <w:r>
-        <w:rPr>
-          <w:rFonts w:ascii="Times New Roman" w:hAnsi="Times New Roman" w:cs="Times New Roman"/>
-          <w:color w:val="000000" w:themeColor="text1"/>
-        </w:rPr>
-        <w:br/>
-      </w:r>
-      <w:r>
-        <w:rPr>
-          <w:rFonts w:ascii="Times New Roman" w:hAnsi="Times New Roman" w:cs="Times New Roman"/>
-          <w:color w:val="000000" w:themeColor="text1"/>
-        </w:rPr>
-        <w:br/>
-        <w:t xml:space="preserve">Poliwag Рыбка использует Blizzard. </w:t>
-      </w:r>
-      <w:r>
-        <w:rPr>
-          <w:rFonts w:ascii="Times New Roman" w:hAnsi="Times New Roman" w:cs="Times New Roman"/>
-          <w:color w:val="000000" w:themeColor="text1"/>
-        </w:rPr>
-        <w:br/>
-        <w:t>Volbeat Пчелка теряет 20 здоровья.</w:t>
-      </w:r>
-      <w:r>
-        <w:rPr>
-          <w:rFonts w:ascii="Times New Roman" w:hAnsi="Times New Roman" w:cs="Times New Roman"/>
-          <w:color w:val="000000" w:themeColor="text1"/>
-        </w:rPr>
-        <w:br/>
-      </w:r>
-      <w:r>
-        <w:rPr>
-          <w:rFonts w:ascii="Times New Roman" w:hAnsi="Times New Roman" w:cs="Times New Roman"/>
-          <w:color w:val="000000" w:themeColor="text1"/>
-        </w:rPr>
-        <w:br/>
-        <w:t xml:space="preserve">Volbeat Пчелка использует Flash. </w:t>
-      </w:r>
-      <w:r>
-        <w:rPr>
-          <w:rFonts w:ascii="Times New Roman" w:hAnsi="Times New Roman" w:cs="Times New Roman"/>
-          <w:color w:val="000000" w:themeColor="text1"/>
-        </w:rPr>
-        <w:br/>
-        <w:t>Poliwag Рыбка уменьшает точность.</w:t>
-      </w:r>
-      <w:r>
-        <w:rPr>
-          <w:rFonts w:ascii="Times New Roman" w:hAnsi="Times New Roman" w:cs="Times New Roman"/>
-          <w:color w:val="000000" w:themeColor="text1"/>
-        </w:rPr>
-        <w:br/>
-      </w:r>
-      <w:r>
-        <w:rPr>
-          <w:rFonts w:ascii="Times New Roman" w:hAnsi="Times New Roman" w:cs="Times New Roman"/>
-          <w:color w:val="000000" w:themeColor="text1"/>
-        </w:rPr>
-        <w:br/>
-        <w:t>Poliwag Рыбка промахивается</w:t>
-      </w:r>
-      <w:r>
-        <w:rPr>
-          <w:rFonts w:ascii="Times New Roman" w:hAnsi="Times New Roman" w:cs="Times New Roman"/>
-          <w:color w:val="000000" w:themeColor="text1"/>
-        </w:rPr>
-        <w:br/>
-      </w:r>
-      <w:r>
-        <w:rPr>
-          <w:rFonts w:ascii="Times New Roman" w:hAnsi="Times New Roman" w:cs="Times New Roman"/>
-          <w:color w:val="000000" w:themeColor="text1"/>
-        </w:rPr>
-        <w:br/>
-        <w:t xml:space="preserve">Volbeat Пчелка использует Aerial Ace. </w:t>
-      </w:r>
-      <w:r>
-        <w:rPr>
-          <w:rFonts w:ascii="Times New Roman" w:hAnsi="Times New Roman" w:cs="Times New Roman"/>
-          <w:color w:val="000000" w:themeColor="text1"/>
-        </w:rPr>
-        <w:br/>
-        <w:t>Poliwag Рыбка теряет 22 здоровья.</w:t>
-      </w:r>
-      <w:r>
-        <w:rPr>
-          <w:rFonts w:ascii="Times New Roman" w:hAnsi="Times New Roman" w:cs="Times New Roman"/>
-          <w:color w:val="000000" w:themeColor="text1"/>
-        </w:rPr>
-        <w:br/>
-      </w:r>
-      <w:r>
-        <w:rPr>
-          <w:rFonts w:ascii="Times New Roman" w:hAnsi="Times New Roman" w:cs="Times New Roman"/>
-          <w:color w:val="000000" w:themeColor="text1"/>
-        </w:rPr>
-        <w:br/>
-        <w:t>Poliwag Рыбка промахивается</w:t>
-      </w:r>
-      <w:r>
-        <w:rPr>
-          <w:rFonts w:ascii="Times New Roman" w:hAnsi="Times New Roman" w:cs="Times New Roman"/>
-          <w:color w:val="000000" w:themeColor="text1"/>
-        </w:rPr>
-        <w:br/>
-      </w:r>
-      <w:r>
-        <w:rPr>
-          <w:rFonts w:ascii="Times New Roman" w:hAnsi="Times New Roman" w:cs="Times New Roman"/>
-          <w:color w:val="000000" w:themeColor="text1"/>
-        </w:rPr>
-        <w:br/>
-        <w:t xml:space="preserve">Volbeat Пчелка использует Aerial Ace. </w:t>
-      </w:r>
-      <w:r>
-        <w:rPr>
-          <w:rFonts w:ascii="Times New Roman" w:hAnsi="Times New Roman" w:cs="Times New Roman"/>
-          <w:color w:val="000000" w:themeColor="text1"/>
-        </w:rPr>
-        <w:br/>
-        <w:t>Poliwag Рыбка теряет 28 здоровья.</w:t>
-      </w:r>
-      <w:r>
-        <w:rPr>
-          <w:rFonts w:ascii="Times New Roman" w:hAnsi="Times New Roman" w:cs="Times New Roman"/>
-          <w:color w:val="000000" w:themeColor="text1"/>
-        </w:rPr>
-        <w:br/>
-        <w:t>Poliwag Рыбка теряет сознание.</w:t>
-      </w:r>
-      <w:r>
-        <w:rPr>
-          <w:rFonts w:ascii="Times New Roman" w:hAnsi="Times New Roman" w:cs="Times New Roman"/>
-          <w:color w:val="000000" w:themeColor="text1"/>
-        </w:rPr>
-        <w:br/>
-        <w:t>Poliwhirl Друган из команды зеленых вступает в бой!</w:t>
-      </w:r>
-      <w:r>
-        <w:rPr>
-          <w:rFonts w:ascii="Times New Roman" w:hAnsi="Times New Roman" w:cs="Times New Roman"/>
-          <w:color w:val="000000" w:themeColor="text1"/>
-        </w:rPr>
-        <w:br/>
-        <w:t xml:space="preserve">Volbeat Пчелка использует Quick Attack. </w:t>
-      </w:r>
-      <w:r>
-        <w:rPr>
-          <w:rFonts w:ascii="Times New Roman" w:hAnsi="Times New Roman" w:cs="Times New Roman"/>
-          <w:color w:val="000000" w:themeColor="text1"/>
-        </w:rPr>
-        <w:br/>
-        <w:t>Poliwhirl Друган теряет 21 здоровья.</w:t>
-      </w:r>
-      <w:r>
-        <w:rPr>
-          <w:rFonts w:ascii="Times New Roman" w:hAnsi="Times New Roman" w:cs="Times New Roman"/>
-          <w:color w:val="000000" w:themeColor="text1"/>
-        </w:rPr>
-        <w:br/>
-      </w:r>
-      <w:r>
-        <w:rPr>
-          <w:rFonts w:ascii="Times New Roman" w:hAnsi="Times New Roman" w:cs="Times New Roman"/>
-          <w:color w:val="000000" w:themeColor="text1"/>
-        </w:rPr>
-        <w:br/>
-        <w:t xml:space="preserve">Poliwhirl Друган использует Blizzard. </w:t>
+        <w:t>Poliwag</w:t>
+      </w:r>
+      <w:proofErr w:type="spellEnd"/>
+      <w:r>
+        <w:rPr>
+          <w:rFonts w:ascii="Times New Roman" w:hAnsi="Times New Roman" w:cs="Times New Roman"/>
+          <w:color w:val="000000" w:themeColor="text1"/>
+        </w:rPr>
+        <w:t xml:space="preserve"> Рыбка теряет 30 здоровья.</w:t>
+      </w:r>
+      <w:r>
+        <w:rPr>
+          <w:rFonts w:ascii="Times New Roman" w:hAnsi="Times New Roman" w:cs="Times New Roman"/>
+          <w:color w:val="000000" w:themeColor="text1"/>
+        </w:rPr>
+        <w:br/>
+      </w:r>
+      <w:r>
+        <w:rPr>
+          <w:rFonts w:ascii="Times New Roman" w:hAnsi="Times New Roman" w:cs="Times New Roman"/>
+          <w:color w:val="000000" w:themeColor="text1"/>
+        </w:rPr>
+        <w:br/>
+      </w:r>
+      <w:proofErr w:type="spellStart"/>
+      <w:r>
+        <w:rPr>
+          <w:rFonts w:ascii="Times New Roman" w:hAnsi="Times New Roman" w:cs="Times New Roman"/>
+          <w:color w:val="000000" w:themeColor="text1"/>
+        </w:rPr>
+        <w:t>Poliwag</w:t>
+      </w:r>
+      <w:proofErr w:type="spellEnd"/>
+      <w:r>
+        <w:rPr>
+          <w:rFonts w:ascii="Times New Roman" w:hAnsi="Times New Roman" w:cs="Times New Roman"/>
+          <w:color w:val="000000" w:themeColor="text1"/>
+        </w:rPr>
+        <w:t xml:space="preserve"> Рыбка промахивается</w:t>
+      </w:r>
+      <w:r>
+        <w:rPr>
+          <w:rFonts w:ascii="Times New Roman" w:hAnsi="Times New Roman" w:cs="Times New Roman"/>
+          <w:color w:val="000000" w:themeColor="text1"/>
+        </w:rPr>
+        <w:br/>
+      </w:r>
+      <w:r>
+        <w:rPr>
+          <w:rFonts w:ascii="Times New Roman" w:hAnsi="Times New Roman" w:cs="Times New Roman"/>
+          <w:color w:val="000000" w:themeColor="text1"/>
+        </w:rPr>
+        <w:br/>
+      </w:r>
+      <w:proofErr w:type="spellStart"/>
+      <w:proofErr w:type="gramStart"/>
+      <w:r>
+        <w:rPr>
+          <w:rFonts w:ascii="Times New Roman" w:hAnsi="Times New Roman" w:cs="Times New Roman"/>
+          <w:color w:val="000000" w:themeColor="text1"/>
+        </w:rPr>
+        <w:t>Volbeat</w:t>
+      </w:r>
+      <w:proofErr w:type="spellEnd"/>
+      <w:proofErr w:type="gramEnd"/>
+      <w:r>
+        <w:rPr>
+          <w:rFonts w:ascii="Times New Roman" w:hAnsi="Times New Roman" w:cs="Times New Roman"/>
+          <w:color w:val="000000" w:themeColor="text1"/>
+        </w:rPr>
+        <w:t xml:space="preserve"> Пчелка использует Flash. </w:t>
+      </w:r>
+      <w:r>
+        <w:rPr>
+          <w:rFonts w:ascii="Times New Roman" w:hAnsi="Times New Roman" w:cs="Times New Roman"/>
+          <w:color w:val="000000" w:themeColor="text1"/>
+        </w:rPr>
+        <w:br/>
+      </w:r>
+      <w:proofErr w:type="spellStart"/>
+      <w:r>
+        <w:rPr>
+          <w:rFonts w:ascii="Times New Roman" w:hAnsi="Times New Roman" w:cs="Times New Roman"/>
+          <w:color w:val="000000" w:themeColor="text1"/>
+        </w:rPr>
+        <w:t>Poliwag</w:t>
+      </w:r>
+      <w:proofErr w:type="spellEnd"/>
+      <w:r>
+        <w:rPr>
+          <w:rFonts w:ascii="Times New Roman" w:hAnsi="Times New Roman" w:cs="Times New Roman"/>
+          <w:color w:val="000000" w:themeColor="text1"/>
+        </w:rPr>
+        <w:t xml:space="preserve"> Рыбка уменьшает точность.</w:t>
+      </w:r>
+      <w:r>
+        <w:rPr>
+          <w:rFonts w:ascii="Times New Roman" w:hAnsi="Times New Roman" w:cs="Times New Roman"/>
+          <w:color w:val="000000" w:themeColor="text1"/>
+        </w:rPr>
+        <w:br/>
+      </w:r>
+      <w:r>
+        <w:rPr>
+          <w:rFonts w:ascii="Times New Roman" w:hAnsi="Times New Roman" w:cs="Times New Roman"/>
+          <w:color w:val="000000" w:themeColor="text1"/>
+        </w:rPr>
+        <w:br/>
+      </w:r>
+      <w:proofErr w:type="spellStart"/>
+      <w:r>
+        <w:rPr>
+          <w:rFonts w:ascii="Times New Roman" w:hAnsi="Times New Roman" w:cs="Times New Roman"/>
+          <w:color w:val="000000" w:themeColor="text1"/>
+        </w:rPr>
+        <w:t>Poliwag</w:t>
+      </w:r>
+      <w:proofErr w:type="spellEnd"/>
+      <w:r>
+        <w:rPr>
+          <w:rFonts w:ascii="Times New Roman" w:hAnsi="Times New Roman" w:cs="Times New Roman"/>
+          <w:color w:val="000000" w:themeColor="text1"/>
+        </w:rPr>
+        <w:t xml:space="preserve"> Рыбка использует Blizzard. </w:t>
+      </w:r>
+      <w:r>
+        <w:rPr>
+          <w:rFonts w:ascii="Times New Roman" w:hAnsi="Times New Roman" w:cs="Times New Roman"/>
+          <w:color w:val="000000" w:themeColor="text1"/>
+        </w:rPr>
+        <w:br/>
+      </w:r>
+      <w:proofErr w:type="spellStart"/>
+      <w:r>
+        <w:rPr>
+          <w:rFonts w:ascii="Times New Roman" w:hAnsi="Times New Roman" w:cs="Times New Roman"/>
+          <w:color w:val="000000" w:themeColor="text1"/>
+        </w:rPr>
+        <w:t>Volbeat</w:t>
+      </w:r>
+      <w:proofErr w:type="spellEnd"/>
+      <w:r>
+        <w:rPr>
+          <w:rFonts w:ascii="Times New Roman" w:hAnsi="Times New Roman" w:cs="Times New Roman"/>
+          <w:color w:val="000000" w:themeColor="text1"/>
+        </w:rPr>
+        <w:t xml:space="preserve"> Пчелка теряет 22 здоровья.</w:t>
+      </w:r>
+      <w:r>
+        <w:rPr>
+          <w:rFonts w:ascii="Times New Roman" w:hAnsi="Times New Roman" w:cs="Times New Roman"/>
+          <w:color w:val="000000" w:themeColor="text1"/>
+        </w:rPr>
+        <w:br/>
+      </w:r>
+      <w:r>
+        <w:rPr>
+          <w:rFonts w:ascii="Times New Roman" w:hAnsi="Times New Roman" w:cs="Times New Roman"/>
+          <w:color w:val="000000" w:themeColor="text1"/>
+        </w:rPr>
+        <w:br/>
+      </w:r>
+      <w:proofErr w:type="spellStart"/>
+      <w:r>
+        <w:rPr>
+          <w:rFonts w:ascii="Times New Roman" w:hAnsi="Times New Roman" w:cs="Times New Roman"/>
+          <w:color w:val="000000" w:themeColor="text1"/>
+        </w:rPr>
+        <w:t>Volbeat</w:t>
+      </w:r>
+      <w:proofErr w:type="spellEnd"/>
+      <w:r>
+        <w:rPr>
+          <w:rFonts w:ascii="Times New Roman" w:hAnsi="Times New Roman" w:cs="Times New Roman"/>
+          <w:color w:val="000000" w:themeColor="text1"/>
+        </w:rPr>
+        <w:t xml:space="preserve"> Пчелка использует Flash. </w:t>
+      </w:r>
+      <w:r>
+        <w:rPr>
+          <w:rFonts w:ascii="Times New Roman" w:hAnsi="Times New Roman" w:cs="Times New Roman"/>
+          <w:color w:val="000000" w:themeColor="text1"/>
+        </w:rPr>
+        <w:br/>
+      </w:r>
+      <w:proofErr w:type="spellStart"/>
+      <w:r>
+        <w:rPr>
+          <w:rFonts w:ascii="Times New Roman" w:hAnsi="Times New Roman" w:cs="Times New Roman"/>
+          <w:color w:val="000000" w:themeColor="text1"/>
+        </w:rPr>
+        <w:t>Poliwag</w:t>
+      </w:r>
+      <w:proofErr w:type="spellEnd"/>
+      <w:r>
+        <w:rPr>
+          <w:rFonts w:ascii="Times New Roman" w:hAnsi="Times New Roman" w:cs="Times New Roman"/>
+          <w:color w:val="000000" w:themeColor="text1"/>
+        </w:rPr>
+        <w:t xml:space="preserve"> Рыбка уменьшает точность.</w:t>
+      </w:r>
+      <w:r>
+        <w:rPr>
+          <w:rFonts w:ascii="Times New Roman" w:hAnsi="Times New Roman" w:cs="Times New Roman"/>
+          <w:color w:val="000000" w:themeColor="text1"/>
+        </w:rPr>
+        <w:br/>
+      </w:r>
+      <w:r>
+        <w:rPr>
+          <w:rFonts w:ascii="Times New Roman" w:hAnsi="Times New Roman" w:cs="Times New Roman"/>
+          <w:color w:val="000000" w:themeColor="text1"/>
+        </w:rPr>
+        <w:br/>
+      </w:r>
+      <w:proofErr w:type="spellStart"/>
+      <w:r>
+        <w:rPr>
+          <w:rFonts w:ascii="Times New Roman" w:hAnsi="Times New Roman" w:cs="Times New Roman"/>
+          <w:color w:val="000000" w:themeColor="text1"/>
+        </w:rPr>
+        <w:t>Poliwag</w:t>
+      </w:r>
+      <w:proofErr w:type="spellEnd"/>
+      <w:r>
+        <w:rPr>
+          <w:rFonts w:ascii="Times New Roman" w:hAnsi="Times New Roman" w:cs="Times New Roman"/>
+          <w:color w:val="000000" w:themeColor="text1"/>
+        </w:rPr>
+        <w:t xml:space="preserve"> Рыбка использует Blizzard. </w:t>
+      </w:r>
+      <w:r>
+        <w:rPr>
+          <w:rFonts w:ascii="Times New Roman" w:hAnsi="Times New Roman" w:cs="Times New Roman"/>
+          <w:color w:val="000000" w:themeColor="text1"/>
+        </w:rPr>
+        <w:br/>
+      </w:r>
+      <w:proofErr w:type="spellStart"/>
+      <w:r>
+        <w:rPr>
+          <w:rFonts w:ascii="Times New Roman" w:hAnsi="Times New Roman" w:cs="Times New Roman"/>
+          <w:color w:val="000000" w:themeColor="text1"/>
+        </w:rPr>
+        <w:t>Volbeat</w:t>
+      </w:r>
+      <w:proofErr w:type="spellEnd"/>
+      <w:r>
+        <w:rPr>
+          <w:rFonts w:ascii="Times New Roman" w:hAnsi="Times New Roman" w:cs="Times New Roman"/>
+          <w:color w:val="000000" w:themeColor="text1"/>
+        </w:rPr>
+        <w:t xml:space="preserve"> Пчелка теряет 20 здоровья.</w:t>
+      </w:r>
+      <w:r>
+        <w:rPr>
+          <w:rFonts w:ascii="Times New Roman" w:hAnsi="Times New Roman" w:cs="Times New Roman"/>
+          <w:color w:val="000000" w:themeColor="text1"/>
+        </w:rPr>
+        <w:br/>
+      </w:r>
+      <w:r>
+        <w:rPr>
+          <w:rFonts w:ascii="Times New Roman" w:hAnsi="Times New Roman" w:cs="Times New Roman"/>
+          <w:color w:val="000000" w:themeColor="text1"/>
+        </w:rPr>
+        <w:br/>
+      </w:r>
+      <w:proofErr w:type="spellStart"/>
+      <w:r>
+        <w:rPr>
+          <w:rFonts w:ascii="Times New Roman" w:hAnsi="Times New Roman" w:cs="Times New Roman"/>
+          <w:color w:val="000000" w:themeColor="text1"/>
+        </w:rPr>
+        <w:t>Volbeat</w:t>
+      </w:r>
+      <w:proofErr w:type="spellEnd"/>
+      <w:r>
+        <w:rPr>
+          <w:rFonts w:ascii="Times New Roman" w:hAnsi="Times New Roman" w:cs="Times New Roman"/>
+          <w:color w:val="000000" w:themeColor="text1"/>
+        </w:rPr>
+        <w:t xml:space="preserve"> Пчелка использует Flash. </w:t>
+      </w:r>
+      <w:r>
+        <w:rPr>
+          <w:rFonts w:ascii="Times New Roman" w:hAnsi="Times New Roman" w:cs="Times New Roman"/>
+          <w:color w:val="000000" w:themeColor="text1"/>
+        </w:rPr>
+        <w:br/>
+      </w:r>
+      <w:proofErr w:type="spellStart"/>
+      <w:r>
+        <w:rPr>
+          <w:rFonts w:ascii="Times New Roman" w:hAnsi="Times New Roman" w:cs="Times New Roman"/>
+          <w:color w:val="000000" w:themeColor="text1"/>
+        </w:rPr>
+        <w:t>Poliwag</w:t>
+      </w:r>
+      <w:proofErr w:type="spellEnd"/>
+      <w:r>
+        <w:rPr>
+          <w:rFonts w:ascii="Times New Roman" w:hAnsi="Times New Roman" w:cs="Times New Roman"/>
+          <w:color w:val="000000" w:themeColor="text1"/>
+        </w:rPr>
+        <w:t xml:space="preserve"> Рыбка уменьшает точность.</w:t>
+      </w:r>
+      <w:r>
+        <w:rPr>
+          <w:rFonts w:ascii="Times New Roman" w:hAnsi="Times New Roman" w:cs="Times New Roman"/>
+          <w:color w:val="000000" w:themeColor="text1"/>
+        </w:rPr>
+        <w:br/>
+      </w:r>
+      <w:r>
+        <w:rPr>
+          <w:rFonts w:ascii="Times New Roman" w:hAnsi="Times New Roman" w:cs="Times New Roman"/>
+          <w:color w:val="000000" w:themeColor="text1"/>
+        </w:rPr>
+        <w:br/>
+      </w:r>
+      <w:proofErr w:type="spellStart"/>
+      <w:r>
+        <w:rPr>
+          <w:rFonts w:ascii="Times New Roman" w:hAnsi="Times New Roman" w:cs="Times New Roman"/>
+          <w:color w:val="000000" w:themeColor="text1"/>
+        </w:rPr>
+        <w:t>Poliwag</w:t>
+      </w:r>
+      <w:proofErr w:type="spellEnd"/>
+      <w:r>
+        <w:rPr>
+          <w:rFonts w:ascii="Times New Roman" w:hAnsi="Times New Roman" w:cs="Times New Roman"/>
+          <w:color w:val="000000" w:themeColor="text1"/>
+        </w:rPr>
+        <w:t xml:space="preserve"> Рыбка промахивается</w:t>
+      </w:r>
+      <w:r>
+        <w:rPr>
+          <w:rFonts w:ascii="Times New Roman" w:hAnsi="Times New Roman" w:cs="Times New Roman"/>
+          <w:color w:val="000000" w:themeColor="text1"/>
+        </w:rPr>
+        <w:br/>
+      </w:r>
+      <w:r>
+        <w:rPr>
+          <w:rFonts w:ascii="Times New Roman" w:hAnsi="Times New Roman" w:cs="Times New Roman"/>
+          <w:color w:val="000000" w:themeColor="text1"/>
+        </w:rPr>
+        <w:br/>
+      </w:r>
+      <w:proofErr w:type="spellStart"/>
+      <w:proofErr w:type="gramStart"/>
+      <w:r>
+        <w:rPr>
+          <w:rFonts w:ascii="Times New Roman" w:hAnsi="Times New Roman" w:cs="Times New Roman"/>
+          <w:color w:val="000000" w:themeColor="text1"/>
+        </w:rPr>
+        <w:t>Volbeat</w:t>
+      </w:r>
+      <w:proofErr w:type="spellEnd"/>
+      <w:proofErr w:type="gramEnd"/>
+      <w:r>
+        <w:rPr>
+          <w:rFonts w:ascii="Times New Roman" w:hAnsi="Times New Roman" w:cs="Times New Roman"/>
+          <w:color w:val="000000" w:themeColor="text1"/>
+        </w:rPr>
+        <w:t xml:space="preserve"> Пчелка использует </w:t>
+      </w:r>
+      <w:proofErr w:type="spellStart"/>
+      <w:r>
+        <w:rPr>
+          <w:rFonts w:ascii="Times New Roman" w:hAnsi="Times New Roman" w:cs="Times New Roman"/>
+          <w:color w:val="000000" w:themeColor="text1"/>
+        </w:rPr>
+        <w:t>Aerial</w:t>
+      </w:r>
+      <w:proofErr w:type="spellEnd"/>
+      <w:r>
+        <w:rPr>
+          <w:rFonts w:ascii="Times New Roman" w:hAnsi="Times New Roman" w:cs="Times New Roman"/>
+          <w:color w:val="000000" w:themeColor="text1"/>
+        </w:rPr>
+        <w:t xml:space="preserve"> </w:t>
+      </w:r>
+      <w:proofErr w:type="spellStart"/>
+      <w:r>
+        <w:rPr>
+          <w:rFonts w:ascii="Times New Roman" w:hAnsi="Times New Roman" w:cs="Times New Roman"/>
+          <w:color w:val="000000" w:themeColor="text1"/>
+        </w:rPr>
+        <w:t>Ace</w:t>
+      </w:r>
+      <w:proofErr w:type="spellEnd"/>
+      <w:r>
+        <w:rPr>
+          <w:rFonts w:ascii="Times New Roman" w:hAnsi="Times New Roman" w:cs="Times New Roman"/>
+          <w:color w:val="000000" w:themeColor="text1"/>
+        </w:rPr>
+        <w:t xml:space="preserve">. </w:t>
+      </w:r>
+      <w:r>
+        <w:rPr>
+          <w:rFonts w:ascii="Times New Roman" w:hAnsi="Times New Roman" w:cs="Times New Roman"/>
+          <w:color w:val="000000" w:themeColor="text1"/>
+        </w:rPr>
+        <w:br/>
+      </w:r>
+      <w:proofErr w:type="spellStart"/>
+      <w:r>
+        <w:rPr>
+          <w:rFonts w:ascii="Times New Roman" w:hAnsi="Times New Roman" w:cs="Times New Roman"/>
+          <w:color w:val="000000" w:themeColor="text1"/>
+        </w:rPr>
+        <w:t>Poliwag</w:t>
+      </w:r>
+      <w:proofErr w:type="spellEnd"/>
+      <w:r>
+        <w:rPr>
+          <w:rFonts w:ascii="Times New Roman" w:hAnsi="Times New Roman" w:cs="Times New Roman"/>
+          <w:color w:val="000000" w:themeColor="text1"/>
+        </w:rPr>
+        <w:t xml:space="preserve"> Рыбка теряет 22 здоровья.</w:t>
+      </w:r>
+      <w:r>
+        <w:rPr>
+          <w:rFonts w:ascii="Times New Roman" w:hAnsi="Times New Roman" w:cs="Times New Roman"/>
+          <w:color w:val="000000" w:themeColor="text1"/>
+        </w:rPr>
+        <w:br/>
+      </w:r>
+      <w:r>
+        <w:rPr>
+          <w:rFonts w:ascii="Times New Roman" w:hAnsi="Times New Roman" w:cs="Times New Roman"/>
+          <w:color w:val="000000" w:themeColor="text1"/>
+        </w:rPr>
+        <w:br/>
+      </w:r>
+      <w:proofErr w:type="spellStart"/>
+      <w:r>
+        <w:rPr>
+          <w:rFonts w:ascii="Times New Roman" w:hAnsi="Times New Roman" w:cs="Times New Roman"/>
+          <w:color w:val="000000" w:themeColor="text1"/>
+        </w:rPr>
+        <w:t>Poliwag</w:t>
+      </w:r>
+      <w:proofErr w:type="spellEnd"/>
+      <w:r>
+        <w:rPr>
+          <w:rFonts w:ascii="Times New Roman" w:hAnsi="Times New Roman" w:cs="Times New Roman"/>
+          <w:color w:val="000000" w:themeColor="text1"/>
+        </w:rPr>
+        <w:t xml:space="preserve"> Рыбка промахивается</w:t>
+      </w:r>
+      <w:r>
+        <w:rPr>
+          <w:rFonts w:ascii="Times New Roman" w:hAnsi="Times New Roman" w:cs="Times New Roman"/>
+          <w:color w:val="000000" w:themeColor="text1"/>
+        </w:rPr>
+        <w:br/>
+      </w:r>
+      <w:r>
+        <w:rPr>
+          <w:rFonts w:ascii="Times New Roman" w:hAnsi="Times New Roman" w:cs="Times New Roman"/>
+          <w:color w:val="000000" w:themeColor="text1"/>
+        </w:rPr>
+        <w:br/>
+      </w:r>
+      <w:proofErr w:type="spellStart"/>
+      <w:proofErr w:type="gramStart"/>
+      <w:r>
+        <w:rPr>
+          <w:rFonts w:ascii="Times New Roman" w:hAnsi="Times New Roman" w:cs="Times New Roman"/>
+          <w:color w:val="000000" w:themeColor="text1"/>
+        </w:rPr>
+        <w:t>Volbeat</w:t>
+      </w:r>
+      <w:proofErr w:type="spellEnd"/>
+      <w:proofErr w:type="gramEnd"/>
+      <w:r>
+        <w:rPr>
+          <w:rFonts w:ascii="Times New Roman" w:hAnsi="Times New Roman" w:cs="Times New Roman"/>
+          <w:color w:val="000000" w:themeColor="text1"/>
+        </w:rPr>
+        <w:t xml:space="preserve"> Пчелка использует </w:t>
+      </w:r>
+      <w:proofErr w:type="spellStart"/>
+      <w:r>
+        <w:rPr>
+          <w:rFonts w:ascii="Times New Roman" w:hAnsi="Times New Roman" w:cs="Times New Roman"/>
+          <w:color w:val="000000" w:themeColor="text1"/>
+        </w:rPr>
+        <w:t>Aerial</w:t>
+      </w:r>
+      <w:proofErr w:type="spellEnd"/>
+      <w:r>
+        <w:rPr>
+          <w:rFonts w:ascii="Times New Roman" w:hAnsi="Times New Roman" w:cs="Times New Roman"/>
+          <w:color w:val="000000" w:themeColor="text1"/>
+        </w:rPr>
+        <w:t xml:space="preserve"> </w:t>
+      </w:r>
+      <w:proofErr w:type="spellStart"/>
+      <w:r>
+        <w:rPr>
+          <w:rFonts w:ascii="Times New Roman" w:hAnsi="Times New Roman" w:cs="Times New Roman"/>
+          <w:color w:val="000000" w:themeColor="text1"/>
+        </w:rPr>
+        <w:t>Ace</w:t>
+      </w:r>
+      <w:proofErr w:type="spellEnd"/>
+      <w:r>
+        <w:rPr>
+          <w:rFonts w:ascii="Times New Roman" w:hAnsi="Times New Roman" w:cs="Times New Roman"/>
+          <w:color w:val="000000" w:themeColor="text1"/>
+        </w:rPr>
+        <w:t xml:space="preserve">. </w:t>
+      </w:r>
+      <w:r>
+        <w:rPr>
+          <w:rFonts w:ascii="Times New Roman" w:hAnsi="Times New Roman" w:cs="Times New Roman"/>
+          <w:color w:val="000000" w:themeColor="text1"/>
+        </w:rPr>
+        <w:br/>
+      </w:r>
+      <w:proofErr w:type="spellStart"/>
+      <w:r>
+        <w:rPr>
+          <w:rFonts w:ascii="Times New Roman" w:hAnsi="Times New Roman" w:cs="Times New Roman"/>
+          <w:color w:val="000000" w:themeColor="text1"/>
+        </w:rPr>
+        <w:t>Poliwag</w:t>
+      </w:r>
+      <w:proofErr w:type="spellEnd"/>
+      <w:r>
+        <w:rPr>
+          <w:rFonts w:ascii="Times New Roman" w:hAnsi="Times New Roman" w:cs="Times New Roman"/>
+          <w:color w:val="000000" w:themeColor="text1"/>
+        </w:rPr>
+        <w:t xml:space="preserve"> Рыбка теряет 28 здоровья.</w:t>
+      </w:r>
+      <w:r>
+        <w:rPr>
+          <w:rFonts w:ascii="Times New Roman" w:hAnsi="Times New Roman" w:cs="Times New Roman"/>
+          <w:color w:val="000000" w:themeColor="text1"/>
+        </w:rPr>
+        <w:br/>
+      </w:r>
+      <w:proofErr w:type="spellStart"/>
+      <w:r>
+        <w:rPr>
+          <w:rFonts w:ascii="Times New Roman" w:hAnsi="Times New Roman" w:cs="Times New Roman"/>
+          <w:color w:val="000000" w:themeColor="text1"/>
+        </w:rPr>
+        <w:t>Poliwag</w:t>
+      </w:r>
+      <w:proofErr w:type="spellEnd"/>
+      <w:r>
+        <w:rPr>
+          <w:rFonts w:ascii="Times New Roman" w:hAnsi="Times New Roman" w:cs="Times New Roman"/>
+          <w:color w:val="000000" w:themeColor="text1"/>
+        </w:rPr>
+        <w:t xml:space="preserve"> Рыбка теряет сознание.</w:t>
+      </w:r>
+      <w:r>
+        <w:rPr>
+          <w:rFonts w:ascii="Times New Roman" w:hAnsi="Times New Roman" w:cs="Times New Roman"/>
+          <w:color w:val="000000" w:themeColor="text1"/>
+        </w:rPr>
+        <w:br/>
+      </w:r>
+      <w:proofErr w:type="spellStart"/>
+      <w:r>
+        <w:rPr>
+          <w:rFonts w:ascii="Times New Roman" w:hAnsi="Times New Roman" w:cs="Times New Roman"/>
+          <w:color w:val="000000" w:themeColor="text1"/>
+        </w:rPr>
+        <w:t>Poliwhirl</w:t>
+      </w:r>
+      <w:proofErr w:type="spellEnd"/>
+      <w:r>
+        <w:rPr>
+          <w:rFonts w:ascii="Times New Roman" w:hAnsi="Times New Roman" w:cs="Times New Roman"/>
+          <w:color w:val="000000" w:themeColor="text1"/>
+        </w:rPr>
+        <w:t xml:space="preserve"> Друган из команды зеленых вступает в бой!</w:t>
+      </w:r>
+      <w:r>
+        <w:rPr>
+          <w:rFonts w:ascii="Times New Roman" w:hAnsi="Times New Roman" w:cs="Times New Roman"/>
+          <w:color w:val="000000" w:themeColor="text1"/>
+        </w:rPr>
+        <w:br/>
+      </w:r>
+      <w:proofErr w:type="spellStart"/>
+      <w:r>
+        <w:rPr>
+          <w:rFonts w:ascii="Times New Roman" w:hAnsi="Times New Roman" w:cs="Times New Roman"/>
+          <w:color w:val="000000" w:themeColor="text1"/>
+        </w:rPr>
+        <w:t>Volbeat</w:t>
+      </w:r>
+      <w:proofErr w:type="spellEnd"/>
+      <w:r>
+        <w:rPr>
+          <w:rFonts w:ascii="Times New Roman" w:hAnsi="Times New Roman" w:cs="Times New Roman"/>
+          <w:color w:val="000000" w:themeColor="text1"/>
+        </w:rPr>
+        <w:t xml:space="preserve"> Пчелка использует Quick </w:t>
+      </w:r>
+      <w:proofErr w:type="spellStart"/>
+      <w:r>
+        <w:rPr>
+          <w:rFonts w:ascii="Times New Roman" w:hAnsi="Times New Roman" w:cs="Times New Roman"/>
+          <w:color w:val="000000" w:themeColor="text1"/>
+        </w:rPr>
+        <w:t>Attack</w:t>
+      </w:r>
+      <w:proofErr w:type="spellEnd"/>
+      <w:r>
+        <w:rPr>
+          <w:rFonts w:ascii="Times New Roman" w:hAnsi="Times New Roman" w:cs="Times New Roman"/>
+          <w:color w:val="000000" w:themeColor="text1"/>
+        </w:rPr>
+        <w:t xml:space="preserve">. </w:t>
+      </w:r>
+      <w:r>
+        <w:rPr>
+          <w:rFonts w:ascii="Times New Roman" w:hAnsi="Times New Roman" w:cs="Times New Roman"/>
+          <w:color w:val="000000" w:themeColor="text1"/>
+        </w:rPr>
+        <w:br/>
+      </w:r>
+      <w:proofErr w:type="spellStart"/>
+      <w:r>
+        <w:rPr>
+          <w:rFonts w:ascii="Times New Roman" w:hAnsi="Times New Roman" w:cs="Times New Roman"/>
+          <w:color w:val="000000" w:themeColor="text1"/>
+        </w:rPr>
+        <w:t>Poliwhirl</w:t>
+      </w:r>
+      <w:proofErr w:type="spellEnd"/>
+      <w:r>
+        <w:rPr>
+          <w:rFonts w:ascii="Times New Roman" w:hAnsi="Times New Roman" w:cs="Times New Roman"/>
+          <w:color w:val="000000" w:themeColor="text1"/>
+        </w:rPr>
+        <w:t xml:space="preserve"> Друган теряет 21 здоровья.</w:t>
+      </w:r>
+      <w:r>
+        <w:rPr>
+          <w:rFonts w:ascii="Times New Roman" w:hAnsi="Times New Roman" w:cs="Times New Roman"/>
+          <w:color w:val="000000" w:themeColor="text1"/>
+        </w:rPr>
+        <w:br/>
+      </w:r>
+      <w:r>
+        <w:rPr>
+          <w:rFonts w:ascii="Times New Roman" w:hAnsi="Times New Roman" w:cs="Times New Roman"/>
+          <w:color w:val="000000" w:themeColor="text1"/>
+        </w:rPr>
+        <w:br/>
+      </w:r>
+      <w:proofErr w:type="spellStart"/>
+      <w:r>
+        <w:rPr>
+          <w:rFonts w:ascii="Times New Roman" w:hAnsi="Times New Roman" w:cs="Times New Roman"/>
+          <w:color w:val="000000" w:themeColor="text1"/>
+        </w:rPr>
+        <w:t>Poliwhirl</w:t>
+      </w:r>
+      <w:proofErr w:type="spellEnd"/>
+      <w:r>
+        <w:rPr>
+          <w:rFonts w:ascii="Times New Roman" w:hAnsi="Times New Roman" w:cs="Times New Roman"/>
+          <w:color w:val="000000" w:themeColor="text1"/>
+        </w:rPr>
+        <w:t xml:space="preserve"> Друган использует Blizzard. </w:t>
       </w:r>
       <w:r>
         <w:rPr>
@@ -4399,75 +5335,229 @@
           <w:color w:val="000000" w:themeColor="text1"/>
         </w:rPr>
         <w:br/>
-        <w:t>Volbeat Пчелка теряет 56 здоровья.</w:t>
-      </w:r>
-      <w:r>
-        <w:rPr>
-          <w:rFonts w:ascii="Times New Roman" w:hAnsi="Times New Roman" w:cs="Times New Roman"/>
-          <w:color w:val="000000" w:themeColor="text1"/>
-        </w:rPr>
-        <w:br/>
-      </w:r>
-      <w:r>
-        <w:rPr>
-          <w:rFonts w:ascii="Times New Roman" w:hAnsi="Times New Roman" w:cs="Times New Roman"/>
-          <w:color w:val="000000" w:themeColor="text1"/>
-        </w:rPr>
-        <w:br/>
-        <w:t>Poliwhirl Друган промахивается</w:t>
-      </w:r>
-      <w:r>
-        <w:rPr>
-          <w:rFonts w:ascii="Times New Roman" w:hAnsi="Times New Roman" w:cs="Times New Roman"/>
-          <w:color w:val="000000" w:themeColor="text1"/>
-        </w:rPr>
-        <w:br/>
-      </w:r>
-      <w:r>
-        <w:rPr>
-          <w:rFonts w:ascii="Times New Roman" w:hAnsi="Times New Roman" w:cs="Times New Roman"/>
-          <w:color w:val="000000" w:themeColor="text1"/>
-        </w:rPr>
-        <w:br/>
-        <w:t xml:space="preserve">Volbeat Пчелка использует Aerial Ace. </w:t>
-      </w:r>
-      <w:r>
-        <w:rPr>
-          <w:rFonts w:ascii="Times New Roman" w:hAnsi="Times New Roman" w:cs="Times New Roman"/>
-          <w:color w:val="000000" w:themeColor="text1"/>
-        </w:rPr>
-        <w:br/>
-        <w:t>Poliwhirl Друган теряет 26 здоровья.</w:t>
-      </w:r>
-      <w:r>
-        <w:rPr>
-          <w:rFonts w:ascii="Times New Roman" w:hAnsi="Times New Roman" w:cs="Times New Roman"/>
-          <w:color w:val="000000" w:themeColor="text1"/>
-        </w:rPr>
-        <w:br/>
-      </w:r>
-      <w:r>
-        <w:rPr>
-          <w:rFonts w:ascii="Times New Roman" w:hAnsi="Times New Roman" w:cs="Times New Roman"/>
-          <w:color w:val="000000" w:themeColor="text1"/>
-        </w:rPr>
-        <w:br/>
-        <w:t>Poliwhirl Друган промахивается</w:t>
-      </w:r>
-      <w:r>
-        <w:rPr>
-          <w:rFonts w:ascii="Times New Roman" w:hAnsi="Times New Roman" w:cs="Times New Roman"/>
-          <w:color w:val="000000" w:themeColor="text1"/>
-        </w:rPr>
-        <w:br/>
-      </w:r>
-      <w:r>
-        <w:rPr>
-          <w:rFonts w:ascii="Times New Roman" w:hAnsi="Times New Roman" w:cs="Times New Roman"/>
-          <w:color w:val="000000" w:themeColor="text1"/>
-        </w:rPr>
-        <w:br/>
-        <w:t xml:space="preserve">Volbeat Пчелка использует Aerial Ace. </w:t>
+      </w:r>
+      <w:proofErr w:type="spellStart"/>
+      <w:r>
+        <w:rPr>
+          <w:rFonts w:ascii="Times New Roman" w:hAnsi="Times New Roman" w:cs="Times New Roman"/>
+          <w:color w:val="000000" w:themeColor="text1"/>
+        </w:rPr>
+        <w:t>Volbeat</w:t>
+      </w:r>
+      <w:proofErr w:type="spellEnd"/>
+      <w:r>
+        <w:rPr>
+          <w:rFonts w:ascii="Times New Roman" w:hAnsi="Times New Roman" w:cs="Times New Roman"/>
+          <w:color w:val="000000" w:themeColor="text1"/>
+        </w:rPr>
+        <w:t xml:space="preserve"> Пчелка теряет 56 здоровья.</w:t>
+      </w:r>
+      <w:r>
+        <w:rPr>
+          <w:rFonts w:ascii="Times New Roman" w:hAnsi="Times New Roman" w:cs="Times New Roman"/>
+          <w:color w:val="000000" w:themeColor="text1"/>
+        </w:rPr>
+        <w:br/>
+      </w:r>
+      <w:r>
+        <w:rPr>
+          <w:rFonts w:ascii="Times New Roman" w:hAnsi="Times New Roman" w:cs="Times New Roman"/>
+          <w:color w:val="000000" w:themeColor="text1"/>
+        </w:rPr>
+        <w:br/>
+      </w:r>
+      <w:proofErr w:type="spellStart"/>
+      <w:r>
+        <w:rPr>
+          <w:rFonts w:ascii="Times New Roman" w:hAnsi="Times New Roman" w:cs="Times New Roman"/>
+          <w:color w:val="000000" w:themeColor="text1"/>
+        </w:rPr>
+        <w:t>Poliwhirl</w:t>
+      </w:r>
+      <w:proofErr w:type="spellEnd"/>
+      <w:r>
+        <w:rPr>
+          <w:rFonts w:ascii="Times New Roman" w:hAnsi="Times New Roman" w:cs="Times New Roman"/>
+          <w:color w:val="000000" w:themeColor="text1"/>
+        </w:rPr>
+        <w:t xml:space="preserve"> Друган промахивается</w:t>
+      </w:r>
+      <w:r>
+        <w:rPr>
+          <w:rFonts w:ascii="Times New Roman" w:hAnsi="Times New Roman" w:cs="Times New Roman"/>
+          <w:color w:val="000000" w:themeColor="text1"/>
+        </w:rPr>
+        <w:br/>
+      </w:r>
+      <w:r>
+        <w:rPr>
+          <w:rFonts w:ascii="Times New Roman" w:hAnsi="Times New Roman" w:cs="Times New Roman"/>
+          <w:color w:val="000000" w:themeColor="text1"/>
+        </w:rPr>
+        <w:br/>
+      </w:r>
+      <w:proofErr w:type="spellStart"/>
+      <w:r>
+        <w:rPr>
+          <w:rFonts w:ascii="Times New Roman" w:hAnsi="Times New Roman" w:cs="Times New Roman"/>
+          <w:color w:val="000000" w:themeColor="text1"/>
+        </w:rPr>
+        <w:t>Volbeat</w:t>
+      </w:r>
+      <w:proofErr w:type="spellEnd"/>
+      <w:r>
+        <w:rPr>
+          <w:rFonts w:ascii="Times New Roman" w:hAnsi="Times New Roman" w:cs="Times New Roman"/>
+          <w:color w:val="000000" w:themeColor="text1"/>
+        </w:rPr>
+        <w:t xml:space="preserve"> Пчелка использует </w:t>
+      </w:r>
+      <w:proofErr w:type="spellStart"/>
+      <w:r>
+        <w:rPr>
+          <w:rFonts w:ascii="Times New Roman" w:hAnsi="Times New Roman" w:cs="Times New Roman"/>
+          <w:color w:val="000000" w:themeColor="text1"/>
+        </w:rPr>
+        <w:t>Aerial</w:t>
+      </w:r>
+      <w:proofErr w:type="spellEnd"/>
+      <w:r>
+        <w:rPr>
+          <w:rFonts w:ascii="Times New Roman" w:hAnsi="Times New Roman" w:cs="Times New Roman"/>
+          <w:color w:val="000000" w:themeColor="text1"/>
+        </w:rPr>
+        <w:t xml:space="preserve"> </w:t>
+      </w:r>
+      <w:proofErr w:type="spellStart"/>
+      <w:r>
+        <w:rPr>
+          <w:rFonts w:ascii="Times New Roman" w:hAnsi="Times New Roman" w:cs="Times New Roman"/>
+          <w:color w:val="000000" w:themeColor="text1"/>
+        </w:rPr>
+        <w:t>Ace</w:t>
+      </w:r>
+      <w:proofErr w:type="spellEnd"/>
+      <w:r>
+        <w:rPr>
+          <w:rFonts w:ascii="Times New Roman" w:hAnsi="Times New Roman" w:cs="Times New Roman"/>
+          <w:color w:val="000000" w:themeColor="text1"/>
+        </w:rPr>
+        <w:t xml:space="preserve">. </w:t>
+      </w:r>
+      <w:r>
+        <w:rPr>
+          <w:rFonts w:ascii="Times New Roman" w:hAnsi="Times New Roman" w:cs="Times New Roman"/>
+          <w:color w:val="000000" w:themeColor="text1"/>
+        </w:rPr>
+        <w:br/>
+      </w:r>
+      <w:proofErr w:type="spellStart"/>
+      <w:r>
+        <w:rPr>
+          <w:rFonts w:ascii="Times New Roman" w:hAnsi="Times New Roman" w:cs="Times New Roman"/>
+          <w:color w:val="000000" w:themeColor="text1"/>
+        </w:rPr>
+        <w:t>Poliwhirl</w:t>
+      </w:r>
+      <w:proofErr w:type="spellEnd"/>
+      <w:r>
+        <w:rPr>
+          <w:rFonts w:ascii="Times New Roman" w:hAnsi="Times New Roman" w:cs="Times New Roman"/>
+          <w:color w:val="000000" w:themeColor="text1"/>
+        </w:rPr>
+        <w:t xml:space="preserve"> Друган теряет 26 здоровья.</w:t>
+      </w:r>
+      <w:r>
+        <w:rPr>
+          <w:rFonts w:ascii="Times New Roman" w:hAnsi="Times New Roman" w:cs="Times New Roman"/>
+          <w:color w:val="000000" w:themeColor="text1"/>
+        </w:rPr>
+        <w:br/>
+      </w:r>
+      <w:r>
+        <w:rPr>
+          <w:rFonts w:ascii="Times New Roman" w:hAnsi="Times New Roman" w:cs="Times New Roman"/>
+          <w:color w:val="000000" w:themeColor="text1"/>
+        </w:rPr>
+        <w:br/>
+      </w:r>
+      <w:proofErr w:type="spellStart"/>
+      <w:r>
+        <w:rPr>
+          <w:rFonts w:ascii="Times New Roman" w:hAnsi="Times New Roman" w:cs="Times New Roman"/>
+          <w:color w:val="000000" w:themeColor="text1"/>
+        </w:rPr>
+        <w:t>Poliwhirl</w:t>
+      </w:r>
+      <w:proofErr w:type="spellEnd"/>
+      <w:r>
+        <w:rPr>
+          <w:rFonts w:ascii="Times New Roman" w:hAnsi="Times New Roman" w:cs="Times New Roman"/>
+          <w:color w:val="000000" w:themeColor="text1"/>
+        </w:rPr>
+        <w:t xml:space="preserve"> Друган промахивается</w:t>
+      </w:r>
+      <w:r>
+        <w:rPr>
+          <w:rFonts w:ascii="Times New Roman" w:hAnsi="Times New Roman" w:cs="Times New Roman"/>
+          <w:color w:val="000000" w:themeColor="text1"/>
+        </w:rPr>
+        <w:br/>
+      </w:r>
+      <w:r>
+        <w:rPr>
+          <w:rFonts w:ascii="Times New Roman" w:hAnsi="Times New Roman" w:cs="Times New Roman"/>
+          <w:color w:val="000000" w:themeColor="text1"/>
+        </w:rPr>
+        <w:br/>
+      </w:r>
+      <w:proofErr w:type="spellStart"/>
+      <w:r>
+        <w:rPr>
+          <w:rFonts w:ascii="Times New Roman" w:hAnsi="Times New Roman" w:cs="Times New Roman"/>
+          <w:color w:val="000000" w:themeColor="text1"/>
+        </w:rPr>
+        <w:t>Volbeat</w:t>
+      </w:r>
+      <w:proofErr w:type="spellEnd"/>
+      <w:r>
+        <w:rPr>
+          <w:rFonts w:ascii="Times New Roman" w:hAnsi="Times New Roman" w:cs="Times New Roman"/>
+          <w:color w:val="000000" w:themeColor="text1"/>
+        </w:rPr>
+        <w:t xml:space="preserve"> Пчелка использует </w:t>
+      </w:r>
+      <w:proofErr w:type="spellStart"/>
+      <w:r>
+        <w:rPr>
+          <w:rFonts w:ascii="Times New Roman" w:hAnsi="Times New Roman" w:cs="Times New Roman"/>
+          <w:color w:val="000000" w:themeColor="text1"/>
+        </w:rPr>
+        <w:t>Aerial</w:t>
+      </w:r>
+      <w:proofErr w:type="spellEnd"/>
+      <w:r>
+        <w:rPr>
+          <w:rFonts w:ascii="Times New Roman" w:hAnsi="Times New Roman" w:cs="Times New Roman"/>
+          <w:color w:val="000000" w:themeColor="text1"/>
+        </w:rPr>
+        <w:t xml:space="preserve"> </w:t>
+      </w:r>
+      <w:proofErr w:type="spellStart"/>
+      <w:r>
+        <w:rPr>
+          <w:rFonts w:ascii="Times New Roman" w:hAnsi="Times New Roman" w:cs="Times New Roman"/>
+          <w:color w:val="000000" w:themeColor="text1"/>
+        </w:rPr>
+        <w:t>Ace</w:t>
+      </w:r>
+      <w:proofErr w:type="spellEnd"/>
+      <w:r>
+        <w:rPr>
+          <w:rFonts w:ascii="Times New Roman" w:hAnsi="Times New Roman" w:cs="Times New Roman"/>
+          <w:color w:val="000000" w:themeColor="text1"/>
+        </w:rPr>
+        <w:t xml:space="preserve">. </w:t>
       </w:r>
       <w:r>
         <w:rPr>
@@ -4490,390 +5580,1058 @@
           <w:color w:val="000000" w:themeColor="text1"/>
         </w:rPr>
         <w:br/>
-        <w:t>Poliwhirl Друган теряет 42 здоровья.</w:t>
-      </w:r>
-      <w:r>
-        <w:rPr>
-          <w:rFonts w:ascii="Times New Roman" w:hAnsi="Times New Roman" w:cs="Times New Roman"/>
-          <w:color w:val="000000" w:themeColor="text1"/>
-        </w:rPr>
-        <w:br/>
-      </w:r>
-      <w:r>
-        <w:rPr>
-          <w:rFonts w:ascii="Times New Roman" w:hAnsi="Times New Roman" w:cs="Times New Roman"/>
-          <w:color w:val="000000" w:themeColor="text1"/>
-        </w:rPr>
-        <w:br/>
-        <w:t>Poliwhirl Друган промахивается</w:t>
-      </w:r>
-      <w:r>
-        <w:rPr>
-          <w:rFonts w:ascii="Times New Roman" w:hAnsi="Times New Roman" w:cs="Times New Roman"/>
-          <w:color w:val="000000" w:themeColor="text1"/>
-        </w:rPr>
-        <w:br/>
-      </w:r>
-      <w:r>
-        <w:rPr>
-          <w:rFonts w:ascii="Times New Roman" w:hAnsi="Times New Roman" w:cs="Times New Roman"/>
-          <w:color w:val="000000" w:themeColor="text1"/>
-        </w:rPr>
-        <w:br/>
-        <w:t xml:space="preserve">Volbeat Пчелка использует Aerial Ace. </w:t>
-      </w:r>
-      <w:r>
-        <w:rPr>
-          <w:rFonts w:ascii="Times New Roman" w:hAnsi="Times New Roman" w:cs="Times New Roman"/>
-          <w:color w:val="000000" w:themeColor="text1"/>
-        </w:rPr>
-        <w:br/>
-        <w:t>Poliwhirl Друган теряет 28 здоровья.</w:t>
-      </w:r>
-      <w:r>
-        <w:rPr>
-          <w:rFonts w:ascii="Times New Roman" w:hAnsi="Times New Roman" w:cs="Times New Roman"/>
-          <w:color w:val="000000" w:themeColor="text1"/>
-        </w:rPr>
-        <w:br/>
-      </w:r>
-      <w:r>
-        <w:rPr>
-          <w:rFonts w:ascii="Times New Roman" w:hAnsi="Times New Roman" w:cs="Times New Roman"/>
-          <w:color w:val="000000" w:themeColor="text1"/>
-        </w:rPr>
-        <w:br/>
-        <w:t xml:space="preserve">Volbeat Пчелка использует Quick Attack. </w:t>
-      </w:r>
-      <w:r>
-        <w:rPr>
-          <w:rFonts w:ascii="Times New Roman" w:hAnsi="Times New Roman" w:cs="Times New Roman"/>
-          <w:color w:val="000000" w:themeColor="text1"/>
-        </w:rPr>
-        <w:br/>
-        <w:t>Poliwhirl Друган теряет 18 здоровья.</w:t>
-      </w:r>
-      <w:r>
-        <w:rPr>
-          <w:rFonts w:ascii="Times New Roman" w:hAnsi="Times New Roman" w:cs="Times New Roman"/>
-          <w:color w:val="000000" w:themeColor="text1"/>
-        </w:rPr>
-        <w:br/>
-      </w:r>
-      <w:r>
-        <w:rPr>
-          <w:rFonts w:ascii="Times New Roman" w:hAnsi="Times New Roman" w:cs="Times New Roman"/>
-          <w:color w:val="000000" w:themeColor="text1"/>
-        </w:rPr>
-        <w:br/>
-        <w:t xml:space="preserve">Poliwhirl Друган борется с соперником. </w:t>
-      </w:r>
-      <w:r>
-        <w:rPr>
-          <w:rFonts w:ascii="Times New Roman" w:hAnsi="Times New Roman" w:cs="Times New Roman"/>
-          <w:color w:val="000000" w:themeColor="text1"/>
-        </w:rPr>
-        <w:br/>
-        <w:t>Volbeat Пчелка теряет 13 здоровья.</w:t>
-      </w:r>
-      <w:r>
-        <w:rPr>
-          <w:rFonts w:ascii="Times New Roman" w:hAnsi="Times New Roman" w:cs="Times New Roman"/>
-          <w:color w:val="000000" w:themeColor="text1"/>
-        </w:rPr>
-        <w:br/>
-        <w:t>Poliwhirl Друган теряет 3 здоровья.</w:t>
-      </w:r>
-      <w:r>
-        <w:rPr>
-          <w:rFonts w:ascii="Times New Roman" w:hAnsi="Times New Roman" w:cs="Times New Roman"/>
-          <w:color w:val="000000" w:themeColor="text1"/>
-        </w:rPr>
-        <w:br/>
-      </w:r>
-      <w:r>
-        <w:rPr>
-          <w:rFonts w:ascii="Times New Roman" w:hAnsi="Times New Roman" w:cs="Times New Roman"/>
-          <w:color w:val="000000" w:themeColor="text1"/>
-        </w:rPr>
-        <w:br/>
-        <w:t>Poliwhirl Друган промахивается</w:t>
-      </w:r>
-      <w:r>
-        <w:rPr>
-          <w:rFonts w:ascii="Times New Roman" w:hAnsi="Times New Roman" w:cs="Times New Roman"/>
-          <w:color w:val="000000" w:themeColor="text1"/>
-        </w:rPr>
-        <w:br/>
-      </w:r>
-      <w:r>
-        <w:rPr>
-          <w:rFonts w:ascii="Times New Roman" w:hAnsi="Times New Roman" w:cs="Times New Roman"/>
-          <w:color w:val="000000" w:themeColor="text1"/>
-        </w:rPr>
-        <w:br/>
-        <w:t xml:space="preserve">Volbeat Пчелка использует Flash. </w:t>
-      </w:r>
-      <w:r>
-        <w:rPr>
-          <w:rFonts w:ascii="Times New Roman" w:hAnsi="Times New Roman" w:cs="Times New Roman"/>
-          <w:color w:val="000000" w:themeColor="text1"/>
-        </w:rPr>
-        <w:br/>
-        <w:t>Poliwhirl Друган уменьшает точность.</w:t>
-      </w:r>
-      <w:r>
-        <w:rPr>
-          <w:rFonts w:ascii="Times New Roman" w:hAnsi="Times New Roman" w:cs="Times New Roman"/>
-          <w:color w:val="000000" w:themeColor="text1"/>
-        </w:rPr>
-        <w:br/>
-      </w:r>
-      <w:r>
-        <w:rPr>
-          <w:rFonts w:ascii="Times New Roman" w:hAnsi="Times New Roman" w:cs="Times New Roman"/>
-          <w:color w:val="000000" w:themeColor="text1"/>
-        </w:rPr>
-        <w:br/>
-        <w:t xml:space="preserve">Volbeat Пчелка использует Quick Attack. </w:t>
-      </w:r>
-      <w:r>
-        <w:rPr>
-          <w:rFonts w:ascii="Times New Roman" w:hAnsi="Times New Roman" w:cs="Times New Roman"/>
-          <w:color w:val="000000" w:themeColor="text1"/>
-        </w:rPr>
-        <w:br/>
-        <w:t>Poliwhirl Друган теряет 19 здоровья.</w:t>
-      </w:r>
-      <w:r>
-        <w:rPr>
-          <w:rFonts w:ascii="Times New Roman" w:hAnsi="Times New Roman" w:cs="Times New Roman"/>
-          <w:color w:val="000000" w:themeColor="text1"/>
-        </w:rPr>
-        <w:br/>
-      </w:r>
-      <w:r>
-        <w:rPr>
-          <w:rFonts w:ascii="Times New Roman" w:hAnsi="Times New Roman" w:cs="Times New Roman"/>
-          <w:color w:val="000000" w:themeColor="text1"/>
-        </w:rPr>
-        <w:br/>
-        <w:t>Poliwhirl Друган промахивается</w:t>
-      </w:r>
-      <w:r>
-        <w:rPr>
-          <w:rFonts w:ascii="Times New Roman" w:hAnsi="Times New Roman" w:cs="Times New Roman"/>
-          <w:color w:val="000000" w:themeColor="text1"/>
-        </w:rPr>
-        <w:br/>
-      </w:r>
-      <w:r>
-        <w:rPr>
-          <w:rFonts w:ascii="Times New Roman" w:hAnsi="Times New Roman" w:cs="Times New Roman"/>
-          <w:color w:val="000000" w:themeColor="text1"/>
-        </w:rPr>
-        <w:br/>
-        <w:t xml:space="preserve">Poliwhirl Друган борется с соперником. </w:t>
-      </w:r>
-      <w:r>
-        <w:rPr>
-          <w:rFonts w:ascii="Times New Roman" w:hAnsi="Times New Roman" w:cs="Times New Roman"/>
-          <w:color w:val="000000" w:themeColor="text1"/>
-        </w:rPr>
-        <w:br/>
-        <w:t>Volbeat Пчелка теряет 15 здоровья.</w:t>
-      </w:r>
-      <w:r>
-        <w:rPr>
-          <w:rFonts w:ascii="Times New Roman" w:hAnsi="Times New Roman" w:cs="Times New Roman"/>
-          <w:color w:val="000000" w:themeColor="text1"/>
-        </w:rPr>
-        <w:br/>
-        <w:t>Poliwhirl Друган теряет 4 здоровья.</w:t>
-      </w:r>
-      <w:r>
-        <w:rPr>
-          <w:rFonts w:ascii="Times New Roman" w:hAnsi="Times New Roman" w:cs="Times New Roman"/>
-          <w:color w:val="000000" w:themeColor="text1"/>
-        </w:rPr>
-        <w:br/>
-        <w:t>Volbeat Пчелка теряет сознание.</w:t>
-      </w:r>
-      <w:r>
-        <w:rPr>
-          <w:rFonts w:ascii="Times New Roman" w:hAnsi="Times New Roman" w:cs="Times New Roman"/>
-          <w:color w:val="000000" w:themeColor="text1"/>
-        </w:rPr>
-        <w:br/>
-        <w:t>Spoink Попрыгунчик из команды белых вступает в бой!</w:t>
-      </w:r>
-      <w:r>
-        <w:rPr>
-          <w:rFonts w:ascii="Times New Roman" w:hAnsi="Times New Roman" w:cs="Times New Roman"/>
-          <w:color w:val="000000" w:themeColor="text1"/>
-        </w:rPr>
-        <w:br/>
-        <w:t>Poliwhirl Друган промахивается</w:t>
-      </w:r>
-      <w:r>
-        <w:rPr>
-          <w:rFonts w:ascii="Times New Roman" w:hAnsi="Times New Roman" w:cs="Times New Roman"/>
-          <w:color w:val="000000" w:themeColor="text1"/>
-        </w:rPr>
-        <w:br/>
-      </w:r>
-      <w:r>
-        <w:rPr>
-          <w:rFonts w:ascii="Times New Roman" w:hAnsi="Times New Roman" w:cs="Times New Roman"/>
-          <w:color w:val="000000" w:themeColor="text1"/>
-        </w:rPr>
-        <w:br/>
-        <w:t xml:space="preserve">Spoink Попрыгунчик использует Charge Beam. </w:t>
-      </w:r>
-      <w:r>
-        <w:rPr>
-          <w:rFonts w:ascii="Times New Roman" w:hAnsi="Times New Roman" w:cs="Times New Roman"/>
-          <w:color w:val="000000" w:themeColor="text1"/>
-        </w:rPr>
-        <w:br/>
-        <w:t>Poliwhirl Друган теряет 57 здоровья.</w:t>
-      </w:r>
-      <w:r>
-        <w:rPr>
-          <w:rFonts w:ascii="Times New Roman" w:hAnsi="Times New Roman" w:cs="Times New Roman"/>
-          <w:color w:val="000000" w:themeColor="text1"/>
-        </w:rPr>
-        <w:br/>
-        <w:t>Poliwhirl Друган теряет сознание.</w:t>
-      </w:r>
-      <w:r>
-        <w:rPr>
-          <w:rFonts w:ascii="Times New Roman" w:hAnsi="Times New Roman" w:cs="Times New Roman"/>
-          <w:color w:val="000000" w:themeColor="text1"/>
-        </w:rPr>
-        <w:br/>
-        <w:t>Poliwrath Гигант из команды зеленых вступает в бой!</w:t>
-      </w:r>
-      <w:r>
-        <w:rPr>
-          <w:rFonts w:ascii="Times New Roman" w:hAnsi="Times New Roman" w:cs="Times New Roman"/>
-          <w:color w:val="000000" w:themeColor="text1"/>
-        </w:rPr>
-        <w:br/>
-        <w:t>Poliwrath Гигант промахивается</w:t>
-      </w:r>
-      <w:r>
-        <w:rPr>
-          <w:rFonts w:ascii="Times New Roman" w:hAnsi="Times New Roman" w:cs="Times New Roman"/>
-          <w:color w:val="000000" w:themeColor="text1"/>
-        </w:rPr>
-        <w:br/>
-      </w:r>
-      <w:r>
-        <w:rPr>
-          <w:rFonts w:ascii="Times New Roman" w:hAnsi="Times New Roman" w:cs="Times New Roman"/>
-          <w:color w:val="000000" w:themeColor="text1"/>
-        </w:rPr>
-        <w:br/>
-        <w:t xml:space="preserve">Spoink Попрыгунчик использует Thunder Wave. </w:t>
-      </w:r>
-      <w:r>
-        <w:rPr>
-          <w:rFonts w:ascii="Times New Roman" w:hAnsi="Times New Roman" w:cs="Times New Roman"/>
-          <w:color w:val="000000" w:themeColor="text1"/>
-        </w:rPr>
-        <w:br/>
-        <w:t>Poliwrath Гигант парализован</w:t>
-      </w:r>
-      <w:r>
-        <w:rPr>
-          <w:rFonts w:ascii="Times New Roman" w:hAnsi="Times New Roman" w:cs="Times New Roman"/>
-          <w:color w:val="000000" w:themeColor="text1"/>
-        </w:rPr>
-        <w:br/>
-      </w:r>
-      <w:r>
-        <w:rPr>
-          <w:rFonts w:ascii="Times New Roman" w:hAnsi="Times New Roman" w:cs="Times New Roman"/>
-          <w:color w:val="000000" w:themeColor="text1"/>
-        </w:rPr>
-        <w:br/>
-        <w:t>Poliwrath Гигант промахивается</w:t>
-      </w:r>
-      <w:r>
-        <w:rPr>
-          <w:rFonts w:ascii="Times New Roman" w:hAnsi="Times New Roman" w:cs="Times New Roman"/>
-          <w:color w:val="000000" w:themeColor="text1"/>
-        </w:rPr>
-        <w:br/>
-      </w:r>
-      <w:r>
-        <w:rPr>
-          <w:rFonts w:ascii="Times New Roman" w:hAnsi="Times New Roman" w:cs="Times New Roman"/>
-          <w:color w:val="000000" w:themeColor="text1"/>
-        </w:rPr>
-        <w:br/>
-        <w:t xml:space="preserve">Spoink Попрыгунчик использует Thunder Wave. </w:t>
-      </w:r>
-      <w:r>
-        <w:rPr>
-          <w:rFonts w:ascii="Times New Roman" w:hAnsi="Times New Roman" w:cs="Times New Roman"/>
-          <w:color w:val="000000" w:themeColor="text1"/>
-        </w:rPr>
-        <w:br/>
-      </w:r>
-      <w:r>
-        <w:rPr>
-          <w:rFonts w:ascii="Times New Roman" w:hAnsi="Times New Roman" w:cs="Times New Roman"/>
-          <w:color w:val="000000" w:themeColor="text1"/>
-        </w:rPr>
-        <w:br/>
-      </w:r>
+      </w:r>
+      <w:proofErr w:type="spellStart"/>
+      <w:r>
+        <w:rPr>
+          <w:rFonts w:ascii="Times New Roman" w:hAnsi="Times New Roman" w:cs="Times New Roman"/>
+          <w:color w:val="000000" w:themeColor="text1"/>
+        </w:rPr>
+        <w:t>Poliwhirl</w:t>
+      </w:r>
+      <w:proofErr w:type="spellEnd"/>
+      <w:r>
+        <w:rPr>
+          <w:rFonts w:ascii="Times New Roman" w:hAnsi="Times New Roman" w:cs="Times New Roman"/>
+          <w:color w:val="000000" w:themeColor="text1"/>
+        </w:rPr>
+        <w:t xml:space="preserve"> Друган теряет 42 здоровья.</w:t>
+      </w:r>
+      <w:r>
+        <w:rPr>
+          <w:rFonts w:ascii="Times New Roman" w:hAnsi="Times New Roman" w:cs="Times New Roman"/>
+          <w:color w:val="000000" w:themeColor="text1"/>
+        </w:rPr>
+        <w:br/>
+      </w:r>
+      <w:r>
+        <w:rPr>
+          <w:rFonts w:ascii="Times New Roman" w:hAnsi="Times New Roman" w:cs="Times New Roman"/>
+          <w:color w:val="000000" w:themeColor="text1"/>
+        </w:rPr>
+        <w:br/>
+      </w:r>
+      <w:proofErr w:type="spellStart"/>
+      <w:r>
+        <w:rPr>
+          <w:rFonts w:ascii="Times New Roman" w:hAnsi="Times New Roman" w:cs="Times New Roman"/>
+          <w:color w:val="000000" w:themeColor="text1"/>
+        </w:rPr>
+        <w:t>Poliwhirl</w:t>
+      </w:r>
+      <w:proofErr w:type="spellEnd"/>
+      <w:r>
+        <w:rPr>
+          <w:rFonts w:ascii="Times New Roman" w:hAnsi="Times New Roman" w:cs="Times New Roman"/>
+          <w:color w:val="000000" w:themeColor="text1"/>
+        </w:rPr>
+        <w:t xml:space="preserve"> Друган промахивается</w:t>
+      </w:r>
+      <w:r>
+        <w:rPr>
+          <w:rFonts w:ascii="Times New Roman" w:hAnsi="Times New Roman" w:cs="Times New Roman"/>
+          <w:color w:val="000000" w:themeColor="text1"/>
+        </w:rPr>
+        <w:br/>
+      </w:r>
+      <w:r>
+        <w:rPr>
+          <w:rFonts w:ascii="Times New Roman" w:hAnsi="Times New Roman" w:cs="Times New Roman"/>
+          <w:color w:val="000000" w:themeColor="text1"/>
+        </w:rPr>
+        <w:br/>
+      </w:r>
+      <w:proofErr w:type="spellStart"/>
+      <w:r>
+        <w:rPr>
+          <w:rFonts w:ascii="Times New Roman" w:hAnsi="Times New Roman" w:cs="Times New Roman"/>
+          <w:color w:val="000000" w:themeColor="text1"/>
+        </w:rPr>
+        <w:t>Volbeat</w:t>
+      </w:r>
+      <w:proofErr w:type="spellEnd"/>
+      <w:r>
+        <w:rPr>
+          <w:rFonts w:ascii="Times New Roman" w:hAnsi="Times New Roman" w:cs="Times New Roman"/>
+          <w:color w:val="000000" w:themeColor="text1"/>
+        </w:rPr>
+        <w:t xml:space="preserve"> Пчелка использует </w:t>
+      </w:r>
+      <w:proofErr w:type="spellStart"/>
+      <w:r>
+        <w:rPr>
+          <w:rFonts w:ascii="Times New Roman" w:hAnsi="Times New Roman" w:cs="Times New Roman"/>
+          <w:color w:val="000000" w:themeColor="text1"/>
+        </w:rPr>
+        <w:t>Aerial</w:t>
+      </w:r>
+      <w:proofErr w:type="spellEnd"/>
+      <w:r>
+        <w:rPr>
+          <w:rFonts w:ascii="Times New Roman" w:hAnsi="Times New Roman" w:cs="Times New Roman"/>
+          <w:color w:val="000000" w:themeColor="text1"/>
+        </w:rPr>
+        <w:t xml:space="preserve"> </w:t>
+      </w:r>
+      <w:proofErr w:type="spellStart"/>
+      <w:r>
+        <w:rPr>
+          <w:rFonts w:ascii="Times New Roman" w:hAnsi="Times New Roman" w:cs="Times New Roman"/>
+          <w:color w:val="000000" w:themeColor="text1"/>
+        </w:rPr>
+        <w:t>Ace</w:t>
+      </w:r>
+      <w:proofErr w:type="spellEnd"/>
+      <w:r>
+        <w:rPr>
+          <w:rFonts w:ascii="Times New Roman" w:hAnsi="Times New Roman" w:cs="Times New Roman"/>
+          <w:color w:val="000000" w:themeColor="text1"/>
+        </w:rPr>
+        <w:t xml:space="preserve">. </w:t>
+      </w:r>
+      <w:r>
+        <w:rPr>
+          <w:rFonts w:ascii="Times New Roman" w:hAnsi="Times New Roman" w:cs="Times New Roman"/>
+          <w:color w:val="000000" w:themeColor="text1"/>
+        </w:rPr>
+        <w:br/>
+      </w:r>
+      <w:proofErr w:type="spellStart"/>
+      <w:r>
+        <w:rPr>
+          <w:rFonts w:ascii="Times New Roman" w:hAnsi="Times New Roman" w:cs="Times New Roman"/>
+          <w:color w:val="000000" w:themeColor="text1"/>
+        </w:rPr>
+        <w:t>Poliwhirl</w:t>
+      </w:r>
+      <w:proofErr w:type="spellEnd"/>
+      <w:r>
+        <w:rPr>
+          <w:rFonts w:ascii="Times New Roman" w:hAnsi="Times New Roman" w:cs="Times New Roman"/>
+          <w:color w:val="000000" w:themeColor="text1"/>
+        </w:rPr>
+        <w:t xml:space="preserve"> Друган теряет 28 здоровья.</w:t>
+      </w:r>
+      <w:r>
+        <w:rPr>
+          <w:rFonts w:ascii="Times New Roman" w:hAnsi="Times New Roman" w:cs="Times New Roman"/>
+          <w:color w:val="000000" w:themeColor="text1"/>
+        </w:rPr>
+        <w:br/>
+      </w:r>
+      <w:r>
+        <w:rPr>
+          <w:rFonts w:ascii="Times New Roman" w:hAnsi="Times New Roman" w:cs="Times New Roman"/>
+          <w:color w:val="000000" w:themeColor="text1"/>
+        </w:rPr>
+        <w:br/>
+      </w:r>
+      <w:proofErr w:type="spellStart"/>
+      <w:r>
+        <w:rPr>
+          <w:rFonts w:ascii="Times New Roman" w:hAnsi="Times New Roman" w:cs="Times New Roman"/>
+          <w:color w:val="000000" w:themeColor="text1"/>
+        </w:rPr>
+        <w:t>Volbeat</w:t>
+      </w:r>
+      <w:proofErr w:type="spellEnd"/>
+      <w:r>
+        <w:rPr>
+          <w:rFonts w:ascii="Times New Roman" w:hAnsi="Times New Roman" w:cs="Times New Roman"/>
+          <w:color w:val="000000" w:themeColor="text1"/>
+        </w:rPr>
+        <w:t xml:space="preserve"> Пчелка использует Quick </w:t>
+      </w:r>
+      <w:proofErr w:type="spellStart"/>
+      <w:r>
+        <w:rPr>
+          <w:rFonts w:ascii="Times New Roman" w:hAnsi="Times New Roman" w:cs="Times New Roman"/>
+          <w:color w:val="000000" w:themeColor="text1"/>
+        </w:rPr>
+        <w:t>Attack</w:t>
+      </w:r>
+      <w:proofErr w:type="spellEnd"/>
+      <w:r>
+        <w:rPr>
+          <w:rFonts w:ascii="Times New Roman" w:hAnsi="Times New Roman" w:cs="Times New Roman"/>
+          <w:color w:val="000000" w:themeColor="text1"/>
+        </w:rPr>
+        <w:t xml:space="preserve">. </w:t>
+      </w:r>
+      <w:r>
+        <w:rPr>
+          <w:rFonts w:ascii="Times New Roman" w:hAnsi="Times New Roman" w:cs="Times New Roman"/>
+          <w:color w:val="000000" w:themeColor="text1"/>
+        </w:rPr>
+        <w:br/>
+      </w:r>
+      <w:proofErr w:type="spellStart"/>
+      <w:r>
+        <w:rPr>
+          <w:rFonts w:ascii="Times New Roman" w:hAnsi="Times New Roman" w:cs="Times New Roman"/>
+          <w:color w:val="000000" w:themeColor="text1"/>
+        </w:rPr>
+        <w:t>Poliwhirl</w:t>
+      </w:r>
+      <w:proofErr w:type="spellEnd"/>
+      <w:r>
+        <w:rPr>
+          <w:rFonts w:ascii="Times New Roman" w:hAnsi="Times New Roman" w:cs="Times New Roman"/>
+          <w:color w:val="000000" w:themeColor="text1"/>
+        </w:rPr>
+        <w:t xml:space="preserve"> Друган теряет 18 здоровья.</w:t>
+      </w:r>
+      <w:r>
+        <w:rPr>
+          <w:rFonts w:ascii="Times New Roman" w:hAnsi="Times New Roman" w:cs="Times New Roman"/>
+          <w:color w:val="000000" w:themeColor="text1"/>
+        </w:rPr>
+        <w:br/>
+      </w:r>
+      <w:r>
+        <w:rPr>
+          <w:rFonts w:ascii="Times New Roman" w:hAnsi="Times New Roman" w:cs="Times New Roman"/>
+          <w:color w:val="000000" w:themeColor="text1"/>
+        </w:rPr>
+        <w:br/>
+      </w:r>
+      <w:proofErr w:type="spellStart"/>
+      <w:r>
+        <w:rPr>
+          <w:rFonts w:ascii="Times New Roman" w:hAnsi="Times New Roman" w:cs="Times New Roman"/>
+          <w:color w:val="000000" w:themeColor="text1"/>
+        </w:rPr>
+        <w:t>Poliwhirl</w:t>
+      </w:r>
+      <w:proofErr w:type="spellEnd"/>
+      <w:r>
+        <w:rPr>
+          <w:rFonts w:ascii="Times New Roman" w:hAnsi="Times New Roman" w:cs="Times New Roman"/>
+          <w:color w:val="000000" w:themeColor="text1"/>
+        </w:rPr>
+        <w:t xml:space="preserve"> Друган борется с соперником. </w:t>
+      </w:r>
+      <w:r>
+        <w:rPr>
+          <w:rFonts w:ascii="Times New Roman" w:hAnsi="Times New Roman" w:cs="Times New Roman"/>
+          <w:color w:val="000000" w:themeColor="text1"/>
+        </w:rPr>
+        <w:br/>
+      </w:r>
+      <w:proofErr w:type="spellStart"/>
+      <w:r>
+        <w:rPr>
+          <w:rFonts w:ascii="Times New Roman" w:hAnsi="Times New Roman" w:cs="Times New Roman"/>
+          <w:color w:val="000000" w:themeColor="text1"/>
+        </w:rPr>
+        <w:t>Volbeat</w:t>
+      </w:r>
+      <w:proofErr w:type="spellEnd"/>
+      <w:r>
+        <w:rPr>
+          <w:rFonts w:ascii="Times New Roman" w:hAnsi="Times New Roman" w:cs="Times New Roman"/>
+          <w:color w:val="000000" w:themeColor="text1"/>
+        </w:rPr>
+        <w:t xml:space="preserve"> Пчелка теряет 13 здоровья.</w:t>
+      </w:r>
+      <w:r>
+        <w:rPr>
+          <w:rFonts w:ascii="Times New Roman" w:hAnsi="Times New Roman" w:cs="Times New Roman"/>
+          <w:color w:val="000000" w:themeColor="text1"/>
+        </w:rPr>
+        <w:br/>
+      </w:r>
+      <w:proofErr w:type="spellStart"/>
+      <w:r>
+        <w:rPr>
+          <w:rFonts w:ascii="Times New Roman" w:hAnsi="Times New Roman" w:cs="Times New Roman"/>
+          <w:color w:val="000000" w:themeColor="text1"/>
+        </w:rPr>
+        <w:t>Poliwhirl</w:t>
+      </w:r>
+      <w:proofErr w:type="spellEnd"/>
+      <w:r>
+        <w:rPr>
+          <w:rFonts w:ascii="Times New Roman" w:hAnsi="Times New Roman" w:cs="Times New Roman"/>
+          <w:color w:val="000000" w:themeColor="text1"/>
+        </w:rPr>
+        <w:t xml:space="preserve"> Друган теряет 3 здоровья.</w:t>
+      </w:r>
+      <w:r>
+        <w:rPr>
+          <w:rFonts w:ascii="Times New Roman" w:hAnsi="Times New Roman" w:cs="Times New Roman"/>
+          <w:color w:val="000000" w:themeColor="text1"/>
+        </w:rPr>
+        <w:br/>
+      </w:r>
+      <w:r>
+        <w:rPr>
+          <w:rFonts w:ascii="Times New Roman" w:hAnsi="Times New Roman" w:cs="Times New Roman"/>
+          <w:color w:val="000000" w:themeColor="text1"/>
+        </w:rPr>
+        <w:br/>
+      </w:r>
+      <w:proofErr w:type="spellStart"/>
+      <w:r>
+        <w:rPr>
+          <w:rFonts w:ascii="Times New Roman" w:hAnsi="Times New Roman" w:cs="Times New Roman"/>
+          <w:color w:val="000000" w:themeColor="text1"/>
+        </w:rPr>
+        <w:t>Poliwhirl</w:t>
+      </w:r>
+      <w:proofErr w:type="spellEnd"/>
+      <w:r>
+        <w:rPr>
+          <w:rFonts w:ascii="Times New Roman" w:hAnsi="Times New Roman" w:cs="Times New Roman"/>
+          <w:color w:val="000000" w:themeColor="text1"/>
+        </w:rPr>
+        <w:t xml:space="preserve"> Друган промахивается</w:t>
+      </w:r>
+      <w:r>
+        <w:rPr>
+          <w:rFonts w:ascii="Times New Roman" w:hAnsi="Times New Roman" w:cs="Times New Roman"/>
+          <w:color w:val="000000" w:themeColor="text1"/>
+        </w:rPr>
+        <w:br/>
+      </w:r>
+      <w:r>
+        <w:rPr>
+          <w:rFonts w:ascii="Times New Roman" w:hAnsi="Times New Roman" w:cs="Times New Roman"/>
+          <w:color w:val="000000" w:themeColor="text1"/>
+        </w:rPr>
+        <w:br/>
+      </w:r>
+      <w:proofErr w:type="spellStart"/>
+      <w:r>
+        <w:rPr>
+          <w:rFonts w:ascii="Times New Roman" w:hAnsi="Times New Roman" w:cs="Times New Roman"/>
+          <w:color w:val="000000" w:themeColor="text1"/>
+        </w:rPr>
+        <w:t>Volbeat</w:t>
+      </w:r>
+      <w:proofErr w:type="spellEnd"/>
+      <w:r>
+        <w:rPr>
+          <w:rFonts w:ascii="Times New Roman" w:hAnsi="Times New Roman" w:cs="Times New Roman"/>
+          <w:color w:val="000000" w:themeColor="text1"/>
+        </w:rPr>
+        <w:t xml:space="preserve"> Пчелка использует Flash. </w:t>
+      </w:r>
+      <w:r>
+        <w:rPr>
+          <w:rFonts w:ascii="Times New Roman" w:hAnsi="Times New Roman" w:cs="Times New Roman"/>
+          <w:color w:val="000000" w:themeColor="text1"/>
+        </w:rPr>
+        <w:br/>
+      </w:r>
+      <w:proofErr w:type="spellStart"/>
+      <w:r>
+        <w:rPr>
+          <w:rFonts w:ascii="Times New Roman" w:hAnsi="Times New Roman" w:cs="Times New Roman"/>
+          <w:color w:val="000000" w:themeColor="text1"/>
+        </w:rPr>
+        <w:t>Poliwhirl</w:t>
+      </w:r>
+      <w:proofErr w:type="spellEnd"/>
+      <w:r>
+        <w:rPr>
+          <w:rFonts w:ascii="Times New Roman" w:hAnsi="Times New Roman" w:cs="Times New Roman"/>
+          <w:color w:val="000000" w:themeColor="text1"/>
+        </w:rPr>
+        <w:t xml:space="preserve"> Друган уменьшает точность.</w:t>
+      </w:r>
+      <w:r>
+        <w:rPr>
+          <w:rFonts w:ascii="Times New Roman" w:hAnsi="Times New Roman" w:cs="Times New Roman"/>
+          <w:color w:val="000000" w:themeColor="text1"/>
+        </w:rPr>
+        <w:br/>
+      </w:r>
+      <w:r>
+        <w:rPr>
+          <w:rFonts w:ascii="Times New Roman" w:hAnsi="Times New Roman" w:cs="Times New Roman"/>
+          <w:color w:val="000000" w:themeColor="text1"/>
+        </w:rPr>
+        <w:br/>
+      </w:r>
+      <w:proofErr w:type="spellStart"/>
+      <w:r>
+        <w:rPr>
+          <w:rFonts w:ascii="Times New Roman" w:hAnsi="Times New Roman" w:cs="Times New Roman"/>
+          <w:color w:val="000000" w:themeColor="text1"/>
+        </w:rPr>
+        <w:t>Volbeat</w:t>
+      </w:r>
+      <w:proofErr w:type="spellEnd"/>
+      <w:r>
+        <w:rPr>
+          <w:rFonts w:ascii="Times New Roman" w:hAnsi="Times New Roman" w:cs="Times New Roman"/>
+          <w:color w:val="000000" w:themeColor="text1"/>
+        </w:rPr>
+        <w:t xml:space="preserve"> Пчелка использует Quick </w:t>
+      </w:r>
+      <w:proofErr w:type="spellStart"/>
+      <w:r>
+        <w:rPr>
+          <w:rFonts w:ascii="Times New Roman" w:hAnsi="Times New Roman" w:cs="Times New Roman"/>
+          <w:color w:val="000000" w:themeColor="text1"/>
+        </w:rPr>
+        <w:t>Attack</w:t>
+      </w:r>
+      <w:proofErr w:type="spellEnd"/>
+      <w:r>
+        <w:rPr>
+          <w:rFonts w:ascii="Times New Roman" w:hAnsi="Times New Roman" w:cs="Times New Roman"/>
+          <w:color w:val="000000" w:themeColor="text1"/>
+        </w:rPr>
+        <w:t xml:space="preserve">. </w:t>
+      </w:r>
+      <w:r>
+        <w:rPr>
+          <w:rFonts w:ascii="Times New Roman" w:hAnsi="Times New Roman" w:cs="Times New Roman"/>
+          <w:color w:val="000000" w:themeColor="text1"/>
+        </w:rPr>
+        <w:br/>
+      </w:r>
+      <w:proofErr w:type="spellStart"/>
+      <w:r>
+        <w:rPr>
+          <w:rFonts w:ascii="Times New Roman" w:hAnsi="Times New Roman" w:cs="Times New Roman"/>
+          <w:color w:val="000000" w:themeColor="text1"/>
+        </w:rPr>
+        <w:t>Poliwhirl</w:t>
+      </w:r>
+      <w:proofErr w:type="spellEnd"/>
+      <w:r>
+        <w:rPr>
+          <w:rFonts w:ascii="Times New Roman" w:hAnsi="Times New Roman" w:cs="Times New Roman"/>
+          <w:color w:val="000000" w:themeColor="text1"/>
+        </w:rPr>
+        <w:t xml:space="preserve"> Друган теряет 19 здоровья.</w:t>
+      </w:r>
+      <w:r>
+        <w:rPr>
+          <w:rFonts w:ascii="Times New Roman" w:hAnsi="Times New Roman" w:cs="Times New Roman"/>
+          <w:color w:val="000000" w:themeColor="text1"/>
+        </w:rPr>
+        <w:br/>
+      </w:r>
+      <w:r>
+        <w:rPr>
+          <w:rFonts w:ascii="Times New Roman" w:hAnsi="Times New Roman" w:cs="Times New Roman"/>
+          <w:color w:val="000000" w:themeColor="text1"/>
+        </w:rPr>
+        <w:br/>
+      </w:r>
+      <w:proofErr w:type="spellStart"/>
+      <w:r>
+        <w:rPr>
+          <w:rFonts w:ascii="Times New Roman" w:hAnsi="Times New Roman" w:cs="Times New Roman"/>
+          <w:color w:val="000000" w:themeColor="text1"/>
+        </w:rPr>
+        <w:t>Poliwhirl</w:t>
+      </w:r>
+      <w:proofErr w:type="spellEnd"/>
+      <w:r>
+        <w:rPr>
+          <w:rFonts w:ascii="Times New Roman" w:hAnsi="Times New Roman" w:cs="Times New Roman"/>
+          <w:color w:val="000000" w:themeColor="text1"/>
+        </w:rPr>
+        <w:t xml:space="preserve"> Друган промахивается</w:t>
+      </w:r>
+      <w:r>
+        <w:rPr>
+          <w:rFonts w:ascii="Times New Roman" w:hAnsi="Times New Roman" w:cs="Times New Roman"/>
+          <w:color w:val="000000" w:themeColor="text1"/>
+        </w:rPr>
+        <w:br/>
+      </w:r>
+      <w:r>
+        <w:rPr>
+          <w:rFonts w:ascii="Times New Roman" w:hAnsi="Times New Roman" w:cs="Times New Roman"/>
+          <w:color w:val="000000" w:themeColor="text1"/>
+        </w:rPr>
+        <w:br/>
+      </w:r>
+      <w:proofErr w:type="spellStart"/>
+      <w:r>
+        <w:rPr>
+          <w:rFonts w:ascii="Times New Roman" w:hAnsi="Times New Roman" w:cs="Times New Roman"/>
+          <w:color w:val="000000" w:themeColor="text1"/>
+        </w:rPr>
+        <w:t>Poliwhirl</w:t>
+      </w:r>
+      <w:proofErr w:type="spellEnd"/>
+      <w:r>
+        <w:rPr>
+          <w:rFonts w:ascii="Times New Roman" w:hAnsi="Times New Roman" w:cs="Times New Roman"/>
+          <w:color w:val="000000" w:themeColor="text1"/>
+        </w:rPr>
+        <w:t xml:space="preserve"> Друган борется с соперником. </w:t>
+      </w:r>
+      <w:r>
+        <w:rPr>
+          <w:rFonts w:ascii="Times New Roman" w:hAnsi="Times New Roman" w:cs="Times New Roman"/>
+          <w:color w:val="000000" w:themeColor="text1"/>
+        </w:rPr>
+        <w:br/>
+      </w:r>
+      <w:proofErr w:type="spellStart"/>
+      <w:r>
+        <w:rPr>
+          <w:rFonts w:ascii="Times New Roman" w:hAnsi="Times New Roman" w:cs="Times New Roman"/>
+          <w:color w:val="000000" w:themeColor="text1"/>
+        </w:rPr>
+        <w:t>Volbeat</w:t>
+      </w:r>
+      <w:proofErr w:type="spellEnd"/>
+      <w:r>
+        <w:rPr>
+          <w:rFonts w:ascii="Times New Roman" w:hAnsi="Times New Roman" w:cs="Times New Roman"/>
+          <w:color w:val="000000" w:themeColor="text1"/>
+        </w:rPr>
+        <w:t xml:space="preserve"> Пчелка теряет 15 здоровья.</w:t>
+      </w:r>
+      <w:r>
+        <w:rPr>
+          <w:rFonts w:ascii="Times New Roman" w:hAnsi="Times New Roman" w:cs="Times New Roman"/>
+          <w:color w:val="000000" w:themeColor="text1"/>
+        </w:rPr>
+        <w:br/>
+      </w:r>
+      <w:proofErr w:type="spellStart"/>
+      <w:r>
+        <w:rPr>
+          <w:rFonts w:ascii="Times New Roman" w:hAnsi="Times New Roman" w:cs="Times New Roman"/>
+          <w:color w:val="000000" w:themeColor="text1"/>
+        </w:rPr>
+        <w:t>Poliwhirl</w:t>
+      </w:r>
+      <w:proofErr w:type="spellEnd"/>
+      <w:r>
+        <w:rPr>
+          <w:rFonts w:ascii="Times New Roman" w:hAnsi="Times New Roman" w:cs="Times New Roman"/>
+          <w:color w:val="000000" w:themeColor="text1"/>
+        </w:rPr>
+        <w:t xml:space="preserve"> Друган теряет 4 здоровья.</w:t>
+      </w:r>
+      <w:r>
+        <w:rPr>
+          <w:rFonts w:ascii="Times New Roman" w:hAnsi="Times New Roman" w:cs="Times New Roman"/>
+          <w:color w:val="000000" w:themeColor="text1"/>
+        </w:rPr>
+        <w:br/>
+      </w:r>
+      <w:proofErr w:type="spellStart"/>
+      <w:r>
+        <w:rPr>
+          <w:rFonts w:ascii="Times New Roman" w:hAnsi="Times New Roman" w:cs="Times New Roman"/>
+          <w:color w:val="000000" w:themeColor="text1"/>
+        </w:rPr>
+        <w:t>Volbeat</w:t>
+      </w:r>
+      <w:proofErr w:type="spellEnd"/>
+      <w:r>
+        <w:rPr>
+          <w:rFonts w:ascii="Times New Roman" w:hAnsi="Times New Roman" w:cs="Times New Roman"/>
+          <w:color w:val="000000" w:themeColor="text1"/>
+        </w:rPr>
+        <w:t xml:space="preserve"> Пчелка теряет сознание.</w:t>
+      </w:r>
+      <w:r>
+        <w:rPr>
+          <w:rFonts w:ascii="Times New Roman" w:hAnsi="Times New Roman" w:cs="Times New Roman"/>
+          <w:color w:val="000000" w:themeColor="text1"/>
+        </w:rPr>
+        <w:br/>
+      </w:r>
+      <w:proofErr w:type="spellStart"/>
+      <w:r>
+        <w:rPr>
+          <w:rFonts w:ascii="Times New Roman" w:hAnsi="Times New Roman" w:cs="Times New Roman"/>
+          <w:color w:val="000000" w:themeColor="text1"/>
+        </w:rPr>
+        <w:t>Spoink</w:t>
+      </w:r>
+      <w:proofErr w:type="spellEnd"/>
+      <w:r>
+        <w:rPr>
+          <w:rFonts w:ascii="Times New Roman" w:hAnsi="Times New Roman" w:cs="Times New Roman"/>
+          <w:color w:val="000000" w:themeColor="text1"/>
+        </w:rPr>
+        <w:t xml:space="preserve"> Попрыгунчик из команды белых вступает в бой!</w:t>
+      </w:r>
+      <w:r>
+        <w:rPr>
+          <w:rFonts w:ascii="Times New Roman" w:hAnsi="Times New Roman" w:cs="Times New Roman"/>
+          <w:color w:val="000000" w:themeColor="text1"/>
+        </w:rPr>
+        <w:br/>
+      </w:r>
+      <w:proofErr w:type="spellStart"/>
+      <w:r>
+        <w:rPr>
+          <w:rFonts w:ascii="Times New Roman" w:hAnsi="Times New Roman" w:cs="Times New Roman"/>
+          <w:color w:val="000000" w:themeColor="text1"/>
+        </w:rPr>
+        <w:t>Poliwhirl</w:t>
+      </w:r>
+      <w:proofErr w:type="spellEnd"/>
+      <w:r>
+        <w:rPr>
+          <w:rFonts w:ascii="Times New Roman" w:hAnsi="Times New Roman" w:cs="Times New Roman"/>
+          <w:color w:val="000000" w:themeColor="text1"/>
+        </w:rPr>
+        <w:t xml:space="preserve"> Друган промахивается</w:t>
+      </w:r>
+      <w:r>
+        <w:rPr>
+          <w:rFonts w:ascii="Times New Roman" w:hAnsi="Times New Roman" w:cs="Times New Roman"/>
+          <w:color w:val="000000" w:themeColor="text1"/>
+        </w:rPr>
+        <w:br/>
+      </w:r>
+      <w:r>
+        <w:rPr>
+          <w:rFonts w:ascii="Times New Roman" w:hAnsi="Times New Roman" w:cs="Times New Roman"/>
+          <w:color w:val="000000" w:themeColor="text1"/>
+        </w:rPr>
+        <w:br/>
+      </w:r>
+      <w:proofErr w:type="spellStart"/>
+      <w:r>
+        <w:rPr>
+          <w:rFonts w:ascii="Times New Roman" w:hAnsi="Times New Roman" w:cs="Times New Roman"/>
+          <w:color w:val="000000" w:themeColor="text1"/>
+        </w:rPr>
+        <w:t>Spoink</w:t>
+      </w:r>
+      <w:proofErr w:type="spellEnd"/>
+      <w:r>
+        <w:rPr>
+          <w:rFonts w:ascii="Times New Roman" w:hAnsi="Times New Roman" w:cs="Times New Roman"/>
+          <w:color w:val="000000" w:themeColor="text1"/>
+        </w:rPr>
+        <w:t xml:space="preserve"> Попрыгунчик использует </w:t>
+      </w:r>
+      <w:proofErr w:type="spellStart"/>
+      <w:r>
+        <w:rPr>
+          <w:rFonts w:ascii="Times New Roman" w:hAnsi="Times New Roman" w:cs="Times New Roman"/>
+          <w:color w:val="000000" w:themeColor="text1"/>
+        </w:rPr>
+        <w:t>Charge</w:t>
+      </w:r>
+      <w:proofErr w:type="spellEnd"/>
+      <w:r>
+        <w:rPr>
+          <w:rFonts w:ascii="Times New Roman" w:hAnsi="Times New Roman" w:cs="Times New Roman"/>
+          <w:color w:val="000000" w:themeColor="text1"/>
+        </w:rPr>
+        <w:t xml:space="preserve"> </w:t>
+      </w:r>
+      <w:proofErr w:type="spellStart"/>
+      <w:r>
+        <w:rPr>
+          <w:rFonts w:ascii="Times New Roman" w:hAnsi="Times New Roman" w:cs="Times New Roman"/>
+          <w:color w:val="000000" w:themeColor="text1"/>
+        </w:rPr>
+        <w:t>Beam</w:t>
+      </w:r>
+      <w:proofErr w:type="spellEnd"/>
+      <w:r>
+        <w:rPr>
+          <w:rFonts w:ascii="Times New Roman" w:hAnsi="Times New Roman" w:cs="Times New Roman"/>
+          <w:color w:val="000000" w:themeColor="text1"/>
+        </w:rPr>
+        <w:t xml:space="preserve">. </w:t>
+      </w:r>
+      <w:r>
+        <w:rPr>
+          <w:rFonts w:ascii="Times New Roman" w:hAnsi="Times New Roman" w:cs="Times New Roman"/>
+          <w:color w:val="000000" w:themeColor="text1"/>
+        </w:rPr>
+        <w:br/>
+      </w:r>
+      <w:proofErr w:type="spellStart"/>
+      <w:r>
+        <w:rPr>
+          <w:rFonts w:ascii="Times New Roman" w:hAnsi="Times New Roman" w:cs="Times New Roman"/>
+          <w:color w:val="000000" w:themeColor="text1"/>
+        </w:rPr>
+        <w:t>Poliwhirl</w:t>
+      </w:r>
+      <w:proofErr w:type="spellEnd"/>
+      <w:r>
+        <w:rPr>
+          <w:rFonts w:ascii="Times New Roman" w:hAnsi="Times New Roman" w:cs="Times New Roman"/>
+          <w:color w:val="000000" w:themeColor="text1"/>
+        </w:rPr>
+        <w:t xml:space="preserve"> Друган теряет 57 здоровья.</w:t>
+      </w:r>
+      <w:r>
+        <w:rPr>
+          <w:rFonts w:ascii="Times New Roman" w:hAnsi="Times New Roman" w:cs="Times New Roman"/>
+          <w:color w:val="000000" w:themeColor="text1"/>
+        </w:rPr>
+        <w:br/>
+      </w:r>
+      <w:proofErr w:type="spellStart"/>
+      <w:r>
+        <w:rPr>
+          <w:rFonts w:ascii="Times New Roman" w:hAnsi="Times New Roman" w:cs="Times New Roman"/>
+          <w:color w:val="000000" w:themeColor="text1"/>
+        </w:rPr>
+        <w:t>Poliwhirl</w:t>
+      </w:r>
+      <w:proofErr w:type="spellEnd"/>
+      <w:r>
+        <w:rPr>
+          <w:rFonts w:ascii="Times New Roman" w:hAnsi="Times New Roman" w:cs="Times New Roman"/>
+          <w:color w:val="000000" w:themeColor="text1"/>
+        </w:rPr>
+        <w:t xml:space="preserve"> Друган теряет сознание.</w:t>
+      </w:r>
+      <w:r>
+        <w:rPr>
+          <w:rFonts w:ascii="Times New Roman" w:hAnsi="Times New Roman" w:cs="Times New Roman"/>
+          <w:color w:val="000000" w:themeColor="text1"/>
+        </w:rPr>
+        <w:br/>
+      </w:r>
+      <w:proofErr w:type="spellStart"/>
+      <w:r>
+        <w:rPr>
+          <w:rFonts w:ascii="Times New Roman" w:hAnsi="Times New Roman" w:cs="Times New Roman"/>
+          <w:color w:val="000000" w:themeColor="text1"/>
+        </w:rPr>
+        <w:t>Poliwrath</w:t>
+      </w:r>
+      <w:proofErr w:type="spellEnd"/>
+      <w:r>
+        <w:rPr>
+          <w:rFonts w:ascii="Times New Roman" w:hAnsi="Times New Roman" w:cs="Times New Roman"/>
+          <w:color w:val="000000" w:themeColor="text1"/>
+        </w:rPr>
+        <w:t xml:space="preserve"> Гигант из команды зеленых вступает в бой!</w:t>
+      </w:r>
+      <w:r>
+        <w:rPr>
+          <w:rFonts w:ascii="Times New Roman" w:hAnsi="Times New Roman" w:cs="Times New Roman"/>
+          <w:color w:val="000000" w:themeColor="text1"/>
+        </w:rPr>
+        <w:br/>
+      </w:r>
+      <w:proofErr w:type="spellStart"/>
+      <w:r>
+        <w:rPr>
+          <w:rFonts w:ascii="Times New Roman" w:hAnsi="Times New Roman" w:cs="Times New Roman"/>
+          <w:color w:val="000000" w:themeColor="text1"/>
+        </w:rPr>
+        <w:t>Poliwrath</w:t>
+      </w:r>
+      <w:proofErr w:type="spellEnd"/>
+      <w:r>
+        <w:rPr>
+          <w:rFonts w:ascii="Times New Roman" w:hAnsi="Times New Roman" w:cs="Times New Roman"/>
+          <w:color w:val="000000" w:themeColor="text1"/>
+        </w:rPr>
+        <w:t xml:space="preserve"> Гигант промахивается</w:t>
+      </w:r>
+      <w:r>
+        <w:rPr>
+          <w:rFonts w:ascii="Times New Roman" w:hAnsi="Times New Roman" w:cs="Times New Roman"/>
+          <w:color w:val="000000" w:themeColor="text1"/>
+        </w:rPr>
+        <w:br/>
+      </w:r>
+      <w:r>
+        <w:rPr>
+          <w:rFonts w:ascii="Times New Roman" w:hAnsi="Times New Roman" w:cs="Times New Roman"/>
+          <w:color w:val="000000" w:themeColor="text1"/>
+        </w:rPr>
+        <w:br/>
+      </w:r>
+      <w:proofErr w:type="spellStart"/>
+      <w:r>
+        <w:rPr>
+          <w:rFonts w:ascii="Times New Roman" w:hAnsi="Times New Roman" w:cs="Times New Roman"/>
+          <w:color w:val="000000" w:themeColor="text1"/>
+        </w:rPr>
+        <w:t>Spoink</w:t>
+      </w:r>
+      <w:proofErr w:type="spellEnd"/>
+      <w:r>
+        <w:rPr>
+          <w:rFonts w:ascii="Times New Roman" w:hAnsi="Times New Roman" w:cs="Times New Roman"/>
+          <w:color w:val="000000" w:themeColor="text1"/>
+        </w:rPr>
+        <w:t xml:space="preserve"> Попрыгунчик использует </w:t>
+      </w:r>
+      <w:proofErr w:type="spellStart"/>
+      <w:r>
+        <w:rPr>
+          <w:rFonts w:ascii="Times New Roman" w:hAnsi="Times New Roman" w:cs="Times New Roman"/>
+          <w:color w:val="000000" w:themeColor="text1"/>
+        </w:rPr>
+        <w:t>Thunder</w:t>
+      </w:r>
+      <w:proofErr w:type="spellEnd"/>
+      <w:r>
+        <w:rPr>
+          <w:rFonts w:ascii="Times New Roman" w:hAnsi="Times New Roman" w:cs="Times New Roman"/>
+          <w:color w:val="000000" w:themeColor="text1"/>
+        </w:rPr>
+        <w:t xml:space="preserve"> Wave. </w:t>
+      </w:r>
+      <w:r>
+        <w:rPr>
+          <w:rFonts w:ascii="Times New Roman" w:hAnsi="Times New Roman" w:cs="Times New Roman"/>
+          <w:color w:val="000000" w:themeColor="text1"/>
+        </w:rPr>
+        <w:br/>
+      </w:r>
+      <w:proofErr w:type="spellStart"/>
+      <w:r>
+        <w:rPr>
+          <w:rFonts w:ascii="Times New Roman" w:hAnsi="Times New Roman" w:cs="Times New Roman"/>
+          <w:color w:val="000000" w:themeColor="text1"/>
+        </w:rPr>
+        <w:t>Poliwrath</w:t>
+      </w:r>
+      <w:proofErr w:type="spellEnd"/>
+      <w:r>
+        <w:rPr>
+          <w:rFonts w:ascii="Times New Roman" w:hAnsi="Times New Roman" w:cs="Times New Roman"/>
+          <w:color w:val="000000" w:themeColor="text1"/>
+        </w:rPr>
+        <w:t xml:space="preserve"> Гигант парализован</w:t>
+      </w:r>
+      <w:r>
+        <w:rPr>
+          <w:rFonts w:ascii="Times New Roman" w:hAnsi="Times New Roman" w:cs="Times New Roman"/>
+          <w:color w:val="000000" w:themeColor="text1"/>
+        </w:rPr>
+        <w:br/>
+      </w:r>
+      <w:r>
+        <w:rPr>
+          <w:rFonts w:ascii="Times New Roman" w:hAnsi="Times New Roman" w:cs="Times New Roman"/>
+          <w:color w:val="000000" w:themeColor="text1"/>
+        </w:rPr>
+        <w:br/>
+      </w:r>
+      <w:proofErr w:type="spellStart"/>
+      <w:proofErr w:type="gramStart"/>
+      <w:r>
+        <w:rPr>
+          <w:rFonts w:ascii="Times New Roman" w:hAnsi="Times New Roman" w:cs="Times New Roman"/>
+          <w:color w:val="000000" w:themeColor="text1"/>
+        </w:rPr>
+        <w:t>Poliwrath</w:t>
+      </w:r>
+      <w:proofErr w:type="spellEnd"/>
+      <w:proofErr w:type="gramEnd"/>
+      <w:r>
+        <w:rPr>
+          <w:rFonts w:ascii="Times New Roman" w:hAnsi="Times New Roman" w:cs="Times New Roman"/>
+          <w:color w:val="000000" w:themeColor="text1"/>
+        </w:rPr>
+        <w:t xml:space="preserve"> Гигант промахивается</w:t>
+      </w:r>
+      <w:r>
+        <w:rPr>
+          <w:rFonts w:ascii="Times New Roman" w:hAnsi="Times New Roman" w:cs="Times New Roman"/>
+          <w:color w:val="000000" w:themeColor="text1"/>
+        </w:rPr>
+        <w:br/>
+      </w:r>
+      <w:r>
+        <w:rPr>
+          <w:rFonts w:ascii="Times New Roman" w:hAnsi="Times New Roman" w:cs="Times New Roman"/>
+          <w:color w:val="000000" w:themeColor="text1"/>
+        </w:rPr>
+        <w:br/>
+      </w:r>
+      <w:proofErr w:type="spellStart"/>
+      <w:r>
+        <w:rPr>
+          <w:rFonts w:ascii="Times New Roman" w:hAnsi="Times New Roman" w:cs="Times New Roman"/>
+          <w:color w:val="000000" w:themeColor="text1"/>
+        </w:rPr>
+        <w:t>Spoink</w:t>
+      </w:r>
+      <w:proofErr w:type="spellEnd"/>
+      <w:r>
+        <w:rPr>
+          <w:rFonts w:ascii="Times New Roman" w:hAnsi="Times New Roman" w:cs="Times New Roman"/>
+          <w:color w:val="000000" w:themeColor="text1"/>
+        </w:rPr>
+        <w:t xml:space="preserve"> Попрыгунчик использует </w:t>
+      </w:r>
+      <w:proofErr w:type="spellStart"/>
+      <w:r>
+        <w:rPr>
+          <w:rFonts w:ascii="Times New Roman" w:hAnsi="Times New Roman" w:cs="Times New Roman"/>
+          <w:color w:val="000000" w:themeColor="text1"/>
+        </w:rPr>
+        <w:t>Thunder</w:t>
+      </w:r>
+      <w:proofErr w:type="spellEnd"/>
+      <w:r>
+        <w:rPr>
+          <w:rFonts w:ascii="Times New Roman" w:hAnsi="Times New Roman" w:cs="Times New Roman"/>
+          <w:color w:val="000000" w:themeColor="text1"/>
+        </w:rPr>
+        <w:t xml:space="preserve"> Wave. </w:t>
+      </w:r>
+      <w:r>
+        <w:rPr>
+          <w:rFonts w:ascii="Times New Roman" w:hAnsi="Times New Roman" w:cs="Times New Roman"/>
+          <w:color w:val="000000" w:themeColor="text1"/>
+        </w:rPr>
+        <w:br/>
+      </w:r>
+      <w:r>
+        <w:rPr>
+          <w:rFonts w:ascii="Times New Roman" w:hAnsi="Times New Roman" w:cs="Times New Roman"/>
+          <w:color w:val="000000" w:themeColor="text1"/>
+        </w:rPr>
+        <w:br/>
+      </w:r>
+      <w:proofErr w:type="spellStart"/>
       <w:r>
         <w:rPr>
           <w:rFonts w:ascii="Times New Roman" w:hAnsi="Times New Roman" w:cs="Times New Roman"/>
           <w:color w:val="000000" w:themeColor="text1"/>
         </w:rPr>
         <w:lastRenderedPageBreak/>
-        <w:t>Poliwrath Гигант промахивается</w:t>
-      </w:r>
-      <w:r>
-        <w:rPr>
-          <w:rFonts w:ascii="Times New Roman" w:hAnsi="Times New Roman" w:cs="Times New Roman"/>
-          <w:color w:val="000000" w:themeColor="text1"/>
-        </w:rPr>
-        <w:br/>
-      </w:r>
-      <w:r>
-        <w:rPr>
-          <w:rFonts w:ascii="Times New Roman" w:hAnsi="Times New Roman" w:cs="Times New Roman"/>
-          <w:color w:val="000000" w:themeColor="text1"/>
-        </w:rPr>
-        <w:br/>
-        <w:t xml:space="preserve">Spoink Попрыгунчик использует Charge Beam. </w:t>
-      </w:r>
-      <w:r>
-        <w:rPr>
-          <w:rFonts w:ascii="Times New Roman" w:hAnsi="Times New Roman" w:cs="Times New Roman"/>
-          <w:color w:val="000000" w:themeColor="text1"/>
-        </w:rPr>
-        <w:br/>
-        <w:t>Poliwrath Гигант теряет 27 здоровья.</w:t>
-      </w:r>
-      <w:r>
-        <w:rPr>
-          <w:rFonts w:ascii="Times New Roman" w:hAnsi="Times New Roman" w:cs="Times New Roman"/>
-          <w:color w:val="000000" w:themeColor="text1"/>
-        </w:rPr>
-        <w:br/>
-      </w:r>
-      <w:r>
-        <w:rPr>
-          <w:rFonts w:ascii="Times New Roman" w:hAnsi="Times New Roman" w:cs="Times New Roman"/>
-          <w:color w:val="000000" w:themeColor="text1"/>
-        </w:rPr>
-        <w:br/>
-        <w:t xml:space="preserve">Poliwrath Гигант использует Blizzard. </w:t>
+        <w:t>Poliwrath</w:t>
+      </w:r>
+      <w:proofErr w:type="spellEnd"/>
+      <w:r>
+        <w:rPr>
+          <w:rFonts w:ascii="Times New Roman" w:hAnsi="Times New Roman" w:cs="Times New Roman"/>
+          <w:color w:val="000000" w:themeColor="text1"/>
+        </w:rPr>
+        <w:t xml:space="preserve"> Гигант промахивается</w:t>
+      </w:r>
+      <w:r>
+        <w:rPr>
+          <w:rFonts w:ascii="Times New Roman" w:hAnsi="Times New Roman" w:cs="Times New Roman"/>
+          <w:color w:val="000000" w:themeColor="text1"/>
+        </w:rPr>
+        <w:br/>
+      </w:r>
+      <w:r>
+        <w:rPr>
+          <w:rFonts w:ascii="Times New Roman" w:hAnsi="Times New Roman" w:cs="Times New Roman"/>
+          <w:color w:val="000000" w:themeColor="text1"/>
+        </w:rPr>
+        <w:br/>
+      </w:r>
+      <w:proofErr w:type="spellStart"/>
+      <w:proofErr w:type="gramStart"/>
+      <w:r>
+        <w:rPr>
+          <w:rFonts w:ascii="Times New Roman" w:hAnsi="Times New Roman" w:cs="Times New Roman"/>
+          <w:color w:val="000000" w:themeColor="text1"/>
+        </w:rPr>
+        <w:t>Spoink</w:t>
+      </w:r>
+      <w:proofErr w:type="spellEnd"/>
+      <w:proofErr w:type="gramEnd"/>
+      <w:r>
+        <w:rPr>
+          <w:rFonts w:ascii="Times New Roman" w:hAnsi="Times New Roman" w:cs="Times New Roman"/>
+          <w:color w:val="000000" w:themeColor="text1"/>
+        </w:rPr>
+        <w:t xml:space="preserve"> Попрыгунчик использует </w:t>
+      </w:r>
+      <w:proofErr w:type="spellStart"/>
+      <w:r>
+        <w:rPr>
+          <w:rFonts w:ascii="Times New Roman" w:hAnsi="Times New Roman" w:cs="Times New Roman"/>
+          <w:color w:val="000000" w:themeColor="text1"/>
+        </w:rPr>
+        <w:t>Charge</w:t>
+      </w:r>
+      <w:proofErr w:type="spellEnd"/>
+      <w:r>
+        <w:rPr>
+          <w:rFonts w:ascii="Times New Roman" w:hAnsi="Times New Roman" w:cs="Times New Roman"/>
+          <w:color w:val="000000" w:themeColor="text1"/>
+        </w:rPr>
+        <w:t xml:space="preserve"> </w:t>
+      </w:r>
+      <w:proofErr w:type="spellStart"/>
+      <w:r>
+        <w:rPr>
+          <w:rFonts w:ascii="Times New Roman" w:hAnsi="Times New Roman" w:cs="Times New Roman"/>
+          <w:color w:val="000000" w:themeColor="text1"/>
+        </w:rPr>
+        <w:t>Beam</w:t>
+      </w:r>
+      <w:proofErr w:type="spellEnd"/>
+      <w:r>
+        <w:rPr>
+          <w:rFonts w:ascii="Times New Roman" w:hAnsi="Times New Roman" w:cs="Times New Roman"/>
+          <w:color w:val="000000" w:themeColor="text1"/>
+        </w:rPr>
+        <w:t xml:space="preserve">. </w:t>
+      </w:r>
+      <w:r>
+        <w:rPr>
+          <w:rFonts w:ascii="Times New Roman" w:hAnsi="Times New Roman" w:cs="Times New Roman"/>
+          <w:color w:val="000000" w:themeColor="text1"/>
+        </w:rPr>
+        <w:br/>
+      </w:r>
+      <w:proofErr w:type="spellStart"/>
+      <w:r>
+        <w:rPr>
+          <w:rFonts w:ascii="Times New Roman" w:hAnsi="Times New Roman" w:cs="Times New Roman"/>
+          <w:color w:val="000000" w:themeColor="text1"/>
+        </w:rPr>
+        <w:t>Poliwrath</w:t>
+      </w:r>
+      <w:proofErr w:type="spellEnd"/>
+      <w:r>
+        <w:rPr>
+          <w:rFonts w:ascii="Times New Roman" w:hAnsi="Times New Roman" w:cs="Times New Roman"/>
+          <w:color w:val="000000" w:themeColor="text1"/>
+        </w:rPr>
+        <w:t xml:space="preserve"> Гигант теряет 27 здоровья.</w:t>
+      </w:r>
+      <w:r>
+        <w:rPr>
+          <w:rFonts w:ascii="Times New Roman" w:hAnsi="Times New Roman" w:cs="Times New Roman"/>
+          <w:color w:val="000000" w:themeColor="text1"/>
+        </w:rPr>
+        <w:br/>
+      </w:r>
+      <w:r>
+        <w:rPr>
+          <w:rFonts w:ascii="Times New Roman" w:hAnsi="Times New Roman" w:cs="Times New Roman"/>
+          <w:color w:val="000000" w:themeColor="text1"/>
+        </w:rPr>
+        <w:br/>
+      </w:r>
+      <w:proofErr w:type="spellStart"/>
+      <w:r>
+        <w:rPr>
+          <w:rFonts w:ascii="Times New Roman" w:hAnsi="Times New Roman" w:cs="Times New Roman"/>
+          <w:color w:val="000000" w:themeColor="text1"/>
+        </w:rPr>
+        <w:t>Poliwrath</w:t>
+      </w:r>
+      <w:proofErr w:type="spellEnd"/>
+      <w:r>
+        <w:rPr>
+          <w:rFonts w:ascii="Times New Roman" w:hAnsi="Times New Roman" w:cs="Times New Roman"/>
+          <w:color w:val="000000" w:themeColor="text1"/>
+        </w:rPr>
+        <w:t xml:space="preserve"> Гигант использует Blizzard. </w:t>
       </w:r>
       <w:r>
         <w:rPr>
@@ -4889,287 +6647,661 @@
           <w:color w:val="000000" w:themeColor="text1"/>
         </w:rPr>
         <w:br/>
-        <w:t>Spoink Попрыгунчик теряет 70 здоровья.</w:t>
-      </w:r>
-      <w:r>
-        <w:rPr>
-          <w:rFonts w:ascii="Times New Roman" w:hAnsi="Times New Roman" w:cs="Times New Roman"/>
-          <w:color w:val="000000" w:themeColor="text1"/>
-        </w:rPr>
-        <w:br/>
-      </w:r>
-      <w:r>
-        <w:rPr>
-          <w:rFonts w:ascii="Times New Roman" w:hAnsi="Times New Roman" w:cs="Times New Roman"/>
-          <w:color w:val="000000" w:themeColor="text1"/>
-        </w:rPr>
-        <w:br/>
-        <w:t xml:space="preserve">Spoink Попрыгунчик использует Thunder Wave. </w:t>
-      </w:r>
-      <w:r>
-        <w:rPr>
-          <w:rFonts w:ascii="Times New Roman" w:hAnsi="Times New Roman" w:cs="Times New Roman"/>
-          <w:color w:val="000000" w:themeColor="text1"/>
-        </w:rPr>
-        <w:br/>
-      </w:r>
-      <w:r>
-        <w:rPr>
-          <w:rFonts w:ascii="Times New Roman" w:hAnsi="Times New Roman" w:cs="Times New Roman"/>
-          <w:color w:val="000000" w:themeColor="text1"/>
-        </w:rPr>
-        <w:br/>
-        <w:t>Poliwrath Гигант промахивается</w:t>
-      </w:r>
-      <w:r>
-        <w:rPr>
-          <w:rFonts w:ascii="Times New Roman" w:hAnsi="Times New Roman" w:cs="Times New Roman"/>
-          <w:color w:val="000000" w:themeColor="text1"/>
-        </w:rPr>
-        <w:br/>
-      </w:r>
-      <w:r>
-        <w:rPr>
-          <w:rFonts w:ascii="Times New Roman" w:hAnsi="Times New Roman" w:cs="Times New Roman"/>
-          <w:color w:val="000000" w:themeColor="text1"/>
-        </w:rPr>
-        <w:br/>
-        <w:t xml:space="preserve">Spoink Попрыгунчик борется с соперником. </w:t>
-      </w:r>
-      <w:r>
-        <w:rPr>
-          <w:rFonts w:ascii="Times New Roman" w:hAnsi="Times New Roman" w:cs="Times New Roman"/>
-          <w:color w:val="000000" w:themeColor="text1"/>
-        </w:rPr>
-        <w:br/>
-        <w:t>Poliwrath Гигант теряет 7 здоровья.</w:t>
-      </w:r>
-      <w:r>
-        <w:rPr>
-          <w:rFonts w:ascii="Times New Roman" w:hAnsi="Times New Roman" w:cs="Times New Roman"/>
-          <w:color w:val="000000" w:themeColor="text1"/>
-        </w:rPr>
-        <w:br/>
-        <w:t>Spoink Попрыгунчик теряет 2 здоровья.</w:t>
-      </w:r>
-      <w:r>
-        <w:rPr>
-          <w:rFonts w:ascii="Times New Roman" w:hAnsi="Times New Roman" w:cs="Times New Roman"/>
-          <w:color w:val="000000" w:themeColor="text1"/>
-        </w:rPr>
-        <w:br/>
-      </w:r>
-      <w:r>
-        <w:rPr>
-          <w:rFonts w:ascii="Times New Roman" w:hAnsi="Times New Roman" w:cs="Times New Roman"/>
-          <w:color w:val="000000" w:themeColor="text1"/>
-        </w:rPr>
-        <w:br/>
-        <w:t>Poliwrath Гигант промахивается</w:t>
-      </w:r>
-      <w:r>
-        <w:rPr>
-          <w:rFonts w:ascii="Times New Roman" w:hAnsi="Times New Roman" w:cs="Times New Roman"/>
-          <w:color w:val="000000" w:themeColor="text1"/>
-        </w:rPr>
-        <w:br/>
-      </w:r>
-      <w:r>
-        <w:rPr>
-          <w:rFonts w:ascii="Times New Roman" w:hAnsi="Times New Roman" w:cs="Times New Roman"/>
-          <w:color w:val="000000" w:themeColor="text1"/>
-        </w:rPr>
-        <w:br/>
-        <w:t>Spoink Попрыгунчик промахивается</w:t>
-      </w:r>
-      <w:r>
-        <w:rPr>
-          <w:rFonts w:ascii="Times New Roman" w:hAnsi="Times New Roman" w:cs="Times New Roman"/>
-          <w:color w:val="000000" w:themeColor="text1"/>
-        </w:rPr>
-        <w:br/>
-      </w:r>
-      <w:r>
-        <w:rPr>
-          <w:rFonts w:ascii="Times New Roman" w:hAnsi="Times New Roman" w:cs="Times New Roman"/>
-          <w:color w:val="000000" w:themeColor="text1"/>
-        </w:rPr>
-        <w:br/>
-        <w:t>Poliwrath Гигант промахивается</w:t>
-      </w:r>
-      <w:r>
-        <w:rPr>
-          <w:rFonts w:ascii="Times New Roman" w:hAnsi="Times New Roman" w:cs="Times New Roman"/>
-          <w:color w:val="000000" w:themeColor="text1"/>
-        </w:rPr>
-        <w:br/>
-      </w:r>
-      <w:r>
-        <w:rPr>
-          <w:rFonts w:ascii="Times New Roman" w:hAnsi="Times New Roman" w:cs="Times New Roman"/>
-          <w:color w:val="000000" w:themeColor="text1"/>
-        </w:rPr>
-        <w:br/>
-        <w:t xml:space="preserve">Spoink Попрыгунчик борется с соперником. </w:t>
-      </w:r>
-      <w:r>
-        <w:rPr>
-          <w:rFonts w:ascii="Times New Roman" w:hAnsi="Times New Roman" w:cs="Times New Roman"/>
-          <w:color w:val="000000" w:themeColor="text1"/>
-        </w:rPr>
-        <w:br/>
-        <w:t>Poliwrath Гигант теряет 6 здоровья.</w:t>
-      </w:r>
-      <w:r>
-        <w:rPr>
-          <w:rFonts w:ascii="Times New Roman" w:hAnsi="Times New Roman" w:cs="Times New Roman"/>
-          <w:color w:val="000000" w:themeColor="text1"/>
-        </w:rPr>
-        <w:br/>
-        <w:t>Spoink Попрыгунчик теряет 2 здоровья.</w:t>
-      </w:r>
-      <w:r>
-        <w:rPr>
-          <w:rFonts w:ascii="Times New Roman" w:hAnsi="Times New Roman" w:cs="Times New Roman"/>
-          <w:color w:val="000000" w:themeColor="text1"/>
-        </w:rPr>
-        <w:br/>
-      </w:r>
-      <w:r>
-        <w:rPr>
-          <w:rFonts w:ascii="Times New Roman" w:hAnsi="Times New Roman" w:cs="Times New Roman"/>
-          <w:color w:val="000000" w:themeColor="text1"/>
-        </w:rPr>
-        <w:br/>
-        <w:t>Poliwrath Гигант промахивается</w:t>
-      </w:r>
-      <w:r>
-        <w:rPr>
-          <w:rFonts w:ascii="Times New Roman" w:hAnsi="Times New Roman" w:cs="Times New Roman"/>
-          <w:color w:val="000000" w:themeColor="text1"/>
-        </w:rPr>
-        <w:br/>
-      </w:r>
-      <w:r>
-        <w:rPr>
-          <w:rFonts w:ascii="Times New Roman" w:hAnsi="Times New Roman" w:cs="Times New Roman"/>
-          <w:color w:val="000000" w:themeColor="text1"/>
-        </w:rPr>
-        <w:br/>
-        <w:t>Spoink Попрыгунчик промахивается</w:t>
-      </w:r>
-      <w:r>
-        <w:rPr>
-          <w:rFonts w:ascii="Times New Roman" w:hAnsi="Times New Roman" w:cs="Times New Roman"/>
-          <w:color w:val="000000" w:themeColor="text1"/>
-        </w:rPr>
-        <w:br/>
-      </w:r>
-      <w:r>
-        <w:rPr>
-          <w:rFonts w:ascii="Times New Roman" w:hAnsi="Times New Roman" w:cs="Times New Roman"/>
-          <w:color w:val="000000" w:themeColor="text1"/>
-        </w:rPr>
-        <w:br/>
-        <w:t>Poliwrath Гигант промахивается</w:t>
-      </w:r>
-      <w:r>
-        <w:rPr>
-          <w:rFonts w:ascii="Times New Roman" w:hAnsi="Times New Roman" w:cs="Times New Roman"/>
-          <w:color w:val="000000" w:themeColor="text1"/>
-        </w:rPr>
-        <w:br/>
-      </w:r>
-      <w:r>
-        <w:rPr>
-          <w:rFonts w:ascii="Times New Roman" w:hAnsi="Times New Roman" w:cs="Times New Roman"/>
-          <w:color w:val="000000" w:themeColor="text1"/>
-        </w:rPr>
-        <w:br/>
-        <w:t xml:space="preserve">Spoink Попрыгунчик использует Thunder Wave. </w:t>
-      </w:r>
-      <w:r>
-        <w:rPr>
-          <w:rFonts w:ascii="Times New Roman" w:hAnsi="Times New Roman" w:cs="Times New Roman"/>
-          <w:color w:val="000000" w:themeColor="text1"/>
-        </w:rPr>
-        <w:br/>
-      </w:r>
-      <w:r>
-        <w:rPr>
-          <w:rFonts w:ascii="Times New Roman" w:hAnsi="Times New Roman" w:cs="Times New Roman"/>
-          <w:color w:val="000000" w:themeColor="text1"/>
-        </w:rPr>
-        <w:br/>
-        <w:t>Poliwrath Гигант промахивается</w:t>
-      </w:r>
-      <w:r>
-        <w:rPr>
-          <w:rFonts w:ascii="Times New Roman" w:hAnsi="Times New Roman" w:cs="Times New Roman"/>
-          <w:color w:val="000000" w:themeColor="text1"/>
-        </w:rPr>
-        <w:br/>
-      </w:r>
-      <w:r>
-        <w:rPr>
-          <w:rFonts w:ascii="Times New Roman" w:hAnsi="Times New Roman" w:cs="Times New Roman"/>
-          <w:color w:val="000000" w:themeColor="text1"/>
-        </w:rPr>
-        <w:br/>
-        <w:t>Spoink Попрыгунчик промахивается</w:t>
-      </w:r>
-      <w:r>
-        <w:rPr>
-          <w:rFonts w:ascii="Times New Roman" w:hAnsi="Times New Roman" w:cs="Times New Roman"/>
-          <w:color w:val="000000" w:themeColor="text1"/>
-        </w:rPr>
-        <w:br/>
-      </w:r>
-      <w:r>
-        <w:rPr>
-          <w:rFonts w:ascii="Times New Roman" w:hAnsi="Times New Roman" w:cs="Times New Roman"/>
-          <w:color w:val="000000" w:themeColor="text1"/>
-        </w:rPr>
-        <w:br/>
-        <w:t xml:space="preserve">Spoink Попрыгунчик борется с соперником. </w:t>
-      </w:r>
-      <w:r>
-        <w:rPr>
-          <w:rFonts w:ascii="Times New Roman" w:hAnsi="Times New Roman" w:cs="Times New Roman"/>
-          <w:color w:val="000000" w:themeColor="text1"/>
-        </w:rPr>
-        <w:br/>
-        <w:t>Poliwrath Гигант теряет 6 здоровья.</w:t>
-      </w:r>
-      <w:r>
-        <w:rPr>
-          <w:rFonts w:ascii="Times New Roman" w:hAnsi="Times New Roman" w:cs="Times New Roman"/>
-          <w:color w:val="000000" w:themeColor="text1"/>
-        </w:rPr>
-        <w:br/>
-        <w:t>Spoink Попрыгунчик теряет 2 здоровья.</w:t>
-      </w:r>
-      <w:r>
-        <w:rPr>
-          <w:rFonts w:ascii="Times New Roman" w:hAnsi="Times New Roman" w:cs="Times New Roman"/>
-          <w:color w:val="000000" w:themeColor="text1"/>
-        </w:rPr>
-        <w:br/>
-      </w:r>
-      <w:r>
-        <w:rPr>
-          <w:rFonts w:ascii="Times New Roman" w:hAnsi="Times New Roman" w:cs="Times New Roman"/>
-          <w:color w:val="000000" w:themeColor="text1"/>
-        </w:rPr>
-        <w:br/>
-      </w:r>
-      <w:r>
-        <w:rPr>
-          <w:rFonts w:ascii="Times New Roman" w:hAnsi="Times New Roman" w:cs="Times New Roman"/>
-          <w:color w:val="000000" w:themeColor="text1"/>
-        </w:rPr>
-        <w:br/>
-        <w:t>Poliwrath Гигант промахивается</w:t>
+      </w:r>
+      <w:proofErr w:type="spellStart"/>
+      <w:r>
+        <w:rPr>
+          <w:rFonts w:ascii="Times New Roman" w:hAnsi="Times New Roman" w:cs="Times New Roman"/>
+          <w:color w:val="000000" w:themeColor="text1"/>
+        </w:rPr>
+        <w:t>Spoink</w:t>
+      </w:r>
+      <w:proofErr w:type="spellEnd"/>
+      <w:r>
+        <w:rPr>
+          <w:rFonts w:ascii="Times New Roman" w:hAnsi="Times New Roman" w:cs="Times New Roman"/>
+          <w:color w:val="000000" w:themeColor="text1"/>
+        </w:rPr>
+        <w:t xml:space="preserve"> Попрыгунчик теряет 70 здоровья.</w:t>
+      </w:r>
+      <w:r>
+        <w:rPr>
+          <w:rFonts w:ascii="Times New Roman" w:hAnsi="Times New Roman" w:cs="Times New Roman"/>
+          <w:color w:val="000000" w:themeColor="text1"/>
+        </w:rPr>
+        <w:br/>
+      </w:r>
+      <w:r>
+        <w:rPr>
+          <w:rFonts w:ascii="Times New Roman" w:hAnsi="Times New Roman" w:cs="Times New Roman"/>
+          <w:color w:val="000000" w:themeColor="text1"/>
+        </w:rPr>
+        <w:br/>
+      </w:r>
+      <w:proofErr w:type="spellStart"/>
+      <w:r>
+        <w:rPr>
+          <w:rFonts w:ascii="Times New Roman" w:hAnsi="Times New Roman" w:cs="Times New Roman"/>
+          <w:color w:val="000000" w:themeColor="text1"/>
+        </w:rPr>
+        <w:t>Spoink</w:t>
+      </w:r>
+      <w:proofErr w:type="spellEnd"/>
+      <w:r>
+        <w:rPr>
+          <w:rFonts w:ascii="Times New Roman" w:hAnsi="Times New Roman" w:cs="Times New Roman"/>
+          <w:color w:val="000000" w:themeColor="text1"/>
+        </w:rPr>
+        <w:t xml:space="preserve"> Попрыгунчик использует </w:t>
+      </w:r>
+      <w:proofErr w:type="spellStart"/>
+      <w:r>
+        <w:rPr>
+          <w:rFonts w:ascii="Times New Roman" w:hAnsi="Times New Roman" w:cs="Times New Roman"/>
+          <w:color w:val="000000" w:themeColor="text1"/>
+        </w:rPr>
+        <w:t>Thunder</w:t>
+      </w:r>
+      <w:proofErr w:type="spellEnd"/>
+      <w:r>
+        <w:rPr>
+          <w:rFonts w:ascii="Times New Roman" w:hAnsi="Times New Roman" w:cs="Times New Roman"/>
+          <w:color w:val="000000" w:themeColor="text1"/>
+        </w:rPr>
+        <w:t xml:space="preserve"> Wave. </w:t>
+      </w:r>
+      <w:r>
+        <w:rPr>
+          <w:rFonts w:ascii="Times New Roman" w:hAnsi="Times New Roman" w:cs="Times New Roman"/>
+          <w:color w:val="000000" w:themeColor="text1"/>
+        </w:rPr>
+        <w:br/>
+      </w:r>
+      <w:r>
+        <w:rPr>
+          <w:rFonts w:ascii="Times New Roman" w:hAnsi="Times New Roman" w:cs="Times New Roman"/>
+          <w:color w:val="000000" w:themeColor="text1"/>
+        </w:rPr>
+        <w:br/>
+      </w:r>
+      <w:proofErr w:type="spellStart"/>
+      <w:r>
+        <w:rPr>
+          <w:rFonts w:ascii="Times New Roman" w:hAnsi="Times New Roman" w:cs="Times New Roman"/>
+          <w:color w:val="000000" w:themeColor="text1"/>
+        </w:rPr>
+        <w:t>Poliwrath</w:t>
+      </w:r>
+      <w:proofErr w:type="spellEnd"/>
+      <w:r>
+        <w:rPr>
+          <w:rFonts w:ascii="Times New Roman" w:hAnsi="Times New Roman" w:cs="Times New Roman"/>
+          <w:color w:val="000000" w:themeColor="text1"/>
+        </w:rPr>
+        <w:t xml:space="preserve"> Гигант промахивается</w:t>
+      </w:r>
+      <w:r>
+        <w:rPr>
+          <w:rFonts w:ascii="Times New Roman" w:hAnsi="Times New Roman" w:cs="Times New Roman"/>
+          <w:color w:val="000000" w:themeColor="text1"/>
+        </w:rPr>
+        <w:br/>
+      </w:r>
+      <w:r>
+        <w:rPr>
+          <w:rFonts w:ascii="Times New Roman" w:hAnsi="Times New Roman" w:cs="Times New Roman"/>
+          <w:color w:val="000000" w:themeColor="text1"/>
+        </w:rPr>
+        <w:br/>
+      </w:r>
+      <w:proofErr w:type="spellStart"/>
+      <w:proofErr w:type="gramStart"/>
+      <w:r>
+        <w:rPr>
+          <w:rFonts w:ascii="Times New Roman" w:hAnsi="Times New Roman" w:cs="Times New Roman"/>
+          <w:color w:val="000000" w:themeColor="text1"/>
+        </w:rPr>
+        <w:t>Spoink</w:t>
+      </w:r>
+      <w:proofErr w:type="spellEnd"/>
+      <w:proofErr w:type="gramEnd"/>
+      <w:r>
+        <w:rPr>
+          <w:rFonts w:ascii="Times New Roman" w:hAnsi="Times New Roman" w:cs="Times New Roman"/>
+          <w:color w:val="000000" w:themeColor="text1"/>
+        </w:rPr>
+        <w:t xml:space="preserve"> Попрыгунчик борется с соперником. </w:t>
+      </w:r>
+      <w:r>
+        <w:rPr>
+          <w:rFonts w:ascii="Times New Roman" w:hAnsi="Times New Roman" w:cs="Times New Roman"/>
+          <w:color w:val="000000" w:themeColor="text1"/>
+        </w:rPr>
+        <w:br/>
+      </w:r>
+      <w:proofErr w:type="spellStart"/>
+      <w:r>
+        <w:rPr>
+          <w:rFonts w:ascii="Times New Roman" w:hAnsi="Times New Roman" w:cs="Times New Roman"/>
+          <w:color w:val="000000" w:themeColor="text1"/>
+        </w:rPr>
+        <w:t>Poliwrath</w:t>
+      </w:r>
+      <w:proofErr w:type="spellEnd"/>
+      <w:r>
+        <w:rPr>
+          <w:rFonts w:ascii="Times New Roman" w:hAnsi="Times New Roman" w:cs="Times New Roman"/>
+          <w:color w:val="000000" w:themeColor="text1"/>
+        </w:rPr>
+        <w:t xml:space="preserve"> Гигант теряет 7 здоровья.</w:t>
+      </w:r>
+      <w:r>
+        <w:rPr>
+          <w:rFonts w:ascii="Times New Roman" w:hAnsi="Times New Roman" w:cs="Times New Roman"/>
+          <w:color w:val="000000" w:themeColor="text1"/>
+        </w:rPr>
+        <w:br/>
+      </w:r>
+      <w:proofErr w:type="spellStart"/>
+      <w:r>
+        <w:rPr>
+          <w:rFonts w:ascii="Times New Roman" w:hAnsi="Times New Roman" w:cs="Times New Roman"/>
+          <w:color w:val="000000" w:themeColor="text1"/>
+        </w:rPr>
+        <w:t>Spoink</w:t>
+      </w:r>
+      <w:proofErr w:type="spellEnd"/>
+      <w:r>
+        <w:rPr>
+          <w:rFonts w:ascii="Times New Roman" w:hAnsi="Times New Roman" w:cs="Times New Roman"/>
+          <w:color w:val="000000" w:themeColor="text1"/>
+        </w:rPr>
+        <w:t xml:space="preserve"> Попрыгунчик теряет 2 здоровья.</w:t>
+      </w:r>
+      <w:r>
+        <w:rPr>
+          <w:rFonts w:ascii="Times New Roman" w:hAnsi="Times New Roman" w:cs="Times New Roman"/>
+          <w:color w:val="000000" w:themeColor="text1"/>
+        </w:rPr>
+        <w:br/>
+      </w:r>
+      <w:r>
+        <w:rPr>
+          <w:rFonts w:ascii="Times New Roman" w:hAnsi="Times New Roman" w:cs="Times New Roman"/>
+          <w:color w:val="000000" w:themeColor="text1"/>
+        </w:rPr>
+        <w:br/>
+      </w:r>
+      <w:proofErr w:type="spellStart"/>
+      <w:r>
+        <w:rPr>
+          <w:rFonts w:ascii="Times New Roman" w:hAnsi="Times New Roman" w:cs="Times New Roman"/>
+          <w:color w:val="000000" w:themeColor="text1"/>
+        </w:rPr>
+        <w:t>Poliwrath</w:t>
+      </w:r>
+      <w:proofErr w:type="spellEnd"/>
+      <w:r>
+        <w:rPr>
+          <w:rFonts w:ascii="Times New Roman" w:hAnsi="Times New Roman" w:cs="Times New Roman"/>
+          <w:color w:val="000000" w:themeColor="text1"/>
+        </w:rPr>
+        <w:t xml:space="preserve"> Гигант промахивается</w:t>
+      </w:r>
+      <w:r>
+        <w:rPr>
+          <w:rFonts w:ascii="Times New Roman" w:hAnsi="Times New Roman" w:cs="Times New Roman"/>
+          <w:color w:val="000000" w:themeColor="text1"/>
+        </w:rPr>
+        <w:br/>
+      </w:r>
+      <w:r>
+        <w:rPr>
+          <w:rFonts w:ascii="Times New Roman" w:hAnsi="Times New Roman" w:cs="Times New Roman"/>
+          <w:color w:val="000000" w:themeColor="text1"/>
+        </w:rPr>
+        <w:br/>
+      </w:r>
+      <w:proofErr w:type="spellStart"/>
+      <w:proofErr w:type="gramStart"/>
+      <w:r>
+        <w:rPr>
+          <w:rFonts w:ascii="Times New Roman" w:hAnsi="Times New Roman" w:cs="Times New Roman"/>
+          <w:color w:val="000000" w:themeColor="text1"/>
+        </w:rPr>
+        <w:t>Spoink</w:t>
+      </w:r>
+      <w:proofErr w:type="spellEnd"/>
+      <w:proofErr w:type="gramEnd"/>
+      <w:r>
+        <w:rPr>
+          <w:rFonts w:ascii="Times New Roman" w:hAnsi="Times New Roman" w:cs="Times New Roman"/>
+          <w:color w:val="000000" w:themeColor="text1"/>
+        </w:rPr>
+        <w:t xml:space="preserve"> Попрыгунчик промахивается</w:t>
+      </w:r>
+      <w:r>
+        <w:rPr>
+          <w:rFonts w:ascii="Times New Roman" w:hAnsi="Times New Roman" w:cs="Times New Roman"/>
+          <w:color w:val="000000" w:themeColor="text1"/>
+        </w:rPr>
+        <w:br/>
+      </w:r>
+      <w:r>
+        <w:rPr>
+          <w:rFonts w:ascii="Times New Roman" w:hAnsi="Times New Roman" w:cs="Times New Roman"/>
+          <w:color w:val="000000" w:themeColor="text1"/>
+        </w:rPr>
+        <w:br/>
+      </w:r>
+      <w:proofErr w:type="spellStart"/>
+      <w:r>
+        <w:rPr>
+          <w:rFonts w:ascii="Times New Roman" w:hAnsi="Times New Roman" w:cs="Times New Roman"/>
+          <w:color w:val="000000" w:themeColor="text1"/>
+        </w:rPr>
+        <w:t>Poliwrath</w:t>
+      </w:r>
+      <w:proofErr w:type="spellEnd"/>
+      <w:r>
+        <w:rPr>
+          <w:rFonts w:ascii="Times New Roman" w:hAnsi="Times New Roman" w:cs="Times New Roman"/>
+          <w:color w:val="000000" w:themeColor="text1"/>
+        </w:rPr>
+        <w:t xml:space="preserve"> Гигант промахивается</w:t>
+      </w:r>
+      <w:r>
+        <w:rPr>
+          <w:rFonts w:ascii="Times New Roman" w:hAnsi="Times New Roman" w:cs="Times New Roman"/>
+          <w:color w:val="000000" w:themeColor="text1"/>
+        </w:rPr>
+        <w:br/>
+      </w:r>
+      <w:r>
+        <w:rPr>
+          <w:rFonts w:ascii="Times New Roman" w:hAnsi="Times New Roman" w:cs="Times New Roman"/>
+          <w:color w:val="000000" w:themeColor="text1"/>
+        </w:rPr>
+        <w:br/>
+      </w:r>
+      <w:proofErr w:type="spellStart"/>
+      <w:proofErr w:type="gramStart"/>
+      <w:r>
+        <w:rPr>
+          <w:rFonts w:ascii="Times New Roman" w:hAnsi="Times New Roman" w:cs="Times New Roman"/>
+          <w:color w:val="000000" w:themeColor="text1"/>
+        </w:rPr>
+        <w:t>Spoink</w:t>
+      </w:r>
+      <w:proofErr w:type="spellEnd"/>
+      <w:proofErr w:type="gramEnd"/>
+      <w:r>
+        <w:rPr>
+          <w:rFonts w:ascii="Times New Roman" w:hAnsi="Times New Roman" w:cs="Times New Roman"/>
+          <w:color w:val="000000" w:themeColor="text1"/>
+        </w:rPr>
+        <w:t xml:space="preserve"> Попрыгунчик борется с соперником. </w:t>
+      </w:r>
+      <w:r>
+        <w:rPr>
+          <w:rFonts w:ascii="Times New Roman" w:hAnsi="Times New Roman" w:cs="Times New Roman"/>
+          <w:color w:val="000000" w:themeColor="text1"/>
+        </w:rPr>
+        <w:br/>
+      </w:r>
+      <w:proofErr w:type="spellStart"/>
+      <w:r>
+        <w:rPr>
+          <w:rFonts w:ascii="Times New Roman" w:hAnsi="Times New Roman" w:cs="Times New Roman"/>
+          <w:color w:val="000000" w:themeColor="text1"/>
+        </w:rPr>
+        <w:t>Poliwrath</w:t>
+      </w:r>
+      <w:proofErr w:type="spellEnd"/>
+      <w:r>
+        <w:rPr>
+          <w:rFonts w:ascii="Times New Roman" w:hAnsi="Times New Roman" w:cs="Times New Roman"/>
+          <w:color w:val="000000" w:themeColor="text1"/>
+        </w:rPr>
+        <w:t xml:space="preserve"> Гигант теряет 6 здоровья.</w:t>
+      </w:r>
+      <w:r>
+        <w:rPr>
+          <w:rFonts w:ascii="Times New Roman" w:hAnsi="Times New Roman" w:cs="Times New Roman"/>
+          <w:color w:val="000000" w:themeColor="text1"/>
+        </w:rPr>
+        <w:br/>
+      </w:r>
+      <w:proofErr w:type="spellStart"/>
+      <w:r>
+        <w:rPr>
+          <w:rFonts w:ascii="Times New Roman" w:hAnsi="Times New Roman" w:cs="Times New Roman"/>
+          <w:color w:val="000000" w:themeColor="text1"/>
+        </w:rPr>
+        <w:t>Spoink</w:t>
+      </w:r>
+      <w:proofErr w:type="spellEnd"/>
+      <w:r>
+        <w:rPr>
+          <w:rFonts w:ascii="Times New Roman" w:hAnsi="Times New Roman" w:cs="Times New Roman"/>
+          <w:color w:val="000000" w:themeColor="text1"/>
+        </w:rPr>
+        <w:t xml:space="preserve"> Попрыгунчик теряет 2 здоровья.</w:t>
+      </w:r>
+      <w:r>
+        <w:rPr>
+          <w:rFonts w:ascii="Times New Roman" w:hAnsi="Times New Roman" w:cs="Times New Roman"/>
+          <w:color w:val="000000" w:themeColor="text1"/>
+        </w:rPr>
+        <w:br/>
+      </w:r>
+      <w:r>
+        <w:rPr>
+          <w:rFonts w:ascii="Times New Roman" w:hAnsi="Times New Roman" w:cs="Times New Roman"/>
+          <w:color w:val="000000" w:themeColor="text1"/>
+        </w:rPr>
+        <w:br/>
+      </w:r>
+      <w:proofErr w:type="spellStart"/>
+      <w:r>
+        <w:rPr>
+          <w:rFonts w:ascii="Times New Roman" w:hAnsi="Times New Roman" w:cs="Times New Roman"/>
+          <w:color w:val="000000" w:themeColor="text1"/>
+        </w:rPr>
+        <w:t>Poliwrath</w:t>
+      </w:r>
+      <w:proofErr w:type="spellEnd"/>
+      <w:r>
+        <w:rPr>
+          <w:rFonts w:ascii="Times New Roman" w:hAnsi="Times New Roman" w:cs="Times New Roman"/>
+          <w:color w:val="000000" w:themeColor="text1"/>
+        </w:rPr>
+        <w:t xml:space="preserve"> Гигант промахивается</w:t>
+      </w:r>
+      <w:r>
+        <w:rPr>
+          <w:rFonts w:ascii="Times New Roman" w:hAnsi="Times New Roman" w:cs="Times New Roman"/>
+          <w:color w:val="000000" w:themeColor="text1"/>
+        </w:rPr>
+        <w:br/>
+      </w:r>
+      <w:r>
+        <w:rPr>
+          <w:rFonts w:ascii="Times New Roman" w:hAnsi="Times New Roman" w:cs="Times New Roman"/>
+          <w:color w:val="000000" w:themeColor="text1"/>
+        </w:rPr>
+        <w:br/>
+      </w:r>
+      <w:proofErr w:type="spellStart"/>
+      <w:proofErr w:type="gramStart"/>
+      <w:r>
+        <w:rPr>
+          <w:rFonts w:ascii="Times New Roman" w:hAnsi="Times New Roman" w:cs="Times New Roman"/>
+          <w:color w:val="000000" w:themeColor="text1"/>
+        </w:rPr>
+        <w:t>Spoink</w:t>
+      </w:r>
+      <w:proofErr w:type="spellEnd"/>
+      <w:proofErr w:type="gramEnd"/>
+      <w:r>
+        <w:rPr>
+          <w:rFonts w:ascii="Times New Roman" w:hAnsi="Times New Roman" w:cs="Times New Roman"/>
+          <w:color w:val="000000" w:themeColor="text1"/>
+        </w:rPr>
+        <w:t xml:space="preserve"> Попрыгунчик промахивается</w:t>
+      </w:r>
+      <w:r>
+        <w:rPr>
+          <w:rFonts w:ascii="Times New Roman" w:hAnsi="Times New Roman" w:cs="Times New Roman"/>
+          <w:color w:val="000000" w:themeColor="text1"/>
+        </w:rPr>
+        <w:br/>
+      </w:r>
+      <w:r>
+        <w:rPr>
+          <w:rFonts w:ascii="Times New Roman" w:hAnsi="Times New Roman" w:cs="Times New Roman"/>
+          <w:color w:val="000000" w:themeColor="text1"/>
+        </w:rPr>
+        <w:br/>
+      </w:r>
+      <w:proofErr w:type="spellStart"/>
+      <w:r>
+        <w:rPr>
+          <w:rFonts w:ascii="Times New Roman" w:hAnsi="Times New Roman" w:cs="Times New Roman"/>
+          <w:color w:val="000000" w:themeColor="text1"/>
+        </w:rPr>
+        <w:t>Poliwrath</w:t>
+      </w:r>
+      <w:proofErr w:type="spellEnd"/>
+      <w:r>
+        <w:rPr>
+          <w:rFonts w:ascii="Times New Roman" w:hAnsi="Times New Roman" w:cs="Times New Roman"/>
+          <w:color w:val="000000" w:themeColor="text1"/>
+        </w:rPr>
+        <w:t xml:space="preserve"> Гигант промахивается</w:t>
+      </w:r>
+      <w:r>
+        <w:rPr>
+          <w:rFonts w:ascii="Times New Roman" w:hAnsi="Times New Roman" w:cs="Times New Roman"/>
+          <w:color w:val="000000" w:themeColor="text1"/>
+        </w:rPr>
+        <w:br/>
+      </w:r>
+      <w:r>
+        <w:rPr>
+          <w:rFonts w:ascii="Times New Roman" w:hAnsi="Times New Roman" w:cs="Times New Roman"/>
+          <w:color w:val="000000" w:themeColor="text1"/>
+        </w:rPr>
+        <w:br/>
+      </w:r>
+      <w:proofErr w:type="spellStart"/>
+      <w:proofErr w:type="gramStart"/>
+      <w:r>
+        <w:rPr>
+          <w:rFonts w:ascii="Times New Roman" w:hAnsi="Times New Roman" w:cs="Times New Roman"/>
+          <w:color w:val="000000" w:themeColor="text1"/>
+        </w:rPr>
+        <w:t>Spoink</w:t>
+      </w:r>
+      <w:proofErr w:type="spellEnd"/>
+      <w:proofErr w:type="gramEnd"/>
+      <w:r>
+        <w:rPr>
+          <w:rFonts w:ascii="Times New Roman" w:hAnsi="Times New Roman" w:cs="Times New Roman"/>
+          <w:color w:val="000000" w:themeColor="text1"/>
+        </w:rPr>
+        <w:t xml:space="preserve"> Попрыгунчик использует </w:t>
+      </w:r>
+      <w:proofErr w:type="spellStart"/>
+      <w:r>
+        <w:rPr>
+          <w:rFonts w:ascii="Times New Roman" w:hAnsi="Times New Roman" w:cs="Times New Roman"/>
+          <w:color w:val="000000" w:themeColor="text1"/>
+        </w:rPr>
+        <w:t>Thunder</w:t>
+      </w:r>
+      <w:proofErr w:type="spellEnd"/>
+      <w:r>
+        <w:rPr>
+          <w:rFonts w:ascii="Times New Roman" w:hAnsi="Times New Roman" w:cs="Times New Roman"/>
+          <w:color w:val="000000" w:themeColor="text1"/>
+        </w:rPr>
+        <w:t xml:space="preserve"> Wave. </w:t>
+      </w:r>
+      <w:r>
+        <w:rPr>
+          <w:rFonts w:ascii="Times New Roman" w:hAnsi="Times New Roman" w:cs="Times New Roman"/>
+          <w:color w:val="000000" w:themeColor="text1"/>
+        </w:rPr>
+        <w:br/>
+      </w:r>
+      <w:r>
+        <w:rPr>
+          <w:rFonts w:ascii="Times New Roman" w:hAnsi="Times New Roman" w:cs="Times New Roman"/>
+          <w:color w:val="000000" w:themeColor="text1"/>
+        </w:rPr>
+        <w:br/>
+      </w:r>
+      <w:proofErr w:type="spellStart"/>
+      <w:r>
+        <w:rPr>
+          <w:rFonts w:ascii="Times New Roman" w:hAnsi="Times New Roman" w:cs="Times New Roman"/>
+          <w:color w:val="000000" w:themeColor="text1"/>
+        </w:rPr>
+        <w:t>Poliwrath</w:t>
+      </w:r>
+      <w:proofErr w:type="spellEnd"/>
+      <w:r>
+        <w:rPr>
+          <w:rFonts w:ascii="Times New Roman" w:hAnsi="Times New Roman" w:cs="Times New Roman"/>
+          <w:color w:val="000000" w:themeColor="text1"/>
+        </w:rPr>
+        <w:t xml:space="preserve"> Гигант промахивается</w:t>
+      </w:r>
+      <w:r>
+        <w:rPr>
+          <w:rFonts w:ascii="Times New Roman" w:hAnsi="Times New Roman" w:cs="Times New Roman"/>
+          <w:color w:val="000000" w:themeColor="text1"/>
+        </w:rPr>
+        <w:br/>
+      </w:r>
+      <w:r>
+        <w:rPr>
+          <w:rFonts w:ascii="Times New Roman" w:hAnsi="Times New Roman" w:cs="Times New Roman"/>
+          <w:color w:val="000000" w:themeColor="text1"/>
+        </w:rPr>
+        <w:br/>
+      </w:r>
+      <w:proofErr w:type="spellStart"/>
+      <w:proofErr w:type="gramStart"/>
+      <w:r>
+        <w:rPr>
+          <w:rFonts w:ascii="Times New Roman" w:hAnsi="Times New Roman" w:cs="Times New Roman"/>
+          <w:color w:val="000000" w:themeColor="text1"/>
+        </w:rPr>
+        <w:t>Spoink</w:t>
+      </w:r>
+      <w:proofErr w:type="spellEnd"/>
+      <w:proofErr w:type="gramEnd"/>
+      <w:r>
+        <w:rPr>
+          <w:rFonts w:ascii="Times New Roman" w:hAnsi="Times New Roman" w:cs="Times New Roman"/>
+          <w:color w:val="000000" w:themeColor="text1"/>
+        </w:rPr>
+        <w:t xml:space="preserve"> Попрыгунчик промахивается</w:t>
+      </w:r>
+      <w:r>
+        <w:rPr>
+          <w:rFonts w:ascii="Times New Roman" w:hAnsi="Times New Roman" w:cs="Times New Roman"/>
+          <w:color w:val="000000" w:themeColor="text1"/>
+        </w:rPr>
+        <w:br/>
+      </w:r>
+      <w:r>
+        <w:rPr>
+          <w:rFonts w:ascii="Times New Roman" w:hAnsi="Times New Roman" w:cs="Times New Roman"/>
+          <w:color w:val="000000" w:themeColor="text1"/>
+        </w:rPr>
+        <w:br/>
+      </w:r>
+      <w:proofErr w:type="spellStart"/>
+      <w:r>
+        <w:rPr>
+          <w:rFonts w:ascii="Times New Roman" w:hAnsi="Times New Roman" w:cs="Times New Roman"/>
+          <w:color w:val="000000" w:themeColor="text1"/>
+        </w:rPr>
+        <w:t>Spoink</w:t>
+      </w:r>
+      <w:proofErr w:type="spellEnd"/>
+      <w:r>
+        <w:rPr>
+          <w:rFonts w:ascii="Times New Roman" w:hAnsi="Times New Roman" w:cs="Times New Roman"/>
+          <w:color w:val="000000" w:themeColor="text1"/>
+        </w:rPr>
+        <w:t xml:space="preserve"> Попрыгунчик борется с соперником. </w:t>
+      </w:r>
+      <w:r>
+        <w:rPr>
+          <w:rFonts w:ascii="Times New Roman" w:hAnsi="Times New Roman" w:cs="Times New Roman"/>
+          <w:color w:val="000000" w:themeColor="text1"/>
+        </w:rPr>
+        <w:br/>
+      </w:r>
+      <w:proofErr w:type="spellStart"/>
+      <w:r>
+        <w:rPr>
+          <w:rFonts w:ascii="Times New Roman" w:hAnsi="Times New Roman" w:cs="Times New Roman"/>
+          <w:color w:val="000000" w:themeColor="text1"/>
+        </w:rPr>
+        <w:t>Poliwrath</w:t>
+      </w:r>
+      <w:proofErr w:type="spellEnd"/>
+      <w:r>
+        <w:rPr>
+          <w:rFonts w:ascii="Times New Roman" w:hAnsi="Times New Roman" w:cs="Times New Roman"/>
+          <w:color w:val="000000" w:themeColor="text1"/>
+        </w:rPr>
+        <w:t xml:space="preserve"> Гигант теряет 6 здоровья.</w:t>
+      </w:r>
+      <w:r>
+        <w:rPr>
+          <w:rFonts w:ascii="Times New Roman" w:hAnsi="Times New Roman" w:cs="Times New Roman"/>
+          <w:color w:val="000000" w:themeColor="text1"/>
+        </w:rPr>
+        <w:br/>
+      </w:r>
+      <w:proofErr w:type="spellStart"/>
+      <w:r>
+        <w:rPr>
+          <w:rFonts w:ascii="Times New Roman" w:hAnsi="Times New Roman" w:cs="Times New Roman"/>
+          <w:color w:val="000000" w:themeColor="text1"/>
+        </w:rPr>
+        <w:t>Spoink</w:t>
+      </w:r>
+      <w:proofErr w:type="spellEnd"/>
+      <w:r>
+        <w:rPr>
+          <w:rFonts w:ascii="Times New Roman" w:hAnsi="Times New Roman" w:cs="Times New Roman"/>
+          <w:color w:val="000000" w:themeColor="text1"/>
+        </w:rPr>
+        <w:t xml:space="preserve"> Попрыгунчик теряет 2 здоровья.</w:t>
+      </w:r>
+      <w:r>
+        <w:rPr>
+          <w:rFonts w:ascii="Times New Roman" w:hAnsi="Times New Roman" w:cs="Times New Roman"/>
+          <w:color w:val="000000" w:themeColor="text1"/>
+        </w:rPr>
+        <w:br/>
+      </w:r>
+      <w:r>
+        <w:rPr>
+          <w:rFonts w:ascii="Times New Roman" w:hAnsi="Times New Roman" w:cs="Times New Roman"/>
+          <w:color w:val="000000" w:themeColor="text1"/>
+        </w:rPr>
+        <w:br/>
+      </w:r>
+      <w:r>
+        <w:rPr>
+          <w:rFonts w:ascii="Times New Roman" w:hAnsi="Times New Roman" w:cs="Times New Roman"/>
+          <w:color w:val="000000" w:themeColor="text1"/>
+        </w:rPr>
+        <w:br/>
+      </w:r>
+      <w:proofErr w:type="spellStart"/>
+      <w:r>
+        <w:rPr>
+          <w:rFonts w:ascii="Times New Roman" w:hAnsi="Times New Roman" w:cs="Times New Roman"/>
+          <w:color w:val="000000" w:themeColor="text1"/>
+        </w:rPr>
+        <w:t>Poliwrath</w:t>
+      </w:r>
+      <w:proofErr w:type="spellEnd"/>
+      <w:r>
+        <w:rPr>
+          <w:rFonts w:ascii="Times New Roman" w:hAnsi="Times New Roman" w:cs="Times New Roman"/>
+          <w:color w:val="000000" w:themeColor="text1"/>
+        </w:rPr>
+        <w:t xml:space="preserve"> Гигант промахивается</w:t>
       </w:r>
       <w:r>
         <w:rPr>
@@ -5185,7 +7317,56 @@
         </w:rPr>
         <w:lastRenderedPageBreak/>
         <w:br/>
-        <w:t xml:space="preserve">Spoink Попрыгунчик использует Charge Beam. </w:t>
+      </w:r>
+      <w:proofErr w:type="spellStart"/>
+      <w:proofErr w:type="gramStart"/>
+      <w:r>
+        <w:rPr>
+          <w:rFonts w:ascii="Times New Roman" w:hAnsi="Times New Roman" w:cs="Times New Roman"/>
+          <w:color w:val="000000" w:themeColor="text1"/>
+        </w:rPr>
+        <w:t>Spoink</w:t>
+      </w:r>
+      <w:proofErr w:type="spellEnd"/>
+      <w:proofErr w:type="gramEnd"/>
+      <w:r>
+        <w:rPr>
+          <w:rFonts w:ascii="Times New Roman" w:hAnsi="Times New Roman" w:cs="Times New Roman"/>
+          <w:color w:val="000000" w:themeColor="text1"/>
+        </w:rPr>
+        <w:t xml:space="preserve"> Попрыгунчик использует </w:t>
+      </w:r>
+      <w:proofErr w:type="spellStart"/>
+      <w:r>
+        <w:rPr>
+          <w:rFonts w:ascii="Times New Roman" w:hAnsi="Times New Roman" w:cs="Times New Roman"/>
+          <w:color w:val="000000" w:themeColor="text1"/>
+        </w:rPr>
+        <w:t>Charge</w:t>
+      </w:r>
+      <w:proofErr w:type="spellEnd"/>
+      <w:r>
+        <w:rPr>
+          <w:rFonts w:ascii="Times New Roman" w:hAnsi="Times New Roman" w:cs="Times New Roman"/>
+          <w:color w:val="000000" w:themeColor="text1"/>
+        </w:rPr>
+        <w:t xml:space="preserve"> </w:t>
+      </w:r>
+      <w:proofErr w:type="spellStart"/>
+      <w:r>
+        <w:rPr>
+          <w:rFonts w:ascii="Times New Roman" w:hAnsi="Times New Roman" w:cs="Times New Roman"/>
+          <w:color w:val="000000" w:themeColor="text1"/>
+        </w:rPr>
+        <w:t>Beam</w:t>
+      </w:r>
+      <w:proofErr w:type="spellEnd"/>
+      <w:r>
+        <w:rPr>
+          <w:rFonts w:ascii="Times New Roman" w:hAnsi="Times New Roman" w:cs="Times New Roman"/>
+          <w:color w:val="000000" w:themeColor="text1"/>
+        </w:rPr>
+        <w:t xml:space="preserve">. </w:t>
       </w:r>
       <w:r>
         <w:rPr>
@@ -5201,180 +7382,397 @@
           <w:color w:val="000000" w:themeColor="text1"/>
         </w:rPr>
         <w:br/>
-        <w:t>Poliwrath Гигант теряет 87 здоровья.</w:t>
-      </w:r>
-      <w:r>
-        <w:rPr>
-          <w:rFonts w:ascii="Times New Roman" w:hAnsi="Times New Roman" w:cs="Times New Roman"/>
-          <w:color w:val="000000" w:themeColor="text1"/>
-        </w:rPr>
-        <w:br/>
-      </w:r>
-      <w:r>
-        <w:rPr>
-          <w:rFonts w:ascii="Times New Roman" w:hAnsi="Times New Roman" w:cs="Times New Roman"/>
-          <w:color w:val="000000" w:themeColor="text1"/>
-        </w:rPr>
-        <w:br/>
-        <w:t xml:space="preserve">Spoink Попрыгунчик борется с соперником. </w:t>
-      </w:r>
-      <w:r>
-        <w:rPr>
-          <w:rFonts w:ascii="Times New Roman" w:hAnsi="Times New Roman" w:cs="Times New Roman"/>
-          <w:color w:val="000000" w:themeColor="text1"/>
-        </w:rPr>
-        <w:br/>
-        <w:t>Poliwrath Гигант теряет 8 здоровья.</w:t>
-      </w:r>
-      <w:r>
-        <w:rPr>
-          <w:rFonts w:ascii="Times New Roman" w:hAnsi="Times New Roman" w:cs="Times New Roman"/>
-          <w:color w:val="000000" w:themeColor="text1"/>
-        </w:rPr>
-        <w:br/>
-        <w:t>Spoink Попрыгунчик теряет 2 здоровья.</w:t>
-      </w:r>
-      <w:r>
-        <w:rPr>
-          <w:rFonts w:ascii="Times New Roman" w:hAnsi="Times New Roman" w:cs="Times New Roman"/>
-          <w:color w:val="000000" w:themeColor="text1"/>
-        </w:rPr>
-        <w:br/>
-      </w:r>
-      <w:r>
-        <w:rPr>
-          <w:rFonts w:ascii="Times New Roman" w:hAnsi="Times New Roman" w:cs="Times New Roman"/>
-          <w:color w:val="000000" w:themeColor="text1"/>
-        </w:rPr>
-        <w:br/>
-      </w:r>
-      <w:r>
-        <w:rPr>
-          <w:rFonts w:ascii="Times New Roman" w:hAnsi="Times New Roman" w:cs="Times New Roman"/>
-          <w:color w:val="000000" w:themeColor="text1"/>
-        </w:rPr>
-        <w:br/>
-        <w:t>Poliwrath Гигант промахивается</w:t>
-      </w:r>
-      <w:r>
-        <w:rPr>
-          <w:rFonts w:ascii="Times New Roman" w:hAnsi="Times New Roman" w:cs="Times New Roman"/>
-          <w:color w:val="000000" w:themeColor="text1"/>
-        </w:rPr>
-        <w:br/>
-      </w:r>
-      <w:r>
-        <w:rPr>
-          <w:rFonts w:ascii="Times New Roman" w:hAnsi="Times New Roman" w:cs="Times New Roman"/>
-          <w:color w:val="000000" w:themeColor="text1"/>
-        </w:rPr>
-        <w:br/>
-        <w:t>Spoink Попрыгунчик промахивается</w:t>
-      </w:r>
-      <w:r>
-        <w:rPr>
-          <w:rFonts w:ascii="Times New Roman" w:hAnsi="Times New Roman" w:cs="Times New Roman"/>
-          <w:color w:val="000000" w:themeColor="text1"/>
-        </w:rPr>
-        <w:br/>
-      </w:r>
-      <w:r>
-        <w:rPr>
-          <w:rFonts w:ascii="Times New Roman" w:hAnsi="Times New Roman" w:cs="Times New Roman"/>
-          <w:color w:val="000000" w:themeColor="text1"/>
-        </w:rPr>
-        <w:br/>
-        <w:t>Spoink Попрыгунчик промахивается</w:t>
-      </w:r>
-      <w:r>
-        <w:rPr>
-          <w:rFonts w:ascii="Times New Roman" w:hAnsi="Times New Roman" w:cs="Times New Roman"/>
-          <w:color w:val="000000" w:themeColor="text1"/>
-        </w:rPr>
-        <w:br/>
-      </w:r>
-      <w:r>
-        <w:rPr>
-          <w:rFonts w:ascii="Times New Roman" w:hAnsi="Times New Roman" w:cs="Times New Roman"/>
-          <w:color w:val="000000" w:themeColor="text1"/>
-        </w:rPr>
-        <w:br/>
-      </w:r>
-      <w:r>
-        <w:rPr>
-          <w:rFonts w:ascii="Times New Roman" w:hAnsi="Times New Roman" w:cs="Times New Roman"/>
-          <w:color w:val="000000" w:themeColor="text1"/>
-        </w:rPr>
-        <w:br/>
-        <w:t xml:space="preserve">Spoink Попрыгунчик использует Thunder Wave. </w:t>
-      </w:r>
-      <w:r>
-        <w:rPr>
-          <w:rFonts w:ascii="Times New Roman" w:hAnsi="Times New Roman" w:cs="Times New Roman"/>
-          <w:color w:val="000000" w:themeColor="text1"/>
-        </w:rPr>
-        <w:br/>
-      </w:r>
-      <w:r>
-        <w:rPr>
-          <w:rFonts w:ascii="Times New Roman" w:hAnsi="Times New Roman" w:cs="Times New Roman"/>
-          <w:color w:val="000000" w:themeColor="text1"/>
-        </w:rPr>
-        <w:br/>
-      </w:r>
-      <w:r>
-        <w:rPr>
-          <w:rFonts w:ascii="Times New Roman" w:hAnsi="Times New Roman" w:cs="Times New Roman"/>
-          <w:color w:val="000000" w:themeColor="text1"/>
-        </w:rPr>
-        <w:br/>
-        <w:t>Poliwrath Гигант промахивается</w:t>
-      </w:r>
-      <w:r>
-        <w:rPr>
-          <w:rFonts w:ascii="Times New Roman" w:hAnsi="Times New Roman" w:cs="Times New Roman"/>
-          <w:color w:val="000000" w:themeColor="text1"/>
-        </w:rPr>
-        <w:br/>
-      </w:r>
-      <w:r>
-        <w:rPr>
-          <w:rFonts w:ascii="Times New Roman" w:hAnsi="Times New Roman" w:cs="Times New Roman"/>
-          <w:color w:val="000000" w:themeColor="text1"/>
-        </w:rPr>
-        <w:br/>
-        <w:t xml:space="preserve">Spoink Попрыгунчик борется с соперником. </w:t>
-      </w:r>
-      <w:r>
-        <w:rPr>
-          <w:rFonts w:ascii="Times New Roman" w:hAnsi="Times New Roman" w:cs="Times New Roman"/>
-          <w:color w:val="000000" w:themeColor="text1"/>
-        </w:rPr>
-        <w:br/>
-        <w:t>Poliwrath Гигант теряет 5 здоровья.</w:t>
-      </w:r>
-      <w:r>
-        <w:rPr>
-          <w:rFonts w:ascii="Times New Roman" w:hAnsi="Times New Roman" w:cs="Times New Roman"/>
-          <w:color w:val="000000" w:themeColor="text1"/>
-        </w:rPr>
-        <w:br/>
-        <w:t>Spoink Попрыгунчик теряет 1 здоровья.</w:t>
-      </w:r>
-      <w:r>
-        <w:rPr>
-          <w:rFonts w:ascii="Times New Roman" w:hAnsi="Times New Roman" w:cs="Times New Roman"/>
-          <w:color w:val="000000" w:themeColor="text1"/>
-        </w:rPr>
-        <w:br/>
-      </w:r>
-      <w:r>
-        <w:rPr>
-          <w:rFonts w:ascii="Times New Roman" w:hAnsi="Times New Roman" w:cs="Times New Roman"/>
-          <w:color w:val="000000" w:themeColor="text1"/>
-        </w:rPr>
-        <w:br/>
-        <w:t xml:space="preserve">Poliwrath Гигант использует Blizzard. </w:t>
+      </w:r>
+      <w:proofErr w:type="spellStart"/>
+      <w:r>
+        <w:rPr>
+          <w:rFonts w:ascii="Times New Roman" w:hAnsi="Times New Roman" w:cs="Times New Roman"/>
+          <w:color w:val="000000" w:themeColor="text1"/>
+        </w:rPr>
+        <w:t>Poliwrath</w:t>
+      </w:r>
+      <w:proofErr w:type="spellEnd"/>
+      <w:r>
+        <w:rPr>
+          <w:rFonts w:ascii="Times New Roman" w:hAnsi="Times New Roman" w:cs="Times New Roman"/>
+          <w:color w:val="000000" w:themeColor="text1"/>
+        </w:rPr>
+        <w:t xml:space="preserve"> Гигант теряет 87 здоровья.</w:t>
+      </w:r>
+      <w:r>
+        <w:rPr>
+          <w:rFonts w:ascii="Times New Roman" w:hAnsi="Times New Roman" w:cs="Times New Roman"/>
+          <w:color w:val="000000" w:themeColor="text1"/>
+        </w:rPr>
+        <w:br/>
+      </w:r>
+      <w:r>
+        <w:rPr>
+          <w:rFonts w:ascii="Times New Roman" w:hAnsi="Times New Roman" w:cs="Times New Roman"/>
+          <w:color w:val="000000" w:themeColor="text1"/>
+        </w:rPr>
+        <w:br/>
+      </w:r>
+      <w:proofErr w:type="spellStart"/>
+      <w:r>
+        <w:rPr>
+          <w:rFonts w:ascii="Times New Roman" w:hAnsi="Times New Roman" w:cs="Times New Roman"/>
+          <w:color w:val="000000" w:themeColor="text1"/>
+        </w:rPr>
+        <w:t>Spoink</w:t>
+      </w:r>
+      <w:proofErr w:type="spellEnd"/>
+      <w:r>
+        <w:rPr>
+          <w:rFonts w:ascii="Times New Roman" w:hAnsi="Times New Roman" w:cs="Times New Roman"/>
+          <w:color w:val="000000" w:themeColor="text1"/>
+        </w:rPr>
+        <w:t xml:space="preserve"> Попрыгунчик борется с соперником. </w:t>
+      </w:r>
+      <w:r>
+        <w:rPr>
+          <w:rFonts w:ascii="Times New Roman" w:hAnsi="Times New Roman" w:cs="Times New Roman"/>
+          <w:color w:val="000000" w:themeColor="text1"/>
+        </w:rPr>
+        <w:br/>
+      </w:r>
+      <w:proofErr w:type="spellStart"/>
+      <w:r>
+        <w:rPr>
+          <w:rFonts w:ascii="Times New Roman" w:hAnsi="Times New Roman" w:cs="Times New Roman"/>
+          <w:color w:val="000000" w:themeColor="text1"/>
+        </w:rPr>
+        <w:t>Poliwrath</w:t>
+      </w:r>
+      <w:proofErr w:type="spellEnd"/>
+      <w:r>
+        <w:rPr>
+          <w:rFonts w:ascii="Times New Roman" w:hAnsi="Times New Roman" w:cs="Times New Roman"/>
+          <w:color w:val="000000" w:themeColor="text1"/>
+        </w:rPr>
+        <w:t xml:space="preserve"> Гигант теряет 8 здоровья.</w:t>
+      </w:r>
+      <w:r>
+        <w:rPr>
+          <w:rFonts w:ascii="Times New Roman" w:hAnsi="Times New Roman" w:cs="Times New Roman"/>
+          <w:color w:val="000000" w:themeColor="text1"/>
+        </w:rPr>
+        <w:br/>
+      </w:r>
+      <w:proofErr w:type="spellStart"/>
+      <w:r>
+        <w:rPr>
+          <w:rFonts w:ascii="Times New Roman" w:hAnsi="Times New Roman" w:cs="Times New Roman"/>
+          <w:color w:val="000000" w:themeColor="text1"/>
+        </w:rPr>
+        <w:t>Spoink</w:t>
+      </w:r>
+      <w:proofErr w:type="spellEnd"/>
+      <w:r>
+        <w:rPr>
+          <w:rFonts w:ascii="Times New Roman" w:hAnsi="Times New Roman" w:cs="Times New Roman"/>
+          <w:color w:val="000000" w:themeColor="text1"/>
+        </w:rPr>
+        <w:t xml:space="preserve"> Попрыгунчик теряет 2 здоровья.</w:t>
+      </w:r>
+      <w:r>
+        <w:rPr>
+          <w:rFonts w:ascii="Times New Roman" w:hAnsi="Times New Roman" w:cs="Times New Roman"/>
+          <w:color w:val="000000" w:themeColor="text1"/>
+        </w:rPr>
+        <w:br/>
+      </w:r>
+      <w:r>
+        <w:rPr>
+          <w:rFonts w:ascii="Times New Roman" w:hAnsi="Times New Roman" w:cs="Times New Roman"/>
+          <w:color w:val="000000" w:themeColor="text1"/>
+        </w:rPr>
+        <w:br/>
+      </w:r>
+      <w:r>
+        <w:rPr>
+          <w:rFonts w:ascii="Times New Roman" w:hAnsi="Times New Roman" w:cs="Times New Roman"/>
+          <w:color w:val="000000" w:themeColor="text1"/>
+        </w:rPr>
+        <w:br/>
+      </w:r>
+      <w:proofErr w:type="spellStart"/>
+      <w:r>
+        <w:rPr>
+          <w:rFonts w:ascii="Times New Roman" w:hAnsi="Times New Roman" w:cs="Times New Roman"/>
+          <w:color w:val="000000" w:themeColor="text1"/>
+        </w:rPr>
+        <w:t>Poliwrath</w:t>
+      </w:r>
+      <w:proofErr w:type="spellEnd"/>
+      <w:r>
+        <w:rPr>
+          <w:rFonts w:ascii="Times New Roman" w:hAnsi="Times New Roman" w:cs="Times New Roman"/>
+          <w:color w:val="000000" w:themeColor="text1"/>
+        </w:rPr>
+        <w:t xml:space="preserve"> Гигант промахивается</w:t>
+      </w:r>
+      <w:r>
+        <w:rPr>
+          <w:rFonts w:ascii="Times New Roman" w:hAnsi="Times New Roman" w:cs="Times New Roman"/>
+          <w:color w:val="000000" w:themeColor="text1"/>
+        </w:rPr>
+        <w:br/>
+      </w:r>
+      <w:r>
+        <w:rPr>
+          <w:rFonts w:ascii="Times New Roman" w:hAnsi="Times New Roman" w:cs="Times New Roman"/>
+          <w:color w:val="000000" w:themeColor="text1"/>
+        </w:rPr>
+        <w:br/>
+      </w:r>
+      <w:proofErr w:type="spellStart"/>
+      <w:proofErr w:type="gramStart"/>
+      <w:r>
+        <w:rPr>
+          <w:rFonts w:ascii="Times New Roman" w:hAnsi="Times New Roman" w:cs="Times New Roman"/>
+          <w:color w:val="000000" w:themeColor="text1"/>
+        </w:rPr>
+        <w:t>Spoink</w:t>
+      </w:r>
+      <w:proofErr w:type="spellEnd"/>
+      <w:proofErr w:type="gramEnd"/>
+      <w:r>
+        <w:rPr>
+          <w:rFonts w:ascii="Times New Roman" w:hAnsi="Times New Roman" w:cs="Times New Roman"/>
+          <w:color w:val="000000" w:themeColor="text1"/>
+        </w:rPr>
+        <w:t xml:space="preserve"> Попрыгунчик промахивается</w:t>
+      </w:r>
+      <w:r>
+        <w:rPr>
+          <w:rFonts w:ascii="Times New Roman" w:hAnsi="Times New Roman" w:cs="Times New Roman"/>
+          <w:color w:val="000000" w:themeColor="text1"/>
+        </w:rPr>
+        <w:br/>
+      </w:r>
+      <w:r>
+        <w:rPr>
+          <w:rFonts w:ascii="Times New Roman" w:hAnsi="Times New Roman" w:cs="Times New Roman"/>
+          <w:color w:val="000000" w:themeColor="text1"/>
+        </w:rPr>
+        <w:br/>
+      </w:r>
+      <w:proofErr w:type="spellStart"/>
+      <w:r>
+        <w:rPr>
+          <w:rFonts w:ascii="Times New Roman" w:hAnsi="Times New Roman" w:cs="Times New Roman"/>
+          <w:color w:val="000000" w:themeColor="text1"/>
+        </w:rPr>
+        <w:t>Spoink</w:t>
+      </w:r>
+      <w:proofErr w:type="spellEnd"/>
+      <w:r>
+        <w:rPr>
+          <w:rFonts w:ascii="Times New Roman" w:hAnsi="Times New Roman" w:cs="Times New Roman"/>
+          <w:color w:val="000000" w:themeColor="text1"/>
+        </w:rPr>
+        <w:t xml:space="preserve"> Попрыгунчик промахивается</w:t>
+      </w:r>
+      <w:r>
+        <w:rPr>
+          <w:rFonts w:ascii="Times New Roman" w:hAnsi="Times New Roman" w:cs="Times New Roman"/>
+          <w:color w:val="000000" w:themeColor="text1"/>
+        </w:rPr>
+        <w:br/>
+      </w:r>
+      <w:r>
+        <w:rPr>
+          <w:rFonts w:ascii="Times New Roman" w:hAnsi="Times New Roman" w:cs="Times New Roman"/>
+          <w:color w:val="000000" w:themeColor="text1"/>
+        </w:rPr>
+        <w:br/>
+      </w:r>
+      <w:r>
+        <w:rPr>
+          <w:rFonts w:ascii="Times New Roman" w:hAnsi="Times New Roman" w:cs="Times New Roman"/>
+          <w:color w:val="000000" w:themeColor="text1"/>
+        </w:rPr>
+        <w:br/>
+      </w:r>
+      <w:proofErr w:type="spellStart"/>
+      <w:proofErr w:type="gramStart"/>
+      <w:r>
+        <w:rPr>
+          <w:rFonts w:ascii="Times New Roman" w:hAnsi="Times New Roman" w:cs="Times New Roman"/>
+          <w:color w:val="000000" w:themeColor="text1"/>
+        </w:rPr>
+        <w:t>Spoink</w:t>
+      </w:r>
+      <w:proofErr w:type="spellEnd"/>
+      <w:proofErr w:type="gramEnd"/>
+      <w:r>
+        <w:rPr>
+          <w:rFonts w:ascii="Times New Roman" w:hAnsi="Times New Roman" w:cs="Times New Roman"/>
+          <w:color w:val="000000" w:themeColor="text1"/>
+        </w:rPr>
+        <w:t xml:space="preserve"> Попрыгунчик использует </w:t>
+      </w:r>
+      <w:proofErr w:type="spellStart"/>
+      <w:r>
+        <w:rPr>
+          <w:rFonts w:ascii="Times New Roman" w:hAnsi="Times New Roman" w:cs="Times New Roman"/>
+          <w:color w:val="000000" w:themeColor="text1"/>
+        </w:rPr>
+        <w:t>Thunder</w:t>
+      </w:r>
+      <w:proofErr w:type="spellEnd"/>
+      <w:r>
+        <w:rPr>
+          <w:rFonts w:ascii="Times New Roman" w:hAnsi="Times New Roman" w:cs="Times New Roman"/>
+          <w:color w:val="000000" w:themeColor="text1"/>
+        </w:rPr>
+        <w:t xml:space="preserve"> Wave. </w:t>
+      </w:r>
+      <w:r>
+        <w:rPr>
+          <w:rFonts w:ascii="Times New Roman" w:hAnsi="Times New Roman" w:cs="Times New Roman"/>
+          <w:color w:val="000000" w:themeColor="text1"/>
+        </w:rPr>
+        <w:br/>
+      </w:r>
+      <w:r>
+        <w:rPr>
+          <w:rFonts w:ascii="Times New Roman" w:hAnsi="Times New Roman" w:cs="Times New Roman"/>
+          <w:color w:val="000000" w:themeColor="text1"/>
+        </w:rPr>
+        <w:br/>
+      </w:r>
+      <w:r>
+        <w:rPr>
+          <w:rFonts w:ascii="Times New Roman" w:hAnsi="Times New Roman" w:cs="Times New Roman"/>
+          <w:color w:val="000000" w:themeColor="text1"/>
+        </w:rPr>
+        <w:br/>
+      </w:r>
+      <w:proofErr w:type="spellStart"/>
+      <w:r>
+        <w:rPr>
+          <w:rFonts w:ascii="Times New Roman" w:hAnsi="Times New Roman" w:cs="Times New Roman"/>
+          <w:color w:val="000000" w:themeColor="text1"/>
+        </w:rPr>
+        <w:t>Poliwrath</w:t>
+      </w:r>
+      <w:proofErr w:type="spellEnd"/>
+      <w:r>
+        <w:rPr>
+          <w:rFonts w:ascii="Times New Roman" w:hAnsi="Times New Roman" w:cs="Times New Roman"/>
+          <w:color w:val="000000" w:themeColor="text1"/>
+        </w:rPr>
+        <w:t xml:space="preserve"> Гигант промахивается</w:t>
+      </w:r>
+      <w:r>
+        <w:rPr>
+          <w:rFonts w:ascii="Times New Roman" w:hAnsi="Times New Roman" w:cs="Times New Roman"/>
+          <w:color w:val="000000" w:themeColor="text1"/>
+        </w:rPr>
+        <w:br/>
+      </w:r>
+      <w:r>
+        <w:rPr>
+          <w:rFonts w:ascii="Times New Roman" w:hAnsi="Times New Roman" w:cs="Times New Roman"/>
+          <w:color w:val="000000" w:themeColor="text1"/>
+        </w:rPr>
+        <w:br/>
+      </w:r>
+      <w:proofErr w:type="spellStart"/>
+      <w:proofErr w:type="gramStart"/>
+      <w:r>
+        <w:rPr>
+          <w:rFonts w:ascii="Times New Roman" w:hAnsi="Times New Roman" w:cs="Times New Roman"/>
+          <w:color w:val="000000" w:themeColor="text1"/>
+        </w:rPr>
+        <w:t>Spoink</w:t>
+      </w:r>
+      <w:proofErr w:type="spellEnd"/>
+      <w:proofErr w:type="gramEnd"/>
+      <w:r>
+        <w:rPr>
+          <w:rFonts w:ascii="Times New Roman" w:hAnsi="Times New Roman" w:cs="Times New Roman"/>
+          <w:color w:val="000000" w:themeColor="text1"/>
+        </w:rPr>
+        <w:t xml:space="preserve"> Попрыгунчик борется с соперником. </w:t>
+      </w:r>
+      <w:r>
+        <w:rPr>
+          <w:rFonts w:ascii="Times New Roman" w:hAnsi="Times New Roman" w:cs="Times New Roman"/>
+          <w:color w:val="000000" w:themeColor="text1"/>
+        </w:rPr>
+        <w:br/>
+      </w:r>
+      <w:proofErr w:type="spellStart"/>
+      <w:r>
+        <w:rPr>
+          <w:rFonts w:ascii="Times New Roman" w:hAnsi="Times New Roman" w:cs="Times New Roman"/>
+          <w:color w:val="000000" w:themeColor="text1"/>
+        </w:rPr>
+        <w:t>Poliwrath</w:t>
+      </w:r>
+      <w:proofErr w:type="spellEnd"/>
+      <w:r>
+        <w:rPr>
+          <w:rFonts w:ascii="Times New Roman" w:hAnsi="Times New Roman" w:cs="Times New Roman"/>
+          <w:color w:val="000000" w:themeColor="text1"/>
+        </w:rPr>
+        <w:t xml:space="preserve"> Гигант теряет 5 здоровья.</w:t>
+      </w:r>
+      <w:r>
+        <w:rPr>
+          <w:rFonts w:ascii="Times New Roman" w:hAnsi="Times New Roman" w:cs="Times New Roman"/>
+          <w:color w:val="000000" w:themeColor="text1"/>
+        </w:rPr>
+        <w:br/>
+      </w:r>
+      <w:proofErr w:type="spellStart"/>
+      <w:r>
+        <w:rPr>
+          <w:rFonts w:ascii="Times New Roman" w:hAnsi="Times New Roman" w:cs="Times New Roman"/>
+          <w:color w:val="000000" w:themeColor="text1"/>
+        </w:rPr>
+        <w:t>Spoink</w:t>
+      </w:r>
+      <w:proofErr w:type="spellEnd"/>
+      <w:r>
+        <w:rPr>
+          <w:rFonts w:ascii="Times New Roman" w:hAnsi="Times New Roman" w:cs="Times New Roman"/>
+          <w:color w:val="000000" w:themeColor="text1"/>
+        </w:rPr>
+        <w:t xml:space="preserve"> Попрыгунчик теряет 1 здоровья.</w:t>
+      </w:r>
+      <w:r>
+        <w:rPr>
+          <w:rFonts w:ascii="Times New Roman" w:hAnsi="Times New Roman" w:cs="Times New Roman"/>
+          <w:color w:val="000000" w:themeColor="text1"/>
+        </w:rPr>
+        <w:br/>
+      </w:r>
+      <w:r>
+        <w:rPr>
+          <w:rFonts w:ascii="Times New Roman" w:hAnsi="Times New Roman" w:cs="Times New Roman"/>
+          <w:color w:val="000000" w:themeColor="text1"/>
+        </w:rPr>
+        <w:br/>
+      </w:r>
+      <w:proofErr w:type="spellStart"/>
+      <w:r>
+        <w:rPr>
+          <w:rFonts w:ascii="Times New Roman" w:hAnsi="Times New Roman" w:cs="Times New Roman"/>
+          <w:color w:val="000000" w:themeColor="text1"/>
+        </w:rPr>
+        <w:t>Poliwrath</w:t>
+      </w:r>
+      <w:proofErr w:type="spellEnd"/>
+      <w:r>
+        <w:rPr>
+          <w:rFonts w:ascii="Times New Roman" w:hAnsi="Times New Roman" w:cs="Times New Roman"/>
+          <w:color w:val="000000" w:themeColor="text1"/>
+        </w:rPr>
+        <w:t xml:space="preserve"> Гигант использует Blizzard. </w:t>
       </w:r>
       <w:r>
         <w:rPr>
@@ -5390,129 +7788,330 @@
           <w:color w:val="000000" w:themeColor="text1"/>
         </w:rPr>
         <w:br/>
-        <w:t>Spoink Попрыгунчик теряет 44 здоровья.</w:t>
-      </w:r>
-      <w:r>
-        <w:rPr>
-          <w:rFonts w:ascii="Times New Roman" w:hAnsi="Times New Roman" w:cs="Times New Roman"/>
-          <w:color w:val="000000" w:themeColor="text1"/>
-        </w:rPr>
-        <w:br/>
-      </w:r>
-      <w:r>
-        <w:rPr>
-          <w:rFonts w:ascii="Times New Roman" w:hAnsi="Times New Roman" w:cs="Times New Roman"/>
-          <w:color w:val="000000" w:themeColor="text1"/>
-        </w:rPr>
-        <w:br/>
-        <w:t xml:space="preserve">Spoink Попрыгунчик борется с соперником. </w:t>
-      </w:r>
-      <w:r>
-        <w:rPr>
-          <w:rFonts w:ascii="Times New Roman" w:hAnsi="Times New Roman" w:cs="Times New Roman"/>
-          <w:color w:val="000000" w:themeColor="text1"/>
-        </w:rPr>
-        <w:br/>
-        <w:t>Poliwrath Гигант теряет 8 здоровья.</w:t>
-      </w:r>
-      <w:r>
-        <w:rPr>
-          <w:rFonts w:ascii="Times New Roman" w:hAnsi="Times New Roman" w:cs="Times New Roman"/>
-          <w:color w:val="000000" w:themeColor="text1"/>
-        </w:rPr>
-        <w:br/>
-        <w:t>Spoink Попрыгунчик теряет 2 здоровья.</w:t>
-      </w:r>
-      <w:r>
-        <w:rPr>
-          <w:rFonts w:ascii="Times New Roman" w:hAnsi="Times New Roman" w:cs="Times New Roman"/>
-          <w:color w:val="000000" w:themeColor="text1"/>
-        </w:rPr>
-        <w:br/>
-      </w:r>
-      <w:r>
-        <w:rPr>
-          <w:rFonts w:ascii="Times New Roman" w:hAnsi="Times New Roman" w:cs="Times New Roman"/>
-          <w:color w:val="000000" w:themeColor="text1"/>
-        </w:rPr>
-        <w:br/>
-        <w:t>Poliwrath Гигант промахивается</w:t>
-      </w:r>
-      <w:r>
-        <w:rPr>
-          <w:rFonts w:ascii="Times New Roman" w:hAnsi="Times New Roman" w:cs="Times New Roman"/>
-          <w:color w:val="000000" w:themeColor="text1"/>
-        </w:rPr>
-        <w:br/>
-      </w:r>
-      <w:r>
-        <w:rPr>
-          <w:rFonts w:ascii="Times New Roman" w:hAnsi="Times New Roman" w:cs="Times New Roman"/>
-          <w:color w:val="000000" w:themeColor="text1"/>
-        </w:rPr>
-        <w:br/>
-        <w:t xml:space="preserve">Spoink Попрыгунчик использует Thunder Wave. </w:t>
-      </w:r>
-      <w:r>
-        <w:rPr>
-          <w:rFonts w:ascii="Times New Roman" w:hAnsi="Times New Roman" w:cs="Times New Roman"/>
-          <w:color w:val="000000" w:themeColor="text1"/>
-        </w:rPr>
-        <w:br/>
-      </w:r>
-      <w:r>
-        <w:rPr>
-          <w:rFonts w:ascii="Times New Roman" w:hAnsi="Times New Roman" w:cs="Times New Roman"/>
-          <w:color w:val="000000" w:themeColor="text1"/>
-        </w:rPr>
-        <w:br/>
-        <w:t>Poliwrath Гигант промахивается</w:t>
-      </w:r>
-      <w:r>
-        <w:rPr>
-          <w:rFonts w:ascii="Times New Roman" w:hAnsi="Times New Roman" w:cs="Times New Roman"/>
-          <w:color w:val="000000" w:themeColor="text1"/>
-        </w:rPr>
-        <w:br/>
-      </w:r>
-      <w:r>
-        <w:rPr>
-          <w:rFonts w:ascii="Times New Roman" w:hAnsi="Times New Roman" w:cs="Times New Roman"/>
-          <w:color w:val="000000" w:themeColor="text1"/>
-        </w:rPr>
-        <w:br/>
-        <w:t xml:space="preserve">Spoink Попрыгунчик борется с соперником. </w:t>
-      </w:r>
-      <w:r>
-        <w:rPr>
-          <w:rFonts w:ascii="Times New Roman" w:hAnsi="Times New Roman" w:cs="Times New Roman"/>
-          <w:color w:val="000000" w:themeColor="text1"/>
-        </w:rPr>
-        <w:br/>
-        <w:t>Poliwrath Гигант теряет 8 здоровья.</w:t>
-      </w:r>
-      <w:r>
-        <w:rPr>
-          <w:rFonts w:ascii="Times New Roman" w:hAnsi="Times New Roman" w:cs="Times New Roman"/>
-          <w:color w:val="000000" w:themeColor="text1"/>
-        </w:rPr>
-        <w:br/>
-        <w:t>Spoink Попрыгунчик теряет 2 здоровья.</w:t>
-      </w:r>
-      <w:r>
-        <w:rPr>
-          <w:rFonts w:ascii="Times New Roman" w:hAnsi="Times New Roman" w:cs="Times New Roman"/>
-          <w:color w:val="000000" w:themeColor="text1"/>
-        </w:rPr>
-        <w:br/>
-      </w:r>
-      <w:r>
-        <w:rPr>
-          <w:rFonts w:ascii="Times New Roman" w:hAnsi="Times New Roman" w:cs="Times New Roman"/>
-          <w:color w:val="000000" w:themeColor="text1"/>
-        </w:rPr>
-        <w:br/>
-        <w:t xml:space="preserve">Spoink Попрыгунчик использует Thunder Wave. </w:t>
+      </w:r>
+      <w:proofErr w:type="spellStart"/>
+      <w:r>
+        <w:rPr>
+          <w:rFonts w:ascii="Times New Roman" w:hAnsi="Times New Roman" w:cs="Times New Roman"/>
+          <w:color w:val="000000" w:themeColor="text1"/>
+        </w:rPr>
+        <w:t>Spoink</w:t>
+      </w:r>
+      <w:proofErr w:type="spellEnd"/>
+      <w:r>
+        <w:rPr>
+          <w:rFonts w:ascii="Times New Roman" w:hAnsi="Times New Roman" w:cs="Times New Roman"/>
+          <w:color w:val="000000" w:themeColor="text1"/>
+        </w:rPr>
+        <w:t xml:space="preserve"> Попрыгунчик теряет 44 здоровья.</w:t>
+      </w:r>
+      <w:r>
+        <w:rPr>
+          <w:rFonts w:ascii="Times New Roman" w:hAnsi="Times New Roman" w:cs="Times New Roman"/>
+          <w:color w:val="000000" w:themeColor="text1"/>
+        </w:rPr>
+        <w:br/>
+      </w:r>
+      <w:r>
+        <w:rPr>
+          <w:rFonts w:ascii="Times New Roman" w:hAnsi="Times New Roman" w:cs="Times New Roman"/>
+          <w:color w:val="000000" w:themeColor="text1"/>
+        </w:rPr>
+        <w:br/>
+      </w:r>
+      <w:proofErr w:type="spellStart"/>
+      <w:r>
+        <w:rPr>
+          <w:rFonts w:ascii="Times New Roman" w:hAnsi="Times New Roman" w:cs="Times New Roman"/>
+          <w:color w:val="000000" w:themeColor="text1"/>
+        </w:rPr>
+        <w:t>Spoink</w:t>
+      </w:r>
+      <w:proofErr w:type="spellEnd"/>
+      <w:r>
+        <w:rPr>
+          <w:rFonts w:ascii="Times New Roman" w:hAnsi="Times New Roman" w:cs="Times New Roman"/>
+          <w:color w:val="000000" w:themeColor="text1"/>
+        </w:rPr>
+        <w:t xml:space="preserve"> Попрыгунчик борется с соперником. </w:t>
+      </w:r>
+      <w:r>
+        <w:rPr>
+          <w:rFonts w:ascii="Times New Roman" w:hAnsi="Times New Roman" w:cs="Times New Roman"/>
+          <w:color w:val="000000" w:themeColor="text1"/>
+        </w:rPr>
+        <w:br/>
+      </w:r>
+      <w:proofErr w:type="spellStart"/>
+      <w:r>
+        <w:rPr>
+          <w:rFonts w:ascii="Times New Roman" w:hAnsi="Times New Roman" w:cs="Times New Roman"/>
+          <w:color w:val="000000" w:themeColor="text1"/>
+        </w:rPr>
+        <w:t>Poliwrath</w:t>
+      </w:r>
+      <w:proofErr w:type="spellEnd"/>
+      <w:r>
+        <w:rPr>
+          <w:rFonts w:ascii="Times New Roman" w:hAnsi="Times New Roman" w:cs="Times New Roman"/>
+          <w:color w:val="000000" w:themeColor="text1"/>
+        </w:rPr>
+        <w:t xml:space="preserve"> Гигант теряет 8 здоровья.</w:t>
+      </w:r>
+      <w:r>
+        <w:rPr>
+          <w:rFonts w:ascii="Times New Roman" w:hAnsi="Times New Roman" w:cs="Times New Roman"/>
+          <w:color w:val="000000" w:themeColor="text1"/>
+        </w:rPr>
+        <w:br/>
+      </w:r>
+      <w:proofErr w:type="spellStart"/>
+      <w:r>
+        <w:rPr>
+          <w:rFonts w:ascii="Times New Roman" w:hAnsi="Times New Roman" w:cs="Times New Roman"/>
+          <w:color w:val="000000" w:themeColor="text1"/>
+        </w:rPr>
+        <w:t>Spoink</w:t>
+      </w:r>
+      <w:proofErr w:type="spellEnd"/>
+      <w:r>
+        <w:rPr>
+          <w:rFonts w:ascii="Times New Roman" w:hAnsi="Times New Roman" w:cs="Times New Roman"/>
+          <w:color w:val="000000" w:themeColor="text1"/>
+        </w:rPr>
+        <w:t xml:space="preserve"> Попрыгунчик теряет 2 здоровья.</w:t>
+      </w:r>
+      <w:r>
+        <w:rPr>
+          <w:rFonts w:ascii="Times New Roman" w:hAnsi="Times New Roman" w:cs="Times New Roman"/>
+          <w:color w:val="000000" w:themeColor="text1"/>
+        </w:rPr>
+        <w:br/>
+      </w:r>
+      <w:r>
+        <w:rPr>
+          <w:rFonts w:ascii="Times New Roman" w:hAnsi="Times New Roman" w:cs="Times New Roman"/>
+          <w:color w:val="000000" w:themeColor="text1"/>
+        </w:rPr>
+        <w:br/>
+      </w:r>
+      <w:proofErr w:type="spellStart"/>
+      <w:r>
+        <w:rPr>
+          <w:rFonts w:ascii="Times New Roman" w:hAnsi="Times New Roman" w:cs="Times New Roman"/>
+          <w:color w:val="000000" w:themeColor="text1"/>
+        </w:rPr>
+        <w:t>Poliwrath</w:t>
+      </w:r>
+      <w:proofErr w:type="spellEnd"/>
+      <w:r>
+        <w:rPr>
+          <w:rFonts w:ascii="Times New Roman" w:hAnsi="Times New Roman" w:cs="Times New Roman"/>
+          <w:color w:val="000000" w:themeColor="text1"/>
+        </w:rPr>
+        <w:t xml:space="preserve"> Гигант промахивается</w:t>
+      </w:r>
+      <w:r>
+        <w:rPr>
+          <w:rFonts w:ascii="Times New Roman" w:hAnsi="Times New Roman" w:cs="Times New Roman"/>
+          <w:color w:val="000000" w:themeColor="text1"/>
+        </w:rPr>
+        <w:br/>
+      </w:r>
+      <w:r>
+        <w:rPr>
+          <w:rFonts w:ascii="Times New Roman" w:hAnsi="Times New Roman" w:cs="Times New Roman"/>
+          <w:color w:val="000000" w:themeColor="text1"/>
+        </w:rPr>
+        <w:br/>
+      </w:r>
+      <w:proofErr w:type="spellStart"/>
+      <w:proofErr w:type="gramStart"/>
+      <w:r>
+        <w:rPr>
+          <w:rFonts w:ascii="Times New Roman" w:hAnsi="Times New Roman" w:cs="Times New Roman"/>
+          <w:color w:val="000000" w:themeColor="text1"/>
+        </w:rPr>
+        <w:t>Spoink</w:t>
+      </w:r>
+      <w:proofErr w:type="spellEnd"/>
+      <w:proofErr w:type="gramEnd"/>
+      <w:r>
+        <w:rPr>
+          <w:rFonts w:ascii="Times New Roman" w:hAnsi="Times New Roman" w:cs="Times New Roman"/>
+          <w:color w:val="000000" w:themeColor="text1"/>
+        </w:rPr>
+        <w:t xml:space="preserve"> Попрыгунчик использует </w:t>
+      </w:r>
+      <w:proofErr w:type="spellStart"/>
+      <w:r>
+        <w:rPr>
+          <w:rFonts w:ascii="Times New Roman" w:hAnsi="Times New Roman" w:cs="Times New Roman"/>
+          <w:color w:val="000000" w:themeColor="text1"/>
+        </w:rPr>
+        <w:t>Thunder</w:t>
+      </w:r>
+      <w:proofErr w:type="spellEnd"/>
+      <w:r>
+        <w:rPr>
+          <w:rFonts w:ascii="Times New Roman" w:hAnsi="Times New Roman" w:cs="Times New Roman"/>
+          <w:color w:val="000000" w:themeColor="text1"/>
+        </w:rPr>
+        <w:t xml:space="preserve"> Wave. </w:t>
+      </w:r>
+      <w:r>
+        <w:rPr>
+          <w:rFonts w:ascii="Times New Roman" w:hAnsi="Times New Roman" w:cs="Times New Roman"/>
+          <w:color w:val="000000" w:themeColor="text1"/>
+        </w:rPr>
+        <w:br/>
+      </w:r>
+      <w:r>
+        <w:rPr>
+          <w:rFonts w:ascii="Times New Roman" w:hAnsi="Times New Roman" w:cs="Times New Roman"/>
+          <w:color w:val="000000" w:themeColor="text1"/>
+        </w:rPr>
+        <w:br/>
+      </w:r>
+      <w:proofErr w:type="spellStart"/>
+      <w:r>
+        <w:rPr>
+          <w:rFonts w:ascii="Times New Roman" w:hAnsi="Times New Roman" w:cs="Times New Roman"/>
+          <w:color w:val="000000" w:themeColor="text1"/>
+        </w:rPr>
+        <w:t>Poliwrath</w:t>
+      </w:r>
+      <w:proofErr w:type="spellEnd"/>
+      <w:r>
+        <w:rPr>
+          <w:rFonts w:ascii="Times New Roman" w:hAnsi="Times New Roman" w:cs="Times New Roman"/>
+          <w:color w:val="000000" w:themeColor="text1"/>
+        </w:rPr>
+        <w:t xml:space="preserve"> Гигант промахивается</w:t>
+      </w:r>
+      <w:r>
+        <w:rPr>
+          <w:rFonts w:ascii="Times New Roman" w:hAnsi="Times New Roman" w:cs="Times New Roman"/>
+          <w:color w:val="000000" w:themeColor="text1"/>
+        </w:rPr>
+        <w:br/>
+      </w:r>
+      <w:r>
+        <w:rPr>
+          <w:rFonts w:ascii="Times New Roman" w:hAnsi="Times New Roman" w:cs="Times New Roman"/>
+          <w:color w:val="000000" w:themeColor="text1"/>
+        </w:rPr>
+        <w:br/>
+      </w:r>
+      <w:proofErr w:type="spellStart"/>
+      <w:proofErr w:type="gramStart"/>
+      <w:r>
+        <w:rPr>
+          <w:rFonts w:ascii="Times New Roman" w:hAnsi="Times New Roman" w:cs="Times New Roman"/>
+          <w:color w:val="000000" w:themeColor="text1"/>
+        </w:rPr>
+        <w:t>Spoink</w:t>
+      </w:r>
+      <w:proofErr w:type="spellEnd"/>
+      <w:proofErr w:type="gramEnd"/>
+      <w:r>
+        <w:rPr>
+          <w:rFonts w:ascii="Times New Roman" w:hAnsi="Times New Roman" w:cs="Times New Roman"/>
+          <w:color w:val="000000" w:themeColor="text1"/>
+        </w:rPr>
+        <w:t xml:space="preserve"> Попрыгунчик борется с соперником. </w:t>
+      </w:r>
+      <w:r>
+        <w:rPr>
+          <w:rFonts w:ascii="Times New Roman" w:hAnsi="Times New Roman" w:cs="Times New Roman"/>
+          <w:color w:val="000000" w:themeColor="text1"/>
+        </w:rPr>
+        <w:br/>
+      </w:r>
+      <w:proofErr w:type="spellStart"/>
+      <w:r>
+        <w:rPr>
+          <w:rFonts w:ascii="Times New Roman" w:hAnsi="Times New Roman" w:cs="Times New Roman"/>
+          <w:color w:val="000000" w:themeColor="text1"/>
+        </w:rPr>
+        <w:t>Poliwrath</w:t>
+      </w:r>
+      <w:proofErr w:type="spellEnd"/>
+      <w:r>
+        <w:rPr>
+          <w:rFonts w:ascii="Times New Roman" w:hAnsi="Times New Roman" w:cs="Times New Roman"/>
+          <w:color w:val="000000" w:themeColor="text1"/>
+        </w:rPr>
+        <w:t xml:space="preserve"> Гигант теряет 8 здоровья.</w:t>
+      </w:r>
+      <w:r>
+        <w:rPr>
+          <w:rFonts w:ascii="Times New Roman" w:hAnsi="Times New Roman" w:cs="Times New Roman"/>
+          <w:color w:val="000000" w:themeColor="text1"/>
+        </w:rPr>
+        <w:br/>
+      </w:r>
+      <w:proofErr w:type="spellStart"/>
+      <w:r>
+        <w:rPr>
+          <w:rFonts w:ascii="Times New Roman" w:hAnsi="Times New Roman" w:cs="Times New Roman"/>
+          <w:color w:val="000000" w:themeColor="text1"/>
+        </w:rPr>
+        <w:t>Spoink</w:t>
+      </w:r>
+      <w:proofErr w:type="spellEnd"/>
+      <w:r>
+        <w:rPr>
+          <w:rFonts w:ascii="Times New Roman" w:hAnsi="Times New Roman" w:cs="Times New Roman"/>
+          <w:color w:val="000000" w:themeColor="text1"/>
+        </w:rPr>
+        <w:t xml:space="preserve"> Попрыгунчик теряет 2 здоровья.</w:t>
+      </w:r>
+      <w:r>
+        <w:rPr>
+          <w:rFonts w:ascii="Times New Roman" w:hAnsi="Times New Roman" w:cs="Times New Roman"/>
+          <w:color w:val="000000" w:themeColor="text1"/>
+        </w:rPr>
+        <w:br/>
+      </w:r>
+      <w:r>
+        <w:rPr>
+          <w:rFonts w:ascii="Times New Roman" w:hAnsi="Times New Roman" w:cs="Times New Roman"/>
+          <w:color w:val="000000" w:themeColor="text1"/>
+        </w:rPr>
+        <w:br/>
+      </w:r>
+      <w:proofErr w:type="spellStart"/>
+      <w:r>
+        <w:rPr>
+          <w:rFonts w:ascii="Times New Roman" w:hAnsi="Times New Roman" w:cs="Times New Roman"/>
+          <w:color w:val="000000" w:themeColor="text1"/>
+        </w:rPr>
+        <w:t>Spoink</w:t>
+      </w:r>
+      <w:proofErr w:type="spellEnd"/>
+      <w:r>
+        <w:rPr>
+          <w:rFonts w:ascii="Times New Roman" w:hAnsi="Times New Roman" w:cs="Times New Roman"/>
+          <w:color w:val="000000" w:themeColor="text1"/>
+        </w:rPr>
+        <w:t xml:space="preserve"> Попрыгунчик использует </w:t>
+      </w:r>
+      <w:proofErr w:type="spellStart"/>
+      <w:r>
+        <w:rPr>
+          <w:rFonts w:ascii="Times New Roman" w:hAnsi="Times New Roman" w:cs="Times New Roman"/>
+          <w:color w:val="000000" w:themeColor="text1"/>
+        </w:rPr>
+        <w:t>Thunder</w:t>
+      </w:r>
+      <w:proofErr w:type="spellEnd"/>
+      <w:r>
+        <w:rPr>
+          <w:rFonts w:ascii="Times New Roman" w:hAnsi="Times New Roman" w:cs="Times New Roman"/>
+          <w:color w:val="000000" w:themeColor="text1"/>
+        </w:rPr>
+        <w:t xml:space="preserve"> Wave. </w:t>
       </w:r>
       <w:r>
         <w:rPr>
@@ -5535,90 +8134,231 @@
           <w:color w:val="000000" w:themeColor="text1"/>
         </w:rPr>
         <w:br/>
-        <w:t>Poliwrath Гигант промахивается</w:t>
-      </w:r>
-      <w:r>
-        <w:rPr>
-          <w:rFonts w:ascii="Times New Roman" w:hAnsi="Times New Roman" w:cs="Times New Roman"/>
-          <w:color w:val="000000" w:themeColor="text1"/>
-        </w:rPr>
-        <w:br/>
-      </w:r>
-      <w:r>
-        <w:rPr>
-          <w:rFonts w:ascii="Times New Roman" w:hAnsi="Times New Roman" w:cs="Times New Roman"/>
-          <w:color w:val="000000" w:themeColor="text1"/>
-        </w:rPr>
-        <w:br/>
-        <w:t>Spoink Попрыгунчик промахивается</w:t>
-      </w:r>
-      <w:r>
-        <w:rPr>
-          <w:rFonts w:ascii="Times New Roman" w:hAnsi="Times New Roman" w:cs="Times New Roman"/>
-          <w:color w:val="000000" w:themeColor="text1"/>
-        </w:rPr>
-        <w:br/>
-      </w:r>
-      <w:r>
-        <w:rPr>
-          <w:rFonts w:ascii="Times New Roman" w:hAnsi="Times New Roman" w:cs="Times New Roman"/>
-          <w:color w:val="000000" w:themeColor="text1"/>
-        </w:rPr>
-        <w:br/>
-        <w:t>Spoink Попрыгунчик промахивается</w:t>
-      </w:r>
-      <w:r>
-        <w:rPr>
-          <w:rFonts w:ascii="Times New Roman" w:hAnsi="Times New Roman" w:cs="Times New Roman"/>
-          <w:color w:val="000000" w:themeColor="text1"/>
-        </w:rPr>
-        <w:br/>
-      </w:r>
-      <w:r>
-        <w:rPr>
-          <w:rFonts w:ascii="Times New Roman" w:hAnsi="Times New Roman" w:cs="Times New Roman"/>
-          <w:color w:val="000000" w:themeColor="text1"/>
-        </w:rPr>
-        <w:br/>
-      </w:r>
-      <w:r>
-        <w:rPr>
-          <w:rFonts w:ascii="Times New Roman" w:hAnsi="Times New Roman" w:cs="Times New Roman"/>
-          <w:color w:val="000000" w:themeColor="text1"/>
-        </w:rPr>
-        <w:br/>
-        <w:t>Poliwrath Гигант промахивается</w:t>
-      </w:r>
-      <w:r>
-        <w:rPr>
-          <w:rFonts w:ascii="Times New Roman" w:hAnsi="Times New Roman" w:cs="Times New Roman"/>
-          <w:color w:val="000000" w:themeColor="text1"/>
-        </w:rPr>
-        <w:br/>
-      </w:r>
-      <w:r>
-        <w:rPr>
-          <w:rFonts w:ascii="Times New Roman" w:hAnsi="Times New Roman" w:cs="Times New Roman"/>
-          <w:color w:val="000000" w:themeColor="text1"/>
-        </w:rPr>
-        <w:br/>
-        <w:t xml:space="preserve">Spoink Попрыгунчик использует Charge Beam. </w:t>
-      </w:r>
-      <w:r>
-        <w:rPr>
-          <w:rFonts w:ascii="Times New Roman" w:hAnsi="Times New Roman" w:cs="Times New Roman"/>
-          <w:color w:val="000000" w:themeColor="text1"/>
-        </w:rPr>
-        <w:br/>
-        <w:t>Poliwrath Гигант теряет 56 здоровья.</w:t>
-      </w:r>
-      <w:r>
-        <w:rPr>
-          <w:rFonts w:ascii="Times New Roman" w:hAnsi="Times New Roman" w:cs="Times New Roman"/>
-          <w:color w:val="000000" w:themeColor="text1"/>
-        </w:rPr>
-        <w:br/>
-        <w:t>Poliwrath Гигант теряет сознание.</w:t>
+      </w:r>
+      <w:proofErr w:type="spellStart"/>
+      <w:r>
+        <w:rPr>
+          <w:rFonts w:ascii="Times New Roman" w:hAnsi="Times New Roman" w:cs="Times New Roman"/>
+          <w:color w:val="000000" w:themeColor="text1"/>
+        </w:rPr>
+        <w:t>Poliwrath</w:t>
+      </w:r>
+      <w:proofErr w:type="spellEnd"/>
+      <w:r>
+        <w:rPr>
+          <w:rFonts w:ascii="Times New Roman" w:hAnsi="Times New Roman" w:cs="Times New Roman"/>
+          <w:color w:val="000000" w:themeColor="text1"/>
+        </w:rPr>
+        <w:t xml:space="preserve"> Гигант промахивается</w:t>
+      </w:r>
+      <w:r>
+        <w:rPr>
+          <w:rFonts w:ascii="Times New Roman" w:hAnsi="Times New Roman" w:cs="Times New Roman"/>
+          <w:color w:val="000000" w:themeColor="text1"/>
+        </w:rPr>
+        <w:br/>
+      </w:r>
+      <w:r>
+        <w:rPr>
+          <w:rFonts w:ascii="Times New Roman" w:hAnsi="Times New Roman" w:cs="Times New Roman"/>
+          <w:color w:val="000000" w:themeColor="text1"/>
+        </w:rPr>
+        <w:br/>
+      </w:r>
+      <w:proofErr w:type="spellStart"/>
+      <w:proofErr w:type="gramStart"/>
+      <w:r>
+        <w:rPr>
+          <w:rFonts w:ascii="Times New Roman" w:hAnsi="Times New Roman" w:cs="Times New Roman"/>
+          <w:color w:val="000000" w:themeColor="text1"/>
+        </w:rPr>
+        <w:t>Spoink</w:t>
+      </w:r>
+      <w:proofErr w:type="spellEnd"/>
+      <w:proofErr w:type="gramEnd"/>
+      <w:r>
+        <w:rPr>
+          <w:rFonts w:ascii="Times New Roman" w:hAnsi="Times New Roman" w:cs="Times New Roman"/>
+          <w:color w:val="000000" w:themeColor="text1"/>
+        </w:rPr>
+        <w:t xml:space="preserve"> Попрыгунчик промахивается</w:t>
+      </w:r>
+      <w:r>
+        <w:rPr>
+          <w:rFonts w:ascii="Times New Roman" w:hAnsi="Times New Roman" w:cs="Times New Roman"/>
+          <w:color w:val="000000" w:themeColor="text1"/>
+        </w:rPr>
+        <w:br/>
+      </w:r>
+      <w:r>
+        <w:rPr>
+          <w:rFonts w:ascii="Times New Roman" w:hAnsi="Times New Roman" w:cs="Times New Roman"/>
+          <w:color w:val="000000" w:themeColor="text1"/>
+        </w:rPr>
+        <w:br/>
+      </w:r>
+      <w:proofErr w:type="spellStart"/>
+      <w:r>
+        <w:rPr>
+          <w:rFonts w:ascii="Times New Roman" w:hAnsi="Times New Roman" w:cs="Times New Roman"/>
+          <w:color w:val="000000" w:themeColor="text1"/>
+        </w:rPr>
+        <w:t>Spoink</w:t>
+      </w:r>
+      <w:proofErr w:type="spellEnd"/>
+      <w:r>
+        <w:rPr>
+          <w:rFonts w:ascii="Times New Roman" w:hAnsi="Times New Roman" w:cs="Times New Roman"/>
+          <w:color w:val="000000" w:themeColor="text1"/>
+        </w:rPr>
+        <w:t xml:space="preserve"> Попрыгунчик промахивается</w:t>
+      </w:r>
+      <w:r>
+        <w:rPr>
+          <w:rFonts w:ascii="Times New Roman" w:hAnsi="Times New Roman" w:cs="Times New Roman"/>
+          <w:color w:val="000000" w:themeColor="text1"/>
+        </w:rPr>
+        <w:br/>
+      </w:r>
+      <w:r>
+        <w:rPr>
+          <w:rFonts w:ascii="Times New Roman" w:hAnsi="Times New Roman" w:cs="Times New Roman"/>
+          <w:color w:val="000000" w:themeColor="text1"/>
+        </w:rPr>
+        <w:br/>
+      </w:r>
+      <w:r>
+        <w:rPr>
+          <w:rFonts w:ascii="Times New Roman" w:hAnsi="Times New Roman" w:cs="Times New Roman"/>
+          <w:color w:val="000000" w:themeColor="text1"/>
+        </w:rPr>
+        <w:br/>
+      </w:r>
+      <w:proofErr w:type="spellStart"/>
+      <w:proofErr w:type="gramStart"/>
+      <w:r>
+        <w:rPr>
+          <w:rFonts w:ascii="Times New Roman" w:hAnsi="Times New Roman" w:cs="Times New Roman"/>
+          <w:color w:val="000000" w:themeColor="text1"/>
+        </w:rPr>
+        <w:t>Poliwrath</w:t>
+      </w:r>
+      <w:proofErr w:type="spellEnd"/>
+      <w:proofErr w:type="gramEnd"/>
+      <w:r>
+        <w:rPr>
+          <w:rFonts w:ascii="Times New Roman" w:hAnsi="Times New Roman" w:cs="Times New Roman"/>
+          <w:color w:val="000000" w:themeColor="text1"/>
+        </w:rPr>
+        <w:t xml:space="preserve"> Гигант промахивается</w:t>
+      </w:r>
+      <w:r>
+        <w:rPr>
+          <w:rFonts w:ascii="Times New Roman" w:hAnsi="Times New Roman" w:cs="Times New Roman"/>
+          <w:color w:val="000000" w:themeColor="text1"/>
+        </w:rPr>
+        <w:br/>
+      </w:r>
+      <w:r>
+        <w:rPr>
+          <w:rFonts w:ascii="Times New Roman" w:hAnsi="Times New Roman" w:cs="Times New Roman"/>
+          <w:color w:val="000000" w:themeColor="text1"/>
+        </w:rPr>
+        <w:br/>
+      </w:r>
+      <w:proofErr w:type="spellStart"/>
+      <w:r>
+        <w:rPr>
+          <w:rFonts w:ascii="Times New Roman" w:hAnsi="Times New Roman" w:cs="Times New Roman"/>
+          <w:color w:val="000000" w:themeColor="text1"/>
+        </w:rPr>
+        <w:t>Spoink</w:t>
+      </w:r>
+      <w:proofErr w:type="spellEnd"/>
+      <w:r>
+        <w:rPr>
+          <w:rFonts w:ascii="Times New Roman" w:hAnsi="Times New Roman" w:cs="Times New Roman"/>
+          <w:color w:val="000000" w:themeColor="text1"/>
+        </w:rPr>
+        <w:t xml:space="preserve"> Попрыгунчик использует </w:t>
+      </w:r>
+      <w:proofErr w:type="spellStart"/>
+      <w:r>
+        <w:rPr>
+          <w:rFonts w:ascii="Times New Roman" w:hAnsi="Times New Roman" w:cs="Times New Roman"/>
+          <w:color w:val="000000" w:themeColor="text1"/>
+        </w:rPr>
+        <w:t>Charge</w:t>
+      </w:r>
+      <w:proofErr w:type="spellEnd"/>
+      <w:r>
+        <w:rPr>
+          <w:rFonts w:ascii="Times New Roman" w:hAnsi="Times New Roman" w:cs="Times New Roman"/>
+          <w:color w:val="000000" w:themeColor="text1"/>
+        </w:rPr>
+        <w:t xml:space="preserve"> </w:t>
+      </w:r>
+      <w:proofErr w:type="spellStart"/>
+      <w:r>
+        <w:rPr>
+          <w:rFonts w:ascii="Times New Roman" w:hAnsi="Times New Roman" w:cs="Times New Roman"/>
+          <w:color w:val="000000" w:themeColor="text1"/>
+        </w:rPr>
+        <w:t>Beam</w:t>
+      </w:r>
+      <w:proofErr w:type="spellEnd"/>
+      <w:r>
+        <w:rPr>
+          <w:rFonts w:ascii="Times New Roman" w:hAnsi="Times New Roman" w:cs="Times New Roman"/>
+          <w:color w:val="000000" w:themeColor="text1"/>
+        </w:rPr>
+        <w:t xml:space="preserve">. </w:t>
+      </w:r>
+      <w:r>
+        <w:rPr>
+          <w:rFonts w:ascii="Times New Roman" w:hAnsi="Times New Roman" w:cs="Times New Roman"/>
+          <w:color w:val="000000" w:themeColor="text1"/>
+        </w:rPr>
+        <w:br/>
+      </w:r>
+      <w:proofErr w:type="spellStart"/>
+      <w:r>
+        <w:rPr>
+          <w:rFonts w:ascii="Times New Roman" w:hAnsi="Times New Roman" w:cs="Times New Roman"/>
+          <w:color w:val="000000" w:themeColor="text1"/>
+        </w:rPr>
+        <w:t>Poliwrath</w:t>
+      </w:r>
+      <w:proofErr w:type="spellEnd"/>
+      <w:r>
+        <w:rPr>
+          <w:rFonts w:ascii="Times New Roman" w:hAnsi="Times New Roman" w:cs="Times New Roman"/>
+          <w:color w:val="000000" w:themeColor="text1"/>
+        </w:rPr>
+        <w:t xml:space="preserve"> Гигант теряет 56 здоровья.</w:t>
+      </w:r>
+      <w:r>
+        <w:rPr>
+          <w:rFonts w:ascii="Times New Roman" w:hAnsi="Times New Roman" w:cs="Times New Roman"/>
+          <w:color w:val="000000" w:themeColor="text1"/>
+        </w:rPr>
+        <w:br/>
+      </w:r>
+      <w:proofErr w:type="spellStart"/>
+      <w:r>
+        <w:rPr>
+          <w:rFonts w:ascii="Times New Roman" w:hAnsi="Times New Roman" w:cs="Times New Roman"/>
+          <w:color w:val="000000" w:themeColor="text1"/>
+        </w:rPr>
+        <w:t>Poliwrath</w:t>
+      </w:r>
+      <w:proofErr w:type="spellEnd"/>
+      <w:r>
+        <w:rPr>
+          <w:rFonts w:ascii="Times New Roman" w:hAnsi="Times New Roman" w:cs="Times New Roman"/>
+          <w:color w:val="000000" w:themeColor="text1"/>
+        </w:rPr>
+        <w:t xml:space="preserve"> Гигант теряет сознание.</w:t>
       </w:r>
       <w:r>
         <w:rPr>
@@ -5653,7 +8393,7 @@
           <w:color w:val="000000" w:themeColor="text1"/>
         </w:rPr>
       </w:pPr>
-      <w:bookmarkStart w:id="9" w:name="_Toc241414854"/>
+      <w:bookmarkStart w:id="9" w:name="_Toc241968484"/>
       <w:r>
         <w:rPr>
           <w:rFonts w:ascii="Times New Roman" w:hAnsi="Times New Roman" w:cs="Times New Roman"/>
@@ -5689,12 +8429,13 @@
           <w:color w:val="000000" w:themeColor="text1"/>
         </w:rPr>
       </w:pPr>
-      <w:bookmarkStart w:id="10" w:name="_Toc241414855"/>
-      <w:r>
-        <w:rPr>
-          <w:rFonts w:ascii="Times New Roman" w:hAnsi="Times New Roman" w:cs="Times New Roman"/>
-          <w:color w:val="000000" w:themeColor="text1"/>
-        </w:rPr>
+      <w:bookmarkStart w:id="10" w:name="_Toc241968485"/>
+      <w:r>
+        <w:rPr>
+          <w:rFonts w:ascii="Times New Roman" w:hAnsi="Times New Roman" w:cs="Times New Roman"/>
+          <w:color w:val="000000" w:themeColor="text1"/>
+        </w:rPr>
+        <w:lastRenderedPageBreak/>
         <w:t>Диаграмма классов</w:t>
       </w:r>
       <w:bookmarkEnd w:id="10"/>
@@ -5712,10 +8453,10 @@
           <w:color w:val="000000" w:themeColor="text1"/>
         </w:rPr>
         <w:drawing>
-          <wp:inline distT="0" distB="0" distL="0" distR="0" wp14:anchorId="008A041A" wp14:editId="0ECFE30F">
-            <wp:extent cx="5940425" cy="3473450"/>
-            <wp:effectExtent l="0" t="0" r="3175" b="0"/>
-            <wp:docPr id="1933005043" name="Рисунок 1"/>
+          <wp:inline distT="0" distB="0" distL="0" distR="0" wp14:anchorId="395EA64B" wp14:editId="69E5B4DD">
+            <wp:extent cx="5676900" cy="4856465"/>
+            <wp:effectExtent l="0" t="0" r="0" b="1905"/>
+            <wp:docPr id="1985876624" name="Рисунок 1"/>
             <wp:cNvGraphicFramePr>
               <a:graphicFrameLocks xmlns:a="http://schemas.openxmlformats.org/drawingml/2006/main" noChangeAspect="1"/>
             </wp:cNvGraphicFramePr>
@@ -5723,7 +8464,7 @@
               <a:graphicData uri="http://schemas.openxmlformats.org/drawingml/2006/picture">
                 <pic:pic xmlns:pic="http://schemas.openxmlformats.org/drawingml/2006/picture">
                   <pic:nvPicPr>
-                    <pic:cNvPr id="1933005043" name=""/>
+                    <pic:cNvPr id="1985876624" name=""/>
                     <pic:cNvPicPr/>
                   </pic:nvPicPr>
                   <pic:blipFill>
@@ -5735,7 +8476,7 @@
                   <pic:spPr>
                     <a:xfrm>
                       <a:off x="0" y="0"/>
-                      <a:ext cx="5940425" cy="3473450"/>
+                      <a:ext cx="5703934" cy="4879592"/>
                     </a:xfrm>
                     <a:prstGeom prst="rect">
                       <a:avLst/>
@@ -5925,6 +8666,7 @@
         </w:rPr>
         <w:t>.</w:t>
       </w:r>
+      <w:proofErr w:type="spellStart"/>
       <w:r>
         <w:rPr>
           <w:rStyle w:val="ac"/>
@@ -5934,6 +8676,7 @@
         </w:rPr>
         <w:t>drawio</w:t>
       </w:r>
+      <w:proofErr w:type="spellEnd"/>
       <w:r>
         <w:rPr>
           <w:rStyle w:val="ac"/>
@@ -5981,7 +8724,6 @@
           <w:rFonts w:ascii="Times New Roman" w:hAnsi="Times New Roman" w:cs="Times New Roman"/>
           <w:color w:val="000000" w:themeColor="text1"/>
         </w:rPr>
-        <w:lastRenderedPageBreak/>
         <w:br w:type="page"/>
       </w:r>
     </w:p>
@@ -5993,7 +8735,7 @@
           <w:color w:val="000000" w:themeColor="text1"/>
         </w:rPr>
       </w:pPr>
-      <w:bookmarkStart w:id="11" w:name="_Toc241414856"/>
+      <w:bookmarkStart w:id="11" w:name="_Toc241968486"/>
       <w:r>
         <w:rPr>
           <w:rFonts w:ascii="Times New Roman" w:hAnsi="Times New Roman" w:cs="Times New Roman"/>
@@ -6187,7 +8929,7 @@
           <w:lang w:val="en-US"/>
         </w:rPr>
       </w:pPr>
-      <w:bookmarkStart w:id="12" w:name="_Toc241414857"/>
+      <w:bookmarkStart w:id="12" w:name="_Toc241968487"/>
       <w:r>
         <w:rPr>
           <w:rFonts w:ascii="Times New Roman" w:hAnsi="Times New Roman" w:cs="Times New Roman"/>
@@ -6242,6 +8984,8 @@
           <w14:ligatures w14:val="none"/>
         </w:rPr>
       </w:pPr>
+      <w:proofErr w:type="spellStart"/>
+      <w:proofErr w:type="gramStart"/>
       <w:r>
         <w:rPr>
           <w:rFonts w:ascii="Times New Roman" w:eastAsia="Times New Roman" w:hAnsi="Times New Roman" w:cs="Times New Roman"/>
@@ -6250,7 +8994,51 @@
           <w:lang w:val="en-US" w:eastAsia="ru-RU"/>
           <w14:ligatures w14:val="none"/>
         </w:rPr>
-        <w:t>PokéDB : Pokémon Database : [</w:t>
+        <w:t>PokéDB</w:t>
+      </w:r>
+      <w:proofErr w:type="spellEnd"/>
+      <w:r>
+        <w:rPr>
+          <w:rFonts w:ascii="Times New Roman" w:eastAsia="Times New Roman" w:hAnsi="Times New Roman" w:cs="Times New Roman"/>
+          <w:color w:val="000000" w:themeColor="text1"/>
+          <w:kern w:val="0"/>
+          <w:lang w:val="en-US" w:eastAsia="ru-RU"/>
+          <w14:ligatures w14:val="none"/>
+        </w:rPr>
+        <w:t xml:space="preserve"> :</w:t>
+      </w:r>
+      <w:proofErr w:type="gramEnd"/>
+      <w:r>
+        <w:rPr>
+          <w:rFonts w:ascii="Times New Roman" w:eastAsia="Times New Roman" w:hAnsi="Times New Roman" w:cs="Times New Roman"/>
+          <w:color w:val="000000" w:themeColor="text1"/>
+          <w:kern w:val="0"/>
+          <w:lang w:val="en-US" w:eastAsia="ru-RU"/>
+          <w14:ligatures w14:val="none"/>
+        </w:rPr>
+        <w:t xml:space="preserve"> Pokémon </w:t>
+      </w:r>
+      <w:proofErr w:type="gramStart"/>
+      <w:r>
+        <w:rPr>
+          <w:rFonts w:ascii="Times New Roman" w:eastAsia="Times New Roman" w:hAnsi="Times New Roman" w:cs="Times New Roman"/>
+          <w:color w:val="000000" w:themeColor="text1"/>
+          <w:kern w:val="0"/>
+          <w:lang w:val="en-US" w:eastAsia="ru-RU"/>
+          <w14:ligatures w14:val="none"/>
+        </w:rPr>
+        <w:t>Database :</w:t>
+      </w:r>
+      <w:proofErr w:type="gramEnd"/>
+      <w:r>
+        <w:rPr>
+          <w:rFonts w:ascii="Times New Roman" w:eastAsia="Times New Roman" w:hAnsi="Times New Roman" w:cs="Times New Roman"/>
+          <w:color w:val="000000" w:themeColor="text1"/>
+          <w:kern w:val="0"/>
+          <w:lang w:val="en-US" w:eastAsia="ru-RU"/>
+          <w14:ligatures w14:val="none"/>
+        </w:rPr>
+        <w:t xml:space="preserve"> [</w:t>
       </w:r>
       <w:r>
         <w:rPr>
@@ -6376,6 +9164,8 @@
         </w:rPr>
         <w:t xml:space="preserve">Документация </w:t>
       </w:r>
+      <w:proofErr w:type="spellStart"/>
+      <w:proofErr w:type="gramStart"/>
       <w:r>
         <w:rPr>
           <w:rFonts w:ascii="Times New Roman" w:eastAsia="Times New Roman" w:hAnsi="Times New Roman" w:cs="Times New Roman"/>
@@ -6386,6 +9176,7 @@
         </w:rPr>
         <w:t>ru</w:t>
       </w:r>
+      <w:proofErr w:type="spellEnd"/>
       <w:r>
         <w:rPr>
           <w:rFonts w:ascii="Times New Roman" w:eastAsia="Times New Roman" w:hAnsi="Times New Roman" w:cs="Times New Roman"/>
@@ -6396,6 +9187,7 @@
         </w:rPr>
         <w:t>.</w:t>
       </w:r>
+      <w:proofErr w:type="spellStart"/>
       <w:r>
         <w:rPr>
           <w:rFonts w:ascii="Times New Roman" w:eastAsia="Times New Roman" w:hAnsi="Times New Roman" w:cs="Times New Roman"/>
@@ -6406,6 +9198,7 @@
         </w:rPr>
         <w:t>ifmo</w:t>
       </w:r>
+      <w:proofErr w:type="spellEnd"/>
       <w:r>
         <w:rPr>
           <w:rFonts w:ascii="Times New Roman" w:eastAsia="Times New Roman" w:hAnsi="Times New Roman" w:cs="Times New Roman"/>
@@ -6436,6 +9229,7 @@
         </w:rPr>
         <w:t>.</w:t>
       </w:r>
+      <w:proofErr w:type="spellStart"/>
       <w:r>
         <w:rPr>
           <w:rFonts w:ascii="Times New Roman" w:eastAsia="Times New Roman" w:hAnsi="Times New Roman" w:cs="Times New Roman"/>
@@ -6446,6 +9240,8 @@
         </w:rPr>
         <w:t>pokemon</w:t>
       </w:r>
+      <w:proofErr w:type="spellEnd"/>
+      <w:proofErr w:type="gramEnd"/>
       <w:r>
         <w:rPr>
           <w:rFonts w:ascii="Times New Roman" w:eastAsia="Times New Roman" w:hAnsi="Times New Roman" w:cs="Times New Roman"/>
@@ -6511,6 +9307,7 @@
           </w:rPr>
           <w:t>.</w:t>
         </w:r>
+        <w:proofErr w:type="spellStart"/>
         <w:r>
           <w:rPr>
             <w:rStyle w:val="ac"/>
@@ -6520,6 +9317,7 @@
           </w:rPr>
           <w:t>ifmo</w:t>
         </w:r>
+        <w:proofErr w:type="spellEnd"/>
         <w:r>
           <w:rPr>
             <w:rStyle w:val="ac"/>
@@ -6528,6 +9326,7 @@
           </w:rPr>
           <w:t>.</w:t>
         </w:r>
+        <w:proofErr w:type="spellStart"/>
         <w:r>
           <w:rPr>
             <w:rStyle w:val="ac"/>
@@ -6537,6 +9336,7 @@
           </w:rPr>
           <w:t>ru</w:t>
         </w:r>
+        <w:proofErr w:type="spellEnd"/>
         <w:r>
           <w:rPr>
             <w:rStyle w:val="ac"/>

--- a/programming/lab2/docs/report.docx
+++ b/programming/lab2/docs/report.docx
@@ -1593,18 +1593,9 @@
           <w:rFonts w:ascii="Times New Roman" w:hAnsi="Times New Roman" w:cs="Times New Roman"/>
           <w:color w:val="000000" w:themeColor="text1"/>
         </w:rPr>
-        <w:t xml:space="preserve">Реализация покемона </w:t>
-      </w:r>
-      <w:proofErr w:type="spellStart"/>
-      <w:r>
-        <w:rPr>
-          <w:rFonts w:ascii="Times New Roman" w:hAnsi="Times New Roman" w:cs="Times New Roman"/>
-          <w:color w:val="000000" w:themeColor="text1"/>
-        </w:rPr>
-        <w:t>Volbeat</w:t>
+        <w:t>Реализация покемона Volbeat</w:t>
       </w:r>
       <w:bookmarkEnd w:id="2"/>
-      <w:proofErr w:type="spellEnd"/>
     </w:p>
     <w:p>
       <w:pPr>
@@ -1695,7 +1686,6 @@
         </w:rPr>
         <w:t xml:space="preserve">Рисунок 1 – информация про </w:t>
       </w:r>
-      <w:proofErr w:type="spellStart"/>
       <w:r>
         <w:rPr>
           <w:rFonts w:ascii="Times New Roman" w:hAnsi="Times New Roman" w:cs="Times New Roman"/>
@@ -1704,7 +1694,6 @@
         </w:rPr>
         <w:t>Volbeat</w:t>
       </w:r>
-      <w:proofErr w:type="spellEnd"/>
     </w:p>
     <w:p>
       <w:pPr>
@@ -1729,7 +1718,6 @@
         </w:rPr>
         <w:t xml:space="preserve">На основе этой информации создал класс </w:t>
       </w:r>
-      <w:proofErr w:type="spellStart"/>
       <w:r>
         <w:rPr>
           <w:rFonts w:ascii="Times New Roman" w:hAnsi="Times New Roman" w:cs="Times New Roman"/>
@@ -1738,7 +1726,6 @@
         </w:rPr>
         <w:t>Volbeat</w:t>
       </w:r>
-      <w:proofErr w:type="spellEnd"/>
       <w:r>
         <w:rPr>
           <w:rFonts w:ascii="Times New Roman" w:hAnsi="Times New Roman" w:cs="Times New Roman"/>
@@ -1821,7 +1808,6 @@
         </w:rPr>
         <w:t xml:space="preserve">Рисунок 1.2 – Реализация </w:t>
       </w:r>
-      <w:proofErr w:type="spellStart"/>
       <w:r>
         <w:rPr>
           <w:rFonts w:ascii="Times New Roman" w:hAnsi="Times New Roman" w:cs="Times New Roman"/>
@@ -1830,7 +1816,6 @@
         </w:rPr>
         <w:t>Volbeat</w:t>
       </w:r>
-      <w:proofErr w:type="spellEnd"/>
     </w:p>
     <w:p>
       <w:pPr>
@@ -1854,84 +1839,55 @@
           <w:rFonts w:ascii="Times New Roman" w:hAnsi="Times New Roman" w:cs="Times New Roman"/>
           <w:color w:val="000000" w:themeColor="text1"/>
         </w:rPr>
-        <w:t xml:space="preserve">атаки </w:t>
-      </w:r>
-      <w:proofErr w:type="spellStart"/>
-      <w:r>
-        <w:rPr>
-          <w:rFonts w:ascii="Times New Roman" w:hAnsi="Times New Roman" w:cs="Times New Roman"/>
-          <w:color w:val="000000" w:themeColor="text1"/>
+        <w:t xml:space="preserve">атаки QuickAttack для </w:t>
+      </w:r>
+      <w:r>
+        <w:rPr>
+          <w:rFonts w:ascii="Times New Roman" w:hAnsi="Times New Roman" w:cs="Times New Roman"/>
+          <w:color w:val="000000" w:themeColor="text1"/>
+          <w:lang w:val="en-US"/>
+        </w:rPr>
+        <w:t>Volbeat</w:t>
+      </w:r>
+      <w:bookmarkEnd w:id="3"/>
+    </w:p>
+    <w:p>
+      <w:pPr>
+        <w:rPr>
+          <w:rFonts w:ascii="Times New Roman" w:hAnsi="Times New Roman" w:cs="Times New Roman"/>
+          <w:color w:val="000000" w:themeColor="text1"/>
+        </w:rPr>
+      </w:pPr>
+      <w:r>
+        <w:rPr>
+          <w:rFonts w:ascii="Times New Roman" w:hAnsi="Times New Roman" w:cs="Times New Roman"/>
+          <w:color w:val="000000" w:themeColor="text1"/>
+        </w:rPr>
+        <w:t>Для покемона требуется создать 4 вида атак, одна из них - QuickAttack</w:t>
+      </w:r>
+    </w:p>
+    <w:p>
+      <w:pPr>
+        <w:rPr>
+          <w:rFonts w:ascii="Times New Roman" w:hAnsi="Times New Roman" w:cs="Times New Roman"/>
+          <w:color w:val="000000" w:themeColor="text1"/>
+        </w:rPr>
+      </w:pPr>
+      <w:r>
+        <w:rPr>
+          <w:rFonts w:ascii="Times New Roman" w:hAnsi="Times New Roman" w:cs="Times New Roman"/>
+          <w:color w:val="000000" w:themeColor="text1"/>
+        </w:rPr>
+        <w:t xml:space="preserve">С того же сайта беру информацию про данную атаку и на ее основе создаю класс </w:t>
+      </w:r>
+      <w:r>
+        <w:rPr>
+          <w:rFonts w:ascii="Times New Roman" w:hAnsi="Times New Roman" w:cs="Times New Roman"/>
+          <w:color w:val="000000" w:themeColor="text1"/>
+          <w:lang w:val="en-US"/>
         </w:rPr>
         <w:t>QuickAttack</w:t>
       </w:r>
-      <w:proofErr w:type="spellEnd"/>
-      <w:r>
-        <w:rPr>
-          <w:rFonts w:ascii="Times New Roman" w:hAnsi="Times New Roman" w:cs="Times New Roman"/>
-          <w:color w:val="000000" w:themeColor="text1"/>
-        </w:rPr>
-        <w:t xml:space="preserve"> для </w:t>
-      </w:r>
-      <w:proofErr w:type="spellStart"/>
-      <w:r>
-        <w:rPr>
-          <w:rFonts w:ascii="Times New Roman" w:hAnsi="Times New Roman" w:cs="Times New Roman"/>
-          <w:color w:val="000000" w:themeColor="text1"/>
-          <w:lang w:val="en-US"/>
-        </w:rPr>
-        <w:t>Volbeat</w:t>
-      </w:r>
-      <w:bookmarkEnd w:id="3"/>
-      <w:proofErr w:type="spellEnd"/>
-    </w:p>
-    <w:p>
-      <w:pPr>
-        <w:rPr>
-          <w:rFonts w:ascii="Times New Roman" w:hAnsi="Times New Roman" w:cs="Times New Roman"/>
-          <w:color w:val="000000" w:themeColor="text1"/>
-        </w:rPr>
-      </w:pPr>
-      <w:r>
-        <w:rPr>
-          <w:rFonts w:ascii="Times New Roman" w:hAnsi="Times New Roman" w:cs="Times New Roman"/>
-          <w:color w:val="000000" w:themeColor="text1"/>
-        </w:rPr>
-        <w:t xml:space="preserve">Для покемона требуется создать 4 вида атак, одна из них - </w:t>
-      </w:r>
-      <w:proofErr w:type="spellStart"/>
-      <w:r>
-        <w:rPr>
-          <w:rFonts w:ascii="Times New Roman" w:hAnsi="Times New Roman" w:cs="Times New Roman"/>
-          <w:color w:val="000000" w:themeColor="text1"/>
-        </w:rPr>
-        <w:t>QuickAttack</w:t>
-      </w:r>
-      <w:proofErr w:type="spellEnd"/>
-    </w:p>
-    <w:p>
-      <w:pPr>
-        <w:rPr>
-          <w:rFonts w:ascii="Times New Roman" w:hAnsi="Times New Roman" w:cs="Times New Roman"/>
-          <w:color w:val="000000" w:themeColor="text1"/>
-        </w:rPr>
-      </w:pPr>
-      <w:r>
-        <w:rPr>
-          <w:rFonts w:ascii="Times New Roman" w:hAnsi="Times New Roman" w:cs="Times New Roman"/>
-          <w:color w:val="000000" w:themeColor="text1"/>
-        </w:rPr>
-        <w:t xml:space="preserve">С того же сайта беру информацию про данную атаку и на ее основе создаю класс </w:t>
-      </w:r>
-      <w:proofErr w:type="spellStart"/>
-      <w:r>
-        <w:rPr>
-          <w:rFonts w:ascii="Times New Roman" w:hAnsi="Times New Roman" w:cs="Times New Roman"/>
-          <w:color w:val="000000" w:themeColor="text1"/>
-          <w:lang w:val="en-US"/>
-        </w:rPr>
-        <w:t>QuickAttack</w:t>
-      </w:r>
-      <w:proofErr w:type="spellEnd"/>
     </w:p>
     <w:p>
       <w:pPr>
@@ -2108,7 +2064,6 @@
         </w:rPr>
         <w:t xml:space="preserve">Рисунок 2.2 – реализация </w:t>
       </w:r>
-      <w:proofErr w:type="spellStart"/>
       <w:r>
         <w:rPr>
           <w:rFonts w:ascii="Times New Roman" w:hAnsi="Times New Roman" w:cs="Times New Roman"/>
@@ -2117,7 +2072,6 @@
         </w:rPr>
         <w:t>QuickAttack</w:t>
       </w:r>
-      <w:proofErr w:type="spellEnd"/>
     </w:p>
     <w:p>
       <w:pPr>
@@ -2142,7 +2096,6 @@
         </w:rPr>
         <w:t xml:space="preserve">Также я переопределил метод </w:t>
       </w:r>
-      <w:proofErr w:type="gramStart"/>
       <w:r>
         <w:rPr>
           <w:rFonts w:ascii="Times New Roman" w:hAnsi="Times New Roman" w:cs="Times New Roman"/>
@@ -2156,15 +2109,7 @@
           <w:rFonts w:ascii="Times New Roman" w:hAnsi="Times New Roman" w:cs="Times New Roman"/>
           <w:color w:val="000000" w:themeColor="text1"/>
         </w:rPr>
-        <w:t>(</w:t>
-      </w:r>
-      <w:proofErr w:type="gramEnd"/>
-      <w:r>
-        <w:rPr>
-          <w:rFonts w:ascii="Times New Roman" w:hAnsi="Times New Roman" w:cs="Times New Roman"/>
-          <w:color w:val="000000" w:themeColor="text1"/>
-        </w:rPr>
-        <w:t>), который возвращает описание атаки</w:t>
+        <w:t>(), который возвращает описание атаки</w:t>
       </w:r>
     </w:p>
     <w:p>
@@ -2191,7 +2136,6 @@
         </w:rPr>
         <w:t xml:space="preserve">Реализация остальных 3 классов атак </w:t>
       </w:r>
-      <w:proofErr w:type="spellStart"/>
       <w:r>
         <w:rPr>
           <w:rFonts w:ascii="Times New Roman" w:hAnsi="Times New Roman" w:cs="Times New Roman"/>
@@ -2201,7 +2145,6 @@
         <w:t>Volbeat</w:t>
       </w:r>
       <w:bookmarkEnd w:id="4"/>
-      <w:proofErr w:type="spellEnd"/>
     </w:p>
     <w:p>
       <w:pPr>
@@ -2232,7 +2175,6 @@
         </w:rPr>
         <w:t xml:space="preserve">, который наследуется от </w:t>
       </w:r>
-      <w:proofErr w:type="spellStart"/>
       <w:r>
         <w:rPr>
           <w:rFonts w:ascii="Times New Roman" w:hAnsi="Times New Roman" w:cs="Times New Roman"/>
@@ -2241,7 +2183,6 @@
         </w:rPr>
         <w:t>StatusMove</w:t>
       </w:r>
-      <w:proofErr w:type="spellEnd"/>
     </w:p>
     <w:p>
       <w:pPr>
@@ -2258,8 +2199,6 @@
         <w:lastRenderedPageBreak/>
         <w:t xml:space="preserve">В нем было необходимо переопределить метод </w:t>
       </w:r>
-      <w:proofErr w:type="spellStart"/>
-      <w:proofErr w:type="gramStart"/>
       <w:r>
         <w:rPr>
           <w:rFonts w:ascii="Times New Roman" w:hAnsi="Times New Roman" w:cs="Times New Roman"/>
@@ -2268,7 +2207,6 @@
         </w:rPr>
         <w:t>applyOppEffects</w:t>
       </w:r>
-      <w:proofErr w:type="spellEnd"/>
       <w:r>
         <w:rPr>
           <w:rFonts w:ascii="Times New Roman" w:hAnsi="Times New Roman" w:cs="Times New Roman"/>
@@ -2276,8 +2214,6 @@
         </w:rPr>
         <w:t>(</w:t>
       </w:r>
-      <w:proofErr w:type="spellStart"/>
-      <w:proofErr w:type="gramEnd"/>
       <w:r>
         <w:rPr>
           <w:rFonts w:ascii="Times New Roman" w:hAnsi="Times New Roman" w:cs="Times New Roman"/>
@@ -2286,7 +2222,6 @@
         </w:rPr>
         <w:t>Pokemon</w:t>
       </w:r>
-      <w:proofErr w:type="spellEnd"/>
       <w:r>
         <w:rPr>
           <w:rFonts w:ascii="Times New Roman" w:hAnsi="Times New Roman" w:cs="Times New Roman"/>
@@ -2446,8 +2381,6 @@
         </w:rPr>
         <w:t xml:space="preserve"> необходимо было сделать точность 100%, поэтому я переопределил метод </w:t>
       </w:r>
-      <w:proofErr w:type="spellStart"/>
-      <w:proofErr w:type="gramStart"/>
       <w:r>
         <w:rPr>
           <w:rFonts w:ascii="Times New Roman" w:hAnsi="Times New Roman" w:cs="Times New Roman"/>
@@ -2472,7 +2405,6 @@
         </w:rPr>
         <w:t>Accuracy</w:t>
       </w:r>
-      <w:proofErr w:type="spellEnd"/>
       <w:r>
         <w:rPr>
           <w:rFonts w:ascii="Times New Roman" w:hAnsi="Times New Roman" w:cs="Times New Roman"/>
@@ -2480,8 +2412,6 @@
         </w:rPr>
         <w:t>(</w:t>
       </w:r>
-      <w:proofErr w:type="spellStart"/>
-      <w:proofErr w:type="gramEnd"/>
       <w:r>
         <w:rPr>
           <w:rFonts w:ascii="Times New Roman" w:hAnsi="Times New Roman" w:cs="Times New Roman"/>
@@ -2490,7 +2420,6 @@
         </w:rPr>
         <w:t>Pokemon</w:t>
       </w:r>
-      <w:proofErr w:type="spellEnd"/>
       <w:r>
         <w:rPr>
           <w:rFonts w:ascii="Times New Roman" w:hAnsi="Times New Roman" w:cs="Times New Roman"/>
@@ -2498,7 +2427,6 @@
         </w:rPr>
         <w:t xml:space="preserve"> </w:t>
       </w:r>
-      <w:proofErr w:type="spellStart"/>
       <w:r>
         <w:rPr>
           <w:rFonts w:ascii="Times New Roman" w:hAnsi="Times New Roman" w:cs="Times New Roman"/>
@@ -2507,7 +2435,6 @@
         </w:rPr>
         <w:t>att</w:t>
       </w:r>
-      <w:proofErr w:type="spellEnd"/>
       <w:r>
         <w:rPr>
           <w:rFonts w:ascii="Times New Roman" w:hAnsi="Times New Roman" w:cs="Times New Roman"/>
@@ -2515,7 +2442,6 @@
         </w:rPr>
         <w:t xml:space="preserve">, </w:t>
       </w:r>
-      <w:proofErr w:type="spellStart"/>
       <w:r>
         <w:rPr>
           <w:rFonts w:ascii="Times New Roman" w:hAnsi="Times New Roman" w:cs="Times New Roman"/>
@@ -2524,7 +2450,6 @@
         </w:rPr>
         <w:t>Pokemon</w:t>
       </w:r>
-      <w:proofErr w:type="spellEnd"/>
       <w:r>
         <w:rPr>
           <w:rFonts w:ascii="Times New Roman" w:hAnsi="Times New Roman" w:cs="Times New Roman"/>
@@ -2629,7 +2554,6 @@
         </w:rPr>
         <w:t xml:space="preserve">Рисунок 3.2 – реализация </w:t>
       </w:r>
-      <w:proofErr w:type="spellStart"/>
       <w:r>
         <w:rPr>
           <w:rFonts w:ascii="Times New Roman" w:hAnsi="Times New Roman" w:cs="Times New Roman"/>
@@ -2638,7 +2562,6 @@
         </w:rPr>
         <w:t>AerialAce</w:t>
       </w:r>
-      <w:proofErr w:type="spellEnd"/>
     </w:p>
     <w:p>
       <w:pPr>
@@ -2690,23 +2613,7 @@
           <w:rFonts w:ascii="Times New Roman" w:hAnsi="Times New Roman" w:cs="Times New Roman"/>
           <w:color w:val="000000" w:themeColor="text1"/>
         </w:rPr>
-        <w:t xml:space="preserve">, особенность которой </w:t>
-      </w:r>
-      <w:proofErr w:type="gramStart"/>
-      <w:r>
-        <w:rPr>
-          <w:rFonts w:ascii="Times New Roman" w:hAnsi="Times New Roman" w:cs="Times New Roman"/>
-          <w:color w:val="000000" w:themeColor="text1"/>
-        </w:rPr>
-        <w:t>- это</w:t>
-      </w:r>
-      <w:proofErr w:type="gramEnd"/>
-      <w:r>
-        <w:rPr>
-          <w:rFonts w:ascii="Times New Roman" w:hAnsi="Times New Roman" w:cs="Times New Roman"/>
-          <w:color w:val="000000" w:themeColor="text1"/>
-        </w:rPr>
-        <w:t xml:space="preserve"> наложение эффекта растерянности</w:t>
+        <w:t>, особенность которой - это наложение эффекта растерянности</w:t>
       </w:r>
     </w:p>
     <w:p>
@@ -2859,7 +2766,6 @@
         </w:rPr>
         <w:t xml:space="preserve">Рисунок 3.3 – реализация </w:t>
       </w:r>
-      <w:proofErr w:type="spellStart"/>
       <w:r>
         <w:rPr>
           <w:rFonts w:ascii="Times New Roman" w:hAnsi="Times New Roman" w:cs="Times New Roman"/>
@@ -2868,7 +2774,6 @@
         </w:rPr>
         <w:t>DizzyPunch</w:t>
       </w:r>
-      <w:proofErr w:type="spellEnd"/>
     </w:p>
     <w:p>
       <w:pPr>
@@ -2932,7 +2837,6 @@
         </w:rPr>
         <w:t xml:space="preserve"> </w:t>
       </w:r>
-      <w:proofErr w:type="spellStart"/>
       <w:r>
         <w:rPr>
           <w:rFonts w:ascii="Times New Roman" w:hAnsi="Times New Roman" w:cs="Times New Roman"/>
@@ -2941,7 +2845,6 @@
         </w:rPr>
         <w:t>Volbeat</w:t>
       </w:r>
-      <w:proofErr w:type="spellEnd"/>
       <w:r>
         <w:rPr>
           <w:rFonts w:ascii="Times New Roman" w:hAnsi="Times New Roman" w:cs="Times New Roman"/>
@@ -2972,7 +2875,6 @@
         </w:rPr>
         <w:t xml:space="preserve">Среди новых методов, которые я переопределил – это </w:t>
       </w:r>
-      <w:proofErr w:type="spellStart"/>
       <w:r>
         <w:rPr>
           <w:rFonts w:ascii="Times New Roman" w:hAnsi="Times New Roman" w:cs="Times New Roman"/>
@@ -2981,29 +2883,12 @@
         </w:rPr>
         <w:t>applySelfEffects</w:t>
       </w:r>
-      <w:proofErr w:type="spellEnd"/>
-      <w:r>
-        <w:rPr>
-          <w:rFonts w:ascii="Times New Roman" w:hAnsi="Times New Roman" w:cs="Times New Roman"/>
-          <w:color w:val="000000" w:themeColor="text1"/>
-        </w:rPr>
-        <w:t xml:space="preserve"> у атаки </w:t>
-      </w:r>
-      <w:proofErr w:type="spellStart"/>
-      <w:r>
-        <w:rPr>
-          <w:rFonts w:ascii="Times New Roman" w:hAnsi="Times New Roman" w:cs="Times New Roman"/>
-          <w:color w:val="000000" w:themeColor="text1"/>
-        </w:rPr>
-        <w:t>ChargeBeam</w:t>
-      </w:r>
-      <w:proofErr w:type="spellEnd"/>
-      <w:r>
-        <w:rPr>
-          <w:rFonts w:ascii="Times New Roman" w:hAnsi="Times New Roman" w:cs="Times New Roman"/>
-          <w:color w:val="000000" w:themeColor="text1"/>
-        </w:rPr>
-        <w:t>, наложение эффекта на атакующего покемона, с 70% шансом увеличение ступени специальной атаки</w:t>
+      <w:r>
+        <w:rPr>
+          <w:rFonts w:ascii="Times New Roman" w:hAnsi="Times New Roman" w:cs="Times New Roman"/>
+          <w:color w:val="000000" w:themeColor="text1"/>
+        </w:rPr>
+        <w:t xml:space="preserve"> у атаки ChargeBeam, наложение эффекта на атакующего покемона, с 70% шансом увеличение ступени специальной атаки</w:t>
       </w:r>
     </w:p>
     <w:p>
@@ -3080,7 +2965,6 @@
         </w:rPr>
         <w:t xml:space="preserve">Рисунок 4.1 – реализация </w:t>
       </w:r>
-      <w:proofErr w:type="spellStart"/>
       <w:r>
         <w:rPr>
           <w:rFonts w:ascii="Times New Roman" w:hAnsi="Times New Roman" w:cs="Times New Roman"/>
@@ -3089,64 +2973,36 @@
         </w:rPr>
         <w:t>applySelfEffects</w:t>
       </w:r>
-      <w:proofErr w:type="spellEnd"/>
-      <w:r>
-        <w:rPr>
-          <w:rFonts w:ascii="Times New Roman" w:hAnsi="Times New Roman" w:cs="Times New Roman"/>
-          <w:color w:val="000000" w:themeColor="text1"/>
-        </w:rPr>
-        <w:t xml:space="preserve"> у атаки </w:t>
-      </w:r>
-      <w:proofErr w:type="spellStart"/>
-      <w:r>
-        <w:rPr>
-          <w:rFonts w:ascii="Times New Roman" w:hAnsi="Times New Roman" w:cs="Times New Roman"/>
-          <w:color w:val="000000" w:themeColor="text1"/>
-        </w:rPr>
-        <w:t>ChargeBeam</w:t>
-      </w:r>
-      <w:proofErr w:type="spellEnd"/>
-    </w:p>
-    <w:p>
-      <w:pPr>
-        <w:rPr>
-          <w:rFonts w:ascii="Times New Roman" w:hAnsi="Times New Roman" w:cs="Times New Roman"/>
-          <w:color w:val="000000" w:themeColor="text1"/>
-        </w:rPr>
-      </w:pPr>
-    </w:p>
-    <w:p>
-      <w:pPr>
-        <w:rPr>
-          <w:rFonts w:ascii="Times New Roman" w:hAnsi="Times New Roman" w:cs="Times New Roman"/>
-          <w:color w:val="000000" w:themeColor="text1"/>
-        </w:rPr>
-      </w:pPr>
-      <w:r>
-        <w:rPr>
-          <w:rFonts w:ascii="Times New Roman" w:hAnsi="Times New Roman" w:cs="Times New Roman"/>
-          <w:color w:val="000000" w:themeColor="text1"/>
-        </w:rPr>
-        <w:t xml:space="preserve">У атаки </w:t>
-      </w:r>
-      <w:proofErr w:type="spellStart"/>
-      <w:r>
-        <w:rPr>
-          <w:rFonts w:ascii="Times New Roman" w:hAnsi="Times New Roman" w:cs="Times New Roman"/>
-          <w:color w:val="000000" w:themeColor="text1"/>
-        </w:rPr>
-        <w:t>Calm</w:t>
-      </w:r>
-      <w:proofErr w:type="spellEnd"/>
-      <w:r>
-        <w:rPr>
-          <w:rFonts w:ascii="Times New Roman" w:hAnsi="Times New Roman" w:cs="Times New Roman"/>
-          <w:color w:val="000000" w:themeColor="text1"/>
-        </w:rPr>
-        <w:t xml:space="preserve"> Mind для увеличения характеристики специальной атаки и защиты использовал метод </w:t>
-      </w:r>
-      <w:proofErr w:type="spellStart"/>
-      <w:proofErr w:type="gramStart"/>
+      <w:r>
+        <w:rPr>
+          <w:rFonts w:ascii="Times New Roman" w:hAnsi="Times New Roman" w:cs="Times New Roman"/>
+          <w:color w:val="000000" w:themeColor="text1"/>
+        </w:rPr>
+        <w:t xml:space="preserve"> у атаки ChargeBeam</w:t>
+      </w:r>
+    </w:p>
+    <w:p>
+      <w:pPr>
+        <w:rPr>
+          <w:rFonts w:ascii="Times New Roman" w:hAnsi="Times New Roman" w:cs="Times New Roman"/>
+          <w:color w:val="000000" w:themeColor="text1"/>
+        </w:rPr>
+      </w:pPr>
+    </w:p>
+    <w:p>
+      <w:pPr>
+        <w:rPr>
+          <w:rFonts w:ascii="Times New Roman" w:hAnsi="Times New Roman" w:cs="Times New Roman"/>
+          <w:color w:val="000000" w:themeColor="text1"/>
+        </w:rPr>
+      </w:pPr>
+      <w:r>
+        <w:rPr>
+          <w:rFonts w:ascii="Times New Roman" w:hAnsi="Times New Roman" w:cs="Times New Roman"/>
+          <w:color w:val="000000" w:themeColor="text1"/>
+        </w:rPr>
+        <w:t xml:space="preserve">У атаки Calm Mind для увеличения характеристики специальной атаки и защиты использовал метод </w:t>
+      </w:r>
       <w:r>
         <w:rPr>
           <w:rFonts w:ascii="Times New Roman" w:hAnsi="Times New Roman" w:cs="Times New Roman"/>
@@ -3155,21 +3011,12 @@
         </w:rPr>
         <w:t>setMod</w:t>
       </w:r>
-      <w:proofErr w:type="spellEnd"/>
-      <w:r>
-        <w:rPr>
-          <w:rFonts w:ascii="Times New Roman" w:hAnsi="Times New Roman" w:cs="Times New Roman"/>
-          <w:color w:val="000000" w:themeColor="text1"/>
-        </w:rPr>
-        <w:t>(</w:t>
-      </w:r>
-      <w:proofErr w:type="gramEnd"/>
-      <w:r>
-        <w:rPr>
-          <w:rFonts w:ascii="Times New Roman" w:hAnsi="Times New Roman" w:cs="Times New Roman"/>
-          <w:color w:val="000000" w:themeColor="text1"/>
-        </w:rPr>
-        <w:t>)</w:t>
+      <w:r>
+        <w:rPr>
+          <w:rFonts w:ascii="Times New Roman" w:hAnsi="Times New Roman" w:cs="Times New Roman"/>
+          <w:color w:val="000000" w:themeColor="text1"/>
+        </w:rPr>
+        <w:t>()</w:t>
       </w:r>
     </w:p>
     <w:p>
@@ -3263,23 +3110,66 @@
           <w:color w:val="000000" w:themeColor="text1"/>
           <w:lang w:val="en-US"/>
         </w:rPr>
+        <w:t xml:space="preserve"> applySelfEffects </w:t>
+      </w:r>
+      <w:r>
+        <w:rPr>
+          <w:rFonts w:ascii="Times New Roman" w:hAnsi="Times New Roman" w:cs="Times New Roman"/>
+          <w:color w:val="000000" w:themeColor="text1"/>
+        </w:rPr>
+        <w:t>у</w:t>
+      </w:r>
+      <w:r>
+        <w:rPr>
+          <w:rFonts w:ascii="Times New Roman" w:hAnsi="Times New Roman" w:cs="Times New Roman"/>
+          <w:color w:val="000000" w:themeColor="text1"/>
+          <w:lang w:val="en-US"/>
+        </w:rPr>
         <w:t xml:space="preserve"> </w:t>
       </w:r>
-      <w:proofErr w:type="spellStart"/>
-      <w:r>
-        <w:rPr>
-          <w:rFonts w:ascii="Times New Roman" w:hAnsi="Times New Roman" w:cs="Times New Roman"/>
-          <w:color w:val="000000" w:themeColor="text1"/>
-          <w:lang w:val="en-US"/>
-        </w:rPr>
-        <w:t>applySelfEffects</w:t>
-      </w:r>
-      <w:proofErr w:type="spellEnd"/>
-      <w:r>
-        <w:rPr>
-          <w:rFonts w:ascii="Times New Roman" w:hAnsi="Times New Roman" w:cs="Times New Roman"/>
-          <w:color w:val="000000" w:themeColor="text1"/>
-          <w:lang w:val="en-US"/>
+      <w:r>
+        <w:rPr>
+          <w:rFonts w:ascii="Times New Roman" w:hAnsi="Times New Roman" w:cs="Times New Roman"/>
+          <w:color w:val="000000" w:themeColor="text1"/>
+        </w:rPr>
+        <w:t>атаки</w:t>
+      </w:r>
+      <w:r>
+        <w:rPr>
+          <w:rFonts w:ascii="Times New Roman" w:hAnsi="Times New Roman" w:cs="Times New Roman"/>
+          <w:color w:val="000000" w:themeColor="text1"/>
+          <w:lang w:val="en-US"/>
+        </w:rPr>
+        <w:t xml:space="preserve"> CalmMind</w:t>
+      </w:r>
+    </w:p>
+    <w:p>
+      <w:pPr>
+        <w:rPr>
+          <w:rFonts w:ascii="Times New Roman" w:hAnsi="Times New Roman" w:cs="Times New Roman"/>
+          <w:color w:val="000000" w:themeColor="text1"/>
+          <w:lang w:val="en-US"/>
+        </w:rPr>
+      </w:pPr>
+    </w:p>
+    <w:p>
+      <w:pPr>
+        <w:rPr>
+          <w:rFonts w:ascii="Times New Roman" w:hAnsi="Times New Roman" w:cs="Times New Roman"/>
+          <w:color w:val="000000" w:themeColor="text1"/>
+        </w:rPr>
+      </w:pPr>
+      <w:r>
+        <w:rPr>
+          <w:rFonts w:ascii="Times New Roman" w:hAnsi="Times New Roman" w:cs="Times New Roman"/>
+          <w:color w:val="000000" w:themeColor="text1"/>
+        </w:rPr>
+        <w:t>При</w:t>
+      </w:r>
+      <w:r>
+        <w:rPr>
+          <w:rFonts w:ascii="Times New Roman" w:hAnsi="Times New Roman" w:cs="Times New Roman"/>
+          <w:color w:val="000000" w:themeColor="text1"/>
         </w:rPr>
         <w:t xml:space="preserve"> </w:t>
       </w:r>
@@ -3288,137 +3178,8 @@
           <w:rFonts w:ascii="Times New Roman" w:hAnsi="Times New Roman" w:cs="Times New Roman"/>
           <w:color w:val="000000" w:themeColor="text1"/>
         </w:rPr>
-        <w:t>у</w:t>
-      </w:r>
-      <w:r>
-        <w:rPr>
-          <w:rFonts w:ascii="Times New Roman" w:hAnsi="Times New Roman" w:cs="Times New Roman"/>
-          <w:color w:val="000000" w:themeColor="text1"/>
-          <w:lang w:val="en-US"/>
-        </w:rPr>
-        <w:t xml:space="preserve"> </w:t>
-      </w:r>
-      <w:r>
-        <w:rPr>
-          <w:rFonts w:ascii="Times New Roman" w:hAnsi="Times New Roman" w:cs="Times New Roman"/>
-          <w:color w:val="000000" w:themeColor="text1"/>
-        </w:rPr>
-        <w:t>атаки</w:t>
-      </w:r>
-      <w:r>
-        <w:rPr>
-          <w:rFonts w:ascii="Times New Roman" w:hAnsi="Times New Roman" w:cs="Times New Roman"/>
-          <w:color w:val="000000" w:themeColor="text1"/>
-          <w:lang w:val="en-US"/>
-        </w:rPr>
-        <w:t xml:space="preserve"> </w:t>
-      </w:r>
-      <w:proofErr w:type="spellStart"/>
-      <w:r>
-        <w:rPr>
-          <w:rFonts w:ascii="Times New Roman" w:hAnsi="Times New Roman" w:cs="Times New Roman"/>
-          <w:color w:val="000000" w:themeColor="text1"/>
-          <w:lang w:val="en-US"/>
-        </w:rPr>
-        <w:t>CalmMind</w:t>
-      </w:r>
-      <w:proofErr w:type="spellEnd"/>
-    </w:p>
-    <w:p>
-      <w:pPr>
-        <w:rPr>
-          <w:rFonts w:ascii="Times New Roman" w:hAnsi="Times New Roman" w:cs="Times New Roman"/>
-          <w:color w:val="000000" w:themeColor="text1"/>
-          <w:lang w:val="en-US"/>
-        </w:rPr>
-      </w:pPr>
-    </w:p>
-    <w:p>
-      <w:pPr>
-        <w:rPr>
-          <w:rFonts w:ascii="Times New Roman" w:hAnsi="Times New Roman" w:cs="Times New Roman"/>
-          <w:color w:val="000000" w:themeColor="text1"/>
-        </w:rPr>
-      </w:pPr>
-      <w:proofErr w:type="gramStart"/>
-      <w:r>
-        <w:rPr>
-          <w:rFonts w:ascii="Times New Roman" w:hAnsi="Times New Roman" w:cs="Times New Roman"/>
-          <w:color w:val="000000" w:themeColor="text1"/>
-        </w:rPr>
-        <w:t>При</w:t>
-      </w:r>
-      <w:r>
-        <w:rPr>
-          <w:rFonts w:ascii="Times New Roman" w:hAnsi="Times New Roman" w:cs="Times New Roman"/>
-          <w:color w:val="000000" w:themeColor="text1"/>
-        </w:rPr>
-        <w:t xml:space="preserve"> </w:t>
-      </w:r>
-      <w:r>
-        <w:rPr>
-          <w:rFonts w:ascii="Times New Roman" w:hAnsi="Times New Roman" w:cs="Times New Roman"/>
-          <w:color w:val="000000" w:themeColor="text1"/>
-        </w:rPr>
-        <w:t>атаки</w:t>
-      </w:r>
-      <w:proofErr w:type="gramEnd"/>
-      <w:r>
-        <w:rPr>
-          <w:rFonts w:ascii="Times New Roman" w:hAnsi="Times New Roman" w:cs="Times New Roman"/>
-          <w:color w:val="000000" w:themeColor="text1"/>
-        </w:rPr>
-        <w:t xml:space="preserve"> </w:t>
-      </w:r>
-      <w:proofErr w:type="spellStart"/>
-      <w:r>
-        <w:rPr>
-          <w:rFonts w:ascii="Times New Roman" w:hAnsi="Times New Roman" w:cs="Times New Roman"/>
-          <w:color w:val="000000" w:themeColor="text1"/>
-        </w:rPr>
-        <w:t>BellyDrum</w:t>
-      </w:r>
-      <w:proofErr w:type="spellEnd"/>
-      <w:r>
-        <w:rPr>
-          <w:rFonts w:ascii="Times New Roman" w:hAnsi="Times New Roman" w:cs="Times New Roman"/>
-          <w:color w:val="000000" w:themeColor="text1"/>
-        </w:rPr>
-        <w:t xml:space="preserve"> необходимо атакующему снять половину </w:t>
-      </w:r>
-      <w:proofErr w:type="spellStart"/>
-      <w:r>
-        <w:rPr>
-          <w:rFonts w:ascii="Times New Roman" w:hAnsi="Times New Roman" w:cs="Times New Roman"/>
-          <w:color w:val="000000" w:themeColor="text1"/>
-        </w:rPr>
-        <w:t>хп</w:t>
-      </w:r>
-      <w:proofErr w:type="spellEnd"/>
-      <w:r>
-        <w:rPr>
-          <w:rFonts w:ascii="Times New Roman" w:hAnsi="Times New Roman" w:cs="Times New Roman"/>
-          <w:color w:val="000000" w:themeColor="text1"/>
-        </w:rPr>
-        <w:t xml:space="preserve"> от максимального </w:t>
-      </w:r>
-      <w:proofErr w:type="spellStart"/>
-      <w:r>
-        <w:rPr>
-          <w:rFonts w:ascii="Times New Roman" w:hAnsi="Times New Roman" w:cs="Times New Roman"/>
-          <w:color w:val="000000" w:themeColor="text1"/>
-        </w:rPr>
-        <w:t>значния</w:t>
-      </w:r>
-      <w:proofErr w:type="spellEnd"/>
-      <w:r>
-        <w:rPr>
-          <w:rFonts w:ascii="Times New Roman" w:hAnsi="Times New Roman" w:cs="Times New Roman"/>
-          <w:color w:val="000000" w:themeColor="text1"/>
-        </w:rPr>
-        <w:t xml:space="preserve">, для этого использовал метод </w:t>
-      </w:r>
-      <w:proofErr w:type="spellStart"/>
+        <w:t xml:space="preserve">атаки BellyDrum необходимо атакующему снять половину хп от максимального значния, для этого использовал метод </w:t>
+      </w:r>
       <w:r>
         <w:rPr>
           <w:rFonts w:ascii="Times New Roman" w:hAnsi="Times New Roman" w:cs="Times New Roman"/>
@@ -3427,7 +3188,6 @@
         </w:rPr>
         <w:t>setMod</w:t>
       </w:r>
-      <w:proofErr w:type="spellEnd"/>
       <w:r>
         <w:rPr>
           <w:rFonts w:ascii="Times New Roman" w:hAnsi="Times New Roman" w:cs="Times New Roman"/>
@@ -3463,25 +3223,8 @@
           <w:rFonts w:ascii="Times New Roman" w:hAnsi="Times New Roman" w:cs="Times New Roman"/>
           <w:color w:val="000000" w:themeColor="text1"/>
         </w:rPr>
-        <w:t xml:space="preserve"> и значение </w:t>
-      </w:r>
-      <w:proofErr w:type="spellStart"/>
-      <w:r>
-        <w:rPr>
-          <w:rFonts w:ascii="Times New Roman" w:hAnsi="Times New Roman" w:cs="Times New Roman"/>
-          <w:color w:val="000000" w:themeColor="text1"/>
-        </w:rPr>
-        <w:t>хп</w:t>
-      </w:r>
-      <w:proofErr w:type="spellEnd"/>
-      <w:r>
-        <w:rPr>
-          <w:rFonts w:ascii="Times New Roman" w:hAnsi="Times New Roman" w:cs="Times New Roman"/>
-          <w:color w:val="000000" w:themeColor="text1"/>
-        </w:rPr>
-        <w:t xml:space="preserve">, которое надо уменьшить (вычислил через </w:t>
-      </w:r>
-      <w:proofErr w:type="gramStart"/>
+        <w:t xml:space="preserve"> и значение хп, которое надо уменьшить (вычислил через </w:t>
+      </w:r>
       <w:r>
         <w:rPr>
           <w:rFonts w:ascii="Times New Roman" w:hAnsi="Times New Roman" w:cs="Times New Roman"/>
@@ -3497,7 +3240,6 @@
         </w:rPr>
         <w:t>.</w:t>
       </w:r>
-      <w:proofErr w:type="spellStart"/>
       <w:r>
         <w:rPr>
           <w:rFonts w:ascii="Times New Roman" w:hAnsi="Times New Roman" w:cs="Times New Roman"/>
@@ -3506,8 +3248,6 @@
         </w:rPr>
         <w:t>getStat</w:t>
       </w:r>
-      <w:proofErr w:type="spellEnd"/>
-      <w:proofErr w:type="gramEnd"/>
       <w:r>
         <w:rPr>
           <w:rFonts w:ascii="Times New Roman" w:hAnsi="Times New Roman" w:cs="Times New Roman"/>
@@ -3644,41 +3384,23 @@
           <w:color w:val="000000" w:themeColor="text1"/>
           <w:lang w:val="en-US"/>
         </w:rPr>
+        <w:t xml:space="preserve"> applySelfEffects </w:t>
+      </w:r>
+      <w:r>
+        <w:rPr>
+          <w:rFonts w:ascii="Times New Roman" w:hAnsi="Times New Roman" w:cs="Times New Roman"/>
+          <w:color w:val="000000" w:themeColor="text1"/>
+        </w:rPr>
+        <w:t>у</w:t>
+      </w:r>
+      <w:r>
+        <w:rPr>
+          <w:rFonts w:ascii="Times New Roman" w:hAnsi="Times New Roman" w:cs="Times New Roman"/>
+          <w:color w:val="000000" w:themeColor="text1"/>
+          <w:lang w:val="en-US"/>
+        </w:rPr>
         <w:t xml:space="preserve"> </w:t>
       </w:r>
-      <w:proofErr w:type="spellStart"/>
-      <w:r>
-        <w:rPr>
-          <w:rFonts w:ascii="Times New Roman" w:hAnsi="Times New Roman" w:cs="Times New Roman"/>
-          <w:color w:val="000000" w:themeColor="text1"/>
-          <w:lang w:val="en-US"/>
-        </w:rPr>
-        <w:t>applySelfEffects</w:t>
-      </w:r>
-      <w:proofErr w:type="spellEnd"/>
-      <w:r>
-        <w:rPr>
-          <w:rFonts w:ascii="Times New Roman" w:hAnsi="Times New Roman" w:cs="Times New Roman"/>
-          <w:color w:val="000000" w:themeColor="text1"/>
-          <w:lang w:val="en-US"/>
-        </w:rPr>
-        <w:t xml:space="preserve"> </w:t>
-      </w:r>
-      <w:r>
-        <w:rPr>
-          <w:rFonts w:ascii="Times New Roman" w:hAnsi="Times New Roman" w:cs="Times New Roman"/>
-          <w:color w:val="000000" w:themeColor="text1"/>
-        </w:rPr>
-        <w:t>у</w:t>
-      </w:r>
-      <w:r>
-        <w:rPr>
-          <w:rFonts w:ascii="Times New Roman" w:hAnsi="Times New Roman" w:cs="Times New Roman"/>
-          <w:color w:val="000000" w:themeColor="text1"/>
-          <w:lang w:val="en-US"/>
-        </w:rPr>
-        <w:t xml:space="preserve"> </w:t>
-      </w:r>
       <w:r>
         <w:rPr>
           <w:rFonts w:ascii="Times New Roman" w:hAnsi="Times New Roman" w:cs="Times New Roman"/>
@@ -3692,18 +3414,8 @@
           <w:color w:val="000000" w:themeColor="text1"/>
           <w:lang w:val="en-US"/>
         </w:rPr>
-        <w:t xml:space="preserve"> </w:t>
-      </w:r>
-      <w:proofErr w:type="spellStart"/>
-      <w:r>
-        <w:rPr>
-          <w:rFonts w:ascii="Times New Roman" w:hAnsi="Times New Roman" w:cs="Times New Roman"/>
-          <w:color w:val="000000" w:themeColor="text1"/>
-          <w:lang w:val="en-US"/>
-        </w:rPr>
-        <w:t>BellyDrum</w:t>
-      </w:r>
-      <w:proofErr w:type="spellEnd"/>
+        <w:t xml:space="preserve"> BellyDrum</w:t>
+      </w:r>
     </w:p>
     <w:p>
       <w:pPr>
@@ -3744,87 +3456,7 @@
           <w:rFonts w:ascii="Times New Roman" w:hAnsi="Times New Roman" w:cs="Times New Roman"/>
           <w:color w:val="000000" w:themeColor="text1"/>
         </w:rPr>
-        <w:t xml:space="preserve">Поскольку покемон </w:t>
-      </w:r>
-      <w:proofErr w:type="spellStart"/>
-      <w:r>
-        <w:rPr>
-          <w:rFonts w:ascii="Times New Roman" w:hAnsi="Times New Roman" w:cs="Times New Roman"/>
-          <w:color w:val="000000" w:themeColor="text1"/>
-        </w:rPr>
-        <w:t>Grumpig</w:t>
-      </w:r>
-      <w:proofErr w:type="spellEnd"/>
-      <w:r>
-        <w:rPr>
-          <w:rFonts w:ascii="Times New Roman" w:hAnsi="Times New Roman" w:cs="Times New Roman"/>
-          <w:color w:val="000000" w:themeColor="text1"/>
-        </w:rPr>
-        <w:t xml:space="preserve"> является эволюцией покемона </w:t>
-      </w:r>
-      <w:proofErr w:type="spellStart"/>
-      <w:r>
-        <w:rPr>
-          <w:rFonts w:ascii="Times New Roman" w:hAnsi="Times New Roman" w:cs="Times New Roman"/>
-          <w:color w:val="000000" w:themeColor="text1"/>
-        </w:rPr>
-        <w:t>Spoink</w:t>
-      </w:r>
-      <w:proofErr w:type="spellEnd"/>
-      <w:r>
-        <w:rPr>
-          <w:rFonts w:ascii="Times New Roman" w:hAnsi="Times New Roman" w:cs="Times New Roman"/>
-          <w:color w:val="000000" w:themeColor="text1"/>
-        </w:rPr>
-        <w:t xml:space="preserve">, а также есть цепочка эволюции </w:t>
-      </w:r>
-      <w:proofErr w:type="spellStart"/>
-      <w:r>
-        <w:rPr>
-          <w:rFonts w:ascii="Times New Roman" w:hAnsi="Times New Roman" w:cs="Times New Roman"/>
-          <w:color w:val="000000" w:themeColor="text1"/>
-        </w:rPr>
-        <w:t>Poliwag</w:t>
-      </w:r>
-      <w:proofErr w:type="spellEnd"/>
-      <w:r>
-        <w:rPr>
-          <w:rFonts w:ascii="Times New Roman" w:hAnsi="Times New Roman" w:cs="Times New Roman"/>
-          <w:color w:val="000000" w:themeColor="text1"/>
-        </w:rPr>
-        <w:t xml:space="preserve"> -&gt; </w:t>
-      </w:r>
-      <w:proofErr w:type="spellStart"/>
-      <w:r>
-        <w:rPr>
-          <w:rFonts w:ascii="Times New Roman" w:hAnsi="Times New Roman" w:cs="Times New Roman"/>
-          <w:color w:val="000000" w:themeColor="text1"/>
-        </w:rPr>
-        <w:t>Poliwhirl</w:t>
-      </w:r>
-      <w:proofErr w:type="spellEnd"/>
-      <w:r>
-        <w:rPr>
-          <w:rFonts w:ascii="Times New Roman" w:hAnsi="Times New Roman" w:cs="Times New Roman"/>
-          <w:color w:val="000000" w:themeColor="text1"/>
-        </w:rPr>
-        <w:t xml:space="preserve"> -&gt; </w:t>
-      </w:r>
-      <w:proofErr w:type="spellStart"/>
-      <w:r>
-        <w:rPr>
-          <w:rFonts w:ascii="Times New Roman" w:hAnsi="Times New Roman" w:cs="Times New Roman"/>
-          <w:color w:val="000000" w:themeColor="text1"/>
-        </w:rPr>
-        <w:t>Poliwrath</w:t>
-      </w:r>
-      <w:proofErr w:type="spellEnd"/>
-      <w:r>
-        <w:rPr>
-          <w:rFonts w:ascii="Times New Roman" w:hAnsi="Times New Roman" w:cs="Times New Roman"/>
-          <w:color w:val="000000" w:themeColor="text1"/>
-        </w:rPr>
-        <w:t>, то поэтому я реализовал цепочку наследований между классами</w:t>
+        <w:t>Поскольку покемон Grumpig является эволюцией покемона Spoink, а также есть цепочка эволюции Poliwag -&gt; Poliwhirl -&gt; Poliwrath, то поэтому я реализовал цепочку наследований между классами</w:t>
       </w:r>
     </w:p>
     <w:p>
@@ -3879,126 +3511,42 @@
           <w:color w:val="000000" w:themeColor="text1"/>
           <w:lang w:val="en-US"/>
         </w:rPr>
-        <w:t xml:space="preserve">public class </w:t>
-      </w:r>
-      <w:proofErr w:type="spellStart"/>
-      <w:r>
-        <w:rPr>
-          <w:rFonts w:ascii="Times New Roman" w:hAnsi="Times New Roman" w:cs="Times New Roman"/>
-          <w:color w:val="000000" w:themeColor="text1"/>
-          <w:lang w:val="en-US"/>
-        </w:rPr>
-        <w:t>Poliwag</w:t>
-      </w:r>
-      <w:proofErr w:type="spellEnd"/>
-      <w:r>
-        <w:rPr>
-          <w:rFonts w:ascii="Times New Roman" w:hAnsi="Times New Roman" w:cs="Times New Roman"/>
-          <w:color w:val="000000" w:themeColor="text1"/>
-          <w:lang w:val="en-US"/>
-        </w:rPr>
-        <w:t xml:space="preserve"> extends </w:t>
-      </w:r>
-      <w:proofErr w:type="spellStart"/>
-      <w:r>
-        <w:rPr>
-          <w:rFonts w:ascii="Times New Roman" w:hAnsi="Times New Roman" w:cs="Times New Roman"/>
-          <w:color w:val="000000" w:themeColor="text1"/>
-          <w:lang w:val="en-US"/>
-        </w:rPr>
-        <w:t>Pokemon</w:t>
-      </w:r>
-      <w:proofErr w:type="spellEnd"/>
-    </w:p>
-    <w:p>
-      <w:pPr>
-        <w:rPr>
-          <w:rFonts w:ascii="Times New Roman" w:hAnsi="Times New Roman" w:cs="Times New Roman"/>
-          <w:color w:val="000000" w:themeColor="text1"/>
-          <w:lang w:val="en-US"/>
-        </w:rPr>
-      </w:pPr>
-      <w:r>
-        <w:rPr>
-          <w:rFonts w:ascii="Times New Roman" w:hAnsi="Times New Roman" w:cs="Times New Roman"/>
-          <w:color w:val="000000" w:themeColor="text1"/>
-          <w:lang w:val="en-US"/>
-        </w:rPr>
-        <w:t xml:space="preserve">public class </w:t>
-      </w:r>
-      <w:proofErr w:type="spellStart"/>
-      <w:r>
-        <w:rPr>
-          <w:rFonts w:ascii="Times New Roman" w:hAnsi="Times New Roman" w:cs="Times New Roman"/>
-          <w:color w:val="000000" w:themeColor="text1"/>
-          <w:lang w:val="en-US"/>
-        </w:rPr>
-        <w:t>Poliwhirl</w:t>
-      </w:r>
-      <w:proofErr w:type="spellEnd"/>
-      <w:r>
-        <w:rPr>
-          <w:rFonts w:ascii="Times New Roman" w:hAnsi="Times New Roman" w:cs="Times New Roman"/>
-          <w:color w:val="000000" w:themeColor="text1"/>
-          <w:lang w:val="en-US"/>
-        </w:rPr>
-        <w:t xml:space="preserve"> extends </w:t>
-      </w:r>
-      <w:proofErr w:type="spellStart"/>
-      <w:r>
-        <w:rPr>
-          <w:rFonts w:ascii="Times New Roman" w:hAnsi="Times New Roman" w:cs="Times New Roman"/>
-          <w:color w:val="000000" w:themeColor="text1"/>
-          <w:lang w:val="en-US"/>
-        </w:rPr>
-        <w:t>Poliwag</w:t>
-      </w:r>
-      <w:proofErr w:type="spellEnd"/>
-    </w:p>
-    <w:p>
-      <w:pPr>
-        <w:rPr>
-          <w:rFonts w:ascii="Times New Roman" w:hAnsi="Times New Roman" w:cs="Times New Roman"/>
-          <w:color w:val="000000" w:themeColor="text1"/>
-          <w:lang w:val="en-US"/>
-        </w:rPr>
-      </w:pPr>
-      <w:r>
-        <w:rPr>
-          <w:rFonts w:ascii="Times New Roman" w:hAnsi="Times New Roman" w:cs="Times New Roman"/>
-          <w:color w:val="000000" w:themeColor="text1"/>
-          <w:lang w:val="en-US"/>
-        </w:rPr>
-        <w:t xml:space="preserve">public final class </w:t>
-      </w:r>
-      <w:proofErr w:type="spellStart"/>
-      <w:r>
-        <w:rPr>
-          <w:rFonts w:ascii="Times New Roman" w:hAnsi="Times New Roman" w:cs="Times New Roman"/>
-          <w:color w:val="000000" w:themeColor="text1"/>
-          <w:lang w:val="en-US"/>
-        </w:rPr>
-        <w:t>Poliwrath</w:t>
-      </w:r>
-      <w:proofErr w:type="spellEnd"/>
-      <w:r>
-        <w:rPr>
-          <w:rFonts w:ascii="Times New Roman" w:hAnsi="Times New Roman" w:cs="Times New Roman"/>
-          <w:color w:val="000000" w:themeColor="text1"/>
-          <w:lang w:val="en-US"/>
-        </w:rPr>
-        <w:t xml:space="preserve"> extends </w:t>
-      </w:r>
-      <w:proofErr w:type="spellStart"/>
-      <w:r>
-        <w:rPr>
-          <w:rFonts w:ascii="Times New Roman" w:hAnsi="Times New Roman" w:cs="Times New Roman"/>
-          <w:color w:val="000000" w:themeColor="text1"/>
-          <w:lang w:val="en-US"/>
-        </w:rPr>
-        <w:t>Poliwhirl</w:t>
-      </w:r>
-      <w:proofErr w:type="spellEnd"/>
+        <w:t>public class Poliwag extends Pokemon</w:t>
+      </w:r>
+    </w:p>
+    <w:p>
+      <w:pPr>
+        <w:rPr>
+          <w:rFonts w:ascii="Times New Roman" w:hAnsi="Times New Roman" w:cs="Times New Roman"/>
+          <w:color w:val="000000" w:themeColor="text1"/>
+          <w:lang w:val="en-US"/>
+        </w:rPr>
+      </w:pPr>
+      <w:r>
+        <w:rPr>
+          <w:rFonts w:ascii="Times New Roman" w:hAnsi="Times New Roman" w:cs="Times New Roman"/>
+          <w:color w:val="000000" w:themeColor="text1"/>
+          <w:lang w:val="en-US"/>
+        </w:rPr>
+        <w:t>public class Poliwhirl extends Poliwag</w:t>
+      </w:r>
+    </w:p>
+    <w:p>
+      <w:pPr>
+        <w:rPr>
+          <w:rFonts w:ascii="Times New Roman" w:hAnsi="Times New Roman" w:cs="Times New Roman"/>
+          <w:color w:val="000000" w:themeColor="text1"/>
+          <w:lang w:val="en-US"/>
+        </w:rPr>
+      </w:pPr>
+      <w:r>
+        <w:rPr>
+          <w:rFonts w:ascii="Times New Roman" w:hAnsi="Times New Roman" w:cs="Times New Roman"/>
+          <w:color w:val="000000" w:themeColor="text1"/>
+          <w:lang w:val="en-US"/>
+        </w:rPr>
+        <w:t>public final class Poliwrath extends Poliwhirl</w:t>
+      </w:r>
     </w:p>
     <w:p>
       <w:pPr>
@@ -4188,136 +3736,51 @@
           <w:color w:val="000000" w:themeColor="text1"/>
         </w:rPr>
       </w:pPr>
-      <w:proofErr w:type="spellStart"/>
-      <w:r>
-        <w:rPr>
-          <w:rFonts w:ascii="Times New Roman" w:hAnsi="Times New Roman" w:cs="Times New Roman"/>
-          <w:color w:val="000000" w:themeColor="text1"/>
-        </w:rPr>
-        <w:t>Volbeat</w:t>
-      </w:r>
-      <w:proofErr w:type="spellEnd"/>
-      <w:r>
-        <w:rPr>
-          <w:rFonts w:ascii="Times New Roman" w:hAnsi="Times New Roman" w:cs="Times New Roman"/>
-          <w:color w:val="000000" w:themeColor="text1"/>
-        </w:rPr>
-        <w:t xml:space="preserve"> Пчелка из команды белых вступает в бой!</w:t>
-      </w:r>
-      <w:r>
-        <w:rPr>
-          <w:rFonts w:ascii="Times New Roman" w:hAnsi="Times New Roman" w:cs="Times New Roman"/>
-          <w:color w:val="000000" w:themeColor="text1"/>
-        </w:rPr>
-        <w:br/>
-      </w:r>
-      <w:proofErr w:type="spellStart"/>
-      <w:r>
-        <w:rPr>
-          <w:rFonts w:ascii="Times New Roman" w:hAnsi="Times New Roman" w:cs="Times New Roman"/>
-          <w:color w:val="000000" w:themeColor="text1"/>
-        </w:rPr>
-        <w:t>Poliwag</w:t>
-      </w:r>
-      <w:proofErr w:type="spellEnd"/>
-      <w:r>
-        <w:rPr>
-          <w:rFonts w:ascii="Times New Roman" w:hAnsi="Times New Roman" w:cs="Times New Roman"/>
-          <w:color w:val="000000" w:themeColor="text1"/>
-        </w:rPr>
-        <w:t xml:space="preserve"> Рыбка из команды зеленых вступает в бой!</w:t>
-      </w:r>
-      <w:r>
-        <w:rPr>
-          <w:rFonts w:ascii="Times New Roman" w:hAnsi="Times New Roman" w:cs="Times New Roman"/>
-          <w:color w:val="000000" w:themeColor="text1"/>
-        </w:rPr>
-        <w:br/>
-      </w:r>
-      <w:proofErr w:type="spellStart"/>
-      <w:r>
-        <w:rPr>
-          <w:rFonts w:ascii="Times New Roman" w:hAnsi="Times New Roman" w:cs="Times New Roman"/>
-          <w:color w:val="000000" w:themeColor="text1"/>
-        </w:rPr>
-        <w:t>Volbeat</w:t>
-      </w:r>
-      <w:proofErr w:type="spellEnd"/>
-      <w:r>
-        <w:rPr>
-          <w:rFonts w:ascii="Times New Roman" w:hAnsi="Times New Roman" w:cs="Times New Roman"/>
-          <w:color w:val="000000" w:themeColor="text1"/>
-        </w:rPr>
-        <w:t xml:space="preserve"> Пчелка использует Quick </w:t>
-      </w:r>
-      <w:proofErr w:type="spellStart"/>
-      <w:r>
-        <w:rPr>
-          <w:rFonts w:ascii="Times New Roman" w:hAnsi="Times New Roman" w:cs="Times New Roman"/>
-          <w:color w:val="000000" w:themeColor="text1"/>
-        </w:rPr>
-        <w:t>Attack</w:t>
-      </w:r>
-      <w:proofErr w:type="spellEnd"/>
-      <w:r>
-        <w:rPr>
-          <w:rFonts w:ascii="Times New Roman" w:hAnsi="Times New Roman" w:cs="Times New Roman"/>
-          <w:color w:val="000000" w:themeColor="text1"/>
-        </w:rPr>
-        <w:t xml:space="preserve">. </w:t>
-      </w:r>
-      <w:r>
-        <w:rPr>
-          <w:rFonts w:ascii="Times New Roman" w:hAnsi="Times New Roman" w:cs="Times New Roman"/>
-          <w:color w:val="000000" w:themeColor="text1"/>
-        </w:rPr>
-        <w:br/>
-      </w:r>
-      <w:proofErr w:type="spellStart"/>
-      <w:r>
-        <w:rPr>
-          <w:rFonts w:ascii="Times New Roman" w:hAnsi="Times New Roman" w:cs="Times New Roman"/>
-          <w:color w:val="000000" w:themeColor="text1"/>
-        </w:rPr>
-        <w:t>Poliwag</w:t>
-      </w:r>
-      <w:proofErr w:type="spellEnd"/>
-      <w:r>
-        <w:rPr>
-          <w:rFonts w:ascii="Times New Roman" w:hAnsi="Times New Roman" w:cs="Times New Roman"/>
-          <w:color w:val="000000" w:themeColor="text1"/>
-        </w:rPr>
-        <w:t xml:space="preserve"> Рыбка теряет 20 здоровья.</w:t>
-      </w:r>
-      <w:r>
-        <w:rPr>
-          <w:rFonts w:ascii="Times New Roman" w:hAnsi="Times New Roman" w:cs="Times New Roman"/>
-          <w:color w:val="000000" w:themeColor="text1"/>
-        </w:rPr>
-        <w:br/>
-      </w:r>
-      <w:r>
-        <w:rPr>
-          <w:rFonts w:ascii="Times New Roman" w:hAnsi="Times New Roman" w:cs="Times New Roman"/>
-          <w:color w:val="000000" w:themeColor="text1"/>
-        </w:rPr>
-        <w:br/>
-      </w:r>
-      <w:proofErr w:type="spellStart"/>
-      <w:r>
-        <w:rPr>
-          <w:rFonts w:ascii="Times New Roman" w:hAnsi="Times New Roman" w:cs="Times New Roman"/>
-          <w:color w:val="000000" w:themeColor="text1"/>
-        </w:rPr>
-        <w:t>Poliwag</w:t>
-      </w:r>
-      <w:proofErr w:type="spellEnd"/>
-      <w:r>
-        <w:rPr>
-          <w:rFonts w:ascii="Times New Roman" w:hAnsi="Times New Roman" w:cs="Times New Roman"/>
-          <w:color w:val="000000" w:themeColor="text1"/>
-        </w:rPr>
-        <w:t xml:space="preserve"> Рыбка борется с соперником. </w:t>
+      <w:r>
+        <w:rPr>
+          <w:rFonts w:ascii="Times New Roman" w:hAnsi="Times New Roman" w:cs="Times New Roman"/>
+          <w:color w:val="000000" w:themeColor="text1"/>
+        </w:rPr>
+        <w:t>Volbeat Пчелка из команды белых вступает в бой!</w:t>
+      </w:r>
+      <w:r>
+        <w:rPr>
+          <w:rFonts w:ascii="Times New Roman" w:hAnsi="Times New Roman" w:cs="Times New Roman"/>
+          <w:color w:val="000000" w:themeColor="text1"/>
+        </w:rPr>
+        <w:br/>
+        <w:t>Poliwag Рыбка из команды зеленых вступает в бой!</w:t>
+      </w:r>
+      <w:r>
+        <w:rPr>
+          <w:rFonts w:ascii="Times New Roman" w:hAnsi="Times New Roman" w:cs="Times New Roman"/>
+          <w:color w:val="000000" w:themeColor="text1"/>
+        </w:rPr>
+        <w:br/>
+        <w:t xml:space="preserve">Volbeat Пчелка использует Quick Attack. </w:t>
+      </w:r>
+      <w:r>
+        <w:rPr>
+          <w:rFonts w:ascii="Times New Roman" w:hAnsi="Times New Roman" w:cs="Times New Roman"/>
+          <w:color w:val="000000" w:themeColor="text1"/>
+        </w:rPr>
+        <w:br/>
+        <w:t>Poliwag Рыбка теряет 20 здоровья.</w:t>
+      </w:r>
+      <w:r>
+        <w:rPr>
+          <w:rFonts w:ascii="Times New Roman" w:hAnsi="Times New Roman" w:cs="Times New Roman"/>
+          <w:color w:val="000000" w:themeColor="text1"/>
+        </w:rPr>
+        <w:br/>
+      </w:r>
+      <w:r>
+        <w:rPr>
+          <w:rFonts w:ascii="Times New Roman" w:hAnsi="Times New Roman" w:cs="Times New Roman"/>
+          <w:color w:val="000000" w:themeColor="text1"/>
+        </w:rPr>
+        <w:br/>
+        <w:t xml:space="preserve">Poliwag Рыбка борется с соперником. </w:t>
       </w:r>
       <w:r>
         <w:rPr>
@@ -4333,91 +3796,30 @@
           <w:color w:val="000000" w:themeColor="text1"/>
         </w:rPr>
         <w:br/>
-      </w:r>
-      <w:proofErr w:type="spellStart"/>
-      <w:r>
-        <w:rPr>
-          <w:rFonts w:ascii="Times New Roman" w:hAnsi="Times New Roman" w:cs="Times New Roman"/>
-          <w:color w:val="000000" w:themeColor="text1"/>
-        </w:rPr>
-        <w:t>Volbeat</w:t>
-      </w:r>
-      <w:proofErr w:type="spellEnd"/>
-      <w:r>
-        <w:rPr>
-          <w:rFonts w:ascii="Times New Roman" w:hAnsi="Times New Roman" w:cs="Times New Roman"/>
-          <w:color w:val="000000" w:themeColor="text1"/>
-        </w:rPr>
-        <w:t xml:space="preserve"> Пчелка теряет 29 здоровья.</w:t>
-      </w:r>
-      <w:r>
-        <w:rPr>
-          <w:rFonts w:ascii="Times New Roman" w:hAnsi="Times New Roman" w:cs="Times New Roman"/>
-          <w:color w:val="000000" w:themeColor="text1"/>
-        </w:rPr>
-        <w:br/>
-      </w:r>
-      <w:proofErr w:type="spellStart"/>
-      <w:r>
-        <w:rPr>
-          <w:rFonts w:ascii="Times New Roman" w:hAnsi="Times New Roman" w:cs="Times New Roman"/>
-          <w:color w:val="000000" w:themeColor="text1"/>
-        </w:rPr>
-        <w:t>Poliwag</w:t>
-      </w:r>
-      <w:proofErr w:type="spellEnd"/>
-      <w:r>
-        <w:rPr>
-          <w:rFonts w:ascii="Times New Roman" w:hAnsi="Times New Roman" w:cs="Times New Roman"/>
-          <w:color w:val="000000" w:themeColor="text1"/>
-        </w:rPr>
-        <w:t xml:space="preserve"> Рыбка теряет 7 здоровья.</w:t>
-      </w:r>
-      <w:r>
-        <w:rPr>
-          <w:rFonts w:ascii="Times New Roman" w:hAnsi="Times New Roman" w:cs="Times New Roman"/>
-          <w:color w:val="000000" w:themeColor="text1"/>
-        </w:rPr>
-        <w:br/>
-      </w:r>
-      <w:r>
-        <w:rPr>
-          <w:rFonts w:ascii="Times New Roman" w:hAnsi="Times New Roman" w:cs="Times New Roman"/>
-          <w:color w:val="000000" w:themeColor="text1"/>
-        </w:rPr>
-        <w:br/>
-      </w:r>
-      <w:proofErr w:type="spellStart"/>
-      <w:r>
-        <w:rPr>
-          <w:rFonts w:ascii="Times New Roman" w:hAnsi="Times New Roman" w:cs="Times New Roman"/>
-          <w:color w:val="000000" w:themeColor="text1"/>
-        </w:rPr>
-        <w:t>Volbeat</w:t>
-      </w:r>
-      <w:proofErr w:type="spellEnd"/>
-      <w:r>
-        <w:rPr>
-          <w:rFonts w:ascii="Times New Roman" w:hAnsi="Times New Roman" w:cs="Times New Roman"/>
-          <w:color w:val="000000" w:themeColor="text1"/>
-        </w:rPr>
-        <w:t xml:space="preserve"> Пчелка использует Quick </w:t>
-      </w:r>
-      <w:proofErr w:type="spellStart"/>
-      <w:r>
-        <w:rPr>
-          <w:rFonts w:ascii="Times New Roman" w:hAnsi="Times New Roman" w:cs="Times New Roman"/>
-          <w:color w:val="000000" w:themeColor="text1"/>
-        </w:rPr>
-        <w:t>Attack</w:t>
-      </w:r>
-      <w:proofErr w:type="spellEnd"/>
-      <w:r>
-        <w:rPr>
-          <w:rFonts w:ascii="Times New Roman" w:hAnsi="Times New Roman" w:cs="Times New Roman"/>
-          <w:color w:val="000000" w:themeColor="text1"/>
-        </w:rPr>
-        <w:t xml:space="preserve">. </w:t>
+        <w:t>Volbeat Пчелка теряет 29 здоровья.</w:t>
+      </w:r>
+      <w:r>
+        <w:rPr>
+          <w:rFonts w:ascii="Times New Roman" w:hAnsi="Times New Roman" w:cs="Times New Roman"/>
+          <w:color w:val="000000" w:themeColor="text1"/>
+        </w:rPr>
+        <w:br/>
+        <w:t>Poliwag Рыбка теряет 7 здоровья.</w:t>
+      </w:r>
+      <w:r>
+        <w:rPr>
+          <w:rFonts w:ascii="Times New Roman" w:hAnsi="Times New Roman" w:cs="Times New Roman"/>
+          <w:color w:val="000000" w:themeColor="text1"/>
+        </w:rPr>
+        <w:br/>
+      </w:r>
+      <w:r>
+        <w:rPr>
+          <w:rFonts w:ascii="Times New Roman" w:hAnsi="Times New Roman" w:cs="Times New Roman"/>
+          <w:color w:val="000000" w:themeColor="text1"/>
+        </w:rPr>
+        <w:br/>
+        <w:t xml:space="preserve">Volbeat Пчелка использует Quick Attack. </w:t>
       </w:r>
       <w:r>
         <w:rPr>
@@ -4433,84 +3835,37 @@
           <w:color w:val="000000" w:themeColor="text1"/>
         </w:rPr>
         <w:br/>
-      </w:r>
-      <w:proofErr w:type="spellStart"/>
-      <w:r>
-        <w:rPr>
-          <w:rFonts w:ascii="Times New Roman" w:hAnsi="Times New Roman" w:cs="Times New Roman"/>
-          <w:color w:val="000000" w:themeColor="text1"/>
-        </w:rPr>
-        <w:t>Poliwag</w:t>
-      </w:r>
-      <w:proofErr w:type="spellEnd"/>
-      <w:r>
-        <w:rPr>
-          <w:rFonts w:ascii="Times New Roman" w:hAnsi="Times New Roman" w:cs="Times New Roman"/>
-          <w:color w:val="000000" w:themeColor="text1"/>
-        </w:rPr>
-        <w:t xml:space="preserve"> Рыбка теряет 33 здоровья.</w:t>
-      </w:r>
-      <w:r>
-        <w:rPr>
-          <w:rFonts w:ascii="Times New Roman" w:hAnsi="Times New Roman" w:cs="Times New Roman"/>
-          <w:color w:val="000000" w:themeColor="text1"/>
-        </w:rPr>
-        <w:br/>
-      </w:r>
-      <w:r>
-        <w:rPr>
-          <w:rFonts w:ascii="Times New Roman" w:hAnsi="Times New Roman" w:cs="Times New Roman"/>
-          <w:color w:val="000000" w:themeColor="text1"/>
-        </w:rPr>
-        <w:br/>
-      </w:r>
-      <w:proofErr w:type="spellStart"/>
-      <w:r>
-        <w:rPr>
-          <w:rFonts w:ascii="Times New Roman" w:hAnsi="Times New Roman" w:cs="Times New Roman"/>
-          <w:color w:val="000000" w:themeColor="text1"/>
-        </w:rPr>
-        <w:t>Poliwag</w:t>
-      </w:r>
-      <w:proofErr w:type="spellEnd"/>
-      <w:r>
-        <w:rPr>
-          <w:rFonts w:ascii="Times New Roman" w:hAnsi="Times New Roman" w:cs="Times New Roman"/>
-          <w:color w:val="000000" w:themeColor="text1"/>
-        </w:rPr>
-        <w:t xml:space="preserve"> Рыбка промахивается</w:t>
-      </w:r>
-      <w:r>
-        <w:rPr>
-          <w:rFonts w:ascii="Times New Roman" w:hAnsi="Times New Roman" w:cs="Times New Roman"/>
-          <w:color w:val="000000" w:themeColor="text1"/>
-        </w:rPr>
-        <w:br/>
-      </w:r>
-      <w:r>
-        <w:rPr>
-          <w:rFonts w:ascii="Times New Roman" w:hAnsi="Times New Roman" w:cs="Times New Roman"/>
-          <w:color w:val="000000" w:themeColor="text1"/>
-        </w:rPr>
-        <w:br/>
-      </w:r>
-      <w:proofErr w:type="spellStart"/>
-      <w:proofErr w:type="gramStart"/>
-      <w:r>
-        <w:rPr>
-          <w:rFonts w:ascii="Times New Roman" w:hAnsi="Times New Roman" w:cs="Times New Roman"/>
-          <w:color w:val="000000" w:themeColor="text1"/>
-        </w:rPr>
-        <w:t>Poliwag</w:t>
-      </w:r>
-      <w:proofErr w:type="spellEnd"/>
-      <w:proofErr w:type="gramEnd"/>
-      <w:r>
-        <w:rPr>
-          <w:rFonts w:ascii="Times New Roman" w:hAnsi="Times New Roman" w:cs="Times New Roman"/>
-          <w:color w:val="000000" w:themeColor="text1"/>
-        </w:rPr>
-        <w:t xml:space="preserve"> Рыбка борется с соперником. </w:t>
+        <w:t>Poliwag Рыбка теряет 33 здоровья.</w:t>
+      </w:r>
+      <w:r>
+        <w:rPr>
+          <w:rFonts w:ascii="Times New Roman" w:hAnsi="Times New Roman" w:cs="Times New Roman"/>
+          <w:color w:val="000000" w:themeColor="text1"/>
+        </w:rPr>
+        <w:br/>
+      </w:r>
+      <w:r>
+        <w:rPr>
+          <w:rFonts w:ascii="Times New Roman" w:hAnsi="Times New Roman" w:cs="Times New Roman"/>
+          <w:color w:val="000000" w:themeColor="text1"/>
+        </w:rPr>
+        <w:br/>
+        <w:t>Poliwag Рыбка промахивается</w:t>
+      </w:r>
+      <w:r>
+        <w:rPr>
+          <w:rFonts w:ascii="Times New Roman" w:hAnsi="Times New Roman" w:cs="Times New Roman"/>
+          <w:color w:val="000000" w:themeColor="text1"/>
+        </w:rPr>
+        <w:br/>
+      </w:r>
+      <w:r>
+        <w:rPr>
+          <w:rFonts w:ascii="Times New Roman" w:hAnsi="Times New Roman" w:cs="Times New Roman"/>
+          <w:color w:val="000000" w:themeColor="text1"/>
+        </w:rPr>
+        <w:br/>
+        <w:t xml:space="preserve">Poliwag Рыбка борется с соперником. </w:t>
       </w:r>
       <w:r>
         <w:rPr>
@@ -4526,800 +3881,298 @@
           <w:color w:val="000000" w:themeColor="text1"/>
         </w:rPr>
         <w:br/>
-      </w:r>
-      <w:proofErr w:type="spellStart"/>
-      <w:r>
-        <w:rPr>
-          <w:rFonts w:ascii="Times New Roman" w:hAnsi="Times New Roman" w:cs="Times New Roman"/>
-          <w:color w:val="000000" w:themeColor="text1"/>
-        </w:rPr>
-        <w:t>Volbeat</w:t>
-      </w:r>
-      <w:proofErr w:type="spellEnd"/>
-      <w:r>
-        <w:rPr>
-          <w:rFonts w:ascii="Times New Roman" w:hAnsi="Times New Roman" w:cs="Times New Roman"/>
-          <w:color w:val="000000" w:themeColor="text1"/>
-        </w:rPr>
-        <w:t xml:space="preserve"> Пчелка теряет 24 здоровья.</w:t>
-      </w:r>
-      <w:r>
-        <w:rPr>
-          <w:rFonts w:ascii="Times New Roman" w:hAnsi="Times New Roman" w:cs="Times New Roman"/>
-          <w:color w:val="000000" w:themeColor="text1"/>
-        </w:rPr>
-        <w:br/>
-      </w:r>
-      <w:proofErr w:type="spellStart"/>
-      <w:r>
-        <w:rPr>
-          <w:rFonts w:ascii="Times New Roman" w:hAnsi="Times New Roman" w:cs="Times New Roman"/>
-          <w:color w:val="000000" w:themeColor="text1"/>
-        </w:rPr>
-        <w:t>Poliwag</w:t>
-      </w:r>
-      <w:proofErr w:type="spellEnd"/>
-      <w:r>
-        <w:rPr>
-          <w:rFonts w:ascii="Times New Roman" w:hAnsi="Times New Roman" w:cs="Times New Roman"/>
-          <w:color w:val="000000" w:themeColor="text1"/>
-        </w:rPr>
-        <w:t xml:space="preserve"> Рыбка теряет 6 здоровья.</w:t>
-      </w:r>
-      <w:r>
-        <w:rPr>
-          <w:rFonts w:ascii="Times New Roman" w:hAnsi="Times New Roman" w:cs="Times New Roman"/>
-          <w:color w:val="000000" w:themeColor="text1"/>
-        </w:rPr>
-        <w:br/>
-      </w:r>
-      <w:r>
-        <w:rPr>
-          <w:rFonts w:ascii="Times New Roman" w:hAnsi="Times New Roman" w:cs="Times New Roman"/>
-          <w:color w:val="000000" w:themeColor="text1"/>
-        </w:rPr>
-        <w:br/>
-      </w:r>
-      <w:proofErr w:type="spellStart"/>
-      <w:r>
-        <w:rPr>
-          <w:rFonts w:ascii="Times New Roman" w:hAnsi="Times New Roman" w:cs="Times New Roman"/>
-          <w:color w:val="000000" w:themeColor="text1"/>
-        </w:rPr>
-        <w:t>Volbeat</w:t>
-      </w:r>
-      <w:proofErr w:type="spellEnd"/>
-      <w:r>
-        <w:rPr>
-          <w:rFonts w:ascii="Times New Roman" w:hAnsi="Times New Roman" w:cs="Times New Roman"/>
-          <w:color w:val="000000" w:themeColor="text1"/>
-        </w:rPr>
-        <w:t xml:space="preserve"> Пчелка использует </w:t>
-      </w:r>
-      <w:proofErr w:type="spellStart"/>
-      <w:r>
-        <w:rPr>
-          <w:rFonts w:ascii="Times New Roman" w:hAnsi="Times New Roman" w:cs="Times New Roman"/>
-          <w:color w:val="000000" w:themeColor="text1"/>
-        </w:rPr>
-        <w:t>Aerial</w:t>
-      </w:r>
-      <w:proofErr w:type="spellEnd"/>
-      <w:r>
-        <w:rPr>
-          <w:rFonts w:ascii="Times New Roman" w:hAnsi="Times New Roman" w:cs="Times New Roman"/>
-          <w:color w:val="000000" w:themeColor="text1"/>
-        </w:rPr>
-        <w:t xml:space="preserve"> </w:t>
-      </w:r>
-      <w:proofErr w:type="spellStart"/>
-      <w:r>
-        <w:rPr>
-          <w:rFonts w:ascii="Times New Roman" w:hAnsi="Times New Roman" w:cs="Times New Roman"/>
-          <w:color w:val="000000" w:themeColor="text1"/>
-        </w:rPr>
-        <w:t>Ace</w:t>
-      </w:r>
-      <w:proofErr w:type="spellEnd"/>
-      <w:r>
-        <w:rPr>
-          <w:rFonts w:ascii="Times New Roman" w:hAnsi="Times New Roman" w:cs="Times New Roman"/>
-          <w:color w:val="000000" w:themeColor="text1"/>
-        </w:rPr>
-        <w:t xml:space="preserve">. </w:t>
-      </w:r>
-      <w:r>
-        <w:rPr>
-          <w:rFonts w:ascii="Times New Roman" w:hAnsi="Times New Roman" w:cs="Times New Roman"/>
-          <w:color w:val="000000" w:themeColor="text1"/>
-        </w:rPr>
-        <w:br/>
-      </w:r>
-      <w:proofErr w:type="spellStart"/>
+        <w:t>Volbeat Пчелка теряет 24 здоровья.</w:t>
+      </w:r>
+      <w:r>
+        <w:rPr>
+          <w:rFonts w:ascii="Times New Roman" w:hAnsi="Times New Roman" w:cs="Times New Roman"/>
+          <w:color w:val="000000" w:themeColor="text1"/>
+        </w:rPr>
+        <w:br/>
+        <w:t>Poliwag Рыбка теряет 6 здоровья.</w:t>
+      </w:r>
+      <w:r>
+        <w:rPr>
+          <w:rFonts w:ascii="Times New Roman" w:hAnsi="Times New Roman" w:cs="Times New Roman"/>
+          <w:color w:val="000000" w:themeColor="text1"/>
+        </w:rPr>
+        <w:br/>
+      </w:r>
+      <w:r>
+        <w:rPr>
+          <w:rFonts w:ascii="Times New Roman" w:hAnsi="Times New Roman" w:cs="Times New Roman"/>
+          <w:color w:val="000000" w:themeColor="text1"/>
+        </w:rPr>
+        <w:br/>
+        <w:t xml:space="preserve">Volbeat Пчелка использует Aerial Ace. </w:t>
+      </w:r>
+      <w:r>
+        <w:rPr>
+          <w:rFonts w:ascii="Times New Roman" w:hAnsi="Times New Roman" w:cs="Times New Roman"/>
+          <w:color w:val="000000" w:themeColor="text1"/>
+        </w:rPr>
+        <w:br/>
+      </w:r>
       <w:r>
         <w:rPr>
           <w:rFonts w:ascii="Times New Roman" w:hAnsi="Times New Roman" w:cs="Times New Roman"/>
           <w:color w:val="000000" w:themeColor="text1"/>
         </w:rPr>
         <w:lastRenderedPageBreak/>
-        <w:t>Poliwag</w:t>
-      </w:r>
-      <w:proofErr w:type="spellEnd"/>
-      <w:r>
-        <w:rPr>
-          <w:rFonts w:ascii="Times New Roman" w:hAnsi="Times New Roman" w:cs="Times New Roman"/>
-          <w:color w:val="000000" w:themeColor="text1"/>
-        </w:rPr>
-        <w:t xml:space="preserve"> Рыбка теряет 30 здоровья.</w:t>
-      </w:r>
-      <w:r>
-        <w:rPr>
-          <w:rFonts w:ascii="Times New Roman" w:hAnsi="Times New Roman" w:cs="Times New Roman"/>
-          <w:color w:val="000000" w:themeColor="text1"/>
-        </w:rPr>
-        <w:br/>
-      </w:r>
-      <w:r>
-        <w:rPr>
-          <w:rFonts w:ascii="Times New Roman" w:hAnsi="Times New Roman" w:cs="Times New Roman"/>
-          <w:color w:val="000000" w:themeColor="text1"/>
-        </w:rPr>
-        <w:br/>
-      </w:r>
-      <w:proofErr w:type="spellStart"/>
-      <w:r>
-        <w:rPr>
-          <w:rFonts w:ascii="Times New Roman" w:hAnsi="Times New Roman" w:cs="Times New Roman"/>
-          <w:color w:val="000000" w:themeColor="text1"/>
-        </w:rPr>
-        <w:t>Poliwag</w:t>
-      </w:r>
-      <w:proofErr w:type="spellEnd"/>
-      <w:r>
-        <w:rPr>
-          <w:rFonts w:ascii="Times New Roman" w:hAnsi="Times New Roman" w:cs="Times New Roman"/>
-          <w:color w:val="000000" w:themeColor="text1"/>
-        </w:rPr>
-        <w:t xml:space="preserve"> Рыбка промахивается</w:t>
-      </w:r>
-      <w:r>
-        <w:rPr>
-          <w:rFonts w:ascii="Times New Roman" w:hAnsi="Times New Roman" w:cs="Times New Roman"/>
-          <w:color w:val="000000" w:themeColor="text1"/>
-        </w:rPr>
-        <w:br/>
-      </w:r>
-      <w:r>
-        <w:rPr>
-          <w:rFonts w:ascii="Times New Roman" w:hAnsi="Times New Roman" w:cs="Times New Roman"/>
-          <w:color w:val="000000" w:themeColor="text1"/>
-        </w:rPr>
-        <w:br/>
-      </w:r>
-      <w:proofErr w:type="spellStart"/>
-      <w:proofErr w:type="gramStart"/>
-      <w:r>
-        <w:rPr>
-          <w:rFonts w:ascii="Times New Roman" w:hAnsi="Times New Roman" w:cs="Times New Roman"/>
-          <w:color w:val="000000" w:themeColor="text1"/>
-        </w:rPr>
-        <w:t>Volbeat</w:t>
-      </w:r>
-      <w:proofErr w:type="spellEnd"/>
-      <w:proofErr w:type="gramEnd"/>
-      <w:r>
-        <w:rPr>
-          <w:rFonts w:ascii="Times New Roman" w:hAnsi="Times New Roman" w:cs="Times New Roman"/>
-          <w:color w:val="000000" w:themeColor="text1"/>
-        </w:rPr>
-        <w:t xml:space="preserve"> Пчелка использует Flash. </w:t>
-      </w:r>
-      <w:r>
-        <w:rPr>
-          <w:rFonts w:ascii="Times New Roman" w:hAnsi="Times New Roman" w:cs="Times New Roman"/>
-          <w:color w:val="000000" w:themeColor="text1"/>
-        </w:rPr>
-        <w:br/>
-      </w:r>
-      <w:proofErr w:type="spellStart"/>
-      <w:r>
-        <w:rPr>
-          <w:rFonts w:ascii="Times New Roman" w:hAnsi="Times New Roman" w:cs="Times New Roman"/>
-          <w:color w:val="000000" w:themeColor="text1"/>
-        </w:rPr>
-        <w:t>Poliwag</w:t>
-      </w:r>
-      <w:proofErr w:type="spellEnd"/>
-      <w:r>
-        <w:rPr>
-          <w:rFonts w:ascii="Times New Roman" w:hAnsi="Times New Roman" w:cs="Times New Roman"/>
-          <w:color w:val="000000" w:themeColor="text1"/>
-        </w:rPr>
-        <w:t xml:space="preserve"> Рыбка уменьшает точность.</w:t>
-      </w:r>
-      <w:r>
-        <w:rPr>
-          <w:rFonts w:ascii="Times New Roman" w:hAnsi="Times New Roman" w:cs="Times New Roman"/>
-          <w:color w:val="000000" w:themeColor="text1"/>
-        </w:rPr>
-        <w:br/>
-      </w:r>
-      <w:r>
-        <w:rPr>
-          <w:rFonts w:ascii="Times New Roman" w:hAnsi="Times New Roman" w:cs="Times New Roman"/>
-          <w:color w:val="000000" w:themeColor="text1"/>
-        </w:rPr>
-        <w:br/>
-      </w:r>
-      <w:proofErr w:type="spellStart"/>
-      <w:r>
-        <w:rPr>
-          <w:rFonts w:ascii="Times New Roman" w:hAnsi="Times New Roman" w:cs="Times New Roman"/>
-          <w:color w:val="000000" w:themeColor="text1"/>
-        </w:rPr>
-        <w:t>Poliwag</w:t>
-      </w:r>
-      <w:proofErr w:type="spellEnd"/>
-      <w:r>
-        <w:rPr>
-          <w:rFonts w:ascii="Times New Roman" w:hAnsi="Times New Roman" w:cs="Times New Roman"/>
-          <w:color w:val="000000" w:themeColor="text1"/>
-        </w:rPr>
-        <w:t xml:space="preserve"> Рыбка использует Blizzard. </w:t>
-      </w:r>
-      <w:r>
-        <w:rPr>
-          <w:rFonts w:ascii="Times New Roman" w:hAnsi="Times New Roman" w:cs="Times New Roman"/>
-          <w:color w:val="000000" w:themeColor="text1"/>
-        </w:rPr>
-        <w:br/>
-      </w:r>
-      <w:proofErr w:type="spellStart"/>
-      <w:r>
-        <w:rPr>
-          <w:rFonts w:ascii="Times New Roman" w:hAnsi="Times New Roman" w:cs="Times New Roman"/>
-          <w:color w:val="000000" w:themeColor="text1"/>
-        </w:rPr>
-        <w:t>Volbeat</w:t>
-      </w:r>
-      <w:proofErr w:type="spellEnd"/>
-      <w:r>
-        <w:rPr>
-          <w:rFonts w:ascii="Times New Roman" w:hAnsi="Times New Roman" w:cs="Times New Roman"/>
-          <w:color w:val="000000" w:themeColor="text1"/>
-        </w:rPr>
-        <w:t xml:space="preserve"> Пчелка теряет 22 здоровья.</w:t>
-      </w:r>
-      <w:r>
-        <w:rPr>
-          <w:rFonts w:ascii="Times New Roman" w:hAnsi="Times New Roman" w:cs="Times New Roman"/>
-          <w:color w:val="000000" w:themeColor="text1"/>
-        </w:rPr>
-        <w:br/>
-      </w:r>
-      <w:r>
-        <w:rPr>
-          <w:rFonts w:ascii="Times New Roman" w:hAnsi="Times New Roman" w:cs="Times New Roman"/>
-          <w:color w:val="000000" w:themeColor="text1"/>
-        </w:rPr>
-        <w:br/>
-      </w:r>
-      <w:proofErr w:type="spellStart"/>
-      <w:r>
-        <w:rPr>
-          <w:rFonts w:ascii="Times New Roman" w:hAnsi="Times New Roman" w:cs="Times New Roman"/>
-          <w:color w:val="000000" w:themeColor="text1"/>
-        </w:rPr>
-        <w:t>Volbeat</w:t>
-      </w:r>
-      <w:proofErr w:type="spellEnd"/>
-      <w:r>
-        <w:rPr>
-          <w:rFonts w:ascii="Times New Roman" w:hAnsi="Times New Roman" w:cs="Times New Roman"/>
-          <w:color w:val="000000" w:themeColor="text1"/>
-        </w:rPr>
-        <w:t xml:space="preserve"> Пчелка использует Flash. </w:t>
-      </w:r>
-      <w:r>
-        <w:rPr>
-          <w:rFonts w:ascii="Times New Roman" w:hAnsi="Times New Roman" w:cs="Times New Roman"/>
-          <w:color w:val="000000" w:themeColor="text1"/>
-        </w:rPr>
-        <w:br/>
-      </w:r>
-      <w:proofErr w:type="spellStart"/>
-      <w:r>
-        <w:rPr>
-          <w:rFonts w:ascii="Times New Roman" w:hAnsi="Times New Roman" w:cs="Times New Roman"/>
-          <w:color w:val="000000" w:themeColor="text1"/>
-        </w:rPr>
-        <w:t>Poliwag</w:t>
-      </w:r>
-      <w:proofErr w:type="spellEnd"/>
-      <w:r>
-        <w:rPr>
-          <w:rFonts w:ascii="Times New Roman" w:hAnsi="Times New Roman" w:cs="Times New Roman"/>
-          <w:color w:val="000000" w:themeColor="text1"/>
-        </w:rPr>
-        <w:t xml:space="preserve"> Рыбка уменьшает точность.</w:t>
-      </w:r>
-      <w:r>
-        <w:rPr>
-          <w:rFonts w:ascii="Times New Roman" w:hAnsi="Times New Roman" w:cs="Times New Roman"/>
-          <w:color w:val="000000" w:themeColor="text1"/>
-        </w:rPr>
-        <w:br/>
-      </w:r>
-      <w:r>
-        <w:rPr>
-          <w:rFonts w:ascii="Times New Roman" w:hAnsi="Times New Roman" w:cs="Times New Roman"/>
-          <w:color w:val="000000" w:themeColor="text1"/>
-        </w:rPr>
-        <w:br/>
-      </w:r>
-      <w:proofErr w:type="spellStart"/>
-      <w:r>
-        <w:rPr>
-          <w:rFonts w:ascii="Times New Roman" w:hAnsi="Times New Roman" w:cs="Times New Roman"/>
-          <w:color w:val="000000" w:themeColor="text1"/>
-        </w:rPr>
-        <w:t>Poliwag</w:t>
-      </w:r>
-      <w:proofErr w:type="spellEnd"/>
-      <w:r>
-        <w:rPr>
-          <w:rFonts w:ascii="Times New Roman" w:hAnsi="Times New Roman" w:cs="Times New Roman"/>
-          <w:color w:val="000000" w:themeColor="text1"/>
-        </w:rPr>
-        <w:t xml:space="preserve"> Рыбка использует Blizzard. </w:t>
-      </w:r>
-      <w:r>
-        <w:rPr>
-          <w:rFonts w:ascii="Times New Roman" w:hAnsi="Times New Roman" w:cs="Times New Roman"/>
-          <w:color w:val="000000" w:themeColor="text1"/>
-        </w:rPr>
-        <w:br/>
-      </w:r>
-      <w:proofErr w:type="spellStart"/>
-      <w:r>
-        <w:rPr>
-          <w:rFonts w:ascii="Times New Roman" w:hAnsi="Times New Roman" w:cs="Times New Roman"/>
-          <w:color w:val="000000" w:themeColor="text1"/>
-        </w:rPr>
-        <w:t>Volbeat</w:t>
-      </w:r>
-      <w:proofErr w:type="spellEnd"/>
-      <w:r>
-        <w:rPr>
-          <w:rFonts w:ascii="Times New Roman" w:hAnsi="Times New Roman" w:cs="Times New Roman"/>
-          <w:color w:val="000000" w:themeColor="text1"/>
-        </w:rPr>
-        <w:t xml:space="preserve"> Пчелка теряет 20 здоровья.</w:t>
-      </w:r>
-      <w:r>
-        <w:rPr>
-          <w:rFonts w:ascii="Times New Roman" w:hAnsi="Times New Roman" w:cs="Times New Roman"/>
-          <w:color w:val="000000" w:themeColor="text1"/>
-        </w:rPr>
-        <w:br/>
-      </w:r>
-      <w:r>
-        <w:rPr>
-          <w:rFonts w:ascii="Times New Roman" w:hAnsi="Times New Roman" w:cs="Times New Roman"/>
-          <w:color w:val="000000" w:themeColor="text1"/>
-        </w:rPr>
-        <w:br/>
-      </w:r>
-      <w:proofErr w:type="spellStart"/>
-      <w:r>
-        <w:rPr>
-          <w:rFonts w:ascii="Times New Roman" w:hAnsi="Times New Roman" w:cs="Times New Roman"/>
-          <w:color w:val="000000" w:themeColor="text1"/>
-        </w:rPr>
-        <w:t>Volbeat</w:t>
-      </w:r>
-      <w:proofErr w:type="spellEnd"/>
-      <w:r>
-        <w:rPr>
-          <w:rFonts w:ascii="Times New Roman" w:hAnsi="Times New Roman" w:cs="Times New Roman"/>
-          <w:color w:val="000000" w:themeColor="text1"/>
-        </w:rPr>
-        <w:t xml:space="preserve"> Пчелка использует Flash. </w:t>
-      </w:r>
-      <w:r>
-        <w:rPr>
-          <w:rFonts w:ascii="Times New Roman" w:hAnsi="Times New Roman" w:cs="Times New Roman"/>
-          <w:color w:val="000000" w:themeColor="text1"/>
-        </w:rPr>
-        <w:br/>
-      </w:r>
-      <w:proofErr w:type="spellStart"/>
-      <w:r>
-        <w:rPr>
-          <w:rFonts w:ascii="Times New Roman" w:hAnsi="Times New Roman" w:cs="Times New Roman"/>
-          <w:color w:val="000000" w:themeColor="text1"/>
-        </w:rPr>
-        <w:t>Poliwag</w:t>
-      </w:r>
-      <w:proofErr w:type="spellEnd"/>
-      <w:r>
-        <w:rPr>
-          <w:rFonts w:ascii="Times New Roman" w:hAnsi="Times New Roman" w:cs="Times New Roman"/>
-          <w:color w:val="000000" w:themeColor="text1"/>
-        </w:rPr>
-        <w:t xml:space="preserve"> Рыбка уменьшает точность.</w:t>
-      </w:r>
-      <w:r>
-        <w:rPr>
-          <w:rFonts w:ascii="Times New Roman" w:hAnsi="Times New Roman" w:cs="Times New Roman"/>
-          <w:color w:val="000000" w:themeColor="text1"/>
-        </w:rPr>
-        <w:br/>
-      </w:r>
-      <w:r>
-        <w:rPr>
-          <w:rFonts w:ascii="Times New Roman" w:hAnsi="Times New Roman" w:cs="Times New Roman"/>
-          <w:color w:val="000000" w:themeColor="text1"/>
-        </w:rPr>
-        <w:br/>
-      </w:r>
-      <w:proofErr w:type="spellStart"/>
-      <w:r>
-        <w:rPr>
-          <w:rFonts w:ascii="Times New Roman" w:hAnsi="Times New Roman" w:cs="Times New Roman"/>
-          <w:color w:val="000000" w:themeColor="text1"/>
-        </w:rPr>
-        <w:t>Poliwag</w:t>
-      </w:r>
-      <w:proofErr w:type="spellEnd"/>
-      <w:r>
-        <w:rPr>
-          <w:rFonts w:ascii="Times New Roman" w:hAnsi="Times New Roman" w:cs="Times New Roman"/>
-          <w:color w:val="000000" w:themeColor="text1"/>
-        </w:rPr>
-        <w:t xml:space="preserve"> Рыбка промахивается</w:t>
-      </w:r>
-      <w:r>
-        <w:rPr>
-          <w:rFonts w:ascii="Times New Roman" w:hAnsi="Times New Roman" w:cs="Times New Roman"/>
-          <w:color w:val="000000" w:themeColor="text1"/>
-        </w:rPr>
-        <w:br/>
-      </w:r>
-      <w:r>
-        <w:rPr>
-          <w:rFonts w:ascii="Times New Roman" w:hAnsi="Times New Roman" w:cs="Times New Roman"/>
-          <w:color w:val="000000" w:themeColor="text1"/>
-        </w:rPr>
-        <w:br/>
-      </w:r>
-      <w:proofErr w:type="spellStart"/>
-      <w:proofErr w:type="gramStart"/>
-      <w:r>
-        <w:rPr>
-          <w:rFonts w:ascii="Times New Roman" w:hAnsi="Times New Roman" w:cs="Times New Roman"/>
-          <w:color w:val="000000" w:themeColor="text1"/>
-        </w:rPr>
-        <w:t>Volbeat</w:t>
-      </w:r>
-      <w:proofErr w:type="spellEnd"/>
-      <w:proofErr w:type="gramEnd"/>
-      <w:r>
-        <w:rPr>
-          <w:rFonts w:ascii="Times New Roman" w:hAnsi="Times New Roman" w:cs="Times New Roman"/>
-          <w:color w:val="000000" w:themeColor="text1"/>
-        </w:rPr>
-        <w:t xml:space="preserve"> Пчелка использует </w:t>
-      </w:r>
-      <w:proofErr w:type="spellStart"/>
-      <w:r>
-        <w:rPr>
-          <w:rFonts w:ascii="Times New Roman" w:hAnsi="Times New Roman" w:cs="Times New Roman"/>
-          <w:color w:val="000000" w:themeColor="text1"/>
-        </w:rPr>
-        <w:t>Aerial</w:t>
-      </w:r>
-      <w:proofErr w:type="spellEnd"/>
-      <w:r>
-        <w:rPr>
-          <w:rFonts w:ascii="Times New Roman" w:hAnsi="Times New Roman" w:cs="Times New Roman"/>
-          <w:color w:val="000000" w:themeColor="text1"/>
-        </w:rPr>
-        <w:t xml:space="preserve"> </w:t>
-      </w:r>
-      <w:proofErr w:type="spellStart"/>
-      <w:r>
-        <w:rPr>
-          <w:rFonts w:ascii="Times New Roman" w:hAnsi="Times New Roman" w:cs="Times New Roman"/>
-          <w:color w:val="000000" w:themeColor="text1"/>
-        </w:rPr>
-        <w:t>Ace</w:t>
-      </w:r>
-      <w:proofErr w:type="spellEnd"/>
-      <w:r>
-        <w:rPr>
-          <w:rFonts w:ascii="Times New Roman" w:hAnsi="Times New Roman" w:cs="Times New Roman"/>
-          <w:color w:val="000000" w:themeColor="text1"/>
-        </w:rPr>
-        <w:t xml:space="preserve">. </w:t>
-      </w:r>
-      <w:r>
-        <w:rPr>
-          <w:rFonts w:ascii="Times New Roman" w:hAnsi="Times New Roman" w:cs="Times New Roman"/>
-          <w:color w:val="000000" w:themeColor="text1"/>
-        </w:rPr>
-        <w:br/>
-      </w:r>
-      <w:proofErr w:type="spellStart"/>
-      <w:r>
-        <w:rPr>
-          <w:rFonts w:ascii="Times New Roman" w:hAnsi="Times New Roman" w:cs="Times New Roman"/>
-          <w:color w:val="000000" w:themeColor="text1"/>
-        </w:rPr>
-        <w:t>Poliwag</w:t>
-      </w:r>
-      <w:proofErr w:type="spellEnd"/>
-      <w:r>
-        <w:rPr>
-          <w:rFonts w:ascii="Times New Roman" w:hAnsi="Times New Roman" w:cs="Times New Roman"/>
-          <w:color w:val="000000" w:themeColor="text1"/>
-        </w:rPr>
-        <w:t xml:space="preserve"> Рыбка теряет 22 здоровья.</w:t>
-      </w:r>
-      <w:r>
-        <w:rPr>
-          <w:rFonts w:ascii="Times New Roman" w:hAnsi="Times New Roman" w:cs="Times New Roman"/>
-          <w:color w:val="000000" w:themeColor="text1"/>
-        </w:rPr>
-        <w:br/>
-      </w:r>
-      <w:r>
-        <w:rPr>
-          <w:rFonts w:ascii="Times New Roman" w:hAnsi="Times New Roman" w:cs="Times New Roman"/>
-          <w:color w:val="000000" w:themeColor="text1"/>
-        </w:rPr>
-        <w:br/>
-      </w:r>
-      <w:proofErr w:type="spellStart"/>
-      <w:r>
-        <w:rPr>
-          <w:rFonts w:ascii="Times New Roman" w:hAnsi="Times New Roman" w:cs="Times New Roman"/>
-          <w:color w:val="000000" w:themeColor="text1"/>
-        </w:rPr>
-        <w:t>Poliwag</w:t>
-      </w:r>
-      <w:proofErr w:type="spellEnd"/>
-      <w:r>
-        <w:rPr>
-          <w:rFonts w:ascii="Times New Roman" w:hAnsi="Times New Roman" w:cs="Times New Roman"/>
-          <w:color w:val="000000" w:themeColor="text1"/>
-        </w:rPr>
-        <w:t xml:space="preserve"> Рыбка промахивается</w:t>
-      </w:r>
-      <w:r>
-        <w:rPr>
-          <w:rFonts w:ascii="Times New Roman" w:hAnsi="Times New Roman" w:cs="Times New Roman"/>
-          <w:color w:val="000000" w:themeColor="text1"/>
-        </w:rPr>
-        <w:br/>
-      </w:r>
-      <w:r>
-        <w:rPr>
-          <w:rFonts w:ascii="Times New Roman" w:hAnsi="Times New Roman" w:cs="Times New Roman"/>
-          <w:color w:val="000000" w:themeColor="text1"/>
-        </w:rPr>
-        <w:br/>
-      </w:r>
-      <w:proofErr w:type="spellStart"/>
-      <w:proofErr w:type="gramStart"/>
-      <w:r>
-        <w:rPr>
-          <w:rFonts w:ascii="Times New Roman" w:hAnsi="Times New Roman" w:cs="Times New Roman"/>
-          <w:color w:val="000000" w:themeColor="text1"/>
-        </w:rPr>
-        <w:t>Volbeat</w:t>
-      </w:r>
-      <w:proofErr w:type="spellEnd"/>
-      <w:proofErr w:type="gramEnd"/>
-      <w:r>
-        <w:rPr>
-          <w:rFonts w:ascii="Times New Roman" w:hAnsi="Times New Roman" w:cs="Times New Roman"/>
-          <w:color w:val="000000" w:themeColor="text1"/>
-        </w:rPr>
-        <w:t xml:space="preserve"> Пчелка использует </w:t>
-      </w:r>
-      <w:proofErr w:type="spellStart"/>
-      <w:r>
-        <w:rPr>
-          <w:rFonts w:ascii="Times New Roman" w:hAnsi="Times New Roman" w:cs="Times New Roman"/>
-          <w:color w:val="000000" w:themeColor="text1"/>
-        </w:rPr>
-        <w:t>Aerial</w:t>
-      </w:r>
-      <w:proofErr w:type="spellEnd"/>
-      <w:r>
-        <w:rPr>
-          <w:rFonts w:ascii="Times New Roman" w:hAnsi="Times New Roman" w:cs="Times New Roman"/>
-          <w:color w:val="000000" w:themeColor="text1"/>
-        </w:rPr>
-        <w:t xml:space="preserve"> </w:t>
-      </w:r>
-      <w:proofErr w:type="spellStart"/>
-      <w:r>
-        <w:rPr>
-          <w:rFonts w:ascii="Times New Roman" w:hAnsi="Times New Roman" w:cs="Times New Roman"/>
-          <w:color w:val="000000" w:themeColor="text1"/>
-        </w:rPr>
-        <w:t>Ace</w:t>
-      </w:r>
-      <w:proofErr w:type="spellEnd"/>
-      <w:r>
-        <w:rPr>
-          <w:rFonts w:ascii="Times New Roman" w:hAnsi="Times New Roman" w:cs="Times New Roman"/>
-          <w:color w:val="000000" w:themeColor="text1"/>
-        </w:rPr>
-        <w:t xml:space="preserve">. </w:t>
-      </w:r>
-      <w:r>
-        <w:rPr>
-          <w:rFonts w:ascii="Times New Roman" w:hAnsi="Times New Roman" w:cs="Times New Roman"/>
-          <w:color w:val="000000" w:themeColor="text1"/>
-        </w:rPr>
-        <w:br/>
-      </w:r>
-      <w:proofErr w:type="spellStart"/>
-      <w:r>
-        <w:rPr>
-          <w:rFonts w:ascii="Times New Roman" w:hAnsi="Times New Roman" w:cs="Times New Roman"/>
-          <w:color w:val="000000" w:themeColor="text1"/>
-        </w:rPr>
-        <w:t>Poliwag</w:t>
-      </w:r>
-      <w:proofErr w:type="spellEnd"/>
-      <w:r>
-        <w:rPr>
-          <w:rFonts w:ascii="Times New Roman" w:hAnsi="Times New Roman" w:cs="Times New Roman"/>
-          <w:color w:val="000000" w:themeColor="text1"/>
-        </w:rPr>
-        <w:t xml:space="preserve"> Рыбка теряет 28 здоровья.</w:t>
-      </w:r>
-      <w:r>
-        <w:rPr>
-          <w:rFonts w:ascii="Times New Roman" w:hAnsi="Times New Roman" w:cs="Times New Roman"/>
-          <w:color w:val="000000" w:themeColor="text1"/>
-        </w:rPr>
-        <w:br/>
-      </w:r>
-      <w:proofErr w:type="spellStart"/>
-      <w:r>
-        <w:rPr>
-          <w:rFonts w:ascii="Times New Roman" w:hAnsi="Times New Roman" w:cs="Times New Roman"/>
-          <w:color w:val="000000" w:themeColor="text1"/>
-        </w:rPr>
-        <w:t>Poliwag</w:t>
-      </w:r>
-      <w:proofErr w:type="spellEnd"/>
-      <w:r>
-        <w:rPr>
-          <w:rFonts w:ascii="Times New Roman" w:hAnsi="Times New Roman" w:cs="Times New Roman"/>
-          <w:color w:val="000000" w:themeColor="text1"/>
-        </w:rPr>
-        <w:t xml:space="preserve"> Рыбка теряет сознание.</w:t>
-      </w:r>
-      <w:r>
-        <w:rPr>
-          <w:rFonts w:ascii="Times New Roman" w:hAnsi="Times New Roman" w:cs="Times New Roman"/>
-          <w:color w:val="000000" w:themeColor="text1"/>
-        </w:rPr>
-        <w:br/>
-      </w:r>
-      <w:proofErr w:type="spellStart"/>
-      <w:r>
-        <w:rPr>
-          <w:rFonts w:ascii="Times New Roman" w:hAnsi="Times New Roman" w:cs="Times New Roman"/>
-          <w:color w:val="000000" w:themeColor="text1"/>
-        </w:rPr>
-        <w:t>Poliwhirl</w:t>
-      </w:r>
-      <w:proofErr w:type="spellEnd"/>
-      <w:r>
-        <w:rPr>
-          <w:rFonts w:ascii="Times New Roman" w:hAnsi="Times New Roman" w:cs="Times New Roman"/>
-          <w:color w:val="000000" w:themeColor="text1"/>
-        </w:rPr>
-        <w:t xml:space="preserve"> Друган из команды зеленых вступает в бой!</w:t>
-      </w:r>
-      <w:r>
-        <w:rPr>
-          <w:rFonts w:ascii="Times New Roman" w:hAnsi="Times New Roman" w:cs="Times New Roman"/>
-          <w:color w:val="000000" w:themeColor="text1"/>
-        </w:rPr>
-        <w:br/>
-      </w:r>
-      <w:proofErr w:type="spellStart"/>
-      <w:r>
-        <w:rPr>
-          <w:rFonts w:ascii="Times New Roman" w:hAnsi="Times New Roman" w:cs="Times New Roman"/>
-          <w:color w:val="000000" w:themeColor="text1"/>
-        </w:rPr>
-        <w:t>Volbeat</w:t>
-      </w:r>
-      <w:proofErr w:type="spellEnd"/>
-      <w:r>
-        <w:rPr>
-          <w:rFonts w:ascii="Times New Roman" w:hAnsi="Times New Roman" w:cs="Times New Roman"/>
-          <w:color w:val="000000" w:themeColor="text1"/>
-        </w:rPr>
-        <w:t xml:space="preserve"> Пчелка использует Quick </w:t>
-      </w:r>
-      <w:proofErr w:type="spellStart"/>
-      <w:r>
-        <w:rPr>
-          <w:rFonts w:ascii="Times New Roman" w:hAnsi="Times New Roman" w:cs="Times New Roman"/>
-          <w:color w:val="000000" w:themeColor="text1"/>
-        </w:rPr>
-        <w:t>Attack</w:t>
-      </w:r>
-      <w:proofErr w:type="spellEnd"/>
-      <w:r>
-        <w:rPr>
-          <w:rFonts w:ascii="Times New Roman" w:hAnsi="Times New Roman" w:cs="Times New Roman"/>
-          <w:color w:val="000000" w:themeColor="text1"/>
-        </w:rPr>
-        <w:t xml:space="preserve">. </w:t>
-      </w:r>
-      <w:r>
-        <w:rPr>
-          <w:rFonts w:ascii="Times New Roman" w:hAnsi="Times New Roman" w:cs="Times New Roman"/>
-          <w:color w:val="000000" w:themeColor="text1"/>
-        </w:rPr>
-        <w:br/>
-      </w:r>
-      <w:proofErr w:type="spellStart"/>
-      <w:r>
-        <w:rPr>
-          <w:rFonts w:ascii="Times New Roman" w:hAnsi="Times New Roman" w:cs="Times New Roman"/>
-          <w:color w:val="000000" w:themeColor="text1"/>
-        </w:rPr>
-        <w:t>Poliwhirl</w:t>
-      </w:r>
-      <w:proofErr w:type="spellEnd"/>
-      <w:r>
-        <w:rPr>
-          <w:rFonts w:ascii="Times New Roman" w:hAnsi="Times New Roman" w:cs="Times New Roman"/>
-          <w:color w:val="000000" w:themeColor="text1"/>
-        </w:rPr>
-        <w:t xml:space="preserve"> Друган теряет 21 здоровья.</w:t>
-      </w:r>
-      <w:r>
-        <w:rPr>
-          <w:rFonts w:ascii="Times New Roman" w:hAnsi="Times New Roman" w:cs="Times New Roman"/>
-          <w:color w:val="000000" w:themeColor="text1"/>
-        </w:rPr>
-        <w:br/>
-      </w:r>
-      <w:r>
-        <w:rPr>
-          <w:rFonts w:ascii="Times New Roman" w:hAnsi="Times New Roman" w:cs="Times New Roman"/>
-          <w:color w:val="000000" w:themeColor="text1"/>
-        </w:rPr>
-        <w:br/>
-      </w:r>
-      <w:proofErr w:type="spellStart"/>
-      <w:r>
-        <w:rPr>
-          <w:rFonts w:ascii="Times New Roman" w:hAnsi="Times New Roman" w:cs="Times New Roman"/>
-          <w:color w:val="000000" w:themeColor="text1"/>
-        </w:rPr>
-        <w:t>Poliwhirl</w:t>
-      </w:r>
-      <w:proofErr w:type="spellEnd"/>
-      <w:r>
-        <w:rPr>
-          <w:rFonts w:ascii="Times New Roman" w:hAnsi="Times New Roman" w:cs="Times New Roman"/>
-          <w:color w:val="000000" w:themeColor="text1"/>
-        </w:rPr>
-        <w:t xml:space="preserve"> Друган использует Blizzard. </w:t>
+        <w:t>Poliwag Рыбка теряет 30 здоровья.</w:t>
+      </w:r>
+      <w:r>
+        <w:rPr>
+          <w:rFonts w:ascii="Times New Roman" w:hAnsi="Times New Roman" w:cs="Times New Roman"/>
+          <w:color w:val="000000" w:themeColor="text1"/>
+        </w:rPr>
+        <w:br/>
+      </w:r>
+      <w:r>
+        <w:rPr>
+          <w:rFonts w:ascii="Times New Roman" w:hAnsi="Times New Roman" w:cs="Times New Roman"/>
+          <w:color w:val="000000" w:themeColor="text1"/>
+        </w:rPr>
+        <w:br/>
+        <w:t>Poliwag Рыбка промахивается</w:t>
+      </w:r>
+      <w:r>
+        <w:rPr>
+          <w:rFonts w:ascii="Times New Roman" w:hAnsi="Times New Roman" w:cs="Times New Roman"/>
+          <w:color w:val="000000" w:themeColor="text1"/>
+        </w:rPr>
+        <w:br/>
+      </w:r>
+      <w:r>
+        <w:rPr>
+          <w:rFonts w:ascii="Times New Roman" w:hAnsi="Times New Roman" w:cs="Times New Roman"/>
+          <w:color w:val="000000" w:themeColor="text1"/>
+        </w:rPr>
+        <w:br/>
+        <w:t xml:space="preserve">Volbeat Пчелка использует Flash. </w:t>
+      </w:r>
+      <w:r>
+        <w:rPr>
+          <w:rFonts w:ascii="Times New Roman" w:hAnsi="Times New Roman" w:cs="Times New Roman"/>
+          <w:color w:val="000000" w:themeColor="text1"/>
+        </w:rPr>
+        <w:br/>
+        <w:t>Poliwag Рыбка уменьшает точность.</w:t>
+      </w:r>
+      <w:r>
+        <w:rPr>
+          <w:rFonts w:ascii="Times New Roman" w:hAnsi="Times New Roman" w:cs="Times New Roman"/>
+          <w:color w:val="000000" w:themeColor="text1"/>
+        </w:rPr>
+        <w:br/>
+      </w:r>
+      <w:r>
+        <w:rPr>
+          <w:rFonts w:ascii="Times New Roman" w:hAnsi="Times New Roman" w:cs="Times New Roman"/>
+          <w:color w:val="000000" w:themeColor="text1"/>
+        </w:rPr>
+        <w:br/>
+        <w:t xml:space="preserve">Poliwag Рыбка использует Blizzard. </w:t>
+      </w:r>
+      <w:r>
+        <w:rPr>
+          <w:rFonts w:ascii="Times New Roman" w:hAnsi="Times New Roman" w:cs="Times New Roman"/>
+          <w:color w:val="000000" w:themeColor="text1"/>
+        </w:rPr>
+        <w:br/>
+        <w:t>Volbeat Пчелка теряет 22 здоровья.</w:t>
+      </w:r>
+      <w:r>
+        <w:rPr>
+          <w:rFonts w:ascii="Times New Roman" w:hAnsi="Times New Roman" w:cs="Times New Roman"/>
+          <w:color w:val="000000" w:themeColor="text1"/>
+        </w:rPr>
+        <w:br/>
+      </w:r>
+      <w:r>
+        <w:rPr>
+          <w:rFonts w:ascii="Times New Roman" w:hAnsi="Times New Roman" w:cs="Times New Roman"/>
+          <w:color w:val="000000" w:themeColor="text1"/>
+        </w:rPr>
+        <w:br/>
+        <w:t xml:space="preserve">Volbeat Пчелка использует Flash. </w:t>
+      </w:r>
+      <w:r>
+        <w:rPr>
+          <w:rFonts w:ascii="Times New Roman" w:hAnsi="Times New Roman" w:cs="Times New Roman"/>
+          <w:color w:val="000000" w:themeColor="text1"/>
+        </w:rPr>
+        <w:br/>
+        <w:t>Poliwag Рыбка уменьшает точность.</w:t>
+      </w:r>
+      <w:r>
+        <w:rPr>
+          <w:rFonts w:ascii="Times New Roman" w:hAnsi="Times New Roman" w:cs="Times New Roman"/>
+          <w:color w:val="000000" w:themeColor="text1"/>
+        </w:rPr>
+        <w:br/>
+      </w:r>
+      <w:r>
+        <w:rPr>
+          <w:rFonts w:ascii="Times New Roman" w:hAnsi="Times New Roman" w:cs="Times New Roman"/>
+          <w:color w:val="000000" w:themeColor="text1"/>
+        </w:rPr>
+        <w:br/>
+        <w:t xml:space="preserve">Poliwag Рыбка использует Blizzard. </w:t>
+      </w:r>
+      <w:r>
+        <w:rPr>
+          <w:rFonts w:ascii="Times New Roman" w:hAnsi="Times New Roman" w:cs="Times New Roman"/>
+          <w:color w:val="000000" w:themeColor="text1"/>
+        </w:rPr>
+        <w:br/>
+        <w:t>Volbeat Пчелка теряет 20 здоровья.</w:t>
+      </w:r>
+      <w:r>
+        <w:rPr>
+          <w:rFonts w:ascii="Times New Roman" w:hAnsi="Times New Roman" w:cs="Times New Roman"/>
+          <w:color w:val="000000" w:themeColor="text1"/>
+        </w:rPr>
+        <w:br/>
+      </w:r>
+      <w:r>
+        <w:rPr>
+          <w:rFonts w:ascii="Times New Roman" w:hAnsi="Times New Roman" w:cs="Times New Roman"/>
+          <w:color w:val="000000" w:themeColor="text1"/>
+        </w:rPr>
+        <w:br/>
+        <w:t xml:space="preserve">Volbeat Пчелка использует Flash. </w:t>
+      </w:r>
+      <w:r>
+        <w:rPr>
+          <w:rFonts w:ascii="Times New Roman" w:hAnsi="Times New Roman" w:cs="Times New Roman"/>
+          <w:color w:val="000000" w:themeColor="text1"/>
+        </w:rPr>
+        <w:br/>
+        <w:t>Poliwag Рыбка уменьшает точность.</w:t>
+      </w:r>
+      <w:r>
+        <w:rPr>
+          <w:rFonts w:ascii="Times New Roman" w:hAnsi="Times New Roman" w:cs="Times New Roman"/>
+          <w:color w:val="000000" w:themeColor="text1"/>
+        </w:rPr>
+        <w:br/>
+      </w:r>
+      <w:r>
+        <w:rPr>
+          <w:rFonts w:ascii="Times New Roman" w:hAnsi="Times New Roman" w:cs="Times New Roman"/>
+          <w:color w:val="000000" w:themeColor="text1"/>
+        </w:rPr>
+        <w:br/>
+        <w:t>Poliwag Рыбка промахивается</w:t>
+      </w:r>
+      <w:r>
+        <w:rPr>
+          <w:rFonts w:ascii="Times New Roman" w:hAnsi="Times New Roman" w:cs="Times New Roman"/>
+          <w:color w:val="000000" w:themeColor="text1"/>
+        </w:rPr>
+        <w:br/>
+      </w:r>
+      <w:r>
+        <w:rPr>
+          <w:rFonts w:ascii="Times New Roman" w:hAnsi="Times New Roman" w:cs="Times New Roman"/>
+          <w:color w:val="000000" w:themeColor="text1"/>
+        </w:rPr>
+        <w:br/>
+        <w:t xml:space="preserve">Volbeat Пчелка использует Aerial Ace. </w:t>
+      </w:r>
+      <w:r>
+        <w:rPr>
+          <w:rFonts w:ascii="Times New Roman" w:hAnsi="Times New Roman" w:cs="Times New Roman"/>
+          <w:color w:val="000000" w:themeColor="text1"/>
+        </w:rPr>
+        <w:br/>
+        <w:t>Poliwag Рыбка теряет 22 здоровья.</w:t>
+      </w:r>
+      <w:r>
+        <w:rPr>
+          <w:rFonts w:ascii="Times New Roman" w:hAnsi="Times New Roman" w:cs="Times New Roman"/>
+          <w:color w:val="000000" w:themeColor="text1"/>
+        </w:rPr>
+        <w:br/>
+      </w:r>
+      <w:r>
+        <w:rPr>
+          <w:rFonts w:ascii="Times New Roman" w:hAnsi="Times New Roman" w:cs="Times New Roman"/>
+          <w:color w:val="000000" w:themeColor="text1"/>
+        </w:rPr>
+        <w:br/>
+        <w:t>Poliwag Рыбка промахивается</w:t>
+      </w:r>
+      <w:r>
+        <w:rPr>
+          <w:rFonts w:ascii="Times New Roman" w:hAnsi="Times New Roman" w:cs="Times New Roman"/>
+          <w:color w:val="000000" w:themeColor="text1"/>
+        </w:rPr>
+        <w:br/>
+      </w:r>
+      <w:r>
+        <w:rPr>
+          <w:rFonts w:ascii="Times New Roman" w:hAnsi="Times New Roman" w:cs="Times New Roman"/>
+          <w:color w:val="000000" w:themeColor="text1"/>
+        </w:rPr>
+        <w:br/>
+        <w:t xml:space="preserve">Volbeat Пчелка использует Aerial Ace. </w:t>
+      </w:r>
+      <w:r>
+        <w:rPr>
+          <w:rFonts w:ascii="Times New Roman" w:hAnsi="Times New Roman" w:cs="Times New Roman"/>
+          <w:color w:val="000000" w:themeColor="text1"/>
+        </w:rPr>
+        <w:br/>
+        <w:t>Poliwag Рыбка теряет 28 здоровья.</w:t>
+      </w:r>
+      <w:r>
+        <w:rPr>
+          <w:rFonts w:ascii="Times New Roman" w:hAnsi="Times New Roman" w:cs="Times New Roman"/>
+          <w:color w:val="000000" w:themeColor="text1"/>
+        </w:rPr>
+        <w:br/>
+        <w:t>Poliwag Рыбка теряет сознание.</w:t>
+      </w:r>
+      <w:r>
+        <w:rPr>
+          <w:rFonts w:ascii="Times New Roman" w:hAnsi="Times New Roman" w:cs="Times New Roman"/>
+          <w:color w:val="000000" w:themeColor="text1"/>
+        </w:rPr>
+        <w:br/>
+        <w:t>Poliwhirl Друган из команды зеленых вступает в бой!</w:t>
+      </w:r>
+      <w:r>
+        <w:rPr>
+          <w:rFonts w:ascii="Times New Roman" w:hAnsi="Times New Roman" w:cs="Times New Roman"/>
+          <w:color w:val="000000" w:themeColor="text1"/>
+        </w:rPr>
+        <w:br/>
+        <w:t xml:space="preserve">Volbeat Пчелка использует Quick Attack. </w:t>
+      </w:r>
+      <w:r>
+        <w:rPr>
+          <w:rFonts w:ascii="Times New Roman" w:hAnsi="Times New Roman" w:cs="Times New Roman"/>
+          <w:color w:val="000000" w:themeColor="text1"/>
+        </w:rPr>
+        <w:br/>
+        <w:t>Poliwhirl Друган теряет 21 здоровья.</w:t>
+      </w:r>
+      <w:r>
+        <w:rPr>
+          <w:rFonts w:ascii="Times New Roman" w:hAnsi="Times New Roman" w:cs="Times New Roman"/>
+          <w:color w:val="000000" w:themeColor="text1"/>
+        </w:rPr>
+        <w:br/>
+      </w:r>
+      <w:r>
+        <w:rPr>
+          <w:rFonts w:ascii="Times New Roman" w:hAnsi="Times New Roman" w:cs="Times New Roman"/>
+          <w:color w:val="000000" w:themeColor="text1"/>
+        </w:rPr>
+        <w:br/>
+        <w:t xml:space="preserve">Poliwhirl Друган использует Blizzard. </w:t>
       </w:r>
       <w:r>
         <w:rPr>
@@ -5335,229 +4188,75 @@
           <w:color w:val="000000" w:themeColor="text1"/>
         </w:rPr>
         <w:br/>
-      </w:r>
-      <w:proofErr w:type="spellStart"/>
-      <w:r>
-        <w:rPr>
-          <w:rFonts w:ascii="Times New Roman" w:hAnsi="Times New Roman" w:cs="Times New Roman"/>
-          <w:color w:val="000000" w:themeColor="text1"/>
-        </w:rPr>
-        <w:t>Volbeat</w:t>
-      </w:r>
-      <w:proofErr w:type="spellEnd"/>
-      <w:r>
-        <w:rPr>
-          <w:rFonts w:ascii="Times New Roman" w:hAnsi="Times New Roman" w:cs="Times New Roman"/>
-          <w:color w:val="000000" w:themeColor="text1"/>
-        </w:rPr>
-        <w:t xml:space="preserve"> Пчелка теряет 56 здоровья.</w:t>
-      </w:r>
-      <w:r>
-        <w:rPr>
-          <w:rFonts w:ascii="Times New Roman" w:hAnsi="Times New Roman" w:cs="Times New Roman"/>
-          <w:color w:val="000000" w:themeColor="text1"/>
-        </w:rPr>
-        <w:br/>
-      </w:r>
-      <w:r>
-        <w:rPr>
-          <w:rFonts w:ascii="Times New Roman" w:hAnsi="Times New Roman" w:cs="Times New Roman"/>
-          <w:color w:val="000000" w:themeColor="text1"/>
-        </w:rPr>
-        <w:br/>
-      </w:r>
-      <w:proofErr w:type="spellStart"/>
-      <w:r>
-        <w:rPr>
-          <w:rFonts w:ascii="Times New Roman" w:hAnsi="Times New Roman" w:cs="Times New Roman"/>
-          <w:color w:val="000000" w:themeColor="text1"/>
-        </w:rPr>
-        <w:t>Poliwhirl</w:t>
-      </w:r>
-      <w:proofErr w:type="spellEnd"/>
-      <w:r>
-        <w:rPr>
-          <w:rFonts w:ascii="Times New Roman" w:hAnsi="Times New Roman" w:cs="Times New Roman"/>
-          <w:color w:val="000000" w:themeColor="text1"/>
-        </w:rPr>
-        <w:t xml:space="preserve"> Друган промахивается</w:t>
-      </w:r>
-      <w:r>
-        <w:rPr>
-          <w:rFonts w:ascii="Times New Roman" w:hAnsi="Times New Roman" w:cs="Times New Roman"/>
-          <w:color w:val="000000" w:themeColor="text1"/>
-        </w:rPr>
-        <w:br/>
-      </w:r>
-      <w:r>
-        <w:rPr>
-          <w:rFonts w:ascii="Times New Roman" w:hAnsi="Times New Roman" w:cs="Times New Roman"/>
-          <w:color w:val="000000" w:themeColor="text1"/>
-        </w:rPr>
-        <w:br/>
-      </w:r>
-      <w:proofErr w:type="spellStart"/>
-      <w:r>
-        <w:rPr>
-          <w:rFonts w:ascii="Times New Roman" w:hAnsi="Times New Roman" w:cs="Times New Roman"/>
-          <w:color w:val="000000" w:themeColor="text1"/>
-        </w:rPr>
-        <w:t>Volbeat</w:t>
-      </w:r>
-      <w:proofErr w:type="spellEnd"/>
-      <w:r>
-        <w:rPr>
-          <w:rFonts w:ascii="Times New Roman" w:hAnsi="Times New Roman" w:cs="Times New Roman"/>
-          <w:color w:val="000000" w:themeColor="text1"/>
-        </w:rPr>
-        <w:t xml:space="preserve"> Пчелка использует </w:t>
-      </w:r>
-      <w:proofErr w:type="spellStart"/>
-      <w:r>
-        <w:rPr>
-          <w:rFonts w:ascii="Times New Roman" w:hAnsi="Times New Roman" w:cs="Times New Roman"/>
-          <w:color w:val="000000" w:themeColor="text1"/>
-        </w:rPr>
-        <w:t>Aerial</w:t>
-      </w:r>
-      <w:proofErr w:type="spellEnd"/>
-      <w:r>
-        <w:rPr>
-          <w:rFonts w:ascii="Times New Roman" w:hAnsi="Times New Roman" w:cs="Times New Roman"/>
-          <w:color w:val="000000" w:themeColor="text1"/>
-        </w:rPr>
-        <w:t xml:space="preserve"> </w:t>
-      </w:r>
-      <w:proofErr w:type="spellStart"/>
-      <w:r>
-        <w:rPr>
-          <w:rFonts w:ascii="Times New Roman" w:hAnsi="Times New Roman" w:cs="Times New Roman"/>
-          <w:color w:val="000000" w:themeColor="text1"/>
-        </w:rPr>
-        <w:t>Ace</w:t>
-      </w:r>
-      <w:proofErr w:type="spellEnd"/>
-      <w:r>
-        <w:rPr>
-          <w:rFonts w:ascii="Times New Roman" w:hAnsi="Times New Roman" w:cs="Times New Roman"/>
-          <w:color w:val="000000" w:themeColor="text1"/>
-        </w:rPr>
-        <w:t xml:space="preserve">. </w:t>
-      </w:r>
-      <w:r>
-        <w:rPr>
-          <w:rFonts w:ascii="Times New Roman" w:hAnsi="Times New Roman" w:cs="Times New Roman"/>
-          <w:color w:val="000000" w:themeColor="text1"/>
-        </w:rPr>
-        <w:br/>
-      </w:r>
-      <w:proofErr w:type="spellStart"/>
-      <w:r>
-        <w:rPr>
-          <w:rFonts w:ascii="Times New Roman" w:hAnsi="Times New Roman" w:cs="Times New Roman"/>
-          <w:color w:val="000000" w:themeColor="text1"/>
-        </w:rPr>
-        <w:t>Poliwhirl</w:t>
-      </w:r>
-      <w:proofErr w:type="spellEnd"/>
-      <w:r>
-        <w:rPr>
-          <w:rFonts w:ascii="Times New Roman" w:hAnsi="Times New Roman" w:cs="Times New Roman"/>
-          <w:color w:val="000000" w:themeColor="text1"/>
-        </w:rPr>
-        <w:t xml:space="preserve"> Друган теряет 26 здоровья.</w:t>
-      </w:r>
-      <w:r>
-        <w:rPr>
-          <w:rFonts w:ascii="Times New Roman" w:hAnsi="Times New Roman" w:cs="Times New Roman"/>
-          <w:color w:val="000000" w:themeColor="text1"/>
-        </w:rPr>
-        <w:br/>
-      </w:r>
-      <w:r>
-        <w:rPr>
-          <w:rFonts w:ascii="Times New Roman" w:hAnsi="Times New Roman" w:cs="Times New Roman"/>
-          <w:color w:val="000000" w:themeColor="text1"/>
-        </w:rPr>
-        <w:br/>
-      </w:r>
-      <w:proofErr w:type="spellStart"/>
-      <w:r>
-        <w:rPr>
-          <w:rFonts w:ascii="Times New Roman" w:hAnsi="Times New Roman" w:cs="Times New Roman"/>
-          <w:color w:val="000000" w:themeColor="text1"/>
-        </w:rPr>
-        <w:t>Poliwhirl</w:t>
-      </w:r>
-      <w:proofErr w:type="spellEnd"/>
-      <w:r>
-        <w:rPr>
-          <w:rFonts w:ascii="Times New Roman" w:hAnsi="Times New Roman" w:cs="Times New Roman"/>
-          <w:color w:val="000000" w:themeColor="text1"/>
-        </w:rPr>
-        <w:t xml:space="preserve"> Друган промахивается</w:t>
-      </w:r>
-      <w:r>
-        <w:rPr>
-          <w:rFonts w:ascii="Times New Roman" w:hAnsi="Times New Roman" w:cs="Times New Roman"/>
-          <w:color w:val="000000" w:themeColor="text1"/>
-        </w:rPr>
-        <w:br/>
-      </w:r>
-      <w:r>
-        <w:rPr>
-          <w:rFonts w:ascii="Times New Roman" w:hAnsi="Times New Roman" w:cs="Times New Roman"/>
-          <w:color w:val="000000" w:themeColor="text1"/>
-        </w:rPr>
-        <w:br/>
-      </w:r>
-      <w:proofErr w:type="spellStart"/>
-      <w:r>
-        <w:rPr>
-          <w:rFonts w:ascii="Times New Roman" w:hAnsi="Times New Roman" w:cs="Times New Roman"/>
-          <w:color w:val="000000" w:themeColor="text1"/>
-        </w:rPr>
-        <w:t>Volbeat</w:t>
-      </w:r>
-      <w:proofErr w:type="spellEnd"/>
-      <w:r>
-        <w:rPr>
-          <w:rFonts w:ascii="Times New Roman" w:hAnsi="Times New Roman" w:cs="Times New Roman"/>
-          <w:color w:val="000000" w:themeColor="text1"/>
-        </w:rPr>
-        <w:t xml:space="preserve"> Пчелка использует </w:t>
-      </w:r>
-      <w:proofErr w:type="spellStart"/>
-      <w:r>
-        <w:rPr>
-          <w:rFonts w:ascii="Times New Roman" w:hAnsi="Times New Roman" w:cs="Times New Roman"/>
-          <w:color w:val="000000" w:themeColor="text1"/>
-        </w:rPr>
-        <w:t>Aerial</w:t>
-      </w:r>
-      <w:proofErr w:type="spellEnd"/>
-      <w:r>
-        <w:rPr>
-          <w:rFonts w:ascii="Times New Roman" w:hAnsi="Times New Roman" w:cs="Times New Roman"/>
-          <w:color w:val="000000" w:themeColor="text1"/>
-        </w:rPr>
-        <w:t xml:space="preserve"> </w:t>
-      </w:r>
-      <w:proofErr w:type="spellStart"/>
-      <w:r>
-        <w:rPr>
-          <w:rFonts w:ascii="Times New Roman" w:hAnsi="Times New Roman" w:cs="Times New Roman"/>
-          <w:color w:val="000000" w:themeColor="text1"/>
-        </w:rPr>
-        <w:t>Ace</w:t>
-      </w:r>
-      <w:proofErr w:type="spellEnd"/>
-      <w:r>
-        <w:rPr>
-          <w:rFonts w:ascii="Times New Roman" w:hAnsi="Times New Roman" w:cs="Times New Roman"/>
-          <w:color w:val="000000" w:themeColor="text1"/>
-        </w:rPr>
-        <w:t xml:space="preserve">. </w:t>
+        <w:t>Volbeat Пчелка теряет 56 здоровья.</w:t>
+      </w:r>
+      <w:r>
+        <w:rPr>
+          <w:rFonts w:ascii="Times New Roman" w:hAnsi="Times New Roman" w:cs="Times New Roman"/>
+          <w:color w:val="000000" w:themeColor="text1"/>
+        </w:rPr>
+        <w:br/>
+      </w:r>
+      <w:r>
+        <w:rPr>
+          <w:rFonts w:ascii="Times New Roman" w:hAnsi="Times New Roman" w:cs="Times New Roman"/>
+          <w:color w:val="000000" w:themeColor="text1"/>
+        </w:rPr>
+        <w:br/>
+        <w:t>Poliwhirl Друган промахивается</w:t>
+      </w:r>
+      <w:r>
+        <w:rPr>
+          <w:rFonts w:ascii="Times New Roman" w:hAnsi="Times New Roman" w:cs="Times New Roman"/>
+          <w:color w:val="000000" w:themeColor="text1"/>
+        </w:rPr>
+        <w:br/>
+      </w:r>
+      <w:r>
+        <w:rPr>
+          <w:rFonts w:ascii="Times New Roman" w:hAnsi="Times New Roman" w:cs="Times New Roman"/>
+          <w:color w:val="000000" w:themeColor="text1"/>
+        </w:rPr>
+        <w:br/>
+        <w:t xml:space="preserve">Volbeat Пчелка использует Aerial Ace. </w:t>
+      </w:r>
+      <w:r>
+        <w:rPr>
+          <w:rFonts w:ascii="Times New Roman" w:hAnsi="Times New Roman" w:cs="Times New Roman"/>
+          <w:color w:val="000000" w:themeColor="text1"/>
+        </w:rPr>
+        <w:br/>
+        <w:t>Poliwhirl Друган теряет 26 здоровья.</w:t>
+      </w:r>
+      <w:r>
+        <w:rPr>
+          <w:rFonts w:ascii="Times New Roman" w:hAnsi="Times New Roman" w:cs="Times New Roman"/>
+          <w:color w:val="000000" w:themeColor="text1"/>
+        </w:rPr>
+        <w:br/>
+      </w:r>
+      <w:r>
+        <w:rPr>
+          <w:rFonts w:ascii="Times New Roman" w:hAnsi="Times New Roman" w:cs="Times New Roman"/>
+          <w:color w:val="000000" w:themeColor="text1"/>
+        </w:rPr>
+        <w:br/>
+        <w:t>Poliwhirl Друган промахивается</w:t>
+      </w:r>
+      <w:r>
+        <w:rPr>
+          <w:rFonts w:ascii="Times New Roman" w:hAnsi="Times New Roman" w:cs="Times New Roman"/>
+          <w:color w:val="000000" w:themeColor="text1"/>
+        </w:rPr>
+        <w:br/>
+      </w:r>
+      <w:r>
+        <w:rPr>
+          <w:rFonts w:ascii="Times New Roman" w:hAnsi="Times New Roman" w:cs="Times New Roman"/>
+          <w:color w:val="000000" w:themeColor="text1"/>
+        </w:rPr>
+        <w:br/>
+        <w:t xml:space="preserve">Volbeat Пчелка использует Aerial Ace. </w:t>
       </w:r>
       <w:r>
         <w:rPr>
@@ -5580,1058 +4279,390 @@
           <w:color w:val="000000" w:themeColor="text1"/>
         </w:rPr>
         <w:br/>
-      </w:r>
-      <w:proofErr w:type="spellStart"/>
-      <w:r>
-        <w:rPr>
-          <w:rFonts w:ascii="Times New Roman" w:hAnsi="Times New Roman" w:cs="Times New Roman"/>
-          <w:color w:val="000000" w:themeColor="text1"/>
-        </w:rPr>
-        <w:t>Poliwhirl</w:t>
-      </w:r>
-      <w:proofErr w:type="spellEnd"/>
-      <w:r>
-        <w:rPr>
-          <w:rFonts w:ascii="Times New Roman" w:hAnsi="Times New Roman" w:cs="Times New Roman"/>
-          <w:color w:val="000000" w:themeColor="text1"/>
-        </w:rPr>
-        <w:t xml:space="preserve"> Друган теряет 42 здоровья.</w:t>
-      </w:r>
-      <w:r>
-        <w:rPr>
-          <w:rFonts w:ascii="Times New Roman" w:hAnsi="Times New Roman" w:cs="Times New Roman"/>
-          <w:color w:val="000000" w:themeColor="text1"/>
-        </w:rPr>
-        <w:br/>
-      </w:r>
-      <w:r>
-        <w:rPr>
-          <w:rFonts w:ascii="Times New Roman" w:hAnsi="Times New Roman" w:cs="Times New Roman"/>
-          <w:color w:val="000000" w:themeColor="text1"/>
-        </w:rPr>
-        <w:br/>
-      </w:r>
-      <w:proofErr w:type="spellStart"/>
-      <w:r>
-        <w:rPr>
-          <w:rFonts w:ascii="Times New Roman" w:hAnsi="Times New Roman" w:cs="Times New Roman"/>
-          <w:color w:val="000000" w:themeColor="text1"/>
-        </w:rPr>
-        <w:t>Poliwhirl</w:t>
-      </w:r>
-      <w:proofErr w:type="spellEnd"/>
-      <w:r>
-        <w:rPr>
-          <w:rFonts w:ascii="Times New Roman" w:hAnsi="Times New Roman" w:cs="Times New Roman"/>
-          <w:color w:val="000000" w:themeColor="text1"/>
-        </w:rPr>
-        <w:t xml:space="preserve"> Друган промахивается</w:t>
-      </w:r>
-      <w:r>
-        <w:rPr>
-          <w:rFonts w:ascii="Times New Roman" w:hAnsi="Times New Roman" w:cs="Times New Roman"/>
-          <w:color w:val="000000" w:themeColor="text1"/>
-        </w:rPr>
-        <w:br/>
-      </w:r>
-      <w:r>
-        <w:rPr>
-          <w:rFonts w:ascii="Times New Roman" w:hAnsi="Times New Roman" w:cs="Times New Roman"/>
-          <w:color w:val="000000" w:themeColor="text1"/>
-        </w:rPr>
-        <w:br/>
-      </w:r>
-      <w:proofErr w:type="spellStart"/>
-      <w:r>
-        <w:rPr>
-          <w:rFonts w:ascii="Times New Roman" w:hAnsi="Times New Roman" w:cs="Times New Roman"/>
-          <w:color w:val="000000" w:themeColor="text1"/>
-        </w:rPr>
-        <w:t>Volbeat</w:t>
-      </w:r>
-      <w:proofErr w:type="spellEnd"/>
-      <w:r>
-        <w:rPr>
-          <w:rFonts w:ascii="Times New Roman" w:hAnsi="Times New Roman" w:cs="Times New Roman"/>
-          <w:color w:val="000000" w:themeColor="text1"/>
-        </w:rPr>
-        <w:t xml:space="preserve"> Пчелка использует </w:t>
-      </w:r>
-      <w:proofErr w:type="spellStart"/>
-      <w:r>
-        <w:rPr>
-          <w:rFonts w:ascii="Times New Roman" w:hAnsi="Times New Roman" w:cs="Times New Roman"/>
-          <w:color w:val="000000" w:themeColor="text1"/>
-        </w:rPr>
-        <w:t>Aerial</w:t>
-      </w:r>
-      <w:proofErr w:type="spellEnd"/>
-      <w:r>
-        <w:rPr>
-          <w:rFonts w:ascii="Times New Roman" w:hAnsi="Times New Roman" w:cs="Times New Roman"/>
-          <w:color w:val="000000" w:themeColor="text1"/>
-        </w:rPr>
-        <w:t xml:space="preserve"> </w:t>
-      </w:r>
-      <w:proofErr w:type="spellStart"/>
-      <w:r>
-        <w:rPr>
-          <w:rFonts w:ascii="Times New Roman" w:hAnsi="Times New Roman" w:cs="Times New Roman"/>
-          <w:color w:val="000000" w:themeColor="text1"/>
-        </w:rPr>
-        <w:t>Ace</w:t>
-      </w:r>
-      <w:proofErr w:type="spellEnd"/>
-      <w:r>
-        <w:rPr>
-          <w:rFonts w:ascii="Times New Roman" w:hAnsi="Times New Roman" w:cs="Times New Roman"/>
-          <w:color w:val="000000" w:themeColor="text1"/>
-        </w:rPr>
-        <w:t xml:space="preserve">. </w:t>
-      </w:r>
-      <w:r>
-        <w:rPr>
-          <w:rFonts w:ascii="Times New Roman" w:hAnsi="Times New Roman" w:cs="Times New Roman"/>
-          <w:color w:val="000000" w:themeColor="text1"/>
-        </w:rPr>
-        <w:br/>
-      </w:r>
-      <w:proofErr w:type="spellStart"/>
-      <w:r>
-        <w:rPr>
-          <w:rFonts w:ascii="Times New Roman" w:hAnsi="Times New Roman" w:cs="Times New Roman"/>
-          <w:color w:val="000000" w:themeColor="text1"/>
-        </w:rPr>
-        <w:t>Poliwhirl</w:t>
-      </w:r>
-      <w:proofErr w:type="spellEnd"/>
-      <w:r>
-        <w:rPr>
-          <w:rFonts w:ascii="Times New Roman" w:hAnsi="Times New Roman" w:cs="Times New Roman"/>
-          <w:color w:val="000000" w:themeColor="text1"/>
-        </w:rPr>
-        <w:t xml:space="preserve"> Друган теряет 28 здоровья.</w:t>
-      </w:r>
-      <w:r>
-        <w:rPr>
-          <w:rFonts w:ascii="Times New Roman" w:hAnsi="Times New Roman" w:cs="Times New Roman"/>
-          <w:color w:val="000000" w:themeColor="text1"/>
-        </w:rPr>
-        <w:br/>
-      </w:r>
-      <w:r>
-        <w:rPr>
-          <w:rFonts w:ascii="Times New Roman" w:hAnsi="Times New Roman" w:cs="Times New Roman"/>
-          <w:color w:val="000000" w:themeColor="text1"/>
-        </w:rPr>
-        <w:br/>
-      </w:r>
-      <w:proofErr w:type="spellStart"/>
-      <w:r>
-        <w:rPr>
-          <w:rFonts w:ascii="Times New Roman" w:hAnsi="Times New Roman" w:cs="Times New Roman"/>
-          <w:color w:val="000000" w:themeColor="text1"/>
-        </w:rPr>
-        <w:t>Volbeat</w:t>
-      </w:r>
-      <w:proofErr w:type="spellEnd"/>
-      <w:r>
-        <w:rPr>
-          <w:rFonts w:ascii="Times New Roman" w:hAnsi="Times New Roman" w:cs="Times New Roman"/>
-          <w:color w:val="000000" w:themeColor="text1"/>
-        </w:rPr>
-        <w:t xml:space="preserve"> Пчелка использует Quick </w:t>
-      </w:r>
-      <w:proofErr w:type="spellStart"/>
-      <w:r>
-        <w:rPr>
-          <w:rFonts w:ascii="Times New Roman" w:hAnsi="Times New Roman" w:cs="Times New Roman"/>
-          <w:color w:val="000000" w:themeColor="text1"/>
-        </w:rPr>
-        <w:t>Attack</w:t>
-      </w:r>
-      <w:proofErr w:type="spellEnd"/>
-      <w:r>
-        <w:rPr>
-          <w:rFonts w:ascii="Times New Roman" w:hAnsi="Times New Roman" w:cs="Times New Roman"/>
-          <w:color w:val="000000" w:themeColor="text1"/>
-        </w:rPr>
-        <w:t xml:space="preserve">. </w:t>
-      </w:r>
-      <w:r>
-        <w:rPr>
-          <w:rFonts w:ascii="Times New Roman" w:hAnsi="Times New Roman" w:cs="Times New Roman"/>
-          <w:color w:val="000000" w:themeColor="text1"/>
-        </w:rPr>
-        <w:br/>
-      </w:r>
-      <w:proofErr w:type="spellStart"/>
-      <w:r>
-        <w:rPr>
-          <w:rFonts w:ascii="Times New Roman" w:hAnsi="Times New Roman" w:cs="Times New Roman"/>
-          <w:color w:val="000000" w:themeColor="text1"/>
-        </w:rPr>
-        <w:t>Poliwhirl</w:t>
-      </w:r>
-      <w:proofErr w:type="spellEnd"/>
-      <w:r>
-        <w:rPr>
-          <w:rFonts w:ascii="Times New Roman" w:hAnsi="Times New Roman" w:cs="Times New Roman"/>
-          <w:color w:val="000000" w:themeColor="text1"/>
-        </w:rPr>
-        <w:t xml:space="preserve"> Друган теряет 18 здоровья.</w:t>
-      </w:r>
-      <w:r>
-        <w:rPr>
-          <w:rFonts w:ascii="Times New Roman" w:hAnsi="Times New Roman" w:cs="Times New Roman"/>
-          <w:color w:val="000000" w:themeColor="text1"/>
-        </w:rPr>
-        <w:br/>
-      </w:r>
-      <w:r>
-        <w:rPr>
-          <w:rFonts w:ascii="Times New Roman" w:hAnsi="Times New Roman" w:cs="Times New Roman"/>
-          <w:color w:val="000000" w:themeColor="text1"/>
-        </w:rPr>
-        <w:br/>
-      </w:r>
-      <w:proofErr w:type="spellStart"/>
-      <w:r>
-        <w:rPr>
-          <w:rFonts w:ascii="Times New Roman" w:hAnsi="Times New Roman" w:cs="Times New Roman"/>
-          <w:color w:val="000000" w:themeColor="text1"/>
-        </w:rPr>
-        <w:t>Poliwhirl</w:t>
-      </w:r>
-      <w:proofErr w:type="spellEnd"/>
-      <w:r>
-        <w:rPr>
-          <w:rFonts w:ascii="Times New Roman" w:hAnsi="Times New Roman" w:cs="Times New Roman"/>
-          <w:color w:val="000000" w:themeColor="text1"/>
-        </w:rPr>
-        <w:t xml:space="preserve"> Друган борется с соперником. </w:t>
-      </w:r>
-      <w:r>
-        <w:rPr>
-          <w:rFonts w:ascii="Times New Roman" w:hAnsi="Times New Roman" w:cs="Times New Roman"/>
-          <w:color w:val="000000" w:themeColor="text1"/>
-        </w:rPr>
-        <w:br/>
-      </w:r>
-      <w:proofErr w:type="spellStart"/>
-      <w:r>
-        <w:rPr>
-          <w:rFonts w:ascii="Times New Roman" w:hAnsi="Times New Roman" w:cs="Times New Roman"/>
-          <w:color w:val="000000" w:themeColor="text1"/>
-        </w:rPr>
-        <w:t>Volbeat</w:t>
-      </w:r>
-      <w:proofErr w:type="spellEnd"/>
-      <w:r>
-        <w:rPr>
-          <w:rFonts w:ascii="Times New Roman" w:hAnsi="Times New Roman" w:cs="Times New Roman"/>
-          <w:color w:val="000000" w:themeColor="text1"/>
-        </w:rPr>
-        <w:t xml:space="preserve"> Пчелка теряет 13 здоровья.</w:t>
-      </w:r>
-      <w:r>
-        <w:rPr>
-          <w:rFonts w:ascii="Times New Roman" w:hAnsi="Times New Roman" w:cs="Times New Roman"/>
-          <w:color w:val="000000" w:themeColor="text1"/>
-        </w:rPr>
-        <w:br/>
-      </w:r>
-      <w:proofErr w:type="spellStart"/>
-      <w:r>
-        <w:rPr>
-          <w:rFonts w:ascii="Times New Roman" w:hAnsi="Times New Roman" w:cs="Times New Roman"/>
-          <w:color w:val="000000" w:themeColor="text1"/>
-        </w:rPr>
-        <w:t>Poliwhirl</w:t>
-      </w:r>
-      <w:proofErr w:type="spellEnd"/>
-      <w:r>
-        <w:rPr>
-          <w:rFonts w:ascii="Times New Roman" w:hAnsi="Times New Roman" w:cs="Times New Roman"/>
-          <w:color w:val="000000" w:themeColor="text1"/>
-        </w:rPr>
-        <w:t xml:space="preserve"> Друган теряет 3 здоровья.</w:t>
-      </w:r>
-      <w:r>
-        <w:rPr>
-          <w:rFonts w:ascii="Times New Roman" w:hAnsi="Times New Roman" w:cs="Times New Roman"/>
-          <w:color w:val="000000" w:themeColor="text1"/>
-        </w:rPr>
-        <w:br/>
-      </w:r>
-      <w:r>
-        <w:rPr>
-          <w:rFonts w:ascii="Times New Roman" w:hAnsi="Times New Roman" w:cs="Times New Roman"/>
-          <w:color w:val="000000" w:themeColor="text1"/>
-        </w:rPr>
-        <w:br/>
-      </w:r>
-      <w:proofErr w:type="spellStart"/>
-      <w:r>
-        <w:rPr>
-          <w:rFonts w:ascii="Times New Roman" w:hAnsi="Times New Roman" w:cs="Times New Roman"/>
-          <w:color w:val="000000" w:themeColor="text1"/>
-        </w:rPr>
-        <w:t>Poliwhirl</w:t>
-      </w:r>
-      <w:proofErr w:type="spellEnd"/>
-      <w:r>
-        <w:rPr>
-          <w:rFonts w:ascii="Times New Roman" w:hAnsi="Times New Roman" w:cs="Times New Roman"/>
-          <w:color w:val="000000" w:themeColor="text1"/>
-        </w:rPr>
-        <w:t xml:space="preserve"> Друган промахивается</w:t>
-      </w:r>
-      <w:r>
-        <w:rPr>
-          <w:rFonts w:ascii="Times New Roman" w:hAnsi="Times New Roman" w:cs="Times New Roman"/>
-          <w:color w:val="000000" w:themeColor="text1"/>
-        </w:rPr>
-        <w:br/>
-      </w:r>
-      <w:r>
-        <w:rPr>
-          <w:rFonts w:ascii="Times New Roman" w:hAnsi="Times New Roman" w:cs="Times New Roman"/>
-          <w:color w:val="000000" w:themeColor="text1"/>
-        </w:rPr>
-        <w:br/>
-      </w:r>
-      <w:proofErr w:type="spellStart"/>
-      <w:r>
-        <w:rPr>
-          <w:rFonts w:ascii="Times New Roman" w:hAnsi="Times New Roman" w:cs="Times New Roman"/>
-          <w:color w:val="000000" w:themeColor="text1"/>
-        </w:rPr>
-        <w:t>Volbeat</w:t>
-      </w:r>
-      <w:proofErr w:type="spellEnd"/>
-      <w:r>
-        <w:rPr>
-          <w:rFonts w:ascii="Times New Roman" w:hAnsi="Times New Roman" w:cs="Times New Roman"/>
-          <w:color w:val="000000" w:themeColor="text1"/>
-        </w:rPr>
-        <w:t xml:space="preserve"> Пчелка использует Flash. </w:t>
-      </w:r>
-      <w:r>
-        <w:rPr>
-          <w:rFonts w:ascii="Times New Roman" w:hAnsi="Times New Roman" w:cs="Times New Roman"/>
-          <w:color w:val="000000" w:themeColor="text1"/>
-        </w:rPr>
-        <w:br/>
-      </w:r>
-      <w:proofErr w:type="spellStart"/>
-      <w:r>
-        <w:rPr>
-          <w:rFonts w:ascii="Times New Roman" w:hAnsi="Times New Roman" w:cs="Times New Roman"/>
-          <w:color w:val="000000" w:themeColor="text1"/>
-        </w:rPr>
-        <w:t>Poliwhirl</w:t>
-      </w:r>
-      <w:proofErr w:type="spellEnd"/>
-      <w:r>
-        <w:rPr>
-          <w:rFonts w:ascii="Times New Roman" w:hAnsi="Times New Roman" w:cs="Times New Roman"/>
-          <w:color w:val="000000" w:themeColor="text1"/>
-        </w:rPr>
-        <w:t xml:space="preserve"> Друган уменьшает точность.</w:t>
-      </w:r>
-      <w:r>
-        <w:rPr>
-          <w:rFonts w:ascii="Times New Roman" w:hAnsi="Times New Roman" w:cs="Times New Roman"/>
-          <w:color w:val="000000" w:themeColor="text1"/>
-        </w:rPr>
-        <w:br/>
-      </w:r>
-      <w:r>
-        <w:rPr>
-          <w:rFonts w:ascii="Times New Roman" w:hAnsi="Times New Roman" w:cs="Times New Roman"/>
-          <w:color w:val="000000" w:themeColor="text1"/>
-        </w:rPr>
-        <w:br/>
-      </w:r>
-      <w:proofErr w:type="spellStart"/>
-      <w:r>
-        <w:rPr>
-          <w:rFonts w:ascii="Times New Roman" w:hAnsi="Times New Roman" w:cs="Times New Roman"/>
-          <w:color w:val="000000" w:themeColor="text1"/>
-        </w:rPr>
-        <w:t>Volbeat</w:t>
-      </w:r>
-      <w:proofErr w:type="spellEnd"/>
-      <w:r>
-        <w:rPr>
-          <w:rFonts w:ascii="Times New Roman" w:hAnsi="Times New Roman" w:cs="Times New Roman"/>
-          <w:color w:val="000000" w:themeColor="text1"/>
-        </w:rPr>
-        <w:t xml:space="preserve"> Пчелка использует Quick </w:t>
-      </w:r>
-      <w:proofErr w:type="spellStart"/>
-      <w:r>
-        <w:rPr>
-          <w:rFonts w:ascii="Times New Roman" w:hAnsi="Times New Roman" w:cs="Times New Roman"/>
-          <w:color w:val="000000" w:themeColor="text1"/>
-        </w:rPr>
-        <w:t>Attack</w:t>
-      </w:r>
-      <w:proofErr w:type="spellEnd"/>
-      <w:r>
-        <w:rPr>
-          <w:rFonts w:ascii="Times New Roman" w:hAnsi="Times New Roman" w:cs="Times New Roman"/>
-          <w:color w:val="000000" w:themeColor="text1"/>
-        </w:rPr>
-        <w:t xml:space="preserve">. </w:t>
-      </w:r>
-      <w:r>
-        <w:rPr>
-          <w:rFonts w:ascii="Times New Roman" w:hAnsi="Times New Roman" w:cs="Times New Roman"/>
-          <w:color w:val="000000" w:themeColor="text1"/>
-        </w:rPr>
-        <w:br/>
-      </w:r>
-      <w:proofErr w:type="spellStart"/>
-      <w:r>
-        <w:rPr>
-          <w:rFonts w:ascii="Times New Roman" w:hAnsi="Times New Roman" w:cs="Times New Roman"/>
-          <w:color w:val="000000" w:themeColor="text1"/>
-        </w:rPr>
-        <w:t>Poliwhirl</w:t>
-      </w:r>
-      <w:proofErr w:type="spellEnd"/>
-      <w:r>
-        <w:rPr>
-          <w:rFonts w:ascii="Times New Roman" w:hAnsi="Times New Roman" w:cs="Times New Roman"/>
-          <w:color w:val="000000" w:themeColor="text1"/>
-        </w:rPr>
-        <w:t xml:space="preserve"> Друган теряет 19 здоровья.</w:t>
-      </w:r>
-      <w:r>
-        <w:rPr>
-          <w:rFonts w:ascii="Times New Roman" w:hAnsi="Times New Roman" w:cs="Times New Roman"/>
-          <w:color w:val="000000" w:themeColor="text1"/>
-        </w:rPr>
-        <w:br/>
-      </w:r>
-      <w:r>
-        <w:rPr>
-          <w:rFonts w:ascii="Times New Roman" w:hAnsi="Times New Roman" w:cs="Times New Roman"/>
-          <w:color w:val="000000" w:themeColor="text1"/>
-        </w:rPr>
-        <w:br/>
-      </w:r>
-      <w:proofErr w:type="spellStart"/>
-      <w:r>
-        <w:rPr>
-          <w:rFonts w:ascii="Times New Roman" w:hAnsi="Times New Roman" w:cs="Times New Roman"/>
-          <w:color w:val="000000" w:themeColor="text1"/>
-        </w:rPr>
-        <w:t>Poliwhirl</w:t>
-      </w:r>
-      <w:proofErr w:type="spellEnd"/>
-      <w:r>
-        <w:rPr>
-          <w:rFonts w:ascii="Times New Roman" w:hAnsi="Times New Roman" w:cs="Times New Roman"/>
-          <w:color w:val="000000" w:themeColor="text1"/>
-        </w:rPr>
-        <w:t xml:space="preserve"> Друган промахивается</w:t>
-      </w:r>
-      <w:r>
-        <w:rPr>
-          <w:rFonts w:ascii="Times New Roman" w:hAnsi="Times New Roman" w:cs="Times New Roman"/>
-          <w:color w:val="000000" w:themeColor="text1"/>
-        </w:rPr>
-        <w:br/>
-      </w:r>
-      <w:r>
-        <w:rPr>
-          <w:rFonts w:ascii="Times New Roman" w:hAnsi="Times New Roman" w:cs="Times New Roman"/>
-          <w:color w:val="000000" w:themeColor="text1"/>
-        </w:rPr>
-        <w:br/>
-      </w:r>
-      <w:proofErr w:type="spellStart"/>
-      <w:r>
-        <w:rPr>
-          <w:rFonts w:ascii="Times New Roman" w:hAnsi="Times New Roman" w:cs="Times New Roman"/>
-          <w:color w:val="000000" w:themeColor="text1"/>
-        </w:rPr>
-        <w:t>Poliwhirl</w:t>
-      </w:r>
-      <w:proofErr w:type="spellEnd"/>
-      <w:r>
-        <w:rPr>
-          <w:rFonts w:ascii="Times New Roman" w:hAnsi="Times New Roman" w:cs="Times New Roman"/>
-          <w:color w:val="000000" w:themeColor="text1"/>
-        </w:rPr>
-        <w:t xml:space="preserve"> Друган борется с соперником. </w:t>
-      </w:r>
-      <w:r>
-        <w:rPr>
-          <w:rFonts w:ascii="Times New Roman" w:hAnsi="Times New Roman" w:cs="Times New Roman"/>
-          <w:color w:val="000000" w:themeColor="text1"/>
-        </w:rPr>
-        <w:br/>
-      </w:r>
-      <w:proofErr w:type="spellStart"/>
-      <w:r>
-        <w:rPr>
-          <w:rFonts w:ascii="Times New Roman" w:hAnsi="Times New Roman" w:cs="Times New Roman"/>
-          <w:color w:val="000000" w:themeColor="text1"/>
-        </w:rPr>
-        <w:t>Volbeat</w:t>
-      </w:r>
-      <w:proofErr w:type="spellEnd"/>
-      <w:r>
-        <w:rPr>
-          <w:rFonts w:ascii="Times New Roman" w:hAnsi="Times New Roman" w:cs="Times New Roman"/>
-          <w:color w:val="000000" w:themeColor="text1"/>
-        </w:rPr>
-        <w:t xml:space="preserve"> Пчелка теряет 15 здоровья.</w:t>
-      </w:r>
-      <w:r>
-        <w:rPr>
-          <w:rFonts w:ascii="Times New Roman" w:hAnsi="Times New Roman" w:cs="Times New Roman"/>
-          <w:color w:val="000000" w:themeColor="text1"/>
-        </w:rPr>
-        <w:br/>
-      </w:r>
-      <w:proofErr w:type="spellStart"/>
-      <w:r>
-        <w:rPr>
-          <w:rFonts w:ascii="Times New Roman" w:hAnsi="Times New Roman" w:cs="Times New Roman"/>
-          <w:color w:val="000000" w:themeColor="text1"/>
-        </w:rPr>
-        <w:t>Poliwhirl</w:t>
-      </w:r>
-      <w:proofErr w:type="spellEnd"/>
-      <w:r>
-        <w:rPr>
-          <w:rFonts w:ascii="Times New Roman" w:hAnsi="Times New Roman" w:cs="Times New Roman"/>
-          <w:color w:val="000000" w:themeColor="text1"/>
-        </w:rPr>
-        <w:t xml:space="preserve"> Друган теряет 4 здоровья.</w:t>
-      </w:r>
-      <w:r>
-        <w:rPr>
-          <w:rFonts w:ascii="Times New Roman" w:hAnsi="Times New Roman" w:cs="Times New Roman"/>
-          <w:color w:val="000000" w:themeColor="text1"/>
-        </w:rPr>
-        <w:br/>
-      </w:r>
-      <w:proofErr w:type="spellStart"/>
-      <w:r>
-        <w:rPr>
-          <w:rFonts w:ascii="Times New Roman" w:hAnsi="Times New Roman" w:cs="Times New Roman"/>
-          <w:color w:val="000000" w:themeColor="text1"/>
-        </w:rPr>
-        <w:t>Volbeat</w:t>
-      </w:r>
-      <w:proofErr w:type="spellEnd"/>
-      <w:r>
-        <w:rPr>
-          <w:rFonts w:ascii="Times New Roman" w:hAnsi="Times New Roman" w:cs="Times New Roman"/>
-          <w:color w:val="000000" w:themeColor="text1"/>
-        </w:rPr>
-        <w:t xml:space="preserve"> Пчелка теряет сознание.</w:t>
-      </w:r>
-      <w:r>
-        <w:rPr>
-          <w:rFonts w:ascii="Times New Roman" w:hAnsi="Times New Roman" w:cs="Times New Roman"/>
-          <w:color w:val="000000" w:themeColor="text1"/>
-        </w:rPr>
-        <w:br/>
-      </w:r>
-      <w:proofErr w:type="spellStart"/>
-      <w:r>
-        <w:rPr>
-          <w:rFonts w:ascii="Times New Roman" w:hAnsi="Times New Roman" w:cs="Times New Roman"/>
-          <w:color w:val="000000" w:themeColor="text1"/>
-        </w:rPr>
-        <w:t>Spoink</w:t>
-      </w:r>
-      <w:proofErr w:type="spellEnd"/>
-      <w:r>
-        <w:rPr>
-          <w:rFonts w:ascii="Times New Roman" w:hAnsi="Times New Roman" w:cs="Times New Roman"/>
-          <w:color w:val="000000" w:themeColor="text1"/>
-        </w:rPr>
-        <w:t xml:space="preserve"> Попрыгунчик из команды белых вступает в бой!</w:t>
-      </w:r>
-      <w:r>
-        <w:rPr>
-          <w:rFonts w:ascii="Times New Roman" w:hAnsi="Times New Roman" w:cs="Times New Roman"/>
-          <w:color w:val="000000" w:themeColor="text1"/>
-        </w:rPr>
-        <w:br/>
-      </w:r>
-      <w:proofErr w:type="spellStart"/>
-      <w:r>
-        <w:rPr>
-          <w:rFonts w:ascii="Times New Roman" w:hAnsi="Times New Roman" w:cs="Times New Roman"/>
-          <w:color w:val="000000" w:themeColor="text1"/>
-        </w:rPr>
-        <w:t>Poliwhirl</w:t>
-      </w:r>
-      <w:proofErr w:type="spellEnd"/>
-      <w:r>
-        <w:rPr>
-          <w:rFonts w:ascii="Times New Roman" w:hAnsi="Times New Roman" w:cs="Times New Roman"/>
-          <w:color w:val="000000" w:themeColor="text1"/>
-        </w:rPr>
-        <w:t xml:space="preserve"> Друган промахивается</w:t>
-      </w:r>
-      <w:r>
-        <w:rPr>
-          <w:rFonts w:ascii="Times New Roman" w:hAnsi="Times New Roman" w:cs="Times New Roman"/>
-          <w:color w:val="000000" w:themeColor="text1"/>
-        </w:rPr>
-        <w:br/>
-      </w:r>
-      <w:r>
-        <w:rPr>
-          <w:rFonts w:ascii="Times New Roman" w:hAnsi="Times New Roman" w:cs="Times New Roman"/>
-          <w:color w:val="000000" w:themeColor="text1"/>
-        </w:rPr>
-        <w:br/>
-      </w:r>
-      <w:proofErr w:type="spellStart"/>
-      <w:r>
-        <w:rPr>
-          <w:rFonts w:ascii="Times New Roman" w:hAnsi="Times New Roman" w:cs="Times New Roman"/>
-          <w:color w:val="000000" w:themeColor="text1"/>
-        </w:rPr>
-        <w:t>Spoink</w:t>
-      </w:r>
-      <w:proofErr w:type="spellEnd"/>
-      <w:r>
-        <w:rPr>
-          <w:rFonts w:ascii="Times New Roman" w:hAnsi="Times New Roman" w:cs="Times New Roman"/>
-          <w:color w:val="000000" w:themeColor="text1"/>
-        </w:rPr>
-        <w:t xml:space="preserve"> Попрыгунчик использует </w:t>
-      </w:r>
-      <w:proofErr w:type="spellStart"/>
-      <w:r>
-        <w:rPr>
-          <w:rFonts w:ascii="Times New Roman" w:hAnsi="Times New Roman" w:cs="Times New Roman"/>
-          <w:color w:val="000000" w:themeColor="text1"/>
-        </w:rPr>
-        <w:t>Charge</w:t>
-      </w:r>
-      <w:proofErr w:type="spellEnd"/>
-      <w:r>
-        <w:rPr>
-          <w:rFonts w:ascii="Times New Roman" w:hAnsi="Times New Roman" w:cs="Times New Roman"/>
-          <w:color w:val="000000" w:themeColor="text1"/>
-        </w:rPr>
-        <w:t xml:space="preserve"> </w:t>
-      </w:r>
-      <w:proofErr w:type="spellStart"/>
-      <w:r>
-        <w:rPr>
-          <w:rFonts w:ascii="Times New Roman" w:hAnsi="Times New Roman" w:cs="Times New Roman"/>
-          <w:color w:val="000000" w:themeColor="text1"/>
-        </w:rPr>
-        <w:t>Beam</w:t>
-      </w:r>
-      <w:proofErr w:type="spellEnd"/>
-      <w:r>
-        <w:rPr>
-          <w:rFonts w:ascii="Times New Roman" w:hAnsi="Times New Roman" w:cs="Times New Roman"/>
-          <w:color w:val="000000" w:themeColor="text1"/>
-        </w:rPr>
-        <w:t xml:space="preserve">. </w:t>
-      </w:r>
-      <w:r>
-        <w:rPr>
-          <w:rFonts w:ascii="Times New Roman" w:hAnsi="Times New Roman" w:cs="Times New Roman"/>
-          <w:color w:val="000000" w:themeColor="text1"/>
-        </w:rPr>
-        <w:br/>
-      </w:r>
-      <w:proofErr w:type="spellStart"/>
-      <w:r>
-        <w:rPr>
-          <w:rFonts w:ascii="Times New Roman" w:hAnsi="Times New Roman" w:cs="Times New Roman"/>
-          <w:color w:val="000000" w:themeColor="text1"/>
-        </w:rPr>
-        <w:t>Poliwhirl</w:t>
-      </w:r>
-      <w:proofErr w:type="spellEnd"/>
-      <w:r>
-        <w:rPr>
-          <w:rFonts w:ascii="Times New Roman" w:hAnsi="Times New Roman" w:cs="Times New Roman"/>
-          <w:color w:val="000000" w:themeColor="text1"/>
-        </w:rPr>
-        <w:t xml:space="preserve"> Друган теряет 57 здоровья.</w:t>
-      </w:r>
-      <w:r>
-        <w:rPr>
-          <w:rFonts w:ascii="Times New Roman" w:hAnsi="Times New Roman" w:cs="Times New Roman"/>
-          <w:color w:val="000000" w:themeColor="text1"/>
-        </w:rPr>
-        <w:br/>
-      </w:r>
-      <w:proofErr w:type="spellStart"/>
-      <w:r>
-        <w:rPr>
-          <w:rFonts w:ascii="Times New Roman" w:hAnsi="Times New Roman" w:cs="Times New Roman"/>
-          <w:color w:val="000000" w:themeColor="text1"/>
-        </w:rPr>
-        <w:t>Poliwhirl</w:t>
-      </w:r>
-      <w:proofErr w:type="spellEnd"/>
-      <w:r>
-        <w:rPr>
-          <w:rFonts w:ascii="Times New Roman" w:hAnsi="Times New Roman" w:cs="Times New Roman"/>
-          <w:color w:val="000000" w:themeColor="text1"/>
-        </w:rPr>
-        <w:t xml:space="preserve"> Друган теряет сознание.</w:t>
-      </w:r>
-      <w:r>
-        <w:rPr>
-          <w:rFonts w:ascii="Times New Roman" w:hAnsi="Times New Roman" w:cs="Times New Roman"/>
-          <w:color w:val="000000" w:themeColor="text1"/>
-        </w:rPr>
-        <w:br/>
-      </w:r>
-      <w:proofErr w:type="spellStart"/>
-      <w:r>
-        <w:rPr>
-          <w:rFonts w:ascii="Times New Roman" w:hAnsi="Times New Roman" w:cs="Times New Roman"/>
-          <w:color w:val="000000" w:themeColor="text1"/>
-        </w:rPr>
-        <w:t>Poliwrath</w:t>
-      </w:r>
-      <w:proofErr w:type="spellEnd"/>
-      <w:r>
-        <w:rPr>
-          <w:rFonts w:ascii="Times New Roman" w:hAnsi="Times New Roman" w:cs="Times New Roman"/>
-          <w:color w:val="000000" w:themeColor="text1"/>
-        </w:rPr>
-        <w:t xml:space="preserve"> Гигант из команды зеленых вступает в бой!</w:t>
-      </w:r>
-      <w:r>
-        <w:rPr>
-          <w:rFonts w:ascii="Times New Roman" w:hAnsi="Times New Roman" w:cs="Times New Roman"/>
-          <w:color w:val="000000" w:themeColor="text1"/>
-        </w:rPr>
-        <w:br/>
-      </w:r>
-      <w:proofErr w:type="spellStart"/>
-      <w:r>
-        <w:rPr>
-          <w:rFonts w:ascii="Times New Roman" w:hAnsi="Times New Roman" w:cs="Times New Roman"/>
-          <w:color w:val="000000" w:themeColor="text1"/>
-        </w:rPr>
-        <w:t>Poliwrath</w:t>
-      </w:r>
-      <w:proofErr w:type="spellEnd"/>
-      <w:r>
-        <w:rPr>
-          <w:rFonts w:ascii="Times New Roman" w:hAnsi="Times New Roman" w:cs="Times New Roman"/>
-          <w:color w:val="000000" w:themeColor="text1"/>
-        </w:rPr>
-        <w:t xml:space="preserve"> Гигант промахивается</w:t>
-      </w:r>
-      <w:r>
-        <w:rPr>
-          <w:rFonts w:ascii="Times New Roman" w:hAnsi="Times New Roman" w:cs="Times New Roman"/>
-          <w:color w:val="000000" w:themeColor="text1"/>
-        </w:rPr>
-        <w:br/>
-      </w:r>
-      <w:r>
-        <w:rPr>
-          <w:rFonts w:ascii="Times New Roman" w:hAnsi="Times New Roman" w:cs="Times New Roman"/>
-          <w:color w:val="000000" w:themeColor="text1"/>
-        </w:rPr>
-        <w:br/>
-      </w:r>
-      <w:proofErr w:type="spellStart"/>
-      <w:r>
-        <w:rPr>
-          <w:rFonts w:ascii="Times New Roman" w:hAnsi="Times New Roman" w:cs="Times New Roman"/>
-          <w:color w:val="000000" w:themeColor="text1"/>
-        </w:rPr>
-        <w:t>Spoink</w:t>
-      </w:r>
-      <w:proofErr w:type="spellEnd"/>
-      <w:r>
-        <w:rPr>
-          <w:rFonts w:ascii="Times New Roman" w:hAnsi="Times New Roman" w:cs="Times New Roman"/>
-          <w:color w:val="000000" w:themeColor="text1"/>
-        </w:rPr>
-        <w:t xml:space="preserve"> Попрыгунчик использует </w:t>
-      </w:r>
-      <w:proofErr w:type="spellStart"/>
-      <w:r>
-        <w:rPr>
-          <w:rFonts w:ascii="Times New Roman" w:hAnsi="Times New Roman" w:cs="Times New Roman"/>
-          <w:color w:val="000000" w:themeColor="text1"/>
-        </w:rPr>
-        <w:t>Thunder</w:t>
-      </w:r>
-      <w:proofErr w:type="spellEnd"/>
-      <w:r>
-        <w:rPr>
-          <w:rFonts w:ascii="Times New Roman" w:hAnsi="Times New Roman" w:cs="Times New Roman"/>
-          <w:color w:val="000000" w:themeColor="text1"/>
-        </w:rPr>
-        <w:t xml:space="preserve"> Wave. </w:t>
-      </w:r>
-      <w:r>
-        <w:rPr>
-          <w:rFonts w:ascii="Times New Roman" w:hAnsi="Times New Roman" w:cs="Times New Roman"/>
-          <w:color w:val="000000" w:themeColor="text1"/>
-        </w:rPr>
-        <w:br/>
-      </w:r>
-      <w:proofErr w:type="spellStart"/>
-      <w:r>
-        <w:rPr>
-          <w:rFonts w:ascii="Times New Roman" w:hAnsi="Times New Roman" w:cs="Times New Roman"/>
-          <w:color w:val="000000" w:themeColor="text1"/>
-        </w:rPr>
-        <w:t>Poliwrath</w:t>
-      </w:r>
-      <w:proofErr w:type="spellEnd"/>
-      <w:r>
-        <w:rPr>
-          <w:rFonts w:ascii="Times New Roman" w:hAnsi="Times New Roman" w:cs="Times New Roman"/>
-          <w:color w:val="000000" w:themeColor="text1"/>
-        </w:rPr>
-        <w:t xml:space="preserve"> Гигант парализован</w:t>
-      </w:r>
-      <w:r>
-        <w:rPr>
-          <w:rFonts w:ascii="Times New Roman" w:hAnsi="Times New Roman" w:cs="Times New Roman"/>
-          <w:color w:val="000000" w:themeColor="text1"/>
-        </w:rPr>
-        <w:br/>
-      </w:r>
-      <w:r>
-        <w:rPr>
-          <w:rFonts w:ascii="Times New Roman" w:hAnsi="Times New Roman" w:cs="Times New Roman"/>
-          <w:color w:val="000000" w:themeColor="text1"/>
-        </w:rPr>
-        <w:br/>
-      </w:r>
-      <w:proofErr w:type="spellStart"/>
-      <w:proofErr w:type="gramStart"/>
-      <w:r>
-        <w:rPr>
-          <w:rFonts w:ascii="Times New Roman" w:hAnsi="Times New Roman" w:cs="Times New Roman"/>
-          <w:color w:val="000000" w:themeColor="text1"/>
-        </w:rPr>
-        <w:t>Poliwrath</w:t>
-      </w:r>
-      <w:proofErr w:type="spellEnd"/>
-      <w:proofErr w:type="gramEnd"/>
-      <w:r>
-        <w:rPr>
-          <w:rFonts w:ascii="Times New Roman" w:hAnsi="Times New Roman" w:cs="Times New Roman"/>
-          <w:color w:val="000000" w:themeColor="text1"/>
-        </w:rPr>
-        <w:t xml:space="preserve"> Гигант промахивается</w:t>
-      </w:r>
-      <w:r>
-        <w:rPr>
-          <w:rFonts w:ascii="Times New Roman" w:hAnsi="Times New Roman" w:cs="Times New Roman"/>
-          <w:color w:val="000000" w:themeColor="text1"/>
-        </w:rPr>
-        <w:br/>
-      </w:r>
-      <w:r>
-        <w:rPr>
-          <w:rFonts w:ascii="Times New Roman" w:hAnsi="Times New Roman" w:cs="Times New Roman"/>
-          <w:color w:val="000000" w:themeColor="text1"/>
-        </w:rPr>
-        <w:br/>
-      </w:r>
-      <w:proofErr w:type="spellStart"/>
-      <w:r>
-        <w:rPr>
-          <w:rFonts w:ascii="Times New Roman" w:hAnsi="Times New Roman" w:cs="Times New Roman"/>
-          <w:color w:val="000000" w:themeColor="text1"/>
-        </w:rPr>
-        <w:t>Spoink</w:t>
-      </w:r>
-      <w:proofErr w:type="spellEnd"/>
-      <w:r>
-        <w:rPr>
-          <w:rFonts w:ascii="Times New Roman" w:hAnsi="Times New Roman" w:cs="Times New Roman"/>
-          <w:color w:val="000000" w:themeColor="text1"/>
-        </w:rPr>
-        <w:t xml:space="preserve"> Попрыгунчик использует </w:t>
-      </w:r>
-      <w:proofErr w:type="spellStart"/>
-      <w:r>
-        <w:rPr>
-          <w:rFonts w:ascii="Times New Roman" w:hAnsi="Times New Roman" w:cs="Times New Roman"/>
-          <w:color w:val="000000" w:themeColor="text1"/>
-        </w:rPr>
-        <w:t>Thunder</w:t>
-      </w:r>
-      <w:proofErr w:type="spellEnd"/>
-      <w:r>
-        <w:rPr>
-          <w:rFonts w:ascii="Times New Roman" w:hAnsi="Times New Roman" w:cs="Times New Roman"/>
-          <w:color w:val="000000" w:themeColor="text1"/>
-        </w:rPr>
-        <w:t xml:space="preserve"> Wave. </w:t>
-      </w:r>
-      <w:r>
-        <w:rPr>
-          <w:rFonts w:ascii="Times New Roman" w:hAnsi="Times New Roman" w:cs="Times New Roman"/>
-          <w:color w:val="000000" w:themeColor="text1"/>
-        </w:rPr>
-        <w:br/>
-      </w:r>
-      <w:r>
-        <w:rPr>
-          <w:rFonts w:ascii="Times New Roman" w:hAnsi="Times New Roman" w:cs="Times New Roman"/>
-          <w:color w:val="000000" w:themeColor="text1"/>
-        </w:rPr>
-        <w:br/>
-      </w:r>
-      <w:proofErr w:type="spellStart"/>
+        <w:t>Poliwhirl Друган теряет 42 здоровья.</w:t>
+      </w:r>
+      <w:r>
+        <w:rPr>
+          <w:rFonts w:ascii="Times New Roman" w:hAnsi="Times New Roman" w:cs="Times New Roman"/>
+          <w:color w:val="000000" w:themeColor="text1"/>
+        </w:rPr>
+        <w:br/>
+      </w:r>
+      <w:r>
+        <w:rPr>
+          <w:rFonts w:ascii="Times New Roman" w:hAnsi="Times New Roman" w:cs="Times New Roman"/>
+          <w:color w:val="000000" w:themeColor="text1"/>
+        </w:rPr>
+        <w:br/>
+        <w:t>Poliwhirl Друган промахивается</w:t>
+      </w:r>
+      <w:r>
+        <w:rPr>
+          <w:rFonts w:ascii="Times New Roman" w:hAnsi="Times New Roman" w:cs="Times New Roman"/>
+          <w:color w:val="000000" w:themeColor="text1"/>
+        </w:rPr>
+        <w:br/>
+      </w:r>
+      <w:r>
+        <w:rPr>
+          <w:rFonts w:ascii="Times New Roman" w:hAnsi="Times New Roman" w:cs="Times New Roman"/>
+          <w:color w:val="000000" w:themeColor="text1"/>
+        </w:rPr>
+        <w:br/>
+        <w:t xml:space="preserve">Volbeat Пчелка использует Aerial Ace. </w:t>
+      </w:r>
+      <w:r>
+        <w:rPr>
+          <w:rFonts w:ascii="Times New Roman" w:hAnsi="Times New Roman" w:cs="Times New Roman"/>
+          <w:color w:val="000000" w:themeColor="text1"/>
+        </w:rPr>
+        <w:br/>
+        <w:t>Poliwhirl Друган теряет 28 здоровья.</w:t>
+      </w:r>
+      <w:r>
+        <w:rPr>
+          <w:rFonts w:ascii="Times New Roman" w:hAnsi="Times New Roman" w:cs="Times New Roman"/>
+          <w:color w:val="000000" w:themeColor="text1"/>
+        </w:rPr>
+        <w:br/>
+      </w:r>
+      <w:r>
+        <w:rPr>
+          <w:rFonts w:ascii="Times New Roman" w:hAnsi="Times New Roman" w:cs="Times New Roman"/>
+          <w:color w:val="000000" w:themeColor="text1"/>
+        </w:rPr>
+        <w:br/>
+        <w:t xml:space="preserve">Volbeat Пчелка использует Quick Attack. </w:t>
+      </w:r>
+      <w:r>
+        <w:rPr>
+          <w:rFonts w:ascii="Times New Roman" w:hAnsi="Times New Roman" w:cs="Times New Roman"/>
+          <w:color w:val="000000" w:themeColor="text1"/>
+        </w:rPr>
+        <w:br/>
+        <w:t>Poliwhirl Друган теряет 18 здоровья.</w:t>
+      </w:r>
+      <w:r>
+        <w:rPr>
+          <w:rFonts w:ascii="Times New Roman" w:hAnsi="Times New Roman" w:cs="Times New Roman"/>
+          <w:color w:val="000000" w:themeColor="text1"/>
+        </w:rPr>
+        <w:br/>
+      </w:r>
+      <w:r>
+        <w:rPr>
+          <w:rFonts w:ascii="Times New Roman" w:hAnsi="Times New Roman" w:cs="Times New Roman"/>
+          <w:color w:val="000000" w:themeColor="text1"/>
+        </w:rPr>
+        <w:br/>
+        <w:t xml:space="preserve">Poliwhirl Друган борется с соперником. </w:t>
+      </w:r>
+      <w:r>
+        <w:rPr>
+          <w:rFonts w:ascii="Times New Roman" w:hAnsi="Times New Roman" w:cs="Times New Roman"/>
+          <w:color w:val="000000" w:themeColor="text1"/>
+        </w:rPr>
+        <w:br/>
+        <w:t>Volbeat Пчелка теряет 13 здоровья.</w:t>
+      </w:r>
+      <w:r>
+        <w:rPr>
+          <w:rFonts w:ascii="Times New Roman" w:hAnsi="Times New Roman" w:cs="Times New Roman"/>
+          <w:color w:val="000000" w:themeColor="text1"/>
+        </w:rPr>
+        <w:br/>
+        <w:t>Poliwhirl Друган теряет 3 здоровья.</w:t>
+      </w:r>
+      <w:r>
+        <w:rPr>
+          <w:rFonts w:ascii="Times New Roman" w:hAnsi="Times New Roman" w:cs="Times New Roman"/>
+          <w:color w:val="000000" w:themeColor="text1"/>
+        </w:rPr>
+        <w:br/>
+      </w:r>
+      <w:r>
+        <w:rPr>
+          <w:rFonts w:ascii="Times New Roman" w:hAnsi="Times New Roman" w:cs="Times New Roman"/>
+          <w:color w:val="000000" w:themeColor="text1"/>
+        </w:rPr>
+        <w:br/>
+        <w:t>Poliwhirl Друган промахивается</w:t>
+      </w:r>
+      <w:r>
+        <w:rPr>
+          <w:rFonts w:ascii="Times New Roman" w:hAnsi="Times New Roman" w:cs="Times New Roman"/>
+          <w:color w:val="000000" w:themeColor="text1"/>
+        </w:rPr>
+        <w:br/>
+      </w:r>
+      <w:r>
+        <w:rPr>
+          <w:rFonts w:ascii="Times New Roman" w:hAnsi="Times New Roman" w:cs="Times New Roman"/>
+          <w:color w:val="000000" w:themeColor="text1"/>
+        </w:rPr>
+        <w:br/>
+        <w:t xml:space="preserve">Volbeat Пчелка использует Flash. </w:t>
+      </w:r>
+      <w:r>
+        <w:rPr>
+          <w:rFonts w:ascii="Times New Roman" w:hAnsi="Times New Roman" w:cs="Times New Roman"/>
+          <w:color w:val="000000" w:themeColor="text1"/>
+        </w:rPr>
+        <w:br/>
+        <w:t>Poliwhirl Друган уменьшает точность.</w:t>
+      </w:r>
+      <w:r>
+        <w:rPr>
+          <w:rFonts w:ascii="Times New Roman" w:hAnsi="Times New Roman" w:cs="Times New Roman"/>
+          <w:color w:val="000000" w:themeColor="text1"/>
+        </w:rPr>
+        <w:br/>
+      </w:r>
+      <w:r>
+        <w:rPr>
+          <w:rFonts w:ascii="Times New Roman" w:hAnsi="Times New Roman" w:cs="Times New Roman"/>
+          <w:color w:val="000000" w:themeColor="text1"/>
+        </w:rPr>
+        <w:br/>
+        <w:t xml:space="preserve">Volbeat Пчелка использует Quick Attack. </w:t>
+      </w:r>
+      <w:r>
+        <w:rPr>
+          <w:rFonts w:ascii="Times New Roman" w:hAnsi="Times New Roman" w:cs="Times New Roman"/>
+          <w:color w:val="000000" w:themeColor="text1"/>
+        </w:rPr>
+        <w:br/>
+        <w:t>Poliwhirl Друган теряет 19 здоровья.</w:t>
+      </w:r>
+      <w:r>
+        <w:rPr>
+          <w:rFonts w:ascii="Times New Roman" w:hAnsi="Times New Roman" w:cs="Times New Roman"/>
+          <w:color w:val="000000" w:themeColor="text1"/>
+        </w:rPr>
+        <w:br/>
+      </w:r>
+      <w:r>
+        <w:rPr>
+          <w:rFonts w:ascii="Times New Roman" w:hAnsi="Times New Roman" w:cs="Times New Roman"/>
+          <w:color w:val="000000" w:themeColor="text1"/>
+        </w:rPr>
+        <w:br/>
+        <w:t>Poliwhirl Друган промахивается</w:t>
+      </w:r>
+      <w:r>
+        <w:rPr>
+          <w:rFonts w:ascii="Times New Roman" w:hAnsi="Times New Roman" w:cs="Times New Roman"/>
+          <w:color w:val="000000" w:themeColor="text1"/>
+        </w:rPr>
+        <w:br/>
+      </w:r>
+      <w:r>
+        <w:rPr>
+          <w:rFonts w:ascii="Times New Roman" w:hAnsi="Times New Roman" w:cs="Times New Roman"/>
+          <w:color w:val="000000" w:themeColor="text1"/>
+        </w:rPr>
+        <w:br/>
+        <w:t xml:space="preserve">Poliwhirl Друган борется с соперником. </w:t>
+      </w:r>
+      <w:r>
+        <w:rPr>
+          <w:rFonts w:ascii="Times New Roman" w:hAnsi="Times New Roman" w:cs="Times New Roman"/>
+          <w:color w:val="000000" w:themeColor="text1"/>
+        </w:rPr>
+        <w:br/>
+        <w:t>Volbeat Пчелка теряет 15 здоровья.</w:t>
+      </w:r>
+      <w:r>
+        <w:rPr>
+          <w:rFonts w:ascii="Times New Roman" w:hAnsi="Times New Roman" w:cs="Times New Roman"/>
+          <w:color w:val="000000" w:themeColor="text1"/>
+        </w:rPr>
+        <w:br/>
+        <w:t>Poliwhirl Друган теряет 4 здоровья.</w:t>
+      </w:r>
+      <w:r>
+        <w:rPr>
+          <w:rFonts w:ascii="Times New Roman" w:hAnsi="Times New Roman" w:cs="Times New Roman"/>
+          <w:color w:val="000000" w:themeColor="text1"/>
+        </w:rPr>
+        <w:br/>
+        <w:t>Volbeat Пчелка теряет сознание.</w:t>
+      </w:r>
+      <w:r>
+        <w:rPr>
+          <w:rFonts w:ascii="Times New Roman" w:hAnsi="Times New Roman" w:cs="Times New Roman"/>
+          <w:color w:val="000000" w:themeColor="text1"/>
+        </w:rPr>
+        <w:br/>
+        <w:t>Spoink Попрыгунчик из команды белых вступает в бой!</w:t>
+      </w:r>
+      <w:r>
+        <w:rPr>
+          <w:rFonts w:ascii="Times New Roman" w:hAnsi="Times New Roman" w:cs="Times New Roman"/>
+          <w:color w:val="000000" w:themeColor="text1"/>
+        </w:rPr>
+        <w:br/>
+        <w:t>Poliwhirl Друган промахивается</w:t>
+      </w:r>
+      <w:r>
+        <w:rPr>
+          <w:rFonts w:ascii="Times New Roman" w:hAnsi="Times New Roman" w:cs="Times New Roman"/>
+          <w:color w:val="000000" w:themeColor="text1"/>
+        </w:rPr>
+        <w:br/>
+      </w:r>
+      <w:r>
+        <w:rPr>
+          <w:rFonts w:ascii="Times New Roman" w:hAnsi="Times New Roman" w:cs="Times New Roman"/>
+          <w:color w:val="000000" w:themeColor="text1"/>
+        </w:rPr>
+        <w:br/>
+        <w:t xml:space="preserve">Spoink Попрыгунчик использует Charge Beam. </w:t>
+      </w:r>
+      <w:r>
+        <w:rPr>
+          <w:rFonts w:ascii="Times New Roman" w:hAnsi="Times New Roman" w:cs="Times New Roman"/>
+          <w:color w:val="000000" w:themeColor="text1"/>
+        </w:rPr>
+        <w:br/>
+        <w:t>Poliwhirl Друган теряет 57 здоровья.</w:t>
+      </w:r>
+      <w:r>
+        <w:rPr>
+          <w:rFonts w:ascii="Times New Roman" w:hAnsi="Times New Roman" w:cs="Times New Roman"/>
+          <w:color w:val="000000" w:themeColor="text1"/>
+        </w:rPr>
+        <w:br/>
+        <w:t>Poliwhirl Друган теряет сознание.</w:t>
+      </w:r>
+      <w:r>
+        <w:rPr>
+          <w:rFonts w:ascii="Times New Roman" w:hAnsi="Times New Roman" w:cs="Times New Roman"/>
+          <w:color w:val="000000" w:themeColor="text1"/>
+        </w:rPr>
+        <w:br/>
+        <w:t>Poliwrath Гигант из команды зеленых вступает в бой!</w:t>
+      </w:r>
+      <w:r>
+        <w:rPr>
+          <w:rFonts w:ascii="Times New Roman" w:hAnsi="Times New Roman" w:cs="Times New Roman"/>
+          <w:color w:val="000000" w:themeColor="text1"/>
+        </w:rPr>
+        <w:br/>
+        <w:t>Poliwrath Гигант промахивается</w:t>
+      </w:r>
+      <w:r>
+        <w:rPr>
+          <w:rFonts w:ascii="Times New Roman" w:hAnsi="Times New Roman" w:cs="Times New Roman"/>
+          <w:color w:val="000000" w:themeColor="text1"/>
+        </w:rPr>
+        <w:br/>
+      </w:r>
+      <w:r>
+        <w:rPr>
+          <w:rFonts w:ascii="Times New Roman" w:hAnsi="Times New Roman" w:cs="Times New Roman"/>
+          <w:color w:val="000000" w:themeColor="text1"/>
+        </w:rPr>
+        <w:br/>
+        <w:t xml:space="preserve">Spoink Попрыгунчик использует Thunder Wave. </w:t>
+      </w:r>
+      <w:r>
+        <w:rPr>
+          <w:rFonts w:ascii="Times New Roman" w:hAnsi="Times New Roman" w:cs="Times New Roman"/>
+          <w:color w:val="000000" w:themeColor="text1"/>
+        </w:rPr>
+        <w:br/>
+        <w:t>Poliwrath Гигант парализован</w:t>
+      </w:r>
+      <w:r>
+        <w:rPr>
+          <w:rFonts w:ascii="Times New Roman" w:hAnsi="Times New Roman" w:cs="Times New Roman"/>
+          <w:color w:val="000000" w:themeColor="text1"/>
+        </w:rPr>
+        <w:br/>
+      </w:r>
+      <w:r>
+        <w:rPr>
+          <w:rFonts w:ascii="Times New Roman" w:hAnsi="Times New Roman" w:cs="Times New Roman"/>
+          <w:color w:val="000000" w:themeColor="text1"/>
+        </w:rPr>
+        <w:br/>
+        <w:t>Poliwrath Гигант промахивается</w:t>
+      </w:r>
+      <w:r>
+        <w:rPr>
+          <w:rFonts w:ascii="Times New Roman" w:hAnsi="Times New Roman" w:cs="Times New Roman"/>
+          <w:color w:val="000000" w:themeColor="text1"/>
+        </w:rPr>
+        <w:br/>
+      </w:r>
+      <w:r>
+        <w:rPr>
+          <w:rFonts w:ascii="Times New Roman" w:hAnsi="Times New Roman" w:cs="Times New Roman"/>
+          <w:color w:val="000000" w:themeColor="text1"/>
+        </w:rPr>
+        <w:br/>
+        <w:t xml:space="preserve">Spoink Попрыгунчик использует Thunder Wave. </w:t>
+      </w:r>
+      <w:r>
+        <w:rPr>
+          <w:rFonts w:ascii="Times New Roman" w:hAnsi="Times New Roman" w:cs="Times New Roman"/>
+          <w:color w:val="000000" w:themeColor="text1"/>
+        </w:rPr>
+        <w:br/>
+      </w:r>
+      <w:r>
+        <w:rPr>
+          <w:rFonts w:ascii="Times New Roman" w:hAnsi="Times New Roman" w:cs="Times New Roman"/>
+          <w:color w:val="000000" w:themeColor="text1"/>
+        </w:rPr>
+        <w:br/>
+      </w:r>
       <w:r>
         <w:rPr>
           <w:rFonts w:ascii="Times New Roman" w:hAnsi="Times New Roman" w:cs="Times New Roman"/>
           <w:color w:val="000000" w:themeColor="text1"/>
         </w:rPr>
         <w:lastRenderedPageBreak/>
-        <w:t>Poliwrath</w:t>
-      </w:r>
-      <w:proofErr w:type="spellEnd"/>
-      <w:r>
-        <w:rPr>
-          <w:rFonts w:ascii="Times New Roman" w:hAnsi="Times New Roman" w:cs="Times New Roman"/>
-          <w:color w:val="000000" w:themeColor="text1"/>
-        </w:rPr>
-        <w:t xml:space="preserve"> Гигант промахивается</w:t>
-      </w:r>
-      <w:r>
-        <w:rPr>
-          <w:rFonts w:ascii="Times New Roman" w:hAnsi="Times New Roman" w:cs="Times New Roman"/>
-          <w:color w:val="000000" w:themeColor="text1"/>
-        </w:rPr>
-        <w:br/>
-      </w:r>
-      <w:r>
-        <w:rPr>
-          <w:rFonts w:ascii="Times New Roman" w:hAnsi="Times New Roman" w:cs="Times New Roman"/>
-          <w:color w:val="000000" w:themeColor="text1"/>
-        </w:rPr>
-        <w:br/>
-      </w:r>
-      <w:proofErr w:type="spellStart"/>
-      <w:proofErr w:type="gramStart"/>
-      <w:r>
-        <w:rPr>
-          <w:rFonts w:ascii="Times New Roman" w:hAnsi="Times New Roman" w:cs="Times New Roman"/>
-          <w:color w:val="000000" w:themeColor="text1"/>
-        </w:rPr>
-        <w:t>Spoink</w:t>
-      </w:r>
-      <w:proofErr w:type="spellEnd"/>
-      <w:proofErr w:type="gramEnd"/>
-      <w:r>
-        <w:rPr>
-          <w:rFonts w:ascii="Times New Roman" w:hAnsi="Times New Roman" w:cs="Times New Roman"/>
-          <w:color w:val="000000" w:themeColor="text1"/>
-        </w:rPr>
-        <w:t xml:space="preserve"> Попрыгунчик использует </w:t>
-      </w:r>
-      <w:proofErr w:type="spellStart"/>
-      <w:r>
-        <w:rPr>
-          <w:rFonts w:ascii="Times New Roman" w:hAnsi="Times New Roman" w:cs="Times New Roman"/>
-          <w:color w:val="000000" w:themeColor="text1"/>
-        </w:rPr>
-        <w:t>Charge</w:t>
-      </w:r>
-      <w:proofErr w:type="spellEnd"/>
-      <w:r>
-        <w:rPr>
-          <w:rFonts w:ascii="Times New Roman" w:hAnsi="Times New Roman" w:cs="Times New Roman"/>
-          <w:color w:val="000000" w:themeColor="text1"/>
-        </w:rPr>
-        <w:t xml:space="preserve"> </w:t>
-      </w:r>
-      <w:proofErr w:type="spellStart"/>
-      <w:r>
-        <w:rPr>
-          <w:rFonts w:ascii="Times New Roman" w:hAnsi="Times New Roman" w:cs="Times New Roman"/>
-          <w:color w:val="000000" w:themeColor="text1"/>
-        </w:rPr>
-        <w:t>Beam</w:t>
-      </w:r>
-      <w:proofErr w:type="spellEnd"/>
-      <w:r>
-        <w:rPr>
-          <w:rFonts w:ascii="Times New Roman" w:hAnsi="Times New Roman" w:cs="Times New Roman"/>
-          <w:color w:val="000000" w:themeColor="text1"/>
-        </w:rPr>
-        <w:t xml:space="preserve">. </w:t>
-      </w:r>
-      <w:r>
-        <w:rPr>
-          <w:rFonts w:ascii="Times New Roman" w:hAnsi="Times New Roman" w:cs="Times New Roman"/>
-          <w:color w:val="000000" w:themeColor="text1"/>
-        </w:rPr>
-        <w:br/>
-      </w:r>
-      <w:proofErr w:type="spellStart"/>
-      <w:r>
-        <w:rPr>
-          <w:rFonts w:ascii="Times New Roman" w:hAnsi="Times New Roman" w:cs="Times New Roman"/>
-          <w:color w:val="000000" w:themeColor="text1"/>
-        </w:rPr>
-        <w:t>Poliwrath</w:t>
-      </w:r>
-      <w:proofErr w:type="spellEnd"/>
-      <w:r>
-        <w:rPr>
-          <w:rFonts w:ascii="Times New Roman" w:hAnsi="Times New Roman" w:cs="Times New Roman"/>
-          <w:color w:val="000000" w:themeColor="text1"/>
-        </w:rPr>
-        <w:t xml:space="preserve"> Гигант теряет 27 здоровья.</w:t>
-      </w:r>
-      <w:r>
-        <w:rPr>
-          <w:rFonts w:ascii="Times New Roman" w:hAnsi="Times New Roman" w:cs="Times New Roman"/>
-          <w:color w:val="000000" w:themeColor="text1"/>
-        </w:rPr>
-        <w:br/>
-      </w:r>
-      <w:r>
-        <w:rPr>
-          <w:rFonts w:ascii="Times New Roman" w:hAnsi="Times New Roman" w:cs="Times New Roman"/>
-          <w:color w:val="000000" w:themeColor="text1"/>
-        </w:rPr>
-        <w:br/>
-      </w:r>
-      <w:proofErr w:type="spellStart"/>
-      <w:r>
-        <w:rPr>
-          <w:rFonts w:ascii="Times New Roman" w:hAnsi="Times New Roman" w:cs="Times New Roman"/>
-          <w:color w:val="000000" w:themeColor="text1"/>
-        </w:rPr>
-        <w:t>Poliwrath</w:t>
-      </w:r>
-      <w:proofErr w:type="spellEnd"/>
-      <w:r>
-        <w:rPr>
-          <w:rFonts w:ascii="Times New Roman" w:hAnsi="Times New Roman" w:cs="Times New Roman"/>
-          <w:color w:val="000000" w:themeColor="text1"/>
-        </w:rPr>
-        <w:t xml:space="preserve"> Гигант использует Blizzard. </w:t>
+        <w:t>Poliwrath Гигант промахивается</w:t>
+      </w:r>
+      <w:r>
+        <w:rPr>
+          <w:rFonts w:ascii="Times New Roman" w:hAnsi="Times New Roman" w:cs="Times New Roman"/>
+          <w:color w:val="000000" w:themeColor="text1"/>
+        </w:rPr>
+        <w:br/>
+      </w:r>
+      <w:r>
+        <w:rPr>
+          <w:rFonts w:ascii="Times New Roman" w:hAnsi="Times New Roman" w:cs="Times New Roman"/>
+          <w:color w:val="000000" w:themeColor="text1"/>
+        </w:rPr>
+        <w:br/>
+        <w:t xml:space="preserve">Spoink Попрыгунчик использует Charge Beam. </w:t>
+      </w:r>
+      <w:r>
+        <w:rPr>
+          <w:rFonts w:ascii="Times New Roman" w:hAnsi="Times New Roman" w:cs="Times New Roman"/>
+          <w:color w:val="000000" w:themeColor="text1"/>
+        </w:rPr>
+        <w:br/>
+        <w:t>Poliwrath Гигант теряет 27 здоровья.</w:t>
+      </w:r>
+      <w:r>
+        <w:rPr>
+          <w:rFonts w:ascii="Times New Roman" w:hAnsi="Times New Roman" w:cs="Times New Roman"/>
+          <w:color w:val="000000" w:themeColor="text1"/>
+        </w:rPr>
+        <w:br/>
+      </w:r>
+      <w:r>
+        <w:rPr>
+          <w:rFonts w:ascii="Times New Roman" w:hAnsi="Times New Roman" w:cs="Times New Roman"/>
+          <w:color w:val="000000" w:themeColor="text1"/>
+        </w:rPr>
+        <w:br/>
+        <w:t xml:space="preserve">Poliwrath Гигант использует Blizzard. </w:t>
       </w:r>
       <w:r>
         <w:rPr>
@@ -6647,661 +4678,287 @@
           <w:color w:val="000000" w:themeColor="text1"/>
         </w:rPr>
         <w:br/>
-      </w:r>
-      <w:proofErr w:type="spellStart"/>
-      <w:r>
-        <w:rPr>
-          <w:rFonts w:ascii="Times New Roman" w:hAnsi="Times New Roman" w:cs="Times New Roman"/>
-          <w:color w:val="000000" w:themeColor="text1"/>
-        </w:rPr>
-        <w:t>Spoink</w:t>
-      </w:r>
-      <w:proofErr w:type="spellEnd"/>
-      <w:r>
-        <w:rPr>
-          <w:rFonts w:ascii="Times New Roman" w:hAnsi="Times New Roman" w:cs="Times New Roman"/>
-          <w:color w:val="000000" w:themeColor="text1"/>
-        </w:rPr>
-        <w:t xml:space="preserve"> Попрыгунчик теряет 70 здоровья.</w:t>
-      </w:r>
-      <w:r>
-        <w:rPr>
-          <w:rFonts w:ascii="Times New Roman" w:hAnsi="Times New Roman" w:cs="Times New Roman"/>
-          <w:color w:val="000000" w:themeColor="text1"/>
-        </w:rPr>
-        <w:br/>
-      </w:r>
-      <w:r>
-        <w:rPr>
-          <w:rFonts w:ascii="Times New Roman" w:hAnsi="Times New Roman" w:cs="Times New Roman"/>
-          <w:color w:val="000000" w:themeColor="text1"/>
-        </w:rPr>
-        <w:br/>
-      </w:r>
-      <w:proofErr w:type="spellStart"/>
-      <w:r>
-        <w:rPr>
-          <w:rFonts w:ascii="Times New Roman" w:hAnsi="Times New Roman" w:cs="Times New Roman"/>
-          <w:color w:val="000000" w:themeColor="text1"/>
-        </w:rPr>
-        <w:t>Spoink</w:t>
-      </w:r>
-      <w:proofErr w:type="spellEnd"/>
-      <w:r>
-        <w:rPr>
-          <w:rFonts w:ascii="Times New Roman" w:hAnsi="Times New Roman" w:cs="Times New Roman"/>
-          <w:color w:val="000000" w:themeColor="text1"/>
-        </w:rPr>
-        <w:t xml:space="preserve"> Попрыгунчик использует </w:t>
-      </w:r>
-      <w:proofErr w:type="spellStart"/>
-      <w:r>
-        <w:rPr>
-          <w:rFonts w:ascii="Times New Roman" w:hAnsi="Times New Roman" w:cs="Times New Roman"/>
-          <w:color w:val="000000" w:themeColor="text1"/>
-        </w:rPr>
-        <w:t>Thunder</w:t>
-      </w:r>
-      <w:proofErr w:type="spellEnd"/>
-      <w:r>
-        <w:rPr>
-          <w:rFonts w:ascii="Times New Roman" w:hAnsi="Times New Roman" w:cs="Times New Roman"/>
-          <w:color w:val="000000" w:themeColor="text1"/>
-        </w:rPr>
-        <w:t xml:space="preserve"> Wave. </w:t>
-      </w:r>
-      <w:r>
-        <w:rPr>
-          <w:rFonts w:ascii="Times New Roman" w:hAnsi="Times New Roman" w:cs="Times New Roman"/>
-          <w:color w:val="000000" w:themeColor="text1"/>
-        </w:rPr>
-        <w:br/>
-      </w:r>
-      <w:r>
-        <w:rPr>
-          <w:rFonts w:ascii="Times New Roman" w:hAnsi="Times New Roman" w:cs="Times New Roman"/>
-          <w:color w:val="000000" w:themeColor="text1"/>
-        </w:rPr>
-        <w:br/>
-      </w:r>
-      <w:proofErr w:type="spellStart"/>
-      <w:r>
-        <w:rPr>
-          <w:rFonts w:ascii="Times New Roman" w:hAnsi="Times New Roman" w:cs="Times New Roman"/>
-          <w:color w:val="000000" w:themeColor="text1"/>
-        </w:rPr>
-        <w:t>Poliwrath</w:t>
-      </w:r>
-      <w:proofErr w:type="spellEnd"/>
-      <w:r>
-        <w:rPr>
-          <w:rFonts w:ascii="Times New Roman" w:hAnsi="Times New Roman" w:cs="Times New Roman"/>
-          <w:color w:val="000000" w:themeColor="text1"/>
-        </w:rPr>
-        <w:t xml:space="preserve"> Гигант промахивается</w:t>
-      </w:r>
-      <w:r>
-        <w:rPr>
-          <w:rFonts w:ascii="Times New Roman" w:hAnsi="Times New Roman" w:cs="Times New Roman"/>
-          <w:color w:val="000000" w:themeColor="text1"/>
-        </w:rPr>
-        <w:br/>
-      </w:r>
-      <w:r>
-        <w:rPr>
-          <w:rFonts w:ascii="Times New Roman" w:hAnsi="Times New Roman" w:cs="Times New Roman"/>
-          <w:color w:val="000000" w:themeColor="text1"/>
-        </w:rPr>
-        <w:br/>
-      </w:r>
-      <w:proofErr w:type="spellStart"/>
-      <w:proofErr w:type="gramStart"/>
-      <w:r>
-        <w:rPr>
-          <w:rFonts w:ascii="Times New Roman" w:hAnsi="Times New Roman" w:cs="Times New Roman"/>
-          <w:color w:val="000000" w:themeColor="text1"/>
-        </w:rPr>
-        <w:t>Spoink</w:t>
-      </w:r>
-      <w:proofErr w:type="spellEnd"/>
-      <w:proofErr w:type="gramEnd"/>
-      <w:r>
-        <w:rPr>
-          <w:rFonts w:ascii="Times New Roman" w:hAnsi="Times New Roman" w:cs="Times New Roman"/>
-          <w:color w:val="000000" w:themeColor="text1"/>
-        </w:rPr>
-        <w:t xml:space="preserve"> Попрыгунчик борется с соперником. </w:t>
-      </w:r>
-      <w:r>
-        <w:rPr>
-          <w:rFonts w:ascii="Times New Roman" w:hAnsi="Times New Roman" w:cs="Times New Roman"/>
-          <w:color w:val="000000" w:themeColor="text1"/>
-        </w:rPr>
-        <w:br/>
-      </w:r>
-      <w:proofErr w:type="spellStart"/>
-      <w:r>
-        <w:rPr>
-          <w:rFonts w:ascii="Times New Roman" w:hAnsi="Times New Roman" w:cs="Times New Roman"/>
-          <w:color w:val="000000" w:themeColor="text1"/>
-        </w:rPr>
-        <w:t>Poliwrath</w:t>
-      </w:r>
-      <w:proofErr w:type="spellEnd"/>
-      <w:r>
-        <w:rPr>
-          <w:rFonts w:ascii="Times New Roman" w:hAnsi="Times New Roman" w:cs="Times New Roman"/>
-          <w:color w:val="000000" w:themeColor="text1"/>
-        </w:rPr>
-        <w:t xml:space="preserve"> Гигант теряет 7 здоровья.</w:t>
-      </w:r>
-      <w:r>
-        <w:rPr>
-          <w:rFonts w:ascii="Times New Roman" w:hAnsi="Times New Roman" w:cs="Times New Roman"/>
-          <w:color w:val="000000" w:themeColor="text1"/>
-        </w:rPr>
-        <w:br/>
-      </w:r>
-      <w:proofErr w:type="spellStart"/>
-      <w:r>
-        <w:rPr>
-          <w:rFonts w:ascii="Times New Roman" w:hAnsi="Times New Roman" w:cs="Times New Roman"/>
-          <w:color w:val="000000" w:themeColor="text1"/>
-        </w:rPr>
-        <w:t>Spoink</w:t>
-      </w:r>
-      <w:proofErr w:type="spellEnd"/>
-      <w:r>
-        <w:rPr>
-          <w:rFonts w:ascii="Times New Roman" w:hAnsi="Times New Roman" w:cs="Times New Roman"/>
-          <w:color w:val="000000" w:themeColor="text1"/>
-        </w:rPr>
-        <w:t xml:space="preserve"> Попрыгунчик теряет 2 здоровья.</w:t>
-      </w:r>
-      <w:r>
-        <w:rPr>
-          <w:rFonts w:ascii="Times New Roman" w:hAnsi="Times New Roman" w:cs="Times New Roman"/>
-          <w:color w:val="000000" w:themeColor="text1"/>
-        </w:rPr>
-        <w:br/>
-      </w:r>
-      <w:r>
-        <w:rPr>
-          <w:rFonts w:ascii="Times New Roman" w:hAnsi="Times New Roman" w:cs="Times New Roman"/>
-          <w:color w:val="000000" w:themeColor="text1"/>
-        </w:rPr>
-        <w:br/>
-      </w:r>
-      <w:proofErr w:type="spellStart"/>
-      <w:r>
-        <w:rPr>
-          <w:rFonts w:ascii="Times New Roman" w:hAnsi="Times New Roman" w:cs="Times New Roman"/>
-          <w:color w:val="000000" w:themeColor="text1"/>
-        </w:rPr>
-        <w:t>Poliwrath</w:t>
-      </w:r>
-      <w:proofErr w:type="spellEnd"/>
-      <w:r>
-        <w:rPr>
-          <w:rFonts w:ascii="Times New Roman" w:hAnsi="Times New Roman" w:cs="Times New Roman"/>
-          <w:color w:val="000000" w:themeColor="text1"/>
-        </w:rPr>
-        <w:t xml:space="preserve"> Гигант промахивается</w:t>
-      </w:r>
-      <w:r>
-        <w:rPr>
-          <w:rFonts w:ascii="Times New Roman" w:hAnsi="Times New Roman" w:cs="Times New Roman"/>
-          <w:color w:val="000000" w:themeColor="text1"/>
-        </w:rPr>
-        <w:br/>
-      </w:r>
-      <w:r>
-        <w:rPr>
-          <w:rFonts w:ascii="Times New Roman" w:hAnsi="Times New Roman" w:cs="Times New Roman"/>
-          <w:color w:val="000000" w:themeColor="text1"/>
-        </w:rPr>
-        <w:br/>
-      </w:r>
-      <w:proofErr w:type="spellStart"/>
-      <w:proofErr w:type="gramStart"/>
-      <w:r>
-        <w:rPr>
-          <w:rFonts w:ascii="Times New Roman" w:hAnsi="Times New Roman" w:cs="Times New Roman"/>
-          <w:color w:val="000000" w:themeColor="text1"/>
-        </w:rPr>
-        <w:t>Spoink</w:t>
-      </w:r>
-      <w:proofErr w:type="spellEnd"/>
-      <w:proofErr w:type="gramEnd"/>
-      <w:r>
-        <w:rPr>
-          <w:rFonts w:ascii="Times New Roman" w:hAnsi="Times New Roman" w:cs="Times New Roman"/>
-          <w:color w:val="000000" w:themeColor="text1"/>
-        </w:rPr>
-        <w:t xml:space="preserve"> Попрыгунчик промахивается</w:t>
-      </w:r>
-      <w:r>
-        <w:rPr>
-          <w:rFonts w:ascii="Times New Roman" w:hAnsi="Times New Roman" w:cs="Times New Roman"/>
-          <w:color w:val="000000" w:themeColor="text1"/>
-        </w:rPr>
-        <w:br/>
-      </w:r>
-      <w:r>
-        <w:rPr>
-          <w:rFonts w:ascii="Times New Roman" w:hAnsi="Times New Roman" w:cs="Times New Roman"/>
-          <w:color w:val="000000" w:themeColor="text1"/>
-        </w:rPr>
-        <w:br/>
-      </w:r>
-      <w:proofErr w:type="spellStart"/>
-      <w:r>
-        <w:rPr>
-          <w:rFonts w:ascii="Times New Roman" w:hAnsi="Times New Roman" w:cs="Times New Roman"/>
-          <w:color w:val="000000" w:themeColor="text1"/>
-        </w:rPr>
-        <w:t>Poliwrath</w:t>
-      </w:r>
-      <w:proofErr w:type="spellEnd"/>
-      <w:r>
-        <w:rPr>
-          <w:rFonts w:ascii="Times New Roman" w:hAnsi="Times New Roman" w:cs="Times New Roman"/>
-          <w:color w:val="000000" w:themeColor="text1"/>
-        </w:rPr>
-        <w:t xml:space="preserve"> Гигант промахивается</w:t>
-      </w:r>
-      <w:r>
-        <w:rPr>
-          <w:rFonts w:ascii="Times New Roman" w:hAnsi="Times New Roman" w:cs="Times New Roman"/>
-          <w:color w:val="000000" w:themeColor="text1"/>
-        </w:rPr>
-        <w:br/>
-      </w:r>
-      <w:r>
-        <w:rPr>
-          <w:rFonts w:ascii="Times New Roman" w:hAnsi="Times New Roman" w:cs="Times New Roman"/>
-          <w:color w:val="000000" w:themeColor="text1"/>
-        </w:rPr>
-        <w:br/>
-      </w:r>
-      <w:proofErr w:type="spellStart"/>
-      <w:proofErr w:type="gramStart"/>
-      <w:r>
-        <w:rPr>
-          <w:rFonts w:ascii="Times New Roman" w:hAnsi="Times New Roman" w:cs="Times New Roman"/>
-          <w:color w:val="000000" w:themeColor="text1"/>
-        </w:rPr>
-        <w:t>Spoink</w:t>
-      </w:r>
-      <w:proofErr w:type="spellEnd"/>
-      <w:proofErr w:type="gramEnd"/>
-      <w:r>
-        <w:rPr>
-          <w:rFonts w:ascii="Times New Roman" w:hAnsi="Times New Roman" w:cs="Times New Roman"/>
-          <w:color w:val="000000" w:themeColor="text1"/>
-        </w:rPr>
-        <w:t xml:space="preserve"> Попрыгунчик борется с соперником. </w:t>
-      </w:r>
-      <w:r>
-        <w:rPr>
-          <w:rFonts w:ascii="Times New Roman" w:hAnsi="Times New Roman" w:cs="Times New Roman"/>
-          <w:color w:val="000000" w:themeColor="text1"/>
-        </w:rPr>
-        <w:br/>
-      </w:r>
-      <w:proofErr w:type="spellStart"/>
-      <w:r>
-        <w:rPr>
-          <w:rFonts w:ascii="Times New Roman" w:hAnsi="Times New Roman" w:cs="Times New Roman"/>
-          <w:color w:val="000000" w:themeColor="text1"/>
-        </w:rPr>
-        <w:t>Poliwrath</w:t>
-      </w:r>
-      <w:proofErr w:type="spellEnd"/>
-      <w:r>
-        <w:rPr>
-          <w:rFonts w:ascii="Times New Roman" w:hAnsi="Times New Roman" w:cs="Times New Roman"/>
-          <w:color w:val="000000" w:themeColor="text1"/>
-        </w:rPr>
-        <w:t xml:space="preserve"> Гигант теряет 6 здоровья.</w:t>
-      </w:r>
-      <w:r>
-        <w:rPr>
-          <w:rFonts w:ascii="Times New Roman" w:hAnsi="Times New Roman" w:cs="Times New Roman"/>
-          <w:color w:val="000000" w:themeColor="text1"/>
-        </w:rPr>
-        <w:br/>
-      </w:r>
-      <w:proofErr w:type="spellStart"/>
-      <w:r>
-        <w:rPr>
-          <w:rFonts w:ascii="Times New Roman" w:hAnsi="Times New Roman" w:cs="Times New Roman"/>
-          <w:color w:val="000000" w:themeColor="text1"/>
-        </w:rPr>
-        <w:t>Spoink</w:t>
-      </w:r>
-      <w:proofErr w:type="spellEnd"/>
-      <w:r>
-        <w:rPr>
-          <w:rFonts w:ascii="Times New Roman" w:hAnsi="Times New Roman" w:cs="Times New Roman"/>
-          <w:color w:val="000000" w:themeColor="text1"/>
-        </w:rPr>
-        <w:t xml:space="preserve"> Попрыгунчик теряет 2 здоровья.</w:t>
-      </w:r>
-      <w:r>
-        <w:rPr>
-          <w:rFonts w:ascii="Times New Roman" w:hAnsi="Times New Roman" w:cs="Times New Roman"/>
-          <w:color w:val="000000" w:themeColor="text1"/>
-        </w:rPr>
-        <w:br/>
-      </w:r>
-      <w:r>
-        <w:rPr>
-          <w:rFonts w:ascii="Times New Roman" w:hAnsi="Times New Roman" w:cs="Times New Roman"/>
-          <w:color w:val="000000" w:themeColor="text1"/>
-        </w:rPr>
-        <w:br/>
-      </w:r>
-      <w:proofErr w:type="spellStart"/>
-      <w:r>
-        <w:rPr>
-          <w:rFonts w:ascii="Times New Roman" w:hAnsi="Times New Roman" w:cs="Times New Roman"/>
-          <w:color w:val="000000" w:themeColor="text1"/>
-        </w:rPr>
-        <w:t>Poliwrath</w:t>
-      </w:r>
-      <w:proofErr w:type="spellEnd"/>
-      <w:r>
-        <w:rPr>
-          <w:rFonts w:ascii="Times New Roman" w:hAnsi="Times New Roman" w:cs="Times New Roman"/>
-          <w:color w:val="000000" w:themeColor="text1"/>
-        </w:rPr>
-        <w:t xml:space="preserve"> Гигант промахивается</w:t>
-      </w:r>
-      <w:r>
-        <w:rPr>
-          <w:rFonts w:ascii="Times New Roman" w:hAnsi="Times New Roman" w:cs="Times New Roman"/>
-          <w:color w:val="000000" w:themeColor="text1"/>
-        </w:rPr>
-        <w:br/>
-      </w:r>
-      <w:r>
-        <w:rPr>
-          <w:rFonts w:ascii="Times New Roman" w:hAnsi="Times New Roman" w:cs="Times New Roman"/>
-          <w:color w:val="000000" w:themeColor="text1"/>
-        </w:rPr>
-        <w:br/>
-      </w:r>
-      <w:proofErr w:type="spellStart"/>
-      <w:proofErr w:type="gramStart"/>
-      <w:r>
-        <w:rPr>
-          <w:rFonts w:ascii="Times New Roman" w:hAnsi="Times New Roman" w:cs="Times New Roman"/>
-          <w:color w:val="000000" w:themeColor="text1"/>
-        </w:rPr>
-        <w:t>Spoink</w:t>
-      </w:r>
-      <w:proofErr w:type="spellEnd"/>
-      <w:proofErr w:type="gramEnd"/>
-      <w:r>
-        <w:rPr>
-          <w:rFonts w:ascii="Times New Roman" w:hAnsi="Times New Roman" w:cs="Times New Roman"/>
-          <w:color w:val="000000" w:themeColor="text1"/>
-        </w:rPr>
-        <w:t xml:space="preserve"> Попрыгунчик промахивается</w:t>
-      </w:r>
-      <w:r>
-        <w:rPr>
-          <w:rFonts w:ascii="Times New Roman" w:hAnsi="Times New Roman" w:cs="Times New Roman"/>
-          <w:color w:val="000000" w:themeColor="text1"/>
-        </w:rPr>
-        <w:br/>
-      </w:r>
-      <w:r>
-        <w:rPr>
-          <w:rFonts w:ascii="Times New Roman" w:hAnsi="Times New Roman" w:cs="Times New Roman"/>
-          <w:color w:val="000000" w:themeColor="text1"/>
-        </w:rPr>
-        <w:br/>
-      </w:r>
-      <w:proofErr w:type="spellStart"/>
-      <w:r>
-        <w:rPr>
-          <w:rFonts w:ascii="Times New Roman" w:hAnsi="Times New Roman" w:cs="Times New Roman"/>
-          <w:color w:val="000000" w:themeColor="text1"/>
-        </w:rPr>
-        <w:t>Poliwrath</w:t>
-      </w:r>
-      <w:proofErr w:type="spellEnd"/>
-      <w:r>
-        <w:rPr>
-          <w:rFonts w:ascii="Times New Roman" w:hAnsi="Times New Roman" w:cs="Times New Roman"/>
-          <w:color w:val="000000" w:themeColor="text1"/>
-        </w:rPr>
-        <w:t xml:space="preserve"> Гигант промахивается</w:t>
-      </w:r>
-      <w:r>
-        <w:rPr>
-          <w:rFonts w:ascii="Times New Roman" w:hAnsi="Times New Roman" w:cs="Times New Roman"/>
-          <w:color w:val="000000" w:themeColor="text1"/>
-        </w:rPr>
-        <w:br/>
-      </w:r>
-      <w:r>
-        <w:rPr>
-          <w:rFonts w:ascii="Times New Roman" w:hAnsi="Times New Roman" w:cs="Times New Roman"/>
-          <w:color w:val="000000" w:themeColor="text1"/>
-        </w:rPr>
-        <w:br/>
-      </w:r>
-      <w:proofErr w:type="spellStart"/>
-      <w:proofErr w:type="gramStart"/>
-      <w:r>
-        <w:rPr>
-          <w:rFonts w:ascii="Times New Roman" w:hAnsi="Times New Roman" w:cs="Times New Roman"/>
-          <w:color w:val="000000" w:themeColor="text1"/>
-        </w:rPr>
-        <w:t>Spoink</w:t>
-      </w:r>
-      <w:proofErr w:type="spellEnd"/>
-      <w:proofErr w:type="gramEnd"/>
-      <w:r>
-        <w:rPr>
-          <w:rFonts w:ascii="Times New Roman" w:hAnsi="Times New Roman" w:cs="Times New Roman"/>
-          <w:color w:val="000000" w:themeColor="text1"/>
-        </w:rPr>
-        <w:t xml:space="preserve"> Попрыгунчик использует </w:t>
-      </w:r>
-      <w:proofErr w:type="spellStart"/>
-      <w:r>
-        <w:rPr>
-          <w:rFonts w:ascii="Times New Roman" w:hAnsi="Times New Roman" w:cs="Times New Roman"/>
-          <w:color w:val="000000" w:themeColor="text1"/>
-        </w:rPr>
-        <w:t>Thunder</w:t>
-      </w:r>
-      <w:proofErr w:type="spellEnd"/>
-      <w:r>
-        <w:rPr>
-          <w:rFonts w:ascii="Times New Roman" w:hAnsi="Times New Roman" w:cs="Times New Roman"/>
-          <w:color w:val="000000" w:themeColor="text1"/>
-        </w:rPr>
-        <w:t xml:space="preserve"> Wave. </w:t>
-      </w:r>
-      <w:r>
-        <w:rPr>
-          <w:rFonts w:ascii="Times New Roman" w:hAnsi="Times New Roman" w:cs="Times New Roman"/>
-          <w:color w:val="000000" w:themeColor="text1"/>
-        </w:rPr>
-        <w:br/>
-      </w:r>
-      <w:r>
-        <w:rPr>
-          <w:rFonts w:ascii="Times New Roman" w:hAnsi="Times New Roman" w:cs="Times New Roman"/>
-          <w:color w:val="000000" w:themeColor="text1"/>
-        </w:rPr>
-        <w:br/>
-      </w:r>
-      <w:proofErr w:type="spellStart"/>
-      <w:r>
-        <w:rPr>
-          <w:rFonts w:ascii="Times New Roman" w:hAnsi="Times New Roman" w:cs="Times New Roman"/>
-          <w:color w:val="000000" w:themeColor="text1"/>
-        </w:rPr>
-        <w:t>Poliwrath</w:t>
-      </w:r>
-      <w:proofErr w:type="spellEnd"/>
-      <w:r>
-        <w:rPr>
-          <w:rFonts w:ascii="Times New Roman" w:hAnsi="Times New Roman" w:cs="Times New Roman"/>
-          <w:color w:val="000000" w:themeColor="text1"/>
-        </w:rPr>
-        <w:t xml:space="preserve"> Гигант промахивается</w:t>
-      </w:r>
-      <w:r>
-        <w:rPr>
-          <w:rFonts w:ascii="Times New Roman" w:hAnsi="Times New Roman" w:cs="Times New Roman"/>
-          <w:color w:val="000000" w:themeColor="text1"/>
-        </w:rPr>
-        <w:br/>
-      </w:r>
-      <w:r>
-        <w:rPr>
-          <w:rFonts w:ascii="Times New Roman" w:hAnsi="Times New Roman" w:cs="Times New Roman"/>
-          <w:color w:val="000000" w:themeColor="text1"/>
-        </w:rPr>
-        <w:br/>
-      </w:r>
-      <w:proofErr w:type="spellStart"/>
-      <w:proofErr w:type="gramStart"/>
-      <w:r>
-        <w:rPr>
-          <w:rFonts w:ascii="Times New Roman" w:hAnsi="Times New Roman" w:cs="Times New Roman"/>
-          <w:color w:val="000000" w:themeColor="text1"/>
-        </w:rPr>
-        <w:t>Spoink</w:t>
-      </w:r>
-      <w:proofErr w:type="spellEnd"/>
-      <w:proofErr w:type="gramEnd"/>
-      <w:r>
-        <w:rPr>
-          <w:rFonts w:ascii="Times New Roman" w:hAnsi="Times New Roman" w:cs="Times New Roman"/>
-          <w:color w:val="000000" w:themeColor="text1"/>
-        </w:rPr>
-        <w:t xml:space="preserve"> Попрыгунчик промахивается</w:t>
-      </w:r>
-      <w:r>
-        <w:rPr>
-          <w:rFonts w:ascii="Times New Roman" w:hAnsi="Times New Roman" w:cs="Times New Roman"/>
-          <w:color w:val="000000" w:themeColor="text1"/>
-        </w:rPr>
-        <w:br/>
-      </w:r>
-      <w:r>
-        <w:rPr>
-          <w:rFonts w:ascii="Times New Roman" w:hAnsi="Times New Roman" w:cs="Times New Roman"/>
-          <w:color w:val="000000" w:themeColor="text1"/>
-        </w:rPr>
-        <w:br/>
-      </w:r>
-      <w:proofErr w:type="spellStart"/>
-      <w:r>
-        <w:rPr>
-          <w:rFonts w:ascii="Times New Roman" w:hAnsi="Times New Roman" w:cs="Times New Roman"/>
-          <w:color w:val="000000" w:themeColor="text1"/>
-        </w:rPr>
-        <w:t>Spoink</w:t>
-      </w:r>
-      <w:proofErr w:type="spellEnd"/>
-      <w:r>
-        <w:rPr>
-          <w:rFonts w:ascii="Times New Roman" w:hAnsi="Times New Roman" w:cs="Times New Roman"/>
-          <w:color w:val="000000" w:themeColor="text1"/>
-        </w:rPr>
-        <w:t xml:space="preserve"> Попрыгунчик борется с соперником. </w:t>
-      </w:r>
-      <w:r>
-        <w:rPr>
-          <w:rFonts w:ascii="Times New Roman" w:hAnsi="Times New Roman" w:cs="Times New Roman"/>
-          <w:color w:val="000000" w:themeColor="text1"/>
-        </w:rPr>
-        <w:br/>
-      </w:r>
-      <w:proofErr w:type="spellStart"/>
-      <w:r>
-        <w:rPr>
-          <w:rFonts w:ascii="Times New Roman" w:hAnsi="Times New Roman" w:cs="Times New Roman"/>
-          <w:color w:val="000000" w:themeColor="text1"/>
-        </w:rPr>
-        <w:t>Poliwrath</w:t>
-      </w:r>
-      <w:proofErr w:type="spellEnd"/>
-      <w:r>
-        <w:rPr>
-          <w:rFonts w:ascii="Times New Roman" w:hAnsi="Times New Roman" w:cs="Times New Roman"/>
-          <w:color w:val="000000" w:themeColor="text1"/>
-        </w:rPr>
-        <w:t xml:space="preserve"> Гигант теряет 6 здоровья.</w:t>
-      </w:r>
-      <w:r>
-        <w:rPr>
-          <w:rFonts w:ascii="Times New Roman" w:hAnsi="Times New Roman" w:cs="Times New Roman"/>
-          <w:color w:val="000000" w:themeColor="text1"/>
-        </w:rPr>
-        <w:br/>
-      </w:r>
-      <w:proofErr w:type="spellStart"/>
-      <w:r>
-        <w:rPr>
-          <w:rFonts w:ascii="Times New Roman" w:hAnsi="Times New Roman" w:cs="Times New Roman"/>
-          <w:color w:val="000000" w:themeColor="text1"/>
-        </w:rPr>
-        <w:t>Spoink</w:t>
-      </w:r>
-      <w:proofErr w:type="spellEnd"/>
-      <w:r>
-        <w:rPr>
-          <w:rFonts w:ascii="Times New Roman" w:hAnsi="Times New Roman" w:cs="Times New Roman"/>
-          <w:color w:val="000000" w:themeColor="text1"/>
-        </w:rPr>
-        <w:t xml:space="preserve"> Попрыгунчик теряет 2 здоровья.</w:t>
-      </w:r>
-      <w:r>
-        <w:rPr>
-          <w:rFonts w:ascii="Times New Roman" w:hAnsi="Times New Roman" w:cs="Times New Roman"/>
-          <w:color w:val="000000" w:themeColor="text1"/>
-        </w:rPr>
-        <w:br/>
-      </w:r>
-      <w:r>
-        <w:rPr>
-          <w:rFonts w:ascii="Times New Roman" w:hAnsi="Times New Roman" w:cs="Times New Roman"/>
-          <w:color w:val="000000" w:themeColor="text1"/>
-        </w:rPr>
-        <w:br/>
-      </w:r>
-      <w:r>
-        <w:rPr>
-          <w:rFonts w:ascii="Times New Roman" w:hAnsi="Times New Roman" w:cs="Times New Roman"/>
-          <w:color w:val="000000" w:themeColor="text1"/>
-        </w:rPr>
-        <w:br/>
-      </w:r>
-      <w:proofErr w:type="spellStart"/>
-      <w:r>
-        <w:rPr>
-          <w:rFonts w:ascii="Times New Roman" w:hAnsi="Times New Roman" w:cs="Times New Roman"/>
-          <w:color w:val="000000" w:themeColor="text1"/>
-        </w:rPr>
-        <w:t>Poliwrath</w:t>
-      </w:r>
-      <w:proofErr w:type="spellEnd"/>
-      <w:r>
-        <w:rPr>
-          <w:rFonts w:ascii="Times New Roman" w:hAnsi="Times New Roman" w:cs="Times New Roman"/>
-          <w:color w:val="000000" w:themeColor="text1"/>
-        </w:rPr>
-        <w:t xml:space="preserve"> Гигант промахивается</w:t>
+        <w:t>Spoink Попрыгунчик теряет 70 здоровья.</w:t>
+      </w:r>
+      <w:r>
+        <w:rPr>
+          <w:rFonts w:ascii="Times New Roman" w:hAnsi="Times New Roman" w:cs="Times New Roman"/>
+          <w:color w:val="000000" w:themeColor="text1"/>
+        </w:rPr>
+        <w:br/>
+      </w:r>
+      <w:r>
+        <w:rPr>
+          <w:rFonts w:ascii="Times New Roman" w:hAnsi="Times New Roman" w:cs="Times New Roman"/>
+          <w:color w:val="000000" w:themeColor="text1"/>
+        </w:rPr>
+        <w:br/>
+        <w:t xml:space="preserve">Spoink Попрыгунчик использует Thunder Wave. </w:t>
+      </w:r>
+      <w:r>
+        <w:rPr>
+          <w:rFonts w:ascii="Times New Roman" w:hAnsi="Times New Roman" w:cs="Times New Roman"/>
+          <w:color w:val="000000" w:themeColor="text1"/>
+        </w:rPr>
+        <w:br/>
+      </w:r>
+      <w:r>
+        <w:rPr>
+          <w:rFonts w:ascii="Times New Roman" w:hAnsi="Times New Roman" w:cs="Times New Roman"/>
+          <w:color w:val="000000" w:themeColor="text1"/>
+        </w:rPr>
+        <w:br/>
+        <w:t>Poliwrath Гигант промахивается</w:t>
+      </w:r>
+      <w:r>
+        <w:rPr>
+          <w:rFonts w:ascii="Times New Roman" w:hAnsi="Times New Roman" w:cs="Times New Roman"/>
+          <w:color w:val="000000" w:themeColor="text1"/>
+        </w:rPr>
+        <w:br/>
+      </w:r>
+      <w:r>
+        <w:rPr>
+          <w:rFonts w:ascii="Times New Roman" w:hAnsi="Times New Roman" w:cs="Times New Roman"/>
+          <w:color w:val="000000" w:themeColor="text1"/>
+        </w:rPr>
+        <w:br/>
+        <w:t xml:space="preserve">Spoink Попрыгунчик борется с соперником. </w:t>
+      </w:r>
+      <w:r>
+        <w:rPr>
+          <w:rFonts w:ascii="Times New Roman" w:hAnsi="Times New Roman" w:cs="Times New Roman"/>
+          <w:color w:val="000000" w:themeColor="text1"/>
+        </w:rPr>
+        <w:br/>
+        <w:t>Poliwrath Гигант теряет 7 здоровья.</w:t>
+      </w:r>
+      <w:r>
+        <w:rPr>
+          <w:rFonts w:ascii="Times New Roman" w:hAnsi="Times New Roman" w:cs="Times New Roman"/>
+          <w:color w:val="000000" w:themeColor="text1"/>
+        </w:rPr>
+        <w:br/>
+        <w:t>Spoink Попрыгунчик теряет 2 здоровья.</w:t>
+      </w:r>
+      <w:r>
+        <w:rPr>
+          <w:rFonts w:ascii="Times New Roman" w:hAnsi="Times New Roman" w:cs="Times New Roman"/>
+          <w:color w:val="000000" w:themeColor="text1"/>
+        </w:rPr>
+        <w:br/>
+      </w:r>
+      <w:r>
+        <w:rPr>
+          <w:rFonts w:ascii="Times New Roman" w:hAnsi="Times New Roman" w:cs="Times New Roman"/>
+          <w:color w:val="000000" w:themeColor="text1"/>
+        </w:rPr>
+        <w:br/>
+        <w:t>Poliwrath Гигант промахивается</w:t>
+      </w:r>
+      <w:r>
+        <w:rPr>
+          <w:rFonts w:ascii="Times New Roman" w:hAnsi="Times New Roman" w:cs="Times New Roman"/>
+          <w:color w:val="000000" w:themeColor="text1"/>
+        </w:rPr>
+        <w:br/>
+      </w:r>
+      <w:r>
+        <w:rPr>
+          <w:rFonts w:ascii="Times New Roman" w:hAnsi="Times New Roman" w:cs="Times New Roman"/>
+          <w:color w:val="000000" w:themeColor="text1"/>
+        </w:rPr>
+        <w:br/>
+        <w:t>Spoink Попрыгунчик промахивается</w:t>
+      </w:r>
+      <w:r>
+        <w:rPr>
+          <w:rFonts w:ascii="Times New Roman" w:hAnsi="Times New Roman" w:cs="Times New Roman"/>
+          <w:color w:val="000000" w:themeColor="text1"/>
+        </w:rPr>
+        <w:br/>
+      </w:r>
+      <w:r>
+        <w:rPr>
+          <w:rFonts w:ascii="Times New Roman" w:hAnsi="Times New Roman" w:cs="Times New Roman"/>
+          <w:color w:val="000000" w:themeColor="text1"/>
+        </w:rPr>
+        <w:br/>
+        <w:t>Poliwrath Гигант промахивается</w:t>
+      </w:r>
+      <w:r>
+        <w:rPr>
+          <w:rFonts w:ascii="Times New Roman" w:hAnsi="Times New Roman" w:cs="Times New Roman"/>
+          <w:color w:val="000000" w:themeColor="text1"/>
+        </w:rPr>
+        <w:br/>
+      </w:r>
+      <w:r>
+        <w:rPr>
+          <w:rFonts w:ascii="Times New Roman" w:hAnsi="Times New Roman" w:cs="Times New Roman"/>
+          <w:color w:val="000000" w:themeColor="text1"/>
+        </w:rPr>
+        <w:br/>
+        <w:t xml:space="preserve">Spoink Попрыгунчик борется с соперником. </w:t>
+      </w:r>
+      <w:r>
+        <w:rPr>
+          <w:rFonts w:ascii="Times New Roman" w:hAnsi="Times New Roman" w:cs="Times New Roman"/>
+          <w:color w:val="000000" w:themeColor="text1"/>
+        </w:rPr>
+        <w:br/>
+        <w:t>Poliwrath Гигант теряет 6 здоровья.</w:t>
+      </w:r>
+      <w:r>
+        <w:rPr>
+          <w:rFonts w:ascii="Times New Roman" w:hAnsi="Times New Roman" w:cs="Times New Roman"/>
+          <w:color w:val="000000" w:themeColor="text1"/>
+        </w:rPr>
+        <w:br/>
+        <w:t>Spoink Попрыгунчик теряет 2 здоровья.</w:t>
+      </w:r>
+      <w:r>
+        <w:rPr>
+          <w:rFonts w:ascii="Times New Roman" w:hAnsi="Times New Roman" w:cs="Times New Roman"/>
+          <w:color w:val="000000" w:themeColor="text1"/>
+        </w:rPr>
+        <w:br/>
+      </w:r>
+      <w:r>
+        <w:rPr>
+          <w:rFonts w:ascii="Times New Roman" w:hAnsi="Times New Roman" w:cs="Times New Roman"/>
+          <w:color w:val="000000" w:themeColor="text1"/>
+        </w:rPr>
+        <w:br/>
+        <w:t>Poliwrath Гигант промахивается</w:t>
+      </w:r>
+      <w:r>
+        <w:rPr>
+          <w:rFonts w:ascii="Times New Roman" w:hAnsi="Times New Roman" w:cs="Times New Roman"/>
+          <w:color w:val="000000" w:themeColor="text1"/>
+        </w:rPr>
+        <w:br/>
+      </w:r>
+      <w:r>
+        <w:rPr>
+          <w:rFonts w:ascii="Times New Roman" w:hAnsi="Times New Roman" w:cs="Times New Roman"/>
+          <w:color w:val="000000" w:themeColor="text1"/>
+        </w:rPr>
+        <w:br/>
+        <w:t>Spoink Попрыгунчик промахивается</w:t>
+      </w:r>
+      <w:r>
+        <w:rPr>
+          <w:rFonts w:ascii="Times New Roman" w:hAnsi="Times New Roman" w:cs="Times New Roman"/>
+          <w:color w:val="000000" w:themeColor="text1"/>
+        </w:rPr>
+        <w:br/>
+      </w:r>
+      <w:r>
+        <w:rPr>
+          <w:rFonts w:ascii="Times New Roman" w:hAnsi="Times New Roman" w:cs="Times New Roman"/>
+          <w:color w:val="000000" w:themeColor="text1"/>
+        </w:rPr>
+        <w:br/>
+        <w:t>Poliwrath Гигант промахивается</w:t>
+      </w:r>
+      <w:r>
+        <w:rPr>
+          <w:rFonts w:ascii="Times New Roman" w:hAnsi="Times New Roman" w:cs="Times New Roman"/>
+          <w:color w:val="000000" w:themeColor="text1"/>
+        </w:rPr>
+        <w:br/>
+      </w:r>
+      <w:r>
+        <w:rPr>
+          <w:rFonts w:ascii="Times New Roman" w:hAnsi="Times New Roman" w:cs="Times New Roman"/>
+          <w:color w:val="000000" w:themeColor="text1"/>
+        </w:rPr>
+        <w:br/>
+        <w:t xml:space="preserve">Spoink Попрыгунчик использует Thunder Wave. </w:t>
+      </w:r>
+      <w:r>
+        <w:rPr>
+          <w:rFonts w:ascii="Times New Roman" w:hAnsi="Times New Roman" w:cs="Times New Roman"/>
+          <w:color w:val="000000" w:themeColor="text1"/>
+        </w:rPr>
+        <w:br/>
+      </w:r>
+      <w:r>
+        <w:rPr>
+          <w:rFonts w:ascii="Times New Roman" w:hAnsi="Times New Roman" w:cs="Times New Roman"/>
+          <w:color w:val="000000" w:themeColor="text1"/>
+        </w:rPr>
+        <w:br/>
+        <w:t>Poliwrath Гигант промахивается</w:t>
+      </w:r>
+      <w:r>
+        <w:rPr>
+          <w:rFonts w:ascii="Times New Roman" w:hAnsi="Times New Roman" w:cs="Times New Roman"/>
+          <w:color w:val="000000" w:themeColor="text1"/>
+        </w:rPr>
+        <w:br/>
+      </w:r>
+      <w:r>
+        <w:rPr>
+          <w:rFonts w:ascii="Times New Roman" w:hAnsi="Times New Roman" w:cs="Times New Roman"/>
+          <w:color w:val="000000" w:themeColor="text1"/>
+        </w:rPr>
+        <w:br/>
+        <w:t>Spoink Попрыгунчик промахивается</w:t>
+      </w:r>
+      <w:r>
+        <w:rPr>
+          <w:rFonts w:ascii="Times New Roman" w:hAnsi="Times New Roman" w:cs="Times New Roman"/>
+          <w:color w:val="000000" w:themeColor="text1"/>
+        </w:rPr>
+        <w:br/>
+      </w:r>
+      <w:r>
+        <w:rPr>
+          <w:rFonts w:ascii="Times New Roman" w:hAnsi="Times New Roman" w:cs="Times New Roman"/>
+          <w:color w:val="000000" w:themeColor="text1"/>
+        </w:rPr>
+        <w:br/>
+        <w:t xml:space="preserve">Spoink Попрыгунчик борется с соперником. </w:t>
+      </w:r>
+      <w:r>
+        <w:rPr>
+          <w:rFonts w:ascii="Times New Roman" w:hAnsi="Times New Roman" w:cs="Times New Roman"/>
+          <w:color w:val="000000" w:themeColor="text1"/>
+        </w:rPr>
+        <w:br/>
+        <w:t>Poliwrath Гигант теряет 6 здоровья.</w:t>
+      </w:r>
+      <w:r>
+        <w:rPr>
+          <w:rFonts w:ascii="Times New Roman" w:hAnsi="Times New Roman" w:cs="Times New Roman"/>
+          <w:color w:val="000000" w:themeColor="text1"/>
+        </w:rPr>
+        <w:br/>
+        <w:t>Spoink Попрыгунчик теряет 2 здоровья.</w:t>
+      </w:r>
+      <w:r>
+        <w:rPr>
+          <w:rFonts w:ascii="Times New Roman" w:hAnsi="Times New Roman" w:cs="Times New Roman"/>
+          <w:color w:val="000000" w:themeColor="text1"/>
+        </w:rPr>
+        <w:br/>
+      </w:r>
+      <w:r>
+        <w:rPr>
+          <w:rFonts w:ascii="Times New Roman" w:hAnsi="Times New Roman" w:cs="Times New Roman"/>
+          <w:color w:val="000000" w:themeColor="text1"/>
+        </w:rPr>
+        <w:br/>
+      </w:r>
+      <w:r>
+        <w:rPr>
+          <w:rFonts w:ascii="Times New Roman" w:hAnsi="Times New Roman" w:cs="Times New Roman"/>
+          <w:color w:val="000000" w:themeColor="text1"/>
+        </w:rPr>
+        <w:br/>
+        <w:t>Poliwrath Гигант промахивается</w:t>
       </w:r>
       <w:r>
         <w:rPr>
@@ -7317,56 +4974,7 @@
         </w:rPr>
         <w:lastRenderedPageBreak/>
         <w:br/>
-      </w:r>
-      <w:proofErr w:type="spellStart"/>
-      <w:proofErr w:type="gramStart"/>
-      <w:r>
-        <w:rPr>
-          <w:rFonts w:ascii="Times New Roman" w:hAnsi="Times New Roman" w:cs="Times New Roman"/>
-          <w:color w:val="000000" w:themeColor="text1"/>
-        </w:rPr>
-        <w:t>Spoink</w:t>
-      </w:r>
-      <w:proofErr w:type="spellEnd"/>
-      <w:proofErr w:type="gramEnd"/>
-      <w:r>
-        <w:rPr>
-          <w:rFonts w:ascii="Times New Roman" w:hAnsi="Times New Roman" w:cs="Times New Roman"/>
-          <w:color w:val="000000" w:themeColor="text1"/>
-        </w:rPr>
-        <w:t xml:space="preserve"> Попрыгунчик использует </w:t>
-      </w:r>
-      <w:proofErr w:type="spellStart"/>
-      <w:r>
-        <w:rPr>
-          <w:rFonts w:ascii="Times New Roman" w:hAnsi="Times New Roman" w:cs="Times New Roman"/>
-          <w:color w:val="000000" w:themeColor="text1"/>
-        </w:rPr>
-        <w:t>Charge</w:t>
-      </w:r>
-      <w:proofErr w:type="spellEnd"/>
-      <w:r>
-        <w:rPr>
-          <w:rFonts w:ascii="Times New Roman" w:hAnsi="Times New Roman" w:cs="Times New Roman"/>
-          <w:color w:val="000000" w:themeColor="text1"/>
-        </w:rPr>
-        <w:t xml:space="preserve"> </w:t>
-      </w:r>
-      <w:proofErr w:type="spellStart"/>
-      <w:r>
-        <w:rPr>
-          <w:rFonts w:ascii="Times New Roman" w:hAnsi="Times New Roman" w:cs="Times New Roman"/>
-          <w:color w:val="000000" w:themeColor="text1"/>
-        </w:rPr>
-        <w:t>Beam</w:t>
-      </w:r>
-      <w:proofErr w:type="spellEnd"/>
-      <w:r>
-        <w:rPr>
-          <w:rFonts w:ascii="Times New Roman" w:hAnsi="Times New Roman" w:cs="Times New Roman"/>
-          <w:color w:val="000000" w:themeColor="text1"/>
-        </w:rPr>
-        <w:t xml:space="preserve">. </w:t>
+        <w:t xml:space="preserve">Spoink Попрыгунчик использует Charge Beam. </w:t>
       </w:r>
       <w:r>
         <w:rPr>
@@ -7382,397 +4990,180 @@
           <w:color w:val="000000" w:themeColor="text1"/>
         </w:rPr>
         <w:br/>
-      </w:r>
-      <w:proofErr w:type="spellStart"/>
-      <w:r>
-        <w:rPr>
-          <w:rFonts w:ascii="Times New Roman" w:hAnsi="Times New Roman" w:cs="Times New Roman"/>
-          <w:color w:val="000000" w:themeColor="text1"/>
-        </w:rPr>
-        <w:t>Poliwrath</w:t>
-      </w:r>
-      <w:proofErr w:type="spellEnd"/>
-      <w:r>
-        <w:rPr>
-          <w:rFonts w:ascii="Times New Roman" w:hAnsi="Times New Roman" w:cs="Times New Roman"/>
-          <w:color w:val="000000" w:themeColor="text1"/>
-        </w:rPr>
-        <w:t xml:space="preserve"> Гигант теряет 87 здоровья.</w:t>
-      </w:r>
-      <w:r>
-        <w:rPr>
-          <w:rFonts w:ascii="Times New Roman" w:hAnsi="Times New Roman" w:cs="Times New Roman"/>
-          <w:color w:val="000000" w:themeColor="text1"/>
-        </w:rPr>
-        <w:br/>
-      </w:r>
-      <w:r>
-        <w:rPr>
-          <w:rFonts w:ascii="Times New Roman" w:hAnsi="Times New Roman" w:cs="Times New Roman"/>
-          <w:color w:val="000000" w:themeColor="text1"/>
-        </w:rPr>
-        <w:br/>
-      </w:r>
-      <w:proofErr w:type="spellStart"/>
-      <w:r>
-        <w:rPr>
-          <w:rFonts w:ascii="Times New Roman" w:hAnsi="Times New Roman" w:cs="Times New Roman"/>
-          <w:color w:val="000000" w:themeColor="text1"/>
-        </w:rPr>
-        <w:t>Spoink</w:t>
-      </w:r>
-      <w:proofErr w:type="spellEnd"/>
-      <w:r>
-        <w:rPr>
-          <w:rFonts w:ascii="Times New Roman" w:hAnsi="Times New Roman" w:cs="Times New Roman"/>
-          <w:color w:val="000000" w:themeColor="text1"/>
-        </w:rPr>
-        <w:t xml:space="preserve"> Попрыгунчик борется с соперником. </w:t>
-      </w:r>
-      <w:r>
-        <w:rPr>
-          <w:rFonts w:ascii="Times New Roman" w:hAnsi="Times New Roman" w:cs="Times New Roman"/>
-          <w:color w:val="000000" w:themeColor="text1"/>
-        </w:rPr>
-        <w:br/>
-      </w:r>
-      <w:proofErr w:type="spellStart"/>
-      <w:r>
-        <w:rPr>
-          <w:rFonts w:ascii="Times New Roman" w:hAnsi="Times New Roman" w:cs="Times New Roman"/>
-          <w:color w:val="000000" w:themeColor="text1"/>
-        </w:rPr>
-        <w:t>Poliwrath</w:t>
-      </w:r>
-      <w:proofErr w:type="spellEnd"/>
-      <w:r>
-        <w:rPr>
-          <w:rFonts w:ascii="Times New Roman" w:hAnsi="Times New Roman" w:cs="Times New Roman"/>
-          <w:color w:val="000000" w:themeColor="text1"/>
-        </w:rPr>
-        <w:t xml:space="preserve"> Гигант теряет 8 здоровья.</w:t>
-      </w:r>
-      <w:r>
-        <w:rPr>
-          <w:rFonts w:ascii="Times New Roman" w:hAnsi="Times New Roman" w:cs="Times New Roman"/>
-          <w:color w:val="000000" w:themeColor="text1"/>
-        </w:rPr>
-        <w:br/>
-      </w:r>
-      <w:proofErr w:type="spellStart"/>
-      <w:r>
-        <w:rPr>
-          <w:rFonts w:ascii="Times New Roman" w:hAnsi="Times New Roman" w:cs="Times New Roman"/>
-          <w:color w:val="000000" w:themeColor="text1"/>
-        </w:rPr>
-        <w:t>Spoink</w:t>
-      </w:r>
-      <w:proofErr w:type="spellEnd"/>
-      <w:r>
-        <w:rPr>
-          <w:rFonts w:ascii="Times New Roman" w:hAnsi="Times New Roman" w:cs="Times New Roman"/>
-          <w:color w:val="000000" w:themeColor="text1"/>
-        </w:rPr>
-        <w:t xml:space="preserve"> Попрыгунчик теряет 2 здоровья.</w:t>
-      </w:r>
-      <w:r>
-        <w:rPr>
-          <w:rFonts w:ascii="Times New Roman" w:hAnsi="Times New Roman" w:cs="Times New Roman"/>
-          <w:color w:val="000000" w:themeColor="text1"/>
-        </w:rPr>
-        <w:br/>
-      </w:r>
-      <w:r>
-        <w:rPr>
-          <w:rFonts w:ascii="Times New Roman" w:hAnsi="Times New Roman" w:cs="Times New Roman"/>
-          <w:color w:val="000000" w:themeColor="text1"/>
-        </w:rPr>
-        <w:br/>
-      </w:r>
-      <w:r>
-        <w:rPr>
-          <w:rFonts w:ascii="Times New Roman" w:hAnsi="Times New Roman" w:cs="Times New Roman"/>
-          <w:color w:val="000000" w:themeColor="text1"/>
-        </w:rPr>
-        <w:br/>
-      </w:r>
-      <w:proofErr w:type="spellStart"/>
-      <w:r>
-        <w:rPr>
-          <w:rFonts w:ascii="Times New Roman" w:hAnsi="Times New Roman" w:cs="Times New Roman"/>
-          <w:color w:val="000000" w:themeColor="text1"/>
-        </w:rPr>
-        <w:t>Poliwrath</w:t>
-      </w:r>
-      <w:proofErr w:type="spellEnd"/>
-      <w:r>
-        <w:rPr>
-          <w:rFonts w:ascii="Times New Roman" w:hAnsi="Times New Roman" w:cs="Times New Roman"/>
-          <w:color w:val="000000" w:themeColor="text1"/>
-        </w:rPr>
-        <w:t xml:space="preserve"> Гигант промахивается</w:t>
-      </w:r>
-      <w:r>
-        <w:rPr>
-          <w:rFonts w:ascii="Times New Roman" w:hAnsi="Times New Roman" w:cs="Times New Roman"/>
-          <w:color w:val="000000" w:themeColor="text1"/>
-        </w:rPr>
-        <w:br/>
-      </w:r>
-      <w:r>
-        <w:rPr>
-          <w:rFonts w:ascii="Times New Roman" w:hAnsi="Times New Roman" w:cs="Times New Roman"/>
-          <w:color w:val="000000" w:themeColor="text1"/>
-        </w:rPr>
-        <w:br/>
-      </w:r>
-      <w:proofErr w:type="spellStart"/>
-      <w:proofErr w:type="gramStart"/>
-      <w:r>
-        <w:rPr>
-          <w:rFonts w:ascii="Times New Roman" w:hAnsi="Times New Roman" w:cs="Times New Roman"/>
-          <w:color w:val="000000" w:themeColor="text1"/>
-        </w:rPr>
-        <w:t>Spoink</w:t>
-      </w:r>
-      <w:proofErr w:type="spellEnd"/>
-      <w:proofErr w:type="gramEnd"/>
-      <w:r>
-        <w:rPr>
-          <w:rFonts w:ascii="Times New Roman" w:hAnsi="Times New Roman" w:cs="Times New Roman"/>
-          <w:color w:val="000000" w:themeColor="text1"/>
-        </w:rPr>
-        <w:t xml:space="preserve"> Попрыгунчик промахивается</w:t>
-      </w:r>
-      <w:r>
-        <w:rPr>
-          <w:rFonts w:ascii="Times New Roman" w:hAnsi="Times New Roman" w:cs="Times New Roman"/>
-          <w:color w:val="000000" w:themeColor="text1"/>
-        </w:rPr>
-        <w:br/>
-      </w:r>
-      <w:r>
-        <w:rPr>
-          <w:rFonts w:ascii="Times New Roman" w:hAnsi="Times New Roman" w:cs="Times New Roman"/>
-          <w:color w:val="000000" w:themeColor="text1"/>
-        </w:rPr>
-        <w:br/>
-      </w:r>
-      <w:proofErr w:type="spellStart"/>
-      <w:r>
-        <w:rPr>
-          <w:rFonts w:ascii="Times New Roman" w:hAnsi="Times New Roman" w:cs="Times New Roman"/>
-          <w:color w:val="000000" w:themeColor="text1"/>
-        </w:rPr>
-        <w:t>Spoink</w:t>
-      </w:r>
-      <w:proofErr w:type="spellEnd"/>
-      <w:r>
-        <w:rPr>
-          <w:rFonts w:ascii="Times New Roman" w:hAnsi="Times New Roman" w:cs="Times New Roman"/>
-          <w:color w:val="000000" w:themeColor="text1"/>
-        </w:rPr>
-        <w:t xml:space="preserve"> Попрыгунчик промахивается</w:t>
-      </w:r>
-      <w:r>
-        <w:rPr>
-          <w:rFonts w:ascii="Times New Roman" w:hAnsi="Times New Roman" w:cs="Times New Roman"/>
-          <w:color w:val="000000" w:themeColor="text1"/>
-        </w:rPr>
-        <w:br/>
-      </w:r>
-      <w:r>
-        <w:rPr>
-          <w:rFonts w:ascii="Times New Roman" w:hAnsi="Times New Roman" w:cs="Times New Roman"/>
-          <w:color w:val="000000" w:themeColor="text1"/>
-        </w:rPr>
-        <w:br/>
-      </w:r>
-      <w:r>
-        <w:rPr>
-          <w:rFonts w:ascii="Times New Roman" w:hAnsi="Times New Roman" w:cs="Times New Roman"/>
-          <w:color w:val="000000" w:themeColor="text1"/>
-        </w:rPr>
-        <w:br/>
-      </w:r>
-      <w:proofErr w:type="spellStart"/>
-      <w:proofErr w:type="gramStart"/>
-      <w:r>
-        <w:rPr>
-          <w:rFonts w:ascii="Times New Roman" w:hAnsi="Times New Roman" w:cs="Times New Roman"/>
-          <w:color w:val="000000" w:themeColor="text1"/>
-        </w:rPr>
-        <w:t>Spoink</w:t>
-      </w:r>
-      <w:proofErr w:type="spellEnd"/>
-      <w:proofErr w:type="gramEnd"/>
-      <w:r>
-        <w:rPr>
-          <w:rFonts w:ascii="Times New Roman" w:hAnsi="Times New Roman" w:cs="Times New Roman"/>
-          <w:color w:val="000000" w:themeColor="text1"/>
-        </w:rPr>
-        <w:t xml:space="preserve"> Попрыгунчик использует </w:t>
-      </w:r>
-      <w:proofErr w:type="spellStart"/>
-      <w:r>
-        <w:rPr>
-          <w:rFonts w:ascii="Times New Roman" w:hAnsi="Times New Roman" w:cs="Times New Roman"/>
-          <w:color w:val="000000" w:themeColor="text1"/>
-        </w:rPr>
-        <w:t>Thunder</w:t>
-      </w:r>
-      <w:proofErr w:type="spellEnd"/>
-      <w:r>
-        <w:rPr>
-          <w:rFonts w:ascii="Times New Roman" w:hAnsi="Times New Roman" w:cs="Times New Roman"/>
-          <w:color w:val="000000" w:themeColor="text1"/>
-        </w:rPr>
-        <w:t xml:space="preserve"> Wave. </w:t>
-      </w:r>
-      <w:r>
-        <w:rPr>
-          <w:rFonts w:ascii="Times New Roman" w:hAnsi="Times New Roman" w:cs="Times New Roman"/>
-          <w:color w:val="000000" w:themeColor="text1"/>
-        </w:rPr>
-        <w:br/>
-      </w:r>
-      <w:r>
-        <w:rPr>
-          <w:rFonts w:ascii="Times New Roman" w:hAnsi="Times New Roman" w:cs="Times New Roman"/>
-          <w:color w:val="000000" w:themeColor="text1"/>
-        </w:rPr>
-        <w:br/>
-      </w:r>
-      <w:r>
-        <w:rPr>
-          <w:rFonts w:ascii="Times New Roman" w:hAnsi="Times New Roman" w:cs="Times New Roman"/>
-          <w:color w:val="000000" w:themeColor="text1"/>
-        </w:rPr>
-        <w:br/>
-      </w:r>
-      <w:proofErr w:type="spellStart"/>
-      <w:r>
-        <w:rPr>
-          <w:rFonts w:ascii="Times New Roman" w:hAnsi="Times New Roman" w:cs="Times New Roman"/>
-          <w:color w:val="000000" w:themeColor="text1"/>
-        </w:rPr>
-        <w:t>Poliwrath</w:t>
-      </w:r>
-      <w:proofErr w:type="spellEnd"/>
-      <w:r>
-        <w:rPr>
-          <w:rFonts w:ascii="Times New Roman" w:hAnsi="Times New Roman" w:cs="Times New Roman"/>
-          <w:color w:val="000000" w:themeColor="text1"/>
-        </w:rPr>
-        <w:t xml:space="preserve"> Гигант промахивается</w:t>
-      </w:r>
-      <w:r>
-        <w:rPr>
-          <w:rFonts w:ascii="Times New Roman" w:hAnsi="Times New Roman" w:cs="Times New Roman"/>
-          <w:color w:val="000000" w:themeColor="text1"/>
-        </w:rPr>
-        <w:br/>
-      </w:r>
-      <w:r>
-        <w:rPr>
-          <w:rFonts w:ascii="Times New Roman" w:hAnsi="Times New Roman" w:cs="Times New Roman"/>
-          <w:color w:val="000000" w:themeColor="text1"/>
-        </w:rPr>
-        <w:br/>
-      </w:r>
-      <w:proofErr w:type="spellStart"/>
-      <w:proofErr w:type="gramStart"/>
-      <w:r>
-        <w:rPr>
-          <w:rFonts w:ascii="Times New Roman" w:hAnsi="Times New Roman" w:cs="Times New Roman"/>
-          <w:color w:val="000000" w:themeColor="text1"/>
-        </w:rPr>
-        <w:t>Spoink</w:t>
-      </w:r>
-      <w:proofErr w:type="spellEnd"/>
-      <w:proofErr w:type="gramEnd"/>
-      <w:r>
-        <w:rPr>
-          <w:rFonts w:ascii="Times New Roman" w:hAnsi="Times New Roman" w:cs="Times New Roman"/>
-          <w:color w:val="000000" w:themeColor="text1"/>
-        </w:rPr>
-        <w:t xml:space="preserve"> Попрыгунчик борется с соперником. </w:t>
-      </w:r>
-      <w:r>
-        <w:rPr>
-          <w:rFonts w:ascii="Times New Roman" w:hAnsi="Times New Roman" w:cs="Times New Roman"/>
-          <w:color w:val="000000" w:themeColor="text1"/>
-        </w:rPr>
-        <w:br/>
-      </w:r>
-      <w:proofErr w:type="spellStart"/>
-      <w:r>
-        <w:rPr>
-          <w:rFonts w:ascii="Times New Roman" w:hAnsi="Times New Roman" w:cs="Times New Roman"/>
-          <w:color w:val="000000" w:themeColor="text1"/>
-        </w:rPr>
-        <w:t>Poliwrath</w:t>
-      </w:r>
-      <w:proofErr w:type="spellEnd"/>
-      <w:r>
-        <w:rPr>
-          <w:rFonts w:ascii="Times New Roman" w:hAnsi="Times New Roman" w:cs="Times New Roman"/>
-          <w:color w:val="000000" w:themeColor="text1"/>
-        </w:rPr>
-        <w:t xml:space="preserve"> Гигант теряет 5 здоровья.</w:t>
-      </w:r>
-      <w:r>
-        <w:rPr>
-          <w:rFonts w:ascii="Times New Roman" w:hAnsi="Times New Roman" w:cs="Times New Roman"/>
-          <w:color w:val="000000" w:themeColor="text1"/>
-        </w:rPr>
-        <w:br/>
-      </w:r>
-      <w:proofErr w:type="spellStart"/>
-      <w:r>
-        <w:rPr>
-          <w:rFonts w:ascii="Times New Roman" w:hAnsi="Times New Roman" w:cs="Times New Roman"/>
-          <w:color w:val="000000" w:themeColor="text1"/>
-        </w:rPr>
-        <w:t>Spoink</w:t>
-      </w:r>
-      <w:proofErr w:type="spellEnd"/>
-      <w:r>
-        <w:rPr>
-          <w:rFonts w:ascii="Times New Roman" w:hAnsi="Times New Roman" w:cs="Times New Roman"/>
-          <w:color w:val="000000" w:themeColor="text1"/>
-        </w:rPr>
-        <w:t xml:space="preserve"> Попрыгунчик теряет 1 здоровья.</w:t>
-      </w:r>
-      <w:r>
-        <w:rPr>
-          <w:rFonts w:ascii="Times New Roman" w:hAnsi="Times New Roman" w:cs="Times New Roman"/>
-          <w:color w:val="000000" w:themeColor="text1"/>
-        </w:rPr>
-        <w:br/>
-      </w:r>
-      <w:r>
-        <w:rPr>
-          <w:rFonts w:ascii="Times New Roman" w:hAnsi="Times New Roman" w:cs="Times New Roman"/>
-          <w:color w:val="000000" w:themeColor="text1"/>
-        </w:rPr>
-        <w:br/>
-      </w:r>
-      <w:proofErr w:type="spellStart"/>
-      <w:r>
-        <w:rPr>
-          <w:rFonts w:ascii="Times New Roman" w:hAnsi="Times New Roman" w:cs="Times New Roman"/>
-          <w:color w:val="000000" w:themeColor="text1"/>
-        </w:rPr>
-        <w:t>Poliwrath</w:t>
-      </w:r>
-      <w:proofErr w:type="spellEnd"/>
-      <w:r>
-        <w:rPr>
-          <w:rFonts w:ascii="Times New Roman" w:hAnsi="Times New Roman" w:cs="Times New Roman"/>
-          <w:color w:val="000000" w:themeColor="text1"/>
-        </w:rPr>
-        <w:t xml:space="preserve"> Гигант использует Blizzard. </w:t>
+        <w:t>Poliwrath Гигант теряет 87 здоровья.</w:t>
+      </w:r>
+      <w:r>
+        <w:rPr>
+          <w:rFonts w:ascii="Times New Roman" w:hAnsi="Times New Roman" w:cs="Times New Roman"/>
+          <w:color w:val="000000" w:themeColor="text1"/>
+        </w:rPr>
+        <w:br/>
+      </w:r>
+      <w:r>
+        <w:rPr>
+          <w:rFonts w:ascii="Times New Roman" w:hAnsi="Times New Roman" w:cs="Times New Roman"/>
+          <w:color w:val="000000" w:themeColor="text1"/>
+        </w:rPr>
+        <w:br/>
+        <w:t xml:space="preserve">Spoink Попрыгунчик борется с соперником. </w:t>
+      </w:r>
+      <w:r>
+        <w:rPr>
+          <w:rFonts w:ascii="Times New Roman" w:hAnsi="Times New Roman" w:cs="Times New Roman"/>
+          <w:color w:val="000000" w:themeColor="text1"/>
+        </w:rPr>
+        <w:br/>
+        <w:t>Poliwrath Гигант теряет 8 здоровья.</w:t>
+      </w:r>
+      <w:r>
+        <w:rPr>
+          <w:rFonts w:ascii="Times New Roman" w:hAnsi="Times New Roman" w:cs="Times New Roman"/>
+          <w:color w:val="000000" w:themeColor="text1"/>
+        </w:rPr>
+        <w:br/>
+        <w:t>Spoink Попрыгунчик теряет 2 здоровья.</w:t>
+      </w:r>
+      <w:r>
+        <w:rPr>
+          <w:rFonts w:ascii="Times New Roman" w:hAnsi="Times New Roman" w:cs="Times New Roman"/>
+          <w:color w:val="000000" w:themeColor="text1"/>
+        </w:rPr>
+        <w:br/>
+      </w:r>
+      <w:r>
+        <w:rPr>
+          <w:rFonts w:ascii="Times New Roman" w:hAnsi="Times New Roman" w:cs="Times New Roman"/>
+          <w:color w:val="000000" w:themeColor="text1"/>
+        </w:rPr>
+        <w:br/>
+      </w:r>
+      <w:r>
+        <w:rPr>
+          <w:rFonts w:ascii="Times New Roman" w:hAnsi="Times New Roman" w:cs="Times New Roman"/>
+          <w:color w:val="000000" w:themeColor="text1"/>
+        </w:rPr>
+        <w:br/>
+        <w:t>Poliwrath Гигант промахивается</w:t>
+      </w:r>
+      <w:r>
+        <w:rPr>
+          <w:rFonts w:ascii="Times New Roman" w:hAnsi="Times New Roman" w:cs="Times New Roman"/>
+          <w:color w:val="000000" w:themeColor="text1"/>
+        </w:rPr>
+        <w:br/>
+      </w:r>
+      <w:r>
+        <w:rPr>
+          <w:rFonts w:ascii="Times New Roman" w:hAnsi="Times New Roman" w:cs="Times New Roman"/>
+          <w:color w:val="000000" w:themeColor="text1"/>
+        </w:rPr>
+        <w:br/>
+        <w:t>Spoink Попрыгунчик промахивается</w:t>
+      </w:r>
+      <w:r>
+        <w:rPr>
+          <w:rFonts w:ascii="Times New Roman" w:hAnsi="Times New Roman" w:cs="Times New Roman"/>
+          <w:color w:val="000000" w:themeColor="text1"/>
+        </w:rPr>
+        <w:br/>
+      </w:r>
+      <w:r>
+        <w:rPr>
+          <w:rFonts w:ascii="Times New Roman" w:hAnsi="Times New Roman" w:cs="Times New Roman"/>
+          <w:color w:val="000000" w:themeColor="text1"/>
+        </w:rPr>
+        <w:br/>
+        <w:t>Spoink Попрыгунчик промахивается</w:t>
+      </w:r>
+      <w:r>
+        <w:rPr>
+          <w:rFonts w:ascii="Times New Roman" w:hAnsi="Times New Roman" w:cs="Times New Roman"/>
+          <w:color w:val="000000" w:themeColor="text1"/>
+        </w:rPr>
+        <w:br/>
+      </w:r>
+      <w:r>
+        <w:rPr>
+          <w:rFonts w:ascii="Times New Roman" w:hAnsi="Times New Roman" w:cs="Times New Roman"/>
+          <w:color w:val="000000" w:themeColor="text1"/>
+        </w:rPr>
+        <w:br/>
+      </w:r>
+      <w:r>
+        <w:rPr>
+          <w:rFonts w:ascii="Times New Roman" w:hAnsi="Times New Roman" w:cs="Times New Roman"/>
+          <w:color w:val="000000" w:themeColor="text1"/>
+        </w:rPr>
+        <w:br/>
+        <w:t xml:space="preserve">Spoink Попрыгунчик использует Thunder Wave. </w:t>
+      </w:r>
+      <w:r>
+        <w:rPr>
+          <w:rFonts w:ascii="Times New Roman" w:hAnsi="Times New Roman" w:cs="Times New Roman"/>
+          <w:color w:val="000000" w:themeColor="text1"/>
+        </w:rPr>
+        <w:br/>
+      </w:r>
+      <w:r>
+        <w:rPr>
+          <w:rFonts w:ascii="Times New Roman" w:hAnsi="Times New Roman" w:cs="Times New Roman"/>
+          <w:color w:val="000000" w:themeColor="text1"/>
+        </w:rPr>
+        <w:br/>
+      </w:r>
+      <w:r>
+        <w:rPr>
+          <w:rFonts w:ascii="Times New Roman" w:hAnsi="Times New Roman" w:cs="Times New Roman"/>
+          <w:color w:val="000000" w:themeColor="text1"/>
+        </w:rPr>
+        <w:br/>
+        <w:t>Poliwrath Гигант промахивается</w:t>
+      </w:r>
+      <w:r>
+        <w:rPr>
+          <w:rFonts w:ascii="Times New Roman" w:hAnsi="Times New Roman" w:cs="Times New Roman"/>
+          <w:color w:val="000000" w:themeColor="text1"/>
+        </w:rPr>
+        <w:br/>
+      </w:r>
+      <w:r>
+        <w:rPr>
+          <w:rFonts w:ascii="Times New Roman" w:hAnsi="Times New Roman" w:cs="Times New Roman"/>
+          <w:color w:val="000000" w:themeColor="text1"/>
+        </w:rPr>
+        <w:br/>
+        <w:t xml:space="preserve">Spoink Попрыгунчик борется с соперником. </w:t>
+      </w:r>
+      <w:r>
+        <w:rPr>
+          <w:rFonts w:ascii="Times New Roman" w:hAnsi="Times New Roman" w:cs="Times New Roman"/>
+          <w:color w:val="000000" w:themeColor="text1"/>
+        </w:rPr>
+        <w:br/>
+        <w:t>Poliwrath Гигант теряет 5 здоровья.</w:t>
+      </w:r>
+      <w:r>
+        <w:rPr>
+          <w:rFonts w:ascii="Times New Roman" w:hAnsi="Times New Roman" w:cs="Times New Roman"/>
+          <w:color w:val="000000" w:themeColor="text1"/>
+        </w:rPr>
+        <w:br/>
+        <w:t>Spoink Попрыгунчик теряет 1 здоровья.</w:t>
+      </w:r>
+      <w:r>
+        <w:rPr>
+          <w:rFonts w:ascii="Times New Roman" w:hAnsi="Times New Roman" w:cs="Times New Roman"/>
+          <w:color w:val="000000" w:themeColor="text1"/>
+        </w:rPr>
+        <w:br/>
+      </w:r>
+      <w:r>
+        <w:rPr>
+          <w:rFonts w:ascii="Times New Roman" w:hAnsi="Times New Roman" w:cs="Times New Roman"/>
+          <w:color w:val="000000" w:themeColor="text1"/>
+        </w:rPr>
+        <w:br/>
+        <w:t xml:space="preserve">Poliwrath Гигант использует Blizzard. </w:t>
       </w:r>
       <w:r>
         <w:rPr>
@@ -7788,330 +5179,129 @@
           <w:color w:val="000000" w:themeColor="text1"/>
         </w:rPr>
         <w:br/>
-      </w:r>
-      <w:proofErr w:type="spellStart"/>
-      <w:r>
-        <w:rPr>
-          <w:rFonts w:ascii="Times New Roman" w:hAnsi="Times New Roman" w:cs="Times New Roman"/>
-          <w:color w:val="000000" w:themeColor="text1"/>
-        </w:rPr>
-        <w:t>Spoink</w:t>
-      </w:r>
-      <w:proofErr w:type="spellEnd"/>
-      <w:r>
-        <w:rPr>
-          <w:rFonts w:ascii="Times New Roman" w:hAnsi="Times New Roman" w:cs="Times New Roman"/>
-          <w:color w:val="000000" w:themeColor="text1"/>
-        </w:rPr>
-        <w:t xml:space="preserve"> Попрыгунчик теряет 44 здоровья.</w:t>
-      </w:r>
-      <w:r>
-        <w:rPr>
-          <w:rFonts w:ascii="Times New Roman" w:hAnsi="Times New Roman" w:cs="Times New Roman"/>
-          <w:color w:val="000000" w:themeColor="text1"/>
-        </w:rPr>
-        <w:br/>
-      </w:r>
-      <w:r>
-        <w:rPr>
-          <w:rFonts w:ascii="Times New Roman" w:hAnsi="Times New Roman" w:cs="Times New Roman"/>
-          <w:color w:val="000000" w:themeColor="text1"/>
-        </w:rPr>
-        <w:br/>
-      </w:r>
-      <w:proofErr w:type="spellStart"/>
-      <w:r>
-        <w:rPr>
-          <w:rFonts w:ascii="Times New Roman" w:hAnsi="Times New Roman" w:cs="Times New Roman"/>
-          <w:color w:val="000000" w:themeColor="text1"/>
-        </w:rPr>
-        <w:t>Spoink</w:t>
-      </w:r>
-      <w:proofErr w:type="spellEnd"/>
-      <w:r>
-        <w:rPr>
-          <w:rFonts w:ascii="Times New Roman" w:hAnsi="Times New Roman" w:cs="Times New Roman"/>
-          <w:color w:val="000000" w:themeColor="text1"/>
-        </w:rPr>
-        <w:t xml:space="preserve"> Попрыгунчик борется с соперником. </w:t>
-      </w:r>
-      <w:r>
-        <w:rPr>
-          <w:rFonts w:ascii="Times New Roman" w:hAnsi="Times New Roman" w:cs="Times New Roman"/>
-          <w:color w:val="000000" w:themeColor="text1"/>
-        </w:rPr>
-        <w:br/>
-      </w:r>
-      <w:proofErr w:type="spellStart"/>
-      <w:r>
-        <w:rPr>
-          <w:rFonts w:ascii="Times New Roman" w:hAnsi="Times New Roman" w:cs="Times New Roman"/>
-          <w:color w:val="000000" w:themeColor="text1"/>
-        </w:rPr>
-        <w:t>Poliwrath</w:t>
-      </w:r>
-      <w:proofErr w:type="spellEnd"/>
-      <w:r>
-        <w:rPr>
-          <w:rFonts w:ascii="Times New Roman" w:hAnsi="Times New Roman" w:cs="Times New Roman"/>
-          <w:color w:val="000000" w:themeColor="text1"/>
-        </w:rPr>
-        <w:t xml:space="preserve"> Гигант теряет 8 здоровья.</w:t>
-      </w:r>
-      <w:r>
-        <w:rPr>
-          <w:rFonts w:ascii="Times New Roman" w:hAnsi="Times New Roman" w:cs="Times New Roman"/>
-          <w:color w:val="000000" w:themeColor="text1"/>
-        </w:rPr>
-        <w:br/>
-      </w:r>
-      <w:proofErr w:type="spellStart"/>
-      <w:r>
-        <w:rPr>
-          <w:rFonts w:ascii="Times New Roman" w:hAnsi="Times New Roman" w:cs="Times New Roman"/>
-          <w:color w:val="000000" w:themeColor="text1"/>
-        </w:rPr>
-        <w:t>Spoink</w:t>
-      </w:r>
-      <w:proofErr w:type="spellEnd"/>
-      <w:r>
-        <w:rPr>
-          <w:rFonts w:ascii="Times New Roman" w:hAnsi="Times New Roman" w:cs="Times New Roman"/>
-          <w:color w:val="000000" w:themeColor="text1"/>
-        </w:rPr>
-        <w:t xml:space="preserve"> Попрыгунчик теряет 2 здоровья.</w:t>
-      </w:r>
-      <w:r>
-        <w:rPr>
-          <w:rFonts w:ascii="Times New Roman" w:hAnsi="Times New Roman" w:cs="Times New Roman"/>
-          <w:color w:val="000000" w:themeColor="text1"/>
-        </w:rPr>
-        <w:br/>
-      </w:r>
-      <w:r>
-        <w:rPr>
-          <w:rFonts w:ascii="Times New Roman" w:hAnsi="Times New Roman" w:cs="Times New Roman"/>
-          <w:color w:val="000000" w:themeColor="text1"/>
-        </w:rPr>
-        <w:br/>
-      </w:r>
-      <w:proofErr w:type="spellStart"/>
-      <w:r>
-        <w:rPr>
-          <w:rFonts w:ascii="Times New Roman" w:hAnsi="Times New Roman" w:cs="Times New Roman"/>
-          <w:color w:val="000000" w:themeColor="text1"/>
-        </w:rPr>
-        <w:t>Poliwrath</w:t>
-      </w:r>
-      <w:proofErr w:type="spellEnd"/>
-      <w:r>
-        <w:rPr>
-          <w:rFonts w:ascii="Times New Roman" w:hAnsi="Times New Roman" w:cs="Times New Roman"/>
-          <w:color w:val="000000" w:themeColor="text1"/>
-        </w:rPr>
-        <w:t xml:space="preserve"> Гигант промахивается</w:t>
-      </w:r>
-      <w:r>
-        <w:rPr>
-          <w:rFonts w:ascii="Times New Roman" w:hAnsi="Times New Roman" w:cs="Times New Roman"/>
-          <w:color w:val="000000" w:themeColor="text1"/>
-        </w:rPr>
-        <w:br/>
-      </w:r>
-      <w:r>
-        <w:rPr>
-          <w:rFonts w:ascii="Times New Roman" w:hAnsi="Times New Roman" w:cs="Times New Roman"/>
-          <w:color w:val="000000" w:themeColor="text1"/>
-        </w:rPr>
-        <w:br/>
-      </w:r>
-      <w:proofErr w:type="spellStart"/>
-      <w:proofErr w:type="gramStart"/>
-      <w:r>
-        <w:rPr>
-          <w:rFonts w:ascii="Times New Roman" w:hAnsi="Times New Roman" w:cs="Times New Roman"/>
-          <w:color w:val="000000" w:themeColor="text1"/>
-        </w:rPr>
-        <w:t>Spoink</w:t>
-      </w:r>
-      <w:proofErr w:type="spellEnd"/>
-      <w:proofErr w:type="gramEnd"/>
-      <w:r>
-        <w:rPr>
-          <w:rFonts w:ascii="Times New Roman" w:hAnsi="Times New Roman" w:cs="Times New Roman"/>
-          <w:color w:val="000000" w:themeColor="text1"/>
-        </w:rPr>
-        <w:t xml:space="preserve"> Попрыгунчик использует </w:t>
-      </w:r>
-      <w:proofErr w:type="spellStart"/>
-      <w:r>
-        <w:rPr>
-          <w:rFonts w:ascii="Times New Roman" w:hAnsi="Times New Roman" w:cs="Times New Roman"/>
-          <w:color w:val="000000" w:themeColor="text1"/>
-        </w:rPr>
-        <w:t>Thunder</w:t>
-      </w:r>
-      <w:proofErr w:type="spellEnd"/>
-      <w:r>
-        <w:rPr>
-          <w:rFonts w:ascii="Times New Roman" w:hAnsi="Times New Roman" w:cs="Times New Roman"/>
-          <w:color w:val="000000" w:themeColor="text1"/>
-        </w:rPr>
-        <w:t xml:space="preserve"> Wave. </w:t>
-      </w:r>
-      <w:r>
-        <w:rPr>
-          <w:rFonts w:ascii="Times New Roman" w:hAnsi="Times New Roman" w:cs="Times New Roman"/>
-          <w:color w:val="000000" w:themeColor="text1"/>
-        </w:rPr>
-        <w:br/>
-      </w:r>
-      <w:r>
-        <w:rPr>
-          <w:rFonts w:ascii="Times New Roman" w:hAnsi="Times New Roman" w:cs="Times New Roman"/>
-          <w:color w:val="000000" w:themeColor="text1"/>
-        </w:rPr>
-        <w:br/>
-      </w:r>
-      <w:proofErr w:type="spellStart"/>
-      <w:r>
-        <w:rPr>
-          <w:rFonts w:ascii="Times New Roman" w:hAnsi="Times New Roman" w:cs="Times New Roman"/>
-          <w:color w:val="000000" w:themeColor="text1"/>
-        </w:rPr>
-        <w:t>Poliwrath</w:t>
-      </w:r>
-      <w:proofErr w:type="spellEnd"/>
-      <w:r>
-        <w:rPr>
-          <w:rFonts w:ascii="Times New Roman" w:hAnsi="Times New Roman" w:cs="Times New Roman"/>
-          <w:color w:val="000000" w:themeColor="text1"/>
-        </w:rPr>
-        <w:t xml:space="preserve"> Гигант промахивается</w:t>
-      </w:r>
-      <w:r>
-        <w:rPr>
-          <w:rFonts w:ascii="Times New Roman" w:hAnsi="Times New Roman" w:cs="Times New Roman"/>
-          <w:color w:val="000000" w:themeColor="text1"/>
-        </w:rPr>
-        <w:br/>
-      </w:r>
-      <w:r>
-        <w:rPr>
-          <w:rFonts w:ascii="Times New Roman" w:hAnsi="Times New Roman" w:cs="Times New Roman"/>
-          <w:color w:val="000000" w:themeColor="text1"/>
-        </w:rPr>
-        <w:br/>
-      </w:r>
-      <w:proofErr w:type="spellStart"/>
-      <w:proofErr w:type="gramStart"/>
-      <w:r>
-        <w:rPr>
-          <w:rFonts w:ascii="Times New Roman" w:hAnsi="Times New Roman" w:cs="Times New Roman"/>
-          <w:color w:val="000000" w:themeColor="text1"/>
-        </w:rPr>
-        <w:t>Spoink</w:t>
-      </w:r>
-      <w:proofErr w:type="spellEnd"/>
-      <w:proofErr w:type="gramEnd"/>
-      <w:r>
-        <w:rPr>
-          <w:rFonts w:ascii="Times New Roman" w:hAnsi="Times New Roman" w:cs="Times New Roman"/>
-          <w:color w:val="000000" w:themeColor="text1"/>
-        </w:rPr>
-        <w:t xml:space="preserve"> Попрыгунчик борется с соперником. </w:t>
-      </w:r>
-      <w:r>
-        <w:rPr>
-          <w:rFonts w:ascii="Times New Roman" w:hAnsi="Times New Roman" w:cs="Times New Roman"/>
-          <w:color w:val="000000" w:themeColor="text1"/>
-        </w:rPr>
-        <w:br/>
-      </w:r>
-      <w:proofErr w:type="spellStart"/>
-      <w:r>
-        <w:rPr>
-          <w:rFonts w:ascii="Times New Roman" w:hAnsi="Times New Roman" w:cs="Times New Roman"/>
-          <w:color w:val="000000" w:themeColor="text1"/>
-        </w:rPr>
-        <w:t>Poliwrath</w:t>
-      </w:r>
-      <w:proofErr w:type="spellEnd"/>
-      <w:r>
-        <w:rPr>
-          <w:rFonts w:ascii="Times New Roman" w:hAnsi="Times New Roman" w:cs="Times New Roman"/>
-          <w:color w:val="000000" w:themeColor="text1"/>
-        </w:rPr>
-        <w:t xml:space="preserve"> Гигант теряет 8 здоровья.</w:t>
-      </w:r>
-      <w:r>
-        <w:rPr>
-          <w:rFonts w:ascii="Times New Roman" w:hAnsi="Times New Roman" w:cs="Times New Roman"/>
-          <w:color w:val="000000" w:themeColor="text1"/>
-        </w:rPr>
-        <w:br/>
-      </w:r>
-      <w:proofErr w:type="spellStart"/>
-      <w:r>
-        <w:rPr>
-          <w:rFonts w:ascii="Times New Roman" w:hAnsi="Times New Roman" w:cs="Times New Roman"/>
-          <w:color w:val="000000" w:themeColor="text1"/>
-        </w:rPr>
-        <w:t>Spoink</w:t>
-      </w:r>
-      <w:proofErr w:type="spellEnd"/>
-      <w:r>
-        <w:rPr>
-          <w:rFonts w:ascii="Times New Roman" w:hAnsi="Times New Roman" w:cs="Times New Roman"/>
-          <w:color w:val="000000" w:themeColor="text1"/>
-        </w:rPr>
-        <w:t xml:space="preserve"> Попрыгунчик теряет 2 здоровья.</w:t>
-      </w:r>
-      <w:r>
-        <w:rPr>
-          <w:rFonts w:ascii="Times New Roman" w:hAnsi="Times New Roman" w:cs="Times New Roman"/>
-          <w:color w:val="000000" w:themeColor="text1"/>
-        </w:rPr>
-        <w:br/>
-      </w:r>
-      <w:r>
-        <w:rPr>
-          <w:rFonts w:ascii="Times New Roman" w:hAnsi="Times New Roman" w:cs="Times New Roman"/>
-          <w:color w:val="000000" w:themeColor="text1"/>
-        </w:rPr>
-        <w:br/>
-      </w:r>
-      <w:proofErr w:type="spellStart"/>
-      <w:r>
-        <w:rPr>
-          <w:rFonts w:ascii="Times New Roman" w:hAnsi="Times New Roman" w:cs="Times New Roman"/>
-          <w:color w:val="000000" w:themeColor="text1"/>
-        </w:rPr>
-        <w:t>Spoink</w:t>
-      </w:r>
-      <w:proofErr w:type="spellEnd"/>
-      <w:r>
-        <w:rPr>
-          <w:rFonts w:ascii="Times New Roman" w:hAnsi="Times New Roman" w:cs="Times New Roman"/>
-          <w:color w:val="000000" w:themeColor="text1"/>
-        </w:rPr>
-        <w:t xml:space="preserve"> Попрыгунчик использует </w:t>
-      </w:r>
-      <w:proofErr w:type="spellStart"/>
-      <w:r>
-        <w:rPr>
-          <w:rFonts w:ascii="Times New Roman" w:hAnsi="Times New Roman" w:cs="Times New Roman"/>
-          <w:color w:val="000000" w:themeColor="text1"/>
-        </w:rPr>
-        <w:t>Thunder</w:t>
-      </w:r>
-      <w:proofErr w:type="spellEnd"/>
-      <w:r>
-        <w:rPr>
-          <w:rFonts w:ascii="Times New Roman" w:hAnsi="Times New Roman" w:cs="Times New Roman"/>
-          <w:color w:val="000000" w:themeColor="text1"/>
-        </w:rPr>
-        <w:t xml:space="preserve"> Wave. </w:t>
+        <w:t>Spoink Попрыгунчик теряет 44 здоровья.</w:t>
+      </w:r>
+      <w:r>
+        <w:rPr>
+          <w:rFonts w:ascii="Times New Roman" w:hAnsi="Times New Roman" w:cs="Times New Roman"/>
+          <w:color w:val="000000" w:themeColor="text1"/>
+        </w:rPr>
+        <w:br/>
+      </w:r>
+      <w:r>
+        <w:rPr>
+          <w:rFonts w:ascii="Times New Roman" w:hAnsi="Times New Roman" w:cs="Times New Roman"/>
+          <w:color w:val="000000" w:themeColor="text1"/>
+        </w:rPr>
+        <w:br/>
+        <w:t xml:space="preserve">Spoink Попрыгунчик борется с соперником. </w:t>
+      </w:r>
+      <w:r>
+        <w:rPr>
+          <w:rFonts w:ascii="Times New Roman" w:hAnsi="Times New Roman" w:cs="Times New Roman"/>
+          <w:color w:val="000000" w:themeColor="text1"/>
+        </w:rPr>
+        <w:br/>
+        <w:t>Poliwrath Гигант теряет 8 здоровья.</w:t>
+      </w:r>
+      <w:r>
+        <w:rPr>
+          <w:rFonts w:ascii="Times New Roman" w:hAnsi="Times New Roman" w:cs="Times New Roman"/>
+          <w:color w:val="000000" w:themeColor="text1"/>
+        </w:rPr>
+        <w:br/>
+        <w:t>Spoink Попрыгунчик теряет 2 здоровья.</w:t>
+      </w:r>
+      <w:r>
+        <w:rPr>
+          <w:rFonts w:ascii="Times New Roman" w:hAnsi="Times New Roman" w:cs="Times New Roman"/>
+          <w:color w:val="000000" w:themeColor="text1"/>
+        </w:rPr>
+        <w:br/>
+      </w:r>
+      <w:r>
+        <w:rPr>
+          <w:rFonts w:ascii="Times New Roman" w:hAnsi="Times New Roman" w:cs="Times New Roman"/>
+          <w:color w:val="000000" w:themeColor="text1"/>
+        </w:rPr>
+        <w:br/>
+        <w:t>Poliwrath Гигант промахивается</w:t>
+      </w:r>
+      <w:r>
+        <w:rPr>
+          <w:rFonts w:ascii="Times New Roman" w:hAnsi="Times New Roman" w:cs="Times New Roman"/>
+          <w:color w:val="000000" w:themeColor="text1"/>
+        </w:rPr>
+        <w:br/>
+      </w:r>
+      <w:r>
+        <w:rPr>
+          <w:rFonts w:ascii="Times New Roman" w:hAnsi="Times New Roman" w:cs="Times New Roman"/>
+          <w:color w:val="000000" w:themeColor="text1"/>
+        </w:rPr>
+        <w:br/>
+        <w:t xml:space="preserve">Spoink Попрыгунчик использует Thunder Wave. </w:t>
+      </w:r>
+      <w:r>
+        <w:rPr>
+          <w:rFonts w:ascii="Times New Roman" w:hAnsi="Times New Roman" w:cs="Times New Roman"/>
+          <w:color w:val="000000" w:themeColor="text1"/>
+        </w:rPr>
+        <w:br/>
+      </w:r>
+      <w:r>
+        <w:rPr>
+          <w:rFonts w:ascii="Times New Roman" w:hAnsi="Times New Roman" w:cs="Times New Roman"/>
+          <w:color w:val="000000" w:themeColor="text1"/>
+        </w:rPr>
+        <w:br/>
+        <w:t>Poliwrath Гигант промахивается</w:t>
+      </w:r>
+      <w:r>
+        <w:rPr>
+          <w:rFonts w:ascii="Times New Roman" w:hAnsi="Times New Roman" w:cs="Times New Roman"/>
+          <w:color w:val="000000" w:themeColor="text1"/>
+        </w:rPr>
+        <w:br/>
+      </w:r>
+      <w:r>
+        <w:rPr>
+          <w:rFonts w:ascii="Times New Roman" w:hAnsi="Times New Roman" w:cs="Times New Roman"/>
+          <w:color w:val="000000" w:themeColor="text1"/>
+        </w:rPr>
+        <w:br/>
+        <w:t xml:space="preserve">Spoink Попрыгунчик борется с соперником. </w:t>
+      </w:r>
+      <w:r>
+        <w:rPr>
+          <w:rFonts w:ascii="Times New Roman" w:hAnsi="Times New Roman" w:cs="Times New Roman"/>
+          <w:color w:val="000000" w:themeColor="text1"/>
+        </w:rPr>
+        <w:br/>
+        <w:t>Poliwrath Гигант теряет 8 здоровья.</w:t>
+      </w:r>
+      <w:r>
+        <w:rPr>
+          <w:rFonts w:ascii="Times New Roman" w:hAnsi="Times New Roman" w:cs="Times New Roman"/>
+          <w:color w:val="000000" w:themeColor="text1"/>
+        </w:rPr>
+        <w:br/>
+        <w:t>Spoink Попрыгунчик теряет 2 здоровья.</w:t>
+      </w:r>
+      <w:r>
+        <w:rPr>
+          <w:rFonts w:ascii="Times New Roman" w:hAnsi="Times New Roman" w:cs="Times New Roman"/>
+          <w:color w:val="000000" w:themeColor="text1"/>
+        </w:rPr>
+        <w:br/>
+      </w:r>
+      <w:r>
+        <w:rPr>
+          <w:rFonts w:ascii="Times New Roman" w:hAnsi="Times New Roman" w:cs="Times New Roman"/>
+          <w:color w:val="000000" w:themeColor="text1"/>
+        </w:rPr>
+        <w:br/>
+        <w:t xml:space="preserve">Spoink Попрыгунчик использует Thunder Wave. </w:t>
       </w:r>
       <w:r>
         <w:rPr>
@@ -8134,231 +5324,90 @@
           <w:color w:val="000000" w:themeColor="text1"/>
         </w:rPr>
         <w:br/>
-      </w:r>
-      <w:proofErr w:type="spellStart"/>
-      <w:r>
-        <w:rPr>
-          <w:rFonts w:ascii="Times New Roman" w:hAnsi="Times New Roman" w:cs="Times New Roman"/>
-          <w:color w:val="000000" w:themeColor="text1"/>
-        </w:rPr>
-        <w:t>Poliwrath</w:t>
-      </w:r>
-      <w:proofErr w:type="spellEnd"/>
-      <w:r>
-        <w:rPr>
-          <w:rFonts w:ascii="Times New Roman" w:hAnsi="Times New Roman" w:cs="Times New Roman"/>
-          <w:color w:val="000000" w:themeColor="text1"/>
-        </w:rPr>
-        <w:t xml:space="preserve"> Гигант промахивается</w:t>
-      </w:r>
-      <w:r>
-        <w:rPr>
-          <w:rFonts w:ascii="Times New Roman" w:hAnsi="Times New Roman" w:cs="Times New Roman"/>
-          <w:color w:val="000000" w:themeColor="text1"/>
-        </w:rPr>
-        <w:br/>
-      </w:r>
-      <w:r>
-        <w:rPr>
-          <w:rFonts w:ascii="Times New Roman" w:hAnsi="Times New Roman" w:cs="Times New Roman"/>
-          <w:color w:val="000000" w:themeColor="text1"/>
-        </w:rPr>
-        <w:br/>
-      </w:r>
-      <w:proofErr w:type="spellStart"/>
-      <w:proofErr w:type="gramStart"/>
-      <w:r>
-        <w:rPr>
-          <w:rFonts w:ascii="Times New Roman" w:hAnsi="Times New Roman" w:cs="Times New Roman"/>
-          <w:color w:val="000000" w:themeColor="text1"/>
-        </w:rPr>
-        <w:t>Spoink</w:t>
-      </w:r>
-      <w:proofErr w:type="spellEnd"/>
-      <w:proofErr w:type="gramEnd"/>
-      <w:r>
-        <w:rPr>
-          <w:rFonts w:ascii="Times New Roman" w:hAnsi="Times New Roman" w:cs="Times New Roman"/>
-          <w:color w:val="000000" w:themeColor="text1"/>
-        </w:rPr>
-        <w:t xml:space="preserve"> Попрыгунчик промахивается</w:t>
-      </w:r>
-      <w:r>
-        <w:rPr>
-          <w:rFonts w:ascii="Times New Roman" w:hAnsi="Times New Roman" w:cs="Times New Roman"/>
-          <w:color w:val="000000" w:themeColor="text1"/>
-        </w:rPr>
-        <w:br/>
-      </w:r>
-      <w:r>
-        <w:rPr>
-          <w:rFonts w:ascii="Times New Roman" w:hAnsi="Times New Roman" w:cs="Times New Roman"/>
-          <w:color w:val="000000" w:themeColor="text1"/>
-        </w:rPr>
-        <w:br/>
-      </w:r>
-      <w:proofErr w:type="spellStart"/>
-      <w:r>
-        <w:rPr>
-          <w:rFonts w:ascii="Times New Roman" w:hAnsi="Times New Roman" w:cs="Times New Roman"/>
-          <w:color w:val="000000" w:themeColor="text1"/>
-        </w:rPr>
-        <w:t>Spoink</w:t>
-      </w:r>
-      <w:proofErr w:type="spellEnd"/>
-      <w:r>
-        <w:rPr>
-          <w:rFonts w:ascii="Times New Roman" w:hAnsi="Times New Roman" w:cs="Times New Roman"/>
-          <w:color w:val="000000" w:themeColor="text1"/>
-        </w:rPr>
-        <w:t xml:space="preserve"> Попрыгунчик промахивается</w:t>
-      </w:r>
-      <w:r>
-        <w:rPr>
-          <w:rFonts w:ascii="Times New Roman" w:hAnsi="Times New Roman" w:cs="Times New Roman"/>
-          <w:color w:val="000000" w:themeColor="text1"/>
-        </w:rPr>
-        <w:br/>
-      </w:r>
-      <w:r>
-        <w:rPr>
-          <w:rFonts w:ascii="Times New Roman" w:hAnsi="Times New Roman" w:cs="Times New Roman"/>
-          <w:color w:val="000000" w:themeColor="text1"/>
-        </w:rPr>
-        <w:br/>
-      </w:r>
-      <w:r>
-        <w:rPr>
-          <w:rFonts w:ascii="Times New Roman" w:hAnsi="Times New Roman" w:cs="Times New Roman"/>
-          <w:color w:val="000000" w:themeColor="text1"/>
-        </w:rPr>
-        <w:br/>
-      </w:r>
-      <w:proofErr w:type="spellStart"/>
-      <w:proofErr w:type="gramStart"/>
-      <w:r>
-        <w:rPr>
-          <w:rFonts w:ascii="Times New Roman" w:hAnsi="Times New Roman" w:cs="Times New Roman"/>
-          <w:color w:val="000000" w:themeColor="text1"/>
-        </w:rPr>
-        <w:t>Poliwrath</w:t>
-      </w:r>
-      <w:proofErr w:type="spellEnd"/>
-      <w:proofErr w:type="gramEnd"/>
-      <w:r>
-        <w:rPr>
-          <w:rFonts w:ascii="Times New Roman" w:hAnsi="Times New Roman" w:cs="Times New Roman"/>
-          <w:color w:val="000000" w:themeColor="text1"/>
-        </w:rPr>
-        <w:t xml:space="preserve"> Гигант промахивается</w:t>
-      </w:r>
-      <w:r>
-        <w:rPr>
-          <w:rFonts w:ascii="Times New Roman" w:hAnsi="Times New Roman" w:cs="Times New Roman"/>
-          <w:color w:val="000000" w:themeColor="text1"/>
-        </w:rPr>
-        <w:br/>
-      </w:r>
-      <w:r>
-        <w:rPr>
-          <w:rFonts w:ascii="Times New Roman" w:hAnsi="Times New Roman" w:cs="Times New Roman"/>
-          <w:color w:val="000000" w:themeColor="text1"/>
-        </w:rPr>
-        <w:br/>
-      </w:r>
-      <w:proofErr w:type="spellStart"/>
-      <w:r>
-        <w:rPr>
-          <w:rFonts w:ascii="Times New Roman" w:hAnsi="Times New Roman" w:cs="Times New Roman"/>
-          <w:color w:val="000000" w:themeColor="text1"/>
-        </w:rPr>
-        <w:t>Spoink</w:t>
-      </w:r>
-      <w:proofErr w:type="spellEnd"/>
-      <w:r>
-        <w:rPr>
-          <w:rFonts w:ascii="Times New Roman" w:hAnsi="Times New Roman" w:cs="Times New Roman"/>
-          <w:color w:val="000000" w:themeColor="text1"/>
-        </w:rPr>
-        <w:t xml:space="preserve"> Попрыгунчик использует </w:t>
-      </w:r>
-      <w:proofErr w:type="spellStart"/>
-      <w:r>
-        <w:rPr>
-          <w:rFonts w:ascii="Times New Roman" w:hAnsi="Times New Roman" w:cs="Times New Roman"/>
-          <w:color w:val="000000" w:themeColor="text1"/>
-        </w:rPr>
-        <w:t>Charge</w:t>
-      </w:r>
-      <w:proofErr w:type="spellEnd"/>
-      <w:r>
-        <w:rPr>
-          <w:rFonts w:ascii="Times New Roman" w:hAnsi="Times New Roman" w:cs="Times New Roman"/>
-          <w:color w:val="000000" w:themeColor="text1"/>
-        </w:rPr>
-        <w:t xml:space="preserve"> </w:t>
-      </w:r>
-      <w:proofErr w:type="spellStart"/>
-      <w:r>
-        <w:rPr>
-          <w:rFonts w:ascii="Times New Roman" w:hAnsi="Times New Roman" w:cs="Times New Roman"/>
-          <w:color w:val="000000" w:themeColor="text1"/>
-        </w:rPr>
-        <w:t>Beam</w:t>
-      </w:r>
-      <w:proofErr w:type="spellEnd"/>
-      <w:r>
-        <w:rPr>
-          <w:rFonts w:ascii="Times New Roman" w:hAnsi="Times New Roman" w:cs="Times New Roman"/>
-          <w:color w:val="000000" w:themeColor="text1"/>
-        </w:rPr>
-        <w:t xml:space="preserve">. </w:t>
-      </w:r>
-      <w:r>
-        <w:rPr>
-          <w:rFonts w:ascii="Times New Roman" w:hAnsi="Times New Roman" w:cs="Times New Roman"/>
-          <w:color w:val="000000" w:themeColor="text1"/>
-        </w:rPr>
-        <w:br/>
-      </w:r>
-      <w:proofErr w:type="spellStart"/>
-      <w:r>
-        <w:rPr>
-          <w:rFonts w:ascii="Times New Roman" w:hAnsi="Times New Roman" w:cs="Times New Roman"/>
-          <w:color w:val="000000" w:themeColor="text1"/>
-        </w:rPr>
-        <w:t>Poliwrath</w:t>
-      </w:r>
-      <w:proofErr w:type="spellEnd"/>
-      <w:r>
-        <w:rPr>
-          <w:rFonts w:ascii="Times New Roman" w:hAnsi="Times New Roman" w:cs="Times New Roman"/>
-          <w:color w:val="000000" w:themeColor="text1"/>
-        </w:rPr>
-        <w:t xml:space="preserve"> Гигант теряет 56 здоровья.</w:t>
-      </w:r>
-      <w:r>
-        <w:rPr>
-          <w:rFonts w:ascii="Times New Roman" w:hAnsi="Times New Roman" w:cs="Times New Roman"/>
-          <w:color w:val="000000" w:themeColor="text1"/>
-        </w:rPr>
-        <w:br/>
-      </w:r>
-      <w:proofErr w:type="spellStart"/>
-      <w:r>
-        <w:rPr>
-          <w:rFonts w:ascii="Times New Roman" w:hAnsi="Times New Roman" w:cs="Times New Roman"/>
-          <w:color w:val="000000" w:themeColor="text1"/>
-        </w:rPr>
-        <w:t>Poliwrath</w:t>
-      </w:r>
-      <w:proofErr w:type="spellEnd"/>
-      <w:r>
-        <w:rPr>
-          <w:rFonts w:ascii="Times New Roman" w:hAnsi="Times New Roman" w:cs="Times New Roman"/>
-          <w:color w:val="000000" w:themeColor="text1"/>
-        </w:rPr>
-        <w:t xml:space="preserve"> Гигант теряет сознание.</w:t>
+        <w:t>Poliwrath Гигант промахивается</w:t>
+      </w:r>
+      <w:r>
+        <w:rPr>
+          <w:rFonts w:ascii="Times New Roman" w:hAnsi="Times New Roman" w:cs="Times New Roman"/>
+          <w:color w:val="000000" w:themeColor="text1"/>
+        </w:rPr>
+        <w:br/>
+      </w:r>
+      <w:r>
+        <w:rPr>
+          <w:rFonts w:ascii="Times New Roman" w:hAnsi="Times New Roman" w:cs="Times New Roman"/>
+          <w:color w:val="000000" w:themeColor="text1"/>
+        </w:rPr>
+        <w:br/>
+        <w:t>Spoink Попрыгунчик промахивается</w:t>
+      </w:r>
+      <w:r>
+        <w:rPr>
+          <w:rFonts w:ascii="Times New Roman" w:hAnsi="Times New Roman" w:cs="Times New Roman"/>
+          <w:color w:val="000000" w:themeColor="text1"/>
+        </w:rPr>
+        <w:br/>
+      </w:r>
+      <w:r>
+        <w:rPr>
+          <w:rFonts w:ascii="Times New Roman" w:hAnsi="Times New Roman" w:cs="Times New Roman"/>
+          <w:color w:val="000000" w:themeColor="text1"/>
+        </w:rPr>
+        <w:br/>
+        <w:t>Spoink Попрыгунчик промахивается</w:t>
+      </w:r>
+      <w:r>
+        <w:rPr>
+          <w:rFonts w:ascii="Times New Roman" w:hAnsi="Times New Roman" w:cs="Times New Roman"/>
+          <w:color w:val="000000" w:themeColor="text1"/>
+        </w:rPr>
+        <w:br/>
+      </w:r>
+      <w:r>
+        <w:rPr>
+          <w:rFonts w:ascii="Times New Roman" w:hAnsi="Times New Roman" w:cs="Times New Roman"/>
+          <w:color w:val="000000" w:themeColor="text1"/>
+        </w:rPr>
+        <w:br/>
+      </w:r>
+      <w:r>
+        <w:rPr>
+          <w:rFonts w:ascii="Times New Roman" w:hAnsi="Times New Roman" w:cs="Times New Roman"/>
+          <w:color w:val="000000" w:themeColor="text1"/>
+        </w:rPr>
+        <w:br/>
+        <w:t>Poliwrath Гигант промахивается</w:t>
+      </w:r>
+      <w:r>
+        <w:rPr>
+          <w:rFonts w:ascii="Times New Roman" w:hAnsi="Times New Roman" w:cs="Times New Roman"/>
+          <w:color w:val="000000" w:themeColor="text1"/>
+        </w:rPr>
+        <w:br/>
+      </w:r>
+      <w:r>
+        <w:rPr>
+          <w:rFonts w:ascii="Times New Roman" w:hAnsi="Times New Roman" w:cs="Times New Roman"/>
+          <w:color w:val="000000" w:themeColor="text1"/>
+        </w:rPr>
+        <w:br/>
+        <w:t xml:space="preserve">Spoink Попрыгунчик использует Charge Beam. </w:t>
+      </w:r>
+      <w:r>
+        <w:rPr>
+          <w:rFonts w:ascii="Times New Roman" w:hAnsi="Times New Roman" w:cs="Times New Roman"/>
+          <w:color w:val="000000" w:themeColor="text1"/>
+        </w:rPr>
+        <w:br/>
+        <w:t>Poliwrath Гигант теряет 56 здоровья.</w:t>
+      </w:r>
+      <w:r>
+        <w:rPr>
+          <w:rFonts w:ascii="Times New Roman" w:hAnsi="Times New Roman" w:cs="Times New Roman"/>
+          <w:color w:val="000000" w:themeColor="text1"/>
+        </w:rPr>
+        <w:br/>
+        <w:t>Poliwrath Гигант теряет сознание.</w:t>
       </w:r>
       <w:r>
         <w:rPr>
@@ -8453,10 +5502,10 @@
           <w:color w:val="000000" w:themeColor="text1"/>
         </w:rPr>
         <w:drawing>
-          <wp:inline distT="0" distB="0" distL="0" distR="0" wp14:anchorId="395EA64B" wp14:editId="69E5B4DD">
-            <wp:extent cx="5676900" cy="4856465"/>
-            <wp:effectExtent l="0" t="0" r="0" b="1905"/>
-            <wp:docPr id="1985876624" name="Рисунок 1"/>
+          <wp:inline distT="0" distB="0" distL="0" distR="0" wp14:anchorId="628C9588" wp14:editId="5B738EEC">
+            <wp:extent cx="5940425" cy="5080635"/>
+            <wp:effectExtent l="0" t="0" r="3175" b="5715"/>
+            <wp:docPr id="137478935" name="Рисунок 1"/>
             <wp:cNvGraphicFramePr>
               <a:graphicFrameLocks xmlns:a="http://schemas.openxmlformats.org/drawingml/2006/main" noChangeAspect="1"/>
             </wp:cNvGraphicFramePr>
@@ -8464,7 +5513,7 @@
               <a:graphicData uri="http://schemas.openxmlformats.org/drawingml/2006/picture">
                 <pic:pic xmlns:pic="http://schemas.openxmlformats.org/drawingml/2006/picture">
                   <pic:nvPicPr>
-                    <pic:cNvPr id="1985876624" name=""/>
+                    <pic:cNvPr id="137478935" name=""/>
                     <pic:cNvPicPr/>
                   </pic:nvPicPr>
                   <pic:blipFill>
@@ -8476,7 +5525,7 @@
                   <pic:spPr>
                     <a:xfrm>
                       <a:off x="0" y="0"/>
-                      <a:ext cx="5703934" cy="4879592"/>
+                      <a:ext cx="5940425" cy="5080635"/>
                     </a:xfrm>
                     <a:prstGeom prst="rect">
                       <a:avLst/>
@@ -8666,7 +5715,6 @@
         </w:rPr>
         <w:t>.</w:t>
       </w:r>
-      <w:proofErr w:type="spellStart"/>
       <w:r>
         <w:rPr>
           <w:rStyle w:val="ac"/>
@@ -8676,7 +5724,6 @@
         </w:rPr>
         <w:t>drawio</w:t>
       </w:r>
-      <w:proofErr w:type="spellEnd"/>
       <w:r>
         <w:rPr>
           <w:rStyle w:val="ac"/>
@@ -8984,8 +6031,6 @@
           <w14:ligatures w14:val="none"/>
         </w:rPr>
       </w:pPr>
-      <w:proofErr w:type="spellStart"/>
-      <w:proofErr w:type="gramStart"/>
       <w:r>
         <w:rPr>
           <w:rFonts w:ascii="Times New Roman" w:eastAsia="Times New Roman" w:hAnsi="Times New Roman" w:cs="Times New Roman"/>
@@ -8994,51 +6039,7 @@
           <w:lang w:val="en-US" w:eastAsia="ru-RU"/>
           <w14:ligatures w14:val="none"/>
         </w:rPr>
-        <w:t>PokéDB</w:t>
-      </w:r>
-      <w:proofErr w:type="spellEnd"/>
-      <w:r>
-        <w:rPr>
-          <w:rFonts w:ascii="Times New Roman" w:eastAsia="Times New Roman" w:hAnsi="Times New Roman" w:cs="Times New Roman"/>
-          <w:color w:val="000000" w:themeColor="text1"/>
-          <w:kern w:val="0"/>
-          <w:lang w:val="en-US" w:eastAsia="ru-RU"/>
-          <w14:ligatures w14:val="none"/>
-        </w:rPr>
-        <w:t xml:space="preserve"> :</w:t>
-      </w:r>
-      <w:proofErr w:type="gramEnd"/>
-      <w:r>
-        <w:rPr>
-          <w:rFonts w:ascii="Times New Roman" w:eastAsia="Times New Roman" w:hAnsi="Times New Roman" w:cs="Times New Roman"/>
-          <w:color w:val="000000" w:themeColor="text1"/>
-          <w:kern w:val="0"/>
-          <w:lang w:val="en-US" w:eastAsia="ru-RU"/>
-          <w14:ligatures w14:val="none"/>
-        </w:rPr>
-        <w:t xml:space="preserve"> Pokémon </w:t>
-      </w:r>
-      <w:proofErr w:type="gramStart"/>
-      <w:r>
-        <w:rPr>
-          <w:rFonts w:ascii="Times New Roman" w:eastAsia="Times New Roman" w:hAnsi="Times New Roman" w:cs="Times New Roman"/>
-          <w:color w:val="000000" w:themeColor="text1"/>
-          <w:kern w:val="0"/>
-          <w:lang w:val="en-US" w:eastAsia="ru-RU"/>
-          <w14:ligatures w14:val="none"/>
-        </w:rPr>
-        <w:t>Database :</w:t>
-      </w:r>
-      <w:proofErr w:type="gramEnd"/>
-      <w:r>
-        <w:rPr>
-          <w:rFonts w:ascii="Times New Roman" w:eastAsia="Times New Roman" w:hAnsi="Times New Roman" w:cs="Times New Roman"/>
-          <w:color w:val="000000" w:themeColor="text1"/>
-          <w:kern w:val="0"/>
-          <w:lang w:val="en-US" w:eastAsia="ru-RU"/>
-          <w14:ligatures w14:val="none"/>
-        </w:rPr>
-        <w:t xml:space="preserve"> [</w:t>
+        <w:t>PokéDB : Pokémon Database : [</w:t>
       </w:r>
       <w:r>
         <w:rPr>
@@ -9164,8 +6165,6 @@
         </w:rPr>
         <w:t xml:space="preserve">Документация </w:t>
       </w:r>
-      <w:proofErr w:type="spellStart"/>
-      <w:proofErr w:type="gramStart"/>
       <w:r>
         <w:rPr>
           <w:rFonts w:ascii="Times New Roman" w:eastAsia="Times New Roman" w:hAnsi="Times New Roman" w:cs="Times New Roman"/>
@@ -9176,7 +6175,6 @@
         </w:rPr>
         <w:t>ru</w:t>
       </w:r>
-      <w:proofErr w:type="spellEnd"/>
       <w:r>
         <w:rPr>
           <w:rFonts w:ascii="Times New Roman" w:eastAsia="Times New Roman" w:hAnsi="Times New Roman" w:cs="Times New Roman"/>
@@ -9187,7 +6185,6 @@
         </w:rPr>
         <w:t>.</w:t>
       </w:r>
-      <w:proofErr w:type="spellStart"/>
       <w:r>
         <w:rPr>
           <w:rFonts w:ascii="Times New Roman" w:eastAsia="Times New Roman" w:hAnsi="Times New Roman" w:cs="Times New Roman"/>
@@ -9198,7 +6195,6 @@
         </w:rPr>
         <w:t>ifmo</w:t>
       </w:r>
-      <w:proofErr w:type="spellEnd"/>
       <w:r>
         <w:rPr>
           <w:rFonts w:ascii="Times New Roman" w:eastAsia="Times New Roman" w:hAnsi="Times New Roman" w:cs="Times New Roman"/>
@@ -9229,7 +6225,6 @@
         </w:rPr>
         <w:t>.</w:t>
       </w:r>
-      <w:proofErr w:type="spellStart"/>
       <w:r>
         <w:rPr>
           <w:rFonts w:ascii="Times New Roman" w:eastAsia="Times New Roman" w:hAnsi="Times New Roman" w:cs="Times New Roman"/>
@@ -9240,8 +6235,6 @@
         </w:rPr>
         <w:t>pokemon</w:t>
       </w:r>
-      <w:proofErr w:type="spellEnd"/>
-      <w:proofErr w:type="gramEnd"/>
       <w:r>
         <w:rPr>
           <w:rFonts w:ascii="Times New Roman" w:eastAsia="Times New Roman" w:hAnsi="Times New Roman" w:cs="Times New Roman"/>
@@ -9307,7 +6300,6 @@
           </w:rPr>
           <w:t>.</w:t>
         </w:r>
-        <w:proofErr w:type="spellStart"/>
         <w:r>
           <w:rPr>
             <w:rStyle w:val="ac"/>
@@ -9317,7 +6309,6 @@
           </w:rPr>
           <w:t>ifmo</w:t>
         </w:r>
-        <w:proofErr w:type="spellEnd"/>
         <w:r>
           <w:rPr>
             <w:rStyle w:val="ac"/>
@@ -9326,7 +6317,6 @@
           </w:rPr>
           <w:t>.</w:t>
         </w:r>
-        <w:proofErr w:type="spellStart"/>
         <w:r>
           <w:rPr>
             <w:rStyle w:val="ac"/>
@@ -9336,7 +6326,6 @@
           </w:rPr>
           <w:t>ru</w:t>
         </w:r>
-        <w:proofErr w:type="spellEnd"/>
         <w:r>
           <w:rPr>
             <w:rStyle w:val="ac"/>
